--- a/plantilla_base.docx
+++ b/plantilla_base.docx
@@ -13,7 +13,7 @@
           <w:tab w:val="num" w:pos="360"/>
         </w:tabs>
         <w:spacing w:before="0" w:after="0" w:line="240" w:lineRule="auto"/>
-        <w:ind w:left="284" w:firstLine="0"/>
+        <w:ind w:left="284" w:hanging="284"/>
         <w:rPr>
           <w:rFonts w:cs="Arial"/>
           <w:sz w:val="18"/>
@@ -45,15 +45,7 @@
           <w:sz w:val="18"/>
           <w:szCs w:val="18"/>
         </w:rPr>
-        <w:t xml:space="preserve"> </w:t>
-      </w:r>
-      <w:r>
-        <w:rPr>
-          <w:rFonts w:cs="Arial"/>
-          <w:sz w:val="18"/>
-          <w:szCs w:val="18"/>
-        </w:rPr>
-        <w:t>{{</w:t>
+        <w:t xml:space="preserve"> {{</w:t>
       </w:r>
       <w:proofErr w:type="spellStart"/>
       <w:r>
@@ -206,7 +198,237 @@
           <w:sz w:val="18"/>
           <w:szCs w:val="18"/>
         </w:rPr>
-        <w:t>}}</w:t>
+        <w:t xml:space="preserve">}} </w:t>
+      </w:r>
+      <w:r>
+        <w:rPr>
+          <w:rFonts w:cs="Arial"/>
+          <w:sz w:val="18"/>
+          <w:szCs w:val="18"/>
+        </w:rPr>
+        <w:t xml:space="preserve">en el sistema SCADA VICOS RSC por función </w:t>
+      </w:r>
+      <w:proofErr w:type="gramStart"/>
+      <w:r>
+        <w:rPr>
+          <w:rFonts w:cs="Arial"/>
+          <w:sz w:val="18"/>
+          <w:szCs w:val="18"/>
+        </w:rPr>
+        <w:t>“</w:t>
+      </w:r>
+      <w:r>
+        <w:rPr>
+          <w:rFonts w:cs="Arial"/>
+          <w:sz w:val="18"/>
+          <w:szCs w:val="18"/>
+        </w:rPr>
+        <w:t xml:space="preserve"> </w:t>
+      </w:r>
+      <w:r>
+        <w:rPr>
+          <w:rFonts w:cs="Arial"/>
+          <w:sz w:val="18"/>
+          <w:szCs w:val="18"/>
+        </w:rPr>
+        <w:t>{</w:t>
+      </w:r>
+      <w:proofErr w:type="gramEnd"/>
+      <w:r>
+        <w:rPr>
+          <w:rFonts w:cs="Arial"/>
+          <w:sz w:val="18"/>
+          <w:szCs w:val="18"/>
+        </w:rPr>
+        <w:t>{</w:t>
+      </w:r>
+      <w:proofErr w:type="spellStart"/>
+      <w:r>
+        <w:rPr>
+          <w:rFonts w:cs="Arial"/>
+          <w:sz w:val="18"/>
+          <w:szCs w:val="18"/>
+        </w:rPr>
+        <w:t>funci</w:t>
+      </w:r>
+      <w:r>
+        <w:rPr>
+          <w:rFonts w:cs="Arial"/>
+          <w:sz w:val="18"/>
+          <w:szCs w:val="18"/>
+        </w:rPr>
+        <w:t>o</w:t>
+      </w:r>
+      <w:r>
+        <w:rPr>
+          <w:rFonts w:cs="Arial"/>
+          <w:sz w:val="18"/>
+          <w:szCs w:val="18"/>
+        </w:rPr>
+        <w:t>n_disparo_inicial</w:t>
+      </w:r>
+      <w:proofErr w:type="spellEnd"/>
+      <w:r>
+        <w:rPr>
+          <w:rFonts w:cs="Arial"/>
+          <w:sz w:val="18"/>
+          <w:szCs w:val="18"/>
+        </w:rPr>
+        <w:t>}</w:t>
+      </w:r>
+      <w:proofErr w:type="gramStart"/>
+      <w:r>
+        <w:rPr>
+          <w:rFonts w:cs="Arial"/>
+          <w:sz w:val="18"/>
+          <w:szCs w:val="18"/>
+        </w:rPr>
+        <w:t>}</w:t>
+      </w:r>
+      <w:r>
+        <w:rPr>
+          <w:rFonts w:cs="Arial"/>
+          <w:sz w:val="18"/>
+          <w:szCs w:val="18"/>
+        </w:rPr>
+        <w:t xml:space="preserve"> </w:t>
+      </w:r>
+      <w:r>
+        <w:rPr>
+          <w:rFonts w:cs="Arial"/>
+          <w:b/>
+          <w:sz w:val="18"/>
+          <w:szCs w:val="18"/>
+        </w:rPr>
+        <w:t>”</w:t>
+      </w:r>
+      <w:proofErr w:type="gramEnd"/>
+      <w:r>
+        <w:rPr>
+          <w:rFonts w:cs="Arial"/>
+          <w:sz w:val="18"/>
+          <w:szCs w:val="18"/>
+        </w:rPr>
+        <w:t xml:space="preserve"> y </w:t>
+      </w:r>
+      <w:r>
+        <w:rPr>
+          <w:rFonts w:cs="Arial"/>
+          <w:sz w:val="18"/>
+          <w:szCs w:val="18"/>
+        </w:rPr>
+        <w:t xml:space="preserve">por actuación del relé </w:t>
+      </w:r>
+      <w:proofErr w:type="spellStart"/>
+      <w:r>
+        <w:rPr>
+          <w:rFonts w:cs="Arial"/>
+          <w:sz w:val="18"/>
+          <w:szCs w:val="18"/>
+        </w:rPr>
+        <w:t>S</w:t>
+      </w:r>
+      <w:r>
+        <w:rPr>
+          <w:rFonts w:cs="Arial"/>
+          <w:sz w:val="18"/>
+          <w:szCs w:val="18"/>
+        </w:rPr>
+        <w:t>itras</w:t>
+      </w:r>
+      <w:proofErr w:type="spellEnd"/>
+      <w:r>
+        <w:rPr>
+          <w:rFonts w:cs="Arial"/>
+          <w:sz w:val="18"/>
+          <w:szCs w:val="18"/>
+        </w:rPr>
+        <w:t xml:space="preserve"> PRO por función </w:t>
+      </w:r>
+      <w:proofErr w:type="gramStart"/>
+      <w:r>
+        <w:rPr>
+          <w:rFonts w:cs="Arial"/>
+          <w:sz w:val="18"/>
+          <w:szCs w:val="18"/>
+        </w:rPr>
+        <w:t>“</w:t>
+      </w:r>
+      <w:r>
+        <w:rPr>
+          <w:rFonts w:cs="Arial"/>
+          <w:sz w:val="18"/>
+          <w:szCs w:val="18"/>
+        </w:rPr>
+        <w:t xml:space="preserve"> </w:t>
+      </w:r>
+      <w:r>
+        <w:rPr>
+          <w:rFonts w:cs="Arial"/>
+          <w:sz w:val="18"/>
+          <w:szCs w:val="18"/>
+        </w:rPr>
+        <w:t>{</w:t>
+      </w:r>
+      <w:proofErr w:type="gramEnd"/>
+      <w:r>
+        <w:rPr>
+          <w:rFonts w:cs="Arial"/>
+          <w:sz w:val="18"/>
+          <w:szCs w:val="18"/>
+        </w:rPr>
+        <w:t>{</w:t>
+      </w:r>
+      <w:proofErr w:type="spellStart"/>
+      <w:r>
+        <w:rPr>
+          <w:rFonts w:cs="Arial"/>
+          <w:sz w:val="18"/>
+          <w:szCs w:val="18"/>
+        </w:rPr>
+        <w:t>funci</w:t>
+      </w:r>
+      <w:r>
+        <w:rPr>
+          <w:rFonts w:cs="Arial"/>
+          <w:sz w:val="18"/>
+          <w:szCs w:val="18"/>
+        </w:rPr>
+        <w:t>o</w:t>
+      </w:r>
+      <w:r>
+        <w:rPr>
+          <w:rFonts w:cs="Arial"/>
+          <w:sz w:val="18"/>
+          <w:szCs w:val="18"/>
+        </w:rPr>
+        <w:t>n_disparo_final</w:t>
+      </w:r>
+      <w:proofErr w:type="spellEnd"/>
+      <w:r>
+        <w:rPr>
+          <w:rFonts w:cs="Arial"/>
+          <w:sz w:val="18"/>
+          <w:szCs w:val="18"/>
+        </w:rPr>
+        <w:t>}</w:t>
+      </w:r>
+      <w:proofErr w:type="gramStart"/>
+      <w:r>
+        <w:rPr>
+          <w:rFonts w:cs="Arial"/>
+          <w:sz w:val="18"/>
+          <w:szCs w:val="18"/>
+        </w:rPr>
+        <w:t>}</w:t>
+      </w:r>
+      <w:r>
+        <w:rPr>
+          <w:rFonts w:cs="Arial"/>
+          <w:sz w:val="18"/>
+          <w:szCs w:val="18"/>
+        </w:rPr>
+        <w:t xml:space="preserve"> </w:t>
       </w:r>
       <w:r>
         <w:rPr>
@@ -216,177 +438,9 @@
           <w:sz w:val="18"/>
           <w:szCs w:val="18"/>
         </w:rPr>
-        <w:t xml:space="preserve"> </w:t>
-      </w:r>
-      <w:r>
-        <w:rPr>
-          <w:rFonts w:cs="Arial"/>
-          <w:sz w:val="18"/>
-          <w:szCs w:val="18"/>
-        </w:rPr>
-        <w:t xml:space="preserve">en el sistema SCADA VICOS RSC por función </w:t>
-      </w:r>
-      <w:r>
-        <w:rPr>
-          <w:rFonts w:cs="Arial"/>
-          <w:sz w:val="18"/>
-          <w:szCs w:val="18"/>
-        </w:rPr>
-        <w:t>“</w:t>
-      </w:r>
-      <w:r>
-        <w:rPr>
-          <w:rFonts w:cs="Arial"/>
-          <w:sz w:val="18"/>
-          <w:szCs w:val="18"/>
-        </w:rPr>
-        <w:t>{{</w:t>
-      </w:r>
-      <w:proofErr w:type="spellStart"/>
-      <w:r>
-        <w:rPr>
-          <w:rFonts w:cs="Arial"/>
-          <w:sz w:val="18"/>
-          <w:szCs w:val="18"/>
-        </w:rPr>
-        <w:t>funci</w:t>
-      </w:r>
-      <w:r>
-        <w:rPr>
-          <w:rFonts w:cs="Arial"/>
-          <w:sz w:val="18"/>
-          <w:szCs w:val="18"/>
-        </w:rPr>
-        <w:t>o</w:t>
-      </w:r>
-      <w:r>
-        <w:rPr>
-          <w:rFonts w:cs="Arial"/>
-          <w:sz w:val="18"/>
-          <w:szCs w:val="18"/>
-        </w:rPr>
-        <w:t>n_disparo_inicial</w:t>
-      </w:r>
-      <w:proofErr w:type="spellEnd"/>
-      <w:r>
-        <w:rPr>
-          <w:rFonts w:cs="Arial"/>
-          <w:sz w:val="18"/>
-          <w:szCs w:val="18"/>
-        </w:rPr>
-        <w:t>}}</w:t>
-      </w:r>
-      <w:r>
-        <w:rPr>
-          <w:rFonts w:cs="Arial"/>
-          <w:b/>
-          <w:sz w:val="18"/>
-          <w:szCs w:val="18"/>
-        </w:rPr>
         <w:t>”</w:t>
       </w:r>
-      <w:r>
-        <w:rPr>
-          <w:rFonts w:cs="Arial"/>
-          <w:sz w:val="18"/>
-          <w:szCs w:val="18"/>
-        </w:rPr>
-        <w:t xml:space="preserve"> y </w:t>
-      </w:r>
-      <w:r>
-        <w:rPr>
-          <w:rFonts w:cs="Arial"/>
-          <w:sz w:val="18"/>
-          <w:szCs w:val="18"/>
-        </w:rPr>
-        <w:t xml:space="preserve">por actuación del relé </w:t>
-      </w:r>
-      <w:proofErr w:type="spellStart"/>
-      <w:r>
-        <w:rPr>
-          <w:rFonts w:cs="Arial"/>
-          <w:sz w:val="18"/>
-          <w:szCs w:val="18"/>
-        </w:rPr>
-        <w:t>S</w:t>
-      </w:r>
-      <w:r>
-        <w:rPr>
-          <w:rFonts w:cs="Arial"/>
-          <w:sz w:val="18"/>
-          <w:szCs w:val="18"/>
-        </w:rPr>
-        <w:t>itras</w:t>
-      </w:r>
-      <w:proofErr w:type="spellEnd"/>
-      <w:r>
-        <w:rPr>
-          <w:rFonts w:cs="Arial"/>
-          <w:sz w:val="18"/>
-          <w:szCs w:val="18"/>
-        </w:rPr>
-        <w:t xml:space="preserve"> PRO por función </w:t>
-      </w:r>
-      <w:r>
-        <w:rPr>
-          <w:rFonts w:cs="Arial"/>
-          <w:sz w:val="18"/>
-          <w:szCs w:val="18"/>
-        </w:rPr>
-        <w:t>“</w:t>
-      </w:r>
-      <w:r>
-        <w:rPr>
-          <w:rFonts w:cs="Arial"/>
-          <w:sz w:val="18"/>
-          <w:szCs w:val="18"/>
-        </w:rPr>
-        <w:t>{{</w:t>
-      </w:r>
-      <w:proofErr w:type="spellStart"/>
-      <w:r>
-        <w:rPr>
-          <w:rFonts w:cs="Arial"/>
-          <w:sz w:val="18"/>
-          <w:szCs w:val="18"/>
-        </w:rPr>
-        <w:t>funci</w:t>
-      </w:r>
-      <w:r>
-        <w:rPr>
-          <w:rFonts w:cs="Arial"/>
-          <w:sz w:val="18"/>
-          <w:szCs w:val="18"/>
-        </w:rPr>
-        <w:t>o</w:t>
-      </w:r>
-      <w:r>
-        <w:rPr>
-          <w:rFonts w:cs="Arial"/>
-          <w:sz w:val="18"/>
-          <w:szCs w:val="18"/>
-        </w:rPr>
-        <w:t>n_disparo_final</w:t>
-      </w:r>
-      <w:proofErr w:type="spellEnd"/>
-      <w:r>
-        <w:rPr>
-          <w:rFonts w:cs="Arial"/>
-          <w:sz w:val="18"/>
-          <w:szCs w:val="18"/>
-        </w:rPr>
-        <w:t>}}</w:t>
-      </w:r>
-      <w:r>
-        <w:rPr>
-          <w:rFonts w:cs="Arial"/>
-          <w:b/>
-          <w:bCs/>
-          <w:sz w:val="18"/>
-          <w:szCs w:val="18"/>
-        </w:rPr>
-        <w:t>”</w:t>
-      </w:r>
+      <w:proofErr w:type="gramEnd"/>
     </w:p>
     <w:p>
       <w:pPr>
@@ -483,6 +537,7 @@
         </w:rPr>
         <w:t xml:space="preserve"> </w:t>
       </w:r>
+      <w:proofErr w:type="gramStart"/>
       <w:r>
         <w:rPr>
           <w:rFonts w:cs="Arial"/>
@@ -497,7 +552,24 @@
           <w:sz w:val="18"/>
           <w:szCs w:val="18"/>
         </w:rPr>
-        <w:t>{{</w:t>
+        <w:t xml:space="preserve"> </w:t>
+      </w:r>
+      <w:r>
+        <w:rPr>
+          <w:rFonts w:cs="Arial"/>
+          <w:sz w:val="18"/>
+          <w:szCs w:val="18"/>
+        </w:rPr>
+        <w:t>{</w:t>
+      </w:r>
+      <w:proofErr w:type="gramEnd"/>
+      <w:r>
+        <w:rPr>
+          <w:rFonts w:cs="Arial"/>
+          <w:sz w:val="18"/>
+          <w:szCs w:val="18"/>
+        </w:rPr>
+        <w:t>{</w:t>
       </w:r>
       <w:proofErr w:type="spellStart"/>
       <w:r>
@@ -515,7 +587,24 @@
           <w:sz w:val="18"/>
           <w:szCs w:val="18"/>
         </w:rPr>
-        <w:t>}}</w:t>
+        <w:t>}</w:t>
+      </w:r>
+      <w:proofErr w:type="gramStart"/>
+      <w:r>
+        <w:rPr>
+          <w:rFonts w:cs="Arial"/>
+          <w:sz w:val="18"/>
+          <w:szCs w:val="18"/>
+        </w:rPr>
+        <w:t>}</w:t>
+      </w:r>
+      <w:r>
+        <w:rPr>
+          <w:rFonts w:cs="Arial"/>
+          <w:sz w:val="18"/>
+          <w:szCs w:val="18"/>
+        </w:rPr>
+        <w:t xml:space="preserve"> </w:t>
       </w:r>
       <w:r>
         <w:rPr>
@@ -525,6 +614,7 @@
         </w:rPr>
         <w:t>”</w:t>
       </w:r>
+      <w:proofErr w:type="gramEnd"/>
       <w:r>
         <w:rPr>
           <w:rFonts w:cs="Arial"/>
@@ -575,6 +665,7 @@
         </w:rPr>
         <w:t xml:space="preserve"> </w:t>
       </w:r>
+      <w:proofErr w:type="gramStart"/>
       <w:r>
         <w:rPr>
           <w:rFonts w:cs="Arial"/>
@@ -589,7 +680,24 @@
           <w:sz w:val="18"/>
           <w:szCs w:val="18"/>
         </w:rPr>
-        <w:t>{{</w:t>
+        <w:t xml:space="preserve"> </w:t>
+      </w:r>
+      <w:r>
+        <w:rPr>
+          <w:rFonts w:cs="Arial"/>
+          <w:sz w:val="18"/>
+          <w:szCs w:val="18"/>
+        </w:rPr>
+        <w:t>{</w:t>
+      </w:r>
+      <w:proofErr w:type="gramEnd"/>
+      <w:r>
+        <w:rPr>
+          <w:rFonts w:cs="Arial"/>
+          <w:sz w:val="18"/>
+          <w:szCs w:val="18"/>
+        </w:rPr>
+        <w:t>{</w:t>
       </w:r>
       <w:proofErr w:type="spellStart"/>
       <w:r>
@@ -617,13 +725,31 @@
         </w:rPr>
         <w:t>}</w:t>
       </w:r>
-      <w:r>
-        <w:rPr>
-          <w:rFonts w:cs="Arial"/>
-          <w:sz w:val="18"/>
-          <w:szCs w:val="18"/>
-        </w:rPr>
-        <w:t>”.</w:t>
+      <w:proofErr w:type="gramStart"/>
+      <w:r>
+        <w:rPr>
+          <w:rFonts w:cs="Arial"/>
+          <w:sz w:val="18"/>
+          <w:szCs w:val="18"/>
+        </w:rPr>
+        <w:t xml:space="preserve">} </w:t>
+      </w:r>
+      <w:r>
+        <w:rPr>
+          <w:rFonts w:cs="Arial"/>
+          <w:sz w:val="18"/>
+          <w:szCs w:val="18"/>
+        </w:rPr>
+        <w:t>”</w:t>
+      </w:r>
+      <w:proofErr w:type="gramEnd"/>
+      <w:r>
+        <w:rPr>
+          <w:rFonts w:cs="Arial"/>
+          <w:sz w:val="18"/>
+          <w:szCs w:val="18"/>
+        </w:rPr>
+        <w:t>.</w:t>
       </w:r>
     </w:p>
     <w:p>
@@ -1030,7 +1156,7 @@
           <w:sz w:val="18"/>
           <w:szCs w:val="18"/>
         </w:rPr>
-        <w:t>}}}</w:t>
+        <w:t>}}</w:t>
       </w:r>
     </w:p>
     <w:p>
@@ -2746,27 +2872,7 @@
           <w:sz w:val="18"/>
           <w:szCs w:val="18"/>
         </w:rPr>
-        <w:t>No</w:t>
-      </w:r>
-      <w:r>
-        <w:rPr>
-          <w:rFonts w:cs="Arial"/>
-          <w:b/>
-          <w:i/>
-          <w:sz w:val="18"/>
-          <w:szCs w:val="18"/>
-        </w:rPr>
-        <w:t>2</w:t>
-      </w:r>
-      <w:r>
-        <w:rPr>
-          <w:rFonts w:cs="Arial"/>
-          <w:b/>
-          <w:i/>
-          <w:sz w:val="18"/>
-          <w:szCs w:val="18"/>
-        </w:rPr>
-        <w:t>ta:</w:t>
+        <w:t>Nota:</w:t>
       </w:r>
       <w:r>
         <w:rPr>
@@ -2933,6 +3039,7 @@
                 <w:tab w:val="left" w:pos="6659"/>
                 <w:tab w:val="left" w:pos="6839"/>
               </w:tabs>
+              <w:jc w:val="center"/>
               <w:rPr>
                 <w:rFonts w:ascii="Arial" w:hAnsi="Arial" w:cs="Arial"/>
                 <w:bCs/>
@@ -3195,26 +3302,6 @@
                 <w:sz w:val="18"/>
                 <w:szCs w:val="18"/>
               </w:rPr>
-              <w:t>AL</w:t>
-            </w:r>
-            <w:r>
-              <w:rPr>
-                <w:rFonts w:ascii="Arial" w:hAnsi="Arial" w:cs="Arial"/>
-                <w:bCs/>
-                <w:color w:val="000000" w:themeColor="text1"/>
-                <w:sz w:val="18"/>
-                <w:szCs w:val="18"/>
-              </w:rPr>
-              <w:t>4</w:t>
-            </w:r>
-            <w:r>
-              <w:rPr>
-                <w:rFonts w:ascii="Arial" w:hAnsi="Arial" w:cs="Arial"/>
-                <w:bCs/>
-                <w:color w:val="000000" w:themeColor="text1"/>
-                <w:sz w:val="18"/>
-                <w:szCs w:val="18"/>
-              </w:rPr>
               <w:t xml:space="preserve">. Asimismo, se registró en el relé </w:t>
             </w:r>
             <w:proofErr w:type="spellStart"/>
@@ -3251,6 +3338,16 @@
             </w:r>
             <w:r>
               <w:rPr>
+                <w:rFonts w:ascii="Arial" w:hAnsi="Arial" w:cs="Arial"/>
+                <w:bCs/>
+                <w:color w:val="000000" w:themeColor="text1"/>
+                <w:sz w:val="18"/>
+                <w:szCs w:val="18"/>
+              </w:rPr>
+              <w:t>“</w:t>
+            </w:r>
+            <w:r>
+              <w:rPr>
                 <w:rFonts w:cs="Arial"/>
                 <w:sz w:val="18"/>
                 <w:szCs w:val="18"/>
@@ -3264,138 +3361,84 @@
                 <w:sz w:val="18"/>
                 <w:szCs w:val="18"/>
               </w:rPr>
-              <w:t>función_disparo_</w:t>
-            </w:r>
+              <w:t>función_disparo_final</w:t>
+            </w:r>
+            <w:proofErr w:type="spellEnd"/>
             <w:r>
               <w:rPr>
                 <w:rFonts w:cs="Arial"/>
                 <w:sz w:val="18"/>
                 <w:szCs w:val="18"/>
               </w:rPr>
-              <w:t>final</w:t>
+              <w:t>}}</w:t>
+            </w:r>
+            <w:r>
+              <w:rPr>
+                <w:rFonts w:ascii="Arial" w:hAnsi="Arial" w:cs="Arial"/>
+                <w:b/>
+                <w:bCs/>
+                <w:color w:val="000000" w:themeColor="text1"/>
+                <w:sz w:val="18"/>
+                <w:szCs w:val="18"/>
+              </w:rPr>
+              <w:t>”</w:t>
+            </w:r>
+            <w:r>
+              <w:rPr>
+                <w:rFonts w:ascii="Arial" w:hAnsi="Arial" w:cs="Arial"/>
+                <w:b/>
+                <w:bCs/>
+                <w:color w:val="000000" w:themeColor="text1"/>
+                <w:sz w:val="18"/>
+                <w:szCs w:val="18"/>
+              </w:rPr>
+              <w:t xml:space="preserve"> </w:t>
+            </w:r>
+            <w:r>
+              <w:rPr>
+                <w:rFonts w:ascii="Arial" w:hAnsi="Arial" w:cs="Arial"/>
+                <w:b/>
+                <w:bCs/>
+                <w:color w:val="000000" w:themeColor="text1"/>
+                <w:sz w:val="18"/>
+                <w:szCs w:val="18"/>
+              </w:rPr>
+              <w:t xml:space="preserve">(ST </w:t>
+            </w:r>
+            <w:r>
+              <w:rPr>
+                <w:rFonts w:ascii="Arial" w:hAnsi="Arial" w:cs="Arial"/>
+                <w:b/>
+                <w:bCs/>
+                <w:color w:val="000000" w:themeColor="text1"/>
+                <w:sz w:val="18"/>
+                <w:szCs w:val="18"/>
+              </w:rPr>
+              <w:t>{{</w:t>
+            </w:r>
+            <w:proofErr w:type="spellStart"/>
+            <w:r>
+              <w:rPr>
+                <w:rFonts w:ascii="Arial" w:hAnsi="Arial" w:cs="Arial"/>
+                <w:b/>
+                <w:bCs/>
+                <w:color w:val="000000" w:themeColor="text1"/>
+                <w:sz w:val="18"/>
+                <w:szCs w:val="18"/>
+              </w:rPr>
+              <w:t>st_aperturado</w:t>
             </w:r>
             <w:proofErr w:type="spellEnd"/>
             <w:r>
               <w:rPr>
-                <w:rFonts w:cs="Arial"/>
+                <w:rFonts w:ascii="Arial" w:hAnsi="Arial" w:cs="Arial"/>
+                <w:b/>
+                <w:bCs/>
+                <w:color w:val="000000" w:themeColor="text1"/>
                 <w:sz w:val="18"/>
                 <w:szCs w:val="18"/>
               </w:rPr>
               <w:t>}}</w:t>
-            </w:r>
-            <w:r>
-              <w:rPr>
-                <w:rFonts w:ascii="Arial" w:hAnsi="Arial" w:cs="Arial"/>
-                <w:b/>
-                <w:bCs/>
-                <w:color w:val="000000" w:themeColor="text1"/>
-                <w:sz w:val="18"/>
-                <w:szCs w:val="18"/>
-              </w:rPr>
-              <w:t xml:space="preserve"> </w:t>
-            </w:r>
-            <w:r>
-              <w:rPr>
-                <w:rFonts w:ascii="Arial" w:hAnsi="Arial" w:cs="Arial"/>
-                <w:b/>
-                <w:bCs/>
-                <w:color w:val="000000" w:themeColor="text1"/>
-                <w:sz w:val="18"/>
-                <w:szCs w:val="18"/>
-              </w:rPr>
-              <w:t>“</w:t>
-            </w:r>
-            <w:r>
-              <w:rPr>
-                <w:rFonts w:ascii="Arial" w:hAnsi="Arial" w:cs="Arial"/>
-                <w:b/>
-                <w:bCs/>
-                <w:color w:val="000000" w:themeColor="text1"/>
-                <w:sz w:val="18"/>
-                <w:szCs w:val="18"/>
-              </w:rPr>
-              <w:t xml:space="preserve">Disparo </w:t>
-            </w:r>
-            <w:proofErr w:type="spellStart"/>
-            <w:r>
-              <w:rPr>
-                <w:rFonts w:ascii="Arial" w:hAnsi="Arial" w:cs="Arial"/>
-                <w:b/>
-                <w:bCs/>
-                <w:color w:val="000000" w:themeColor="text1"/>
-                <w:sz w:val="18"/>
-                <w:szCs w:val="18"/>
-              </w:rPr>
-              <w:t>Imax</w:t>
-            </w:r>
-            <w:proofErr w:type="spellEnd"/>
-            <w:r>
-              <w:rPr>
-                <w:rFonts w:ascii="Arial" w:hAnsi="Arial" w:cs="Arial"/>
-                <w:b/>
-                <w:bCs/>
-                <w:color w:val="000000" w:themeColor="text1"/>
-                <w:sz w:val="18"/>
-                <w:szCs w:val="18"/>
-              </w:rPr>
-              <w:t xml:space="preserve">” </w:t>
-            </w:r>
-            <w:r>
-              <w:rPr>
-                <w:rFonts w:ascii="Arial" w:hAnsi="Arial" w:cs="Arial"/>
-                <w:b/>
-                <w:bCs/>
-                <w:color w:val="000000" w:themeColor="text1"/>
-                <w:sz w:val="18"/>
-                <w:szCs w:val="18"/>
-              </w:rPr>
-              <w:t xml:space="preserve">(ST </w:t>
-            </w:r>
-            <w:r>
-              <w:rPr>
-                <w:rFonts w:ascii="Arial" w:hAnsi="Arial" w:cs="Arial"/>
-                <w:b/>
-                <w:bCs/>
-                <w:color w:val="000000" w:themeColor="text1"/>
-                <w:sz w:val="18"/>
-                <w:szCs w:val="18"/>
-              </w:rPr>
-              <w:t>{{</w:t>
-            </w:r>
-            <w:proofErr w:type="spellStart"/>
-            <w:r>
-              <w:rPr>
-                <w:rFonts w:ascii="Arial" w:hAnsi="Arial" w:cs="Arial"/>
-                <w:b/>
-                <w:bCs/>
-                <w:color w:val="000000" w:themeColor="text1"/>
-                <w:sz w:val="18"/>
-                <w:szCs w:val="18"/>
-              </w:rPr>
-              <w:t>st_aperturado</w:t>
-            </w:r>
-            <w:proofErr w:type="spellEnd"/>
-            <w:r>
-              <w:rPr>
-                <w:rFonts w:ascii="Arial" w:hAnsi="Arial" w:cs="Arial"/>
-                <w:b/>
-                <w:bCs/>
-                <w:color w:val="000000" w:themeColor="text1"/>
-                <w:sz w:val="18"/>
-                <w:szCs w:val="18"/>
-              </w:rPr>
-              <w:t>}}</w:t>
-            </w:r>
-            <w:r>
-              <w:rPr>
-                <w:rFonts w:ascii="Arial" w:hAnsi="Arial" w:cs="Arial"/>
-                <w:b/>
-                <w:bCs/>
-                <w:color w:val="000000" w:themeColor="text1"/>
-                <w:sz w:val="18"/>
-                <w:szCs w:val="18"/>
-              </w:rPr>
-              <w:t>1404241</w:t>
             </w:r>
             <w:r>
               <w:rPr>
@@ -3516,17 +3559,7 @@
                 <w:sz w:val="18"/>
                 <w:szCs w:val="18"/>
               </w:rPr>
-              <w:t>ser_</w:t>
-            </w:r>
-            <w:r>
-              <w:rPr>
-                <w:rFonts w:ascii="Arial" w:hAnsi="Arial" w:cs="Arial"/>
-                <w:bCs/>
-                <w:color w:val="000000" w:themeColor="text1"/>
-                <w:sz w:val="18"/>
-                <w:szCs w:val="18"/>
-              </w:rPr>
-              <w:t>vecino</w:t>
+              <w:t>ser_vecino</w:t>
             </w:r>
             <w:proofErr w:type="spellEnd"/>
             <w:r>
@@ -3578,6 +3611,38 @@
             <w:r>
               <w:rPr>
                 <w:rFonts w:cs="Arial"/>
+                <w:bCs/>
+                <w:color w:val="000000" w:themeColor="text1"/>
+                <w:sz w:val="18"/>
+                <w:szCs w:val="18"/>
+              </w:rPr>
+              <w:t>“</w:t>
+            </w:r>
+            <w:r>
+              <w:rPr>
+                <w:rFonts w:ascii="Arial" w:hAnsi="Arial" w:cs="Arial"/>
+                <w:b/>
+                <w:color w:val="000000" w:themeColor="text1"/>
+                <w:sz w:val="18"/>
+                <w:szCs w:val="18"/>
+              </w:rPr>
+              <w:t>Disparo por S/E vecina”</w:t>
+            </w:r>
+            <w:r>
+              <w:rPr>
+                <w:rFonts w:ascii="Arial" w:hAnsi="Arial" w:cs="Arial"/>
+                <w:bCs/>
+                <w:color w:val="000000" w:themeColor="text1"/>
+                <w:sz w:val="18"/>
+                <w:szCs w:val="18"/>
+              </w:rPr>
+              <w:t xml:space="preserve"> del alimentador </w:t>
+            </w:r>
+            <w:r>
+              <w:rPr>
+                <w:rFonts w:ascii="Arial" w:hAnsi="Arial" w:cs="Arial"/>
+                <w:bCs/>
+                <w:color w:val="000000" w:themeColor="text1"/>
                 <w:sz w:val="18"/>
                 <w:szCs w:val="18"/>
               </w:rPr>
@@ -3586,17 +3651,20 @@
             <w:proofErr w:type="spellStart"/>
             <w:r>
               <w:rPr>
-                <w:rFonts w:cs="Arial"/>
-                <w:sz w:val="18"/>
-                <w:szCs w:val="18"/>
-              </w:rPr>
-              <w:t>función_disparo_vecina_inicial</w:t>
+                <w:rFonts w:ascii="Arial" w:hAnsi="Arial" w:cs="Arial"/>
+                <w:bCs/>
+                <w:color w:val="000000" w:themeColor="text1"/>
+                <w:sz w:val="18"/>
+                <w:szCs w:val="18"/>
+              </w:rPr>
+              <w:t>alimentador_vecino</w:t>
             </w:r>
             <w:proofErr w:type="spellEnd"/>
-            <w:proofErr w:type="gramStart"/>
-            <w:r>
-              <w:rPr>
-                <w:rFonts w:cs="Arial"/>
+            <w:r>
+              <w:rPr>
+                <w:rFonts w:ascii="Arial" w:hAnsi="Arial" w:cs="Arial"/>
+                <w:bCs/>
+                <w:color w:val="000000" w:themeColor="text1"/>
                 <w:sz w:val="18"/>
                 <w:szCs w:val="18"/>
               </w:rPr>
@@ -3605,192 +3673,85 @@
             <w:r>
               <w:rPr>
                 <w:rFonts w:ascii="Arial" w:hAnsi="Arial" w:cs="Arial"/>
-                <w:b/>
+                <w:bCs/>
+                <w:color w:val="000000" w:themeColor="text1"/>
+                <w:sz w:val="18"/>
+                <w:szCs w:val="18"/>
+              </w:rPr>
+              <w:t>AL</w:t>
+            </w:r>
+            <w:r>
+              <w:rPr>
+                <w:rFonts w:ascii="Arial" w:hAnsi="Arial" w:cs="Arial"/>
+                <w:bCs/>
+                <w:color w:val="000000" w:themeColor="text1"/>
+                <w:sz w:val="18"/>
+                <w:szCs w:val="18"/>
+              </w:rPr>
+              <w:t>2</w:t>
+            </w:r>
+            <w:r>
+              <w:rPr>
+                <w:rFonts w:ascii="Arial" w:hAnsi="Arial" w:cs="Arial"/>
+                <w:bCs/>
+                <w:color w:val="000000" w:themeColor="text1"/>
+                <w:sz w:val="18"/>
+                <w:szCs w:val="18"/>
+              </w:rPr>
+              <w:t xml:space="preserve">. Asimismo, se registró en el relé </w:t>
+            </w:r>
+            <w:proofErr w:type="spellStart"/>
+            <w:r>
+              <w:rPr>
+                <w:rFonts w:ascii="Arial" w:hAnsi="Arial" w:cs="Arial"/>
+                <w:bCs/>
+                <w:color w:val="000000" w:themeColor="text1"/>
+                <w:sz w:val="18"/>
+                <w:szCs w:val="18"/>
+              </w:rPr>
+              <w:t>Sitras</w:t>
+            </w:r>
+            <w:proofErr w:type="spellEnd"/>
+            <w:r>
+              <w:rPr>
+                <w:rFonts w:ascii="Arial" w:hAnsi="Arial" w:cs="Arial"/>
+                <w:bCs/>
+                <w:color w:val="000000" w:themeColor="text1"/>
+                <w:sz w:val="18"/>
+                <w:szCs w:val="18"/>
+              </w:rPr>
+              <w:t xml:space="preserve"> PRO</w:t>
+            </w:r>
+            <w:r>
+              <w:rPr>
+                <w:rFonts w:ascii="Arial" w:hAnsi="Arial" w:cs="Arial"/>
+                <w:bCs/>
+                <w:color w:val="000000" w:themeColor="text1"/>
+                <w:sz w:val="18"/>
+                <w:szCs w:val="18"/>
+              </w:rPr>
+              <w:t xml:space="preserve"> por función</w:t>
+            </w:r>
+            <w:r>
+              <w:rPr>
+                <w:rFonts w:ascii="Arial" w:hAnsi="Arial" w:cs="Arial"/>
+                <w:bCs/>
+                <w:color w:val="000000" w:themeColor="text1"/>
+                <w:sz w:val="18"/>
+                <w:szCs w:val="18"/>
+              </w:rPr>
+              <w:t xml:space="preserve"> </w:t>
+            </w:r>
+            <w:r>
+              <w:rPr>
+                <w:rFonts w:ascii="Arial" w:hAnsi="Arial" w:cs="Arial"/>
+                <w:bCs/>
                 <w:color w:val="000000" w:themeColor="text1"/>
                 <w:sz w:val="18"/>
                 <w:szCs w:val="18"/>
               </w:rPr>
               <w:t>“</w:t>
             </w:r>
-            <w:proofErr w:type="gramEnd"/>
-            <w:r>
-              <w:rPr>
-                <w:rFonts w:ascii="Arial" w:hAnsi="Arial" w:cs="Arial"/>
-                <w:b/>
-                <w:color w:val="000000" w:themeColor="text1"/>
-                <w:sz w:val="18"/>
-                <w:szCs w:val="18"/>
-              </w:rPr>
-              <w:t>Disparo por S/E vecina”</w:t>
-            </w:r>
-            <w:r>
-              <w:rPr>
-                <w:rFonts w:ascii="Arial" w:hAnsi="Arial" w:cs="Arial"/>
-                <w:bCs/>
-                <w:color w:val="000000" w:themeColor="text1"/>
-                <w:sz w:val="18"/>
-                <w:szCs w:val="18"/>
-              </w:rPr>
-              <w:t xml:space="preserve"> del alimentador </w:t>
-            </w:r>
-            <w:r>
-              <w:rPr>
-                <w:rFonts w:ascii="Arial" w:hAnsi="Arial" w:cs="Arial"/>
-                <w:bCs/>
-                <w:color w:val="000000" w:themeColor="text1"/>
-                <w:sz w:val="18"/>
-                <w:szCs w:val="18"/>
-              </w:rPr>
-              <w:t>{{</w:t>
-            </w:r>
-            <w:proofErr w:type="spellStart"/>
-            <w:r>
-              <w:rPr>
-                <w:rFonts w:ascii="Arial" w:hAnsi="Arial" w:cs="Arial"/>
-                <w:bCs/>
-                <w:color w:val="000000" w:themeColor="text1"/>
-                <w:sz w:val="18"/>
-                <w:szCs w:val="18"/>
-              </w:rPr>
-              <w:t>alimentador_vecino</w:t>
-            </w:r>
-            <w:proofErr w:type="spellEnd"/>
-            <w:r>
-              <w:rPr>
-                <w:rFonts w:ascii="Arial" w:hAnsi="Arial" w:cs="Arial"/>
-                <w:bCs/>
-                <w:color w:val="000000" w:themeColor="text1"/>
-                <w:sz w:val="18"/>
-                <w:szCs w:val="18"/>
-              </w:rPr>
-              <w:t>}}</w:t>
-            </w:r>
-            <w:r>
-              <w:rPr>
-                <w:rFonts w:ascii="Arial" w:hAnsi="Arial" w:cs="Arial"/>
-                <w:bCs/>
-                <w:color w:val="000000" w:themeColor="text1"/>
-                <w:sz w:val="18"/>
-                <w:szCs w:val="18"/>
-              </w:rPr>
-              <w:t>AL</w:t>
-            </w:r>
-            <w:r>
-              <w:rPr>
-                <w:rFonts w:ascii="Arial" w:hAnsi="Arial" w:cs="Arial"/>
-                <w:bCs/>
-                <w:color w:val="000000" w:themeColor="text1"/>
-                <w:sz w:val="18"/>
-                <w:szCs w:val="18"/>
-              </w:rPr>
-              <w:t>2</w:t>
-            </w:r>
-            <w:r>
-              <w:rPr>
-                <w:rFonts w:ascii="Arial" w:hAnsi="Arial" w:cs="Arial"/>
-                <w:bCs/>
-                <w:color w:val="000000" w:themeColor="text1"/>
-                <w:sz w:val="18"/>
-                <w:szCs w:val="18"/>
-              </w:rPr>
-              <w:t xml:space="preserve">. Asimismo, se registró en el relé </w:t>
-            </w:r>
-            <w:proofErr w:type="spellStart"/>
-            <w:r>
-              <w:rPr>
-                <w:rFonts w:ascii="Arial" w:hAnsi="Arial" w:cs="Arial"/>
-                <w:bCs/>
-                <w:color w:val="000000" w:themeColor="text1"/>
-                <w:sz w:val="18"/>
-                <w:szCs w:val="18"/>
-              </w:rPr>
-              <w:t>Sitras</w:t>
-            </w:r>
-            <w:proofErr w:type="spellEnd"/>
-            <w:r>
-              <w:rPr>
-                <w:rFonts w:ascii="Arial" w:hAnsi="Arial" w:cs="Arial"/>
-                <w:bCs/>
-                <w:color w:val="000000" w:themeColor="text1"/>
-                <w:sz w:val="18"/>
-                <w:szCs w:val="18"/>
-              </w:rPr>
-              <w:t xml:space="preserve"> PRO</w:t>
-            </w:r>
-            <w:r>
-              <w:rPr>
-                <w:rFonts w:ascii="Arial" w:hAnsi="Arial" w:cs="Arial"/>
-                <w:bCs/>
-                <w:color w:val="000000" w:themeColor="text1"/>
-                <w:sz w:val="18"/>
-                <w:szCs w:val="18"/>
-              </w:rPr>
-              <w:t xml:space="preserve"> por función</w:t>
-            </w:r>
-            <w:r>
-              <w:rPr>
-                <w:rFonts w:ascii="Arial" w:hAnsi="Arial" w:cs="Arial"/>
-                <w:bCs/>
-                <w:color w:val="000000" w:themeColor="text1"/>
-                <w:sz w:val="18"/>
-                <w:szCs w:val="18"/>
-              </w:rPr>
-              <w:t xml:space="preserve"> </w:t>
-            </w:r>
-            <w:r>
-              <w:rPr>
-                <w:rFonts w:cs="Arial"/>
-                <w:sz w:val="18"/>
-                <w:szCs w:val="18"/>
-              </w:rPr>
-              <w:t>{{</w:t>
-            </w:r>
-            <w:proofErr w:type="spellStart"/>
-            <w:r>
-              <w:rPr>
-                <w:rFonts w:cs="Arial"/>
-                <w:sz w:val="18"/>
-                <w:szCs w:val="18"/>
-              </w:rPr>
-              <w:t>función_disparo_vecina_</w:t>
-            </w:r>
-            <w:r>
-              <w:rPr>
-                <w:rFonts w:cs="Arial"/>
-                <w:sz w:val="18"/>
-                <w:szCs w:val="18"/>
-              </w:rPr>
-              <w:t>fina</w:t>
-            </w:r>
-            <w:r>
-              <w:rPr>
-                <w:rFonts w:cs="Arial"/>
-                <w:sz w:val="18"/>
-                <w:szCs w:val="18"/>
-              </w:rPr>
-              <w:t>l</w:t>
-            </w:r>
-            <w:proofErr w:type="spellEnd"/>
-            <w:proofErr w:type="gramStart"/>
-            <w:r>
-              <w:rPr>
-                <w:rFonts w:cs="Arial"/>
-                <w:sz w:val="18"/>
-                <w:szCs w:val="18"/>
-              </w:rPr>
-              <w:t>}}</w:t>
-            </w:r>
-            <w:r>
-              <w:rPr>
-                <w:rFonts w:ascii="Arial" w:hAnsi="Arial" w:cs="Arial"/>
-                <w:b/>
-                <w:color w:val="000000" w:themeColor="text1"/>
-                <w:sz w:val="18"/>
-                <w:szCs w:val="18"/>
-              </w:rPr>
-              <w:t>“</w:t>
-            </w:r>
-            <w:proofErr w:type="gramEnd"/>
             <w:r>
               <w:rPr>
                 <w:rFonts w:ascii="Arial" w:hAnsi="Arial" w:cs="Arial"/>
@@ -3885,6 +3846,7 @@
                 <w:tab w:val="left" w:pos="6659"/>
                 <w:tab w:val="left" w:pos="6839"/>
               </w:tabs>
+              <w:jc w:val="center"/>
               <w:rPr>
                 <w:rFonts w:ascii="Arial" w:hAnsi="Arial" w:cs="Arial"/>
                 <w:bCs/>
@@ -4029,17 +3991,7 @@
                 <w:sz w:val="18"/>
                 <w:szCs w:val="18"/>
               </w:rPr>
-              <w:t xml:space="preserve"> automático del interruptor </w:t>
-            </w:r>
-            <w:r>
-              <w:rPr>
-                <w:rFonts w:ascii="Arial" w:hAnsi="Arial" w:cs="Arial"/>
-                <w:bCs/>
-                <w:color w:val="000000" w:themeColor="text1"/>
-                <w:sz w:val="18"/>
-                <w:szCs w:val="18"/>
-              </w:rPr>
-              <w:t>{{</w:t>
+              <w:t xml:space="preserve"> automático del interruptor {{</w:t>
             </w:r>
             <w:proofErr w:type="spellStart"/>
             <w:r>
@@ -4071,17 +4023,17 @@
                 <w:sz w:val="18"/>
                 <w:szCs w:val="18"/>
               </w:rPr>
-              <w:t xml:space="preserve">154-4 en el alimentador </w:t>
-            </w:r>
-            <w:r>
-              <w:rPr>
-                <w:rFonts w:ascii="Arial" w:hAnsi="Arial" w:cs="Arial"/>
-                <w:bCs/>
-                <w:color w:val="000000" w:themeColor="text1"/>
-                <w:sz w:val="18"/>
-                <w:szCs w:val="18"/>
-              </w:rPr>
-              <w:t>{{</w:t>
+              <w:t xml:space="preserve"> </w:t>
+            </w:r>
+            <w:r>
+              <w:rPr>
+                <w:rFonts w:ascii="Arial" w:hAnsi="Arial" w:cs="Arial"/>
+                <w:bCs/>
+                <w:color w:val="000000" w:themeColor="text1"/>
+                <w:sz w:val="18"/>
+                <w:szCs w:val="18"/>
+              </w:rPr>
+              <w:t>en el alimentador {{</w:t>
             </w:r>
             <w:proofErr w:type="spellStart"/>
             <w:r>
@@ -4103,17 +4055,7 @@
                 <w:sz w:val="18"/>
                 <w:szCs w:val="18"/>
               </w:rPr>
-              <w:t>}}</w:t>
-            </w:r>
-            <w:r>
-              <w:rPr>
-                <w:rFonts w:ascii="Arial" w:hAnsi="Arial" w:cs="Arial"/>
-                <w:bCs/>
-                <w:color w:val="000000" w:themeColor="text1"/>
-                <w:sz w:val="18"/>
-                <w:szCs w:val="18"/>
-              </w:rPr>
-              <w:t>AL4 con resultado exitoso.</w:t>
+              <w:t>}} con resultado exitoso.</w:t>
             </w:r>
           </w:p>
         </w:tc>
@@ -4282,17 +4224,7 @@
                 <w:sz w:val="18"/>
                 <w:szCs w:val="18"/>
               </w:rPr>
-              <w:t xml:space="preserve"> automático del interruptor </w:t>
-            </w:r>
-            <w:r>
-              <w:rPr>
-                <w:rFonts w:ascii="Arial" w:hAnsi="Arial" w:cs="Arial"/>
-                <w:bCs/>
-                <w:color w:val="000000" w:themeColor="text1"/>
-                <w:sz w:val="18"/>
-                <w:szCs w:val="18"/>
-              </w:rPr>
-              <w:t>{{</w:t>
+              <w:t xml:space="preserve"> automático del interruptor {{</w:t>
             </w:r>
             <w:proofErr w:type="spellStart"/>
             <w:r>
@@ -4324,17 +4256,17 @@
                 <w:sz w:val="18"/>
                 <w:szCs w:val="18"/>
               </w:rPr>
-              <w:t xml:space="preserve">154-2 en el alimentador </w:t>
-            </w:r>
-            <w:r>
-              <w:rPr>
-                <w:rFonts w:ascii="Arial" w:hAnsi="Arial" w:cs="Arial"/>
-                <w:bCs/>
-                <w:color w:val="000000" w:themeColor="text1"/>
-                <w:sz w:val="18"/>
-                <w:szCs w:val="18"/>
-              </w:rPr>
-              <w:t>{{</w:t>
+              <w:t xml:space="preserve"> </w:t>
+            </w:r>
+            <w:r>
+              <w:rPr>
+                <w:rFonts w:ascii="Arial" w:hAnsi="Arial" w:cs="Arial"/>
+                <w:bCs/>
+                <w:color w:val="000000" w:themeColor="text1"/>
+                <w:sz w:val="18"/>
+                <w:szCs w:val="18"/>
+              </w:rPr>
+              <w:t>en el alimentador {{</w:t>
             </w:r>
             <w:proofErr w:type="spellStart"/>
             <w:r>
@@ -4356,17 +4288,7 @@
                 <w:sz w:val="18"/>
                 <w:szCs w:val="18"/>
               </w:rPr>
-              <w:t>}}</w:t>
-            </w:r>
-            <w:r>
-              <w:rPr>
-                <w:rFonts w:ascii="Arial" w:hAnsi="Arial" w:cs="Arial"/>
-                <w:bCs/>
-                <w:color w:val="000000" w:themeColor="text1"/>
-                <w:sz w:val="18"/>
-                <w:szCs w:val="18"/>
-              </w:rPr>
-              <w:t>AL2 con resultado exitoso.</w:t>
+              <w:t>}} con resultado exitoso.</w:t>
             </w:r>
           </w:p>
         </w:tc>
@@ -4658,6 +4580,7 @@
                 <w:sz w:val="18"/>
                 <w:szCs w:val="18"/>
               </w:rPr>
+              <w:lastRenderedPageBreak/>
               <w:t>Se reporta en el grupo de WhatsApp de CCM_SUB_CAT de SYC.</w:t>
             </w:r>
           </w:p>
@@ -4699,6 +4622,7 @@
                 <w:sz w:val="18"/>
                 <w:szCs w:val="18"/>
               </w:rPr>
+              <w:lastRenderedPageBreak/>
               <w:t>{{</w:t>
             </w:r>
             <w:proofErr w:type="spellStart"/>
@@ -4909,7 +4833,6 @@
                 <w:sz w:val="18"/>
                 <w:szCs w:val="18"/>
               </w:rPr>
-              <w:lastRenderedPageBreak/>
               <w:t>{{</w:t>
             </w:r>
             <w:proofErr w:type="spellStart"/>
@@ -5285,37 +5208,6 @@
                 <w:sz w:val="18"/>
                 <w:szCs w:val="18"/>
               </w:rPr>
-              <w:lastRenderedPageBreak/>
-              <w:t>21:32</w:t>
-            </w:r>
-          </w:p>
-          <w:p>
-            <w:pPr>
-              <w:pStyle w:val="Predeterminado"/>
-              <w:tabs>
-                <w:tab w:val="clear" w:pos="709"/>
-                <w:tab w:val="left" w:pos="426"/>
-                <w:tab w:val="left" w:pos="2835"/>
-                <w:tab w:val="left" w:pos="6659"/>
-                <w:tab w:val="left" w:pos="6839"/>
-              </w:tabs>
-              <w:jc w:val="center"/>
-              <w:rPr>
-                <w:rFonts w:ascii="Arial" w:hAnsi="Arial" w:cs="Arial"/>
-                <w:bCs/>
-                <w:color w:val="000000" w:themeColor="text1"/>
-                <w:sz w:val="18"/>
-                <w:szCs w:val="18"/>
-              </w:rPr>
-            </w:pPr>
-            <w:r>
-              <w:rPr>
-                <w:rFonts w:ascii="Arial" w:hAnsi="Arial" w:cs="Arial"/>
-                <w:bCs/>
-                <w:color w:val="000000" w:themeColor="text1"/>
-                <w:sz w:val="18"/>
-                <w:szCs w:val="18"/>
-              </w:rPr>
               <w:t>{{</w:t>
             </w:r>
             <w:proofErr w:type="spellStart"/>
@@ -5726,36 +5618,6 @@
                 <w:sz w:val="18"/>
                 <w:szCs w:val="18"/>
               </w:rPr>
-              <w:t>22:23</w:t>
-            </w:r>
-          </w:p>
-          <w:p>
-            <w:pPr>
-              <w:pStyle w:val="Predeterminado"/>
-              <w:tabs>
-                <w:tab w:val="clear" w:pos="709"/>
-                <w:tab w:val="left" w:pos="426"/>
-                <w:tab w:val="left" w:pos="2835"/>
-                <w:tab w:val="left" w:pos="6659"/>
-                <w:tab w:val="left" w:pos="6839"/>
-              </w:tabs>
-              <w:jc w:val="center"/>
-              <w:rPr>
-                <w:rFonts w:ascii="Arial" w:hAnsi="Arial" w:cs="Arial"/>
-                <w:bCs/>
-                <w:color w:val="000000" w:themeColor="text1"/>
-                <w:sz w:val="18"/>
-                <w:szCs w:val="18"/>
-              </w:rPr>
-            </w:pPr>
-            <w:r>
-              <w:rPr>
-                <w:rFonts w:ascii="Arial" w:hAnsi="Arial" w:cs="Arial"/>
-                <w:bCs/>
-                <w:color w:val="000000" w:themeColor="text1"/>
-                <w:sz w:val="18"/>
-                <w:szCs w:val="18"/>
-              </w:rPr>
               <w:t>{{</w:t>
             </w:r>
             <w:proofErr w:type="spellStart"/>
@@ -6084,66 +5946,6 @@
                 <w:sz w:val="18"/>
                 <w:szCs w:val="18"/>
               </w:rPr>
-              <w:t>07:28</w:t>
-            </w:r>
-          </w:p>
-          <w:p>
-            <w:pPr>
-              <w:pStyle w:val="Predeterminado"/>
-              <w:tabs>
-                <w:tab w:val="clear" w:pos="709"/>
-                <w:tab w:val="left" w:pos="426"/>
-                <w:tab w:val="left" w:pos="2835"/>
-                <w:tab w:val="left" w:pos="6659"/>
-                <w:tab w:val="left" w:pos="6839"/>
-              </w:tabs>
-              <w:jc w:val="center"/>
-              <w:rPr>
-                <w:rFonts w:ascii="Arial" w:hAnsi="Arial" w:cs="Arial"/>
-                <w:bCs/>
-                <w:color w:val="000000" w:themeColor="text1"/>
-                <w:sz w:val="18"/>
-                <w:szCs w:val="18"/>
-              </w:rPr>
-            </w:pPr>
-            <w:r>
-              <w:rPr>
-                <w:rFonts w:ascii="Arial" w:hAnsi="Arial" w:cs="Arial"/>
-                <w:bCs/>
-                <w:color w:val="000000" w:themeColor="text1"/>
-                <w:sz w:val="18"/>
-                <w:szCs w:val="18"/>
-              </w:rPr>
-              <w:t>19 de agosto</w:t>
-            </w:r>
-          </w:p>
-          <w:p>
-            <w:pPr>
-              <w:pStyle w:val="Predeterminado"/>
-              <w:tabs>
-                <w:tab w:val="clear" w:pos="709"/>
-                <w:tab w:val="left" w:pos="426"/>
-                <w:tab w:val="left" w:pos="2835"/>
-                <w:tab w:val="left" w:pos="6659"/>
-                <w:tab w:val="left" w:pos="6839"/>
-              </w:tabs>
-              <w:jc w:val="center"/>
-              <w:rPr>
-                <w:rFonts w:ascii="Arial" w:hAnsi="Arial" w:cs="Arial"/>
-                <w:bCs/>
-                <w:color w:val="000000" w:themeColor="text1"/>
-                <w:sz w:val="18"/>
-                <w:szCs w:val="18"/>
-              </w:rPr>
-            </w:pPr>
-            <w:r>
-              <w:rPr>
-                <w:rFonts w:ascii="Arial" w:hAnsi="Arial" w:cs="Arial"/>
-                <w:bCs/>
-                <w:color w:val="000000" w:themeColor="text1"/>
-                <w:sz w:val="18"/>
-                <w:szCs w:val="18"/>
-              </w:rPr>
               <w:t>{{</w:t>
             </w:r>
             <w:proofErr w:type="spellStart"/>
@@ -6455,6 +6257,7 @@
       </w:pPr>
     </w:p>
     <w:sectPr>
+      <w:headerReference w:type="default" r:id="rId7"/>
       <w:pgSz w:w="11906" w:h="16838"/>
       <w:pgMar w:top="1417" w:right="1701" w:bottom="1417" w:left="1701" w:header="708" w:footer="708" w:gutter="0"/>
       <w:cols w:space="708"/>
@@ -6462,6 +6265,872 @@
     </w:sectPr>
   </w:body>
 </w:document>
+</file>
+
+<file path=word/endnotes.xml><?xml version="1.0" encoding="utf-8"?>
+<w:endnotes xmlns:wpc="http://schemas.microsoft.com/office/word/2010/wordprocessingCanvas" xmlns:cx="http://schemas.microsoft.com/office/drawing/2014/chartex" xmlns:cx1="http://schemas.microsoft.com/office/drawing/2015/9/8/chartex" xmlns:cx2="http://schemas.microsoft.com/office/drawing/2015/10/21/chartex" xmlns:cx3="http://schemas.microsoft.com/office/drawing/2016/5/9/chartex" xmlns:cx4="http://schemas.microsoft.com/office/drawing/2016/5/10/chartex" xmlns:cx5="http://schemas.microsoft.com/office/drawing/2016/5/11/chartex" xmlns:cx6="http://schemas.microsoft.com/office/drawing/2016/5/12/chartex" xmlns:cx7="http://schemas.microsoft.com/office/drawing/2016/5/13/chartex" xmlns:cx8="http://schemas.microsoft.com/office/drawing/2016/5/14/chartex" xmlns:mc="http://schemas.openxmlformats.org/markup-compatibility/2006" xmlns:aink="http://schemas.microsoft.com/office/drawing/2016/ink" xmlns:am3d="http://schemas.microsoft.com/office/drawing/2017/model3d" xmlns:o="urn:schemas-microsoft-com:office:office" xmlns:oel="http://schemas.microsoft.com/office/2019/extlst" xmlns:r="http://schemas.openxmlformats.org/officeDocument/2006/relationships" xmlns:m="http://schemas.openxmlformats.org/officeDocument/2006/math" xmlns:v="urn:schemas-microsoft-com:vml" xmlns:wp14="http://schemas.microsoft.com/office/word/2010/wordprocessingDrawing" xmlns:wp="http://schemas.openxmlformats.org/drawingml/2006/wordprocessingDrawing" xmlns:w10="urn:schemas-microsoft-com:office:word" xmlns:w="http://schemas.openxmlformats.org/wordprocessingml/2006/main" xmlns:w14="http://schemas.microsoft.com/office/word/2010/wordml" xmlns:w15="http://schemas.microsoft.com/office/word/2012/wordml" xmlns:w16cei="http://schemas.microsoft.com/office/word/2026/wordml/cei" xmlns:w16cex="http://schemas.microsoft.com/office/word/2018/wordml/cex" xmlns:w16cid="http://schemas.microsoft.com/office/word/2016/wordml/cid" xmlns:w16="http://schemas.microsoft.com/office/word/2018/wordml" xmlns:w16du="http://schemas.microsoft.com/office/word/2023/wordml/word16du" xmlns:w16sdtdh="http://schemas.microsoft.com/office/word/2020/wordml/sdtdatahash" xmlns:w16sdtfl="http://schemas.microsoft.com/office/word/2024/wordml/sdtformatlock" xmlns:w16se="http://schemas.microsoft.com/office/word/2015/wordml/symex" xmlns:wpg="http://schemas.microsoft.com/office/word/2010/wordprocessingGroup" xmlns:wpi="http://schemas.microsoft.com/office/word/2010/wordprocessingInk" xmlns:wne="http://schemas.microsoft.com/office/word/2006/wordml" xmlns:wps="http://schemas.microsoft.com/office/word/2010/wordprocessingShape" mc:Ignorable="w14 w15 w16se w16cid w16 w16cex w16sdtdh w16sdtfl w16du wp14">
+  <w:endnote w:type="separator" w:id="-1">
+    <w:p>
+      <w:pPr>
+        <w:spacing w:before="0" w:after="0" w:line="240" w:lineRule="auto"/>
+      </w:pPr>
+      <w:r>
+        <w:separator/>
+      </w:r>
+    </w:p>
+  </w:endnote>
+  <w:endnote w:type="continuationSeparator" w:id="0">
+    <w:p>
+      <w:pPr>
+        <w:spacing w:before="0" w:after="0" w:line="240" w:lineRule="auto"/>
+      </w:pPr>
+      <w:r>
+        <w:continuationSeparator/>
+      </w:r>
+    </w:p>
+  </w:endnote>
+</w:endnotes>
+</file>
+
+<file path=word/footnotes.xml><?xml version="1.0" encoding="utf-8"?>
+<w:footnotes xmlns:wpc="http://schemas.microsoft.com/office/word/2010/wordprocessingCanvas" xmlns:cx="http://schemas.microsoft.com/office/drawing/2014/chartex" xmlns:cx1="http://schemas.microsoft.com/office/drawing/2015/9/8/chartex" xmlns:cx2="http://schemas.microsoft.com/office/drawing/2015/10/21/chartex" xmlns:cx3="http://schemas.microsoft.com/office/drawing/2016/5/9/chartex" xmlns:cx4="http://schemas.microsoft.com/office/drawing/2016/5/10/chartex" xmlns:cx5="http://schemas.microsoft.com/office/drawing/2016/5/11/chartex" xmlns:cx6="http://schemas.microsoft.com/office/drawing/2016/5/12/chartex" xmlns:cx7="http://schemas.microsoft.com/office/drawing/2016/5/13/chartex" xmlns:cx8="http://schemas.microsoft.com/office/drawing/2016/5/14/chartex" xmlns:mc="http://schemas.openxmlformats.org/markup-compatibility/2006" xmlns:aink="http://schemas.microsoft.com/office/drawing/2016/ink" xmlns:am3d="http://schemas.microsoft.com/office/drawing/2017/model3d" xmlns:o="urn:schemas-microsoft-com:office:office" xmlns:oel="http://schemas.microsoft.com/office/2019/extlst" xmlns:r="http://schemas.openxmlformats.org/officeDocument/2006/relationships" xmlns:m="http://schemas.openxmlformats.org/officeDocument/2006/math" xmlns:v="urn:schemas-microsoft-com:vml" xmlns:wp14="http://schemas.microsoft.com/office/word/2010/wordprocessingDrawing" xmlns:wp="http://schemas.openxmlformats.org/drawingml/2006/wordprocessingDrawing" xmlns:w10="urn:schemas-microsoft-com:office:word" xmlns:w="http://schemas.openxmlformats.org/wordprocessingml/2006/main" xmlns:w14="http://schemas.microsoft.com/office/word/2010/wordml" xmlns:w15="http://schemas.microsoft.com/office/word/2012/wordml" xmlns:w16cei="http://schemas.microsoft.com/office/word/2026/wordml/cei" xmlns:w16cex="http://schemas.microsoft.com/office/word/2018/wordml/cex" xmlns:w16cid="http://schemas.microsoft.com/office/word/2016/wordml/cid" xmlns:w16="http://schemas.microsoft.com/office/word/2018/wordml" xmlns:w16du="http://schemas.microsoft.com/office/word/2023/wordml/word16du" xmlns:w16sdtdh="http://schemas.microsoft.com/office/word/2020/wordml/sdtdatahash" xmlns:w16sdtfl="http://schemas.microsoft.com/office/word/2024/wordml/sdtformatlock" xmlns:w16se="http://schemas.microsoft.com/office/word/2015/wordml/symex" xmlns:wpg="http://schemas.microsoft.com/office/word/2010/wordprocessingGroup" xmlns:wpi="http://schemas.microsoft.com/office/word/2010/wordprocessingInk" xmlns:wne="http://schemas.microsoft.com/office/word/2006/wordml" xmlns:wps="http://schemas.microsoft.com/office/word/2010/wordprocessingShape" mc:Ignorable="w14 w15 w16se w16cid w16 w16cex w16sdtdh w16sdtfl w16du wp14">
+  <w:footnote w:type="separator" w:id="-1">
+    <w:p>
+      <w:pPr>
+        <w:spacing w:before="0" w:after="0" w:line="240" w:lineRule="auto"/>
+      </w:pPr>
+      <w:r>
+        <w:separator/>
+      </w:r>
+    </w:p>
+  </w:footnote>
+  <w:footnote w:type="continuationSeparator" w:id="0">
+    <w:p>
+      <w:pPr>
+        <w:spacing w:before="0" w:after="0" w:line="240" w:lineRule="auto"/>
+      </w:pPr>
+      <w:r>
+        <w:continuationSeparator/>
+      </w:r>
+    </w:p>
+  </w:footnote>
+</w:footnotes>
+</file>
+
+<file path=word/header1.xml><?xml version="1.0" encoding="utf-8"?>
+<w:hdr xmlns:wpc="http://schemas.microsoft.com/office/word/2010/wordprocessingCanvas" xmlns:cx="http://schemas.microsoft.com/office/drawing/2014/chartex" xmlns:cx1="http://schemas.microsoft.com/office/drawing/2015/9/8/chartex" xmlns:cx2="http://schemas.microsoft.com/office/drawing/2015/10/21/chartex" xmlns:cx3="http://schemas.microsoft.com/office/drawing/2016/5/9/chartex" xmlns:cx4="http://schemas.microsoft.com/office/drawing/2016/5/10/chartex" xmlns:cx5="http://schemas.microsoft.com/office/drawing/2016/5/11/chartex" xmlns:cx6="http://schemas.microsoft.com/office/drawing/2016/5/12/chartex" xmlns:cx7="http://schemas.microsoft.com/office/drawing/2016/5/13/chartex" xmlns:cx8="http://schemas.microsoft.com/office/drawing/2016/5/14/chartex" xmlns:mc="http://schemas.openxmlformats.org/markup-compatibility/2006" xmlns:aink="http://schemas.microsoft.com/office/drawing/2016/ink" xmlns:am3d="http://schemas.microsoft.com/office/drawing/2017/model3d" xmlns:o="urn:schemas-microsoft-com:office:office" xmlns:oel="http://schemas.microsoft.com/office/2019/extlst" xmlns:r="http://schemas.openxmlformats.org/officeDocument/2006/relationships" xmlns:m="http://schemas.openxmlformats.org/officeDocument/2006/math" xmlns:v="urn:schemas-microsoft-com:vml" xmlns:wp14="http://schemas.microsoft.com/office/word/2010/wordprocessingDrawing" xmlns:wp="http://schemas.openxmlformats.org/drawingml/2006/wordprocessingDrawing" xmlns:w10="urn:schemas-microsoft-com:office:word" xmlns:w="http://schemas.openxmlformats.org/wordprocessingml/2006/main" xmlns:w14="http://schemas.microsoft.com/office/word/2010/wordml" xmlns:w15="http://schemas.microsoft.com/office/word/2012/wordml" xmlns:w16cei="http://schemas.microsoft.com/office/word/2026/wordml/cei" xmlns:w16cex="http://schemas.microsoft.com/office/word/2018/wordml/cex" xmlns:w16cid="http://schemas.microsoft.com/office/word/2016/wordml/cid" xmlns:w16="http://schemas.microsoft.com/office/word/2018/wordml" xmlns:w16du="http://schemas.microsoft.com/office/word/2023/wordml/word16du" xmlns:w16sdtdh="http://schemas.microsoft.com/office/word/2020/wordml/sdtdatahash" xmlns:w16sdtfl="http://schemas.microsoft.com/office/word/2024/wordml/sdtformatlock" xmlns:w16se="http://schemas.microsoft.com/office/word/2015/wordml/symex" xmlns:wpg="http://schemas.microsoft.com/office/word/2010/wordprocessingGroup" xmlns:wpi="http://schemas.microsoft.com/office/word/2010/wordprocessingInk" xmlns:wne="http://schemas.microsoft.com/office/word/2006/wordml" xmlns:wps="http://schemas.microsoft.com/office/word/2010/wordprocessingShape" mc:Ignorable="w14 w15 w16se w16cid w16 w16cex w16sdtdh w16sdtfl w16du wp14">
+  <w:tbl>
+    <w:tblPr>
+      <w:tblW w:w="10135" w:type="dxa"/>
+      <w:jc w:val="center"/>
+      <w:tblBorders>
+        <w:top w:val="single" w:sz="4" w:space="0" w:color="auto"/>
+        <w:left w:val="single" w:sz="4" w:space="0" w:color="auto"/>
+        <w:bottom w:val="single" w:sz="4" w:space="0" w:color="auto"/>
+        <w:right w:val="single" w:sz="4" w:space="0" w:color="auto"/>
+        <w:insideH w:val="single" w:sz="4" w:space="0" w:color="auto"/>
+        <w:insideV w:val="single" w:sz="4" w:space="0" w:color="auto"/>
+      </w:tblBorders>
+      <w:tblLayout w:type="fixed"/>
+      <w:tblLook w:val="01E0" w:firstRow="1" w:lastRow="1" w:firstColumn="1" w:lastColumn="1" w:noHBand="0" w:noVBand="0"/>
+    </w:tblPr>
+    <w:tblGrid>
+      <w:gridCol w:w="1666"/>
+      <w:gridCol w:w="1843"/>
+      <w:gridCol w:w="1701"/>
+      <w:gridCol w:w="1701"/>
+      <w:gridCol w:w="1417"/>
+      <w:gridCol w:w="1807"/>
+    </w:tblGrid>
+    <w:tr>
+      <w:trPr>
+        <w:trHeight w:val="418"/>
+        <w:jc w:val="center"/>
+      </w:trPr>
+      <w:tc>
+        <w:tcPr>
+          <w:tcW w:w="1666" w:type="dxa"/>
+          <w:vMerge w:val="restart"/>
+          <w:vAlign w:val="center"/>
+        </w:tcPr>
+        <w:p>
+          <w:pPr>
+            <w:pStyle w:val="Encabezado"/>
+            <w:rPr>
+              <w:rFonts w:cs="Arial"/>
+              <w:noProof/>
+              <w:sz w:val="18"/>
+              <w:szCs w:val="18"/>
+            </w:rPr>
+          </w:pPr>
+          <w:r>
+            <w:rPr>
+              <w:noProof/>
+              <w:sz w:val="18"/>
+              <w:szCs w:val="18"/>
+            </w:rPr>
+            <w:drawing>
+              <wp:inline distT="0" distB="0" distL="0" distR="0" wp14:anchorId="12BD42FF" wp14:editId="01BFF0EE">
+                <wp:extent cx="920750" cy="303530"/>
+                <wp:effectExtent l="0" t="0" r="0" b="1270"/>
+                <wp:docPr id="61265698" name="Imagen 1" descr="Texto&#10;&#10;Descripción generada automáticamente"/>
+                <wp:cNvGraphicFramePr>
+                  <a:graphicFrameLocks xmlns:a="http://schemas.openxmlformats.org/drawingml/2006/main" noChangeAspect="1"/>
+                </wp:cNvGraphicFramePr>
+                <a:graphic xmlns:a="http://schemas.openxmlformats.org/drawingml/2006/main">
+                  <a:graphicData uri="http://schemas.openxmlformats.org/drawingml/2006/picture">
+                    <pic:pic xmlns:pic="http://schemas.openxmlformats.org/drawingml/2006/picture">
+                      <pic:nvPicPr>
+                        <pic:cNvPr id="61265698" name="Imagen 1" descr="Texto&#10;&#10;Descripción generada automáticamente"/>
+                        <pic:cNvPicPr>
+                          <a:picLocks noChangeAspect="1" noChangeArrowheads="1"/>
+                        </pic:cNvPicPr>
+                      </pic:nvPicPr>
+                      <pic:blipFill>
+                        <a:blip r:embed="rId1">
+                          <a:extLst>
+                            <a:ext uri="{28A0092B-C50C-407E-A947-70E740481C1C}">
+                              <a14:useLocalDpi xmlns:a14="http://schemas.microsoft.com/office/drawing/2010/main" val="0"/>
+                            </a:ext>
+                          </a:extLst>
+                        </a:blip>
+                        <a:srcRect/>
+                        <a:stretch>
+                          <a:fillRect/>
+                        </a:stretch>
+                      </pic:blipFill>
+                      <pic:spPr bwMode="auto">
+                        <a:xfrm>
+                          <a:off x="0" y="0"/>
+                          <a:ext cx="920750" cy="303530"/>
+                        </a:xfrm>
+                        <a:prstGeom prst="rect">
+                          <a:avLst/>
+                        </a:prstGeom>
+                        <a:noFill/>
+                        <a:ln>
+                          <a:noFill/>
+                        </a:ln>
+                      </pic:spPr>
+                    </pic:pic>
+                  </a:graphicData>
+                </a:graphic>
+              </wp:inline>
+            </w:drawing>
+          </w:r>
+        </w:p>
+      </w:tc>
+      <w:tc>
+        <w:tcPr>
+          <w:tcW w:w="5245" w:type="dxa"/>
+          <w:gridSpan w:val="3"/>
+          <w:vAlign w:val="center"/>
+        </w:tcPr>
+        <w:p>
+          <w:pPr>
+            <w:pStyle w:val="Encabezado"/>
+            <w:rPr>
+              <w:rFonts w:cs="Arial"/>
+              <w:b/>
+              <w:sz w:val="18"/>
+              <w:szCs w:val="18"/>
+            </w:rPr>
+          </w:pPr>
+          <w:r>
+            <w:rPr>
+              <w:rFonts w:cs="Arial"/>
+              <w:sz w:val="18"/>
+              <w:szCs w:val="18"/>
+            </w:rPr>
+            <w:t>FORMATO</w:t>
+          </w:r>
+        </w:p>
+      </w:tc>
+      <w:tc>
+        <w:tcPr>
+          <w:tcW w:w="3224" w:type="dxa"/>
+          <w:gridSpan w:val="2"/>
+          <w:tcBorders>
+            <w:bottom w:val="single" w:sz="4" w:space="0" w:color="auto"/>
+          </w:tcBorders>
+          <w:vAlign w:val="center"/>
+        </w:tcPr>
+        <w:p>
+          <w:pPr>
+            <w:pStyle w:val="Encabezado"/>
+            <w:ind w:left="-110" w:right="-113"/>
+            <w:rPr>
+              <w:rFonts w:cs="Arial"/>
+              <w:b/>
+              <w:sz w:val="18"/>
+              <w:szCs w:val="18"/>
+            </w:rPr>
+          </w:pPr>
+          <w:r>
+            <w:rPr>
+              <w:rFonts w:cs="Arial"/>
+              <w:sz w:val="18"/>
+              <w:szCs w:val="18"/>
+            </w:rPr>
+            <w:t>UT-UF-MTO-FR-0</w:t>
+          </w:r>
+          <w:r>
+            <w:rPr>
+              <w:rFonts w:cs="Arial"/>
+              <w:sz w:val="18"/>
+              <w:szCs w:val="18"/>
+            </w:rPr>
+            <w:t>62</w:t>
+          </w:r>
+        </w:p>
+      </w:tc>
+    </w:tr>
+    <w:tr>
+      <w:trPr>
+        <w:trHeight w:val="515"/>
+        <w:jc w:val="center"/>
+      </w:trPr>
+      <w:tc>
+        <w:tcPr>
+          <w:tcW w:w="1666" w:type="dxa"/>
+          <w:vMerge/>
+          <w:vAlign w:val="center"/>
+        </w:tcPr>
+        <w:p>
+          <w:pPr>
+            <w:pStyle w:val="Encabezado"/>
+            <w:rPr>
+              <w:rFonts w:cs="Arial"/>
+              <w:noProof/>
+              <w:sz w:val="18"/>
+              <w:szCs w:val="18"/>
+            </w:rPr>
+          </w:pPr>
+        </w:p>
+      </w:tc>
+      <w:tc>
+        <w:tcPr>
+          <w:tcW w:w="5245" w:type="dxa"/>
+          <w:gridSpan w:val="3"/>
+          <w:tcBorders>
+            <w:right w:val="single" w:sz="4" w:space="0" w:color="auto"/>
+          </w:tcBorders>
+          <w:vAlign w:val="center"/>
+        </w:tcPr>
+        <w:p>
+          <w:pPr>
+            <w:pStyle w:val="Encabezado"/>
+            <w:rPr>
+              <w:rFonts w:cs="Arial"/>
+              <w:sz w:val="18"/>
+              <w:szCs w:val="18"/>
+            </w:rPr>
+          </w:pPr>
+          <w:r>
+            <w:rPr>
+              <w:rFonts w:cs="Arial"/>
+              <w:sz w:val="18"/>
+              <w:szCs w:val="18"/>
+            </w:rPr>
+            <w:t xml:space="preserve">INFORME DE </w:t>
+          </w:r>
+          <w:r>
+            <w:rPr>
+              <w:rFonts w:cs="Arial"/>
+              <w:sz w:val="18"/>
+              <w:szCs w:val="18"/>
+            </w:rPr>
+            <w:t>EVENTOS ELÉCTRICOS EN LA</w:t>
+          </w:r>
+          <w:r>
+            <w:rPr>
+              <w:rFonts w:cs="Arial"/>
+              <w:sz w:val="18"/>
+              <w:szCs w:val="18"/>
+            </w:rPr>
+            <w:t xml:space="preserve"> </w:t>
+          </w:r>
+          <w:r>
+            <w:rPr>
+              <w:rFonts w:cs="Arial"/>
+              <w:sz w:val="18"/>
+              <w:szCs w:val="18"/>
+            </w:rPr>
+            <w:t>INFRAESTRUCTURA DE L1ML</w:t>
+          </w:r>
+        </w:p>
+      </w:tc>
+      <w:tc>
+        <w:tcPr>
+          <w:tcW w:w="1417" w:type="dxa"/>
+          <w:tcBorders>
+            <w:top w:val="single" w:sz="4" w:space="0" w:color="auto"/>
+            <w:left w:val="single" w:sz="4" w:space="0" w:color="auto"/>
+            <w:bottom w:val="single" w:sz="4" w:space="0" w:color="auto"/>
+            <w:right w:val="nil"/>
+          </w:tcBorders>
+          <w:vAlign w:val="center"/>
+        </w:tcPr>
+        <w:p>
+          <w:pPr>
+            <w:pStyle w:val="Encabezado"/>
+            <w:rPr>
+              <w:rFonts w:cs="Arial"/>
+              <w:b/>
+              <w:bCs/>
+              <w:sz w:val="18"/>
+              <w:szCs w:val="18"/>
+            </w:rPr>
+          </w:pPr>
+          <w:r>
+            <w:rPr>
+              <w:rFonts w:cs="Arial"/>
+              <w:bCs/>
+              <w:sz w:val="18"/>
+              <w:szCs w:val="18"/>
+            </w:rPr>
+            <w:t xml:space="preserve">Versión: </w:t>
+          </w:r>
+        </w:p>
+      </w:tc>
+      <w:tc>
+        <w:tcPr>
+          <w:tcW w:w="1807" w:type="dxa"/>
+          <w:tcBorders>
+            <w:top w:val="single" w:sz="4" w:space="0" w:color="auto"/>
+            <w:left w:val="nil"/>
+            <w:bottom w:val="single" w:sz="4" w:space="0" w:color="auto"/>
+            <w:right w:val="single" w:sz="4" w:space="0" w:color="auto"/>
+          </w:tcBorders>
+          <w:vAlign w:val="center"/>
+        </w:tcPr>
+        <w:p>
+          <w:pPr>
+            <w:pStyle w:val="Encabezado"/>
+            <w:rPr>
+              <w:rFonts w:cs="Arial"/>
+              <w:b/>
+              <w:bCs/>
+              <w:sz w:val="18"/>
+              <w:szCs w:val="18"/>
+            </w:rPr>
+          </w:pPr>
+          <w:r>
+            <w:rPr>
+              <w:rFonts w:cs="Arial"/>
+              <w:bCs/>
+              <w:sz w:val="18"/>
+              <w:szCs w:val="18"/>
+            </w:rPr>
+            <w:t>00</w:t>
+          </w:r>
+        </w:p>
+      </w:tc>
+    </w:tr>
+    <w:tr>
+      <w:trPr>
+        <w:trHeight w:val="345"/>
+        <w:jc w:val="center"/>
+      </w:trPr>
+      <w:tc>
+        <w:tcPr>
+          <w:tcW w:w="1666" w:type="dxa"/>
+          <w:vAlign w:val="center"/>
+        </w:tcPr>
+        <w:p>
+          <w:pPr>
+            <w:pStyle w:val="Encabezado"/>
+            <w:rPr>
+              <w:rFonts w:cs="Arial"/>
+              <w:b/>
+              <w:bCs/>
+              <w:sz w:val="18"/>
+              <w:szCs w:val="18"/>
+            </w:rPr>
+          </w:pPr>
+          <w:r>
+            <w:rPr>
+              <w:rFonts w:cs="Arial"/>
+              <w:bCs/>
+              <w:sz w:val="18"/>
+              <w:szCs w:val="18"/>
+            </w:rPr>
+            <w:t>Área:</w:t>
+          </w:r>
+        </w:p>
+      </w:tc>
+      <w:tc>
+        <w:tcPr>
+          <w:tcW w:w="1843" w:type="dxa"/>
+          <w:vAlign w:val="center"/>
+        </w:tcPr>
+        <w:p>
+          <w:pPr>
+            <w:pStyle w:val="Encabezado"/>
+            <w:rPr>
+              <w:rFonts w:cs="Arial"/>
+              <w:b/>
+              <w:bCs/>
+              <w:sz w:val="18"/>
+              <w:szCs w:val="18"/>
+            </w:rPr>
+          </w:pPr>
+          <w:r>
+            <w:rPr>
+              <w:rFonts w:cs="Arial"/>
+              <w:bCs/>
+              <w:sz w:val="18"/>
+              <w:szCs w:val="18"/>
+            </w:rPr>
+            <w:t>Elaborado por:</w:t>
+          </w:r>
+        </w:p>
+      </w:tc>
+      <w:tc>
+        <w:tcPr>
+          <w:tcW w:w="1701" w:type="dxa"/>
+          <w:vAlign w:val="center"/>
+        </w:tcPr>
+        <w:p>
+          <w:pPr>
+            <w:pStyle w:val="Encabezado"/>
+            <w:rPr>
+              <w:rFonts w:cs="Arial"/>
+              <w:b/>
+              <w:bCs/>
+              <w:sz w:val="18"/>
+              <w:szCs w:val="18"/>
+            </w:rPr>
+          </w:pPr>
+          <w:r>
+            <w:rPr>
+              <w:rFonts w:cs="Arial"/>
+              <w:bCs/>
+              <w:sz w:val="18"/>
+              <w:szCs w:val="18"/>
+            </w:rPr>
+            <w:t>Revisado por:</w:t>
+          </w:r>
+        </w:p>
+      </w:tc>
+      <w:tc>
+        <w:tcPr>
+          <w:tcW w:w="1701" w:type="dxa"/>
+          <w:tcBorders>
+            <w:right w:val="single" w:sz="4" w:space="0" w:color="auto"/>
+          </w:tcBorders>
+          <w:vAlign w:val="center"/>
+        </w:tcPr>
+        <w:p>
+          <w:pPr>
+            <w:pStyle w:val="Encabezado"/>
+            <w:rPr>
+              <w:rFonts w:cs="Arial"/>
+              <w:b/>
+              <w:bCs/>
+              <w:sz w:val="18"/>
+              <w:szCs w:val="18"/>
+            </w:rPr>
+          </w:pPr>
+          <w:r>
+            <w:rPr>
+              <w:rFonts w:cs="Arial"/>
+              <w:bCs/>
+              <w:sz w:val="18"/>
+              <w:szCs w:val="18"/>
+            </w:rPr>
+            <w:t>Aprobado por:</w:t>
+          </w:r>
+        </w:p>
+      </w:tc>
+      <w:tc>
+        <w:tcPr>
+          <w:tcW w:w="1417" w:type="dxa"/>
+          <w:tcBorders>
+            <w:top w:val="single" w:sz="4" w:space="0" w:color="auto"/>
+            <w:left w:val="single" w:sz="4" w:space="0" w:color="auto"/>
+            <w:bottom w:val="single" w:sz="4" w:space="0" w:color="auto"/>
+            <w:right w:val="nil"/>
+          </w:tcBorders>
+          <w:vAlign w:val="center"/>
+        </w:tcPr>
+        <w:p>
+          <w:pPr>
+            <w:pStyle w:val="Encabezado"/>
+            <w:rPr>
+              <w:rFonts w:cs="Arial"/>
+              <w:b/>
+              <w:bCs/>
+              <w:sz w:val="18"/>
+              <w:szCs w:val="18"/>
+              <w:lang w:val="es-ES"/>
+            </w:rPr>
+          </w:pPr>
+          <w:r>
+            <w:rPr>
+              <w:rFonts w:cs="Arial"/>
+              <w:bCs/>
+              <w:sz w:val="18"/>
+              <w:szCs w:val="18"/>
+              <w:lang w:val="es-ES"/>
+            </w:rPr>
+            <w:t>Página:</w:t>
+          </w:r>
+        </w:p>
+      </w:tc>
+      <w:tc>
+        <w:tcPr>
+          <w:tcW w:w="1807" w:type="dxa"/>
+          <w:tcBorders>
+            <w:top w:val="single" w:sz="4" w:space="0" w:color="auto"/>
+            <w:left w:val="nil"/>
+            <w:bottom w:val="single" w:sz="4" w:space="0" w:color="auto"/>
+            <w:right w:val="single" w:sz="4" w:space="0" w:color="auto"/>
+          </w:tcBorders>
+          <w:vAlign w:val="center"/>
+        </w:tcPr>
+        <w:p>
+          <w:pPr>
+            <w:pStyle w:val="Encabezado"/>
+            <w:rPr>
+              <w:rFonts w:cs="Arial"/>
+              <w:b/>
+              <w:bCs/>
+              <w:sz w:val="18"/>
+              <w:szCs w:val="18"/>
+              <w:lang w:val="es-ES"/>
+            </w:rPr>
+          </w:pPr>
+          <w:r>
+            <w:rPr>
+              <w:rFonts w:cs="Arial"/>
+              <w:b/>
+              <w:bCs/>
+              <w:sz w:val="18"/>
+              <w:szCs w:val="18"/>
+              <w:lang w:val="es-ES"/>
+            </w:rPr>
+            <w:fldChar w:fldCharType="begin"/>
+          </w:r>
+          <w:r>
+            <w:rPr>
+              <w:rFonts w:cs="Arial"/>
+              <w:bCs/>
+              <w:sz w:val="18"/>
+              <w:szCs w:val="18"/>
+              <w:lang w:val="es-ES"/>
+            </w:rPr>
+            <w:instrText xml:space="preserve"> PAGE </w:instrText>
+          </w:r>
+          <w:r>
+            <w:rPr>
+              <w:rFonts w:cs="Arial"/>
+              <w:b/>
+              <w:bCs/>
+              <w:sz w:val="18"/>
+              <w:szCs w:val="18"/>
+              <w:lang w:val="es-ES"/>
+            </w:rPr>
+            <w:fldChar w:fldCharType="separate"/>
+          </w:r>
+          <w:r>
+            <w:rPr>
+              <w:rFonts w:cs="Arial"/>
+              <w:bCs/>
+              <w:noProof/>
+              <w:sz w:val="18"/>
+              <w:szCs w:val="18"/>
+              <w:lang w:val="es-ES"/>
+            </w:rPr>
+            <w:t>1</w:t>
+          </w:r>
+          <w:r>
+            <w:rPr>
+              <w:rFonts w:cs="Arial"/>
+              <w:b/>
+              <w:bCs/>
+              <w:sz w:val="18"/>
+              <w:szCs w:val="18"/>
+              <w:lang w:val="es-ES"/>
+            </w:rPr>
+            <w:fldChar w:fldCharType="end"/>
+          </w:r>
+          <w:r>
+            <w:rPr>
+              <w:rFonts w:cs="Arial"/>
+              <w:bCs/>
+              <w:sz w:val="18"/>
+              <w:szCs w:val="18"/>
+              <w:lang w:val="es-ES"/>
+            </w:rPr>
+            <w:t xml:space="preserve"> de </w:t>
+          </w:r>
+          <w:r>
+            <w:rPr>
+              <w:rFonts w:cs="Arial"/>
+              <w:b/>
+              <w:bCs/>
+              <w:sz w:val="18"/>
+              <w:szCs w:val="18"/>
+              <w:lang w:val="es-ES"/>
+            </w:rPr>
+            <w:fldChar w:fldCharType="begin"/>
+          </w:r>
+          <w:r>
+            <w:rPr>
+              <w:rFonts w:cs="Arial"/>
+              <w:bCs/>
+              <w:sz w:val="18"/>
+              <w:szCs w:val="18"/>
+              <w:lang w:val="es-ES"/>
+            </w:rPr>
+            <w:instrText xml:space="preserve"> NUMPAGES  </w:instrText>
+          </w:r>
+          <w:r>
+            <w:rPr>
+              <w:rFonts w:cs="Arial"/>
+              <w:b/>
+              <w:bCs/>
+              <w:sz w:val="18"/>
+              <w:szCs w:val="18"/>
+              <w:lang w:val="es-ES"/>
+            </w:rPr>
+            <w:fldChar w:fldCharType="separate"/>
+          </w:r>
+          <w:r>
+            <w:rPr>
+              <w:rFonts w:cs="Arial"/>
+              <w:bCs/>
+              <w:noProof/>
+              <w:sz w:val="18"/>
+              <w:szCs w:val="18"/>
+              <w:lang w:val="es-ES"/>
+            </w:rPr>
+            <w:t>1</w:t>
+          </w:r>
+          <w:r>
+            <w:rPr>
+              <w:rFonts w:cs="Arial"/>
+              <w:b/>
+              <w:bCs/>
+              <w:sz w:val="18"/>
+              <w:szCs w:val="18"/>
+              <w:lang w:val="es-ES"/>
+            </w:rPr>
+            <w:fldChar w:fldCharType="end"/>
+          </w:r>
+        </w:p>
+      </w:tc>
+    </w:tr>
+    <w:tr>
+      <w:trPr>
+        <w:trHeight w:val="366"/>
+        <w:jc w:val="center"/>
+      </w:trPr>
+      <w:tc>
+        <w:tcPr>
+          <w:tcW w:w="1666" w:type="dxa"/>
+          <w:vAlign w:val="center"/>
+        </w:tcPr>
+        <w:p>
+          <w:pPr>
+            <w:pStyle w:val="Encabezado"/>
+            <w:rPr>
+              <w:rFonts w:cs="Arial"/>
+              <w:b/>
+              <w:bCs/>
+              <w:sz w:val="18"/>
+              <w:szCs w:val="18"/>
+            </w:rPr>
+          </w:pPr>
+          <w:r>
+            <w:rPr>
+              <w:rFonts w:cs="Arial"/>
+              <w:bCs/>
+              <w:sz w:val="18"/>
+              <w:szCs w:val="18"/>
+            </w:rPr>
+            <w:t>CCM</w:t>
+          </w:r>
+        </w:p>
+      </w:tc>
+      <w:tc>
+        <w:tcPr>
+          <w:tcW w:w="1843" w:type="dxa"/>
+          <w:vAlign w:val="center"/>
+        </w:tcPr>
+        <w:p>
+          <w:pPr>
+            <w:pStyle w:val="Encabezado"/>
+            <w:rPr>
+              <w:rFonts w:cs="Arial"/>
+              <w:b/>
+              <w:bCs/>
+              <w:sz w:val="18"/>
+              <w:szCs w:val="18"/>
+            </w:rPr>
+          </w:pPr>
+          <w:r>
+            <w:rPr>
+              <w:rFonts w:cs="Arial"/>
+              <w:bCs/>
+              <w:sz w:val="18"/>
+              <w:szCs w:val="18"/>
+            </w:rPr>
+            <w:t>J</w:t>
+          </w:r>
+          <w:r>
+            <w:rPr>
+              <w:rFonts w:cs="Arial"/>
+              <w:bCs/>
+              <w:sz w:val="18"/>
+              <w:szCs w:val="18"/>
+            </w:rPr>
+            <w:t>HCP</w:t>
+          </w:r>
+        </w:p>
+      </w:tc>
+      <w:tc>
+        <w:tcPr>
+          <w:tcW w:w="1701" w:type="dxa"/>
+          <w:tcBorders>
+            <w:top w:val="single" w:sz="4" w:space="0" w:color="auto"/>
+          </w:tcBorders>
+          <w:vAlign w:val="center"/>
+        </w:tcPr>
+        <w:p>
+          <w:pPr>
+            <w:pStyle w:val="Encabezado"/>
+            <w:rPr>
+              <w:rFonts w:cs="Arial"/>
+              <w:b/>
+              <w:bCs/>
+              <w:sz w:val="18"/>
+              <w:szCs w:val="18"/>
+            </w:rPr>
+          </w:pPr>
+          <w:r>
+            <w:rPr>
+              <w:rFonts w:cs="Arial"/>
+              <w:bCs/>
+              <w:sz w:val="18"/>
+              <w:szCs w:val="18"/>
+            </w:rPr>
+            <w:t>JCAL</w:t>
+          </w:r>
+        </w:p>
+      </w:tc>
+      <w:tc>
+        <w:tcPr>
+          <w:tcW w:w="1701" w:type="dxa"/>
+          <w:tcBorders>
+            <w:top w:val="single" w:sz="4" w:space="0" w:color="auto"/>
+            <w:right w:val="single" w:sz="4" w:space="0" w:color="auto"/>
+          </w:tcBorders>
+          <w:vAlign w:val="center"/>
+        </w:tcPr>
+        <w:p>
+          <w:pPr>
+            <w:pStyle w:val="Encabezado"/>
+            <w:rPr>
+              <w:rFonts w:cs="Arial"/>
+              <w:b/>
+              <w:bCs/>
+              <w:sz w:val="18"/>
+              <w:szCs w:val="18"/>
+            </w:rPr>
+          </w:pPr>
+          <w:r>
+            <w:rPr>
+              <w:rFonts w:cs="Arial"/>
+              <w:bCs/>
+              <w:sz w:val="18"/>
+              <w:szCs w:val="18"/>
+            </w:rPr>
+            <w:t>GMTO / JCON</w:t>
+          </w:r>
+        </w:p>
+      </w:tc>
+      <w:tc>
+        <w:tcPr>
+          <w:tcW w:w="1417" w:type="dxa"/>
+          <w:tcBorders>
+            <w:top w:val="single" w:sz="4" w:space="0" w:color="auto"/>
+            <w:left w:val="single" w:sz="4" w:space="0" w:color="auto"/>
+            <w:bottom w:val="single" w:sz="4" w:space="0" w:color="auto"/>
+            <w:right w:val="nil"/>
+          </w:tcBorders>
+          <w:vAlign w:val="center"/>
+        </w:tcPr>
+        <w:p>
+          <w:pPr>
+            <w:jc w:val="center"/>
+            <w:rPr>
+              <w:rFonts w:cs="Arial"/>
+              <w:sz w:val="18"/>
+              <w:szCs w:val="18"/>
+              <w:lang w:val="es-ES"/>
+            </w:rPr>
+          </w:pPr>
+          <w:r>
+            <w:rPr>
+              <w:rFonts w:cs="Arial"/>
+              <w:sz w:val="18"/>
+              <w:szCs w:val="18"/>
+            </w:rPr>
+            <w:t>Fecha:</w:t>
+          </w:r>
+        </w:p>
+      </w:tc>
+      <w:tc>
+        <w:tcPr>
+          <w:tcW w:w="1807" w:type="dxa"/>
+          <w:tcBorders>
+            <w:top w:val="single" w:sz="4" w:space="0" w:color="auto"/>
+            <w:left w:val="nil"/>
+            <w:bottom w:val="single" w:sz="4" w:space="0" w:color="auto"/>
+            <w:right w:val="single" w:sz="4" w:space="0" w:color="auto"/>
+          </w:tcBorders>
+          <w:vAlign w:val="center"/>
+        </w:tcPr>
+        <w:p>
+          <w:pPr>
+            <w:jc w:val="center"/>
+            <w:rPr>
+              <w:rFonts w:cs="Arial"/>
+              <w:sz w:val="18"/>
+              <w:szCs w:val="18"/>
+              <w:lang w:val="es-ES"/>
+            </w:rPr>
+          </w:pPr>
+          <w:r>
+            <w:rPr>
+              <w:rFonts w:cs="Arial"/>
+              <w:sz w:val="18"/>
+              <w:szCs w:val="18"/>
+              <w:lang w:val="es-ES"/>
+            </w:rPr>
+            <w:t>23</w:t>
+          </w:r>
+          <w:r>
+            <w:rPr>
+              <w:rFonts w:cs="Arial"/>
+              <w:sz w:val="18"/>
+              <w:szCs w:val="18"/>
+              <w:lang w:val="es-ES"/>
+            </w:rPr>
+            <w:t>/05/2023</w:t>
+          </w:r>
+        </w:p>
+      </w:tc>
+    </w:tr>
+  </w:tbl>
+  <w:p>
+    <w:pPr>
+      <w:pStyle w:val="Encabezado"/>
+    </w:pPr>
+  </w:p>
+</w:hdr>
 </file>
 
 <file path=word/numbering.xml><?xml version="1.0" encoding="utf-8"?>
@@ -7616,6 +8285,7 @@
       <w:numPr>
         <w:ilvl w:val="1"/>
       </w:numPr>
+      <w:ind w:left="357" w:hanging="357"/>
     </w:pPr>
     <w:rPr>
       <w:rFonts w:eastAsiaTheme="majorEastAsia" w:cstheme="majorBidi"/>
@@ -7771,6 +8441,64 @@
     <w:rPr>
       <w:rFonts w:ascii="Times New Roman" w:eastAsia="Times New Roman" w:hAnsi="Times New Roman" w:cs="Times New Roman"/>
       <w:kern w:val="0"/>
+      <w:lang w:val="es-PE" w:eastAsia="es-PE"/>
+      <w14:ligatures w14:val="none"/>
+    </w:rPr>
+  </w:style>
+  <w:style w:type="paragraph" w:styleId="Encabezado">
+    <w:name w:val="header"/>
+    <w:basedOn w:val="Normal"/>
+    <w:link w:val="EncabezadoCar"/>
+    <w:uiPriority w:val="99"/>
+    <w:unhideWhenUsed/>
+    <w:rsid w:val="007C4CEE"/>
+    <w:pPr>
+      <w:tabs>
+        <w:tab w:val="center" w:pos="4252"/>
+        <w:tab w:val="right" w:pos="8504"/>
+      </w:tabs>
+      <w:spacing w:before="0" w:after="0" w:line="240" w:lineRule="auto"/>
+    </w:pPr>
+  </w:style>
+  <w:style w:type="character" w:customStyle="1" w:styleId="EncabezadoCar">
+    <w:name w:val="Encabezado Car"/>
+    <w:basedOn w:val="Fuentedeprrafopredeter"/>
+    <w:link w:val="Encabezado"/>
+    <w:uiPriority w:val="99"/>
+    <w:rsid w:val="007C4CEE"/>
+    <w:rPr>
+      <w:rFonts w:ascii="Arial" w:eastAsia="Times New Roman" w:hAnsi="Arial" w:cs="Times New Roman"/>
+      <w:kern w:val="0"/>
+      <w:sz w:val="22"/>
+      <w:lang w:val="es-PE" w:eastAsia="es-PE"/>
+      <w14:ligatures w14:val="none"/>
+    </w:rPr>
+  </w:style>
+  <w:style w:type="paragraph" w:styleId="Piedepgina">
+    <w:name w:val="footer"/>
+    <w:basedOn w:val="Normal"/>
+    <w:link w:val="PiedepginaCar"/>
+    <w:uiPriority w:val="99"/>
+    <w:unhideWhenUsed/>
+    <w:rsid w:val="007C4CEE"/>
+    <w:pPr>
+      <w:tabs>
+        <w:tab w:val="center" w:pos="4252"/>
+        <w:tab w:val="right" w:pos="8504"/>
+      </w:tabs>
+      <w:spacing w:before="0" w:after="0" w:line="240" w:lineRule="auto"/>
+    </w:pPr>
+  </w:style>
+  <w:style w:type="character" w:customStyle="1" w:styleId="PiedepginaCar">
+    <w:name w:val="Pie de página Car"/>
+    <w:basedOn w:val="Fuentedeprrafopredeter"/>
+    <w:link w:val="Piedepgina"/>
+    <w:uiPriority w:val="99"/>
+    <w:rsid w:val="007C4CEE"/>
+    <w:rPr>
+      <w:rFonts w:ascii="Arial" w:eastAsia="Times New Roman" w:hAnsi="Arial" w:cs="Times New Roman"/>
+      <w:kern w:val="0"/>
+      <w:sz w:val="22"/>
       <w:lang w:val="es-PE" w:eastAsia="es-PE"/>
       <w14:ligatures w14:val="none"/>
     </w:rPr>

--- a/plantilla_base.docx
+++ b/plantilla_base.docx
@@ -45,43 +45,7 @@
           <w:sz w:val="18"/>
           <w:szCs w:val="18"/>
         </w:rPr>
-        <w:t xml:space="preserve"> {{</w:t>
-      </w:r>
-      <w:proofErr w:type="spellStart"/>
-      <w:r>
-        <w:rPr>
-          <w:rFonts w:cs="Arial"/>
-          <w:sz w:val="18"/>
-          <w:szCs w:val="18"/>
-        </w:rPr>
-        <w:t>interruptor_aperturado</w:t>
-      </w:r>
-      <w:proofErr w:type="spellEnd"/>
-      <w:r>
-        <w:rPr>
-          <w:rFonts w:cs="Arial"/>
-          <w:sz w:val="18"/>
-          <w:szCs w:val="18"/>
-        </w:rPr>
-        <w:t>}} Y {{</w:t>
-      </w:r>
-      <w:proofErr w:type="spellStart"/>
-      <w:r>
-        <w:rPr>
-          <w:rFonts w:cs="Arial"/>
-          <w:sz w:val="18"/>
-          <w:szCs w:val="18"/>
-        </w:rPr>
-        <w:t>interruptor_vecino</w:t>
-      </w:r>
-      <w:proofErr w:type="spellEnd"/>
-      <w:r>
-        <w:rPr>
-          <w:rFonts w:cs="Arial"/>
-          <w:sz w:val="18"/>
-          <w:szCs w:val="18"/>
-        </w:rPr>
-        <w:t>}}</w:t>
+        <w:t xml:space="preserve"> {{interruptor_aperturado}} Y {{interruptor_vecino}}</w:t>
       </w:r>
     </w:p>
     <w:p>
@@ -101,25 +65,7 @@
           <w:sz w:val="18"/>
           <w:szCs w:val="18"/>
         </w:rPr>
-        <w:t xml:space="preserve">El presente informe tiene como objetivo dar a conocer los detalles del evento de apertura de los interruptores con </w:t>
-      </w:r>
-      <w:proofErr w:type="spellStart"/>
-      <w:r>
-        <w:rPr>
-          <w:rFonts w:cs="Arial"/>
-          <w:sz w:val="18"/>
-          <w:szCs w:val="18"/>
-        </w:rPr>
-        <w:t>recierre</w:t>
-      </w:r>
-      <w:proofErr w:type="spellEnd"/>
-      <w:r>
-        <w:rPr>
-          <w:rFonts w:cs="Arial"/>
-          <w:sz w:val="18"/>
-          <w:szCs w:val="18"/>
-        </w:rPr>
-        <w:t xml:space="preserve"> en las celdas DC:</w:t>
+        <w:t>El presente informe tiene como objetivo dar a conocer los detalles del evento de apertura de los interruptores con recierre en las celdas DC:</w:t>
       </w:r>
     </w:p>
     <w:p>
@@ -156,9 +102,8 @@
           <w:sz w:val="18"/>
           <w:szCs w:val="18"/>
         </w:rPr>
-        <w:t>{{</w:t>
-      </w:r>
-      <w:proofErr w:type="spellStart"/>
+        <w:t>{{alimentador_</w:t>
+      </w:r>
       <w:r>
         <w:rPr>
           <w:rFonts w:cs="Arial"/>
@@ -167,7 +112,7 @@
           <w:sz w:val="18"/>
           <w:szCs w:val="18"/>
         </w:rPr>
-        <w:t>alimentador_</w:t>
+        <w:t>ser_</w:t>
       </w:r>
       <w:r>
         <w:rPr>
@@ -177,36 +122,124 @@
           <w:sz w:val="18"/>
           <w:szCs w:val="18"/>
         </w:rPr>
-        <w:t>ser_</w:t>
+        <w:t xml:space="preserve">aperturado}} </w:t>
+      </w:r>
+      <w:r>
+        <w:rPr>
+          <w:rFonts w:cs="Arial"/>
+          <w:sz w:val="18"/>
+          <w:szCs w:val="18"/>
+        </w:rPr>
+        <w:t xml:space="preserve">en el sistema SCADA VICOS RSC por función </w:t>
+      </w:r>
+      <w:proofErr w:type="gramStart"/>
+      <w:r>
+        <w:rPr>
+          <w:rFonts w:cs="Arial"/>
+          <w:sz w:val="18"/>
+          <w:szCs w:val="18"/>
+        </w:rPr>
+        <w:t>“</w:t>
+      </w:r>
+      <w:r>
+        <w:rPr>
+          <w:rFonts w:cs="Arial"/>
+          <w:sz w:val="18"/>
+          <w:szCs w:val="18"/>
+        </w:rPr>
+        <w:t xml:space="preserve"> </w:t>
+      </w:r>
+      <w:r>
+        <w:rPr>
+          <w:rFonts w:cs="Arial"/>
+          <w:sz w:val="18"/>
+          <w:szCs w:val="18"/>
+        </w:rPr>
+        <w:t>{</w:t>
+      </w:r>
+      <w:proofErr w:type="gramEnd"/>
+      <w:r>
+        <w:rPr>
+          <w:rFonts w:cs="Arial"/>
+          <w:sz w:val="18"/>
+          <w:szCs w:val="18"/>
+        </w:rPr>
+        <w:t>{funci</w:t>
+      </w:r>
+      <w:r>
+        <w:rPr>
+          <w:rFonts w:cs="Arial"/>
+          <w:sz w:val="18"/>
+          <w:szCs w:val="18"/>
+        </w:rPr>
+        <w:t>o</w:t>
+      </w:r>
+      <w:r>
+        <w:rPr>
+          <w:rFonts w:cs="Arial"/>
+          <w:sz w:val="18"/>
+          <w:szCs w:val="18"/>
+        </w:rPr>
+        <w:t>n_disparo_inicial}</w:t>
+      </w:r>
+      <w:proofErr w:type="gramStart"/>
+      <w:r>
+        <w:rPr>
+          <w:rFonts w:cs="Arial"/>
+          <w:sz w:val="18"/>
+          <w:szCs w:val="18"/>
+        </w:rPr>
+        <w:t>}</w:t>
+      </w:r>
+      <w:r>
+        <w:rPr>
+          <w:rFonts w:cs="Arial"/>
+          <w:sz w:val="18"/>
+          <w:szCs w:val="18"/>
+        </w:rPr>
+        <w:t xml:space="preserve"> </w:t>
       </w:r>
       <w:r>
         <w:rPr>
           <w:rFonts w:cs="Arial"/>
           <w:b/>
-          <w:bCs/>
-          <w:sz w:val="18"/>
-          <w:szCs w:val="18"/>
-        </w:rPr>
-        <w:t>aperturado</w:t>
-      </w:r>
-      <w:proofErr w:type="spellEnd"/>
-      <w:r>
-        <w:rPr>
-          <w:rFonts w:cs="Arial"/>
-          <w:b/>
-          <w:bCs/>
-          <w:sz w:val="18"/>
-          <w:szCs w:val="18"/>
-        </w:rPr>
-        <w:t xml:space="preserve">}} </w:t>
-      </w:r>
-      <w:r>
-        <w:rPr>
-          <w:rFonts w:cs="Arial"/>
-          <w:sz w:val="18"/>
-          <w:szCs w:val="18"/>
-        </w:rPr>
-        <w:t xml:space="preserve">en el sistema SCADA VICOS RSC por función </w:t>
+          <w:sz w:val="18"/>
+          <w:szCs w:val="18"/>
+        </w:rPr>
+        <w:t>”</w:t>
+      </w:r>
+      <w:proofErr w:type="gramEnd"/>
+      <w:r>
+        <w:rPr>
+          <w:rFonts w:cs="Arial"/>
+          <w:sz w:val="18"/>
+          <w:szCs w:val="18"/>
+        </w:rPr>
+        <w:t xml:space="preserve"> y </w:t>
+      </w:r>
+      <w:r>
+        <w:rPr>
+          <w:rFonts w:cs="Arial"/>
+          <w:sz w:val="18"/>
+          <w:szCs w:val="18"/>
+        </w:rPr>
+        <w:t>por actuación del relé S</w:t>
+      </w:r>
+      <w:r>
+        <w:rPr>
+          <w:rFonts w:cs="Arial"/>
+          <w:sz w:val="18"/>
+          <w:szCs w:val="18"/>
+        </w:rPr>
+        <w:t>itras</w:t>
+      </w:r>
+      <w:r>
+        <w:rPr>
+          <w:rFonts w:cs="Arial"/>
+          <w:sz w:val="18"/>
+          <w:szCs w:val="18"/>
+        </w:rPr>
+        <w:t xml:space="preserve"> PRO por función </w:t>
       </w:r>
       <w:proofErr w:type="gramStart"/>
       <w:r>
@@ -240,16 +273,7 @@
           <w:sz w:val="18"/>
           <w:szCs w:val="18"/>
         </w:rPr>
-        <w:t>{</w:t>
-      </w:r>
-      <w:proofErr w:type="spellStart"/>
-      <w:r>
-        <w:rPr>
-          <w:rFonts w:cs="Arial"/>
-          <w:sz w:val="18"/>
-          <w:szCs w:val="18"/>
-        </w:rPr>
-        <w:t>funci</w:t>
+        <w:t>{funci</w:t>
       </w:r>
       <w:r>
         <w:rPr>
@@ -265,153 +289,7 @@
           <w:sz w:val="18"/>
           <w:szCs w:val="18"/>
         </w:rPr>
-        <w:t>n_disparo_inicial</w:t>
-      </w:r>
-      <w:proofErr w:type="spellEnd"/>
-      <w:r>
-        <w:rPr>
-          <w:rFonts w:cs="Arial"/>
-          <w:sz w:val="18"/>
-          <w:szCs w:val="18"/>
-        </w:rPr>
-        <w:t>}</w:t>
-      </w:r>
-      <w:proofErr w:type="gramStart"/>
-      <w:r>
-        <w:rPr>
-          <w:rFonts w:cs="Arial"/>
-          <w:sz w:val="18"/>
-          <w:szCs w:val="18"/>
-        </w:rPr>
-        <w:t>}</w:t>
-      </w:r>
-      <w:r>
-        <w:rPr>
-          <w:rFonts w:cs="Arial"/>
-          <w:sz w:val="18"/>
-          <w:szCs w:val="18"/>
-        </w:rPr>
-        <w:t xml:space="preserve"> </w:t>
-      </w:r>
-      <w:r>
-        <w:rPr>
-          <w:rFonts w:cs="Arial"/>
-          <w:b/>
-          <w:sz w:val="18"/>
-          <w:szCs w:val="18"/>
-        </w:rPr>
-        <w:t>”</w:t>
-      </w:r>
-      <w:proofErr w:type="gramEnd"/>
-      <w:r>
-        <w:rPr>
-          <w:rFonts w:cs="Arial"/>
-          <w:sz w:val="18"/>
-          <w:szCs w:val="18"/>
-        </w:rPr>
-        <w:t xml:space="preserve"> y </w:t>
-      </w:r>
-      <w:r>
-        <w:rPr>
-          <w:rFonts w:cs="Arial"/>
-          <w:sz w:val="18"/>
-          <w:szCs w:val="18"/>
-        </w:rPr>
-        <w:t xml:space="preserve">por actuación del relé </w:t>
-      </w:r>
-      <w:proofErr w:type="spellStart"/>
-      <w:r>
-        <w:rPr>
-          <w:rFonts w:cs="Arial"/>
-          <w:sz w:val="18"/>
-          <w:szCs w:val="18"/>
-        </w:rPr>
-        <w:t>S</w:t>
-      </w:r>
-      <w:r>
-        <w:rPr>
-          <w:rFonts w:cs="Arial"/>
-          <w:sz w:val="18"/>
-          <w:szCs w:val="18"/>
-        </w:rPr>
-        <w:t>itras</w:t>
-      </w:r>
-      <w:proofErr w:type="spellEnd"/>
-      <w:r>
-        <w:rPr>
-          <w:rFonts w:cs="Arial"/>
-          <w:sz w:val="18"/>
-          <w:szCs w:val="18"/>
-        </w:rPr>
-        <w:t xml:space="preserve"> PRO por función </w:t>
-      </w:r>
-      <w:proofErr w:type="gramStart"/>
-      <w:r>
-        <w:rPr>
-          <w:rFonts w:cs="Arial"/>
-          <w:sz w:val="18"/>
-          <w:szCs w:val="18"/>
-        </w:rPr>
-        <w:t>“</w:t>
-      </w:r>
-      <w:r>
-        <w:rPr>
-          <w:rFonts w:cs="Arial"/>
-          <w:sz w:val="18"/>
-          <w:szCs w:val="18"/>
-        </w:rPr>
-        <w:t xml:space="preserve"> </w:t>
-      </w:r>
-      <w:r>
-        <w:rPr>
-          <w:rFonts w:cs="Arial"/>
-          <w:sz w:val="18"/>
-          <w:szCs w:val="18"/>
-        </w:rPr>
-        <w:t>{</w:t>
-      </w:r>
-      <w:proofErr w:type="gramEnd"/>
-      <w:r>
-        <w:rPr>
-          <w:rFonts w:cs="Arial"/>
-          <w:sz w:val="18"/>
-          <w:szCs w:val="18"/>
-        </w:rPr>
-        <w:t>{</w:t>
-      </w:r>
-      <w:proofErr w:type="spellStart"/>
-      <w:r>
-        <w:rPr>
-          <w:rFonts w:cs="Arial"/>
-          <w:sz w:val="18"/>
-          <w:szCs w:val="18"/>
-        </w:rPr>
-        <w:t>funci</w:t>
-      </w:r>
-      <w:r>
-        <w:rPr>
-          <w:rFonts w:cs="Arial"/>
-          <w:sz w:val="18"/>
-          <w:szCs w:val="18"/>
-        </w:rPr>
-        <w:t>o</w:t>
-      </w:r>
-      <w:r>
-        <w:rPr>
-          <w:rFonts w:cs="Arial"/>
-          <w:sz w:val="18"/>
-          <w:szCs w:val="18"/>
-        </w:rPr>
-        <w:t>n_disparo_final</w:t>
-      </w:r>
-      <w:proofErr w:type="spellEnd"/>
-      <w:r>
-        <w:rPr>
-          <w:rFonts w:cs="Arial"/>
-          <w:sz w:val="18"/>
-          <w:szCs w:val="18"/>
-        </w:rPr>
-        <w:t>}</w:t>
+        <w:t>n_disparo_final}</w:t>
       </w:r>
       <w:proofErr w:type="gramStart"/>
       <w:r>
@@ -467,9 +345,8 @@
           <w:sz w:val="18"/>
           <w:szCs w:val="18"/>
         </w:rPr>
-        <w:t>{{</w:t>
-      </w:r>
-      <w:proofErr w:type="spellStart"/>
+        <w:t>{{alimentador_</w:t>
+      </w:r>
       <w:r>
         <w:rPr>
           <w:rFonts w:cs="Arial"/>
@@ -478,7 +355,7 @@
           <w:sz w:val="18"/>
           <w:szCs w:val="18"/>
         </w:rPr>
-        <w:t>alimentador_</w:t>
+        <w:t>ser_</w:t>
       </w:r>
       <w:r>
         <w:rPr>
@@ -488,7 +365,7 @@
           <w:sz w:val="18"/>
           <w:szCs w:val="18"/>
         </w:rPr>
-        <w:t>ser_</w:t>
+        <w:t>vecino}}</w:t>
       </w:r>
       <w:r>
         <w:rPr>
@@ -498,27 +375,6 @@
           <w:sz w:val="18"/>
           <w:szCs w:val="18"/>
         </w:rPr>
-        <w:t>vecino</w:t>
-      </w:r>
-      <w:proofErr w:type="spellEnd"/>
-      <w:r>
-        <w:rPr>
-          <w:rFonts w:cs="Arial"/>
-          <w:b/>
-          <w:bCs/>
-          <w:sz w:val="18"/>
-          <w:szCs w:val="18"/>
-        </w:rPr>
-        <w:t>}}</w:t>
-      </w:r>
-      <w:r>
-        <w:rPr>
-          <w:rFonts w:cs="Arial"/>
-          <w:b/>
-          <w:bCs/>
-          <w:sz w:val="18"/>
-          <w:szCs w:val="18"/>
-        </w:rPr>
         <w:t xml:space="preserve"> </w:t>
       </w:r>
       <w:r>
@@ -569,51 +425,99 @@
           <w:sz w:val="18"/>
           <w:szCs w:val="18"/>
         </w:rPr>
+        <w:t>{función_disparo_vecina_inicial}</w:t>
+      </w:r>
+      <w:proofErr w:type="gramStart"/>
+      <w:r>
+        <w:rPr>
+          <w:rFonts w:cs="Arial"/>
+          <w:sz w:val="18"/>
+          <w:szCs w:val="18"/>
+        </w:rPr>
+        <w:t>}</w:t>
+      </w:r>
+      <w:r>
+        <w:rPr>
+          <w:rFonts w:cs="Arial"/>
+          <w:sz w:val="18"/>
+          <w:szCs w:val="18"/>
+        </w:rPr>
+        <w:t xml:space="preserve"> </w:t>
+      </w:r>
+      <w:r>
+        <w:rPr>
+          <w:rFonts w:cs="Arial"/>
+          <w:sz w:val="18"/>
+          <w:szCs w:val="18"/>
+        </w:rPr>
+        <w:t>”</w:t>
+      </w:r>
+      <w:proofErr w:type="gramEnd"/>
+      <w:r>
+        <w:rPr>
+          <w:rFonts w:cs="Arial"/>
+          <w:sz w:val="18"/>
+          <w:szCs w:val="18"/>
+        </w:rPr>
+        <w:t xml:space="preserve"> y </w:t>
+      </w:r>
+      <w:r>
+        <w:rPr>
+          <w:rFonts w:cs="Arial"/>
+          <w:sz w:val="18"/>
+          <w:szCs w:val="18"/>
+        </w:rPr>
+        <w:t>por actuación del relé S</w:t>
+      </w:r>
+      <w:r>
+        <w:rPr>
+          <w:rFonts w:cs="Arial"/>
+          <w:sz w:val="18"/>
+          <w:szCs w:val="18"/>
+        </w:rPr>
+        <w:t>itras</w:t>
+      </w:r>
+      <w:r>
+        <w:rPr>
+          <w:rFonts w:cs="Arial"/>
+          <w:sz w:val="18"/>
+          <w:szCs w:val="18"/>
+        </w:rPr>
+        <w:t xml:space="preserve"> PRO por función</w:t>
+      </w:r>
+      <w:r>
+        <w:rPr>
+          <w:rFonts w:cs="Arial"/>
+          <w:sz w:val="18"/>
+          <w:szCs w:val="18"/>
+        </w:rPr>
+        <w:t xml:space="preserve"> </w:t>
+      </w:r>
+      <w:proofErr w:type="gramStart"/>
+      <w:r>
+        <w:rPr>
+          <w:rFonts w:cs="Arial"/>
+          <w:sz w:val="18"/>
+          <w:szCs w:val="18"/>
+        </w:rPr>
+        <w:t>“</w:t>
+      </w:r>
+      <w:r>
+        <w:rPr>
+          <w:rFonts w:cs="Arial"/>
+          <w:sz w:val="18"/>
+          <w:szCs w:val="18"/>
+        </w:rPr>
+        <w:t xml:space="preserve"> </w:t>
+      </w:r>
+      <w:r>
+        <w:rPr>
+          <w:rFonts w:cs="Arial"/>
+          <w:sz w:val="18"/>
+          <w:szCs w:val="18"/>
+        </w:rPr>
         <w:t>{</w:t>
       </w:r>
-      <w:proofErr w:type="spellStart"/>
-      <w:r>
-        <w:rPr>
-          <w:rFonts w:cs="Arial"/>
-          <w:sz w:val="18"/>
-          <w:szCs w:val="18"/>
-        </w:rPr>
-        <w:t>función_disparo_vecina_inicial</w:t>
-      </w:r>
-      <w:proofErr w:type="spellEnd"/>
-      <w:r>
-        <w:rPr>
-          <w:rFonts w:cs="Arial"/>
-          <w:sz w:val="18"/>
-          <w:szCs w:val="18"/>
-        </w:rPr>
-        <w:t>}</w:t>
-      </w:r>
-      <w:proofErr w:type="gramStart"/>
-      <w:r>
-        <w:rPr>
-          <w:rFonts w:cs="Arial"/>
-          <w:sz w:val="18"/>
-          <w:szCs w:val="18"/>
-        </w:rPr>
-        <w:t>}</w:t>
-      </w:r>
-      <w:r>
-        <w:rPr>
-          <w:rFonts w:cs="Arial"/>
-          <w:sz w:val="18"/>
-          <w:szCs w:val="18"/>
-        </w:rPr>
-        <w:t xml:space="preserve"> </w:t>
-      </w:r>
-      <w:r>
-        <w:rPr>
-          <w:rFonts w:cs="Arial"/>
-          <w:sz w:val="18"/>
-          <w:szCs w:val="18"/>
-        </w:rPr>
-        <w:t>”</w:t>
-      </w:r>
       <w:proofErr w:type="gramEnd"/>
       <w:r>
         <w:rPr>
@@ -621,92 +525,7 @@
           <w:sz w:val="18"/>
           <w:szCs w:val="18"/>
         </w:rPr>
-        <w:t xml:space="preserve"> y </w:t>
-      </w:r>
-      <w:r>
-        <w:rPr>
-          <w:rFonts w:cs="Arial"/>
-          <w:sz w:val="18"/>
-          <w:szCs w:val="18"/>
-        </w:rPr>
-        <w:t xml:space="preserve">por actuación del relé </w:t>
-      </w:r>
-      <w:proofErr w:type="spellStart"/>
-      <w:r>
-        <w:rPr>
-          <w:rFonts w:cs="Arial"/>
-          <w:sz w:val="18"/>
-          <w:szCs w:val="18"/>
-        </w:rPr>
-        <w:t>S</w:t>
-      </w:r>
-      <w:r>
-        <w:rPr>
-          <w:rFonts w:cs="Arial"/>
-          <w:sz w:val="18"/>
-          <w:szCs w:val="18"/>
-        </w:rPr>
-        <w:t>itras</w:t>
-      </w:r>
-      <w:proofErr w:type="spellEnd"/>
-      <w:r>
-        <w:rPr>
-          <w:rFonts w:cs="Arial"/>
-          <w:sz w:val="18"/>
-          <w:szCs w:val="18"/>
-        </w:rPr>
-        <w:t xml:space="preserve"> PRO por función</w:t>
-      </w:r>
-      <w:r>
-        <w:rPr>
-          <w:rFonts w:cs="Arial"/>
-          <w:sz w:val="18"/>
-          <w:szCs w:val="18"/>
-        </w:rPr>
-        <w:t xml:space="preserve"> </w:t>
-      </w:r>
-      <w:proofErr w:type="gramStart"/>
-      <w:r>
-        <w:rPr>
-          <w:rFonts w:cs="Arial"/>
-          <w:sz w:val="18"/>
-          <w:szCs w:val="18"/>
-        </w:rPr>
-        <w:t>“</w:t>
-      </w:r>
-      <w:r>
-        <w:rPr>
-          <w:rFonts w:cs="Arial"/>
-          <w:sz w:val="18"/>
-          <w:szCs w:val="18"/>
-        </w:rPr>
-        <w:t xml:space="preserve"> </w:t>
-      </w:r>
-      <w:r>
-        <w:rPr>
-          <w:rFonts w:cs="Arial"/>
-          <w:sz w:val="18"/>
-          <w:szCs w:val="18"/>
-        </w:rPr>
-        <w:t>{</w:t>
-      </w:r>
-      <w:proofErr w:type="gramEnd"/>
-      <w:r>
-        <w:rPr>
-          <w:rFonts w:cs="Arial"/>
-          <w:sz w:val="18"/>
-          <w:szCs w:val="18"/>
-        </w:rPr>
-        <w:t>{</w:t>
-      </w:r>
-      <w:proofErr w:type="spellStart"/>
-      <w:r>
-        <w:rPr>
-          <w:rFonts w:cs="Arial"/>
-          <w:sz w:val="18"/>
-          <w:szCs w:val="18"/>
-        </w:rPr>
-        <w:t>función_</w:t>
+        <w:t>{función_</w:t>
       </w:r>
       <w:r>
         <w:rPr>
@@ -716,7 +535,6 @@
         </w:rPr>
         <w:t>disparo_vecina_final</w:t>
       </w:r>
-      <w:proofErr w:type="spellEnd"/>
       <w:r>
         <w:rPr>
           <w:rFonts w:cs="Arial"/>
@@ -807,43 +625,7 @@
           <w:sz w:val="18"/>
           <w:szCs w:val="18"/>
         </w:rPr>
-        <w:t>{{</w:t>
-      </w:r>
-      <w:proofErr w:type="spellStart"/>
-      <w:r>
-        <w:rPr>
-          <w:rFonts w:cs="Arial"/>
-          <w:sz w:val="18"/>
-          <w:szCs w:val="18"/>
-        </w:rPr>
-        <w:t>ser_aperturado</w:t>
-      </w:r>
-      <w:proofErr w:type="spellEnd"/>
-      <w:r>
-        <w:rPr>
-          <w:rFonts w:cs="Arial"/>
-          <w:sz w:val="18"/>
-          <w:szCs w:val="18"/>
-        </w:rPr>
-        <w:t>}} y {{</w:t>
-      </w:r>
-      <w:proofErr w:type="spellStart"/>
-      <w:r>
-        <w:rPr>
-          <w:rFonts w:cs="Arial"/>
-          <w:sz w:val="18"/>
-          <w:szCs w:val="18"/>
-        </w:rPr>
-        <w:t>ser_vecino</w:t>
-      </w:r>
-      <w:proofErr w:type="spellEnd"/>
-      <w:r>
-        <w:rPr>
-          <w:rFonts w:cs="Arial"/>
-          <w:sz w:val="18"/>
-          <w:szCs w:val="18"/>
-        </w:rPr>
-        <w:t>}}</w:t>
+        <w:t>{{ser_aperturado}} y {{ser_vecino}}</w:t>
       </w:r>
     </w:p>
     <w:p>
@@ -862,25 +644,7 @@
           <w:sz w:val="18"/>
           <w:szCs w:val="18"/>
         </w:rPr>
-        <w:t>{{</w:t>
-      </w:r>
-      <w:proofErr w:type="spellStart"/>
-      <w:r>
-        <w:rPr>
-          <w:rFonts w:cs="Arial"/>
-          <w:sz w:val="18"/>
-          <w:szCs w:val="18"/>
-        </w:rPr>
-        <w:t>dia</w:t>
-      </w:r>
-      <w:proofErr w:type="spellEnd"/>
-      <w:r>
-        <w:rPr>
-          <w:rFonts w:cs="Arial"/>
-          <w:sz w:val="18"/>
-          <w:szCs w:val="18"/>
-        </w:rPr>
-        <w:t>}} {{fecha}}</w:t>
+        <w:t>{{dia}} {{fecha}}</w:t>
       </w:r>
     </w:p>
     <w:p>
@@ -903,9 +667,8 @@
           <w:sz w:val="18"/>
           <w:szCs w:val="18"/>
         </w:rPr>
-        <w:t>{{</w:t>
-      </w:r>
-      <w:proofErr w:type="spellStart"/>
+        <w:t>{{hora</w:t>
+      </w:r>
       <w:r>
         <w:rPr>
           <w:rFonts w:cs="Arial"/>
@@ -914,19 +677,8 @@
           <w:sz w:val="18"/>
           <w:szCs w:val="18"/>
         </w:rPr>
-        <w:t>hora</w:t>
-      </w:r>
-      <w:r>
-        <w:rPr>
-          <w:rFonts w:cs="Arial"/>
-          <w:bCs/>
-          <w:color w:val="000000" w:themeColor="text1"/>
-          <w:sz w:val="18"/>
-          <w:szCs w:val="18"/>
-        </w:rPr>
         <w:t>_vicos_disparo</w:t>
       </w:r>
-      <w:proofErr w:type="spellEnd"/>
       <w:r>
         <w:rPr>
           <w:rFonts w:cs="Arial"/>
@@ -987,7 +739,6 @@
           <w:szCs w:val="18"/>
         </w:rPr>
       </w:pPr>
-      <w:proofErr w:type="spellStart"/>
       <w:r>
         <w:rPr>
           <w:rFonts w:cs="Arial"/>
@@ -995,9 +746,8 @@
           <w:sz w:val="18"/>
           <w:szCs w:val="18"/>
         </w:rPr>
-        <w:t>Headway</w:t>
-      </w:r>
-      <w:proofErr w:type="spellEnd"/>
+        <w:t>Headway de trenes:</w:t>
+      </w:r>
       <w:r>
         <w:rPr>
           <w:rFonts w:cs="Arial"/>
@@ -1005,7 +755,7 @@
           <w:sz w:val="18"/>
           <w:szCs w:val="18"/>
         </w:rPr>
-        <w:t xml:space="preserve"> de trenes:</w:t>
+        <w:tab/>
       </w:r>
       <w:r>
         <w:rPr>
@@ -1028,40 +778,11 @@
       <w:r>
         <w:rPr>
           <w:rFonts w:cs="Arial"/>
-          <w:b/>
-          <w:sz w:val="18"/>
-          <w:szCs w:val="18"/>
-        </w:rPr>
-        <w:tab/>
-      </w:r>
-      <w:r>
-        <w:rPr>
-          <w:rFonts w:cs="Arial"/>
           <w:bCs/>
           <w:sz w:val="18"/>
           <w:szCs w:val="18"/>
         </w:rPr>
-        <w:t>{{</w:t>
-      </w:r>
-      <w:proofErr w:type="spellStart"/>
-      <w:r>
-        <w:rPr>
-          <w:rFonts w:cs="Arial"/>
-          <w:bCs/>
-          <w:sz w:val="18"/>
-          <w:szCs w:val="18"/>
-        </w:rPr>
-        <w:t>tiempo_entre_trenes</w:t>
-      </w:r>
-      <w:proofErr w:type="spellEnd"/>
-      <w:r>
-        <w:rPr>
-          <w:rFonts w:cs="Arial"/>
-          <w:bCs/>
-          <w:sz w:val="18"/>
-          <w:szCs w:val="18"/>
-        </w:rPr>
-        <w:t>}}</w:t>
+        <w:t>{{tiempo_entre_trenes}}</w:t>
       </w:r>
       <w:r>
         <w:rPr>
@@ -1136,27 +857,7 @@
           <w:sz w:val="18"/>
           <w:szCs w:val="18"/>
         </w:rPr>
-        <w:t>{{</w:t>
-      </w:r>
-      <w:proofErr w:type="spellStart"/>
-      <w:r>
-        <w:rPr>
-          <w:rFonts w:cs="Arial"/>
-          <w:bCs/>
-          <w:sz w:val="18"/>
-          <w:szCs w:val="18"/>
-        </w:rPr>
-        <w:t>condicion_señales</w:t>
-      </w:r>
-      <w:proofErr w:type="spellEnd"/>
-      <w:r>
-        <w:rPr>
-          <w:rFonts w:cs="Arial"/>
-          <w:bCs/>
-          <w:sz w:val="18"/>
-          <w:szCs w:val="18"/>
-        </w:rPr>
-        <w:t>}}</w:t>
+        <w:t>{{condicion_señales}}</w:t>
       </w:r>
     </w:p>
     <w:p>
@@ -1200,25 +901,7 @@
           <w:sz w:val="18"/>
           <w:szCs w:val="18"/>
         </w:rPr>
-        <w:t>{{</w:t>
-      </w:r>
-      <w:proofErr w:type="spellStart"/>
-      <w:r>
-        <w:rPr>
-          <w:rFonts w:cs="Arial"/>
-          <w:sz w:val="18"/>
-          <w:szCs w:val="18"/>
-        </w:rPr>
-        <w:t>operacion</w:t>
-      </w:r>
-      <w:proofErr w:type="spellEnd"/>
-      <w:r>
-        <w:rPr>
-          <w:rFonts w:cs="Arial"/>
-          <w:sz w:val="18"/>
-          <w:szCs w:val="18"/>
-        </w:rPr>
-        <w:t>}}</w:t>
+        <w:t>{{operacion}}</w:t>
       </w:r>
     </w:p>
     <w:p>
@@ -3056,29 +2739,29 @@
                 <w:sz w:val="18"/>
                 <w:szCs w:val="18"/>
               </w:rPr>
-              <w:t>{{</w:t>
-            </w:r>
-            <w:proofErr w:type="spellStart"/>
-            <w:r>
-              <w:rPr>
-                <w:rFonts w:ascii="Arial" w:hAnsi="Arial" w:cs="Arial"/>
-                <w:bCs/>
-                <w:color w:val="000000" w:themeColor="text1"/>
-                <w:sz w:val="18"/>
-                <w:szCs w:val="18"/>
-              </w:rPr>
-              <w:t>hora_vicos_disparo</w:t>
-            </w:r>
-            <w:proofErr w:type="spellEnd"/>
-            <w:r>
-              <w:rPr>
-                <w:rFonts w:ascii="Arial" w:hAnsi="Arial" w:cs="Arial"/>
-                <w:bCs/>
-                <w:color w:val="000000" w:themeColor="text1"/>
-                <w:sz w:val="18"/>
-                <w:szCs w:val="18"/>
-              </w:rPr>
-              <w:t>}}</w:t>
+              <w:t xml:space="preserve">{% for item in cronologia </w:t>
+            </w:r>
+            <w:proofErr w:type="gramStart"/>
+            <w:r>
+              <w:rPr>
+                <w:rFonts w:ascii="Arial" w:hAnsi="Arial" w:cs="Arial"/>
+                <w:bCs/>
+                <w:color w:val="000000" w:themeColor="text1"/>
+                <w:sz w:val="18"/>
+                <w:szCs w:val="18"/>
+              </w:rPr>
+              <w:t>%}{{ item</w:t>
+            </w:r>
+            <w:proofErr w:type="gramEnd"/>
+            <w:r>
+              <w:rPr>
+                <w:rFonts w:ascii="Arial" w:hAnsi="Arial" w:cs="Arial"/>
+                <w:bCs/>
+                <w:color w:val="000000" w:themeColor="text1"/>
+                <w:sz w:val="18"/>
+                <w:szCs w:val="18"/>
+              </w:rPr>
+              <w:t>.hora }}</w:t>
             </w:r>
           </w:p>
         </w:tc>
@@ -3114,29 +2797,7 @@
                 <w:sz w:val="18"/>
                 <w:szCs w:val="18"/>
               </w:rPr>
-              <w:t>{{</w:t>
-            </w:r>
-            <w:proofErr w:type="spellStart"/>
-            <w:r>
-              <w:rPr>
-                <w:rFonts w:ascii="Arial" w:hAnsi="Arial" w:cs="Arial"/>
-                <w:bCs/>
-                <w:color w:val="000000" w:themeColor="text1"/>
-                <w:sz w:val="18"/>
-                <w:szCs w:val="18"/>
-              </w:rPr>
-              <w:t>ser_aperturado</w:t>
-            </w:r>
-            <w:proofErr w:type="spellEnd"/>
-            <w:r>
-              <w:rPr>
-                <w:rFonts w:ascii="Arial" w:hAnsi="Arial" w:cs="Arial"/>
-                <w:bCs/>
-                <w:color w:val="000000" w:themeColor="text1"/>
-                <w:sz w:val="18"/>
-                <w:szCs w:val="18"/>
-              </w:rPr>
-              <w:t>}}</w:t>
+              <w:t>{{ item.ubicacion }}</w:t>
             </w:r>
           </w:p>
         </w:tc>
@@ -3172,6 +2833,280 @@
                 <w:sz w:val="18"/>
                 <w:szCs w:val="18"/>
               </w:rPr>
+              <w:t>{{ item.descripcion }}{% endfor %}</w:t>
+            </w:r>
+          </w:p>
+        </w:tc>
+      </w:tr>
+    </w:tbl>
+    <w:p>
+      <w:pPr>
+        <w:spacing w:before="0" w:after="0" w:line="240" w:lineRule="auto"/>
+        <w:ind w:left="426" w:firstLine="0"/>
+        <w:rPr>
+          <w:rFonts w:cs="Arial"/>
+          <w:i/>
+          <w:sz w:val="18"/>
+          <w:szCs w:val="18"/>
+        </w:rPr>
+      </w:pPr>
+    </w:p>
+    <w:p>
+      <w:pPr>
+        <w:spacing w:before="0" w:after="0" w:line="240" w:lineRule="auto"/>
+        <w:ind w:left="426" w:firstLine="0"/>
+        <w:rPr>
+          <w:rFonts w:cs="Arial"/>
+          <w:i/>
+          <w:sz w:val="18"/>
+          <w:szCs w:val="18"/>
+        </w:rPr>
+      </w:pPr>
+    </w:p>
+    <w:tbl>
+      <w:tblPr>
+        <w:tblpPr w:leftFromText="141" w:rightFromText="141" w:vertAnchor="text" w:tblpX="416" w:tblpY="1"/>
+        <w:tblOverlap w:val="never"/>
+        <w:tblW w:w="8651" w:type="dxa"/>
+        <w:tblBorders>
+          <w:top w:val="single" w:sz="4" w:space="0" w:color="auto"/>
+          <w:left w:val="single" w:sz="4" w:space="0" w:color="auto"/>
+          <w:bottom w:val="single" w:sz="4" w:space="0" w:color="auto"/>
+          <w:right w:val="single" w:sz="4" w:space="0" w:color="auto"/>
+          <w:insideH w:val="single" w:sz="4" w:space="0" w:color="auto"/>
+          <w:insideV w:val="single" w:sz="4" w:space="0" w:color="auto"/>
+        </w:tblBorders>
+        <w:tblLook w:val="04A0" w:firstRow="1" w:lastRow="0" w:firstColumn="1" w:lastColumn="0" w:noHBand="0" w:noVBand="1"/>
+      </w:tblPr>
+      <w:tblGrid>
+        <w:gridCol w:w="2018"/>
+        <w:gridCol w:w="1678"/>
+        <w:gridCol w:w="4955"/>
+      </w:tblGrid>
+      <w:tr>
+        <w:trPr>
+          <w:tblHeader/>
+        </w:trPr>
+        <w:tc>
+          <w:tcPr>
+            <w:tcW w:w="2018" w:type="dxa"/>
+            <w:shd w:val="clear" w:color="auto" w:fill="D9D9D9" w:themeFill="background1" w:themeFillShade="D9"/>
+            <w:vAlign w:val="center"/>
+          </w:tcPr>
+          <w:p>
+            <w:pPr>
+              <w:pStyle w:val="Predeterminado"/>
+              <w:tabs>
+                <w:tab w:val="clear" w:pos="709"/>
+                <w:tab w:val="left" w:pos="426"/>
+                <w:tab w:val="left" w:pos="2835"/>
+                <w:tab w:val="left" w:pos="6659"/>
+                <w:tab w:val="left" w:pos="6839"/>
+              </w:tabs>
+              <w:jc w:val="center"/>
+              <w:rPr>
+                <w:rFonts w:ascii="Arial" w:hAnsi="Arial" w:cs="Arial"/>
+                <w:b/>
+                <w:color w:val="000000" w:themeColor="text1"/>
+                <w:sz w:val="18"/>
+                <w:szCs w:val="18"/>
+              </w:rPr>
+            </w:pPr>
+            <w:r>
+              <w:rPr>
+                <w:rFonts w:ascii="Arial" w:hAnsi="Arial" w:cs="Arial"/>
+                <w:b/>
+                <w:color w:val="000000" w:themeColor="text1"/>
+                <w:sz w:val="18"/>
+                <w:szCs w:val="18"/>
+              </w:rPr>
+              <w:t>HORA</w:t>
+            </w:r>
+          </w:p>
+        </w:tc>
+        <w:tc>
+          <w:tcPr>
+            <w:tcW w:w="1678" w:type="dxa"/>
+            <w:shd w:val="clear" w:color="auto" w:fill="D9D9D9" w:themeFill="background1" w:themeFillShade="D9"/>
+            <w:vAlign w:val="center"/>
+          </w:tcPr>
+          <w:p>
+            <w:pPr>
+              <w:pStyle w:val="Predeterminado"/>
+              <w:tabs>
+                <w:tab w:val="clear" w:pos="709"/>
+                <w:tab w:val="left" w:pos="426"/>
+                <w:tab w:val="left" w:pos="2835"/>
+                <w:tab w:val="left" w:pos="6659"/>
+                <w:tab w:val="left" w:pos="6839"/>
+              </w:tabs>
+              <w:jc w:val="center"/>
+              <w:rPr>
+                <w:rFonts w:ascii="Arial" w:hAnsi="Arial" w:cs="Arial"/>
+                <w:b/>
+                <w:color w:val="000000" w:themeColor="text1"/>
+                <w:sz w:val="18"/>
+                <w:szCs w:val="18"/>
+              </w:rPr>
+            </w:pPr>
+            <w:r>
+              <w:rPr>
+                <w:rFonts w:ascii="Arial" w:hAnsi="Arial" w:cs="Arial"/>
+                <w:b/>
+                <w:color w:val="000000" w:themeColor="text1"/>
+                <w:sz w:val="18"/>
+                <w:szCs w:val="18"/>
+              </w:rPr>
+              <w:t>UBICACIÓN</w:t>
+            </w:r>
+          </w:p>
+        </w:tc>
+        <w:tc>
+          <w:tcPr>
+            <w:tcW w:w="4955" w:type="dxa"/>
+            <w:shd w:val="clear" w:color="auto" w:fill="D9D9D9" w:themeFill="background1" w:themeFillShade="D9"/>
+            <w:vAlign w:val="center"/>
+          </w:tcPr>
+          <w:p>
+            <w:pPr>
+              <w:pStyle w:val="Predeterminado"/>
+              <w:tabs>
+                <w:tab w:val="clear" w:pos="709"/>
+                <w:tab w:val="left" w:pos="426"/>
+                <w:tab w:val="left" w:pos="2835"/>
+                <w:tab w:val="left" w:pos="6659"/>
+                <w:tab w:val="left" w:pos="6839"/>
+              </w:tabs>
+              <w:jc w:val="center"/>
+              <w:rPr>
+                <w:rFonts w:ascii="Arial" w:hAnsi="Arial" w:cs="Arial"/>
+                <w:b/>
+                <w:color w:val="000000" w:themeColor="text1"/>
+                <w:sz w:val="18"/>
+                <w:szCs w:val="18"/>
+              </w:rPr>
+            </w:pPr>
+            <w:r>
+              <w:rPr>
+                <w:rFonts w:ascii="Arial" w:hAnsi="Arial" w:cs="Arial"/>
+                <w:b/>
+                <w:color w:val="000000" w:themeColor="text1"/>
+                <w:sz w:val="18"/>
+                <w:szCs w:val="18"/>
+              </w:rPr>
+              <w:t>DESCRIPCIÓN DEL EVENTO</w:t>
+            </w:r>
+          </w:p>
+        </w:tc>
+      </w:tr>
+      <w:tr>
+        <w:trPr>
+          <w:trHeight w:val="646"/>
+        </w:trPr>
+        <w:tc>
+          <w:tcPr>
+            <w:tcW w:w="2018" w:type="dxa"/>
+            <w:vAlign w:val="center"/>
+          </w:tcPr>
+          <w:p>
+            <w:pPr>
+              <w:pStyle w:val="Predeterminado"/>
+              <w:tabs>
+                <w:tab w:val="clear" w:pos="709"/>
+                <w:tab w:val="left" w:pos="426"/>
+                <w:tab w:val="left" w:pos="2835"/>
+                <w:tab w:val="left" w:pos="6659"/>
+                <w:tab w:val="left" w:pos="6839"/>
+              </w:tabs>
+              <w:jc w:val="center"/>
+              <w:rPr>
+                <w:rFonts w:ascii="Arial" w:hAnsi="Arial" w:cs="Arial"/>
+                <w:bCs/>
+                <w:color w:val="000000" w:themeColor="text1"/>
+                <w:sz w:val="18"/>
+                <w:szCs w:val="18"/>
+              </w:rPr>
+            </w:pPr>
+            <w:r>
+              <w:rPr>
+                <w:rFonts w:ascii="Arial" w:hAnsi="Arial" w:cs="Arial"/>
+                <w:bCs/>
+                <w:color w:val="000000" w:themeColor="text1"/>
+                <w:sz w:val="18"/>
+                <w:szCs w:val="18"/>
+              </w:rPr>
+              <w:t>{{hora_vicos_disparo}}</w:t>
+            </w:r>
+          </w:p>
+        </w:tc>
+        <w:tc>
+          <w:tcPr>
+            <w:tcW w:w="1678" w:type="dxa"/>
+            <w:vAlign w:val="center"/>
+          </w:tcPr>
+          <w:p>
+            <w:pPr>
+              <w:pStyle w:val="Predeterminado"/>
+              <w:tabs>
+                <w:tab w:val="clear" w:pos="709"/>
+                <w:tab w:val="left" w:pos="426"/>
+                <w:tab w:val="left" w:pos="2835"/>
+                <w:tab w:val="left" w:pos="6659"/>
+                <w:tab w:val="left" w:pos="6839"/>
+              </w:tabs>
+              <w:jc w:val="center"/>
+              <w:rPr>
+                <w:rFonts w:ascii="Arial" w:hAnsi="Arial" w:cs="Arial"/>
+                <w:bCs/>
+                <w:color w:val="000000" w:themeColor="text1"/>
+                <w:sz w:val="18"/>
+                <w:szCs w:val="18"/>
+              </w:rPr>
+            </w:pPr>
+            <w:r>
+              <w:rPr>
+                <w:rFonts w:ascii="Arial" w:hAnsi="Arial" w:cs="Arial"/>
+                <w:bCs/>
+                <w:color w:val="000000" w:themeColor="text1"/>
+                <w:sz w:val="18"/>
+                <w:szCs w:val="18"/>
+              </w:rPr>
+              <w:t>{{ser_aperturado}}</w:t>
+            </w:r>
+          </w:p>
+        </w:tc>
+        <w:tc>
+          <w:tcPr>
+            <w:tcW w:w="4955" w:type="dxa"/>
+            <w:vAlign w:val="center"/>
+          </w:tcPr>
+          <w:p>
+            <w:pPr>
+              <w:pStyle w:val="Predeterminado"/>
+              <w:tabs>
+                <w:tab w:val="clear" w:pos="709"/>
+                <w:tab w:val="left" w:pos="426"/>
+                <w:tab w:val="left" w:pos="2835"/>
+                <w:tab w:val="left" w:pos="6659"/>
+                <w:tab w:val="left" w:pos="6839"/>
+              </w:tabs>
+              <w:jc w:val="both"/>
+              <w:rPr>
+                <w:rFonts w:ascii="Arial" w:hAnsi="Arial" w:cs="Arial"/>
+                <w:bCs/>
+                <w:color w:val="000000" w:themeColor="text1"/>
+                <w:sz w:val="18"/>
+                <w:szCs w:val="18"/>
+              </w:rPr>
+            </w:pPr>
+            <w:r>
+              <w:rPr>
+                <w:rFonts w:ascii="Arial" w:hAnsi="Arial" w:cs="Arial"/>
+                <w:bCs/>
+                <w:color w:val="000000" w:themeColor="text1"/>
+                <w:sz w:val="18"/>
+                <w:szCs w:val="18"/>
+              </w:rPr>
               <w:t>Se registró en el sistema SCADA</w:t>
             </w:r>
             <w:r>
@@ -3210,25 +3145,87 @@
                 <w:sz w:val="18"/>
                 <w:szCs w:val="18"/>
               </w:rPr>
-              <w:t>{{</w:t>
-            </w:r>
-            <w:proofErr w:type="spellStart"/>
+              <w:t>{{función_disparo_inicial}}</w:t>
+            </w:r>
+            <w:r>
+              <w:rPr>
+                <w:rFonts w:ascii="Arial" w:hAnsi="Arial" w:cs="Arial"/>
+                <w:b/>
+                <w:bCs/>
+                <w:color w:val="000000" w:themeColor="text1"/>
+                <w:sz w:val="18"/>
+                <w:szCs w:val="18"/>
+              </w:rPr>
+              <w:t>”</w:t>
+            </w:r>
+            <w:r>
+              <w:rPr>
+                <w:rFonts w:ascii="Arial" w:hAnsi="Arial" w:cs="Arial"/>
+                <w:b/>
+                <w:bCs/>
+                <w:color w:val="000000" w:themeColor="text1"/>
+                <w:sz w:val="18"/>
+                <w:szCs w:val="18"/>
+              </w:rPr>
+              <w:t xml:space="preserve"> </w:t>
+            </w:r>
+            <w:r>
+              <w:rPr>
+                <w:rFonts w:ascii="Arial" w:hAnsi="Arial" w:cs="Arial"/>
+                <w:bCs/>
+                <w:color w:val="000000" w:themeColor="text1"/>
+                <w:sz w:val="18"/>
+                <w:szCs w:val="18"/>
+              </w:rPr>
+              <w:t xml:space="preserve">del alimentador </w:t>
+            </w:r>
+            <w:r>
+              <w:rPr>
+                <w:rFonts w:ascii="Arial" w:hAnsi="Arial" w:cs="Arial"/>
+                <w:bCs/>
+                <w:color w:val="000000" w:themeColor="text1"/>
+                <w:sz w:val="18"/>
+                <w:szCs w:val="18"/>
+              </w:rPr>
+              <w:t>{{alimentador_aperturado}}</w:t>
+            </w:r>
+            <w:r>
+              <w:rPr>
+                <w:rFonts w:ascii="Arial" w:hAnsi="Arial" w:cs="Arial"/>
+                <w:bCs/>
+                <w:color w:val="000000" w:themeColor="text1"/>
+                <w:sz w:val="18"/>
+                <w:szCs w:val="18"/>
+              </w:rPr>
+              <w:t xml:space="preserve">. Asimismo, se registró en el relé Sitras PRO </w:t>
+            </w:r>
+            <w:r>
+              <w:rPr>
+                <w:rFonts w:ascii="Arial" w:hAnsi="Arial" w:cs="Arial"/>
+                <w:bCs/>
+                <w:color w:val="000000" w:themeColor="text1"/>
+                <w:sz w:val="18"/>
+                <w:szCs w:val="18"/>
+              </w:rPr>
+              <w:t xml:space="preserve">por función </w:t>
+            </w:r>
+            <w:r>
+              <w:rPr>
+                <w:rFonts w:ascii="Arial" w:hAnsi="Arial" w:cs="Arial"/>
+                <w:bCs/>
+                <w:color w:val="000000" w:themeColor="text1"/>
+                <w:sz w:val="18"/>
+                <w:szCs w:val="18"/>
+              </w:rPr>
+              <w:t>“</w:t>
+            </w:r>
             <w:r>
               <w:rPr>
                 <w:rFonts w:cs="Arial"/>
                 <w:sz w:val="18"/>
                 <w:szCs w:val="18"/>
               </w:rPr>
-              <w:t>función_disparo_inicial</w:t>
-            </w:r>
-            <w:proofErr w:type="spellEnd"/>
-            <w:r>
-              <w:rPr>
-                <w:rFonts w:cs="Arial"/>
-                <w:sz w:val="18"/>
-                <w:szCs w:val="18"/>
-              </w:rPr>
-              <w:t>}}</w:t>
+              <w:t>{{función_disparo_final}}</w:t>
             </w:r>
             <w:r>
               <w:rPr>
@@ -3255,133 +3252,13 @@
             <w:r>
               <w:rPr>
                 <w:rFonts w:ascii="Arial" w:hAnsi="Arial" w:cs="Arial"/>
-                <w:bCs/>
-                <w:color w:val="000000" w:themeColor="text1"/>
-                <w:sz w:val="18"/>
-                <w:szCs w:val="18"/>
-              </w:rPr>
-              <w:t xml:space="preserve">del alimentador </w:t>
-            </w:r>
-            <w:r>
-              <w:rPr>
-                <w:rFonts w:ascii="Arial" w:hAnsi="Arial" w:cs="Arial"/>
-                <w:bCs/>
-                <w:color w:val="000000" w:themeColor="text1"/>
-                <w:sz w:val="18"/>
-                <w:szCs w:val="18"/>
-              </w:rPr>
-              <w:t>{{</w:t>
-            </w:r>
-            <w:proofErr w:type="spellStart"/>
-            <w:r>
-              <w:rPr>
-                <w:rFonts w:ascii="Arial" w:hAnsi="Arial" w:cs="Arial"/>
-                <w:bCs/>
-                <w:color w:val="000000" w:themeColor="text1"/>
-                <w:sz w:val="18"/>
-                <w:szCs w:val="18"/>
-              </w:rPr>
-              <w:t>alimentador_aperturado</w:t>
-            </w:r>
-            <w:proofErr w:type="spellEnd"/>
-            <w:r>
-              <w:rPr>
-                <w:rFonts w:ascii="Arial" w:hAnsi="Arial" w:cs="Arial"/>
-                <w:bCs/>
-                <w:color w:val="000000" w:themeColor="text1"/>
-                <w:sz w:val="18"/>
-                <w:szCs w:val="18"/>
-              </w:rPr>
-              <w:t>}}</w:t>
-            </w:r>
-            <w:r>
-              <w:rPr>
-                <w:rFonts w:ascii="Arial" w:hAnsi="Arial" w:cs="Arial"/>
-                <w:bCs/>
-                <w:color w:val="000000" w:themeColor="text1"/>
-                <w:sz w:val="18"/>
-                <w:szCs w:val="18"/>
-              </w:rPr>
-              <w:t xml:space="preserve">. Asimismo, se registró en el relé </w:t>
-            </w:r>
-            <w:proofErr w:type="spellStart"/>
-            <w:r>
-              <w:rPr>
-                <w:rFonts w:ascii="Arial" w:hAnsi="Arial" w:cs="Arial"/>
-                <w:bCs/>
-                <w:color w:val="000000" w:themeColor="text1"/>
-                <w:sz w:val="18"/>
-                <w:szCs w:val="18"/>
-              </w:rPr>
-              <w:t>Sitras</w:t>
-            </w:r>
-            <w:proofErr w:type="spellEnd"/>
-            <w:r>
-              <w:rPr>
-                <w:rFonts w:ascii="Arial" w:hAnsi="Arial" w:cs="Arial"/>
-                <w:bCs/>
-                <w:color w:val="000000" w:themeColor="text1"/>
-                <w:sz w:val="18"/>
-                <w:szCs w:val="18"/>
-              </w:rPr>
-              <w:t xml:space="preserve"> PRO </w:t>
-            </w:r>
-            <w:r>
-              <w:rPr>
-                <w:rFonts w:ascii="Arial" w:hAnsi="Arial" w:cs="Arial"/>
-                <w:bCs/>
-                <w:color w:val="000000" w:themeColor="text1"/>
-                <w:sz w:val="18"/>
-                <w:szCs w:val="18"/>
-              </w:rPr>
-              <w:t xml:space="preserve">por función </w:t>
-            </w:r>
-            <w:r>
-              <w:rPr>
-                <w:rFonts w:ascii="Arial" w:hAnsi="Arial" w:cs="Arial"/>
-                <w:bCs/>
-                <w:color w:val="000000" w:themeColor="text1"/>
-                <w:sz w:val="18"/>
-                <w:szCs w:val="18"/>
-              </w:rPr>
-              <w:t>“</w:t>
-            </w:r>
-            <w:r>
-              <w:rPr>
-                <w:rFonts w:cs="Arial"/>
-                <w:sz w:val="18"/>
-                <w:szCs w:val="18"/>
-              </w:rPr>
-              <w:t>{{</w:t>
-            </w:r>
-            <w:proofErr w:type="spellStart"/>
-            <w:r>
-              <w:rPr>
-                <w:rFonts w:cs="Arial"/>
-                <w:sz w:val="18"/>
-                <w:szCs w:val="18"/>
-              </w:rPr>
-              <w:t>función_disparo_final</w:t>
-            </w:r>
-            <w:proofErr w:type="spellEnd"/>
-            <w:r>
-              <w:rPr>
-                <w:rFonts w:cs="Arial"/>
-                <w:sz w:val="18"/>
-                <w:szCs w:val="18"/>
-              </w:rPr>
-              <w:t>}}</w:t>
-            </w:r>
-            <w:r>
-              <w:rPr>
-                <w:rFonts w:ascii="Arial" w:hAnsi="Arial" w:cs="Arial"/>
                 <w:b/>
                 <w:bCs/>
                 <w:color w:val="000000" w:themeColor="text1"/>
                 <w:sz w:val="18"/>
                 <w:szCs w:val="18"/>
               </w:rPr>
-              <w:t>”</w:t>
+              <w:t xml:space="preserve">(ST </w:t>
             </w:r>
             <w:r>
               <w:rPr>
@@ -3392,53 +3269,7 @@
                 <w:sz w:val="18"/>
                 <w:szCs w:val="18"/>
               </w:rPr>
-              <w:t xml:space="preserve"> </w:t>
-            </w:r>
-            <w:r>
-              <w:rPr>
-                <w:rFonts w:ascii="Arial" w:hAnsi="Arial" w:cs="Arial"/>
-                <w:b/>
-                <w:bCs/>
-                <w:color w:val="000000" w:themeColor="text1"/>
-                <w:sz w:val="18"/>
-                <w:szCs w:val="18"/>
-              </w:rPr>
-              <w:t xml:space="preserve">(ST </w:t>
-            </w:r>
-            <w:r>
-              <w:rPr>
-                <w:rFonts w:ascii="Arial" w:hAnsi="Arial" w:cs="Arial"/>
-                <w:b/>
-                <w:bCs/>
-                <w:color w:val="000000" w:themeColor="text1"/>
-                <w:sz w:val="18"/>
-                <w:szCs w:val="18"/>
-              </w:rPr>
-              <w:t>{{</w:t>
-            </w:r>
-            <w:proofErr w:type="spellStart"/>
-            <w:r>
-              <w:rPr>
-                <w:rFonts w:ascii="Arial" w:hAnsi="Arial" w:cs="Arial"/>
-                <w:b/>
-                <w:bCs/>
-                <w:color w:val="000000" w:themeColor="text1"/>
-                <w:sz w:val="18"/>
-                <w:szCs w:val="18"/>
-              </w:rPr>
-              <w:t>st_aperturado</w:t>
-            </w:r>
-            <w:proofErr w:type="spellEnd"/>
-            <w:r>
-              <w:rPr>
-                <w:rFonts w:ascii="Arial" w:hAnsi="Arial" w:cs="Arial"/>
-                <w:b/>
-                <w:bCs/>
-                <w:color w:val="000000" w:themeColor="text1"/>
-                <w:sz w:val="18"/>
-                <w:szCs w:val="18"/>
-              </w:rPr>
-              <w:t>}}</w:t>
+              <w:t>{{st_aperturado}}</w:t>
             </w:r>
             <w:r>
               <w:rPr>
@@ -3490,29 +3321,7 @@
                 <w:sz w:val="18"/>
                 <w:szCs w:val="18"/>
               </w:rPr>
-              <w:t>{{</w:t>
-            </w:r>
-            <w:proofErr w:type="spellStart"/>
-            <w:r>
-              <w:rPr>
-                <w:rFonts w:ascii="Arial" w:hAnsi="Arial" w:cs="Arial"/>
-                <w:bCs/>
-                <w:color w:val="000000" w:themeColor="text1"/>
-                <w:sz w:val="18"/>
-                <w:szCs w:val="18"/>
-              </w:rPr>
-              <w:t>hora_vicos_vecino</w:t>
-            </w:r>
-            <w:proofErr w:type="spellEnd"/>
-            <w:r>
-              <w:rPr>
-                <w:rFonts w:ascii="Arial" w:hAnsi="Arial" w:cs="Arial"/>
-                <w:bCs/>
-                <w:color w:val="000000" w:themeColor="text1"/>
-                <w:sz w:val="18"/>
-                <w:szCs w:val="18"/>
-              </w:rPr>
-              <w:t>}}</w:t>
+              <w:t>{{hora_vicos_vecino}}</w:t>
             </w:r>
           </w:p>
         </w:tc>
@@ -3548,29 +3357,7 @@
                 <w:sz w:val="18"/>
                 <w:szCs w:val="18"/>
               </w:rPr>
-              <w:t>{{</w:t>
-            </w:r>
-            <w:proofErr w:type="spellStart"/>
-            <w:r>
-              <w:rPr>
-                <w:rFonts w:ascii="Arial" w:hAnsi="Arial" w:cs="Arial"/>
-                <w:bCs/>
-                <w:color w:val="000000" w:themeColor="text1"/>
-                <w:sz w:val="18"/>
-                <w:szCs w:val="18"/>
-              </w:rPr>
-              <w:t>ser_vecino</w:t>
-            </w:r>
-            <w:proofErr w:type="spellEnd"/>
-            <w:r>
-              <w:rPr>
-                <w:rFonts w:ascii="Arial" w:hAnsi="Arial" w:cs="Arial"/>
-                <w:bCs/>
-                <w:color w:val="000000" w:themeColor="text1"/>
-                <w:sz w:val="18"/>
-                <w:szCs w:val="18"/>
-              </w:rPr>
-              <w:t>}}</w:t>
+              <w:t>{{ser_vecino}}</w:t>
             </w:r>
           </w:p>
         </w:tc>
@@ -3646,29 +3433,7 @@
                 <w:sz w:val="18"/>
                 <w:szCs w:val="18"/>
               </w:rPr>
-              <w:t>{{</w:t>
-            </w:r>
-            <w:proofErr w:type="spellStart"/>
-            <w:r>
-              <w:rPr>
-                <w:rFonts w:ascii="Arial" w:hAnsi="Arial" w:cs="Arial"/>
-                <w:bCs/>
-                <w:color w:val="000000" w:themeColor="text1"/>
-                <w:sz w:val="18"/>
-                <w:szCs w:val="18"/>
-              </w:rPr>
-              <w:t>alimentador_vecino</w:t>
-            </w:r>
-            <w:proofErr w:type="spellEnd"/>
-            <w:r>
-              <w:rPr>
-                <w:rFonts w:ascii="Arial" w:hAnsi="Arial" w:cs="Arial"/>
-                <w:bCs/>
-                <w:color w:val="000000" w:themeColor="text1"/>
-                <w:sz w:val="18"/>
-                <w:szCs w:val="18"/>
-              </w:rPr>
-              <w:t>}}</w:t>
+              <w:t>{{alimentador_vecino}}</w:t>
             </w:r>
             <w:r>
               <w:rPr>
@@ -3698,29 +3463,7 @@
                 <w:sz w:val="18"/>
                 <w:szCs w:val="18"/>
               </w:rPr>
-              <w:t xml:space="preserve">. Asimismo, se registró en el relé </w:t>
-            </w:r>
-            <w:proofErr w:type="spellStart"/>
-            <w:r>
-              <w:rPr>
-                <w:rFonts w:ascii="Arial" w:hAnsi="Arial" w:cs="Arial"/>
-                <w:bCs/>
-                <w:color w:val="000000" w:themeColor="text1"/>
-                <w:sz w:val="18"/>
-                <w:szCs w:val="18"/>
-              </w:rPr>
-              <w:t>Sitras</w:t>
-            </w:r>
-            <w:proofErr w:type="spellEnd"/>
-            <w:r>
-              <w:rPr>
-                <w:rFonts w:ascii="Arial" w:hAnsi="Arial" w:cs="Arial"/>
-                <w:bCs/>
-                <w:color w:val="000000" w:themeColor="text1"/>
-                <w:sz w:val="18"/>
-                <w:szCs w:val="18"/>
-              </w:rPr>
-              <w:t xml:space="preserve"> PRO</w:t>
+              <w:t>. Asimismo, se registró en el relé Sitras PRO</w:t>
             </w:r>
             <w:r>
               <w:rPr>
@@ -3790,29 +3533,7 @@
                 <w:sz w:val="18"/>
                 <w:szCs w:val="18"/>
               </w:rPr>
-              <w:t>{{</w:t>
-            </w:r>
-            <w:proofErr w:type="spellStart"/>
-            <w:r>
-              <w:rPr>
-                <w:rFonts w:ascii="Arial" w:hAnsi="Arial" w:cs="Arial"/>
-                <w:b/>
-                <w:color w:val="000000" w:themeColor="text1"/>
-                <w:sz w:val="18"/>
-                <w:szCs w:val="18"/>
-              </w:rPr>
-              <w:t>st_vecino</w:t>
-            </w:r>
-            <w:proofErr w:type="spellEnd"/>
-            <w:r>
-              <w:rPr>
-                <w:rFonts w:ascii="Arial" w:hAnsi="Arial" w:cs="Arial"/>
-                <w:b/>
-                <w:color w:val="000000" w:themeColor="text1"/>
-                <w:sz w:val="18"/>
-                <w:szCs w:val="18"/>
-              </w:rPr>
-              <w:t>}}</w:t>
+              <w:t>{{st_vecino}}</w:t>
             </w:r>
             <w:r>
               <w:rPr>
@@ -3863,29 +3584,8 @@
                 <w:sz w:val="18"/>
                 <w:szCs w:val="18"/>
               </w:rPr>
-              <w:t>{{</w:t>
-            </w:r>
-            <w:proofErr w:type="spellStart"/>
-            <w:r>
-              <w:rPr>
-                <w:rFonts w:ascii="Arial" w:hAnsi="Arial" w:cs="Arial"/>
-                <w:bCs/>
-                <w:color w:val="000000" w:themeColor="text1"/>
-                <w:sz w:val="18"/>
-                <w:szCs w:val="18"/>
-              </w:rPr>
-              <w:t>hora_vicos_dcierre</w:t>
-            </w:r>
-            <w:proofErr w:type="spellEnd"/>
-            <w:r>
-              <w:rPr>
-                <w:rFonts w:ascii="Arial" w:hAnsi="Arial" w:cs="Arial"/>
-                <w:bCs/>
-                <w:color w:val="000000" w:themeColor="text1"/>
-                <w:sz w:val="18"/>
-                <w:szCs w:val="18"/>
-              </w:rPr>
-              <w:t>}}</w:t>
+              <w:lastRenderedPageBreak/>
+              <w:t>{{hora_vicos_dcierre}}</w:t>
             </w:r>
           </w:p>
         </w:tc>
@@ -3921,29 +3621,7 @@
                 <w:sz w:val="18"/>
                 <w:szCs w:val="18"/>
               </w:rPr>
-              <w:t>{{</w:t>
-            </w:r>
-            <w:proofErr w:type="spellStart"/>
-            <w:r>
-              <w:rPr>
-                <w:rFonts w:ascii="Arial" w:hAnsi="Arial" w:cs="Arial"/>
-                <w:bCs/>
-                <w:color w:val="000000" w:themeColor="text1"/>
-                <w:sz w:val="18"/>
-                <w:szCs w:val="18"/>
-              </w:rPr>
-              <w:t>ser_aperturado</w:t>
-            </w:r>
-            <w:proofErr w:type="spellEnd"/>
-            <w:r>
-              <w:rPr>
-                <w:rFonts w:ascii="Arial" w:hAnsi="Arial" w:cs="Arial"/>
-                <w:bCs/>
-                <w:color w:val="000000" w:themeColor="text1"/>
-                <w:sz w:val="18"/>
-                <w:szCs w:val="18"/>
-              </w:rPr>
-              <w:t>}}</w:t>
+              <w:t>{{ser_aperturado}}</w:t>
             </w:r>
           </w:p>
         </w:tc>
@@ -3971,49 +3649,15 @@
                 <w:szCs w:val="18"/>
               </w:rPr>
             </w:pPr>
-            <w:proofErr w:type="spellStart"/>
-            <w:r>
-              <w:rPr>
-                <w:rFonts w:ascii="Arial" w:hAnsi="Arial" w:cs="Arial"/>
-                <w:bCs/>
-                <w:color w:val="000000" w:themeColor="text1"/>
-                <w:sz w:val="18"/>
-                <w:szCs w:val="18"/>
-              </w:rPr>
-              <w:t>Recierre</w:t>
-            </w:r>
-            <w:proofErr w:type="spellEnd"/>
-            <w:r>
-              <w:rPr>
-                <w:rFonts w:ascii="Arial" w:hAnsi="Arial" w:cs="Arial"/>
-                <w:bCs/>
-                <w:color w:val="000000" w:themeColor="text1"/>
-                <w:sz w:val="18"/>
-                <w:szCs w:val="18"/>
-              </w:rPr>
-              <w:t xml:space="preserve"> automático del interruptor {{</w:t>
-            </w:r>
-            <w:proofErr w:type="spellStart"/>
-            <w:r>
-              <w:rPr>
-                <w:rFonts w:ascii="Arial" w:hAnsi="Arial" w:cs="Arial"/>
-                <w:bCs/>
-                <w:color w:val="000000" w:themeColor="text1"/>
-                <w:sz w:val="18"/>
-                <w:szCs w:val="18"/>
-              </w:rPr>
-              <w:t>alimentador_aperturado_num</w:t>
-            </w:r>
-            <w:proofErr w:type="spellEnd"/>
-            <w:r>
-              <w:rPr>
-                <w:rFonts w:ascii="Arial" w:hAnsi="Arial" w:cs="Arial"/>
-                <w:bCs/>
-                <w:color w:val="000000" w:themeColor="text1"/>
-                <w:sz w:val="18"/>
-                <w:szCs w:val="18"/>
-              </w:rPr>
-              <w:t>}}</w:t>
+            <w:r>
+              <w:rPr>
+                <w:rFonts w:ascii="Arial" w:hAnsi="Arial" w:cs="Arial"/>
+                <w:bCs/>
+                <w:color w:val="000000" w:themeColor="text1"/>
+                <w:sz w:val="18"/>
+                <w:szCs w:val="18"/>
+              </w:rPr>
+              <w:t>Recierre automático del interruptor {{alimentador_aperturado_num}}</w:t>
             </w:r>
             <w:r>
               <w:rPr>
@@ -4033,29 +3677,7 @@
                 <w:sz w:val="18"/>
                 <w:szCs w:val="18"/>
               </w:rPr>
-              <w:t>en el alimentador {{</w:t>
-            </w:r>
-            <w:proofErr w:type="spellStart"/>
-            <w:r>
-              <w:rPr>
-                <w:rFonts w:ascii="Arial" w:hAnsi="Arial" w:cs="Arial"/>
-                <w:bCs/>
-                <w:color w:val="000000" w:themeColor="text1"/>
-                <w:sz w:val="18"/>
-                <w:szCs w:val="18"/>
-              </w:rPr>
-              <w:t>alimentador_aperturado</w:t>
-            </w:r>
-            <w:proofErr w:type="spellEnd"/>
-            <w:r>
-              <w:rPr>
-                <w:rFonts w:ascii="Arial" w:hAnsi="Arial" w:cs="Arial"/>
-                <w:bCs/>
-                <w:color w:val="000000" w:themeColor="text1"/>
-                <w:sz w:val="18"/>
-                <w:szCs w:val="18"/>
-              </w:rPr>
-              <w:t>}} con resultado exitoso.</w:t>
+              <w:t>en el alimentador {{alimentador_aperturado}} con resultado exitoso.</w:t>
             </w:r>
           </w:p>
         </w:tc>
@@ -4096,29 +3718,7 @@
                 <w:sz w:val="18"/>
                 <w:szCs w:val="18"/>
               </w:rPr>
-              <w:t>{{</w:t>
-            </w:r>
-            <w:proofErr w:type="spellStart"/>
-            <w:r>
-              <w:rPr>
-                <w:rFonts w:ascii="Arial" w:hAnsi="Arial" w:cs="Arial"/>
-                <w:bCs/>
-                <w:color w:val="000000" w:themeColor="text1"/>
-                <w:sz w:val="18"/>
-                <w:szCs w:val="18"/>
-              </w:rPr>
-              <w:t>hora_vicos_vcierre</w:t>
-            </w:r>
-            <w:proofErr w:type="spellEnd"/>
-            <w:r>
-              <w:rPr>
-                <w:rFonts w:ascii="Arial" w:hAnsi="Arial" w:cs="Arial"/>
-                <w:bCs/>
-                <w:color w:val="000000" w:themeColor="text1"/>
-                <w:sz w:val="18"/>
-                <w:szCs w:val="18"/>
-              </w:rPr>
-              <w:t>}}</w:t>
+              <w:t>{{hora_vicos_vcierre}}</w:t>
             </w:r>
           </w:p>
         </w:tc>
@@ -4154,29 +3754,7 @@
                 <w:sz w:val="18"/>
                 <w:szCs w:val="18"/>
               </w:rPr>
-              <w:t>{{</w:t>
-            </w:r>
-            <w:proofErr w:type="spellStart"/>
-            <w:r>
-              <w:rPr>
-                <w:rFonts w:ascii="Arial" w:hAnsi="Arial" w:cs="Arial"/>
-                <w:bCs/>
-                <w:color w:val="000000" w:themeColor="text1"/>
-                <w:sz w:val="18"/>
-                <w:szCs w:val="18"/>
-              </w:rPr>
-              <w:t>ser_vecino</w:t>
-            </w:r>
-            <w:proofErr w:type="spellEnd"/>
-            <w:r>
-              <w:rPr>
-                <w:rFonts w:ascii="Arial" w:hAnsi="Arial" w:cs="Arial"/>
-                <w:bCs/>
-                <w:color w:val="000000" w:themeColor="text1"/>
-                <w:sz w:val="18"/>
-                <w:szCs w:val="18"/>
-              </w:rPr>
-              <w:t>}}</w:t>
+              <w:t>{{ser_vecino}}</w:t>
             </w:r>
           </w:p>
         </w:tc>
@@ -4204,49 +3782,15 @@
                 <w:szCs w:val="18"/>
               </w:rPr>
             </w:pPr>
-            <w:proofErr w:type="spellStart"/>
-            <w:r>
-              <w:rPr>
-                <w:rFonts w:ascii="Arial" w:hAnsi="Arial" w:cs="Arial"/>
-                <w:bCs/>
-                <w:color w:val="000000" w:themeColor="text1"/>
-                <w:sz w:val="18"/>
-                <w:szCs w:val="18"/>
-              </w:rPr>
-              <w:t>Recierre</w:t>
-            </w:r>
-            <w:proofErr w:type="spellEnd"/>
-            <w:r>
-              <w:rPr>
-                <w:rFonts w:ascii="Arial" w:hAnsi="Arial" w:cs="Arial"/>
-                <w:bCs/>
-                <w:color w:val="000000" w:themeColor="text1"/>
-                <w:sz w:val="18"/>
-                <w:szCs w:val="18"/>
-              </w:rPr>
-              <w:t xml:space="preserve"> automático del interruptor {{</w:t>
-            </w:r>
-            <w:proofErr w:type="spellStart"/>
-            <w:r>
-              <w:rPr>
-                <w:rFonts w:ascii="Arial" w:hAnsi="Arial" w:cs="Arial"/>
-                <w:bCs/>
-                <w:color w:val="000000" w:themeColor="text1"/>
-                <w:sz w:val="18"/>
-                <w:szCs w:val="18"/>
-              </w:rPr>
-              <w:t>alimentador_vecino_num</w:t>
-            </w:r>
-            <w:proofErr w:type="spellEnd"/>
-            <w:r>
-              <w:rPr>
-                <w:rFonts w:ascii="Arial" w:hAnsi="Arial" w:cs="Arial"/>
-                <w:bCs/>
-                <w:color w:val="000000" w:themeColor="text1"/>
-                <w:sz w:val="18"/>
-                <w:szCs w:val="18"/>
-              </w:rPr>
-              <w:t>}}</w:t>
+            <w:r>
+              <w:rPr>
+                <w:rFonts w:ascii="Arial" w:hAnsi="Arial" w:cs="Arial"/>
+                <w:bCs/>
+                <w:color w:val="000000" w:themeColor="text1"/>
+                <w:sz w:val="18"/>
+                <w:szCs w:val="18"/>
+              </w:rPr>
+              <w:t>Recierre automático del interruptor {{alimentador_vecino_num}}</w:t>
             </w:r>
             <w:r>
               <w:rPr>
@@ -4266,29 +3810,7 @@
                 <w:sz w:val="18"/>
                 <w:szCs w:val="18"/>
               </w:rPr>
-              <w:t>en el alimentador {{</w:t>
-            </w:r>
-            <w:proofErr w:type="spellStart"/>
-            <w:r>
-              <w:rPr>
-                <w:rFonts w:ascii="Arial" w:hAnsi="Arial" w:cs="Arial"/>
-                <w:bCs/>
-                <w:color w:val="000000" w:themeColor="text1"/>
-                <w:sz w:val="18"/>
-                <w:szCs w:val="18"/>
-              </w:rPr>
-              <w:t>alimentador_vecino</w:t>
-            </w:r>
-            <w:proofErr w:type="spellEnd"/>
-            <w:r>
-              <w:rPr>
-                <w:rFonts w:ascii="Arial" w:hAnsi="Arial" w:cs="Arial"/>
-                <w:bCs/>
-                <w:color w:val="000000" w:themeColor="text1"/>
-                <w:sz w:val="18"/>
-                <w:szCs w:val="18"/>
-              </w:rPr>
-              <w:t>}} con resultado exitoso.</w:t>
+              <w:t>en el alimentador {{alimentador_vecino}} con resultado exitoso.</w:t>
             </w:r>
           </w:p>
         </w:tc>
@@ -4329,29 +3851,7 @@
                 <w:sz w:val="18"/>
                 <w:szCs w:val="18"/>
               </w:rPr>
-              <w:t>{{</w:t>
-            </w:r>
-            <w:proofErr w:type="spellStart"/>
-            <w:r>
-              <w:rPr>
-                <w:rFonts w:ascii="Arial" w:hAnsi="Arial" w:cs="Arial"/>
-                <w:bCs/>
-                <w:color w:val="000000" w:themeColor="text1"/>
-                <w:sz w:val="18"/>
-                <w:szCs w:val="18"/>
-              </w:rPr>
-              <w:t>hora_reporte</w:t>
-            </w:r>
-            <w:proofErr w:type="spellEnd"/>
-            <w:r>
-              <w:rPr>
-                <w:rFonts w:ascii="Arial" w:hAnsi="Arial" w:cs="Arial"/>
-                <w:bCs/>
-                <w:color w:val="000000" w:themeColor="text1"/>
-                <w:sz w:val="18"/>
-                <w:szCs w:val="18"/>
-              </w:rPr>
-              <w:t>}}</w:t>
+              <w:t>{{hora_reporte}}</w:t>
             </w:r>
           </w:p>
         </w:tc>
@@ -4501,19 +4001,8 @@
                 <w:sz w:val="18"/>
                 <w:szCs w:val="18"/>
               </w:rPr>
-              <w:t>{{</w:t>
-            </w:r>
-            <w:proofErr w:type="spellStart"/>
-            <w:r>
-              <w:rPr>
-                <w:rFonts w:ascii="Arial" w:hAnsi="Arial" w:cs="Arial"/>
-                <w:color w:val="000000" w:themeColor="text1"/>
-                <w:sz w:val="18"/>
-                <w:szCs w:val="18"/>
-              </w:rPr>
-              <w:t>sup_pco</w:t>
-            </w:r>
-            <w:proofErr w:type="spellEnd"/>
+              <w:t>{{sup_pco</w:t>
+            </w:r>
             <w:proofErr w:type="gramStart"/>
             <w:r>
               <w:rPr>
@@ -4580,7 +4069,6 @@
                 <w:sz w:val="18"/>
                 <w:szCs w:val="18"/>
               </w:rPr>
-              <w:lastRenderedPageBreak/>
               <w:t>Se reporta en el grupo de WhatsApp de CCM_SUB_CAT de SYC.</w:t>
             </w:r>
           </w:p>
@@ -4622,30 +4110,7 @@
                 <w:sz w:val="18"/>
                 <w:szCs w:val="18"/>
               </w:rPr>
-              <w:lastRenderedPageBreak/>
-              <w:t>{{</w:t>
-            </w:r>
-            <w:proofErr w:type="spellStart"/>
-            <w:r>
-              <w:rPr>
-                <w:rFonts w:ascii="Arial" w:hAnsi="Arial" w:cs="Arial"/>
-                <w:bCs/>
-                <w:color w:val="000000" w:themeColor="text1"/>
-                <w:sz w:val="18"/>
-                <w:szCs w:val="18"/>
-              </w:rPr>
-              <w:t>hora_envio_st</w:t>
-            </w:r>
-            <w:proofErr w:type="spellEnd"/>
-            <w:r>
-              <w:rPr>
-                <w:rFonts w:ascii="Arial" w:hAnsi="Arial" w:cs="Arial"/>
-                <w:bCs/>
-                <w:color w:val="000000" w:themeColor="text1"/>
-                <w:sz w:val="18"/>
-                <w:szCs w:val="18"/>
-              </w:rPr>
-              <w:t>}}</w:t>
+              <w:t>{{hora_envio_st}}</w:t>
             </w:r>
           </w:p>
         </w:tc>
@@ -4737,20 +4202,102 @@
                 <w:sz w:val="18"/>
                 <w:szCs w:val="18"/>
               </w:rPr>
-              <w:t>{{</w:t>
-            </w:r>
-            <w:proofErr w:type="spellStart"/>
-            <w:r>
-              <w:rPr>
-                <w:rFonts w:ascii="Arial" w:hAnsi="Arial" w:cs="Arial"/>
-                <w:bCs/>
-                <w:color w:val="000000" w:themeColor="text1"/>
-                <w:sz w:val="18"/>
-                <w:szCs w:val="18"/>
-              </w:rPr>
-              <w:t>per_sub</w:t>
-            </w:r>
-            <w:proofErr w:type="spellEnd"/>
+              <w:t>{{per_sub}}</w:t>
+            </w:r>
+            <w:r>
+              <w:rPr>
+                <w:rFonts w:ascii="Arial" w:hAnsi="Arial" w:cs="Arial"/>
+                <w:bCs/>
+                <w:color w:val="000000" w:themeColor="text1"/>
+                <w:sz w:val="18"/>
+                <w:szCs w:val="18"/>
+              </w:rPr>
+              <w:t xml:space="preserve">; realizar inspección de las celdas DC: </w:t>
+            </w:r>
+            <w:r>
+              <w:rPr>
+                <w:rFonts w:ascii="Arial" w:hAnsi="Arial" w:cs="Arial"/>
+                <w:bCs/>
+                <w:color w:val="000000" w:themeColor="text1"/>
+                <w:sz w:val="18"/>
+                <w:szCs w:val="18"/>
+              </w:rPr>
+              <w:t>{{alimentador_ser_aperturado}}</w:t>
+            </w:r>
+            <w:r>
+              <w:rPr>
+                <w:rFonts w:ascii="Arial" w:hAnsi="Arial" w:cs="Arial"/>
+                <w:bCs/>
+                <w:color w:val="000000" w:themeColor="text1"/>
+                <w:sz w:val="18"/>
+                <w:szCs w:val="18"/>
+              </w:rPr>
+              <w:t xml:space="preserve"> </w:t>
+            </w:r>
+            <w:r>
+              <w:rPr>
+                <w:rFonts w:ascii="Arial" w:hAnsi="Arial" w:cs="Arial"/>
+                <w:b/>
+                <w:bCs/>
+                <w:color w:val="000000" w:themeColor="text1"/>
+                <w:sz w:val="18"/>
+                <w:szCs w:val="18"/>
+              </w:rPr>
+              <w:t xml:space="preserve">(ST </w:t>
+            </w:r>
+            <w:r>
+              <w:rPr>
+                <w:rFonts w:ascii="Arial" w:hAnsi="Arial" w:cs="Arial"/>
+                <w:b/>
+                <w:bCs/>
+                <w:color w:val="000000" w:themeColor="text1"/>
+                <w:sz w:val="18"/>
+                <w:szCs w:val="18"/>
+              </w:rPr>
+              <w:t>{{st_aperturado}}</w:t>
+            </w:r>
+            <w:r>
+              <w:rPr>
+                <w:rFonts w:ascii="Arial" w:hAnsi="Arial" w:cs="Arial"/>
+                <w:b/>
+                <w:bCs/>
+                <w:color w:val="000000" w:themeColor="text1"/>
+                <w:sz w:val="18"/>
+                <w:szCs w:val="18"/>
+              </w:rPr>
+              <w:t>)</w:t>
+            </w:r>
+            <w:r>
+              <w:rPr>
+                <w:rFonts w:ascii="Arial" w:hAnsi="Arial" w:cs="Arial"/>
+                <w:b/>
+                <w:bCs/>
+                <w:color w:val="000000" w:themeColor="text1"/>
+                <w:sz w:val="18"/>
+                <w:szCs w:val="18"/>
+              </w:rPr>
+              <w:t xml:space="preserve"> </w:t>
+            </w:r>
+            <w:r>
+              <w:rPr>
+                <w:rFonts w:ascii="Arial" w:hAnsi="Arial" w:cs="Arial"/>
+                <w:bCs/>
+                <w:color w:val="000000" w:themeColor="text1"/>
+                <w:sz w:val="18"/>
+                <w:szCs w:val="18"/>
+              </w:rPr>
+              <w:t xml:space="preserve">y </w:t>
+            </w:r>
+            <w:r>
+              <w:rPr>
+                <w:rFonts w:ascii="Arial" w:hAnsi="Arial" w:cs="Arial"/>
+                <w:bCs/>
+                <w:color w:val="000000" w:themeColor="text1"/>
+                <w:sz w:val="18"/>
+                <w:szCs w:val="18"/>
+              </w:rPr>
+              <w:t>{{alimentador_ser_vecino</w:t>
+            </w:r>
             <w:r>
               <w:rPr>
                 <w:rFonts w:ascii="Arial" w:hAnsi="Arial" w:cs="Arial"/>
@@ -4769,55 +4316,12 @@
                 <w:sz w:val="18"/>
                 <w:szCs w:val="18"/>
               </w:rPr>
-              <w:t xml:space="preserve">; realizar inspección de las celdas DC: </w:t>
-            </w:r>
-            <w:r>
-              <w:rPr>
-                <w:rFonts w:ascii="Arial" w:hAnsi="Arial" w:cs="Arial"/>
-                <w:bCs/>
-                <w:color w:val="000000" w:themeColor="text1"/>
-                <w:sz w:val="18"/>
-                <w:szCs w:val="18"/>
-              </w:rPr>
-              <w:t>{{</w:t>
-            </w:r>
-            <w:proofErr w:type="spellStart"/>
-            <w:r>
-              <w:rPr>
-                <w:rFonts w:ascii="Arial" w:hAnsi="Arial" w:cs="Arial"/>
-                <w:bCs/>
-                <w:color w:val="000000" w:themeColor="text1"/>
-                <w:sz w:val="18"/>
-                <w:szCs w:val="18"/>
-              </w:rPr>
-              <w:t>alimentador_ser_aperturado</w:t>
-            </w:r>
-            <w:proofErr w:type="spellEnd"/>
-            <w:r>
-              <w:rPr>
-                <w:rFonts w:ascii="Arial" w:hAnsi="Arial" w:cs="Arial"/>
-                <w:bCs/>
-                <w:color w:val="000000" w:themeColor="text1"/>
-                <w:sz w:val="18"/>
-                <w:szCs w:val="18"/>
-              </w:rPr>
-              <w:t>}}</w:t>
-            </w:r>
-            <w:r>
-              <w:rPr>
-                <w:rFonts w:ascii="Arial" w:hAnsi="Arial" w:cs="Arial"/>
-                <w:bCs/>
-                <w:color w:val="000000" w:themeColor="text1"/>
-                <w:sz w:val="18"/>
-                <w:szCs w:val="18"/>
-              </w:rPr>
               <w:t xml:space="preserve"> </w:t>
             </w:r>
             <w:r>
               <w:rPr>
                 <w:rFonts w:ascii="Arial" w:hAnsi="Arial" w:cs="Arial"/>
                 <w:b/>
-                <w:bCs/>
                 <w:color w:val="000000" w:themeColor="text1"/>
                 <w:sz w:val="18"/>
                 <w:szCs w:val="18"/>
@@ -4828,152 +4332,11 @@
               <w:rPr>
                 <w:rFonts w:ascii="Arial" w:hAnsi="Arial" w:cs="Arial"/>
                 <w:b/>
-                <w:bCs/>
-                <w:color w:val="000000" w:themeColor="text1"/>
-                <w:sz w:val="18"/>
-                <w:szCs w:val="18"/>
-              </w:rPr>
-              <w:t>{{</w:t>
-            </w:r>
-            <w:proofErr w:type="spellStart"/>
-            <w:r>
-              <w:rPr>
-                <w:rFonts w:ascii="Arial" w:hAnsi="Arial" w:cs="Arial"/>
-                <w:b/>
-                <w:bCs/>
-                <w:color w:val="000000" w:themeColor="text1"/>
-                <w:sz w:val="18"/>
-                <w:szCs w:val="18"/>
-              </w:rPr>
-              <w:t>st_aperturado</w:t>
-            </w:r>
-            <w:proofErr w:type="spellEnd"/>
-            <w:r>
-              <w:rPr>
-                <w:rFonts w:ascii="Arial" w:hAnsi="Arial" w:cs="Arial"/>
-                <w:b/>
-                <w:bCs/>
-                <w:color w:val="000000" w:themeColor="text1"/>
-                <w:sz w:val="18"/>
-                <w:szCs w:val="18"/>
-              </w:rPr>
-              <w:t>}}</w:t>
-            </w:r>
-            <w:r>
-              <w:rPr>
-                <w:rFonts w:ascii="Arial" w:hAnsi="Arial" w:cs="Arial"/>
-                <w:b/>
-                <w:bCs/>
-                <w:color w:val="000000" w:themeColor="text1"/>
-                <w:sz w:val="18"/>
-                <w:szCs w:val="18"/>
-              </w:rPr>
-              <w:t>)</w:t>
-            </w:r>
-            <w:r>
-              <w:rPr>
-                <w:rFonts w:ascii="Arial" w:hAnsi="Arial" w:cs="Arial"/>
-                <w:b/>
-                <w:bCs/>
-                <w:color w:val="000000" w:themeColor="text1"/>
-                <w:sz w:val="18"/>
-                <w:szCs w:val="18"/>
-              </w:rPr>
-              <w:t xml:space="preserve"> </w:t>
-            </w:r>
-            <w:r>
-              <w:rPr>
-                <w:rFonts w:ascii="Arial" w:hAnsi="Arial" w:cs="Arial"/>
-                <w:bCs/>
-                <w:color w:val="000000" w:themeColor="text1"/>
-                <w:sz w:val="18"/>
-                <w:szCs w:val="18"/>
-              </w:rPr>
-              <w:t xml:space="preserve">y </w:t>
-            </w:r>
-            <w:r>
-              <w:rPr>
-                <w:rFonts w:ascii="Arial" w:hAnsi="Arial" w:cs="Arial"/>
-                <w:bCs/>
-                <w:color w:val="000000" w:themeColor="text1"/>
-                <w:sz w:val="18"/>
-                <w:szCs w:val="18"/>
-              </w:rPr>
-              <w:t>{{</w:t>
-            </w:r>
-            <w:proofErr w:type="spellStart"/>
-            <w:r>
-              <w:rPr>
-                <w:rFonts w:ascii="Arial" w:hAnsi="Arial" w:cs="Arial"/>
-                <w:bCs/>
-                <w:color w:val="000000" w:themeColor="text1"/>
-                <w:sz w:val="18"/>
-                <w:szCs w:val="18"/>
-              </w:rPr>
-              <w:t>alimentador_ser_vecino</w:t>
-            </w:r>
-            <w:proofErr w:type="spellEnd"/>
-            <w:r>
-              <w:rPr>
-                <w:rFonts w:ascii="Arial" w:hAnsi="Arial" w:cs="Arial"/>
-                <w:bCs/>
-                <w:color w:val="000000" w:themeColor="text1"/>
-                <w:sz w:val="18"/>
-                <w:szCs w:val="18"/>
-              </w:rPr>
-              <w:t>}}</w:t>
-            </w:r>
-            <w:r>
-              <w:rPr>
-                <w:rFonts w:ascii="Arial" w:hAnsi="Arial" w:cs="Arial"/>
-                <w:bCs/>
-                <w:color w:val="000000" w:themeColor="text1"/>
-                <w:sz w:val="18"/>
-                <w:szCs w:val="18"/>
-              </w:rPr>
-              <w:t xml:space="preserve"> </w:t>
-            </w:r>
-            <w:r>
-              <w:rPr>
-                <w:rFonts w:ascii="Arial" w:hAnsi="Arial" w:cs="Arial"/>
-                <w:b/>
-                <w:color w:val="000000" w:themeColor="text1"/>
-                <w:sz w:val="18"/>
-                <w:szCs w:val="18"/>
-              </w:rPr>
-              <w:t xml:space="preserve">(ST </w:t>
-            </w:r>
-            <w:r>
-              <w:rPr>
-                <w:rFonts w:ascii="Arial" w:hAnsi="Arial" w:cs="Arial"/>
-                <w:b/>
-                <w:color w:val="000000" w:themeColor="text1"/>
-                <w:sz w:val="18"/>
-                <w:szCs w:val="18"/>
-              </w:rPr>
-              <w:t>{{</w:t>
-            </w:r>
-            <w:proofErr w:type="spellStart"/>
-            <w:r>
-              <w:rPr>
-                <w:rFonts w:ascii="Arial" w:hAnsi="Arial" w:cs="Arial"/>
-                <w:b/>
-                <w:color w:val="000000" w:themeColor="text1"/>
-                <w:sz w:val="18"/>
-                <w:szCs w:val="18"/>
-              </w:rPr>
-              <w:t>st_vecino</w:t>
-            </w:r>
-            <w:proofErr w:type="spellEnd"/>
-            <w:r>
-              <w:rPr>
-                <w:rFonts w:ascii="Arial" w:hAnsi="Arial" w:cs="Arial"/>
-                <w:b/>
-                <w:color w:val="000000" w:themeColor="text1"/>
-                <w:sz w:val="18"/>
-                <w:szCs w:val="18"/>
-              </w:rPr>
-              <w:t>}}</w:t>
+                <w:color w:val="000000" w:themeColor="text1"/>
+                <w:sz w:val="18"/>
+                <w:szCs w:val="18"/>
+              </w:rPr>
+              <w:t>{{st_vecino}}</w:t>
             </w:r>
             <w:r>
               <w:rPr>
@@ -5053,29 +4416,7 @@
                 <w:sz w:val="18"/>
                 <w:szCs w:val="18"/>
               </w:rPr>
-              <w:t>{{</w:t>
-            </w:r>
-            <w:proofErr w:type="spellStart"/>
-            <w:r>
-              <w:rPr>
-                <w:rFonts w:ascii="Arial" w:hAnsi="Arial" w:cs="Arial"/>
-                <w:bCs/>
-                <w:color w:val="000000" w:themeColor="text1"/>
-                <w:sz w:val="18"/>
-                <w:szCs w:val="18"/>
-              </w:rPr>
-              <w:t>per_cat</w:t>
-            </w:r>
-            <w:proofErr w:type="spellEnd"/>
-            <w:r>
-              <w:rPr>
-                <w:rFonts w:ascii="Arial" w:hAnsi="Arial" w:cs="Arial"/>
-                <w:bCs/>
-                <w:color w:val="000000" w:themeColor="text1"/>
-                <w:sz w:val="18"/>
-                <w:szCs w:val="18"/>
-              </w:rPr>
-              <w:t>}}</w:t>
+              <w:t>{{per_cat}}</w:t>
             </w:r>
             <w:r>
               <w:rPr>
@@ -5135,29 +4476,7 @@
                 <w:sz w:val="18"/>
                 <w:szCs w:val="18"/>
               </w:rPr>
-              <w:t>{{</w:t>
-            </w:r>
-            <w:proofErr w:type="spellStart"/>
-            <w:r>
-              <w:rPr>
-                <w:rFonts w:ascii="Arial" w:hAnsi="Arial" w:cs="Arial"/>
-                <w:b/>
-                <w:color w:val="000000" w:themeColor="text1"/>
-                <w:sz w:val="18"/>
-                <w:szCs w:val="18"/>
-              </w:rPr>
-              <w:t>st_zona</w:t>
-            </w:r>
-            <w:proofErr w:type="spellEnd"/>
-            <w:r>
-              <w:rPr>
-                <w:rFonts w:ascii="Arial" w:hAnsi="Arial" w:cs="Arial"/>
-                <w:b/>
-                <w:color w:val="000000" w:themeColor="text1"/>
-                <w:sz w:val="18"/>
-                <w:szCs w:val="18"/>
-              </w:rPr>
-              <w:t>}}</w:t>
+              <w:t>{{st_zona}}</w:t>
             </w:r>
             <w:r>
               <w:rPr>
@@ -5208,29 +4527,7 @@
                 <w:sz w:val="18"/>
                 <w:szCs w:val="18"/>
               </w:rPr>
-              <w:t>{{</w:t>
-            </w:r>
-            <w:proofErr w:type="spellStart"/>
-            <w:r>
-              <w:rPr>
-                <w:rFonts w:ascii="Arial" w:hAnsi="Arial" w:cs="Arial"/>
-                <w:bCs/>
-                <w:color w:val="000000" w:themeColor="text1"/>
-                <w:sz w:val="18"/>
-                <w:szCs w:val="18"/>
-              </w:rPr>
-              <w:t>hora_foto_disparo</w:t>
-            </w:r>
-            <w:proofErr w:type="spellEnd"/>
-            <w:r>
-              <w:rPr>
-                <w:rFonts w:ascii="Arial" w:hAnsi="Arial" w:cs="Arial"/>
-                <w:bCs/>
-                <w:color w:val="000000" w:themeColor="text1"/>
-                <w:sz w:val="18"/>
-                <w:szCs w:val="18"/>
-              </w:rPr>
-              <w:t>}}</w:t>
+              <w:t>{{hora_foto_disparo}}</w:t>
             </w:r>
           </w:p>
         </w:tc>
@@ -5266,29 +4563,7 @@
                 <w:sz w:val="18"/>
                 <w:szCs w:val="18"/>
               </w:rPr>
-              <w:t>{{</w:t>
-            </w:r>
-            <w:proofErr w:type="spellStart"/>
-            <w:r>
-              <w:rPr>
-                <w:rFonts w:ascii="Arial" w:hAnsi="Arial" w:cs="Arial"/>
-                <w:bCs/>
-                <w:color w:val="000000" w:themeColor="text1"/>
-                <w:sz w:val="18"/>
-                <w:szCs w:val="18"/>
-              </w:rPr>
-              <w:t>ser_aperturado</w:t>
-            </w:r>
-            <w:proofErr w:type="spellEnd"/>
-            <w:r>
-              <w:rPr>
-                <w:rFonts w:ascii="Arial" w:hAnsi="Arial" w:cs="Arial"/>
-                <w:bCs/>
-                <w:color w:val="000000" w:themeColor="text1"/>
-                <w:sz w:val="18"/>
-                <w:szCs w:val="18"/>
-              </w:rPr>
-              <w:t>}}</w:t>
+              <w:t>{{ser_aperturado}}</w:t>
             </w:r>
           </w:p>
         </w:tc>
@@ -5334,93 +4609,27 @@
                 <w:sz w:val="18"/>
                 <w:szCs w:val="18"/>
               </w:rPr>
-              <w:t>{{</w:t>
-            </w:r>
-            <w:proofErr w:type="spellStart"/>
-            <w:r>
-              <w:rPr>
-                <w:rFonts w:ascii="Arial" w:hAnsi="Arial" w:cs="Arial"/>
-                <w:bCs/>
-                <w:color w:val="000000" w:themeColor="text1"/>
-                <w:sz w:val="18"/>
-                <w:szCs w:val="18"/>
-              </w:rPr>
-              <w:t>per_sub</w:t>
-            </w:r>
-            <w:proofErr w:type="spellEnd"/>
-            <w:r>
-              <w:rPr>
-                <w:rFonts w:ascii="Arial" w:hAnsi="Arial" w:cs="Arial"/>
-                <w:bCs/>
-                <w:color w:val="000000" w:themeColor="text1"/>
-                <w:sz w:val="18"/>
-                <w:szCs w:val="18"/>
-              </w:rPr>
-              <w:t>}}</w:t>
-            </w:r>
-            <w:r>
-              <w:rPr>
-                <w:rFonts w:ascii="Arial" w:hAnsi="Arial" w:cs="Arial"/>
-                <w:bCs/>
-                <w:color w:val="000000" w:themeColor="text1"/>
-                <w:sz w:val="18"/>
-                <w:szCs w:val="18"/>
-              </w:rPr>
-              <w:t xml:space="preserve">; informa que el relé </w:t>
-            </w:r>
-            <w:proofErr w:type="spellStart"/>
-            <w:r>
-              <w:rPr>
-                <w:rFonts w:ascii="Arial" w:hAnsi="Arial" w:cs="Arial"/>
-                <w:bCs/>
-                <w:color w:val="000000" w:themeColor="text1"/>
-                <w:sz w:val="18"/>
-                <w:szCs w:val="18"/>
-              </w:rPr>
-              <w:t>Sitras</w:t>
-            </w:r>
-            <w:proofErr w:type="spellEnd"/>
-            <w:r>
-              <w:rPr>
-                <w:rFonts w:ascii="Arial" w:hAnsi="Arial" w:cs="Arial"/>
-                <w:bCs/>
-                <w:color w:val="000000" w:themeColor="text1"/>
-                <w:sz w:val="18"/>
-                <w:szCs w:val="18"/>
-              </w:rPr>
-              <w:t xml:space="preserve"> PRO del alimentador </w:t>
-            </w:r>
-            <w:r>
-              <w:rPr>
-                <w:rFonts w:ascii="Arial" w:hAnsi="Arial" w:cs="Arial"/>
-                <w:bCs/>
-                <w:color w:val="000000" w:themeColor="text1"/>
-                <w:sz w:val="18"/>
-                <w:szCs w:val="18"/>
-              </w:rPr>
-              <w:t>{{</w:t>
-            </w:r>
-            <w:proofErr w:type="spellStart"/>
-            <w:r>
-              <w:rPr>
-                <w:rFonts w:ascii="Arial" w:hAnsi="Arial" w:cs="Arial"/>
-                <w:bCs/>
-                <w:color w:val="000000" w:themeColor="text1"/>
-                <w:sz w:val="18"/>
-                <w:szCs w:val="18"/>
-              </w:rPr>
-              <w:t>alimentador_aperturado</w:t>
-            </w:r>
-            <w:proofErr w:type="spellEnd"/>
-            <w:r>
-              <w:rPr>
-                <w:rFonts w:ascii="Arial" w:hAnsi="Arial" w:cs="Arial"/>
-                <w:bCs/>
-                <w:color w:val="000000" w:themeColor="text1"/>
-                <w:sz w:val="18"/>
-                <w:szCs w:val="18"/>
-              </w:rPr>
-              <w:t>}}</w:t>
+              <w:t>{{per_sub}}</w:t>
+            </w:r>
+            <w:r>
+              <w:rPr>
+                <w:rFonts w:ascii="Arial" w:hAnsi="Arial" w:cs="Arial"/>
+                <w:bCs/>
+                <w:color w:val="000000" w:themeColor="text1"/>
+                <w:sz w:val="18"/>
+                <w:szCs w:val="18"/>
+              </w:rPr>
+              <w:t xml:space="preserve">; informa que el relé Sitras PRO del alimentador </w:t>
+            </w:r>
+            <w:r>
+              <w:rPr>
+                <w:rFonts w:ascii="Arial" w:hAnsi="Arial" w:cs="Arial"/>
+                <w:bCs/>
+                <w:color w:val="000000" w:themeColor="text1"/>
+                <w:sz w:val="18"/>
+                <w:szCs w:val="18"/>
+              </w:rPr>
+              <w:t>{{alimentador_aperturado}}</w:t>
             </w:r>
             <w:r>
               <w:rPr>
@@ -5475,29 +4684,7 @@
                 <w:sz w:val="18"/>
                 <w:szCs w:val="18"/>
               </w:rPr>
-              <w:t>{{</w:t>
-            </w:r>
-            <w:proofErr w:type="spellStart"/>
-            <w:r>
-              <w:rPr>
-                <w:rFonts w:ascii="Arial" w:hAnsi="Arial" w:cs="Arial"/>
-                <w:b/>
-                <w:color w:val="000000" w:themeColor="text1"/>
-                <w:sz w:val="18"/>
-                <w:szCs w:val="18"/>
-              </w:rPr>
-              <w:t>funcion_disparo_final</w:t>
-            </w:r>
-            <w:proofErr w:type="spellEnd"/>
-            <w:r>
-              <w:rPr>
-                <w:rFonts w:ascii="Arial" w:hAnsi="Arial" w:cs="Arial"/>
-                <w:b/>
-                <w:color w:val="000000" w:themeColor="text1"/>
-                <w:sz w:val="18"/>
-                <w:szCs w:val="18"/>
-              </w:rPr>
-              <w:t>}}</w:t>
+              <w:t>{{funcion_disparo_final}}</w:t>
             </w:r>
             <w:r>
               <w:rPr>
@@ -5618,29 +4805,7 @@
                 <w:sz w:val="18"/>
                 <w:szCs w:val="18"/>
               </w:rPr>
-              <w:t>{{</w:t>
-            </w:r>
-            <w:proofErr w:type="spellStart"/>
-            <w:r>
-              <w:rPr>
-                <w:rFonts w:ascii="Arial" w:hAnsi="Arial" w:cs="Arial"/>
-                <w:bCs/>
-                <w:color w:val="000000" w:themeColor="text1"/>
-                <w:sz w:val="18"/>
-                <w:szCs w:val="18"/>
-              </w:rPr>
-              <w:t>hora_foto_vecino</w:t>
-            </w:r>
-            <w:proofErr w:type="spellEnd"/>
-            <w:r>
-              <w:rPr>
-                <w:rFonts w:ascii="Arial" w:hAnsi="Arial" w:cs="Arial"/>
-                <w:bCs/>
-                <w:color w:val="000000" w:themeColor="text1"/>
-                <w:sz w:val="18"/>
-                <w:szCs w:val="18"/>
-              </w:rPr>
-              <w:t>}}</w:t>
+              <w:t>{{hora_foto_vecino}}</w:t>
             </w:r>
           </w:p>
         </w:tc>
@@ -5676,29 +4841,7 @@
                 <w:sz w:val="18"/>
                 <w:szCs w:val="18"/>
               </w:rPr>
-              <w:t>{{</w:t>
-            </w:r>
-            <w:proofErr w:type="spellStart"/>
-            <w:r>
-              <w:rPr>
-                <w:rFonts w:ascii="Arial" w:hAnsi="Arial" w:cs="Arial"/>
-                <w:bCs/>
-                <w:color w:val="000000" w:themeColor="text1"/>
-                <w:sz w:val="18"/>
-                <w:szCs w:val="18"/>
-              </w:rPr>
-              <w:t>ser_vecino</w:t>
-            </w:r>
-            <w:proofErr w:type="spellEnd"/>
-            <w:r>
-              <w:rPr>
-                <w:rFonts w:ascii="Arial" w:hAnsi="Arial" w:cs="Arial"/>
-                <w:bCs/>
-                <w:color w:val="000000" w:themeColor="text1"/>
-                <w:sz w:val="18"/>
-                <w:szCs w:val="18"/>
-              </w:rPr>
-              <w:t>}}</w:t>
+              <w:t>{{ser_vecino}}</w:t>
             </w:r>
           </w:p>
         </w:tc>
@@ -5744,93 +4887,27 @@
                 <w:sz w:val="18"/>
                 <w:szCs w:val="18"/>
               </w:rPr>
-              <w:t>{{</w:t>
-            </w:r>
-            <w:proofErr w:type="spellStart"/>
-            <w:r>
-              <w:rPr>
-                <w:rFonts w:ascii="Arial" w:hAnsi="Arial" w:cs="Arial"/>
-                <w:bCs/>
-                <w:color w:val="000000" w:themeColor="text1"/>
-                <w:sz w:val="18"/>
-                <w:szCs w:val="18"/>
-              </w:rPr>
-              <w:t>per_sub</w:t>
-            </w:r>
-            <w:proofErr w:type="spellEnd"/>
-            <w:r>
-              <w:rPr>
-                <w:rFonts w:ascii="Arial" w:hAnsi="Arial" w:cs="Arial"/>
-                <w:bCs/>
-                <w:color w:val="000000" w:themeColor="text1"/>
-                <w:sz w:val="18"/>
-                <w:szCs w:val="18"/>
-              </w:rPr>
-              <w:t>}}</w:t>
-            </w:r>
-            <w:r>
-              <w:rPr>
-                <w:rFonts w:ascii="Arial" w:hAnsi="Arial" w:cs="Arial"/>
-                <w:bCs/>
-                <w:color w:val="000000" w:themeColor="text1"/>
-                <w:sz w:val="18"/>
-                <w:szCs w:val="18"/>
-              </w:rPr>
-              <w:t xml:space="preserve">; informa que el relé </w:t>
-            </w:r>
-            <w:proofErr w:type="spellStart"/>
-            <w:r>
-              <w:rPr>
-                <w:rFonts w:ascii="Arial" w:hAnsi="Arial" w:cs="Arial"/>
-                <w:bCs/>
-                <w:color w:val="000000" w:themeColor="text1"/>
-                <w:sz w:val="18"/>
-                <w:szCs w:val="18"/>
-              </w:rPr>
-              <w:t>Sitras</w:t>
-            </w:r>
-            <w:proofErr w:type="spellEnd"/>
-            <w:r>
-              <w:rPr>
-                <w:rFonts w:ascii="Arial" w:hAnsi="Arial" w:cs="Arial"/>
-                <w:bCs/>
-                <w:color w:val="000000" w:themeColor="text1"/>
-                <w:sz w:val="18"/>
-                <w:szCs w:val="18"/>
-              </w:rPr>
-              <w:t xml:space="preserve"> PRO del alimentador </w:t>
-            </w:r>
-            <w:r>
-              <w:rPr>
-                <w:rFonts w:ascii="Arial" w:hAnsi="Arial" w:cs="Arial"/>
-                <w:bCs/>
-                <w:color w:val="000000" w:themeColor="text1"/>
-                <w:sz w:val="18"/>
-                <w:szCs w:val="18"/>
-              </w:rPr>
-              <w:t>{{</w:t>
-            </w:r>
-            <w:proofErr w:type="spellStart"/>
-            <w:r>
-              <w:rPr>
-                <w:rFonts w:ascii="Arial" w:hAnsi="Arial" w:cs="Arial"/>
-                <w:bCs/>
-                <w:color w:val="000000" w:themeColor="text1"/>
-                <w:sz w:val="18"/>
-                <w:szCs w:val="18"/>
-              </w:rPr>
-              <w:t>alimentador_vecino</w:t>
-            </w:r>
-            <w:proofErr w:type="spellEnd"/>
-            <w:r>
-              <w:rPr>
-                <w:rFonts w:ascii="Arial" w:hAnsi="Arial" w:cs="Arial"/>
-                <w:bCs/>
-                <w:color w:val="000000" w:themeColor="text1"/>
-                <w:sz w:val="18"/>
-                <w:szCs w:val="18"/>
-              </w:rPr>
-              <w:t>}}</w:t>
+              <w:t>{{per_sub}}</w:t>
+            </w:r>
+            <w:r>
+              <w:rPr>
+                <w:rFonts w:ascii="Arial" w:hAnsi="Arial" w:cs="Arial"/>
+                <w:bCs/>
+                <w:color w:val="000000" w:themeColor="text1"/>
+                <w:sz w:val="18"/>
+                <w:szCs w:val="18"/>
+              </w:rPr>
+              <w:t xml:space="preserve">; informa que el relé Sitras PRO del alimentador </w:t>
+            </w:r>
+            <w:r>
+              <w:rPr>
+                <w:rFonts w:ascii="Arial" w:hAnsi="Arial" w:cs="Arial"/>
+                <w:bCs/>
+                <w:color w:val="000000" w:themeColor="text1"/>
+                <w:sz w:val="18"/>
+                <w:szCs w:val="18"/>
+              </w:rPr>
+              <w:t>{{alimentador_vecino}}</w:t>
             </w:r>
             <w:r>
               <w:rPr>
@@ -5946,29 +5023,7 @@
                 <w:sz w:val="18"/>
                 <w:szCs w:val="18"/>
               </w:rPr>
-              <w:t>{{</w:t>
-            </w:r>
-            <w:proofErr w:type="spellStart"/>
-            <w:r>
-              <w:rPr>
-                <w:rFonts w:ascii="Arial" w:hAnsi="Arial" w:cs="Arial"/>
-                <w:bCs/>
-                <w:color w:val="000000" w:themeColor="text1"/>
-                <w:sz w:val="18"/>
-                <w:szCs w:val="18"/>
-              </w:rPr>
-              <w:t>hora_cat</w:t>
-            </w:r>
-            <w:proofErr w:type="spellEnd"/>
-            <w:r>
-              <w:rPr>
-                <w:rFonts w:ascii="Arial" w:hAnsi="Arial" w:cs="Arial"/>
-                <w:bCs/>
-                <w:color w:val="000000" w:themeColor="text1"/>
-                <w:sz w:val="18"/>
-                <w:szCs w:val="18"/>
-              </w:rPr>
-              <w:t>}}</w:t>
+              <w:t>{{hora_cat}}</w:t>
             </w:r>
           </w:p>
         </w:tc>
@@ -6090,29 +5145,7 @@
                 <w:sz w:val="18"/>
                 <w:szCs w:val="18"/>
               </w:rPr>
-              <w:t>{{</w:t>
-            </w:r>
-            <w:proofErr w:type="spellStart"/>
-            <w:r>
-              <w:rPr>
-                <w:rFonts w:ascii="Arial" w:hAnsi="Arial" w:cs="Arial"/>
-                <w:bCs/>
-                <w:color w:val="000000" w:themeColor="text1"/>
-                <w:sz w:val="18"/>
-                <w:szCs w:val="18"/>
-              </w:rPr>
-              <w:t>per_cat</w:t>
-            </w:r>
-            <w:proofErr w:type="spellEnd"/>
-            <w:r>
-              <w:rPr>
-                <w:rFonts w:ascii="Arial" w:hAnsi="Arial" w:cs="Arial"/>
-                <w:bCs/>
-                <w:color w:val="000000" w:themeColor="text1"/>
-                <w:sz w:val="18"/>
-                <w:szCs w:val="18"/>
-              </w:rPr>
-              <w:t>}}</w:t>
+              <w:t>{{per_cat}}</w:t>
             </w:r>
             <w:r>
               <w:rPr>
@@ -8097,7 +7130,6 @@
   <w:style w:type="character" w:default="1" w:styleId="Fuentedeprrafopredeter">
     <w:name w:val="Default Paragraph Font"/>
     <w:uiPriority w:val="1"/>
-    <w:semiHidden/>
     <w:unhideWhenUsed/>
   </w:style>
   <w:style w:type="table" w:default="1" w:styleId="Tablanormal">

--- a/plantilla_base.docx
+++ b/plantilla_base.docx
@@ -45,7 +45,43 @@
           <w:sz w:val="18"/>
           <w:szCs w:val="18"/>
         </w:rPr>
-        <w:t xml:space="preserve"> {{interruptor_aperturado}} Y {{interruptor_vecino}}</w:t>
+        <w:t xml:space="preserve"> {{</w:t>
+      </w:r>
+      <w:proofErr w:type="spellStart"/>
+      <w:r>
+        <w:rPr>
+          <w:rFonts w:cs="Arial"/>
+          <w:sz w:val="18"/>
+          <w:szCs w:val="18"/>
+        </w:rPr>
+        <w:t>interruptor_aperturado</w:t>
+      </w:r>
+      <w:proofErr w:type="spellEnd"/>
+      <w:r>
+        <w:rPr>
+          <w:rFonts w:cs="Arial"/>
+          <w:sz w:val="18"/>
+          <w:szCs w:val="18"/>
+        </w:rPr>
+        <w:t>}} Y {{</w:t>
+      </w:r>
+      <w:proofErr w:type="spellStart"/>
+      <w:r>
+        <w:rPr>
+          <w:rFonts w:cs="Arial"/>
+          <w:sz w:val="18"/>
+          <w:szCs w:val="18"/>
+        </w:rPr>
+        <w:t>interruptor_vecino</w:t>
+      </w:r>
+      <w:proofErr w:type="spellEnd"/>
+      <w:r>
+        <w:rPr>
+          <w:rFonts w:cs="Arial"/>
+          <w:sz w:val="18"/>
+          <w:szCs w:val="18"/>
+        </w:rPr>
+        <w:t>}}</w:t>
       </w:r>
     </w:p>
     <w:p>
@@ -65,7 +101,25 @@
           <w:sz w:val="18"/>
           <w:szCs w:val="18"/>
         </w:rPr>
-        <w:t>El presente informe tiene como objetivo dar a conocer los detalles del evento de apertura de los interruptores con recierre en las celdas DC:</w:t>
+        <w:t xml:space="preserve">El presente informe tiene como objetivo dar a conocer los detalles del evento de apertura de los interruptores con </w:t>
+      </w:r>
+      <w:proofErr w:type="spellStart"/>
+      <w:r>
+        <w:rPr>
+          <w:rFonts w:cs="Arial"/>
+          <w:sz w:val="18"/>
+          <w:szCs w:val="18"/>
+        </w:rPr>
+        <w:t>recierre</w:t>
+      </w:r>
+      <w:proofErr w:type="spellEnd"/>
+      <w:r>
+        <w:rPr>
+          <w:rFonts w:cs="Arial"/>
+          <w:sz w:val="18"/>
+          <w:szCs w:val="18"/>
+        </w:rPr>
+        <w:t xml:space="preserve"> en las celdas DC:</w:t>
       </w:r>
     </w:p>
     <w:p>
@@ -102,8 +156,9 @@
           <w:sz w:val="18"/>
           <w:szCs w:val="18"/>
         </w:rPr>
-        <w:t>{{alimentador_</w:t>
-      </w:r>
+        <w:t>{{</w:t>
+      </w:r>
+      <w:proofErr w:type="spellStart"/>
       <w:r>
         <w:rPr>
           <w:rFonts w:cs="Arial"/>
@@ -112,7 +167,7 @@
           <w:sz w:val="18"/>
           <w:szCs w:val="18"/>
         </w:rPr>
-        <w:t>ser_</w:t>
+        <w:t>alimentador_</w:t>
       </w:r>
       <w:r>
         <w:rPr>
@@ -122,191 +177,7 @@
           <w:sz w:val="18"/>
           <w:szCs w:val="18"/>
         </w:rPr>
-        <w:t xml:space="preserve">aperturado}} </w:t>
-      </w:r>
-      <w:r>
-        <w:rPr>
-          <w:rFonts w:cs="Arial"/>
-          <w:sz w:val="18"/>
-          <w:szCs w:val="18"/>
-        </w:rPr>
-        <w:t xml:space="preserve">en el sistema SCADA VICOS RSC por función </w:t>
-      </w:r>
-      <w:proofErr w:type="gramStart"/>
-      <w:r>
-        <w:rPr>
-          <w:rFonts w:cs="Arial"/>
-          <w:sz w:val="18"/>
-          <w:szCs w:val="18"/>
-        </w:rPr>
-        <w:t>“</w:t>
-      </w:r>
-      <w:r>
-        <w:rPr>
-          <w:rFonts w:cs="Arial"/>
-          <w:sz w:val="18"/>
-          <w:szCs w:val="18"/>
-        </w:rPr>
-        <w:t xml:space="preserve"> </w:t>
-      </w:r>
-      <w:r>
-        <w:rPr>
-          <w:rFonts w:cs="Arial"/>
-          <w:sz w:val="18"/>
-          <w:szCs w:val="18"/>
-        </w:rPr>
-        <w:t>{</w:t>
-      </w:r>
-      <w:proofErr w:type="gramEnd"/>
-      <w:r>
-        <w:rPr>
-          <w:rFonts w:cs="Arial"/>
-          <w:sz w:val="18"/>
-          <w:szCs w:val="18"/>
-        </w:rPr>
-        <w:t>{funci</w:t>
-      </w:r>
-      <w:r>
-        <w:rPr>
-          <w:rFonts w:cs="Arial"/>
-          <w:sz w:val="18"/>
-          <w:szCs w:val="18"/>
-        </w:rPr>
-        <w:t>o</w:t>
-      </w:r>
-      <w:r>
-        <w:rPr>
-          <w:rFonts w:cs="Arial"/>
-          <w:sz w:val="18"/>
-          <w:szCs w:val="18"/>
-        </w:rPr>
-        <w:t>n_disparo_inicial}</w:t>
-      </w:r>
-      <w:proofErr w:type="gramStart"/>
-      <w:r>
-        <w:rPr>
-          <w:rFonts w:cs="Arial"/>
-          <w:sz w:val="18"/>
-          <w:szCs w:val="18"/>
-        </w:rPr>
-        <w:t>}</w:t>
-      </w:r>
-      <w:r>
-        <w:rPr>
-          <w:rFonts w:cs="Arial"/>
-          <w:sz w:val="18"/>
-          <w:szCs w:val="18"/>
-        </w:rPr>
-        <w:t xml:space="preserve"> </w:t>
-      </w:r>
-      <w:r>
-        <w:rPr>
-          <w:rFonts w:cs="Arial"/>
-          <w:b/>
-          <w:sz w:val="18"/>
-          <w:szCs w:val="18"/>
-        </w:rPr>
-        <w:t>”</w:t>
-      </w:r>
-      <w:proofErr w:type="gramEnd"/>
-      <w:r>
-        <w:rPr>
-          <w:rFonts w:cs="Arial"/>
-          <w:sz w:val="18"/>
-          <w:szCs w:val="18"/>
-        </w:rPr>
-        <w:t xml:space="preserve"> y </w:t>
-      </w:r>
-      <w:r>
-        <w:rPr>
-          <w:rFonts w:cs="Arial"/>
-          <w:sz w:val="18"/>
-          <w:szCs w:val="18"/>
-        </w:rPr>
-        <w:t>por actuación del relé S</w:t>
-      </w:r>
-      <w:r>
-        <w:rPr>
-          <w:rFonts w:cs="Arial"/>
-          <w:sz w:val="18"/>
-          <w:szCs w:val="18"/>
-        </w:rPr>
-        <w:t>itras</w:t>
-      </w:r>
-      <w:r>
-        <w:rPr>
-          <w:rFonts w:cs="Arial"/>
-          <w:sz w:val="18"/>
-          <w:szCs w:val="18"/>
-        </w:rPr>
-        <w:t xml:space="preserve"> PRO por función </w:t>
-      </w:r>
-      <w:proofErr w:type="gramStart"/>
-      <w:r>
-        <w:rPr>
-          <w:rFonts w:cs="Arial"/>
-          <w:sz w:val="18"/>
-          <w:szCs w:val="18"/>
-        </w:rPr>
-        <w:t>“</w:t>
-      </w:r>
-      <w:r>
-        <w:rPr>
-          <w:rFonts w:cs="Arial"/>
-          <w:sz w:val="18"/>
-          <w:szCs w:val="18"/>
-        </w:rPr>
-        <w:t xml:space="preserve"> </w:t>
-      </w:r>
-      <w:r>
-        <w:rPr>
-          <w:rFonts w:cs="Arial"/>
-          <w:sz w:val="18"/>
-          <w:szCs w:val="18"/>
-        </w:rPr>
-        <w:t>{</w:t>
-      </w:r>
-      <w:proofErr w:type="gramEnd"/>
-      <w:r>
-        <w:rPr>
-          <w:rFonts w:cs="Arial"/>
-          <w:sz w:val="18"/>
-          <w:szCs w:val="18"/>
-        </w:rPr>
-        <w:t>{funci</w:t>
-      </w:r>
-      <w:r>
-        <w:rPr>
-          <w:rFonts w:cs="Arial"/>
-          <w:sz w:val="18"/>
-          <w:szCs w:val="18"/>
-        </w:rPr>
-        <w:t>o</w:t>
-      </w:r>
-      <w:r>
-        <w:rPr>
-          <w:rFonts w:cs="Arial"/>
-          <w:sz w:val="18"/>
-          <w:szCs w:val="18"/>
-        </w:rPr>
-        <w:t>n_disparo_final}</w:t>
-      </w:r>
-      <w:proofErr w:type="gramStart"/>
-      <w:r>
-        <w:rPr>
-          <w:rFonts w:cs="Arial"/>
-          <w:sz w:val="18"/>
-          <w:szCs w:val="18"/>
-        </w:rPr>
-        <w:t>}</w:t>
-      </w:r>
-      <w:r>
-        <w:rPr>
-          <w:rFonts w:cs="Arial"/>
-          <w:sz w:val="18"/>
-          <w:szCs w:val="18"/>
-        </w:rPr>
-        <w:t xml:space="preserve"> </w:t>
+        <w:t>ser_</w:t>
       </w:r>
       <w:r>
         <w:rPr>
@@ -316,9 +187,220 @@
           <w:sz w:val="18"/>
           <w:szCs w:val="18"/>
         </w:rPr>
+        <w:t>aperturado</w:t>
+      </w:r>
+      <w:proofErr w:type="spellEnd"/>
+      <w:r>
+        <w:rPr>
+          <w:rFonts w:cs="Arial"/>
+          <w:b/>
+          <w:bCs/>
+          <w:sz w:val="18"/>
+          <w:szCs w:val="18"/>
+        </w:rPr>
+        <w:t xml:space="preserve">}} </w:t>
+      </w:r>
+      <w:r>
+        <w:rPr>
+          <w:rFonts w:cs="Arial"/>
+          <w:sz w:val="18"/>
+          <w:szCs w:val="18"/>
+        </w:rPr>
+        <w:t xml:space="preserve">en el sistema SCADA VICOS RSC por función </w:t>
+      </w:r>
+      <w:r>
+        <w:rPr>
+          <w:rFonts w:cs="Arial"/>
+          <w:sz w:val="18"/>
+          <w:szCs w:val="18"/>
+        </w:rPr>
+        <w:t>“</w:t>
+      </w:r>
+      <w:r>
+        <w:rPr>
+          <w:rFonts w:cs="Arial"/>
+          <w:sz w:val="18"/>
+          <w:szCs w:val="18"/>
+        </w:rPr>
+        <w:t xml:space="preserve"> </w:t>
+      </w:r>
+      <w:r>
+        <w:rPr>
+          <w:rFonts w:cs="Arial"/>
+          <w:sz w:val="18"/>
+          <w:szCs w:val="18"/>
+        </w:rPr>
+        <w:t>{{</w:t>
+      </w:r>
+      <w:proofErr w:type="spellStart"/>
+      <w:r>
+        <w:rPr>
+          <w:rFonts w:cs="Arial"/>
+          <w:sz w:val="18"/>
+          <w:szCs w:val="18"/>
+        </w:rPr>
+        <w:t>funci</w:t>
+      </w:r>
+      <w:r>
+        <w:rPr>
+          <w:rFonts w:cs="Arial"/>
+          <w:sz w:val="18"/>
+          <w:szCs w:val="18"/>
+        </w:rPr>
+        <w:t>o</w:t>
+      </w:r>
+      <w:r>
+        <w:rPr>
+          <w:rFonts w:cs="Arial"/>
+          <w:sz w:val="18"/>
+          <w:szCs w:val="18"/>
+        </w:rPr>
+        <w:t>n_disparo_inicial</w:t>
+      </w:r>
+      <w:proofErr w:type="spellEnd"/>
+      <w:r>
+        <w:rPr>
+          <w:rFonts w:cs="Arial"/>
+          <w:sz w:val="18"/>
+          <w:szCs w:val="18"/>
+        </w:rPr>
+        <w:t>}}</w:t>
+      </w:r>
+      <w:r>
+        <w:rPr>
+          <w:rFonts w:cs="Arial"/>
+          <w:sz w:val="18"/>
+          <w:szCs w:val="18"/>
+        </w:rPr>
+        <w:t xml:space="preserve"> </w:t>
+      </w:r>
+      <w:r>
+        <w:rPr>
+          <w:rFonts w:cs="Arial"/>
+          <w:b/>
+          <w:sz w:val="18"/>
+          <w:szCs w:val="18"/>
+        </w:rPr>
         <w:t>”</w:t>
       </w:r>
-      <w:proofErr w:type="gramEnd"/>
+      <w:r>
+        <w:rPr>
+          <w:rFonts w:cs="Arial"/>
+          <w:sz w:val="18"/>
+          <w:szCs w:val="18"/>
+        </w:rPr>
+        <w:t xml:space="preserve"> y </w:t>
+      </w:r>
+      <w:r>
+        <w:rPr>
+          <w:rFonts w:cs="Arial"/>
+          <w:sz w:val="18"/>
+          <w:szCs w:val="18"/>
+        </w:rPr>
+        <w:t xml:space="preserve">por actuación del relé </w:t>
+      </w:r>
+      <w:proofErr w:type="spellStart"/>
+      <w:r>
+        <w:rPr>
+          <w:rFonts w:cs="Arial"/>
+          <w:sz w:val="18"/>
+          <w:szCs w:val="18"/>
+        </w:rPr>
+        <w:t>S</w:t>
+      </w:r>
+      <w:r>
+        <w:rPr>
+          <w:rFonts w:cs="Arial"/>
+          <w:sz w:val="18"/>
+          <w:szCs w:val="18"/>
+        </w:rPr>
+        <w:t>itras</w:t>
+      </w:r>
+      <w:proofErr w:type="spellEnd"/>
+      <w:r>
+        <w:rPr>
+          <w:rFonts w:cs="Arial"/>
+          <w:sz w:val="18"/>
+          <w:szCs w:val="18"/>
+        </w:rPr>
+        <w:t xml:space="preserve"> PRO por función </w:t>
+      </w:r>
+      <w:r>
+        <w:rPr>
+          <w:rFonts w:cs="Arial"/>
+          <w:sz w:val="18"/>
+          <w:szCs w:val="18"/>
+        </w:rPr>
+        <w:t>“</w:t>
+      </w:r>
+      <w:r>
+        <w:rPr>
+          <w:rFonts w:cs="Arial"/>
+          <w:sz w:val="18"/>
+          <w:szCs w:val="18"/>
+        </w:rPr>
+        <w:t xml:space="preserve"> </w:t>
+      </w:r>
+      <w:r>
+        <w:rPr>
+          <w:rFonts w:cs="Arial"/>
+          <w:sz w:val="18"/>
+          <w:szCs w:val="18"/>
+        </w:rPr>
+        <w:t>{{</w:t>
+      </w:r>
+      <w:proofErr w:type="spellStart"/>
+      <w:r>
+        <w:rPr>
+          <w:rFonts w:cs="Arial"/>
+          <w:sz w:val="18"/>
+          <w:szCs w:val="18"/>
+        </w:rPr>
+        <w:t>funci</w:t>
+      </w:r>
+      <w:r>
+        <w:rPr>
+          <w:rFonts w:cs="Arial"/>
+          <w:sz w:val="18"/>
+          <w:szCs w:val="18"/>
+        </w:rPr>
+        <w:t>o</w:t>
+      </w:r>
+      <w:r>
+        <w:rPr>
+          <w:rFonts w:cs="Arial"/>
+          <w:sz w:val="18"/>
+          <w:szCs w:val="18"/>
+        </w:rPr>
+        <w:t>n_disparo_final</w:t>
+      </w:r>
+      <w:proofErr w:type="spellEnd"/>
+      <w:r>
+        <w:rPr>
+          <w:rFonts w:cs="Arial"/>
+          <w:sz w:val="18"/>
+          <w:szCs w:val="18"/>
+        </w:rPr>
+        <w:t>}}</w:t>
+      </w:r>
+      <w:r>
+        <w:rPr>
+          <w:rFonts w:cs="Arial"/>
+          <w:sz w:val="18"/>
+          <w:szCs w:val="18"/>
+        </w:rPr>
+        <w:t xml:space="preserve"> </w:t>
+      </w:r>
+      <w:r>
+        <w:rPr>
+          <w:rFonts w:cs="Arial"/>
+          <w:b/>
+          <w:bCs/>
+          <w:sz w:val="18"/>
+          <w:szCs w:val="18"/>
+        </w:rPr>
+        <w:t>”</w:t>
+      </w:r>
     </w:p>
     <w:p>
       <w:pPr>
@@ -345,8 +427,9 @@
           <w:sz w:val="18"/>
           <w:szCs w:val="18"/>
         </w:rPr>
-        <w:t>{{alimentador_</w:t>
-      </w:r>
+        <w:t>{{</w:t>
+      </w:r>
+      <w:proofErr w:type="spellStart"/>
       <w:r>
         <w:rPr>
           <w:rFonts w:cs="Arial"/>
@@ -355,7 +438,7 @@
           <w:sz w:val="18"/>
           <w:szCs w:val="18"/>
         </w:rPr>
-        <w:t>ser_</w:t>
+        <w:t>alimentador_</w:t>
       </w:r>
       <w:r>
         <w:rPr>
@@ -365,7 +448,7 @@
           <w:sz w:val="18"/>
           <w:szCs w:val="18"/>
         </w:rPr>
-        <w:t>vecino}}</w:t>
+        <w:t>ser_</w:t>
       </w:r>
       <w:r>
         <w:rPr>
@@ -375,6 +458,27 @@
           <w:sz w:val="18"/>
           <w:szCs w:val="18"/>
         </w:rPr>
+        <w:t>vecino</w:t>
+      </w:r>
+      <w:proofErr w:type="spellEnd"/>
+      <w:r>
+        <w:rPr>
+          <w:rFonts w:cs="Arial"/>
+          <w:b/>
+          <w:bCs/>
+          <w:sz w:val="18"/>
+          <w:szCs w:val="18"/>
+        </w:rPr>
+        <w:t>}}</w:t>
+      </w:r>
+      <w:r>
+        <w:rPr>
+          <w:rFonts w:cs="Arial"/>
+          <w:b/>
+          <w:bCs/>
+          <w:sz w:val="18"/>
+          <w:szCs w:val="18"/>
+        </w:rPr>
         <w:t xml:space="preserve"> </w:t>
       </w:r>
       <w:r>
@@ -393,7 +497,6 @@
         </w:rPr>
         <w:t xml:space="preserve"> </w:t>
       </w:r>
-      <w:proofErr w:type="gramStart"/>
       <w:r>
         <w:rPr>
           <w:rFonts w:cs="Arial"/>
@@ -416,18 +519,134 @@
           <w:sz w:val="18"/>
           <w:szCs w:val="18"/>
         </w:rPr>
-        <w:t>{</w:t>
-      </w:r>
-      <w:proofErr w:type="gramEnd"/>
-      <w:r>
-        <w:rPr>
-          <w:rFonts w:cs="Arial"/>
-          <w:sz w:val="18"/>
-          <w:szCs w:val="18"/>
-        </w:rPr>
-        <w:t>{función_disparo_vecina_inicial}</w:t>
-      </w:r>
-      <w:proofErr w:type="gramStart"/>
+        <w:t>{{</w:t>
+      </w:r>
+      <w:proofErr w:type="spellStart"/>
+      <w:r>
+        <w:rPr>
+          <w:rFonts w:cs="Arial"/>
+          <w:sz w:val="18"/>
+          <w:szCs w:val="18"/>
+        </w:rPr>
+        <w:t>función_disparo_vecina_inicial</w:t>
+      </w:r>
+      <w:proofErr w:type="spellEnd"/>
+      <w:r>
+        <w:rPr>
+          <w:rFonts w:cs="Arial"/>
+          <w:sz w:val="18"/>
+          <w:szCs w:val="18"/>
+        </w:rPr>
+        <w:t>}}</w:t>
+      </w:r>
+      <w:r>
+        <w:rPr>
+          <w:rFonts w:cs="Arial"/>
+          <w:sz w:val="18"/>
+          <w:szCs w:val="18"/>
+        </w:rPr>
+        <w:t xml:space="preserve"> </w:t>
+      </w:r>
+      <w:r>
+        <w:rPr>
+          <w:rFonts w:cs="Arial"/>
+          <w:sz w:val="18"/>
+          <w:szCs w:val="18"/>
+        </w:rPr>
+        <w:t>”</w:t>
+      </w:r>
+      <w:r>
+        <w:rPr>
+          <w:rFonts w:cs="Arial"/>
+          <w:sz w:val="18"/>
+          <w:szCs w:val="18"/>
+        </w:rPr>
+        <w:t xml:space="preserve"> y </w:t>
+      </w:r>
+      <w:r>
+        <w:rPr>
+          <w:rFonts w:cs="Arial"/>
+          <w:sz w:val="18"/>
+          <w:szCs w:val="18"/>
+        </w:rPr>
+        <w:t xml:space="preserve">por actuación del relé </w:t>
+      </w:r>
+      <w:proofErr w:type="spellStart"/>
+      <w:r>
+        <w:rPr>
+          <w:rFonts w:cs="Arial"/>
+          <w:sz w:val="18"/>
+          <w:szCs w:val="18"/>
+        </w:rPr>
+        <w:t>S</w:t>
+      </w:r>
+      <w:r>
+        <w:rPr>
+          <w:rFonts w:cs="Arial"/>
+          <w:sz w:val="18"/>
+          <w:szCs w:val="18"/>
+        </w:rPr>
+        <w:t>itras</w:t>
+      </w:r>
+      <w:proofErr w:type="spellEnd"/>
+      <w:r>
+        <w:rPr>
+          <w:rFonts w:cs="Arial"/>
+          <w:sz w:val="18"/>
+          <w:szCs w:val="18"/>
+        </w:rPr>
+        <w:t xml:space="preserve"> PRO por función</w:t>
+      </w:r>
+      <w:r>
+        <w:rPr>
+          <w:rFonts w:cs="Arial"/>
+          <w:sz w:val="18"/>
+          <w:szCs w:val="18"/>
+        </w:rPr>
+        <w:t xml:space="preserve"> </w:t>
+      </w:r>
+      <w:r>
+        <w:rPr>
+          <w:rFonts w:cs="Arial"/>
+          <w:sz w:val="18"/>
+          <w:szCs w:val="18"/>
+        </w:rPr>
+        <w:t>“</w:t>
+      </w:r>
+      <w:r>
+        <w:rPr>
+          <w:rFonts w:cs="Arial"/>
+          <w:sz w:val="18"/>
+          <w:szCs w:val="18"/>
+        </w:rPr>
+        <w:t xml:space="preserve"> </w:t>
+      </w:r>
+      <w:r>
+        <w:rPr>
+          <w:rFonts w:cs="Arial"/>
+          <w:sz w:val="18"/>
+          <w:szCs w:val="18"/>
+        </w:rPr>
+        <w:t>{{</w:t>
+      </w:r>
+      <w:proofErr w:type="spellStart"/>
+      <w:r>
+        <w:rPr>
+          <w:rFonts w:cs="Arial"/>
+          <w:sz w:val="18"/>
+          <w:szCs w:val="18"/>
+        </w:rPr>
+        <w:t>función_</w:t>
+      </w:r>
+      <w:r>
+        <w:rPr>
+          <w:rFonts w:cs="Arial"/>
+          <w:sz w:val="18"/>
+          <w:szCs w:val="18"/>
+        </w:rPr>
+        <w:t>disparo_vecina_final</w:t>
+      </w:r>
+      <w:proofErr w:type="spellEnd"/>
       <w:r>
         <w:rPr>
           <w:rFonts w:cs="Arial"/>
@@ -442,114 +661,6 @@
           <w:sz w:val="18"/>
           <w:szCs w:val="18"/>
         </w:rPr>
-        <w:t xml:space="preserve"> </w:t>
-      </w:r>
-      <w:r>
-        <w:rPr>
-          <w:rFonts w:cs="Arial"/>
-          <w:sz w:val="18"/>
-          <w:szCs w:val="18"/>
-        </w:rPr>
-        <w:t>”</w:t>
-      </w:r>
-      <w:proofErr w:type="gramEnd"/>
-      <w:r>
-        <w:rPr>
-          <w:rFonts w:cs="Arial"/>
-          <w:sz w:val="18"/>
-          <w:szCs w:val="18"/>
-        </w:rPr>
-        <w:t xml:space="preserve"> y </w:t>
-      </w:r>
-      <w:r>
-        <w:rPr>
-          <w:rFonts w:cs="Arial"/>
-          <w:sz w:val="18"/>
-          <w:szCs w:val="18"/>
-        </w:rPr>
-        <w:t>por actuación del relé S</w:t>
-      </w:r>
-      <w:r>
-        <w:rPr>
-          <w:rFonts w:cs="Arial"/>
-          <w:sz w:val="18"/>
-          <w:szCs w:val="18"/>
-        </w:rPr>
-        <w:t>itras</w:t>
-      </w:r>
-      <w:r>
-        <w:rPr>
-          <w:rFonts w:cs="Arial"/>
-          <w:sz w:val="18"/>
-          <w:szCs w:val="18"/>
-        </w:rPr>
-        <w:t xml:space="preserve"> PRO por función</w:t>
-      </w:r>
-      <w:r>
-        <w:rPr>
-          <w:rFonts w:cs="Arial"/>
-          <w:sz w:val="18"/>
-          <w:szCs w:val="18"/>
-        </w:rPr>
-        <w:t xml:space="preserve"> </w:t>
-      </w:r>
-      <w:proofErr w:type="gramStart"/>
-      <w:r>
-        <w:rPr>
-          <w:rFonts w:cs="Arial"/>
-          <w:sz w:val="18"/>
-          <w:szCs w:val="18"/>
-        </w:rPr>
-        <w:t>“</w:t>
-      </w:r>
-      <w:r>
-        <w:rPr>
-          <w:rFonts w:cs="Arial"/>
-          <w:sz w:val="18"/>
-          <w:szCs w:val="18"/>
-        </w:rPr>
-        <w:t xml:space="preserve"> </w:t>
-      </w:r>
-      <w:r>
-        <w:rPr>
-          <w:rFonts w:cs="Arial"/>
-          <w:sz w:val="18"/>
-          <w:szCs w:val="18"/>
-        </w:rPr>
-        <w:t>{</w:t>
-      </w:r>
-      <w:proofErr w:type="gramEnd"/>
-      <w:r>
-        <w:rPr>
-          <w:rFonts w:cs="Arial"/>
-          <w:sz w:val="18"/>
-          <w:szCs w:val="18"/>
-        </w:rPr>
-        <w:t>{función_</w:t>
-      </w:r>
-      <w:r>
-        <w:rPr>
-          <w:rFonts w:cs="Arial"/>
-          <w:sz w:val="18"/>
-          <w:szCs w:val="18"/>
-        </w:rPr>
-        <w:t>disparo_vecina_final</w:t>
-      </w:r>
-      <w:r>
-        <w:rPr>
-          <w:rFonts w:cs="Arial"/>
-          <w:sz w:val="18"/>
-          <w:szCs w:val="18"/>
-        </w:rPr>
-        <w:t>}</w:t>
-      </w:r>
-      <w:proofErr w:type="gramStart"/>
-      <w:r>
-        <w:rPr>
-          <w:rFonts w:cs="Arial"/>
-          <w:sz w:val="18"/>
-          <w:szCs w:val="18"/>
-        </w:rPr>
         <w:t xml:space="preserve">} </w:t>
       </w:r>
       <w:r>
@@ -558,16 +669,7 @@
           <w:sz w:val="18"/>
           <w:szCs w:val="18"/>
         </w:rPr>
-        <w:t>”</w:t>
-      </w:r>
-      <w:proofErr w:type="gramEnd"/>
-      <w:r>
-        <w:rPr>
-          <w:rFonts w:cs="Arial"/>
-          <w:sz w:val="18"/>
-          <w:szCs w:val="18"/>
-        </w:rPr>
-        <w:t>.</w:t>
+        <w:t>”.</w:t>
       </w:r>
     </w:p>
     <w:p>
@@ -625,7 +727,43 @@
           <w:sz w:val="18"/>
           <w:szCs w:val="18"/>
         </w:rPr>
-        <w:t>{{ser_aperturado}} y {{ser_vecino}}</w:t>
+        <w:t>{{</w:t>
+      </w:r>
+      <w:proofErr w:type="spellStart"/>
+      <w:r>
+        <w:rPr>
+          <w:rFonts w:cs="Arial"/>
+          <w:sz w:val="18"/>
+          <w:szCs w:val="18"/>
+        </w:rPr>
+        <w:t>ser_aperturado</w:t>
+      </w:r>
+      <w:proofErr w:type="spellEnd"/>
+      <w:r>
+        <w:rPr>
+          <w:rFonts w:cs="Arial"/>
+          <w:sz w:val="18"/>
+          <w:szCs w:val="18"/>
+        </w:rPr>
+        <w:t>}} y {{</w:t>
+      </w:r>
+      <w:proofErr w:type="spellStart"/>
+      <w:r>
+        <w:rPr>
+          <w:rFonts w:cs="Arial"/>
+          <w:sz w:val="18"/>
+          <w:szCs w:val="18"/>
+        </w:rPr>
+        <w:t>ser_vecino</w:t>
+      </w:r>
+      <w:proofErr w:type="spellEnd"/>
+      <w:r>
+        <w:rPr>
+          <w:rFonts w:cs="Arial"/>
+          <w:sz w:val="18"/>
+          <w:szCs w:val="18"/>
+        </w:rPr>
+        <w:t>}}</w:t>
       </w:r>
     </w:p>
     <w:p>
@@ -644,7 +782,25 @@
           <w:sz w:val="18"/>
           <w:szCs w:val="18"/>
         </w:rPr>
-        <w:t>{{dia}} {{fecha}}</w:t>
+        <w:t>{{</w:t>
+      </w:r>
+      <w:proofErr w:type="spellStart"/>
+      <w:r>
+        <w:rPr>
+          <w:rFonts w:cs="Arial"/>
+          <w:sz w:val="18"/>
+          <w:szCs w:val="18"/>
+        </w:rPr>
+        <w:t>dia</w:t>
+      </w:r>
+      <w:proofErr w:type="spellEnd"/>
+      <w:r>
+        <w:rPr>
+          <w:rFonts w:cs="Arial"/>
+          <w:sz w:val="18"/>
+          <w:szCs w:val="18"/>
+        </w:rPr>
+        <w:t>}} {{fecha}}</w:t>
       </w:r>
     </w:p>
     <w:p>
@@ -667,8 +823,9 @@
           <w:sz w:val="18"/>
           <w:szCs w:val="18"/>
         </w:rPr>
-        <w:t>{{hora</w:t>
-      </w:r>
+        <w:t>{{</w:t>
+      </w:r>
+      <w:proofErr w:type="spellStart"/>
       <w:r>
         <w:rPr>
           <w:rFonts w:cs="Arial"/>
@@ -677,8 +834,19 @@
           <w:sz w:val="18"/>
           <w:szCs w:val="18"/>
         </w:rPr>
+        <w:t>hora</w:t>
+      </w:r>
+      <w:r>
+        <w:rPr>
+          <w:rFonts w:cs="Arial"/>
+          <w:bCs/>
+          <w:color w:val="000000" w:themeColor="text1"/>
+          <w:sz w:val="18"/>
+          <w:szCs w:val="18"/>
+        </w:rPr>
         <w:t>_vicos_disparo</w:t>
       </w:r>
+      <w:proofErr w:type="spellEnd"/>
       <w:r>
         <w:rPr>
           <w:rFonts w:cs="Arial"/>
@@ -739,6 +907,7 @@
           <w:szCs w:val="18"/>
         </w:rPr>
       </w:pPr>
+      <w:proofErr w:type="spellStart"/>
       <w:r>
         <w:rPr>
           <w:rFonts w:cs="Arial"/>
@@ -746,8 +915,9 @@
           <w:sz w:val="18"/>
           <w:szCs w:val="18"/>
         </w:rPr>
-        <w:t>Headway de trenes:</w:t>
-      </w:r>
+        <w:t>Headway</w:t>
+      </w:r>
+      <w:proofErr w:type="spellEnd"/>
       <w:r>
         <w:rPr>
           <w:rFonts w:cs="Arial"/>
@@ -755,6 +925,15 @@
           <w:sz w:val="18"/>
           <w:szCs w:val="18"/>
         </w:rPr>
+        <w:t xml:space="preserve"> de trenes:</w:t>
+      </w:r>
+      <w:r>
+        <w:rPr>
+          <w:rFonts w:cs="Arial"/>
+          <w:b/>
+          <w:sz w:val="18"/>
+          <w:szCs w:val="18"/>
+        </w:rPr>
         <w:tab/>
       </w:r>
       <w:r>
@@ -782,7 +961,27 @@
           <w:sz w:val="18"/>
           <w:szCs w:val="18"/>
         </w:rPr>
-        <w:t>{{tiempo_entre_trenes}}</w:t>
+        <w:t>{{</w:t>
+      </w:r>
+      <w:proofErr w:type="spellStart"/>
+      <w:r>
+        <w:rPr>
+          <w:rFonts w:cs="Arial"/>
+          <w:bCs/>
+          <w:sz w:val="18"/>
+          <w:szCs w:val="18"/>
+        </w:rPr>
+        <w:t>tiempo_entre_trenes</w:t>
+      </w:r>
+      <w:proofErr w:type="spellEnd"/>
+      <w:r>
+        <w:rPr>
+          <w:rFonts w:cs="Arial"/>
+          <w:bCs/>
+          <w:sz w:val="18"/>
+          <w:szCs w:val="18"/>
+        </w:rPr>
+        <w:t>}}</w:t>
       </w:r>
       <w:r>
         <w:rPr>
@@ -857,7 +1056,27 @@
           <w:sz w:val="18"/>
           <w:szCs w:val="18"/>
         </w:rPr>
-        <w:t>{{condicion_señales}}</w:t>
+        <w:t>{{</w:t>
+      </w:r>
+      <w:proofErr w:type="spellStart"/>
+      <w:r>
+        <w:rPr>
+          <w:rFonts w:cs="Arial"/>
+          <w:bCs/>
+          <w:sz w:val="18"/>
+          <w:szCs w:val="18"/>
+        </w:rPr>
+        <w:t>condicion_señales</w:t>
+      </w:r>
+      <w:proofErr w:type="spellEnd"/>
+      <w:r>
+        <w:rPr>
+          <w:rFonts w:cs="Arial"/>
+          <w:bCs/>
+          <w:sz w:val="18"/>
+          <w:szCs w:val="18"/>
+        </w:rPr>
+        <w:t>}}</w:t>
       </w:r>
     </w:p>
     <w:p>
@@ -901,7 +1120,25 @@
           <w:sz w:val="18"/>
           <w:szCs w:val="18"/>
         </w:rPr>
-        <w:t>{{operacion}}</w:t>
+        <w:t>{{</w:t>
+      </w:r>
+      <w:proofErr w:type="spellStart"/>
+      <w:r>
+        <w:rPr>
+          <w:rFonts w:cs="Arial"/>
+          <w:sz w:val="18"/>
+          <w:szCs w:val="18"/>
+        </w:rPr>
+        <w:t>operacion</w:t>
+      </w:r>
+      <w:proofErr w:type="spellEnd"/>
+      <w:r>
+        <w:rPr>
+          <w:rFonts w:cs="Arial"/>
+          <w:sz w:val="18"/>
+          <w:szCs w:val="18"/>
+        </w:rPr>
+        <w:t>}}</w:t>
       </w:r>
     </w:p>
     <w:p>
@@ -2739,29 +2976,117 @@
                 <w:sz w:val="18"/>
                 <w:szCs w:val="18"/>
               </w:rPr>
-              <w:t xml:space="preserve">{% for item in cronologia </w:t>
-            </w:r>
-            <w:proofErr w:type="gramStart"/>
-            <w:r>
-              <w:rPr>
-                <w:rFonts w:ascii="Arial" w:hAnsi="Arial" w:cs="Arial"/>
-                <w:bCs/>
-                <w:color w:val="000000" w:themeColor="text1"/>
-                <w:sz w:val="18"/>
-                <w:szCs w:val="18"/>
-              </w:rPr>
-              <w:t>%}{{ item</w:t>
-            </w:r>
-            <w:proofErr w:type="gramEnd"/>
-            <w:r>
-              <w:rPr>
-                <w:rFonts w:ascii="Arial" w:hAnsi="Arial" w:cs="Arial"/>
-                <w:bCs/>
-                <w:color w:val="000000" w:themeColor="text1"/>
-                <w:sz w:val="18"/>
-                <w:szCs w:val="18"/>
-              </w:rPr>
-              <w:t>.hora }}</w:t>
+              <w:t xml:space="preserve">{% </w:t>
+            </w:r>
+            <w:proofErr w:type="spellStart"/>
+            <w:r>
+              <w:rPr>
+                <w:rFonts w:ascii="Arial" w:hAnsi="Arial" w:cs="Arial"/>
+                <w:bCs/>
+                <w:color w:val="000000" w:themeColor="text1"/>
+                <w:sz w:val="18"/>
+                <w:szCs w:val="18"/>
+              </w:rPr>
+              <w:t>tr</w:t>
+            </w:r>
+            <w:proofErr w:type="spellEnd"/>
+            <w:r>
+              <w:rPr>
+                <w:rFonts w:ascii="Arial" w:hAnsi="Arial" w:cs="Arial"/>
+                <w:bCs/>
+                <w:color w:val="000000" w:themeColor="text1"/>
+                <w:sz w:val="18"/>
+                <w:szCs w:val="18"/>
+              </w:rPr>
+              <w:t xml:space="preserve"> </w:t>
+            </w:r>
+            <w:proofErr w:type="spellStart"/>
+            <w:r>
+              <w:rPr>
+                <w:rFonts w:ascii="Arial" w:hAnsi="Arial" w:cs="Arial"/>
+                <w:bCs/>
+                <w:color w:val="000000" w:themeColor="text1"/>
+                <w:sz w:val="18"/>
+                <w:szCs w:val="18"/>
+              </w:rPr>
+              <w:t>for</w:t>
+            </w:r>
+            <w:proofErr w:type="spellEnd"/>
+            <w:r>
+              <w:rPr>
+                <w:rFonts w:ascii="Arial" w:hAnsi="Arial" w:cs="Arial"/>
+                <w:bCs/>
+                <w:color w:val="000000" w:themeColor="text1"/>
+                <w:sz w:val="18"/>
+                <w:szCs w:val="18"/>
+              </w:rPr>
+              <w:t xml:space="preserve"> </w:t>
+            </w:r>
+            <w:proofErr w:type="spellStart"/>
+            <w:r>
+              <w:rPr>
+                <w:rFonts w:ascii="Arial" w:hAnsi="Arial" w:cs="Arial"/>
+                <w:bCs/>
+                <w:color w:val="000000" w:themeColor="text1"/>
+                <w:sz w:val="18"/>
+                <w:szCs w:val="18"/>
+              </w:rPr>
+              <w:t>item</w:t>
+            </w:r>
+            <w:proofErr w:type="spellEnd"/>
+            <w:r>
+              <w:rPr>
+                <w:rFonts w:ascii="Arial" w:hAnsi="Arial" w:cs="Arial"/>
+                <w:bCs/>
+                <w:color w:val="000000" w:themeColor="text1"/>
+                <w:sz w:val="18"/>
+                <w:szCs w:val="18"/>
+              </w:rPr>
+              <w:t xml:space="preserve"> in </w:t>
+            </w:r>
+            <w:proofErr w:type="spellStart"/>
+            <w:r>
+              <w:rPr>
+                <w:rFonts w:ascii="Arial" w:hAnsi="Arial" w:cs="Arial"/>
+                <w:bCs/>
+                <w:color w:val="000000" w:themeColor="text1"/>
+                <w:sz w:val="18"/>
+                <w:szCs w:val="18"/>
+              </w:rPr>
+              <w:t>cronologia</w:t>
+            </w:r>
+            <w:proofErr w:type="spellEnd"/>
+            <w:r>
+              <w:rPr>
+                <w:rFonts w:ascii="Arial" w:hAnsi="Arial" w:cs="Arial"/>
+                <w:bCs/>
+                <w:color w:val="000000" w:themeColor="text1"/>
+                <w:sz w:val="18"/>
+                <w:szCs w:val="18"/>
+              </w:rPr>
+              <w:t xml:space="preserve"> %}{{ </w:t>
+            </w:r>
+            <w:proofErr w:type="spellStart"/>
+            <w:r>
+              <w:rPr>
+                <w:rFonts w:ascii="Arial" w:hAnsi="Arial" w:cs="Arial"/>
+                <w:bCs/>
+                <w:color w:val="000000" w:themeColor="text1"/>
+                <w:sz w:val="18"/>
+                <w:szCs w:val="18"/>
+              </w:rPr>
+              <w:t>item.hora</w:t>
+            </w:r>
+            <w:proofErr w:type="spellEnd"/>
+            <w:r>
+              <w:rPr>
+                <w:rFonts w:ascii="Arial" w:hAnsi="Arial" w:cs="Arial"/>
+                <w:bCs/>
+                <w:color w:val="000000" w:themeColor="text1"/>
+                <w:sz w:val="18"/>
+                <w:szCs w:val="18"/>
+              </w:rPr>
+              <w:t xml:space="preserve"> }}</w:t>
             </w:r>
           </w:p>
         </w:tc>
@@ -2797,7 +3122,29 @@
                 <w:sz w:val="18"/>
                 <w:szCs w:val="18"/>
               </w:rPr>
-              <w:t>{{ item.ubicacion }}</w:t>
+              <w:t xml:space="preserve">{{ </w:t>
+            </w:r>
+            <w:proofErr w:type="spellStart"/>
+            <w:r>
+              <w:rPr>
+                <w:rFonts w:ascii="Arial" w:hAnsi="Arial" w:cs="Arial"/>
+                <w:bCs/>
+                <w:color w:val="000000" w:themeColor="text1"/>
+                <w:sz w:val="18"/>
+                <w:szCs w:val="18"/>
+              </w:rPr>
+              <w:t>item.ubicacion</w:t>
+            </w:r>
+            <w:proofErr w:type="spellEnd"/>
+            <w:r>
+              <w:rPr>
+                <w:rFonts w:ascii="Arial" w:hAnsi="Arial" w:cs="Arial"/>
+                <w:bCs/>
+                <w:color w:val="000000" w:themeColor="text1"/>
+                <w:sz w:val="18"/>
+                <w:szCs w:val="18"/>
+              </w:rPr>
+              <w:t xml:space="preserve"> }}</w:t>
             </w:r>
           </w:p>
         </w:tc>
@@ -2833,7 +3180,51 @@
                 <w:sz w:val="18"/>
                 <w:szCs w:val="18"/>
               </w:rPr>
-              <w:t>{{ item.descripcion }}{% endfor %}</w:t>
+              <w:t xml:space="preserve">{{ </w:t>
+            </w:r>
+            <w:proofErr w:type="spellStart"/>
+            <w:r>
+              <w:rPr>
+                <w:rFonts w:ascii="Arial" w:hAnsi="Arial" w:cs="Arial"/>
+                <w:bCs/>
+                <w:color w:val="000000" w:themeColor="text1"/>
+                <w:sz w:val="18"/>
+                <w:szCs w:val="18"/>
+              </w:rPr>
+              <w:t>item.descripcion</w:t>
+            </w:r>
+            <w:proofErr w:type="spellEnd"/>
+            <w:r>
+              <w:rPr>
+                <w:rFonts w:ascii="Arial" w:hAnsi="Arial" w:cs="Arial"/>
+                <w:bCs/>
+                <w:color w:val="000000" w:themeColor="text1"/>
+                <w:sz w:val="18"/>
+                <w:szCs w:val="18"/>
+              </w:rPr>
+              <w:t xml:space="preserve"> }}{% </w:t>
+            </w:r>
+            <w:proofErr w:type="spellStart"/>
+            <w:r>
+              <w:rPr>
+                <w:rFonts w:ascii="Arial" w:hAnsi="Arial" w:cs="Arial"/>
+                <w:bCs/>
+                <w:color w:val="000000" w:themeColor="text1"/>
+                <w:sz w:val="18"/>
+                <w:szCs w:val="18"/>
+              </w:rPr>
+              <w:t>endfor</w:t>
+            </w:r>
+            <w:proofErr w:type="spellEnd"/>
+            <w:r>
+              <w:rPr>
+                <w:rFonts w:ascii="Arial" w:hAnsi="Arial" w:cs="Arial"/>
+                <w:bCs/>
+                <w:color w:val="000000" w:themeColor="text1"/>
+                <w:sz w:val="18"/>
+                <w:szCs w:val="18"/>
+              </w:rPr>
+              <w:t xml:space="preserve"> %}</w:t>
             </w:r>
           </w:p>
         </w:tc>
@@ -3035,7 +3426,29 @@
                 <w:sz w:val="18"/>
                 <w:szCs w:val="18"/>
               </w:rPr>
-              <w:t>{{hora_vicos_disparo}}</w:t>
+              <w:t>{{</w:t>
+            </w:r>
+            <w:proofErr w:type="spellStart"/>
+            <w:r>
+              <w:rPr>
+                <w:rFonts w:ascii="Arial" w:hAnsi="Arial" w:cs="Arial"/>
+                <w:bCs/>
+                <w:color w:val="000000" w:themeColor="text1"/>
+                <w:sz w:val="18"/>
+                <w:szCs w:val="18"/>
+              </w:rPr>
+              <w:t>hora_vicos_disparo</w:t>
+            </w:r>
+            <w:proofErr w:type="spellEnd"/>
+            <w:r>
+              <w:rPr>
+                <w:rFonts w:ascii="Arial" w:hAnsi="Arial" w:cs="Arial"/>
+                <w:bCs/>
+                <w:color w:val="000000" w:themeColor="text1"/>
+                <w:sz w:val="18"/>
+                <w:szCs w:val="18"/>
+              </w:rPr>
+              <w:t>}}</w:t>
             </w:r>
           </w:p>
         </w:tc>
@@ -3071,7 +3484,29 @@
                 <w:sz w:val="18"/>
                 <w:szCs w:val="18"/>
               </w:rPr>
-              <w:t>{{ser_aperturado}}</w:t>
+              <w:t>{{</w:t>
+            </w:r>
+            <w:proofErr w:type="spellStart"/>
+            <w:r>
+              <w:rPr>
+                <w:rFonts w:ascii="Arial" w:hAnsi="Arial" w:cs="Arial"/>
+                <w:bCs/>
+                <w:color w:val="000000" w:themeColor="text1"/>
+                <w:sz w:val="18"/>
+                <w:szCs w:val="18"/>
+              </w:rPr>
+              <w:t>ser_aperturado</w:t>
+            </w:r>
+            <w:proofErr w:type="spellEnd"/>
+            <w:r>
+              <w:rPr>
+                <w:rFonts w:ascii="Arial" w:hAnsi="Arial" w:cs="Arial"/>
+                <w:bCs/>
+                <w:color w:val="000000" w:themeColor="text1"/>
+                <w:sz w:val="18"/>
+                <w:szCs w:val="18"/>
+              </w:rPr>
+              <w:t>}}</w:t>
             </w:r>
           </w:p>
         </w:tc>
@@ -3145,7 +3580,25 @@
                 <w:sz w:val="18"/>
                 <w:szCs w:val="18"/>
               </w:rPr>
-              <w:t>{{función_disparo_inicial}}</w:t>
+              <w:t>{{</w:t>
+            </w:r>
+            <w:proofErr w:type="spellStart"/>
+            <w:r>
+              <w:rPr>
+                <w:rFonts w:cs="Arial"/>
+                <w:sz w:val="18"/>
+                <w:szCs w:val="18"/>
+              </w:rPr>
+              <w:t>función_disparo_inicial</w:t>
+            </w:r>
+            <w:proofErr w:type="spellEnd"/>
+            <w:r>
+              <w:rPr>
+                <w:rFonts w:cs="Arial"/>
+                <w:sz w:val="18"/>
+                <w:szCs w:val="18"/>
+              </w:rPr>
+              <w:t>}}</w:t>
             </w:r>
             <w:r>
               <w:rPr>
@@ -3187,17 +3640,61 @@
                 <w:sz w:val="18"/>
                 <w:szCs w:val="18"/>
               </w:rPr>
-              <w:t>{{alimentador_aperturado}}</w:t>
-            </w:r>
-            <w:r>
-              <w:rPr>
-                <w:rFonts w:ascii="Arial" w:hAnsi="Arial" w:cs="Arial"/>
-                <w:bCs/>
-                <w:color w:val="000000" w:themeColor="text1"/>
-                <w:sz w:val="18"/>
-                <w:szCs w:val="18"/>
-              </w:rPr>
-              <w:t xml:space="preserve">. Asimismo, se registró en el relé Sitras PRO </w:t>
+              <w:t>{{</w:t>
+            </w:r>
+            <w:proofErr w:type="spellStart"/>
+            <w:r>
+              <w:rPr>
+                <w:rFonts w:ascii="Arial" w:hAnsi="Arial" w:cs="Arial"/>
+                <w:bCs/>
+                <w:color w:val="000000" w:themeColor="text1"/>
+                <w:sz w:val="18"/>
+                <w:szCs w:val="18"/>
+              </w:rPr>
+              <w:t>alimentador_aperturado</w:t>
+            </w:r>
+            <w:proofErr w:type="spellEnd"/>
+            <w:r>
+              <w:rPr>
+                <w:rFonts w:ascii="Arial" w:hAnsi="Arial" w:cs="Arial"/>
+                <w:bCs/>
+                <w:color w:val="000000" w:themeColor="text1"/>
+                <w:sz w:val="18"/>
+                <w:szCs w:val="18"/>
+              </w:rPr>
+              <w:t>}}</w:t>
+            </w:r>
+            <w:r>
+              <w:rPr>
+                <w:rFonts w:ascii="Arial" w:hAnsi="Arial" w:cs="Arial"/>
+                <w:bCs/>
+                <w:color w:val="000000" w:themeColor="text1"/>
+                <w:sz w:val="18"/>
+                <w:szCs w:val="18"/>
+              </w:rPr>
+              <w:t xml:space="preserve">. Asimismo, se registró en el relé </w:t>
+            </w:r>
+            <w:proofErr w:type="spellStart"/>
+            <w:r>
+              <w:rPr>
+                <w:rFonts w:ascii="Arial" w:hAnsi="Arial" w:cs="Arial"/>
+                <w:bCs/>
+                <w:color w:val="000000" w:themeColor="text1"/>
+                <w:sz w:val="18"/>
+                <w:szCs w:val="18"/>
+              </w:rPr>
+              <w:t>Sitras</w:t>
+            </w:r>
+            <w:proofErr w:type="spellEnd"/>
+            <w:r>
+              <w:rPr>
+                <w:rFonts w:ascii="Arial" w:hAnsi="Arial" w:cs="Arial"/>
+                <w:bCs/>
+                <w:color w:val="000000" w:themeColor="text1"/>
+                <w:sz w:val="18"/>
+                <w:szCs w:val="18"/>
+              </w:rPr>
+              <w:t xml:space="preserve"> PRO </w:t>
             </w:r>
             <w:r>
               <w:rPr>
@@ -3225,7 +3722,25 @@
                 <w:sz w:val="18"/>
                 <w:szCs w:val="18"/>
               </w:rPr>
-              <w:t>{{función_disparo_final}}</w:t>
+              <w:t>{{</w:t>
+            </w:r>
+            <w:proofErr w:type="spellStart"/>
+            <w:r>
+              <w:rPr>
+                <w:rFonts w:cs="Arial"/>
+                <w:sz w:val="18"/>
+                <w:szCs w:val="18"/>
+              </w:rPr>
+              <w:t>función_disparo_final</w:t>
+            </w:r>
+            <w:proofErr w:type="spellEnd"/>
+            <w:r>
+              <w:rPr>
+                <w:rFonts w:cs="Arial"/>
+                <w:sz w:val="18"/>
+                <w:szCs w:val="18"/>
+              </w:rPr>
+              <w:t>}}</w:t>
             </w:r>
             <w:r>
               <w:rPr>
@@ -3269,7 +3784,31 @@
                 <w:sz w:val="18"/>
                 <w:szCs w:val="18"/>
               </w:rPr>
-              <w:t>{{st_aperturado}}</w:t>
+              <w:t>{{</w:t>
+            </w:r>
+            <w:proofErr w:type="spellStart"/>
+            <w:r>
+              <w:rPr>
+                <w:rFonts w:ascii="Arial" w:hAnsi="Arial" w:cs="Arial"/>
+                <w:b/>
+                <w:bCs/>
+                <w:color w:val="000000" w:themeColor="text1"/>
+                <w:sz w:val="18"/>
+                <w:szCs w:val="18"/>
+              </w:rPr>
+              <w:t>st_aperturado</w:t>
+            </w:r>
+            <w:proofErr w:type="spellEnd"/>
+            <w:r>
+              <w:rPr>
+                <w:rFonts w:ascii="Arial" w:hAnsi="Arial" w:cs="Arial"/>
+                <w:b/>
+                <w:bCs/>
+                <w:color w:val="000000" w:themeColor="text1"/>
+                <w:sz w:val="18"/>
+                <w:szCs w:val="18"/>
+              </w:rPr>
+              <w:t>}}</w:t>
             </w:r>
             <w:r>
               <w:rPr>
@@ -3321,7 +3860,29 @@
                 <w:sz w:val="18"/>
                 <w:szCs w:val="18"/>
               </w:rPr>
-              <w:t>{{hora_vicos_vecino}}</w:t>
+              <w:t>{{</w:t>
+            </w:r>
+            <w:proofErr w:type="spellStart"/>
+            <w:r>
+              <w:rPr>
+                <w:rFonts w:ascii="Arial" w:hAnsi="Arial" w:cs="Arial"/>
+                <w:bCs/>
+                <w:color w:val="000000" w:themeColor="text1"/>
+                <w:sz w:val="18"/>
+                <w:szCs w:val="18"/>
+              </w:rPr>
+              <w:t>hora_vicos_vecino</w:t>
+            </w:r>
+            <w:proofErr w:type="spellEnd"/>
+            <w:r>
+              <w:rPr>
+                <w:rFonts w:ascii="Arial" w:hAnsi="Arial" w:cs="Arial"/>
+                <w:bCs/>
+                <w:color w:val="000000" w:themeColor="text1"/>
+                <w:sz w:val="18"/>
+                <w:szCs w:val="18"/>
+              </w:rPr>
+              <w:t>}}</w:t>
             </w:r>
           </w:p>
         </w:tc>
@@ -3357,7 +3918,29 @@
                 <w:sz w:val="18"/>
                 <w:szCs w:val="18"/>
               </w:rPr>
-              <w:t>{{ser_vecino}}</w:t>
+              <w:t>{{</w:t>
+            </w:r>
+            <w:proofErr w:type="spellStart"/>
+            <w:r>
+              <w:rPr>
+                <w:rFonts w:ascii="Arial" w:hAnsi="Arial" w:cs="Arial"/>
+                <w:bCs/>
+                <w:color w:val="000000" w:themeColor="text1"/>
+                <w:sz w:val="18"/>
+                <w:szCs w:val="18"/>
+              </w:rPr>
+              <w:t>ser_vecino</w:t>
+            </w:r>
+            <w:proofErr w:type="spellEnd"/>
+            <w:r>
+              <w:rPr>
+                <w:rFonts w:ascii="Arial" w:hAnsi="Arial" w:cs="Arial"/>
+                <w:bCs/>
+                <w:color w:val="000000" w:themeColor="text1"/>
+                <w:sz w:val="18"/>
+                <w:szCs w:val="18"/>
+              </w:rPr>
+              <w:t>}}</w:t>
             </w:r>
           </w:p>
         </w:tc>
@@ -3433,7 +4016,29 @@
                 <w:sz w:val="18"/>
                 <w:szCs w:val="18"/>
               </w:rPr>
-              <w:t>{{alimentador_vecino}}</w:t>
+              <w:t>{{</w:t>
+            </w:r>
+            <w:proofErr w:type="spellStart"/>
+            <w:r>
+              <w:rPr>
+                <w:rFonts w:ascii="Arial" w:hAnsi="Arial" w:cs="Arial"/>
+                <w:bCs/>
+                <w:color w:val="000000" w:themeColor="text1"/>
+                <w:sz w:val="18"/>
+                <w:szCs w:val="18"/>
+              </w:rPr>
+              <w:t>alimentador_vecino</w:t>
+            </w:r>
+            <w:proofErr w:type="spellEnd"/>
+            <w:r>
+              <w:rPr>
+                <w:rFonts w:ascii="Arial" w:hAnsi="Arial" w:cs="Arial"/>
+                <w:bCs/>
+                <w:color w:val="000000" w:themeColor="text1"/>
+                <w:sz w:val="18"/>
+                <w:szCs w:val="18"/>
+              </w:rPr>
+              <w:t>}}</w:t>
             </w:r>
             <w:r>
               <w:rPr>
@@ -3463,7 +4068,29 @@
                 <w:sz w:val="18"/>
                 <w:szCs w:val="18"/>
               </w:rPr>
-              <w:t>. Asimismo, se registró en el relé Sitras PRO</w:t>
+              <w:t xml:space="preserve">. Asimismo, se registró en el relé </w:t>
+            </w:r>
+            <w:proofErr w:type="spellStart"/>
+            <w:r>
+              <w:rPr>
+                <w:rFonts w:ascii="Arial" w:hAnsi="Arial" w:cs="Arial"/>
+                <w:bCs/>
+                <w:color w:val="000000" w:themeColor="text1"/>
+                <w:sz w:val="18"/>
+                <w:szCs w:val="18"/>
+              </w:rPr>
+              <w:t>Sitras</w:t>
+            </w:r>
+            <w:proofErr w:type="spellEnd"/>
+            <w:r>
+              <w:rPr>
+                <w:rFonts w:ascii="Arial" w:hAnsi="Arial" w:cs="Arial"/>
+                <w:bCs/>
+                <w:color w:val="000000" w:themeColor="text1"/>
+                <w:sz w:val="18"/>
+                <w:szCs w:val="18"/>
+              </w:rPr>
+              <w:t xml:space="preserve"> PRO</w:t>
             </w:r>
             <w:r>
               <w:rPr>
@@ -3533,7 +4160,29 @@
                 <w:sz w:val="18"/>
                 <w:szCs w:val="18"/>
               </w:rPr>
-              <w:t>{{st_vecino}}</w:t>
+              <w:t>{{</w:t>
+            </w:r>
+            <w:proofErr w:type="spellStart"/>
+            <w:r>
+              <w:rPr>
+                <w:rFonts w:ascii="Arial" w:hAnsi="Arial" w:cs="Arial"/>
+                <w:b/>
+                <w:color w:val="000000" w:themeColor="text1"/>
+                <w:sz w:val="18"/>
+                <w:szCs w:val="18"/>
+              </w:rPr>
+              <w:t>st_vecino</w:t>
+            </w:r>
+            <w:proofErr w:type="spellEnd"/>
+            <w:r>
+              <w:rPr>
+                <w:rFonts w:ascii="Arial" w:hAnsi="Arial" w:cs="Arial"/>
+                <w:b/>
+                <w:color w:val="000000" w:themeColor="text1"/>
+                <w:sz w:val="18"/>
+                <w:szCs w:val="18"/>
+              </w:rPr>
+              <w:t>}}</w:t>
             </w:r>
             <w:r>
               <w:rPr>
@@ -3585,7 +4234,29 @@
                 <w:szCs w:val="18"/>
               </w:rPr>
               <w:lastRenderedPageBreak/>
-              <w:t>{{hora_vicos_dcierre}}</w:t>
+              <w:t>{{</w:t>
+            </w:r>
+            <w:proofErr w:type="spellStart"/>
+            <w:r>
+              <w:rPr>
+                <w:rFonts w:ascii="Arial" w:hAnsi="Arial" w:cs="Arial"/>
+                <w:bCs/>
+                <w:color w:val="000000" w:themeColor="text1"/>
+                <w:sz w:val="18"/>
+                <w:szCs w:val="18"/>
+              </w:rPr>
+              <w:t>hora_vicos_dcierre</w:t>
+            </w:r>
+            <w:proofErr w:type="spellEnd"/>
+            <w:r>
+              <w:rPr>
+                <w:rFonts w:ascii="Arial" w:hAnsi="Arial" w:cs="Arial"/>
+                <w:bCs/>
+                <w:color w:val="000000" w:themeColor="text1"/>
+                <w:sz w:val="18"/>
+                <w:szCs w:val="18"/>
+              </w:rPr>
+              <w:t>}}</w:t>
             </w:r>
           </w:p>
         </w:tc>
@@ -3621,7 +4292,29 @@
                 <w:sz w:val="18"/>
                 <w:szCs w:val="18"/>
               </w:rPr>
-              <w:t>{{ser_aperturado}}</w:t>
+              <w:t>{{</w:t>
+            </w:r>
+            <w:proofErr w:type="spellStart"/>
+            <w:r>
+              <w:rPr>
+                <w:rFonts w:ascii="Arial" w:hAnsi="Arial" w:cs="Arial"/>
+                <w:bCs/>
+                <w:color w:val="000000" w:themeColor="text1"/>
+                <w:sz w:val="18"/>
+                <w:szCs w:val="18"/>
+              </w:rPr>
+              <w:t>ser_aperturado</w:t>
+            </w:r>
+            <w:proofErr w:type="spellEnd"/>
+            <w:r>
+              <w:rPr>
+                <w:rFonts w:ascii="Arial" w:hAnsi="Arial" w:cs="Arial"/>
+                <w:bCs/>
+                <w:color w:val="000000" w:themeColor="text1"/>
+                <w:sz w:val="18"/>
+                <w:szCs w:val="18"/>
+              </w:rPr>
+              <w:t>}}</w:t>
             </w:r>
           </w:p>
         </w:tc>
@@ -3649,15 +4342,49 @@
                 <w:szCs w:val="18"/>
               </w:rPr>
             </w:pPr>
-            <w:r>
-              <w:rPr>
-                <w:rFonts w:ascii="Arial" w:hAnsi="Arial" w:cs="Arial"/>
-                <w:bCs/>
-                <w:color w:val="000000" w:themeColor="text1"/>
-                <w:sz w:val="18"/>
-                <w:szCs w:val="18"/>
-              </w:rPr>
-              <w:t>Recierre automático del interruptor {{alimentador_aperturado_num}}</w:t>
+            <w:proofErr w:type="spellStart"/>
+            <w:r>
+              <w:rPr>
+                <w:rFonts w:ascii="Arial" w:hAnsi="Arial" w:cs="Arial"/>
+                <w:bCs/>
+                <w:color w:val="000000" w:themeColor="text1"/>
+                <w:sz w:val="18"/>
+                <w:szCs w:val="18"/>
+              </w:rPr>
+              <w:t>Recierre</w:t>
+            </w:r>
+            <w:proofErr w:type="spellEnd"/>
+            <w:r>
+              <w:rPr>
+                <w:rFonts w:ascii="Arial" w:hAnsi="Arial" w:cs="Arial"/>
+                <w:bCs/>
+                <w:color w:val="000000" w:themeColor="text1"/>
+                <w:sz w:val="18"/>
+                <w:szCs w:val="18"/>
+              </w:rPr>
+              <w:t xml:space="preserve"> automático del interruptor {{</w:t>
+            </w:r>
+            <w:proofErr w:type="spellStart"/>
+            <w:r>
+              <w:rPr>
+                <w:rFonts w:ascii="Arial" w:hAnsi="Arial" w:cs="Arial"/>
+                <w:bCs/>
+                <w:color w:val="000000" w:themeColor="text1"/>
+                <w:sz w:val="18"/>
+                <w:szCs w:val="18"/>
+              </w:rPr>
+              <w:t>alimentador_aperturado_num</w:t>
+            </w:r>
+            <w:proofErr w:type="spellEnd"/>
+            <w:r>
+              <w:rPr>
+                <w:rFonts w:ascii="Arial" w:hAnsi="Arial" w:cs="Arial"/>
+                <w:bCs/>
+                <w:color w:val="000000" w:themeColor="text1"/>
+                <w:sz w:val="18"/>
+                <w:szCs w:val="18"/>
+              </w:rPr>
+              <w:t>}}</w:t>
             </w:r>
             <w:r>
               <w:rPr>
@@ -3677,7 +4404,29 @@
                 <w:sz w:val="18"/>
                 <w:szCs w:val="18"/>
               </w:rPr>
-              <w:t>en el alimentador {{alimentador_aperturado}} con resultado exitoso.</w:t>
+              <w:t>en el alimentador {{</w:t>
+            </w:r>
+            <w:proofErr w:type="spellStart"/>
+            <w:r>
+              <w:rPr>
+                <w:rFonts w:ascii="Arial" w:hAnsi="Arial" w:cs="Arial"/>
+                <w:bCs/>
+                <w:color w:val="000000" w:themeColor="text1"/>
+                <w:sz w:val="18"/>
+                <w:szCs w:val="18"/>
+              </w:rPr>
+              <w:t>alimentador_aperturado</w:t>
+            </w:r>
+            <w:proofErr w:type="spellEnd"/>
+            <w:r>
+              <w:rPr>
+                <w:rFonts w:ascii="Arial" w:hAnsi="Arial" w:cs="Arial"/>
+                <w:bCs/>
+                <w:color w:val="000000" w:themeColor="text1"/>
+                <w:sz w:val="18"/>
+                <w:szCs w:val="18"/>
+              </w:rPr>
+              <w:t>}} con resultado exitoso.</w:t>
             </w:r>
           </w:p>
         </w:tc>
@@ -3718,7 +4467,29 @@
                 <w:sz w:val="18"/>
                 <w:szCs w:val="18"/>
               </w:rPr>
-              <w:t>{{hora_vicos_vcierre}}</w:t>
+              <w:t>{{</w:t>
+            </w:r>
+            <w:proofErr w:type="spellStart"/>
+            <w:r>
+              <w:rPr>
+                <w:rFonts w:ascii="Arial" w:hAnsi="Arial" w:cs="Arial"/>
+                <w:bCs/>
+                <w:color w:val="000000" w:themeColor="text1"/>
+                <w:sz w:val="18"/>
+                <w:szCs w:val="18"/>
+              </w:rPr>
+              <w:t>hora_vicos_vcierre</w:t>
+            </w:r>
+            <w:proofErr w:type="spellEnd"/>
+            <w:r>
+              <w:rPr>
+                <w:rFonts w:ascii="Arial" w:hAnsi="Arial" w:cs="Arial"/>
+                <w:bCs/>
+                <w:color w:val="000000" w:themeColor="text1"/>
+                <w:sz w:val="18"/>
+                <w:szCs w:val="18"/>
+              </w:rPr>
+              <w:t>}}</w:t>
             </w:r>
           </w:p>
         </w:tc>
@@ -3754,7 +4525,29 @@
                 <w:sz w:val="18"/>
                 <w:szCs w:val="18"/>
               </w:rPr>
-              <w:t>{{ser_vecino}}</w:t>
+              <w:t>{{</w:t>
+            </w:r>
+            <w:proofErr w:type="spellStart"/>
+            <w:r>
+              <w:rPr>
+                <w:rFonts w:ascii="Arial" w:hAnsi="Arial" w:cs="Arial"/>
+                <w:bCs/>
+                <w:color w:val="000000" w:themeColor="text1"/>
+                <w:sz w:val="18"/>
+                <w:szCs w:val="18"/>
+              </w:rPr>
+              <w:t>ser_vecino</w:t>
+            </w:r>
+            <w:proofErr w:type="spellEnd"/>
+            <w:r>
+              <w:rPr>
+                <w:rFonts w:ascii="Arial" w:hAnsi="Arial" w:cs="Arial"/>
+                <w:bCs/>
+                <w:color w:val="000000" w:themeColor="text1"/>
+                <w:sz w:val="18"/>
+                <w:szCs w:val="18"/>
+              </w:rPr>
+              <w:t>}}</w:t>
             </w:r>
           </w:p>
         </w:tc>
@@ -3782,15 +4575,49 @@
                 <w:szCs w:val="18"/>
               </w:rPr>
             </w:pPr>
-            <w:r>
-              <w:rPr>
-                <w:rFonts w:ascii="Arial" w:hAnsi="Arial" w:cs="Arial"/>
-                <w:bCs/>
-                <w:color w:val="000000" w:themeColor="text1"/>
-                <w:sz w:val="18"/>
-                <w:szCs w:val="18"/>
-              </w:rPr>
-              <w:t>Recierre automático del interruptor {{alimentador_vecino_num}}</w:t>
+            <w:proofErr w:type="spellStart"/>
+            <w:r>
+              <w:rPr>
+                <w:rFonts w:ascii="Arial" w:hAnsi="Arial" w:cs="Arial"/>
+                <w:bCs/>
+                <w:color w:val="000000" w:themeColor="text1"/>
+                <w:sz w:val="18"/>
+                <w:szCs w:val="18"/>
+              </w:rPr>
+              <w:t>Recierre</w:t>
+            </w:r>
+            <w:proofErr w:type="spellEnd"/>
+            <w:r>
+              <w:rPr>
+                <w:rFonts w:ascii="Arial" w:hAnsi="Arial" w:cs="Arial"/>
+                <w:bCs/>
+                <w:color w:val="000000" w:themeColor="text1"/>
+                <w:sz w:val="18"/>
+                <w:szCs w:val="18"/>
+              </w:rPr>
+              <w:t xml:space="preserve"> automático del interruptor {{</w:t>
+            </w:r>
+            <w:proofErr w:type="spellStart"/>
+            <w:r>
+              <w:rPr>
+                <w:rFonts w:ascii="Arial" w:hAnsi="Arial" w:cs="Arial"/>
+                <w:bCs/>
+                <w:color w:val="000000" w:themeColor="text1"/>
+                <w:sz w:val="18"/>
+                <w:szCs w:val="18"/>
+              </w:rPr>
+              <w:t>alimentador_vecino_num</w:t>
+            </w:r>
+            <w:proofErr w:type="spellEnd"/>
+            <w:r>
+              <w:rPr>
+                <w:rFonts w:ascii="Arial" w:hAnsi="Arial" w:cs="Arial"/>
+                <w:bCs/>
+                <w:color w:val="000000" w:themeColor="text1"/>
+                <w:sz w:val="18"/>
+                <w:szCs w:val="18"/>
+              </w:rPr>
+              <w:t>}}</w:t>
             </w:r>
             <w:r>
               <w:rPr>
@@ -3810,7 +4637,29 @@
                 <w:sz w:val="18"/>
                 <w:szCs w:val="18"/>
               </w:rPr>
-              <w:t>en el alimentador {{alimentador_vecino}} con resultado exitoso.</w:t>
+              <w:t>en el alimentador {{</w:t>
+            </w:r>
+            <w:proofErr w:type="spellStart"/>
+            <w:r>
+              <w:rPr>
+                <w:rFonts w:ascii="Arial" w:hAnsi="Arial" w:cs="Arial"/>
+                <w:bCs/>
+                <w:color w:val="000000" w:themeColor="text1"/>
+                <w:sz w:val="18"/>
+                <w:szCs w:val="18"/>
+              </w:rPr>
+              <w:t>alimentador_vecino</w:t>
+            </w:r>
+            <w:proofErr w:type="spellEnd"/>
+            <w:r>
+              <w:rPr>
+                <w:rFonts w:ascii="Arial" w:hAnsi="Arial" w:cs="Arial"/>
+                <w:bCs/>
+                <w:color w:val="000000" w:themeColor="text1"/>
+                <w:sz w:val="18"/>
+                <w:szCs w:val="18"/>
+              </w:rPr>
+              <w:t>}} con resultado exitoso.</w:t>
             </w:r>
           </w:p>
         </w:tc>
@@ -3851,7 +4700,29 @@
                 <w:sz w:val="18"/>
                 <w:szCs w:val="18"/>
               </w:rPr>
-              <w:t>{{hora_reporte}}</w:t>
+              <w:t>{{</w:t>
+            </w:r>
+            <w:proofErr w:type="spellStart"/>
+            <w:r>
+              <w:rPr>
+                <w:rFonts w:ascii="Arial" w:hAnsi="Arial" w:cs="Arial"/>
+                <w:bCs/>
+                <w:color w:val="000000" w:themeColor="text1"/>
+                <w:sz w:val="18"/>
+                <w:szCs w:val="18"/>
+              </w:rPr>
+              <w:t>hora_reporte</w:t>
+            </w:r>
+            <w:proofErr w:type="spellEnd"/>
+            <w:r>
+              <w:rPr>
+                <w:rFonts w:ascii="Arial" w:hAnsi="Arial" w:cs="Arial"/>
+                <w:bCs/>
+                <w:color w:val="000000" w:themeColor="text1"/>
+                <w:sz w:val="18"/>
+                <w:szCs w:val="18"/>
+              </w:rPr>
+              <w:t>}}</w:t>
             </w:r>
           </w:p>
         </w:tc>
@@ -4001,9 +4872,19 @@
                 <w:sz w:val="18"/>
                 <w:szCs w:val="18"/>
               </w:rPr>
-              <w:t>{{sup_pco</w:t>
-            </w:r>
-            <w:proofErr w:type="gramStart"/>
+              <w:t>{{</w:t>
+            </w:r>
+            <w:proofErr w:type="spellStart"/>
+            <w:r>
+              <w:rPr>
+                <w:rFonts w:ascii="Arial" w:hAnsi="Arial" w:cs="Arial"/>
+                <w:color w:val="000000" w:themeColor="text1"/>
+                <w:sz w:val="18"/>
+                <w:szCs w:val="18"/>
+              </w:rPr>
+              <w:t>sup_pco</w:t>
+            </w:r>
+            <w:proofErr w:type="spellEnd"/>
             <w:r>
               <w:rPr>
                 <w:rFonts w:ascii="Arial" w:hAnsi="Arial" w:cs="Arial"/>
@@ -4020,17 +4901,7 @@
                 <w:sz w:val="18"/>
                 <w:szCs w:val="18"/>
               </w:rPr>
-              <w:t>Jesús</w:t>
-            </w:r>
-            <w:proofErr w:type="gramEnd"/>
-            <w:r>
-              <w:rPr>
-                <w:rFonts w:ascii="Arial" w:hAnsi="Arial" w:cs="Arial"/>
-                <w:color w:val="000000" w:themeColor="text1"/>
-                <w:sz w:val="18"/>
-                <w:szCs w:val="18"/>
-              </w:rPr>
-              <w:t xml:space="preserve"> Salguedo</w:t>
+              <w:t>Jesús Salguedo</w:t>
             </w:r>
             <w:r>
               <w:rPr>
@@ -4110,7 +4981,29 @@
                 <w:sz w:val="18"/>
                 <w:szCs w:val="18"/>
               </w:rPr>
-              <w:t>{{hora_envio_st}}</w:t>
+              <w:t>{{</w:t>
+            </w:r>
+            <w:proofErr w:type="spellStart"/>
+            <w:r>
+              <w:rPr>
+                <w:rFonts w:ascii="Arial" w:hAnsi="Arial" w:cs="Arial"/>
+                <w:bCs/>
+                <w:color w:val="000000" w:themeColor="text1"/>
+                <w:sz w:val="18"/>
+                <w:szCs w:val="18"/>
+              </w:rPr>
+              <w:t>hora_envio_st</w:t>
+            </w:r>
+            <w:proofErr w:type="spellEnd"/>
+            <w:r>
+              <w:rPr>
+                <w:rFonts w:ascii="Arial" w:hAnsi="Arial" w:cs="Arial"/>
+                <w:bCs/>
+                <w:color w:val="000000" w:themeColor="text1"/>
+                <w:sz w:val="18"/>
+                <w:szCs w:val="18"/>
+              </w:rPr>
+              <w:t>}}</w:t>
             </w:r>
           </w:p>
         </w:tc>
@@ -4202,7 +5095,29 @@
                 <w:sz w:val="18"/>
                 <w:szCs w:val="18"/>
               </w:rPr>
-              <w:t>{{per_sub}}</w:t>
+              <w:t>{{</w:t>
+            </w:r>
+            <w:proofErr w:type="spellStart"/>
+            <w:r>
+              <w:rPr>
+                <w:rFonts w:ascii="Arial" w:hAnsi="Arial" w:cs="Arial"/>
+                <w:bCs/>
+                <w:color w:val="000000" w:themeColor="text1"/>
+                <w:sz w:val="18"/>
+                <w:szCs w:val="18"/>
+              </w:rPr>
+              <w:t>per_sub</w:t>
+            </w:r>
+            <w:proofErr w:type="spellEnd"/>
+            <w:r>
+              <w:rPr>
+                <w:rFonts w:ascii="Arial" w:hAnsi="Arial" w:cs="Arial"/>
+                <w:bCs/>
+                <w:color w:val="000000" w:themeColor="text1"/>
+                <w:sz w:val="18"/>
+                <w:szCs w:val="18"/>
+              </w:rPr>
+              <w:t>}}</w:t>
             </w:r>
             <w:r>
               <w:rPr>
@@ -4222,7 +5137,29 @@
                 <w:sz w:val="18"/>
                 <w:szCs w:val="18"/>
               </w:rPr>
-              <w:t>{{alimentador_ser_aperturado}}</w:t>
+              <w:t>{{</w:t>
+            </w:r>
+            <w:proofErr w:type="spellStart"/>
+            <w:r>
+              <w:rPr>
+                <w:rFonts w:ascii="Arial" w:hAnsi="Arial" w:cs="Arial"/>
+                <w:bCs/>
+                <w:color w:val="000000" w:themeColor="text1"/>
+                <w:sz w:val="18"/>
+                <w:szCs w:val="18"/>
+              </w:rPr>
+              <w:t>alimentador_ser_aperturado</w:t>
+            </w:r>
+            <w:proofErr w:type="spellEnd"/>
+            <w:r>
+              <w:rPr>
+                <w:rFonts w:ascii="Arial" w:hAnsi="Arial" w:cs="Arial"/>
+                <w:bCs/>
+                <w:color w:val="000000" w:themeColor="text1"/>
+                <w:sz w:val="18"/>
+                <w:szCs w:val="18"/>
+              </w:rPr>
+              <w:t>}}</w:t>
             </w:r>
             <w:r>
               <w:rPr>
@@ -4254,8 +5191,9 @@
                 <w:sz w:val="18"/>
                 <w:szCs w:val="18"/>
               </w:rPr>
-              <w:t>{{st_aperturado}}</w:t>
-            </w:r>
+              <w:t>{{</w:t>
+            </w:r>
+            <w:proofErr w:type="spellStart"/>
             <w:r>
               <w:rPr>
                 <w:rFonts w:ascii="Arial" w:hAnsi="Arial" w:cs="Arial"/>
@@ -4265,6 +5203,29 @@
                 <w:sz w:val="18"/>
                 <w:szCs w:val="18"/>
               </w:rPr>
+              <w:t>st_aperturado</w:t>
+            </w:r>
+            <w:proofErr w:type="spellEnd"/>
+            <w:r>
+              <w:rPr>
+                <w:rFonts w:ascii="Arial" w:hAnsi="Arial" w:cs="Arial"/>
+                <w:b/>
+                <w:bCs/>
+                <w:color w:val="000000" w:themeColor="text1"/>
+                <w:sz w:val="18"/>
+                <w:szCs w:val="18"/>
+              </w:rPr>
+              <w:t>}}</w:t>
+            </w:r>
+            <w:r>
+              <w:rPr>
+                <w:rFonts w:ascii="Arial" w:hAnsi="Arial" w:cs="Arial"/>
+                <w:b/>
+                <w:bCs/>
+                <w:color w:val="000000" w:themeColor="text1"/>
+                <w:sz w:val="18"/>
+                <w:szCs w:val="18"/>
+              </w:rPr>
               <w:t>)</w:t>
             </w:r>
             <w:r>
@@ -4296,8 +5257,20 @@
                 <w:sz w:val="18"/>
                 <w:szCs w:val="18"/>
               </w:rPr>
-              <w:t>{{alimentador_ser_vecino</w:t>
-            </w:r>
+              <w:t>{{</w:t>
+            </w:r>
+            <w:proofErr w:type="spellStart"/>
+            <w:r>
+              <w:rPr>
+                <w:rFonts w:ascii="Arial" w:hAnsi="Arial" w:cs="Arial"/>
+                <w:bCs/>
+                <w:color w:val="000000" w:themeColor="text1"/>
+                <w:sz w:val="18"/>
+                <w:szCs w:val="18"/>
+              </w:rPr>
+              <w:t>alimentador_ser_vecino</w:t>
+            </w:r>
+            <w:proofErr w:type="spellEnd"/>
             <w:r>
               <w:rPr>
                 <w:rFonts w:ascii="Arial" w:hAnsi="Arial" w:cs="Arial"/>
@@ -4336,7 +5309,29 @@
                 <w:sz w:val="18"/>
                 <w:szCs w:val="18"/>
               </w:rPr>
-              <w:t>{{st_vecino}}</w:t>
+              <w:t>{{</w:t>
+            </w:r>
+            <w:proofErr w:type="spellStart"/>
+            <w:r>
+              <w:rPr>
+                <w:rFonts w:ascii="Arial" w:hAnsi="Arial" w:cs="Arial"/>
+                <w:b/>
+                <w:color w:val="000000" w:themeColor="text1"/>
+                <w:sz w:val="18"/>
+                <w:szCs w:val="18"/>
+              </w:rPr>
+              <w:t>st_vecino</w:t>
+            </w:r>
+            <w:proofErr w:type="spellEnd"/>
+            <w:r>
+              <w:rPr>
+                <w:rFonts w:ascii="Arial" w:hAnsi="Arial" w:cs="Arial"/>
+                <w:b/>
+                <w:color w:val="000000" w:themeColor="text1"/>
+                <w:sz w:val="18"/>
+                <w:szCs w:val="18"/>
+              </w:rPr>
+              <w:t>}}</w:t>
             </w:r>
             <w:r>
               <w:rPr>
@@ -4416,7 +5411,29 @@
                 <w:sz w:val="18"/>
                 <w:szCs w:val="18"/>
               </w:rPr>
-              <w:t>{{per_cat}}</w:t>
+              <w:t>{{</w:t>
+            </w:r>
+            <w:proofErr w:type="spellStart"/>
+            <w:r>
+              <w:rPr>
+                <w:rFonts w:ascii="Arial" w:hAnsi="Arial" w:cs="Arial"/>
+                <w:bCs/>
+                <w:color w:val="000000" w:themeColor="text1"/>
+                <w:sz w:val="18"/>
+                <w:szCs w:val="18"/>
+              </w:rPr>
+              <w:t>per_cat</w:t>
+            </w:r>
+            <w:proofErr w:type="spellEnd"/>
+            <w:r>
+              <w:rPr>
+                <w:rFonts w:ascii="Arial" w:hAnsi="Arial" w:cs="Arial"/>
+                <w:bCs/>
+                <w:color w:val="000000" w:themeColor="text1"/>
+                <w:sz w:val="18"/>
+                <w:szCs w:val="18"/>
+              </w:rPr>
+              <w:t>}}</w:t>
             </w:r>
             <w:r>
               <w:rPr>
@@ -4476,7 +5493,29 @@
                 <w:sz w:val="18"/>
                 <w:szCs w:val="18"/>
               </w:rPr>
-              <w:t>{{st_zona}}</w:t>
+              <w:t>{{</w:t>
+            </w:r>
+            <w:proofErr w:type="spellStart"/>
+            <w:r>
+              <w:rPr>
+                <w:rFonts w:ascii="Arial" w:hAnsi="Arial" w:cs="Arial"/>
+                <w:b/>
+                <w:color w:val="000000" w:themeColor="text1"/>
+                <w:sz w:val="18"/>
+                <w:szCs w:val="18"/>
+              </w:rPr>
+              <w:t>st_zona</w:t>
+            </w:r>
+            <w:proofErr w:type="spellEnd"/>
+            <w:r>
+              <w:rPr>
+                <w:rFonts w:ascii="Arial" w:hAnsi="Arial" w:cs="Arial"/>
+                <w:b/>
+                <w:color w:val="000000" w:themeColor="text1"/>
+                <w:sz w:val="18"/>
+                <w:szCs w:val="18"/>
+              </w:rPr>
+              <w:t>}}</w:t>
             </w:r>
             <w:r>
               <w:rPr>
@@ -4527,7 +5566,29 @@
                 <w:sz w:val="18"/>
                 <w:szCs w:val="18"/>
               </w:rPr>
-              <w:t>{{hora_foto_disparo}}</w:t>
+              <w:t>{{</w:t>
+            </w:r>
+            <w:proofErr w:type="spellStart"/>
+            <w:r>
+              <w:rPr>
+                <w:rFonts w:ascii="Arial" w:hAnsi="Arial" w:cs="Arial"/>
+                <w:bCs/>
+                <w:color w:val="000000" w:themeColor="text1"/>
+                <w:sz w:val="18"/>
+                <w:szCs w:val="18"/>
+              </w:rPr>
+              <w:t>hora_foto_disparo</w:t>
+            </w:r>
+            <w:proofErr w:type="spellEnd"/>
+            <w:r>
+              <w:rPr>
+                <w:rFonts w:ascii="Arial" w:hAnsi="Arial" w:cs="Arial"/>
+                <w:bCs/>
+                <w:color w:val="000000" w:themeColor="text1"/>
+                <w:sz w:val="18"/>
+                <w:szCs w:val="18"/>
+              </w:rPr>
+              <w:t>}}</w:t>
             </w:r>
           </w:p>
         </w:tc>
@@ -4563,7 +5624,29 @@
                 <w:sz w:val="18"/>
                 <w:szCs w:val="18"/>
               </w:rPr>
-              <w:t>{{ser_aperturado}}</w:t>
+              <w:t>{{</w:t>
+            </w:r>
+            <w:proofErr w:type="spellStart"/>
+            <w:r>
+              <w:rPr>
+                <w:rFonts w:ascii="Arial" w:hAnsi="Arial" w:cs="Arial"/>
+                <w:bCs/>
+                <w:color w:val="000000" w:themeColor="text1"/>
+                <w:sz w:val="18"/>
+                <w:szCs w:val="18"/>
+              </w:rPr>
+              <w:t>ser_aperturado</w:t>
+            </w:r>
+            <w:proofErr w:type="spellEnd"/>
+            <w:r>
+              <w:rPr>
+                <w:rFonts w:ascii="Arial" w:hAnsi="Arial" w:cs="Arial"/>
+                <w:bCs/>
+                <w:color w:val="000000" w:themeColor="text1"/>
+                <w:sz w:val="18"/>
+                <w:szCs w:val="18"/>
+              </w:rPr>
+              <w:t>}}</w:t>
             </w:r>
           </w:p>
         </w:tc>
@@ -4609,27 +5692,93 @@
                 <w:sz w:val="18"/>
                 <w:szCs w:val="18"/>
               </w:rPr>
-              <w:t>{{per_sub}}</w:t>
-            </w:r>
-            <w:r>
-              <w:rPr>
-                <w:rFonts w:ascii="Arial" w:hAnsi="Arial" w:cs="Arial"/>
-                <w:bCs/>
-                <w:color w:val="000000" w:themeColor="text1"/>
-                <w:sz w:val="18"/>
-                <w:szCs w:val="18"/>
-              </w:rPr>
-              <w:t xml:space="preserve">; informa que el relé Sitras PRO del alimentador </w:t>
-            </w:r>
-            <w:r>
-              <w:rPr>
-                <w:rFonts w:ascii="Arial" w:hAnsi="Arial" w:cs="Arial"/>
-                <w:bCs/>
-                <w:color w:val="000000" w:themeColor="text1"/>
-                <w:sz w:val="18"/>
-                <w:szCs w:val="18"/>
-              </w:rPr>
-              <w:t>{{alimentador_aperturado}}</w:t>
+              <w:t>{{</w:t>
+            </w:r>
+            <w:proofErr w:type="spellStart"/>
+            <w:r>
+              <w:rPr>
+                <w:rFonts w:ascii="Arial" w:hAnsi="Arial" w:cs="Arial"/>
+                <w:bCs/>
+                <w:color w:val="000000" w:themeColor="text1"/>
+                <w:sz w:val="18"/>
+                <w:szCs w:val="18"/>
+              </w:rPr>
+              <w:t>per_sub</w:t>
+            </w:r>
+            <w:proofErr w:type="spellEnd"/>
+            <w:r>
+              <w:rPr>
+                <w:rFonts w:ascii="Arial" w:hAnsi="Arial" w:cs="Arial"/>
+                <w:bCs/>
+                <w:color w:val="000000" w:themeColor="text1"/>
+                <w:sz w:val="18"/>
+                <w:szCs w:val="18"/>
+              </w:rPr>
+              <w:t>}}</w:t>
+            </w:r>
+            <w:r>
+              <w:rPr>
+                <w:rFonts w:ascii="Arial" w:hAnsi="Arial" w:cs="Arial"/>
+                <w:bCs/>
+                <w:color w:val="000000" w:themeColor="text1"/>
+                <w:sz w:val="18"/>
+                <w:szCs w:val="18"/>
+              </w:rPr>
+              <w:t xml:space="preserve">; informa que el relé </w:t>
+            </w:r>
+            <w:proofErr w:type="spellStart"/>
+            <w:r>
+              <w:rPr>
+                <w:rFonts w:ascii="Arial" w:hAnsi="Arial" w:cs="Arial"/>
+                <w:bCs/>
+                <w:color w:val="000000" w:themeColor="text1"/>
+                <w:sz w:val="18"/>
+                <w:szCs w:val="18"/>
+              </w:rPr>
+              <w:t>Sitras</w:t>
+            </w:r>
+            <w:proofErr w:type="spellEnd"/>
+            <w:r>
+              <w:rPr>
+                <w:rFonts w:ascii="Arial" w:hAnsi="Arial" w:cs="Arial"/>
+                <w:bCs/>
+                <w:color w:val="000000" w:themeColor="text1"/>
+                <w:sz w:val="18"/>
+                <w:szCs w:val="18"/>
+              </w:rPr>
+              <w:t xml:space="preserve"> PRO del alimentador </w:t>
+            </w:r>
+            <w:r>
+              <w:rPr>
+                <w:rFonts w:ascii="Arial" w:hAnsi="Arial" w:cs="Arial"/>
+                <w:bCs/>
+                <w:color w:val="000000" w:themeColor="text1"/>
+                <w:sz w:val="18"/>
+                <w:szCs w:val="18"/>
+              </w:rPr>
+              <w:t>{{</w:t>
+            </w:r>
+            <w:proofErr w:type="spellStart"/>
+            <w:r>
+              <w:rPr>
+                <w:rFonts w:ascii="Arial" w:hAnsi="Arial" w:cs="Arial"/>
+                <w:bCs/>
+                <w:color w:val="000000" w:themeColor="text1"/>
+                <w:sz w:val="18"/>
+                <w:szCs w:val="18"/>
+              </w:rPr>
+              <w:t>alimentador_aperturado</w:t>
+            </w:r>
+            <w:proofErr w:type="spellEnd"/>
+            <w:r>
+              <w:rPr>
+                <w:rFonts w:ascii="Arial" w:hAnsi="Arial" w:cs="Arial"/>
+                <w:bCs/>
+                <w:color w:val="000000" w:themeColor="text1"/>
+                <w:sz w:val="18"/>
+                <w:szCs w:val="18"/>
+              </w:rPr>
+              <w:t>}}</w:t>
             </w:r>
             <w:r>
               <w:rPr>
@@ -4684,7 +5833,29 @@
                 <w:sz w:val="18"/>
                 <w:szCs w:val="18"/>
               </w:rPr>
-              <w:t>{{funcion_disparo_final}}</w:t>
+              <w:t>{{</w:t>
+            </w:r>
+            <w:proofErr w:type="spellStart"/>
+            <w:r>
+              <w:rPr>
+                <w:rFonts w:ascii="Arial" w:hAnsi="Arial" w:cs="Arial"/>
+                <w:b/>
+                <w:color w:val="000000" w:themeColor="text1"/>
+                <w:sz w:val="18"/>
+                <w:szCs w:val="18"/>
+              </w:rPr>
+              <w:t>funcion_disparo_final</w:t>
+            </w:r>
+            <w:proofErr w:type="spellEnd"/>
+            <w:r>
+              <w:rPr>
+                <w:rFonts w:ascii="Arial" w:hAnsi="Arial" w:cs="Arial"/>
+                <w:b/>
+                <w:color w:val="000000" w:themeColor="text1"/>
+                <w:sz w:val="18"/>
+                <w:szCs w:val="18"/>
+              </w:rPr>
+              <w:t>}}</w:t>
             </w:r>
             <w:r>
               <w:rPr>
@@ -4805,7 +5976,29 @@
                 <w:sz w:val="18"/>
                 <w:szCs w:val="18"/>
               </w:rPr>
-              <w:t>{{hora_foto_vecino}}</w:t>
+              <w:t>{{</w:t>
+            </w:r>
+            <w:proofErr w:type="spellStart"/>
+            <w:r>
+              <w:rPr>
+                <w:rFonts w:ascii="Arial" w:hAnsi="Arial" w:cs="Arial"/>
+                <w:bCs/>
+                <w:color w:val="000000" w:themeColor="text1"/>
+                <w:sz w:val="18"/>
+                <w:szCs w:val="18"/>
+              </w:rPr>
+              <w:t>hora_foto_vecino</w:t>
+            </w:r>
+            <w:proofErr w:type="spellEnd"/>
+            <w:r>
+              <w:rPr>
+                <w:rFonts w:ascii="Arial" w:hAnsi="Arial" w:cs="Arial"/>
+                <w:bCs/>
+                <w:color w:val="000000" w:themeColor="text1"/>
+                <w:sz w:val="18"/>
+                <w:szCs w:val="18"/>
+              </w:rPr>
+              <w:t>}}</w:t>
             </w:r>
           </w:p>
         </w:tc>
@@ -4841,7 +6034,29 @@
                 <w:sz w:val="18"/>
                 <w:szCs w:val="18"/>
               </w:rPr>
-              <w:t>{{ser_vecino}}</w:t>
+              <w:t>{{</w:t>
+            </w:r>
+            <w:proofErr w:type="spellStart"/>
+            <w:r>
+              <w:rPr>
+                <w:rFonts w:ascii="Arial" w:hAnsi="Arial" w:cs="Arial"/>
+                <w:bCs/>
+                <w:color w:val="000000" w:themeColor="text1"/>
+                <w:sz w:val="18"/>
+                <w:szCs w:val="18"/>
+              </w:rPr>
+              <w:t>ser_vecino</w:t>
+            </w:r>
+            <w:proofErr w:type="spellEnd"/>
+            <w:r>
+              <w:rPr>
+                <w:rFonts w:ascii="Arial" w:hAnsi="Arial" w:cs="Arial"/>
+                <w:bCs/>
+                <w:color w:val="000000" w:themeColor="text1"/>
+                <w:sz w:val="18"/>
+                <w:szCs w:val="18"/>
+              </w:rPr>
+              <w:t>}}</w:t>
             </w:r>
           </w:p>
         </w:tc>
@@ -4887,27 +6102,93 @@
                 <w:sz w:val="18"/>
                 <w:szCs w:val="18"/>
               </w:rPr>
-              <w:t>{{per_sub}}</w:t>
-            </w:r>
-            <w:r>
-              <w:rPr>
-                <w:rFonts w:ascii="Arial" w:hAnsi="Arial" w:cs="Arial"/>
-                <w:bCs/>
-                <w:color w:val="000000" w:themeColor="text1"/>
-                <w:sz w:val="18"/>
-                <w:szCs w:val="18"/>
-              </w:rPr>
-              <w:t xml:space="preserve">; informa que el relé Sitras PRO del alimentador </w:t>
-            </w:r>
-            <w:r>
-              <w:rPr>
-                <w:rFonts w:ascii="Arial" w:hAnsi="Arial" w:cs="Arial"/>
-                <w:bCs/>
-                <w:color w:val="000000" w:themeColor="text1"/>
-                <w:sz w:val="18"/>
-                <w:szCs w:val="18"/>
-              </w:rPr>
-              <w:t>{{alimentador_vecino}}</w:t>
+              <w:t>{{</w:t>
+            </w:r>
+            <w:proofErr w:type="spellStart"/>
+            <w:r>
+              <w:rPr>
+                <w:rFonts w:ascii="Arial" w:hAnsi="Arial" w:cs="Arial"/>
+                <w:bCs/>
+                <w:color w:val="000000" w:themeColor="text1"/>
+                <w:sz w:val="18"/>
+                <w:szCs w:val="18"/>
+              </w:rPr>
+              <w:t>per_sub</w:t>
+            </w:r>
+            <w:proofErr w:type="spellEnd"/>
+            <w:r>
+              <w:rPr>
+                <w:rFonts w:ascii="Arial" w:hAnsi="Arial" w:cs="Arial"/>
+                <w:bCs/>
+                <w:color w:val="000000" w:themeColor="text1"/>
+                <w:sz w:val="18"/>
+                <w:szCs w:val="18"/>
+              </w:rPr>
+              <w:t>}}</w:t>
+            </w:r>
+            <w:r>
+              <w:rPr>
+                <w:rFonts w:ascii="Arial" w:hAnsi="Arial" w:cs="Arial"/>
+                <w:bCs/>
+                <w:color w:val="000000" w:themeColor="text1"/>
+                <w:sz w:val="18"/>
+                <w:szCs w:val="18"/>
+              </w:rPr>
+              <w:t xml:space="preserve">; informa que el relé </w:t>
+            </w:r>
+            <w:proofErr w:type="spellStart"/>
+            <w:r>
+              <w:rPr>
+                <w:rFonts w:ascii="Arial" w:hAnsi="Arial" w:cs="Arial"/>
+                <w:bCs/>
+                <w:color w:val="000000" w:themeColor="text1"/>
+                <w:sz w:val="18"/>
+                <w:szCs w:val="18"/>
+              </w:rPr>
+              <w:t>Sitras</w:t>
+            </w:r>
+            <w:proofErr w:type="spellEnd"/>
+            <w:r>
+              <w:rPr>
+                <w:rFonts w:ascii="Arial" w:hAnsi="Arial" w:cs="Arial"/>
+                <w:bCs/>
+                <w:color w:val="000000" w:themeColor="text1"/>
+                <w:sz w:val="18"/>
+                <w:szCs w:val="18"/>
+              </w:rPr>
+              <w:t xml:space="preserve"> PRO del alimentador </w:t>
+            </w:r>
+            <w:r>
+              <w:rPr>
+                <w:rFonts w:ascii="Arial" w:hAnsi="Arial" w:cs="Arial"/>
+                <w:bCs/>
+                <w:color w:val="000000" w:themeColor="text1"/>
+                <w:sz w:val="18"/>
+                <w:szCs w:val="18"/>
+              </w:rPr>
+              <w:t>{{</w:t>
+            </w:r>
+            <w:proofErr w:type="spellStart"/>
+            <w:r>
+              <w:rPr>
+                <w:rFonts w:ascii="Arial" w:hAnsi="Arial" w:cs="Arial"/>
+                <w:bCs/>
+                <w:color w:val="000000" w:themeColor="text1"/>
+                <w:sz w:val="18"/>
+                <w:szCs w:val="18"/>
+              </w:rPr>
+              <w:t>alimentador_vecino</w:t>
+            </w:r>
+            <w:proofErr w:type="spellEnd"/>
+            <w:r>
+              <w:rPr>
+                <w:rFonts w:ascii="Arial" w:hAnsi="Arial" w:cs="Arial"/>
+                <w:bCs/>
+                <w:color w:val="000000" w:themeColor="text1"/>
+                <w:sz w:val="18"/>
+                <w:szCs w:val="18"/>
+              </w:rPr>
+              <w:t>}}</w:t>
             </w:r>
             <w:r>
               <w:rPr>
@@ -5023,7 +6304,29 @@
                 <w:sz w:val="18"/>
                 <w:szCs w:val="18"/>
               </w:rPr>
-              <w:t>{{hora_cat}}</w:t>
+              <w:t>{{</w:t>
+            </w:r>
+            <w:proofErr w:type="spellStart"/>
+            <w:r>
+              <w:rPr>
+                <w:rFonts w:ascii="Arial" w:hAnsi="Arial" w:cs="Arial"/>
+                <w:bCs/>
+                <w:color w:val="000000" w:themeColor="text1"/>
+                <w:sz w:val="18"/>
+                <w:szCs w:val="18"/>
+              </w:rPr>
+              <w:t>hora_cat</w:t>
+            </w:r>
+            <w:proofErr w:type="spellEnd"/>
+            <w:r>
+              <w:rPr>
+                <w:rFonts w:ascii="Arial" w:hAnsi="Arial" w:cs="Arial"/>
+                <w:bCs/>
+                <w:color w:val="000000" w:themeColor="text1"/>
+                <w:sz w:val="18"/>
+                <w:szCs w:val="18"/>
+              </w:rPr>
+              <w:t>}}</w:t>
             </w:r>
           </w:p>
         </w:tc>
@@ -5145,7 +6448,29 @@
                 <w:sz w:val="18"/>
                 <w:szCs w:val="18"/>
               </w:rPr>
-              <w:t>{{per_cat}}</w:t>
+              <w:t>{{</w:t>
+            </w:r>
+            <w:proofErr w:type="spellStart"/>
+            <w:r>
+              <w:rPr>
+                <w:rFonts w:ascii="Arial" w:hAnsi="Arial" w:cs="Arial"/>
+                <w:bCs/>
+                <w:color w:val="000000" w:themeColor="text1"/>
+                <w:sz w:val="18"/>
+                <w:szCs w:val="18"/>
+              </w:rPr>
+              <w:t>per_cat</w:t>
+            </w:r>
+            <w:proofErr w:type="spellEnd"/>
+            <w:r>
+              <w:rPr>
+                <w:rFonts w:ascii="Arial" w:hAnsi="Arial" w:cs="Arial"/>
+                <w:bCs/>
+                <w:color w:val="000000" w:themeColor="text1"/>
+                <w:sz w:val="18"/>
+                <w:szCs w:val="18"/>
+              </w:rPr>
+              <w:t>}}</w:t>
             </w:r>
             <w:r>
               <w:rPr>

--- a/plantilla_base.docx
+++ b/plantilla_base.docx
@@ -45,43 +45,7 @@
           <w:sz w:val="18"/>
           <w:szCs w:val="18"/>
         </w:rPr>
-        <w:t xml:space="preserve"> {{</w:t>
-      </w:r>
-      <w:proofErr w:type="spellStart"/>
-      <w:r>
-        <w:rPr>
-          <w:rFonts w:cs="Arial"/>
-          <w:sz w:val="18"/>
-          <w:szCs w:val="18"/>
-        </w:rPr>
-        <w:t>interruptor_aperturado</w:t>
-      </w:r>
-      <w:proofErr w:type="spellEnd"/>
-      <w:r>
-        <w:rPr>
-          <w:rFonts w:cs="Arial"/>
-          <w:sz w:val="18"/>
-          <w:szCs w:val="18"/>
-        </w:rPr>
-        <w:t>}} Y {{</w:t>
-      </w:r>
-      <w:proofErr w:type="spellStart"/>
-      <w:r>
-        <w:rPr>
-          <w:rFonts w:cs="Arial"/>
-          <w:sz w:val="18"/>
-          <w:szCs w:val="18"/>
-        </w:rPr>
-        <w:t>interruptor_vecino</w:t>
-      </w:r>
-      <w:proofErr w:type="spellEnd"/>
-      <w:r>
-        <w:rPr>
-          <w:rFonts w:cs="Arial"/>
-          <w:sz w:val="18"/>
-          <w:szCs w:val="18"/>
-        </w:rPr>
-        <w:t>}}</w:t>
+        <w:t xml:space="preserve"> {{interruptor_aperturado}} Y {{interruptor_vecino}}</w:t>
       </w:r>
     </w:p>
     <w:p>
@@ -101,25 +65,7 @@
           <w:sz w:val="18"/>
           <w:szCs w:val="18"/>
         </w:rPr>
-        <w:t xml:space="preserve">El presente informe tiene como objetivo dar a conocer los detalles del evento de apertura de los interruptores con </w:t>
-      </w:r>
-      <w:proofErr w:type="spellStart"/>
-      <w:r>
-        <w:rPr>
-          <w:rFonts w:cs="Arial"/>
-          <w:sz w:val="18"/>
-          <w:szCs w:val="18"/>
-        </w:rPr>
-        <w:t>recierre</w:t>
-      </w:r>
-      <w:proofErr w:type="spellEnd"/>
-      <w:r>
-        <w:rPr>
-          <w:rFonts w:cs="Arial"/>
-          <w:sz w:val="18"/>
-          <w:szCs w:val="18"/>
-        </w:rPr>
-        <w:t xml:space="preserve"> en las celdas DC:</w:t>
+        <w:t>El presente informe tiene como objetivo dar a conocer los detalles del evento de apertura de los interruptores con recierre en las celdas DC:</w:t>
       </w:r>
     </w:p>
     <w:p>
@@ -156,9 +102,8 @@
           <w:sz w:val="18"/>
           <w:szCs w:val="18"/>
         </w:rPr>
-        <w:t>{{</w:t>
-      </w:r>
-      <w:proofErr w:type="spellStart"/>
+        <w:t>{{alimentador_</w:t>
+      </w:r>
       <w:r>
         <w:rPr>
           <w:rFonts w:cs="Arial"/>
@@ -167,7 +112,7 @@
           <w:sz w:val="18"/>
           <w:szCs w:val="18"/>
         </w:rPr>
-        <w:t>alimentador_</w:t>
+        <w:t>ser_</w:t>
       </w:r>
       <w:r>
         <w:rPr>
@@ -177,36 +122,104 @@
           <w:sz w:val="18"/>
           <w:szCs w:val="18"/>
         </w:rPr>
-        <w:t>ser_</w:t>
+        <w:t xml:space="preserve">aperturado}} </w:t>
+      </w:r>
+      <w:r>
+        <w:rPr>
+          <w:rFonts w:cs="Arial"/>
+          <w:sz w:val="18"/>
+          <w:szCs w:val="18"/>
+        </w:rPr>
+        <w:t xml:space="preserve">en el sistema SCADA VICOS RSC por función </w:t>
+      </w:r>
+      <w:r>
+        <w:rPr>
+          <w:rFonts w:cs="Arial"/>
+          <w:sz w:val="18"/>
+          <w:szCs w:val="18"/>
+        </w:rPr>
+        <w:t>“</w:t>
+      </w:r>
+      <w:r>
+        <w:rPr>
+          <w:rFonts w:cs="Arial"/>
+          <w:sz w:val="18"/>
+          <w:szCs w:val="18"/>
+        </w:rPr>
+        <w:t xml:space="preserve"> </w:t>
+      </w:r>
+      <w:r>
+        <w:rPr>
+          <w:rFonts w:cs="Arial"/>
+          <w:sz w:val="18"/>
+          <w:szCs w:val="18"/>
+        </w:rPr>
+        <w:t>{{funci</w:t>
+      </w:r>
+      <w:r>
+        <w:rPr>
+          <w:rFonts w:cs="Arial"/>
+          <w:sz w:val="18"/>
+          <w:szCs w:val="18"/>
+        </w:rPr>
+        <w:t>o</w:t>
+      </w:r>
+      <w:r>
+        <w:rPr>
+          <w:rFonts w:cs="Arial"/>
+          <w:sz w:val="18"/>
+          <w:szCs w:val="18"/>
+        </w:rPr>
+        <w:t>n_disparo_inicial}}</w:t>
+      </w:r>
+      <w:r>
+        <w:rPr>
+          <w:rFonts w:cs="Arial"/>
+          <w:sz w:val="18"/>
+          <w:szCs w:val="18"/>
+        </w:rPr>
+        <w:t xml:space="preserve"> </w:t>
       </w:r>
       <w:r>
         <w:rPr>
           <w:rFonts w:cs="Arial"/>
           <w:b/>
-          <w:bCs/>
-          <w:sz w:val="18"/>
-          <w:szCs w:val="18"/>
-        </w:rPr>
-        <w:t>aperturado</w:t>
-      </w:r>
-      <w:proofErr w:type="spellEnd"/>
-      <w:r>
-        <w:rPr>
-          <w:rFonts w:cs="Arial"/>
-          <w:b/>
-          <w:bCs/>
-          <w:sz w:val="18"/>
-          <w:szCs w:val="18"/>
-        </w:rPr>
-        <w:t xml:space="preserve">}} </w:t>
-      </w:r>
-      <w:r>
-        <w:rPr>
-          <w:rFonts w:cs="Arial"/>
-          <w:sz w:val="18"/>
-          <w:szCs w:val="18"/>
-        </w:rPr>
-        <w:t xml:space="preserve">en el sistema SCADA VICOS RSC por función </w:t>
+          <w:sz w:val="18"/>
+          <w:szCs w:val="18"/>
+        </w:rPr>
+        <w:t>”</w:t>
+      </w:r>
+      <w:r>
+        <w:rPr>
+          <w:rFonts w:cs="Arial"/>
+          <w:sz w:val="18"/>
+          <w:szCs w:val="18"/>
+        </w:rPr>
+        <w:t xml:space="preserve"> y </w:t>
+      </w:r>
+      <w:r>
+        <w:rPr>
+          <w:rFonts w:cs="Arial"/>
+          <w:sz w:val="18"/>
+          <w:szCs w:val="18"/>
+        </w:rPr>
+        <w:t>por actuación del relé S</w:t>
+      </w:r>
+      <w:r>
+        <w:rPr>
+          <w:rFonts w:cs="Arial"/>
+          <w:sz w:val="18"/>
+          <w:szCs w:val="18"/>
+        </w:rPr>
+        <w:t>itras</w:t>
+      </w:r>
+      <w:r>
+        <w:rPr>
+          <w:rFonts w:cs="Arial"/>
+          <w:sz w:val="18"/>
+          <w:szCs w:val="18"/>
+        </w:rPr>
+        <w:t xml:space="preserve"> PRO por función </w:t>
       </w:r>
       <w:r>
         <w:rPr>
@@ -230,16 +243,7 @@
           <w:sz w:val="18"/>
           <w:szCs w:val="18"/>
         </w:rPr>
-        <w:t>{{</w:t>
-      </w:r>
-      <w:proofErr w:type="spellStart"/>
-      <w:r>
-        <w:rPr>
-          <w:rFonts w:cs="Arial"/>
-          <w:sz w:val="18"/>
-          <w:szCs w:val="18"/>
-        </w:rPr>
-        <w:t>funci</w:t>
+        <w:t>{{funci</w:t>
       </w:r>
       <w:r>
         <w:rPr>
@@ -255,133 +259,7 @@
           <w:sz w:val="18"/>
           <w:szCs w:val="18"/>
         </w:rPr>
-        <w:t>n_disparo_inicial</w:t>
-      </w:r>
-      <w:proofErr w:type="spellEnd"/>
-      <w:r>
-        <w:rPr>
-          <w:rFonts w:cs="Arial"/>
-          <w:sz w:val="18"/>
-          <w:szCs w:val="18"/>
-        </w:rPr>
-        <w:t>}}</w:t>
-      </w:r>
-      <w:r>
-        <w:rPr>
-          <w:rFonts w:cs="Arial"/>
-          <w:sz w:val="18"/>
-          <w:szCs w:val="18"/>
-        </w:rPr>
-        <w:t xml:space="preserve"> </w:t>
-      </w:r>
-      <w:r>
-        <w:rPr>
-          <w:rFonts w:cs="Arial"/>
-          <w:b/>
-          <w:sz w:val="18"/>
-          <w:szCs w:val="18"/>
-        </w:rPr>
-        <w:t>”</w:t>
-      </w:r>
-      <w:r>
-        <w:rPr>
-          <w:rFonts w:cs="Arial"/>
-          <w:sz w:val="18"/>
-          <w:szCs w:val="18"/>
-        </w:rPr>
-        <w:t xml:space="preserve"> y </w:t>
-      </w:r>
-      <w:r>
-        <w:rPr>
-          <w:rFonts w:cs="Arial"/>
-          <w:sz w:val="18"/>
-          <w:szCs w:val="18"/>
-        </w:rPr>
-        <w:t xml:space="preserve">por actuación del relé </w:t>
-      </w:r>
-      <w:proofErr w:type="spellStart"/>
-      <w:r>
-        <w:rPr>
-          <w:rFonts w:cs="Arial"/>
-          <w:sz w:val="18"/>
-          <w:szCs w:val="18"/>
-        </w:rPr>
-        <w:t>S</w:t>
-      </w:r>
-      <w:r>
-        <w:rPr>
-          <w:rFonts w:cs="Arial"/>
-          <w:sz w:val="18"/>
-          <w:szCs w:val="18"/>
-        </w:rPr>
-        <w:t>itras</w:t>
-      </w:r>
-      <w:proofErr w:type="spellEnd"/>
-      <w:r>
-        <w:rPr>
-          <w:rFonts w:cs="Arial"/>
-          <w:sz w:val="18"/>
-          <w:szCs w:val="18"/>
-        </w:rPr>
-        <w:t xml:space="preserve"> PRO por función </w:t>
-      </w:r>
-      <w:r>
-        <w:rPr>
-          <w:rFonts w:cs="Arial"/>
-          <w:sz w:val="18"/>
-          <w:szCs w:val="18"/>
-        </w:rPr>
-        <w:t>“</w:t>
-      </w:r>
-      <w:r>
-        <w:rPr>
-          <w:rFonts w:cs="Arial"/>
-          <w:sz w:val="18"/>
-          <w:szCs w:val="18"/>
-        </w:rPr>
-        <w:t xml:space="preserve"> </w:t>
-      </w:r>
-      <w:r>
-        <w:rPr>
-          <w:rFonts w:cs="Arial"/>
-          <w:sz w:val="18"/>
-          <w:szCs w:val="18"/>
-        </w:rPr>
-        <w:t>{{</w:t>
-      </w:r>
-      <w:proofErr w:type="spellStart"/>
-      <w:r>
-        <w:rPr>
-          <w:rFonts w:cs="Arial"/>
-          <w:sz w:val="18"/>
-          <w:szCs w:val="18"/>
-        </w:rPr>
-        <w:t>funci</w:t>
-      </w:r>
-      <w:r>
-        <w:rPr>
-          <w:rFonts w:cs="Arial"/>
-          <w:sz w:val="18"/>
-          <w:szCs w:val="18"/>
-        </w:rPr>
-        <w:t>o</w:t>
-      </w:r>
-      <w:r>
-        <w:rPr>
-          <w:rFonts w:cs="Arial"/>
-          <w:sz w:val="18"/>
-          <w:szCs w:val="18"/>
-        </w:rPr>
-        <w:t>n_disparo_final</w:t>
-      </w:r>
-      <w:proofErr w:type="spellEnd"/>
-      <w:r>
-        <w:rPr>
-          <w:rFonts w:cs="Arial"/>
-          <w:sz w:val="18"/>
-          <w:szCs w:val="18"/>
-        </w:rPr>
-        <w:t>}}</w:t>
+        <w:t>n_disparo_final}}</w:t>
       </w:r>
       <w:r>
         <w:rPr>
@@ -427,9 +305,8 @@
           <w:sz w:val="18"/>
           <w:szCs w:val="18"/>
         </w:rPr>
-        <w:t>{{</w:t>
-      </w:r>
-      <w:proofErr w:type="spellStart"/>
+        <w:t>{{alimentador_</w:t>
+      </w:r>
       <w:r>
         <w:rPr>
           <w:rFonts w:cs="Arial"/>
@@ -438,7 +315,7 @@
           <w:sz w:val="18"/>
           <w:szCs w:val="18"/>
         </w:rPr>
-        <w:t>alimentador_</w:t>
+        <w:t>ser_</w:t>
       </w:r>
       <w:r>
         <w:rPr>
@@ -448,7 +325,7 @@
           <w:sz w:val="18"/>
           <w:szCs w:val="18"/>
         </w:rPr>
-        <w:t>ser_</w:t>
+        <w:t>vecino}}</w:t>
       </w:r>
       <w:r>
         <w:rPr>
@@ -458,27 +335,6 @@
           <w:sz w:val="18"/>
           <w:szCs w:val="18"/>
         </w:rPr>
-        <w:t>vecino</w:t>
-      </w:r>
-      <w:proofErr w:type="spellEnd"/>
-      <w:r>
-        <w:rPr>
-          <w:rFonts w:cs="Arial"/>
-          <w:b/>
-          <w:bCs/>
-          <w:sz w:val="18"/>
-          <w:szCs w:val="18"/>
-        </w:rPr>
-        <w:t>}}</w:t>
-      </w:r>
-      <w:r>
-        <w:rPr>
-          <w:rFonts w:cs="Arial"/>
-          <w:b/>
-          <w:bCs/>
-          <w:sz w:val="18"/>
-          <w:szCs w:val="18"/>
-        </w:rPr>
         <w:t xml:space="preserve"> </w:t>
       </w:r>
       <w:r>
@@ -519,25 +375,7 @@
           <w:sz w:val="18"/>
           <w:szCs w:val="18"/>
         </w:rPr>
-        <w:t>{{</w:t>
-      </w:r>
-      <w:proofErr w:type="spellStart"/>
-      <w:r>
-        <w:rPr>
-          <w:rFonts w:cs="Arial"/>
-          <w:sz w:val="18"/>
-          <w:szCs w:val="18"/>
-        </w:rPr>
-        <w:t>función_disparo_vecina_inicial</w:t>
-      </w:r>
-      <w:proofErr w:type="spellEnd"/>
-      <w:r>
-        <w:rPr>
-          <w:rFonts w:cs="Arial"/>
-          <w:sz w:val="18"/>
-          <w:szCs w:val="18"/>
-        </w:rPr>
-        <w:t>}}</w:t>
+        <w:t>{{función_disparo_vecina_inicial}}</w:t>
       </w:r>
       <w:r>
         <w:rPr>
@@ -569,16 +407,7 @@
           <w:sz w:val="18"/>
           <w:szCs w:val="18"/>
         </w:rPr>
-        <w:t xml:space="preserve">por actuación del relé </w:t>
-      </w:r>
-      <w:proofErr w:type="spellStart"/>
-      <w:r>
-        <w:rPr>
-          <w:rFonts w:cs="Arial"/>
-          <w:sz w:val="18"/>
-          <w:szCs w:val="18"/>
-        </w:rPr>
-        <w:t>S</w:t>
+        <w:t>por actuación del relé S</w:t>
       </w:r>
       <w:r>
         <w:rPr>
@@ -588,7 +417,6 @@
         </w:rPr>
         <w:t>itras</w:t>
       </w:r>
-      <w:proofErr w:type="spellEnd"/>
       <w:r>
         <w:rPr>
           <w:rFonts w:cs="Arial"/>
@@ -627,16 +455,7 @@
           <w:sz w:val="18"/>
           <w:szCs w:val="18"/>
         </w:rPr>
-        <w:t>{{</w:t>
-      </w:r>
-      <w:proofErr w:type="spellStart"/>
-      <w:r>
-        <w:rPr>
-          <w:rFonts w:cs="Arial"/>
-          <w:sz w:val="18"/>
-          <w:szCs w:val="18"/>
-        </w:rPr>
-        <w:t>función_</w:t>
+        <w:t>{{función_</w:t>
       </w:r>
       <w:r>
         <w:rPr>
@@ -646,7 +465,6 @@
         </w:rPr>
         <w:t>disparo_vecina_final</w:t>
       </w:r>
-      <w:proofErr w:type="spellEnd"/>
       <w:r>
         <w:rPr>
           <w:rFonts w:cs="Arial"/>
@@ -727,43 +545,7 @@
           <w:sz w:val="18"/>
           <w:szCs w:val="18"/>
         </w:rPr>
-        <w:t>{{</w:t>
-      </w:r>
-      <w:proofErr w:type="spellStart"/>
-      <w:r>
-        <w:rPr>
-          <w:rFonts w:cs="Arial"/>
-          <w:sz w:val="18"/>
-          <w:szCs w:val="18"/>
-        </w:rPr>
-        <w:t>ser_aperturado</w:t>
-      </w:r>
-      <w:proofErr w:type="spellEnd"/>
-      <w:r>
-        <w:rPr>
-          <w:rFonts w:cs="Arial"/>
-          <w:sz w:val="18"/>
-          <w:szCs w:val="18"/>
-        </w:rPr>
-        <w:t>}} y {{</w:t>
-      </w:r>
-      <w:proofErr w:type="spellStart"/>
-      <w:r>
-        <w:rPr>
-          <w:rFonts w:cs="Arial"/>
-          <w:sz w:val="18"/>
-          <w:szCs w:val="18"/>
-        </w:rPr>
-        <w:t>ser_vecino</w:t>
-      </w:r>
-      <w:proofErr w:type="spellEnd"/>
-      <w:r>
-        <w:rPr>
-          <w:rFonts w:cs="Arial"/>
-          <w:sz w:val="18"/>
-          <w:szCs w:val="18"/>
-        </w:rPr>
-        <w:t>}}</w:t>
+        <w:t>{{ser_aperturado}} y {{ser_vecino}}</w:t>
       </w:r>
     </w:p>
     <w:p>
@@ -782,25 +564,7 @@
           <w:sz w:val="18"/>
           <w:szCs w:val="18"/>
         </w:rPr>
-        <w:t>{{</w:t>
-      </w:r>
-      <w:proofErr w:type="spellStart"/>
-      <w:r>
-        <w:rPr>
-          <w:rFonts w:cs="Arial"/>
-          <w:sz w:val="18"/>
-          <w:szCs w:val="18"/>
-        </w:rPr>
-        <w:t>dia</w:t>
-      </w:r>
-      <w:proofErr w:type="spellEnd"/>
-      <w:r>
-        <w:rPr>
-          <w:rFonts w:cs="Arial"/>
-          <w:sz w:val="18"/>
-          <w:szCs w:val="18"/>
-        </w:rPr>
-        <w:t>}} {{fecha}}</w:t>
+        <w:t>{{dia}} {{fecha}}</w:t>
       </w:r>
     </w:p>
     <w:p>
@@ -823,9 +587,8 @@
           <w:sz w:val="18"/>
           <w:szCs w:val="18"/>
         </w:rPr>
-        <w:t>{{</w:t>
-      </w:r>
-      <w:proofErr w:type="spellStart"/>
+        <w:t>{{hora</w:t>
+      </w:r>
       <w:r>
         <w:rPr>
           <w:rFonts w:cs="Arial"/>
@@ -834,19 +597,8 @@
           <w:sz w:val="18"/>
           <w:szCs w:val="18"/>
         </w:rPr>
-        <w:t>hora</w:t>
-      </w:r>
-      <w:r>
-        <w:rPr>
-          <w:rFonts w:cs="Arial"/>
-          <w:bCs/>
-          <w:color w:val="000000" w:themeColor="text1"/>
-          <w:sz w:val="18"/>
-          <w:szCs w:val="18"/>
-        </w:rPr>
         <w:t>_vicos_disparo</w:t>
       </w:r>
-      <w:proofErr w:type="spellEnd"/>
       <w:r>
         <w:rPr>
           <w:rFonts w:cs="Arial"/>
@@ -907,7 +659,6 @@
           <w:szCs w:val="18"/>
         </w:rPr>
       </w:pPr>
-      <w:proofErr w:type="spellStart"/>
       <w:r>
         <w:rPr>
           <w:rFonts w:cs="Arial"/>
@@ -915,9 +666,8 @@
           <w:sz w:val="18"/>
           <w:szCs w:val="18"/>
         </w:rPr>
-        <w:t>Headway</w:t>
-      </w:r>
-      <w:proofErr w:type="spellEnd"/>
+        <w:t>Headway de trenes:</w:t>
+      </w:r>
       <w:r>
         <w:rPr>
           <w:rFonts w:cs="Arial"/>
@@ -925,7 +675,7 @@
           <w:sz w:val="18"/>
           <w:szCs w:val="18"/>
         </w:rPr>
-        <w:t xml:space="preserve"> de trenes:</w:t>
+        <w:tab/>
       </w:r>
       <w:r>
         <w:rPr>
@@ -948,40 +698,11 @@
       <w:r>
         <w:rPr>
           <w:rFonts w:cs="Arial"/>
-          <w:b/>
-          <w:sz w:val="18"/>
-          <w:szCs w:val="18"/>
-        </w:rPr>
-        <w:tab/>
-      </w:r>
-      <w:r>
-        <w:rPr>
-          <w:rFonts w:cs="Arial"/>
           <w:bCs/>
           <w:sz w:val="18"/>
           <w:szCs w:val="18"/>
         </w:rPr>
-        <w:t>{{</w:t>
-      </w:r>
-      <w:proofErr w:type="spellStart"/>
-      <w:r>
-        <w:rPr>
-          <w:rFonts w:cs="Arial"/>
-          <w:bCs/>
-          <w:sz w:val="18"/>
-          <w:szCs w:val="18"/>
-        </w:rPr>
-        <w:t>tiempo_entre_trenes</w:t>
-      </w:r>
-      <w:proofErr w:type="spellEnd"/>
-      <w:r>
-        <w:rPr>
-          <w:rFonts w:cs="Arial"/>
-          <w:bCs/>
-          <w:sz w:val="18"/>
-          <w:szCs w:val="18"/>
-        </w:rPr>
-        <w:t>}}</w:t>
+        <w:t>{{tiempo_entre_trenes}}</w:t>
       </w:r>
       <w:r>
         <w:rPr>
@@ -1056,27 +777,7 @@
           <w:sz w:val="18"/>
           <w:szCs w:val="18"/>
         </w:rPr>
-        <w:t>{{</w:t>
-      </w:r>
-      <w:proofErr w:type="spellStart"/>
-      <w:r>
-        <w:rPr>
-          <w:rFonts w:cs="Arial"/>
-          <w:bCs/>
-          <w:sz w:val="18"/>
-          <w:szCs w:val="18"/>
-        </w:rPr>
-        <w:t>condicion_señales</w:t>
-      </w:r>
-      <w:proofErr w:type="spellEnd"/>
-      <w:r>
-        <w:rPr>
-          <w:rFonts w:cs="Arial"/>
-          <w:bCs/>
-          <w:sz w:val="18"/>
-          <w:szCs w:val="18"/>
-        </w:rPr>
-        <w:t>}}</w:t>
+        <w:t>{{condicion_señales}}</w:t>
       </w:r>
     </w:p>
     <w:p>
@@ -1120,25 +821,7 @@
           <w:sz w:val="18"/>
           <w:szCs w:val="18"/>
         </w:rPr>
-        <w:t>{{</w:t>
-      </w:r>
-      <w:proofErr w:type="spellStart"/>
-      <w:r>
-        <w:rPr>
-          <w:rFonts w:cs="Arial"/>
-          <w:sz w:val="18"/>
-          <w:szCs w:val="18"/>
-        </w:rPr>
-        <w:t>operacion</w:t>
-      </w:r>
-      <w:proofErr w:type="spellEnd"/>
-      <w:r>
-        <w:rPr>
-          <w:rFonts w:cs="Arial"/>
-          <w:sz w:val="18"/>
-          <w:szCs w:val="18"/>
-        </w:rPr>
-        <w:t>}}</w:t>
+        <w:t>{{operacion}}</w:t>
       </w:r>
     </w:p>
     <w:p>
@@ -2976,117 +2659,7 @@
                 <w:sz w:val="18"/>
                 <w:szCs w:val="18"/>
               </w:rPr>
-              <w:t xml:space="preserve">{% </w:t>
-            </w:r>
-            <w:proofErr w:type="spellStart"/>
-            <w:r>
-              <w:rPr>
-                <w:rFonts w:ascii="Arial" w:hAnsi="Arial" w:cs="Arial"/>
-                <w:bCs/>
-                <w:color w:val="000000" w:themeColor="text1"/>
-                <w:sz w:val="18"/>
-                <w:szCs w:val="18"/>
-              </w:rPr>
-              <w:t>tr</w:t>
-            </w:r>
-            <w:proofErr w:type="spellEnd"/>
-            <w:r>
-              <w:rPr>
-                <w:rFonts w:ascii="Arial" w:hAnsi="Arial" w:cs="Arial"/>
-                <w:bCs/>
-                <w:color w:val="000000" w:themeColor="text1"/>
-                <w:sz w:val="18"/>
-                <w:szCs w:val="18"/>
-              </w:rPr>
-              <w:t xml:space="preserve"> </w:t>
-            </w:r>
-            <w:proofErr w:type="spellStart"/>
-            <w:r>
-              <w:rPr>
-                <w:rFonts w:ascii="Arial" w:hAnsi="Arial" w:cs="Arial"/>
-                <w:bCs/>
-                <w:color w:val="000000" w:themeColor="text1"/>
-                <w:sz w:val="18"/>
-                <w:szCs w:val="18"/>
-              </w:rPr>
-              <w:t>for</w:t>
-            </w:r>
-            <w:proofErr w:type="spellEnd"/>
-            <w:r>
-              <w:rPr>
-                <w:rFonts w:ascii="Arial" w:hAnsi="Arial" w:cs="Arial"/>
-                <w:bCs/>
-                <w:color w:val="000000" w:themeColor="text1"/>
-                <w:sz w:val="18"/>
-                <w:szCs w:val="18"/>
-              </w:rPr>
-              <w:t xml:space="preserve"> </w:t>
-            </w:r>
-            <w:proofErr w:type="spellStart"/>
-            <w:r>
-              <w:rPr>
-                <w:rFonts w:ascii="Arial" w:hAnsi="Arial" w:cs="Arial"/>
-                <w:bCs/>
-                <w:color w:val="000000" w:themeColor="text1"/>
-                <w:sz w:val="18"/>
-                <w:szCs w:val="18"/>
-              </w:rPr>
-              <w:t>item</w:t>
-            </w:r>
-            <w:proofErr w:type="spellEnd"/>
-            <w:r>
-              <w:rPr>
-                <w:rFonts w:ascii="Arial" w:hAnsi="Arial" w:cs="Arial"/>
-                <w:bCs/>
-                <w:color w:val="000000" w:themeColor="text1"/>
-                <w:sz w:val="18"/>
-                <w:szCs w:val="18"/>
-              </w:rPr>
-              <w:t xml:space="preserve"> in </w:t>
-            </w:r>
-            <w:proofErr w:type="spellStart"/>
-            <w:r>
-              <w:rPr>
-                <w:rFonts w:ascii="Arial" w:hAnsi="Arial" w:cs="Arial"/>
-                <w:bCs/>
-                <w:color w:val="000000" w:themeColor="text1"/>
-                <w:sz w:val="18"/>
-                <w:szCs w:val="18"/>
-              </w:rPr>
-              <w:t>cronologia</w:t>
-            </w:r>
-            <w:proofErr w:type="spellEnd"/>
-            <w:r>
-              <w:rPr>
-                <w:rFonts w:ascii="Arial" w:hAnsi="Arial" w:cs="Arial"/>
-                <w:bCs/>
-                <w:color w:val="000000" w:themeColor="text1"/>
-                <w:sz w:val="18"/>
-                <w:szCs w:val="18"/>
-              </w:rPr>
-              <w:t xml:space="preserve"> %}{{ </w:t>
-            </w:r>
-            <w:proofErr w:type="spellStart"/>
-            <w:r>
-              <w:rPr>
-                <w:rFonts w:ascii="Arial" w:hAnsi="Arial" w:cs="Arial"/>
-                <w:bCs/>
-                <w:color w:val="000000" w:themeColor="text1"/>
-                <w:sz w:val="18"/>
-                <w:szCs w:val="18"/>
-              </w:rPr>
-              <w:t>item.hora</w:t>
-            </w:r>
-            <w:proofErr w:type="spellEnd"/>
-            <w:r>
-              <w:rPr>
-                <w:rFonts w:ascii="Arial" w:hAnsi="Arial" w:cs="Arial"/>
-                <w:bCs/>
-                <w:color w:val="000000" w:themeColor="text1"/>
-                <w:sz w:val="18"/>
-                <w:szCs w:val="18"/>
-              </w:rPr>
-              <w:t xml:space="preserve"> }}</w:t>
+              <w:t>{%tr for item in cronologia %}{{ item.hora }}</w:t>
             </w:r>
           </w:p>
         </w:tc>
@@ -3122,29 +2695,7 @@
                 <w:sz w:val="18"/>
                 <w:szCs w:val="18"/>
               </w:rPr>
-              <w:t xml:space="preserve">{{ </w:t>
-            </w:r>
-            <w:proofErr w:type="spellStart"/>
-            <w:r>
-              <w:rPr>
-                <w:rFonts w:ascii="Arial" w:hAnsi="Arial" w:cs="Arial"/>
-                <w:bCs/>
-                <w:color w:val="000000" w:themeColor="text1"/>
-                <w:sz w:val="18"/>
-                <w:szCs w:val="18"/>
-              </w:rPr>
-              <w:t>item.ubicacion</w:t>
-            </w:r>
-            <w:proofErr w:type="spellEnd"/>
-            <w:r>
-              <w:rPr>
-                <w:rFonts w:ascii="Arial" w:hAnsi="Arial" w:cs="Arial"/>
-                <w:bCs/>
-                <w:color w:val="000000" w:themeColor="text1"/>
-                <w:sz w:val="18"/>
-                <w:szCs w:val="18"/>
-              </w:rPr>
-              <w:t xml:space="preserve"> }}</w:t>
+              <w:t>{{ item.ubicacion }}</w:t>
             </w:r>
           </w:p>
         </w:tc>
@@ -3180,51 +2731,7 @@
                 <w:sz w:val="18"/>
                 <w:szCs w:val="18"/>
               </w:rPr>
-              <w:t xml:space="preserve">{{ </w:t>
-            </w:r>
-            <w:proofErr w:type="spellStart"/>
-            <w:r>
-              <w:rPr>
-                <w:rFonts w:ascii="Arial" w:hAnsi="Arial" w:cs="Arial"/>
-                <w:bCs/>
-                <w:color w:val="000000" w:themeColor="text1"/>
-                <w:sz w:val="18"/>
-                <w:szCs w:val="18"/>
-              </w:rPr>
-              <w:t>item.descripcion</w:t>
-            </w:r>
-            <w:proofErr w:type="spellEnd"/>
-            <w:r>
-              <w:rPr>
-                <w:rFonts w:ascii="Arial" w:hAnsi="Arial" w:cs="Arial"/>
-                <w:bCs/>
-                <w:color w:val="000000" w:themeColor="text1"/>
-                <w:sz w:val="18"/>
-                <w:szCs w:val="18"/>
-              </w:rPr>
-              <w:t xml:space="preserve"> }}{% </w:t>
-            </w:r>
-            <w:proofErr w:type="spellStart"/>
-            <w:r>
-              <w:rPr>
-                <w:rFonts w:ascii="Arial" w:hAnsi="Arial" w:cs="Arial"/>
-                <w:bCs/>
-                <w:color w:val="000000" w:themeColor="text1"/>
-                <w:sz w:val="18"/>
-                <w:szCs w:val="18"/>
-              </w:rPr>
-              <w:t>endfor</w:t>
-            </w:r>
-            <w:proofErr w:type="spellEnd"/>
-            <w:r>
-              <w:rPr>
-                <w:rFonts w:ascii="Arial" w:hAnsi="Arial" w:cs="Arial"/>
-                <w:bCs/>
-                <w:color w:val="000000" w:themeColor="text1"/>
-                <w:sz w:val="18"/>
-                <w:szCs w:val="18"/>
-              </w:rPr>
-              <w:t xml:space="preserve"> %}</w:t>
+              <w:t>{{ item.descripcion }}{% endfor %}</w:t>
             </w:r>
           </w:p>
         </w:tc>
@@ -3426,29 +2933,7 @@
                 <w:sz w:val="18"/>
                 <w:szCs w:val="18"/>
               </w:rPr>
-              <w:t>{{</w:t>
-            </w:r>
-            <w:proofErr w:type="spellStart"/>
-            <w:r>
-              <w:rPr>
-                <w:rFonts w:ascii="Arial" w:hAnsi="Arial" w:cs="Arial"/>
-                <w:bCs/>
-                <w:color w:val="000000" w:themeColor="text1"/>
-                <w:sz w:val="18"/>
-                <w:szCs w:val="18"/>
-              </w:rPr>
-              <w:t>hora_vicos_disparo</w:t>
-            </w:r>
-            <w:proofErr w:type="spellEnd"/>
-            <w:r>
-              <w:rPr>
-                <w:rFonts w:ascii="Arial" w:hAnsi="Arial" w:cs="Arial"/>
-                <w:bCs/>
-                <w:color w:val="000000" w:themeColor="text1"/>
-                <w:sz w:val="18"/>
-                <w:szCs w:val="18"/>
-              </w:rPr>
-              <w:t>}}</w:t>
+              <w:t>{{hora_vicos_disparo}}</w:t>
             </w:r>
           </w:p>
         </w:tc>
@@ -3484,29 +2969,7 @@
                 <w:sz w:val="18"/>
                 <w:szCs w:val="18"/>
               </w:rPr>
-              <w:t>{{</w:t>
-            </w:r>
-            <w:proofErr w:type="spellStart"/>
-            <w:r>
-              <w:rPr>
-                <w:rFonts w:ascii="Arial" w:hAnsi="Arial" w:cs="Arial"/>
-                <w:bCs/>
-                <w:color w:val="000000" w:themeColor="text1"/>
-                <w:sz w:val="18"/>
-                <w:szCs w:val="18"/>
-              </w:rPr>
-              <w:t>ser_aperturado</w:t>
-            </w:r>
-            <w:proofErr w:type="spellEnd"/>
-            <w:r>
-              <w:rPr>
-                <w:rFonts w:ascii="Arial" w:hAnsi="Arial" w:cs="Arial"/>
-                <w:bCs/>
-                <w:color w:val="000000" w:themeColor="text1"/>
-                <w:sz w:val="18"/>
-                <w:szCs w:val="18"/>
-              </w:rPr>
-              <w:t>}}</w:t>
+              <w:t>{{ser_aperturado}}</w:t>
             </w:r>
           </w:p>
         </w:tc>
@@ -3580,25 +3043,87 @@
                 <w:sz w:val="18"/>
                 <w:szCs w:val="18"/>
               </w:rPr>
-              <w:t>{{</w:t>
-            </w:r>
-            <w:proofErr w:type="spellStart"/>
+              <w:t>{{función_disparo_inicial}}</w:t>
+            </w:r>
+            <w:r>
+              <w:rPr>
+                <w:rFonts w:ascii="Arial" w:hAnsi="Arial" w:cs="Arial"/>
+                <w:b/>
+                <w:bCs/>
+                <w:color w:val="000000" w:themeColor="text1"/>
+                <w:sz w:val="18"/>
+                <w:szCs w:val="18"/>
+              </w:rPr>
+              <w:t>”</w:t>
+            </w:r>
+            <w:r>
+              <w:rPr>
+                <w:rFonts w:ascii="Arial" w:hAnsi="Arial" w:cs="Arial"/>
+                <w:b/>
+                <w:bCs/>
+                <w:color w:val="000000" w:themeColor="text1"/>
+                <w:sz w:val="18"/>
+                <w:szCs w:val="18"/>
+              </w:rPr>
+              <w:t xml:space="preserve"> </w:t>
+            </w:r>
+            <w:r>
+              <w:rPr>
+                <w:rFonts w:ascii="Arial" w:hAnsi="Arial" w:cs="Arial"/>
+                <w:bCs/>
+                <w:color w:val="000000" w:themeColor="text1"/>
+                <w:sz w:val="18"/>
+                <w:szCs w:val="18"/>
+              </w:rPr>
+              <w:t xml:space="preserve">del alimentador </w:t>
+            </w:r>
+            <w:r>
+              <w:rPr>
+                <w:rFonts w:ascii="Arial" w:hAnsi="Arial" w:cs="Arial"/>
+                <w:bCs/>
+                <w:color w:val="000000" w:themeColor="text1"/>
+                <w:sz w:val="18"/>
+                <w:szCs w:val="18"/>
+              </w:rPr>
+              <w:t>{{alimentador_aperturado}}</w:t>
+            </w:r>
+            <w:r>
+              <w:rPr>
+                <w:rFonts w:ascii="Arial" w:hAnsi="Arial" w:cs="Arial"/>
+                <w:bCs/>
+                <w:color w:val="000000" w:themeColor="text1"/>
+                <w:sz w:val="18"/>
+                <w:szCs w:val="18"/>
+              </w:rPr>
+              <w:t xml:space="preserve">. Asimismo, se registró en el relé Sitras PRO </w:t>
+            </w:r>
+            <w:r>
+              <w:rPr>
+                <w:rFonts w:ascii="Arial" w:hAnsi="Arial" w:cs="Arial"/>
+                <w:bCs/>
+                <w:color w:val="000000" w:themeColor="text1"/>
+                <w:sz w:val="18"/>
+                <w:szCs w:val="18"/>
+              </w:rPr>
+              <w:t xml:space="preserve">por función </w:t>
+            </w:r>
+            <w:r>
+              <w:rPr>
+                <w:rFonts w:ascii="Arial" w:hAnsi="Arial" w:cs="Arial"/>
+                <w:bCs/>
+                <w:color w:val="000000" w:themeColor="text1"/>
+                <w:sz w:val="18"/>
+                <w:szCs w:val="18"/>
+              </w:rPr>
+              <w:t>“</w:t>
+            </w:r>
             <w:r>
               <w:rPr>
                 <w:rFonts w:cs="Arial"/>
                 <w:sz w:val="18"/>
                 <w:szCs w:val="18"/>
               </w:rPr>
-              <w:t>función_disparo_inicial</w:t>
-            </w:r>
-            <w:proofErr w:type="spellEnd"/>
-            <w:r>
-              <w:rPr>
-                <w:rFonts w:cs="Arial"/>
-                <w:sz w:val="18"/>
-                <w:szCs w:val="18"/>
-              </w:rPr>
-              <w:t>}}</w:t>
+              <w:t>{{función_disparo_final}}</w:t>
             </w:r>
             <w:r>
               <w:rPr>
@@ -3625,133 +3150,13 @@
             <w:r>
               <w:rPr>
                 <w:rFonts w:ascii="Arial" w:hAnsi="Arial" w:cs="Arial"/>
-                <w:bCs/>
-                <w:color w:val="000000" w:themeColor="text1"/>
-                <w:sz w:val="18"/>
-                <w:szCs w:val="18"/>
-              </w:rPr>
-              <w:t xml:space="preserve">del alimentador </w:t>
-            </w:r>
-            <w:r>
-              <w:rPr>
-                <w:rFonts w:ascii="Arial" w:hAnsi="Arial" w:cs="Arial"/>
-                <w:bCs/>
-                <w:color w:val="000000" w:themeColor="text1"/>
-                <w:sz w:val="18"/>
-                <w:szCs w:val="18"/>
-              </w:rPr>
-              <w:t>{{</w:t>
-            </w:r>
-            <w:proofErr w:type="spellStart"/>
-            <w:r>
-              <w:rPr>
-                <w:rFonts w:ascii="Arial" w:hAnsi="Arial" w:cs="Arial"/>
-                <w:bCs/>
-                <w:color w:val="000000" w:themeColor="text1"/>
-                <w:sz w:val="18"/>
-                <w:szCs w:val="18"/>
-              </w:rPr>
-              <w:t>alimentador_aperturado</w:t>
-            </w:r>
-            <w:proofErr w:type="spellEnd"/>
-            <w:r>
-              <w:rPr>
-                <w:rFonts w:ascii="Arial" w:hAnsi="Arial" w:cs="Arial"/>
-                <w:bCs/>
-                <w:color w:val="000000" w:themeColor="text1"/>
-                <w:sz w:val="18"/>
-                <w:szCs w:val="18"/>
-              </w:rPr>
-              <w:t>}}</w:t>
-            </w:r>
-            <w:r>
-              <w:rPr>
-                <w:rFonts w:ascii="Arial" w:hAnsi="Arial" w:cs="Arial"/>
-                <w:bCs/>
-                <w:color w:val="000000" w:themeColor="text1"/>
-                <w:sz w:val="18"/>
-                <w:szCs w:val="18"/>
-              </w:rPr>
-              <w:t xml:space="preserve">. Asimismo, se registró en el relé </w:t>
-            </w:r>
-            <w:proofErr w:type="spellStart"/>
-            <w:r>
-              <w:rPr>
-                <w:rFonts w:ascii="Arial" w:hAnsi="Arial" w:cs="Arial"/>
-                <w:bCs/>
-                <w:color w:val="000000" w:themeColor="text1"/>
-                <w:sz w:val="18"/>
-                <w:szCs w:val="18"/>
-              </w:rPr>
-              <w:t>Sitras</w:t>
-            </w:r>
-            <w:proofErr w:type="spellEnd"/>
-            <w:r>
-              <w:rPr>
-                <w:rFonts w:ascii="Arial" w:hAnsi="Arial" w:cs="Arial"/>
-                <w:bCs/>
-                <w:color w:val="000000" w:themeColor="text1"/>
-                <w:sz w:val="18"/>
-                <w:szCs w:val="18"/>
-              </w:rPr>
-              <w:t xml:space="preserve"> PRO </w:t>
-            </w:r>
-            <w:r>
-              <w:rPr>
-                <w:rFonts w:ascii="Arial" w:hAnsi="Arial" w:cs="Arial"/>
-                <w:bCs/>
-                <w:color w:val="000000" w:themeColor="text1"/>
-                <w:sz w:val="18"/>
-                <w:szCs w:val="18"/>
-              </w:rPr>
-              <w:t xml:space="preserve">por función </w:t>
-            </w:r>
-            <w:r>
-              <w:rPr>
-                <w:rFonts w:ascii="Arial" w:hAnsi="Arial" w:cs="Arial"/>
-                <w:bCs/>
-                <w:color w:val="000000" w:themeColor="text1"/>
-                <w:sz w:val="18"/>
-                <w:szCs w:val="18"/>
-              </w:rPr>
-              <w:t>“</w:t>
-            </w:r>
-            <w:r>
-              <w:rPr>
-                <w:rFonts w:cs="Arial"/>
-                <w:sz w:val="18"/>
-                <w:szCs w:val="18"/>
-              </w:rPr>
-              <w:t>{{</w:t>
-            </w:r>
-            <w:proofErr w:type="spellStart"/>
-            <w:r>
-              <w:rPr>
-                <w:rFonts w:cs="Arial"/>
-                <w:sz w:val="18"/>
-                <w:szCs w:val="18"/>
-              </w:rPr>
-              <w:t>función_disparo_final</w:t>
-            </w:r>
-            <w:proofErr w:type="spellEnd"/>
-            <w:r>
-              <w:rPr>
-                <w:rFonts w:cs="Arial"/>
-                <w:sz w:val="18"/>
-                <w:szCs w:val="18"/>
-              </w:rPr>
-              <w:t>}}</w:t>
-            </w:r>
-            <w:r>
-              <w:rPr>
-                <w:rFonts w:ascii="Arial" w:hAnsi="Arial" w:cs="Arial"/>
                 <w:b/>
                 <w:bCs/>
                 <w:color w:val="000000" w:themeColor="text1"/>
                 <w:sz w:val="18"/>
                 <w:szCs w:val="18"/>
               </w:rPr>
-              <w:t>”</w:t>
+              <w:t xml:space="preserve">(ST </w:t>
             </w:r>
             <w:r>
               <w:rPr>
@@ -3762,53 +3167,7 @@
                 <w:sz w:val="18"/>
                 <w:szCs w:val="18"/>
               </w:rPr>
-              <w:t xml:space="preserve"> </w:t>
-            </w:r>
-            <w:r>
-              <w:rPr>
-                <w:rFonts w:ascii="Arial" w:hAnsi="Arial" w:cs="Arial"/>
-                <w:b/>
-                <w:bCs/>
-                <w:color w:val="000000" w:themeColor="text1"/>
-                <w:sz w:val="18"/>
-                <w:szCs w:val="18"/>
-              </w:rPr>
-              <w:t xml:space="preserve">(ST </w:t>
-            </w:r>
-            <w:r>
-              <w:rPr>
-                <w:rFonts w:ascii="Arial" w:hAnsi="Arial" w:cs="Arial"/>
-                <w:b/>
-                <w:bCs/>
-                <w:color w:val="000000" w:themeColor="text1"/>
-                <w:sz w:val="18"/>
-                <w:szCs w:val="18"/>
-              </w:rPr>
-              <w:t>{{</w:t>
-            </w:r>
-            <w:proofErr w:type="spellStart"/>
-            <w:r>
-              <w:rPr>
-                <w:rFonts w:ascii="Arial" w:hAnsi="Arial" w:cs="Arial"/>
-                <w:b/>
-                <w:bCs/>
-                <w:color w:val="000000" w:themeColor="text1"/>
-                <w:sz w:val="18"/>
-                <w:szCs w:val="18"/>
-              </w:rPr>
-              <w:t>st_aperturado</w:t>
-            </w:r>
-            <w:proofErr w:type="spellEnd"/>
-            <w:r>
-              <w:rPr>
-                <w:rFonts w:ascii="Arial" w:hAnsi="Arial" w:cs="Arial"/>
-                <w:b/>
-                <w:bCs/>
-                <w:color w:val="000000" w:themeColor="text1"/>
-                <w:sz w:val="18"/>
-                <w:szCs w:val="18"/>
-              </w:rPr>
-              <w:t>}}</w:t>
+              <w:t>{{st_aperturado}}</w:t>
             </w:r>
             <w:r>
               <w:rPr>
@@ -3860,29 +3219,7 @@
                 <w:sz w:val="18"/>
                 <w:szCs w:val="18"/>
               </w:rPr>
-              <w:t>{{</w:t>
-            </w:r>
-            <w:proofErr w:type="spellStart"/>
-            <w:r>
-              <w:rPr>
-                <w:rFonts w:ascii="Arial" w:hAnsi="Arial" w:cs="Arial"/>
-                <w:bCs/>
-                <w:color w:val="000000" w:themeColor="text1"/>
-                <w:sz w:val="18"/>
-                <w:szCs w:val="18"/>
-              </w:rPr>
-              <w:t>hora_vicos_vecino</w:t>
-            </w:r>
-            <w:proofErr w:type="spellEnd"/>
-            <w:r>
-              <w:rPr>
-                <w:rFonts w:ascii="Arial" w:hAnsi="Arial" w:cs="Arial"/>
-                <w:bCs/>
-                <w:color w:val="000000" w:themeColor="text1"/>
-                <w:sz w:val="18"/>
-                <w:szCs w:val="18"/>
-              </w:rPr>
-              <w:t>}}</w:t>
+              <w:t>{{hora_vicos_vecino}}</w:t>
             </w:r>
           </w:p>
         </w:tc>
@@ -3918,29 +3255,7 @@
                 <w:sz w:val="18"/>
                 <w:szCs w:val="18"/>
               </w:rPr>
-              <w:t>{{</w:t>
-            </w:r>
-            <w:proofErr w:type="spellStart"/>
-            <w:r>
-              <w:rPr>
-                <w:rFonts w:ascii="Arial" w:hAnsi="Arial" w:cs="Arial"/>
-                <w:bCs/>
-                <w:color w:val="000000" w:themeColor="text1"/>
-                <w:sz w:val="18"/>
-                <w:szCs w:val="18"/>
-              </w:rPr>
-              <w:t>ser_vecino</w:t>
-            </w:r>
-            <w:proofErr w:type="spellEnd"/>
-            <w:r>
-              <w:rPr>
-                <w:rFonts w:ascii="Arial" w:hAnsi="Arial" w:cs="Arial"/>
-                <w:bCs/>
-                <w:color w:val="000000" w:themeColor="text1"/>
-                <w:sz w:val="18"/>
-                <w:szCs w:val="18"/>
-              </w:rPr>
-              <w:t>}}</w:t>
+              <w:t>{{ser_vecino}}</w:t>
             </w:r>
           </w:p>
         </w:tc>
@@ -4016,29 +3331,7 @@
                 <w:sz w:val="18"/>
                 <w:szCs w:val="18"/>
               </w:rPr>
-              <w:t>{{</w:t>
-            </w:r>
-            <w:proofErr w:type="spellStart"/>
-            <w:r>
-              <w:rPr>
-                <w:rFonts w:ascii="Arial" w:hAnsi="Arial" w:cs="Arial"/>
-                <w:bCs/>
-                <w:color w:val="000000" w:themeColor="text1"/>
-                <w:sz w:val="18"/>
-                <w:szCs w:val="18"/>
-              </w:rPr>
-              <w:t>alimentador_vecino</w:t>
-            </w:r>
-            <w:proofErr w:type="spellEnd"/>
-            <w:r>
-              <w:rPr>
-                <w:rFonts w:ascii="Arial" w:hAnsi="Arial" w:cs="Arial"/>
-                <w:bCs/>
-                <w:color w:val="000000" w:themeColor="text1"/>
-                <w:sz w:val="18"/>
-                <w:szCs w:val="18"/>
-              </w:rPr>
-              <w:t>}}</w:t>
+              <w:t>{{alimentador_vecino}}</w:t>
             </w:r>
             <w:r>
               <w:rPr>
@@ -4068,29 +3361,7 @@
                 <w:sz w:val="18"/>
                 <w:szCs w:val="18"/>
               </w:rPr>
-              <w:t xml:space="preserve">. Asimismo, se registró en el relé </w:t>
-            </w:r>
-            <w:proofErr w:type="spellStart"/>
-            <w:r>
-              <w:rPr>
-                <w:rFonts w:ascii="Arial" w:hAnsi="Arial" w:cs="Arial"/>
-                <w:bCs/>
-                <w:color w:val="000000" w:themeColor="text1"/>
-                <w:sz w:val="18"/>
-                <w:szCs w:val="18"/>
-              </w:rPr>
-              <w:t>Sitras</w:t>
-            </w:r>
-            <w:proofErr w:type="spellEnd"/>
-            <w:r>
-              <w:rPr>
-                <w:rFonts w:ascii="Arial" w:hAnsi="Arial" w:cs="Arial"/>
-                <w:bCs/>
-                <w:color w:val="000000" w:themeColor="text1"/>
-                <w:sz w:val="18"/>
-                <w:szCs w:val="18"/>
-              </w:rPr>
-              <w:t xml:space="preserve"> PRO</w:t>
+              <w:t>. Asimismo, se registró en el relé Sitras PRO</w:t>
             </w:r>
             <w:r>
               <w:rPr>
@@ -4160,29 +3431,7 @@
                 <w:sz w:val="18"/>
                 <w:szCs w:val="18"/>
               </w:rPr>
-              <w:t>{{</w:t>
-            </w:r>
-            <w:proofErr w:type="spellStart"/>
-            <w:r>
-              <w:rPr>
-                <w:rFonts w:ascii="Arial" w:hAnsi="Arial" w:cs="Arial"/>
-                <w:b/>
-                <w:color w:val="000000" w:themeColor="text1"/>
-                <w:sz w:val="18"/>
-                <w:szCs w:val="18"/>
-              </w:rPr>
-              <w:t>st_vecino</w:t>
-            </w:r>
-            <w:proofErr w:type="spellEnd"/>
-            <w:r>
-              <w:rPr>
-                <w:rFonts w:ascii="Arial" w:hAnsi="Arial" w:cs="Arial"/>
-                <w:b/>
-                <w:color w:val="000000" w:themeColor="text1"/>
-                <w:sz w:val="18"/>
-                <w:szCs w:val="18"/>
-              </w:rPr>
-              <w:t>}}</w:t>
+              <w:t>{{st_vecino}}</w:t>
             </w:r>
             <w:r>
               <w:rPr>
@@ -4234,29 +3483,7 @@
                 <w:szCs w:val="18"/>
               </w:rPr>
               <w:lastRenderedPageBreak/>
-              <w:t>{{</w:t>
-            </w:r>
-            <w:proofErr w:type="spellStart"/>
-            <w:r>
-              <w:rPr>
-                <w:rFonts w:ascii="Arial" w:hAnsi="Arial" w:cs="Arial"/>
-                <w:bCs/>
-                <w:color w:val="000000" w:themeColor="text1"/>
-                <w:sz w:val="18"/>
-                <w:szCs w:val="18"/>
-              </w:rPr>
-              <w:t>hora_vicos_dcierre</w:t>
-            </w:r>
-            <w:proofErr w:type="spellEnd"/>
-            <w:r>
-              <w:rPr>
-                <w:rFonts w:ascii="Arial" w:hAnsi="Arial" w:cs="Arial"/>
-                <w:bCs/>
-                <w:color w:val="000000" w:themeColor="text1"/>
-                <w:sz w:val="18"/>
-                <w:szCs w:val="18"/>
-              </w:rPr>
-              <w:t>}}</w:t>
+              <w:t>{{hora_vicos_dcierre}}</w:t>
             </w:r>
           </w:p>
         </w:tc>
@@ -4292,29 +3519,7 @@
                 <w:sz w:val="18"/>
                 <w:szCs w:val="18"/>
               </w:rPr>
-              <w:t>{{</w:t>
-            </w:r>
-            <w:proofErr w:type="spellStart"/>
-            <w:r>
-              <w:rPr>
-                <w:rFonts w:ascii="Arial" w:hAnsi="Arial" w:cs="Arial"/>
-                <w:bCs/>
-                <w:color w:val="000000" w:themeColor="text1"/>
-                <w:sz w:val="18"/>
-                <w:szCs w:val="18"/>
-              </w:rPr>
-              <w:t>ser_aperturado</w:t>
-            </w:r>
-            <w:proofErr w:type="spellEnd"/>
-            <w:r>
-              <w:rPr>
-                <w:rFonts w:ascii="Arial" w:hAnsi="Arial" w:cs="Arial"/>
-                <w:bCs/>
-                <w:color w:val="000000" w:themeColor="text1"/>
-                <w:sz w:val="18"/>
-                <w:szCs w:val="18"/>
-              </w:rPr>
-              <w:t>}}</w:t>
+              <w:t>{{ser_aperturado}}</w:t>
             </w:r>
           </w:p>
         </w:tc>
@@ -4342,49 +3547,15 @@
                 <w:szCs w:val="18"/>
               </w:rPr>
             </w:pPr>
-            <w:proofErr w:type="spellStart"/>
-            <w:r>
-              <w:rPr>
-                <w:rFonts w:ascii="Arial" w:hAnsi="Arial" w:cs="Arial"/>
-                <w:bCs/>
-                <w:color w:val="000000" w:themeColor="text1"/>
-                <w:sz w:val="18"/>
-                <w:szCs w:val="18"/>
-              </w:rPr>
-              <w:t>Recierre</w:t>
-            </w:r>
-            <w:proofErr w:type="spellEnd"/>
-            <w:r>
-              <w:rPr>
-                <w:rFonts w:ascii="Arial" w:hAnsi="Arial" w:cs="Arial"/>
-                <w:bCs/>
-                <w:color w:val="000000" w:themeColor="text1"/>
-                <w:sz w:val="18"/>
-                <w:szCs w:val="18"/>
-              </w:rPr>
-              <w:t xml:space="preserve"> automático del interruptor {{</w:t>
-            </w:r>
-            <w:proofErr w:type="spellStart"/>
-            <w:r>
-              <w:rPr>
-                <w:rFonts w:ascii="Arial" w:hAnsi="Arial" w:cs="Arial"/>
-                <w:bCs/>
-                <w:color w:val="000000" w:themeColor="text1"/>
-                <w:sz w:val="18"/>
-                <w:szCs w:val="18"/>
-              </w:rPr>
-              <w:t>alimentador_aperturado_num</w:t>
-            </w:r>
-            <w:proofErr w:type="spellEnd"/>
-            <w:r>
-              <w:rPr>
-                <w:rFonts w:ascii="Arial" w:hAnsi="Arial" w:cs="Arial"/>
-                <w:bCs/>
-                <w:color w:val="000000" w:themeColor="text1"/>
-                <w:sz w:val="18"/>
-                <w:szCs w:val="18"/>
-              </w:rPr>
-              <w:t>}}</w:t>
+            <w:r>
+              <w:rPr>
+                <w:rFonts w:ascii="Arial" w:hAnsi="Arial" w:cs="Arial"/>
+                <w:bCs/>
+                <w:color w:val="000000" w:themeColor="text1"/>
+                <w:sz w:val="18"/>
+                <w:szCs w:val="18"/>
+              </w:rPr>
+              <w:t>Recierre automático del interruptor {{alimentador_aperturado_num}}</w:t>
             </w:r>
             <w:r>
               <w:rPr>
@@ -4404,29 +3575,7 @@
                 <w:sz w:val="18"/>
                 <w:szCs w:val="18"/>
               </w:rPr>
-              <w:t>en el alimentador {{</w:t>
-            </w:r>
-            <w:proofErr w:type="spellStart"/>
-            <w:r>
-              <w:rPr>
-                <w:rFonts w:ascii="Arial" w:hAnsi="Arial" w:cs="Arial"/>
-                <w:bCs/>
-                <w:color w:val="000000" w:themeColor="text1"/>
-                <w:sz w:val="18"/>
-                <w:szCs w:val="18"/>
-              </w:rPr>
-              <w:t>alimentador_aperturado</w:t>
-            </w:r>
-            <w:proofErr w:type="spellEnd"/>
-            <w:r>
-              <w:rPr>
-                <w:rFonts w:ascii="Arial" w:hAnsi="Arial" w:cs="Arial"/>
-                <w:bCs/>
-                <w:color w:val="000000" w:themeColor="text1"/>
-                <w:sz w:val="18"/>
-                <w:szCs w:val="18"/>
-              </w:rPr>
-              <w:t>}} con resultado exitoso.</w:t>
+              <w:t>en el alimentador {{alimentador_aperturado}} con resultado exitoso.</w:t>
             </w:r>
           </w:p>
         </w:tc>
@@ -4467,29 +3616,7 @@
                 <w:sz w:val="18"/>
                 <w:szCs w:val="18"/>
               </w:rPr>
-              <w:t>{{</w:t>
-            </w:r>
-            <w:proofErr w:type="spellStart"/>
-            <w:r>
-              <w:rPr>
-                <w:rFonts w:ascii="Arial" w:hAnsi="Arial" w:cs="Arial"/>
-                <w:bCs/>
-                <w:color w:val="000000" w:themeColor="text1"/>
-                <w:sz w:val="18"/>
-                <w:szCs w:val="18"/>
-              </w:rPr>
-              <w:t>hora_vicos_vcierre</w:t>
-            </w:r>
-            <w:proofErr w:type="spellEnd"/>
-            <w:r>
-              <w:rPr>
-                <w:rFonts w:ascii="Arial" w:hAnsi="Arial" w:cs="Arial"/>
-                <w:bCs/>
-                <w:color w:val="000000" w:themeColor="text1"/>
-                <w:sz w:val="18"/>
-                <w:szCs w:val="18"/>
-              </w:rPr>
-              <w:t>}}</w:t>
+              <w:t>{{hora_vicos_vcierre}}</w:t>
             </w:r>
           </w:p>
         </w:tc>
@@ -4525,29 +3652,7 @@
                 <w:sz w:val="18"/>
                 <w:szCs w:val="18"/>
               </w:rPr>
-              <w:t>{{</w:t>
-            </w:r>
-            <w:proofErr w:type="spellStart"/>
-            <w:r>
-              <w:rPr>
-                <w:rFonts w:ascii="Arial" w:hAnsi="Arial" w:cs="Arial"/>
-                <w:bCs/>
-                <w:color w:val="000000" w:themeColor="text1"/>
-                <w:sz w:val="18"/>
-                <w:szCs w:val="18"/>
-              </w:rPr>
-              <w:t>ser_vecino</w:t>
-            </w:r>
-            <w:proofErr w:type="spellEnd"/>
-            <w:r>
-              <w:rPr>
-                <w:rFonts w:ascii="Arial" w:hAnsi="Arial" w:cs="Arial"/>
-                <w:bCs/>
-                <w:color w:val="000000" w:themeColor="text1"/>
-                <w:sz w:val="18"/>
-                <w:szCs w:val="18"/>
-              </w:rPr>
-              <w:t>}}</w:t>
+              <w:t>{{ser_vecino}}</w:t>
             </w:r>
           </w:p>
         </w:tc>
@@ -4575,49 +3680,15 @@
                 <w:szCs w:val="18"/>
               </w:rPr>
             </w:pPr>
-            <w:proofErr w:type="spellStart"/>
-            <w:r>
-              <w:rPr>
-                <w:rFonts w:ascii="Arial" w:hAnsi="Arial" w:cs="Arial"/>
-                <w:bCs/>
-                <w:color w:val="000000" w:themeColor="text1"/>
-                <w:sz w:val="18"/>
-                <w:szCs w:val="18"/>
-              </w:rPr>
-              <w:t>Recierre</w:t>
-            </w:r>
-            <w:proofErr w:type="spellEnd"/>
-            <w:r>
-              <w:rPr>
-                <w:rFonts w:ascii="Arial" w:hAnsi="Arial" w:cs="Arial"/>
-                <w:bCs/>
-                <w:color w:val="000000" w:themeColor="text1"/>
-                <w:sz w:val="18"/>
-                <w:szCs w:val="18"/>
-              </w:rPr>
-              <w:t xml:space="preserve"> automático del interruptor {{</w:t>
-            </w:r>
-            <w:proofErr w:type="spellStart"/>
-            <w:r>
-              <w:rPr>
-                <w:rFonts w:ascii="Arial" w:hAnsi="Arial" w:cs="Arial"/>
-                <w:bCs/>
-                <w:color w:val="000000" w:themeColor="text1"/>
-                <w:sz w:val="18"/>
-                <w:szCs w:val="18"/>
-              </w:rPr>
-              <w:t>alimentador_vecino_num</w:t>
-            </w:r>
-            <w:proofErr w:type="spellEnd"/>
-            <w:r>
-              <w:rPr>
-                <w:rFonts w:ascii="Arial" w:hAnsi="Arial" w:cs="Arial"/>
-                <w:bCs/>
-                <w:color w:val="000000" w:themeColor="text1"/>
-                <w:sz w:val="18"/>
-                <w:szCs w:val="18"/>
-              </w:rPr>
-              <w:t>}}</w:t>
+            <w:r>
+              <w:rPr>
+                <w:rFonts w:ascii="Arial" w:hAnsi="Arial" w:cs="Arial"/>
+                <w:bCs/>
+                <w:color w:val="000000" w:themeColor="text1"/>
+                <w:sz w:val="18"/>
+                <w:szCs w:val="18"/>
+              </w:rPr>
+              <w:t>Recierre automático del interruptor {{alimentador_vecino_num}}</w:t>
             </w:r>
             <w:r>
               <w:rPr>
@@ -4637,29 +3708,7 @@
                 <w:sz w:val="18"/>
                 <w:szCs w:val="18"/>
               </w:rPr>
-              <w:t>en el alimentador {{</w:t>
-            </w:r>
-            <w:proofErr w:type="spellStart"/>
-            <w:r>
-              <w:rPr>
-                <w:rFonts w:ascii="Arial" w:hAnsi="Arial" w:cs="Arial"/>
-                <w:bCs/>
-                <w:color w:val="000000" w:themeColor="text1"/>
-                <w:sz w:val="18"/>
-                <w:szCs w:val="18"/>
-              </w:rPr>
-              <w:t>alimentador_vecino</w:t>
-            </w:r>
-            <w:proofErr w:type="spellEnd"/>
-            <w:r>
-              <w:rPr>
-                <w:rFonts w:ascii="Arial" w:hAnsi="Arial" w:cs="Arial"/>
-                <w:bCs/>
-                <w:color w:val="000000" w:themeColor="text1"/>
-                <w:sz w:val="18"/>
-                <w:szCs w:val="18"/>
-              </w:rPr>
-              <w:t>}} con resultado exitoso.</w:t>
+              <w:t>en el alimentador {{alimentador_vecino}} con resultado exitoso.</w:t>
             </w:r>
           </w:p>
         </w:tc>
@@ -4700,29 +3749,7 @@
                 <w:sz w:val="18"/>
                 <w:szCs w:val="18"/>
               </w:rPr>
-              <w:t>{{</w:t>
-            </w:r>
-            <w:proofErr w:type="spellStart"/>
-            <w:r>
-              <w:rPr>
-                <w:rFonts w:ascii="Arial" w:hAnsi="Arial" w:cs="Arial"/>
-                <w:bCs/>
-                <w:color w:val="000000" w:themeColor="text1"/>
-                <w:sz w:val="18"/>
-                <w:szCs w:val="18"/>
-              </w:rPr>
-              <w:t>hora_reporte</w:t>
-            </w:r>
-            <w:proofErr w:type="spellEnd"/>
-            <w:r>
-              <w:rPr>
-                <w:rFonts w:ascii="Arial" w:hAnsi="Arial" w:cs="Arial"/>
-                <w:bCs/>
-                <w:color w:val="000000" w:themeColor="text1"/>
-                <w:sz w:val="18"/>
-                <w:szCs w:val="18"/>
-              </w:rPr>
-              <w:t>}}</w:t>
+              <w:t>{{hora_reporte}}</w:t>
             </w:r>
           </w:p>
         </w:tc>
@@ -4872,27 +3899,7 @@
                 <w:sz w:val="18"/>
                 <w:szCs w:val="18"/>
               </w:rPr>
-              <w:t>{{</w:t>
-            </w:r>
-            <w:proofErr w:type="spellStart"/>
-            <w:r>
-              <w:rPr>
-                <w:rFonts w:ascii="Arial" w:hAnsi="Arial" w:cs="Arial"/>
-                <w:color w:val="000000" w:themeColor="text1"/>
-                <w:sz w:val="18"/>
-                <w:szCs w:val="18"/>
-              </w:rPr>
-              <w:t>sup_pco</w:t>
-            </w:r>
-            <w:proofErr w:type="spellEnd"/>
-            <w:r>
-              <w:rPr>
-                <w:rFonts w:ascii="Arial" w:hAnsi="Arial" w:cs="Arial"/>
-                <w:color w:val="000000" w:themeColor="text1"/>
-                <w:sz w:val="18"/>
-                <w:szCs w:val="18"/>
-              </w:rPr>
-              <w:t>}}</w:t>
+              <w:t>{{sup_pco}}</w:t>
             </w:r>
             <w:r>
               <w:rPr>
@@ -4981,29 +3988,7 @@
                 <w:sz w:val="18"/>
                 <w:szCs w:val="18"/>
               </w:rPr>
-              <w:t>{{</w:t>
-            </w:r>
-            <w:proofErr w:type="spellStart"/>
-            <w:r>
-              <w:rPr>
-                <w:rFonts w:ascii="Arial" w:hAnsi="Arial" w:cs="Arial"/>
-                <w:bCs/>
-                <w:color w:val="000000" w:themeColor="text1"/>
-                <w:sz w:val="18"/>
-                <w:szCs w:val="18"/>
-              </w:rPr>
-              <w:t>hora_envio_st</w:t>
-            </w:r>
-            <w:proofErr w:type="spellEnd"/>
-            <w:r>
-              <w:rPr>
-                <w:rFonts w:ascii="Arial" w:hAnsi="Arial" w:cs="Arial"/>
-                <w:bCs/>
-                <w:color w:val="000000" w:themeColor="text1"/>
-                <w:sz w:val="18"/>
-                <w:szCs w:val="18"/>
-              </w:rPr>
-              <w:t>}}</w:t>
+              <w:t>{{hora_envio_st}}</w:t>
             </w:r>
           </w:p>
         </w:tc>
@@ -5095,20 +4080,102 @@
                 <w:sz w:val="18"/>
                 <w:szCs w:val="18"/>
               </w:rPr>
-              <w:t>{{</w:t>
-            </w:r>
-            <w:proofErr w:type="spellStart"/>
-            <w:r>
-              <w:rPr>
-                <w:rFonts w:ascii="Arial" w:hAnsi="Arial" w:cs="Arial"/>
-                <w:bCs/>
-                <w:color w:val="000000" w:themeColor="text1"/>
-                <w:sz w:val="18"/>
-                <w:szCs w:val="18"/>
-              </w:rPr>
-              <w:t>per_sub</w:t>
-            </w:r>
-            <w:proofErr w:type="spellEnd"/>
+              <w:t>{{per_sub}}</w:t>
+            </w:r>
+            <w:r>
+              <w:rPr>
+                <w:rFonts w:ascii="Arial" w:hAnsi="Arial" w:cs="Arial"/>
+                <w:bCs/>
+                <w:color w:val="000000" w:themeColor="text1"/>
+                <w:sz w:val="18"/>
+                <w:szCs w:val="18"/>
+              </w:rPr>
+              <w:t xml:space="preserve">; realizar inspección de las celdas DC: </w:t>
+            </w:r>
+            <w:r>
+              <w:rPr>
+                <w:rFonts w:ascii="Arial" w:hAnsi="Arial" w:cs="Arial"/>
+                <w:bCs/>
+                <w:color w:val="000000" w:themeColor="text1"/>
+                <w:sz w:val="18"/>
+                <w:szCs w:val="18"/>
+              </w:rPr>
+              <w:t>{{alimentador_ser_aperturado}}</w:t>
+            </w:r>
+            <w:r>
+              <w:rPr>
+                <w:rFonts w:ascii="Arial" w:hAnsi="Arial" w:cs="Arial"/>
+                <w:bCs/>
+                <w:color w:val="000000" w:themeColor="text1"/>
+                <w:sz w:val="18"/>
+                <w:szCs w:val="18"/>
+              </w:rPr>
+              <w:t xml:space="preserve"> </w:t>
+            </w:r>
+            <w:r>
+              <w:rPr>
+                <w:rFonts w:ascii="Arial" w:hAnsi="Arial" w:cs="Arial"/>
+                <w:b/>
+                <w:bCs/>
+                <w:color w:val="000000" w:themeColor="text1"/>
+                <w:sz w:val="18"/>
+                <w:szCs w:val="18"/>
+              </w:rPr>
+              <w:t xml:space="preserve">(ST </w:t>
+            </w:r>
+            <w:r>
+              <w:rPr>
+                <w:rFonts w:ascii="Arial" w:hAnsi="Arial" w:cs="Arial"/>
+                <w:b/>
+                <w:bCs/>
+                <w:color w:val="000000" w:themeColor="text1"/>
+                <w:sz w:val="18"/>
+                <w:szCs w:val="18"/>
+              </w:rPr>
+              <w:t>{{st_aperturado}}</w:t>
+            </w:r>
+            <w:r>
+              <w:rPr>
+                <w:rFonts w:ascii="Arial" w:hAnsi="Arial" w:cs="Arial"/>
+                <w:b/>
+                <w:bCs/>
+                <w:color w:val="000000" w:themeColor="text1"/>
+                <w:sz w:val="18"/>
+                <w:szCs w:val="18"/>
+              </w:rPr>
+              <w:t>)</w:t>
+            </w:r>
+            <w:r>
+              <w:rPr>
+                <w:rFonts w:ascii="Arial" w:hAnsi="Arial" w:cs="Arial"/>
+                <w:b/>
+                <w:bCs/>
+                <w:color w:val="000000" w:themeColor="text1"/>
+                <w:sz w:val="18"/>
+                <w:szCs w:val="18"/>
+              </w:rPr>
+              <w:t xml:space="preserve"> </w:t>
+            </w:r>
+            <w:r>
+              <w:rPr>
+                <w:rFonts w:ascii="Arial" w:hAnsi="Arial" w:cs="Arial"/>
+                <w:bCs/>
+                <w:color w:val="000000" w:themeColor="text1"/>
+                <w:sz w:val="18"/>
+                <w:szCs w:val="18"/>
+              </w:rPr>
+              <w:t xml:space="preserve">y </w:t>
+            </w:r>
+            <w:r>
+              <w:rPr>
+                <w:rFonts w:ascii="Arial" w:hAnsi="Arial" w:cs="Arial"/>
+                <w:bCs/>
+                <w:color w:val="000000" w:themeColor="text1"/>
+                <w:sz w:val="18"/>
+                <w:szCs w:val="18"/>
+              </w:rPr>
+              <w:t>{{alimentador_ser_vecino</w:t>
+            </w:r>
             <w:r>
               <w:rPr>
                 <w:rFonts w:ascii="Arial" w:hAnsi="Arial" w:cs="Arial"/>
@@ -5127,55 +4194,12 @@
                 <w:sz w:val="18"/>
                 <w:szCs w:val="18"/>
               </w:rPr>
-              <w:t xml:space="preserve">; realizar inspección de las celdas DC: </w:t>
-            </w:r>
-            <w:r>
-              <w:rPr>
-                <w:rFonts w:ascii="Arial" w:hAnsi="Arial" w:cs="Arial"/>
-                <w:bCs/>
-                <w:color w:val="000000" w:themeColor="text1"/>
-                <w:sz w:val="18"/>
-                <w:szCs w:val="18"/>
-              </w:rPr>
-              <w:t>{{</w:t>
-            </w:r>
-            <w:proofErr w:type="spellStart"/>
-            <w:r>
-              <w:rPr>
-                <w:rFonts w:ascii="Arial" w:hAnsi="Arial" w:cs="Arial"/>
-                <w:bCs/>
-                <w:color w:val="000000" w:themeColor="text1"/>
-                <w:sz w:val="18"/>
-                <w:szCs w:val="18"/>
-              </w:rPr>
-              <w:t>alimentador_ser_aperturado</w:t>
-            </w:r>
-            <w:proofErr w:type="spellEnd"/>
-            <w:r>
-              <w:rPr>
-                <w:rFonts w:ascii="Arial" w:hAnsi="Arial" w:cs="Arial"/>
-                <w:bCs/>
-                <w:color w:val="000000" w:themeColor="text1"/>
-                <w:sz w:val="18"/>
-                <w:szCs w:val="18"/>
-              </w:rPr>
-              <w:t>}}</w:t>
-            </w:r>
-            <w:r>
-              <w:rPr>
-                <w:rFonts w:ascii="Arial" w:hAnsi="Arial" w:cs="Arial"/>
-                <w:bCs/>
-                <w:color w:val="000000" w:themeColor="text1"/>
-                <w:sz w:val="18"/>
-                <w:szCs w:val="18"/>
-              </w:rPr>
               <w:t xml:space="preserve"> </w:t>
             </w:r>
             <w:r>
               <w:rPr>
                 <w:rFonts w:ascii="Arial" w:hAnsi="Arial" w:cs="Arial"/>
                 <w:b/>
-                <w:bCs/>
                 <w:color w:val="000000" w:themeColor="text1"/>
                 <w:sz w:val="18"/>
                 <w:szCs w:val="18"/>
@@ -5186,152 +4210,11 @@
               <w:rPr>
                 <w:rFonts w:ascii="Arial" w:hAnsi="Arial" w:cs="Arial"/>
                 <w:b/>
-                <w:bCs/>
-                <w:color w:val="000000" w:themeColor="text1"/>
-                <w:sz w:val="18"/>
-                <w:szCs w:val="18"/>
-              </w:rPr>
-              <w:t>{{</w:t>
-            </w:r>
-            <w:proofErr w:type="spellStart"/>
-            <w:r>
-              <w:rPr>
-                <w:rFonts w:ascii="Arial" w:hAnsi="Arial" w:cs="Arial"/>
-                <w:b/>
-                <w:bCs/>
-                <w:color w:val="000000" w:themeColor="text1"/>
-                <w:sz w:val="18"/>
-                <w:szCs w:val="18"/>
-              </w:rPr>
-              <w:t>st_aperturado</w:t>
-            </w:r>
-            <w:proofErr w:type="spellEnd"/>
-            <w:r>
-              <w:rPr>
-                <w:rFonts w:ascii="Arial" w:hAnsi="Arial" w:cs="Arial"/>
-                <w:b/>
-                <w:bCs/>
-                <w:color w:val="000000" w:themeColor="text1"/>
-                <w:sz w:val="18"/>
-                <w:szCs w:val="18"/>
-              </w:rPr>
-              <w:t>}}</w:t>
-            </w:r>
-            <w:r>
-              <w:rPr>
-                <w:rFonts w:ascii="Arial" w:hAnsi="Arial" w:cs="Arial"/>
-                <w:b/>
-                <w:bCs/>
-                <w:color w:val="000000" w:themeColor="text1"/>
-                <w:sz w:val="18"/>
-                <w:szCs w:val="18"/>
-              </w:rPr>
-              <w:t>)</w:t>
-            </w:r>
-            <w:r>
-              <w:rPr>
-                <w:rFonts w:ascii="Arial" w:hAnsi="Arial" w:cs="Arial"/>
-                <w:b/>
-                <w:bCs/>
-                <w:color w:val="000000" w:themeColor="text1"/>
-                <w:sz w:val="18"/>
-                <w:szCs w:val="18"/>
-              </w:rPr>
-              <w:t xml:space="preserve"> </w:t>
-            </w:r>
-            <w:r>
-              <w:rPr>
-                <w:rFonts w:ascii="Arial" w:hAnsi="Arial" w:cs="Arial"/>
-                <w:bCs/>
-                <w:color w:val="000000" w:themeColor="text1"/>
-                <w:sz w:val="18"/>
-                <w:szCs w:val="18"/>
-              </w:rPr>
-              <w:t xml:space="preserve">y </w:t>
-            </w:r>
-            <w:r>
-              <w:rPr>
-                <w:rFonts w:ascii="Arial" w:hAnsi="Arial" w:cs="Arial"/>
-                <w:bCs/>
-                <w:color w:val="000000" w:themeColor="text1"/>
-                <w:sz w:val="18"/>
-                <w:szCs w:val="18"/>
-              </w:rPr>
-              <w:t>{{</w:t>
-            </w:r>
-            <w:proofErr w:type="spellStart"/>
-            <w:r>
-              <w:rPr>
-                <w:rFonts w:ascii="Arial" w:hAnsi="Arial" w:cs="Arial"/>
-                <w:bCs/>
-                <w:color w:val="000000" w:themeColor="text1"/>
-                <w:sz w:val="18"/>
-                <w:szCs w:val="18"/>
-              </w:rPr>
-              <w:t>alimentador_ser_vecino</w:t>
-            </w:r>
-            <w:proofErr w:type="spellEnd"/>
-            <w:r>
-              <w:rPr>
-                <w:rFonts w:ascii="Arial" w:hAnsi="Arial" w:cs="Arial"/>
-                <w:bCs/>
-                <w:color w:val="000000" w:themeColor="text1"/>
-                <w:sz w:val="18"/>
-                <w:szCs w:val="18"/>
-              </w:rPr>
-              <w:t>}}</w:t>
-            </w:r>
-            <w:r>
-              <w:rPr>
-                <w:rFonts w:ascii="Arial" w:hAnsi="Arial" w:cs="Arial"/>
-                <w:bCs/>
-                <w:color w:val="000000" w:themeColor="text1"/>
-                <w:sz w:val="18"/>
-                <w:szCs w:val="18"/>
-              </w:rPr>
-              <w:t xml:space="preserve"> </w:t>
-            </w:r>
-            <w:r>
-              <w:rPr>
-                <w:rFonts w:ascii="Arial" w:hAnsi="Arial" w:cs="Arial"/>
-                <w:b/>
-                <w:color w:val="000000" w:themeColor="text1"/>
-                <w:sz w:val="18"/>
-                <w:szCs w:val="18"/>
-              </w:rPr>
-              <w:t xml:space="preserve">(ST </w:t>
-            </w:r>
-            <w:r>
-              <w:rPr>
-                <w:rFonts w:ascii="Arial" w:hAnsi="Arial" w:cs="Arial"/>
-                <w:b/>
-                <w:color w:val="000000" w:themeColor="text1"/>
-                <w:sz w:val="18"/>
-                <w:szCs w:val="18"/>
-              </w:rPr>
-              <w:t>{{</w:t>
-            </w:r>
-            <w:proofErr w:type="spellStart"/>
-            <w:r>
-              <w:rPr>
-                <w:rFonts w:ascii="Arial" w:hAnsi="Arial" w:cs="Arial"/>
-                <w:b/>
-                <w:color w:val="000000" w:themeColor="text1"/>
-                <w:sz w:val="18"/>
-                <w:szCs w:val="18"/>
-              </w:rPr>
-              <w:t>st_vecino</w:t>
-            </w:r>
-            <w:proofErr w:type="spellEnd"/>
-            <w:r>
-              <w:rPr>
-                <w:rFonts w:ascii="Arial" w:hAnsi="Arial" w:cs="Arial"/>
-                <w:b/>
-                <w:color w:val="000000" w:themeColor="text1"/>
-                <w:sz w:val="18"/>
-                <w:szCs w:val="18"/>
-              </w:rPr>
-              <w:t>}}</w:t>
+                <w:color w:val="000000" w:themeColor="text1"/>
+                <w:sz w:val="18"/>
+                <w:szCs w:val="18"/>
+              </w:rPr>
+              <w:t>{{st_vecino}}</w:t>
             </w:r>
             <w:r>
               <w:rPr>
@@ -5411,29 +4294,7 @@
                 <w:sz w:val="18"/>
                 <w:szCs w:val="18"/>
               </w:rPr>
-              <w:t>{{</w:t>
-            </w:r>
-            <w:proofErr w:type="spellStart"/>
-            <w:r>
-              <w:rPr>
-                <w:rFonts w:ascii="Arial" w:hAnsi="Arial" w:cs="Arial"/>
-                <w:bCs/>
-                <w:color w:val="000000" w:themeColor="text1"/>
-                <w:sz w:val="18"/>
-                <w:szCs w:val="18"/>
-              </w:rPr>
-              <w:t>per_cat</w:t>
-            </w:r>
-            <w:proofErr w:type="spellEnd"/>
-            <w:r>
-              <w:rPr>
-                <w:rFonts w:ascii="Arial" w:hAnsi="Arial" w:cs="Arial"/>
-                <w:bCs/>
-                <w:color w:val="000000" w:themeColor="text1"/>
-                <w:sz w:val="18"/>
-                <w:szCs w:val="18"/>
-              </w:rPr>
-              <w:t>}}</w:t>
+              <w:t>{{per_cat}}</w:t>
             </w:r>
             <w:r>
               <w:rPr>
@@ -5493,29 +4354,7 @@
                 <w:sz w:val="18"/>
                 <w:szCs w:val="18"/>
               </w:rPr>
-              <w:t>{{</w:t>
-            </w:r>
-            <w:proofErr w:type="spellStart"/>
-            <w:r>
-              <w:rPr>
-                <w:rFonts w:ascii="Arial" w:hAnsi="Arial" w:cs="Arial"/>
-                <w:b/>
-                <w:color w:val="000000" w:themeColor="text1"/>
-                <w:sz w:val="18"/>
-                <w:szCs w:val="18"/>
-              </w:rPr>
-              <w:t>st_zona</w:t>
-            </w:r>
-            <w:proofErr w:type="spellEnd"/>
-            <w:r>
-              <w:rPr>
-                <w:rFonts w:ascii="Arial" w:hAnsi="Arial" w:cs="Arial"/>
-                <w:b/>
-                <w:color w:val="000000" w:themeColor="text1"/>
-                <w:sz w:val="18"/>
-                <w:szCs w:val="18"/>
-              </w:rPr>
-              <w:t>}}</w:t>
+              <w:t>{{st_zona}}</w:t>
             </w:r>
             <w:r>
               <w:rPr>
@@ -5566,29 +4405,7 @@
                 <w:sz w:val="18"/>
                 <w:szCs w:val="18"/>
               </w:rPr>
-              <w:t>{{</w:t>
-            </w:r>
-            <w:proofErr w:type="spellStart"/>
-            <w:r>
-              <w:rPr>
-                <w:rFonts w:ascii="Arial" w:hAnsi="Arial" w:cs="Arial"/>
-                <w:bCs/>
-                <w:color w:val="000000" w:themeColor="text1"/>
-                <w:sz w:val="18"/>
-                <w:szCs w:val="18"/>
-              </w:rPr>
-              <w:t>hora_foto_disparo</w:t>
-            </w:r>
-            <w:proofErr w:type="spellEnd"/>
-            <w:r>
-              <w:rPr>
-                <w:rFonts w:ascii="Arial" w:hAnsi="Arial" w:cs="Arial"/>
-                <w:bCs/>
-                <w:color w:val="000000" w:themeColor="text1"/>
-                <w:sz w:val="18"/>
-                <w:szCs w:val="18"/>
-              </w:rPr>
-              <w:t>}}</w:t>
+              <w:t>{{hora_foto_disparo}}</w:t>
             </w:r>
           </w:p>
         </w:tc>
@@ -5624,29 +4441,7 @@
                 <w:sz w:val="18"/>
                 <w:szCs w:val="18"/>
               </w:rPr>
-              <w:t>{{</w:t>
-            </w:r>
-            <w:proofErr w:type="spellStart"/>
-            <w:r>
-              <w:rPr>
-                <w:rFonts w:ascii="Arial" w:hAnsi="Arial" w:cs="Arial"/>
-                <w:bCs/>
-                <w:color w:val="000000" w:themeColor="text1"/>
-                <w:sz w:val="18"/>
-                <w:szCs w:val="18"/>
-              </w:rPr>
-              <w:t>ser_aperturado</w:t>
-            </w:r>
-            <w:proofErr w:type="spellEnd"/>
-            <w:r>
-              <w:rPr>
-                <w:rFonts w:ascii="Arial" w:hAnsi="Arial" w:cs="Arial"/>
-                <w:bCs/>
-                <w:color w:val="000000" w:themeColor="text1"/>
-                <w:sz w:val="18"/>
-                <w:szCs w:val="18"/>
-              </w:rPr>
-              <w:t>}}</w:t>
+              <w:t>{{ser_aperturado}}</w:t>
             </w:r>
           </w:p>
         </w:tc>
@@ -5692,93 +4487,27 @@
                 <w:sz w:val="18"/>
                 <w:szCs w:val="18"/>
               </w:rPr>
-              <w:t>{{</w:t>
-            </w:r>
-            <w:proofErr w:type="spellStart"/>
-            <w:r>
-              <w:rPr>
-                <w:rFonts w:ascii="Arial" w:hAnsi="Arial" w:cs="Arial"/>
-                <w:bCs/>
-                <w:color w:val="000000" w:themeColor="text1"/>
-                <w:sz w:val="18"/>
-                <w:szCs w:val="18"/>
-              </w:rPr>
-              <w:t>per_sub</w:t>
-            </w:r>
-            <w:proofErr w:type="spellEnd"/>
-            <w:r>
-              <w:rPr>
-                <w:rFonts w:ascii="Arial" w:hAnsi="Arial" w:cs="Arial"/>
-                <w:bCs/>
-                <w:color w:val="000000" w:themeColor="text1"/>
-                <w:sz w:val="18"/>
-                <w:szCs w:val="18"/>
-              </w:rPr>
-              <w:t>}}</w:t>
-            </w:r>
-            <w:r>
-              <w:rPr>
-                <w:rFonts w:ascii="Arial" w:hAnsi="Arial" w:cs="Arial"/>
-                <w:bCs/>
-                <w:color w:val="000000" w:themeColor="text1"/>
-                <w:sz w:val="18"/>
-                <w:szCs w:val="18"/>
-              </w:rPr>
-              <w:t xml:space="preserve">; informa que el relé </w:t>
-            </w:r>
-            <w:proofErr w:type="spellStart"/>
-            <w:r>
-              <w:rPr>
-                <w:rFonts w:ascii="Arial" w:hAnsi="Arial" w:cs="Arial"/>
-                <w:bCs/>
-                <w:color w:val="000000" w:themeColor="text1"/>
-                <w:sz w:val="18"/>
-                <w:szCs w:val="18"/>
-              </w:rPr>
-              <w:t>Sitras</w:t>
-            </w:r>
-            <w:proofErr w:type="spellEnd"/>
-            <w:r>
-              <w:rPr>
-                <w:rFonts w:ascii="Arial" w:hAnsi="Arial" w:cs="Arial"/>
-                <w:bCs/>
-                <w:color w:val="000000" w:themeColor="text1"/>
-                <w:sz w:val="18"/>
-                <w:szCs w:val="18"/>
-              </w:rPr>
-              <w:t xml:space="preserve"> PRO del alimentador </w:t>
-            </w:r>
-            <w:r>
-              <w:rPr>
-                <w:rFonts w:ascii="Arial" w:hAnsi="Arial" w:cs="Arial"/>
-                <w:bCs/>
-                <w:color w:val="000000" w:themeColor="text1"/>
-                <w:sz w:val="18"/>
-                <w:szCs w:val="18"/>
-              </w:rPr>
-              <w:t>{{</w:t>
-            </w:r>
-            <w:proofErr w:type="spellStart"/>
-            <w:r>
-              <w:rPr>
-                <w:rFonts w:ascii="Arial" w:hAnsi="Arial" w:cs="Arial"/>
-                <w:bCs/>
-                <w:color w:val="000000" w:themeColor="text1"/>
-                <w:sz w:val="18"/>
-                <w:szCs w:val="18"/>
-              </w:rPr>
-              <w:t>alimentador_aperturado</w:t>
-            </w:r>
-            <w:proofErr w:type="spellEnd"/>
-            <w:r>
-              <w:rPr>
-                <w:rFonts w:ascii="Arial" w:hAnsi="Arial" w:cs="Arial"/>
-                <w:bCs/>
-                <w:color w:val="000000" w:themeColor="text1"/>
-                <w:sz w:val="18"/>
-                <w:szCs w:val="18"/>
-              </w:rPr>
-              <w:t>}}</w:t>
+              <w:t>{{per_sub}}</w:t>
+            </w:r>
+            <w:r>
+              <w:rPr>
+                <w:rFonts w:ascii="Arial" w:hAnsi="Arial" w:cs="Arial"/>
+                <w:bCs/>
+                <w:color w:val="000000" w:themeColor="text1"/>
+                <w:sz w:val="18"/>
+                <w:szCs w:val="18"/>
+              </w:rPr>
+              <w:t xml:space="preserve">; informa que el relé Sitras PRO del alimentador </w:t>
+            </w:r>
+            <w:r>
+              <w:rPr>
+                <w:rFonts w:ascii="Arial" w:hAnsi="Arial" w:cs="Arial"/>
+                <w:bCs/>
+                <w:color w:val="000000" w:themeColor="text1"/>
+                <w:sz w:val="18"/>
+                <w:szCs w:val="18"/>
+              </w:rPr>
+              <w:t>{{alimentador_aperturado}}</w:t>
             </w:r>
             <w:r>
               <w:rPr>
@@ -5833,29 +4562,7 @@
                 <w:sz w:val="18"/>
                 <w:szCs w:val="18"/>
               </w:rPr>
-              <w:t>{{</w:t>
-            </w:r>
-            <w:proofErr w:type="spellStart"/>
-            <w:r>
-              <w:rPr>
-                <w:rFonts w:ascii="Arial" w:hAnsi="Arial" w:cs="Arial"/>
-                <w:b/>
-                <w:color w:val="000000" w:themeColor="text1"/>
-                <w:sz w:val="18"/>
-                <w:szCs w:val="18"/>
-              </w:rPr>
-              <w:t>funcion_disparo_final</w:t>
-            </w:r>
-            <w:proofErr w:type="spellEnd"/>
-            <w:r>
-              <w:rPr>
-                <w:rFonts w:ascii="Arial" w:hAnsi="Arial" w:cs="Arial"/>
-                <w:b/>
-                <w:color w:val="000000" w:themeColor="text1"/>
-                <w:sz w:val="18"/>
-                <w:szCs w:val="18"/>
-              </w:rPr>
-              <w:t>}}</w:t>
+              <w:t>{{funcion_disparo_final}}</w:t>
             </w:r>
             <w:r>
               <w:rPr>
@@ -5976,29 +4683,7 @@
                 <w:sz w:val="18"/>
                 <w:szCs w:val="18"/>
               </w:rPr>
-              <w:t>{{</w:t>
-            </w:r>
-            <w:proofErr w:type="spellStart"/>
-            <w:r>
-              <w:rPr>
-                <w:rFonts w:ascii="Arial" w:hAnsi="Arial" w:cs="Arial"/>
-                <w:bCs/>
-                <w:color w:val="000000" w:themeColor="text1"/>
-                <w:sz w:val="18"/>
-                <w:szCs w:val="18"/>
-              </w:rPr>
-              <w:t>hora_foto_vecino</w:t>
-            </w:r>
-            <w:proofErr w:type="spellEnd"/>
-            <w:r>
-              <w:rPr>
-                <w:rFonts w:ascii="Arial" w:hAnsi="Arial" w:cs="Arial"/>
-                <w:bCs/>
-                <w:color w:val="000000" w:themeColor="text1"/>
-                <w:sz w:val="18"/>
-                <w:szCs w:val="18"/>
-              </w:rPr>
-              <w:t>}}</w:t>
+              <w:t>{{hora_foto_vecino}}</w:t>
             </w:r>
           </w:p>
         </w:tc>
@@ -6034,29 +4719,7 @@
                 <w:sz w:val="18"/>
                 <w:szCs w:val="18"/>
               </w:rPr>
-              <w:t>{{</w:t>
-            </w:r>
-            <w:proofErr w:type="spellStart"/>
-            <w:r>
-              <w:rPr>
-                <w:rFonts w:ascii="Arial" w:hAnsi="Arial" w:cs="Arial"/>
-                <w:bCs/>
-                <w:color w:val="000000" w:themeColor="text1"/>
-                <w:sz w:val="18"/>
-                <w:szCs w:val="18"/>
-              </w:rPr>
-              <w:t>ser_vecino</w:t>
-            </w:r>
-            <w:proofErr w:type="spellEnd"/>
-            <w:r>
-              <w:rPr>
-                <w:rFonts w:ascii="Arial" w:hAnsi="Arial" w:cs="Arial"/>
-                <w:bCs/>
-                <w:color w:val="000000" w:themeColor="text1"/>
-                <w:sz w:val="18"/>
-                <w:szCs w:val="18"/>
-              </w:rPr>
-              <w:t>}}</w:t>
+              <w:t>{{ser_vecino}}</w:t>
             </w:r>
           </w:p>
         </w:tc>
@@ -6102,93 +4765,27 @@
                 <w:sz w:val="18"/>
                 <w:szCs w:val="18"/>
               </w:rPr>
-              <w:t>{{</w:t>
-            </w:r>
-            <w:proofErr w:type="spellStart"/>
-            <w:r>
-              <w:rPr>
-                <w:rFonts w:ascii="Arial" w:hAnsi="Arial" w:cs="Arial"/>
-                <w:bCs/>
-                <w:color w:val="000000" w:themeColor="text1"/>
-                <w:sz w:val="18"/>
-                <w:szCs w:val="18"/>
-              </w:rPr>
-              <w:t>per_sub</w:t>
-            </w:r>
-            <w:proofErr w:type="spellEnd"/>
-            <w:r>
-              <w:rPr>
-                <w:rFonts w:ascii="Arial" w:hAnsi="Arial" w:cs="Arial"/>
-                <w:bCs/>
-                <w:color w:val="000000" w:themeColor="text1"/>
-                <w:sz w:val="18"/>
-                <w:szCs w:val="18"/>
-              </w:rPr>
-              <w:t>}}</w:t>
-            </w:r>
-            <w:r>
-              <w:rPr>
-                <w:rFonts w:ascii="Arial" w:hAnsi="Arial" w:cs="Arial"/>
-                <w:bCs/>
-                <w:color w:val="000000" w:themeColor="text1"/>
-                <w:sz w:val="18"/>
-                <w:szCs w:val="18"/>
-              </w:rPr>
-              <w:t xml:space="preserve">; informa que el relé </w:t>
-            </w:r>
-            <w:proofErr w:type="spellStart"/>
-            <w:r>
-              <w:rPr>
-                <w:rFonts w:ascii="Arial" w:hAnsi="Arial" w:cs="Arial"/>
-                <w:bCs/>
-                <w:color w:val="000000" w:themeColor="text1"/>
-                <w:sz w:val="18"/>
-                <w:szCs w:val="18"/>
-              </w:rPr>
-              <w:t>Sitras</w:t>
-            </w:r>
-            <w:proofErr w:type="spellEnd"/>
-            <w:r>
-              <w:rPr>
-                <w:rFonts w:ascii="Arial" w:hAnsi="Arial" w:cs="Arial"/>
-                <w:bCs/>
-                <w:color w:val="000000" w:themeColor="text1"/>
-                <w:sz w:val="18"/>
-                <w:szCs w:val="18"/>
-              </w:rPr>
-              <w:t xml:space="preserve"> PRO del alimentador </w:t>
-            </w:r>
-            <w:r>
-              <w:rPr>
-                <w:rFonts w:ascii="Arial" w:hAnsi="Arial" w:cs="Arial"/>
-                <w:bCs/>
-                <w:color w:val="000000" w:themeColor="text1"/>
-                <w:sz w:val="18"/>
-                <w:szCs w:val="18"/>
-              </w:rPr>
-              <w:t>{{</w:t>
-            </w:r>
-            <w:proofErr w:type="spellStart"/>
-            <w:r>
-              <w:rPr>
-                <w:rFonts w:ascii="Arial" w:hAnsi="Arial" w:cs="Arial"/>
-                <w:bCs/>
-                <w:color w:val="000000" w:themeColor="text1"/>
-                <w:sz w:val="18"/>
-                <w:szCs w:val="18"/>
-              </w:rPr>
-              <w:t>alimentador_vecino</w:t>
-            </w:r>
-            <w:proofErr w:type="spellEnd"/>
-            <w:r>
-              <w:rPr>
-                <w:rFonts w:ascii="Arial" w:hAnsi="Arial" w:cs="Arial"/>
-                <w:bCs/>
-                <w:color w:val="000000" w:themeColor="text1"/>
-                <w:sz w:val="18"/>
-                <w:szCs w:val="18"/>
-              </w:rPr>
-              <w:t>}}</w:t>
+              <w:t>{{per_sub}}</w:t>
+            </w:r>
+            <w:r>
+              <w:rPr>
+                <w:rFonts w:ascii="Arial" w:hAnsi="Arial" w:cs="Arial"/>
+                <w:bCs/>
+                <w:color w:val="000000" w:themeColor="text1"/>
+                <w:sz w:val="18"/>
+                <w:szCs w:val="18"/>
+              </w:rPr>
+              <w:t xml:space="preserve">; informa que el relé Sitras PRO del alimentador </w:t>
+            </w:r>
+            <w:r>
+              <w:rPr>
+                <w:rFonts w:ascii="Arial" w:hAnsi="Arial" w:cs="Arial"/>
+                <w:bCs/>
+                <w:color w:val="000000" w:themeColor="text1"/>
+                <w:sz w:val="18"/>
+                <w:szCs w:val="18"/>
+              </w:rPr>
+              <w:t>{{alimentador_vecino}}</w:t>
             </w:r>
             <w:r>
               <w:rPr>
@@ -6304,29 +4901,7 @@
                 <w:sz w:val="18"/>
                 <w:szCs w:val="18"/>
               </w:rPr>
-              <w:t>{{</w:t>
-            </w:r>
-            <w:proofErr w:type="spellStart"/>
-            <w:r>
-              <w:rPr>
-                <w:rFonts w:ascii="Arial" w:hAnsi="Arial" w:cs="Arial"/>
-                <w:bCs/>
-                <w:color w:val="000000" w:themeColor="text1"/>
-                <w:sz w:val="18"/>
-                <w:szCs w:val="18"/>
-              </w:rPr>
-              <w:t>hora_cat</w:t>
-            </w:r>
-            <w:proofErr w:type="spellEnd"/>
-            <w:r>
-              <w:rPr>
-                <w:rFonts w:ascii="Arial" w:hAnsi="Arial" w:cs="Arial"/>
-                <w:bCs/>
-                <w:color w:val="000000" w:themeColor="text1"/>
-                <w:sz w:val="18"/>
-                <w:szCs w:val="18"/>
-              </w:rPr>
-              <w:t>}}</w:t>
+              <w:t>{{hora_cat}}</w:t>
             </w:r>
           </w:p>
         </w:tc>
@@ -6448,29 +5023,7 @@
                 <w:sz w:val="18"/>
                 <w:szCs w:val="18"/>
               </w:rPr>
-              <w:t>{{</w:t>
-            </w:r>
-            <w:proofErr w:type="spellStart"/>
-            <w:r>
-              <w:rPr>
-                <w:rFonts w:ascii="Arial" w:hAnsi="Arial" w:cs="Arial"/>
-                <w:bCs/>
-                <w:color w:val="000000" w:themeColor="text1"/>
-                <w:sz w:val="18"/>
-                <w:szCs w:val="18"/>
-              </w:rPr>
-              <w:t>per_cat</w:t>
-            </w:r>
-            <w:proofErr w:type="spellEnd"/>
-            <w:r>
-              <w:rPr>
-                <w:rFonts w:ascii="Arial" w:hAnsi="Arial" w:cs="Arial"/>
-                <w:bCs/>
-                <w:color w:val="000000" w:themeColor="text1"/>
-                <w:sz w:val="18"/>
-                <w:szCs w:val="18"/>
-              </w:rPr>
-              <w:t>}}</w:t>
+              <w:t>{{per_cat}}</w:t>
             </w:r>
             <w:r>
               <w:rPr>

--- a/plantilla_base.docx
+++ b/plantilla_base.docx
@@ -45,7 +45,43 @@
           <w:sz w:val="18"/>
           <w:szCs w:val="18"/>
         </w:rPr>
-        <w:t xml:space="preserve"> {{interruptor_aperturado}} Y {{interruptor_vecino}}</w:t>
+        <w:t xml:space="preserve"> {{</w:t>
+      </w:r>
+      <w:proofErr w:type="spellStart"/>
+      <w:r>
+        <w:rPr>
+          <w:rFonts w:cs="Arial"/>
+          <w:sz w:val="18"/>
+          <w:szCs w:val="18"/>
+        </w:rPr>
+        <w:t>interruptor_aperturado</w:t>
+      </w:r>
+      <w:proofErr w:type="spellEnd"/>
+      <w:r>
+        <w:rPr>
+          <w:rFonts w:cs="Arial"/>
+          <w:sz w:val="18"/>
+          <w:szCs w:val="18"/>
+        </w:rPr>
+        <w:t>}} Y {{</w:t>
+      </w:r>
+      <w:proofErr w:type="spellStart"/>
+      <w:r>
+        <w:rPr>
+          <w:rFonts w:cs="Arial"/>
+          <w:sz w:val="18"/>
+          <w:szCs w:val="18"/>
+        </w:rPr>
+        <w:t>interruptor_vecino</w:t>
+      </w:r>
+      <w:proofErr w:type="spellEnd"/>
+      <w:r>
+        <w:rPr>
+          <w:rFonts w:cs="Arial"/>
+          <w:sz w:val="18"/>
+          <w:szCs w:val="18"/>
+        </w:rPr>
+        <w:t>}}</w:t>
       </w:r>
     </w:p>
     <w:p>
@@ -65,7 +101,25 @@
           <w:sz w:val="18"/>
           <w:szCs w:val="18"/>
         </w:rPr>
-        <w:t>El presente informe tiene como objetivo dar a conocer los detalles del evento de apertura de los interruptores con recierre en las celdas DC:</w:t>
+        <w:t xml:space="preserve">El presente informe tiene como objetivo dar a conocer los detalles del evento de apertura de los interruptores con </w:t>
+      </w:r>
+      <w:proofErr w:type="spellStart"/>
+      <w:r>
+        <w:rPr>
+          <w:rFonts w:cs="Arial"/>
+          <w:sz w:val="18"/>
+          <w:szCs w:val="18"/>
+        </w:rPr>
+        <w:t>recierre</w:t>
+      </w:r>
+      <w:proofErr w:type="spellEnd"/>
+      <w:r>
+        <w:rPr>
+          <w:rFonts w:cs="Arial"/>
+          <w:sz w:val="18"/>
+          <w:szCs w:val="18"/>
+        </w:rPr>
+        <w:t xml:space="preserve"> en las celdas DC:</w:t>
       </w:r>
     </w:p>
     <w:p>
@@ -102,8 +156,9 @@
           <w:sz w:val="18"/>
           <w:szCs w:val="18"/>
         </w:rPr>
-        <w:t>{{alimentador_</w:t>
-      </w:r>
+        <w:t>{{</w:t>
+      </w:r>
+      <w:proofErr w:type="spellStart"/>
       <w:r>
         <w:rPr>
           <w:rFonts w:cs="Arial"/>
@@ -112,7 +167,7 @@
           <w:sz w:val="18"/>
           <w:szCs w:val="18"/>
         </w:rPr>
-        <w:t>ser_</w:t>
+        <w:t>alimentador_</w:t>
       </w:r>
       <w:r>
         <w:rPr>
@@ -122,7 +177,28 @@
           <w:sz w:val="18"/>
           <w:szCs w:val="18"/>
         </w:rPr>
-        <w:t xml:space="preserve">aperturado}} </w:t>
+        <w:t>ser_</w:t>
+      </w:r>
+      <w:r>
+        <w:rPr>
+          <w:rFonts w:cs="Arial"/>
+          <w:b/>
+          <w:bCs/>
+          <w:sz w:val="18"/>
+          <w:szCs w:val="18"/>
+        </w:rPr>
+        <w:t>aperturado</w:t>
+      </w:r>
+      <w:proofErr w:type="spellEnd"/>
+      <w:r>
+        <w:rPr>
+          <w:rFonts w:cs="Arial"/>
+          <w:b/>
+          <w:bCs/>
+          <w:sz w:val="18"/>
+          <w:szCs w:val="18"/>
+        </w:rPr>
+        <w:t xml:space="preserve">}} </w:t>
       </w:r>
       <w:r>
         <w:rPr>
@@ -154,7 +230,16 @@
           <w:sz w:val="18"/>
           <w:szCs w:val="18"/>
         </w:rPr>
-        <w:t>{{funci</w:t>
+        <w:t>{{</w:t>
+      </w:r>
+      <w:proofErr w:type="spellStart"/>
+      <w:r>
+        <w:rPr>
+          <w:rFonts w:cs="Arial"/>
+          <w:sz w:val="18"/>
+          <w:szCs w:val="18"/>
+        </w:rPr>
+        <w:t>funci</w:t>
       </w:r>
       <w:r>
         <w:rPr>
@@ -170,7 +255,16 @@
           <w:sz w:val="18"/>
           <w:szCs w:val="18"/>
         </w:rPr>
-        <w:t>n_disparo_inicial}}</w:t>
+        <w:t>n_disparo_inicial</w:t>
+      </w:r>
+      <w:proofErr w:type="spellEnd"/>
+      <w:r>
+        <w:rPr>
+          <w:rFonts w:cs="Arial"/>
+          <w:sz w:val="18"/>
+          <w:szCs w:val="18"/>
+        </w:rPr>
+        <w:t>}}</w:t>
       </w:r>
       <w:r>
         <w:rPr>
@@ -203,7 +297,16 @@
           <w:sz w:val="18"/>
           <w:szCs w:val="18"/>
         </w:rPr>
-        <w:t>por actuación del relé S</w:t>
+        <w:t xml:space="preserve">por actuación del relé </w:t>
+      </w:r>
+      <w:proofErr w:type="spellStart"/>
+      <w:r>
+        <w:rPr>
+          <w:rFonts w:cs="Arial"/>
+          <w:sz w:val="18"/>
+          <w:szCs w:val="18"/>
+        </w:rPr>
+        <w:t>S</w:t>
       </w:r>
       <w:r>
         <w:rPr>
@@ -213,6 +316,7 @@
         </w:rPr>
         <w:t>itras</w:t>
       </w:r>
+      <w:proofErr w:type="spellEnd"/>
       <w:r>
         <w:rPr>
           <w:rFonts w:cs="Arial"/>
@@ -243,7 +347,16 @@
           <w:sz w:val="18"/>
           <w:szCs w:val="18"/>
         </w:rPr>
-        <w:t>{{funci</w:t>
+        <w:t>{{</w:t>
+      </w:r>
+      <w:proofErr w:type="spellStart"/>
+      <w:r>
+        <w:rPr>
+          <w:rFonts w:cs="Arial"/>
+          <w:sz w:val="18"/>
+          <w:szCs w:val="18"/>
+        </w:rPr>
+        <w:t>funci</w:t>
       </w:r>
       <w:r>
         <w:rPr>
@@ -259,7 +372,16 @@
           <w:sz w:val="18"/>
           <w:szCs w:val="18"/>
         </w:rPr>
-        <w:t>n_disparo_final}}</w:t>
+        <w:t>n_disparo_final</w:t>
+      </w:r>
+      <w:proofErr w:type="spellEnd"/>
+      <w:r>
+        <w:rPr>
+          <w:rFonts w:cs="Arial"/>
+          <w:sz w:val="18"/>
+          <w:szCs w:val="18"/>
+        </w:rPr>
+        <w:t>}}</w:t>
       </w:r>
       <w:r>
         <w:rPr>
@@ -305,8 +427,9 @@
           <w:sz w:val="18"/>
           <w:szCs w:val="18"/>
         </w:rPr>
-        <w:t>{{alimentador_</w:t>
-      </w:r>
+        <w:t>{{</w:t>
+      </w:r>
+      <w:proofErr w:type="spellStart"/>
       <w:r>
         <w:rPr>
           <w:rFonts w:cs="Arial"/>
@@ -315,7 +438,7 @@
           <w:sz w:val="18"/>
           <w:szCs w:val="18"/>
         </w:rPr>
-        <w:t>ser_</w:t>
+        <w:t>alimentador_</w:t>
       </w:r>
       <w:r>
         <w:rPr>
@@ -325,7 +448,7 @@
           <w:sz w:val="18"/>
           <w:szCs w:val="18"/>
         </w:rPr>
-        <w:t>vecino}}</w:t>
+        <w:t>ser_</w:t>
       </w:r>
       <w:r>
         <w:rPr>
@@ -335,6 +458,27 @@
           <w:sz w:val="18"/>
           <w:szCs w:val="18"/>
         </w:rPr>
+        <w:t>vecino</w:t>
+      </w:r>
+      <w:proofErr w:type="spellEnd"/>
+      <w:r>
+        <w:rPr>
+          <w:rFonts w:cs="Arial"/>
+          <w:b/>
+          <w:bCs/>
+          <w:sz w:val="18"/>
+          <w:szCs w:val="18"/>
+        </w:rPr>
+        <w:t>}}</w:t>
+      </w:r>
+      <w:r>
+        <w:rPr>
+          <w:rFonts w:cs="Arial"/>
+          <w:b/>
+          <w:bCs/>
+          <w:sz w:val="18"/>
+          <w:szCs w:val="18"/>
+        </w:rPr>
         <w:t xml:space="preserve"> </w:t>
       </w:r>
       <w:r>
@@ -375,7 +519,25 @@
           <w:sz w:val="18"/>
           <w:szCs w:val="18"/>
         </w:rPr>
-        <w:t>{{función_disparo_vecina_inicial}}</w:t>
+        <w:t>{{</w:t>
+      </w:r>
+      <w:proofErr w:type="spellStart"/>
+      <w:r>
+        <w:rPr>
+          <w:rFonts w:cs="Arial"/>
+          <w:sz w:val="18"/>
+          <w:szCs w:val="18"/>
+        </w:rPr>
+        <w:t>función_disparo_vecina_inicial</w:t>
+      </w:r>
+      <w:proofErr w:type="spellEnd"/>
+      <w:r>
+        <w:rPr>
+          <w:rFonts w:cs="Arial"/>
+          <w:sz w:val="18"/>
+          <w:szCs w:val="18"/>
+        </w:rPr>
+        <w:t>}}</w:t>
       </w:r>
       <w:r>
         <w:rPr>
@@ -407,7 +569,16 @@
           <w:sz w:val="18"/>
           <w:szCs w:val="18"/>
         </w:rPr>
-        <w:t>por actuación del relé S</w:t>
+        <w:t xml:space="preserve">por actuación del relé </w:t>
+      </w:r>
+      <w:proofErr w:type="spellStart"/>
+      <w:r>
+        <w:rPr>
+          <w:rFonts w:cs="Arial"/>
+          <w:sz w:val="18"/>
+          <w:szCs w:val="18"/>
+        </w:rPr>
+        <w:t>S</w:t>
       </w:r>
       <w:r>
         <w:rPr>
@@ -417,6 +588,7 @@
         </w:rPr>
         <w:t>itras</w:t>
       </w:r>
+      <w:proofErr w:type="spellEnd"/>
       <w:r>
         <w:rPr>
           <w:rFonts w:cs="Arial"/>
@@ -455,7 +627,16 @@
           <w:sz w:val="18"/>
           <w:szCs w:val="18"/>
         </w:rPr>
-        <w:t>{{función_</w:t>
+        <w:t>{{</w:t>
+      </w:r>
+      <w:proofErr w:type="spellStart"/>
+      <w:r>
+        <w:rPr>
+          <w:rFonts w:cs="Arial"/>
+          <w:sz w:val="18"/>
+          <w:szCs w:val="18"/>
+        </w:rPr>
+        <w:t>función_</w:t>
       </w:r>
       <w:r>
         <w:rPr>
@@ -465,6 +646,7 @@
         </w:rPr>
         <w:t>disparo_vecina_final</w:t>
       </w:r>
+      <w:proofErr w:type="spellEnd"/>
       <w:r>
         <w:rPr>
           <w:rFonts w:cs="Arial"/>
@@ -545,7 +727,43 @@
           <w:sz w:val="18"/>
           <w:szCs w:val="18"/>
         </w:rPr>
-        <w:t>{{ser_aperturado}} y {{ser_vecino}}</w:t>
+        <w:t>{{</w:t>
+      </w:r>
+      <w:proofErr w:type="spellStart"/>
+      <w:r>
+        <w:rPr>
+          <w:rFonts w:cs="Arial"/>
+          <w:sz w:val="18"/>
+          <w:szCs w:val="18"/>
+        </w:rPr>
+        <w:t>ser_aperturado</w:t>
+      </w:r>
+      <w:proofErr w:type="spellEnd"/>
+      <w:r>
+        <w:rPr>
+          <w:rFonts w:cs="Arial"/>
+          <w:sz w:val="18"/>
+          <w:szCs w:val="18"/>
+        </w:rPr>
+        <w:t>}} y {{</w:t>
+      </w:r>
+      <w:proofErr w:type="spellStart"/>
+      <w:r>
+        <w:rPr>
+          <w:rFonts w:cs="Arial"/>
+          <w:sz w:val="18"/>
+          <w:szCs w:val="18"/>
+        </w:rPr>
+        <w:t>ser_vecino</w:t>
+      </w:r>
+      <w:proofErr w:type="spellEnd"/>
+      <w:r>
+        <w:rPr>
+          <w:rFonts w:cs="Arial"/>
+          <w:sz w:val="18"/>
+          <w:szCs w:val="18"/>
+        </w:rPr>
+        <w:t>}}</w:t>
       </w:r>
     </w:p>
     <w:p>
@@ -564,7 +782,25 @@
           <w:sz w:val="18"/>
           <w:szCs w:val="18"/>
         </w:rPr>
-        <w:t>{{dia}} {{fecha}}</w:t>
+        <w:t>{{</w:t>
+      </w:r>
+      <w:proofErr w:type="spellStart"/>
+      <w:r>
+        <w:rPr>
+          <w:rFonts w:cs="Arial"/>
+          <w:sz w:val="18"/>
+          <w:szCs w:val="18"/>
+        </w:rPr>
+        <w:t>dia</w:t>
+      </w:r>
+      <w:proofErr w:type="spellEnd"/>
+      <w:r>
+        <w:rPr>
+          <w:rFonts w:cs="Arial"/>
+          <w:sz w:val="18"/>
+          <w:szCs w:val="18"/>
+        </w:rPr>
+        <w:t>}} {{fecha}}</w:t>
       </w:r>
     </w:p>
     <w:p>
@@ -587,8 +823,9 @@
           <w:sz w:val="18"/>
           <w:szCs w:val="18"/>
         </w:rPr>
-        <w:t>{{hora</w:t>
-      </w:r>
+        <w:t>{{</w:t>
+      </w:r>
+      <w:proofErr w:type="spellStart"/>
       <w:r>
         <w:rPr>
           <w:rFonts w:cs="Arial"/>
@@ -597,8 +834,19 @@
           <w:sz w:val="18"/>
           <w:szCs w:val="18"/>
         </w:rPr>
+        <w:t>hora</w:t>
+      </w:r>
+      <w:r>
+        <w:rPr>
+          <w:rFonts w:cs="Arial"/>
+          <w:bCs/>
+          <w:color w:val="000000" w:themeColor="text1"/>
+          <w:sz w:val="18"/>
+          <w:szCs w:val="18"/>
+        </w:rPr>
         <w:t>_vicos_disparo</w:t>
       </w:r>
+      <w:proofErr w:type="spellEnd"/>
       <w:r>
         <w:rPr>
           <w:rFonts w:cs="Arial"/>
@@ -659,6 +907,7 @@
           <w:szCs w:val="18"/>
         </w:rPr>
       </w:pPr>
+      <w:proofErr w:type="spellStart"/>
       <w:r>
         <w:rPr>
           <w:rFonts w:cs="Arial"/>
@@ -666,8 +915,9 @@
           <w:sz w:val="18"/>
           <w:szCs w:val="18"/>
         </w:rPr>
-        <w:t>Headway de trenes:</w:t>
-      </w:r>
+        <w:t>Headway</w:t>
+      </w:r>
+      <w:proofErr w:type="spellEnd"/>
       <w:r>
         <w:rPr>
           <w:rFonts w:cs="Arial"/>
@@ -675,6 +925,15 @@
           <w:sz w:val="18"/>
           <w:szCs w:val="18"/>
         </w:rPr>
+        <w:t xml:space="preserve"> de trenes:</w:t>
+      </w:r>
+      <w:r>
+        <w:rPr>
+          <w:rFonts w:cs="Arial"/>
+          <w:b/>
+          <w:sz w:val="18"/>
+          <w:szCs w:val="18"/>
+        </w:rPr>
         <w:tab/>
       </w:r>
       <w:r>
@@ -702,7 +961,27 @@
           <w:sz w:val="18"/>
           <w:szCs w:val="18"/>
         </w:rPr>
-        <w:t>{{tiempo_entre_trenes}}</w:t>
+        <w:t>{{</w:t>
+      </w:r>
+      <w:proofErr w:type="spellStart"/>
+      <w:r>
+        <w:rPr>
+          <w:rFonts w:cs="Arial"/>
+          <w:bCs/>
+          <w:sz w:val="18"/>
+          <w:szCs w:val="18"/>
+        </w:rPr>
+        <w:t>tiempo_entre_trenes</w:t>
+      </w:r>
+      <w:proofErr w:type="spellEnd"/>
+      <w:r>
+        <w:rPr>
+          <w:rFonts w:cs="Arial"/>
+          <w:bCs/>
+          <w:sz w:val="18"/>
+          <w:szCs w:val="18"/>
+        </w:rPr>
+        <w:t>}}</w:t>
       </w:r>
       <w:r>
         <w:rPr>
@@ -777,7 +1056,27 @@
           <w:sz w:val="18"/>
           <w:szCs w:val="18"/>
         </w:rPr>
-        <w:t>{{condicion_señales}}</w:t>
+        <w:t>{{</w:t>
+      </w:r>
+      <w:proofErr w:type="spellStart"/>
+      <w:r>
+        <w:rPr>
+          <w:rFonts w:cs="Arial"/>
+          <w:bCs/>
+          <w:sz w:val="18"/>
+          <w:szCs w:val="18"/>
+        </w:rPr>
+        <w:t>condicion_señales</w:t>
+      </w:r>
+      <w:proofErr w:type="spellEnd"/>
+      <w:r>
+        <w:rPr>
+          <w:rFonts w:cs="Arial"/>
+          <w:bCs/>
+          <w:sz w:val="18"/>
+          <w:szCs w:val="18"/>
+        </w:rPr>
+        <w:t>}}</w:t>
       </w:r>
     </w:p>
     <w:p>
@@ -821,7 +1120,25 @@
           <w:sz w:val="18"/>
           <w:szCs w:val="18"/>
         </w:rPr>
-        <w:t>{{operacion}}</w:t>
+        <w:t>{{</w:t>
+      </w:r>
+      <w:proofErr w:type="spellStart"/>
+      <w:r>
+        <w:rPr>
+          <w:rFonts w:cs="Arial"/>
+          <w:sz w:val="18"/>
+          <w:szCs w:val="18"/>
+        </w:rPr>
+        <w:t>operacion</w:t>
+      </w:r>
+      <w:proofErr w:type="spellEnd"/>
+      <w:r>
+        <w:rPr>
+          <w:rFonts w:cs="Arial"/>
+          <w:sz w:val="18"/>
+          <w:szCs w:val="18"/>
+        </w:rPr>
+        <w:t>}}</w:t>
       </w:r>
     </w:p>
     <w:p>
@@ -2659,7 +2976,95 @@
                 <w:sz w:val="18"/>
                 <w:szCs w:val="18"/>
               </w:rPr>
-              <w:t>{%tr for item in cronologia %}{{ item.hora }}</w:t>
+              <w:t>{%</w:t>
+            </w:r>
+            <w:proofErr w:type="spellStart"/>
+            <w:r>
+              <w:rPr>
+                <w:rFonts w:ascii="Arial" w:hAnsi="Arial" w:cs="Arial"/>
+                <w:bCs/>
+                <w:color w:val="000000" w:themeColor="text1"/>
+                <w:sz w:val="18"/>
+                <w:szCs w:val="18"/>
+              </w:rPr>
+              <w:t>tr</w:t>
+            </w:r>
+            <w:proofErr w:type="spellEnd"/>
+            <w:r>
+              <w:rPr>
+                <w:rFonts w:ascii="Arial" w:hAnsi="Arial" w:cs="Arial"/>
+                <w:bCs/>
+                <w:color w:val="000000" w:themeColor="text1"/>
+                <w:sz w:val="18"/>
+                <w:szCs w:val="18"/>
+              </w:rPr>
+              <w:t xml:space="preserve"> </w:t>
+            </w:r>
+            <w:proofErr w:type="spellStart"/>
+            <w:r>
+              <w:rPr>
+                <w:rFonts w:ascii="Arial" w:hAnsi="Arial" w:cs="Arial"/>
+                <w:bCs/>
+                <w:color w:val="000000" w:themeColor="text1"/>
+                <w:sz w:val="18"/>
+                <w:szCs w:val="18"/>
+              </w:rPr>
+              <w:t>for</w:t>
+            </w:r>
+            <w:proofErr w:type="spellEnd"/>
+            <w:r>
+              <w:rPr>
+                <w:rFonts w:ascii="Arial" w:hAnsi="Arial" w:cs="Arial"/>
+                <w:bCs/>
+                <w:color w:val="000000" w:themeColor="text1"/>
+                <w:sz w:val="18"/>
+                <w:szCs w:val="18"/>
+              </w:rPr>
+              <w:t xml:space="preserve"> </w:t>
+            </w:r>
+            <w:proofErr w:type="spellStart"/>
+            <w:r>
+              <w:rPr>
+                <w:rFonts w:ascii="Arial" w:hAnsi="Arial" w:cs="Arial"/>
+                <w:bCs/>
+                <w:color w:val="000000" w:themeColor="text1"/>
+                <w:sz w:val="18"/>
+                <w:szCs w:val="18"/>
+              </w:rPr>
+              <w:t>item</w:t>
+            </w:r>
+            <w:proofErr w:type="spellEnd"/>
+            <w:r>
+              <w:rPr>
+                <w:rFonts w:ascii="Arial" w:hAnsi="Arial" w:cs="Arial"/>
+                <w:bCs/>
+                <w:color w:val="000000" w:themeColor="text1"/>
+                <w:sz w:val="18"/>
+                <w:szCs w:val="18"/>
+              </w:rPr>
+              <w:t xml:space="preserve"> in </w:t>
+            </w:r>
+            <w:proofErr w:type="spellStart"/>
+            <w:r>
+              <w:rPr>
+                <w:rFonts w:ascii="Arial" w:hAnsi="Arial" w:cs="Arial"/>
+                <w:bCs/>
+                <w:color w:val="000000" w:themeColor="text1"/>
+                <w:sz w:val="18"/>
+                <w:szCs w:val="18"/>
+              </w:rPr>
+              <w:t>cronologia</w:t>
+            </w:r>
+            <w:proofErr w:type="spellEnd"/>
+            <w:r>
+              <w:rPr>
+                <w:rFonts w:ascii="Arial" w:hAnsi="Arial" w:cs="Arial"/>
+                <w:bCs/>
+                <w:color w:val="000000" w:themeColor="text1"/>
+                <w:sz w:val="18"/>
+                <w:szCs w:val="18"/>
+              </w:rPr>
+              <w:t xml:space="preserve"> %}</w:t>
             </w:r>
           </w:p>
         </w:tc>
@@ -2695,7 +3100,29 @@
                 <w:sz w:val="18"/>
                 <w:szCs w:val="18"/>
               </w:rPr>
-              <w:t>{{ item.ubicacion }}</w:t>
+              <w:t xml:space="preserve">{{ </w:t>
+            </w:r>
+            <w:proofErr w:type="spellStart"/>
+            <w:r>
+              <w:rPr>
+                <w:rFonts w:ascii="Arial" w:hAnsi="Arial" w:cs="Arial"/>
+                <w:bCs/>
+                <w:color w:val="000000" w:themeColor="text1"/>
+                <w:sz w:val="18"/>
+                <w:szCs w:val="18"/>
+              </w:rPr>
+              <w:t>item.ubicacion</w:t>
+            </w:r>
+            <w:proofErr w:type="spellEnd"/>
+            <w:r>
+              <w:rPr>
+                <w:rFonts w:ascii="Arial" w:hAnsi="Arial" w:cs="Arial"/>
+                <w:bCs/>
+                <w:color w:val="000000" w:themeColor="text1"/>
+                <w:sz w:val="18"/>
+                <w:szCs w:val="18"/>
+              </w:rPr>
+              <w:t xml:space="preserve"> }}</w:t>
             </w:r>
           </w:p>
         </w:tc>
@@ -2731,7 +3158,198 @@
                 <w:sz w:val="18"/>
                 <w:szCs w:val="18"/>
               </w:rPr>
-              <w:t>{{ item.descripcion }}{% endfor %}</w:t>
+              <w:t xml:space="preserve">{{ </w:t>
+            </w:r>
+            <w:proofErr w:type="spellStart"/>
+            <w:r>
+              <w:rPr>
+                <w:rFonts w:ascii="Arial" w:hAnsi="Arial" w:cs="Arial"/>
+                <w:bCs/>
+                <w:color w:val="000000" w:themeColor="text1"/>
+                <w:sz w:val="18"/>
+                <w:szCs w:val="18"/>
+              </w:rPr>
+              <w:t>item.descripcion</w:t>
+            </w:r>
+            <w:proofErr w:type="spellEnd"/>
+            <w:r>
+              <w:rPr>
+                <w:rFonts w:ascii="Arial" w:hAnsi="Arial" w:cs="Arial"/>
+                <w:bCs/>
+                <w:color w:val="000000" w:themeColor="text1"/>
+                <w:sz w:val="18"/>
+                <w:szCs w:val="18"/>
+              </w:rPr>
+              <w:t xml:space="preserve"> }}</w:t>
+            </w:r>
+          </w:p>
+        </w:tc>
+      </w:tr>
+      <w:tr>
+        <w:trPr>
+          <w:trHeight w:val="646"/>
+        </w:trPr>
+        <w:tc>
+          <w:tcPr>
+            <w:tcW w:w="2018" w:type="dxa"/>
+            <w:vAlign w:val="center"/>
+          </w:tcPr>
+          <w:p>
+            <w:pPr>
+              <w:pStyle w:val="Predeterminado"/>
+              <w:tabs>
+                <w:tab w:val="clear" w:pos="709"/>
+                <w:tab w:val="left" w:pos="426"/>
+                <w:tab w:val="left" w:pos="2835"/>
+                <w:tab w:val="left" w:pos="6659"/>
+                <w:tab w:val="left" w:pos="6839"/>
+              </w:tabs>
+              <w:jc w:val="center"/>
+              <w:rPr>
+                <w:rFonts w:ascii="Arial" w:hAnsi="Arial" w:cs="Arial"/>
+                <w:bCs/>
+                <w:color w:val="000000" w:themeColor="text1"/>
+                <w:sz w:val="18"/>
+                <w:szCs w:val="18"/>
+              </w:rPr>
+            </w:pPr>
+            <w:r>
+              <w:rPr>
+                <w:rFonts w:ascii="Arial" w:hAnsi="Arial" w:cs="Arial"/>
+                <w:bCs/>
+                <w:color w:val="000000" w:themeColor="text1"/>
+                <w:sz w:val="18"/>
+                <w:szCs w:val="18"/>
+              </w:rPr>
+              <w:t xml:space="preserve">{{ </w:t>
+            </w:r>
+            <w:proofErr w:type="spellStart"/>
+            <w:r>
+              <w:rPr>
+                <w:rFonts w:ascii="Arial" w:hAnsi="Arial" w:cs="Arial"/>
+                <w:bCs/>
+                <w:color w:val="000000" w:themeColor="text1"/>
+                <w:sz w:val="18"/>
+                <w:szCs w:val="18"/>
+              </w:rPr>
+              <w:t>item.hora</w:t>
+            </w:r>
+            <w:proofErr w:type="spellEnd"/>
+            <w:r>
+              <w:rPr>
+                <w:rFonts w:ascii="Arial" w:hAnsi="Arial" w:cs="Arial"/>
+                <w:bCs/>
+                <w:color w:val="000000" w:themeColor="text1"/>
+                <w:sz w:val="18"/>
+                <w:szCs w:val="18"/>
+              </w:rPr>
+              <w:t xml:space="preserve"> }}</w:t>
+            </w:r>
+          </w:p>
+        </w:tc>
+        <w:tc>
+          <w:tcPr>
+            <w:tcW w:w="1678" w:type="dxa"/>
+            <w:vAlign w:val="center"/>
+          </w:tcPr>
+          <w:p>
+            <w:pPr>
+              <w:pStyle w:val="Predeterminado"/>
+              <w:tabs>
+                <w:tab w:val="clear" w:pos="709"/>
+                <w:tab w:val="left" w:pos="426"/>
+                <w:tab w:val="left" w:pos="2835"/>
+                <w:tab w:val="left" w:pos="6659"/>
+                <w:tab w:val="left" w:pos="6839"/>
+              </w:tabs>
+              <w:jc w:val="center"/>
+              <w:rPr>
+                <w:rFonts w:ascii="Arial" w:hAnsi="Arial" w:cs="Arial"/>
+                <w:bCs/>
+                <w:color w:val="000000" w:themeColor="text1"/>
+                <w:sz w:val="18"/>
+                <w:szCs w:val="18"/>
+              </w:rPr>
+            </w:pPr>
+          </w:p>
+        </w:tc>
+        <w:tc>
+          <w:tcPr>
+            <w:tcW w:w="4955" w:type="dxa"/>
+            <w:vAlign w:val="center"/>
+          </w:tcPr>
+          <w:p>
+            <w:pPr>
+              <w:pStyle w:val="Predeterminado"/>
+              <w:tabs>
+                <w:tab w:val="clear" w:pos="709"/>
+                <w:tab w:val="left" w:pos="426"/>
+                <w:tab w:val="left" w:pos="2835"/>
+                <w:tab w:val="left" w:pos="6659"/>
+                <w:tab w:val="left" w:pos="6839"/>
+              </w:tabs>
+              <w:jc w:val="both"/>
+              <w:rPr>
+                <w:rFonts w:ascii="Arial" w:hAnsi="Arial" w:cs="Arial"/>
+                <w:bCs/>
+                <w:color w:val="000000" w:themeColor="text1"/>
+                <w:sz w:val="18"/>
+                <w:szCs w:val="18"/>
+              </w:rPr>
+            </w:pPr>
+            <w:r>
+              <w:rPr>
+                <w:rFonts w:ascii="Arial" w:hAnsi="Arial" w:cs="Arial"/>
+                <w:bCs/>
+                <w:color w:val="000000" w:themeColor="text1"/>
+                <w:sz w:val="18"/>
+                <w:szCs w:val="18"/>
+              </w:rPr>
+              <w:t>{%</w:t>
+            </w:r>
+            <w:proofErr w:type="spellStart"/>
+            <w:r>
+              <w:rPr>
+                <w:rFonts w:ascii="Arial" w:hAnsi="Arial" w:cs="Arial"/>
+                <w:bCs/>
+                <w:color w:val="000000" w:themeColor="text1"/>
+                <w:sz w:val="18"/>
+                <w:szCs w:val="18"/>
+              </w:rPr>
+              <w:t>tr</w:t>
+            </w:r>
+            <w:proofErr w:type="spellEnd"/>
+            <w:r>
+              <w:rPr>
+                <w:rFonts w:ascii="Arial" w:hAnsi="Arial" w:cs="Arial"/>
+                <w:bCs/>
+                <w:color w:val="000000" w:themeColor="text1"/>
+                <w:sz w:val="18"/>
+                <w:szCs w:val="18"/>
+              </w:rPr>
+              <w:t xml:space="preserve"> </w:t>
+            </w:r>
+            <w:proofErr w:type="spellStart"/>
+            <w:r>
+              <w:rPr>
+                <w:rFonts w:ascii="Arial" w:hAnsi="Arial" w:cs="Arial"/>
+                <w:bCs/>
+                <w:color w:val="000000" w:themeColor="text1"/>
+                <w:sz w:val="18"/>
+                <w:szCs w:val="18"/>
+              </w:rPr>
+              <w:t>endfor</w:t>
+            </w:r>
+            <w:proofErr w:type="spellEnd"/>
+            <w:r>
+              <w:rPr>
+                <w:rFonts w:ascii="Arial" w:hAnsi="Arial" w:cs="Arial"/>
+                <w:bCs/>
+                <w:color w:val="000000" w:themeColor="text1"/>
+                <w:sz w:val="18"/>
+                <w:szCs w:val="18"/>
+              </w:rPr>
+              <w:t xml:space="preserve"> %}</w:t>
             </w:r>
           </w:p>
         </w:tc>
@@ -2933,7 +3551,29 @@
                 <w:sz w:val="18"/>
                 <w:szCs w:val="18"/>
               </w:rPr>
-              <w:t>{{hora_vicos_disparo}}</w:t>
+              <w:t>{{</w:t>
+            </w:r>
+            <w:proofErr w:type="spellStart"/>
+            <w:r>
+              <w:rPr>
+                <w:rFonts w:ascii="Arial" w:hAnsi="Arial" w:cs="Arial"/>
+                <w:bCs/>
+                <w:color w:val="000000" w:themeColor="text1"/>
+                <w:sz w:val="18"/>
+                <w:szCs w:val="18"/>
+              </w:rPr>
+              <w:t>hora_vicos_disparo</w:t>
+            </w:r>
+            <w:proofErr w:type="spellEnd"/>
+            <w:r>
+              <w:rPr>
+                <w:rFonts w:ascii="Arial" w:hAnsi="Arial" w:cs="Arial"/>
+                <w:bCs/>
+                <w:color w:val="000000" w:themeColor="text1"/>
+                <w:sz w:val="18"/>
+                <w:szCs w:val="18"/>
+              </w:rPr>
+              <w:t>}}</w:t>
             </w:r>
           </w:p>
         </w:tc>
@@ -2969,7 +3609,29 @@
                 <w:sz w:val="18"/>
                 <w:szCs w:val="18"/>
               </w:rPr>
-              <w:t>{{ser_aperturado}}</w:t>
+              <w:t>{{</w:t>
+            </w:r>
+            <w:proofErr w:type="spellStart"/>
+            <w:r>
+              <w:rPr>
+                <w:rFonts w:ascii="Arial" w:hAnsi="Arial" w:cs="Arial"/>
+                <w:bCs/>
+                <w:color w:val="000000" w:themeColor="text1"/>
+                <w:sz w:val="18"/>
+                <w:szCs w:val="18"/>
+              </w:rPr>
+              <w:t>ser_aperturado</w:t>
+            </w:r>
+            <w:proofErr w:type="spellEnd"/>
+            <w:r>
+              <w:rPr>
+                <w:rFonts w:ascii="Arial" w:hAnsi="Arial" w:cs="Arial"/>
+                <w:bCs/>
+                <w:color w:val="000000" w:themeColor="text1"/>
+                <w:sz w:val="18"/>
+                <w:szCs w:val="18"/>
+              </w:rPr>
+              <w:t>}}</w:t>
             </w:r>
           </w:p>
         </w:tc>
@@ -3043,7 +3705,25 @@
                 <w:sz w:val="18"/>
                 <w:szCs w:val="18"/>
               </w:rPr>
-              <w:t>{{función_disparo_inicial}}</w:t>
+              <w:t>{{</w:t>
+            </w:r>
+            <w:proofErr w:type="spellStart"/>
+            <w:r>
+              <w:rPr>
+                <w:rFonts w:cs="Arial"/>
+                <w:sz w:val="18"/>
+                <w:szCs w:val="18"/>
+              </w:rPr>
+              <w:t>función_disparo_inicial</w:t>
+            </w:r>
+            <w:proofErr w:type="spellEnd"/>
+            <w:r>
+              <w:rPr>
+                <w:rFonts w:cs="Arial"/>
+                <w:sz w:val="18"/>
+                <w:szCs w:val="18"/>
+              </w:rPr>
+              <w:t>}}</w:t>
             </w:r>
             <w:r>
               <w:rPr>
@@ -3085,17 +3765,61 @@
                 <w:sz w:val="18"/>
                 <w:szCs w:val="18"/>
               </w:rPr>
-              <w:t>{{alimentador_aperturado}}</w:t>
-            </w:r>
-            <w:r>
-              <w:rPr>
-                <w:rFonts w:ascii="Arial" w:hAnsi="Arial" w:cs="Arial"/>
-                <w:bCs/>
-                <w:color w:val="000000" w:themeColor="text1"/>
-                <w:sz w:val="18"/>
-                <w:szCs w:val="18"/>
-              </w:rPr>
-              <w:t xml:space="preserve">. Asimismo, se registró en el relé Sitras PRO </w:t>
+              <w:t>{{</w:t>
+            </w:r>
+            <w:proofErr w:type="spellStart"/>
+            <w:r>
+              <w:rPr>
+                <w:rFonts w:ascii="Arial" w:hAnsi="Arial" w:cs="Arial"/>
+                <w:bCs/>
+                <w:color w:val="000000" w:themeColor="text1"/>
+                <w:sz w:val="18"/>
+                <w:szCs w:val="18"/>
+              </w:rPr>
+              <w:t>alimentador_aperturado</w:t>
+            </w:r>
+            <w:proofErr w:type="spellEnd"/>
+            <w:r>
+              <w:rPr>
+                <w:rFonts w:ascii="Arial" w:hAnsi="Arial" w:cs="Arial"/>
+                <w:bCs/>
+                <w:color w:val="000000" w:themeColor="text1"/>
+                <w:sz w:val="18"/>
+                <w:szCs w:val="18"/>
+              </w:rPr>
+              <w:t>}}</w:t>
+            </w:r>
+            <w:r>
+              <w:rPr>
+                <w:rFonts w:ascii="Arial" w:hAnsi="Arial" w:cs="Arial"/>
+                <w:bCs/>
+                <w:color w:val="000000" w:themeColor="text1"/>
+                <w:sz w:val="18"/>
+                <w:szCs w:val="18"/>
+              </w:rPr>
+              <w:t xml:space="preserve">. Asimismo, se registró en el relé </w:t>
+            </w:r>
+            <w:proofErr w:type="spellStart"/>
+            <w:r>
+              <w:rPr>
+                <w:rFonts w:ascii="Arial" w:hAnsi="Arial" w:cs="Arial"/>
+                <w:bCs/>
+                <w:color w:val="000000" w:themeColor="text1"/>
+                <w:sz w:val="18"/>
+                <w:szCs w:val="18"/>
+              </w:rPr>
+              <w:t>Sitras</w:t>
+            </w:r>
+            <w:proofErr w:type="spellEnd"/>
+            <w:r>
+              <w:rPr>
+                <w:rFonts w:ascii="Arial" w:hAnsi="Arial" w:cs="Arial"/>
+                <w:bCs/>
+                <w:color w:val="000000" w:themeColor="text1"/>
+                <w:sz w:val="18"/>
+                <w:szCs w:val="18"/>
+              </w:rPr>
+              <w:t xml:space="preserve"> PRO </w:t>
             </w:r>
             <w:r>
               <w:rPr>
@@ -3123,7 +3847,25 @@
                 <w:sz w:val="18"/>
                 <w:szCs w:val="18"/>
               </w:rPr>
-              <w:t>{{función_disparo_final}}</w:t>
+              <w:t>{{</w:t>
+            </w:r>
+            <w:proofErr w:type="spellStart"/>
+            <w:r>
+              <w:rPr>
+                <w:rFonts w:cs="Arial"/>
+                <w:sz w:val="18"/>
+                <w:szCs w:val="18"/>
+              </w:rPr>
+              <w:t>función_disparo_final</w:t>
+            </w:r>
+            <w:proofErr w:type="spellEnd"/>
+            <w:r>
+              <w:rPr>
+                <w:rFonts w:cs="Arial"/>
+                <w:sz w:val="18"/>
+                <w:szCs w:val="18"/>
+              </w:rPr>
+              <w:t>}}</w:t>
             </w:r>
             <w:r>
               <w:rPr>
@@ -3167,7 +3909,31 @@
                 <w:sz w:val="18"/>
                 <w:szCs w:val="18"/>
               </w:rPr>
-              <w:t>{{st_aperturado}}</w:t>
+              <w:t>{{</w:t>
+            </w:r>
+            <w:proofErr w:type="spellStart"/>
+            <w:r>
+              <w:rPr>
+                <w:rFonts w:ascii="Arial" w:hAnsi="Arial" w:cs="Arial"/>
+                <w:b/>
+                <w:bCs/>
+                <w:color w:val="000000" w:themeColor="text1"/>
+                <w:sz w:val="18"/>
+                <w:szCs w:val="18"/>
+              </w:rPr>
+              <w:t>st_aperturado</w:t>
+            </w:r>
+            <w:proofErr w:type="spellEnd"/>
+            <w:r>
+              <w:rPr>
+                <w:rFonts w:ascii="Arial" w:hAnsi="Arial" w:cs="Arial"/>
+                <w:b/>
+                <w:bCs/>
+                <w:color w:val="000000" w:themeColor="text1"/>
+                <w:sz w:val="18"/>
+                <w:szCs w:val="18"/>
+              </w:rPr>
+              <w:t>}}</w:t>
             </w:r>
             <w:r>
               <w:rPr>
@@ -3219,7 +3985,29 @@
                 <w:sz w:val="18"/>
                 <w:szCs w:val="18"/>
               </w:rPr>
-              <w:t>{{hora_vicos_vecino}}</w:t>
+              <w:t>{{</w:t>
+            </w:r>
+            <w:proofErr w:type="spellStart"/>
+            <w:r>
+              <w:rPr>
+                <w:rFonts w:ascii="Arial" w:hAnsi="Arial" w:cs="Arial"/>
+                <w:bCs/>
+                <w:color w:val="000000" w:themeColor="text1"/>
+                <w:sz w:val="18"/>
+                <w:szCs w:val="18"/>
+              </w:rPr>
+              <w:t>hora_vicos_vecino</w:t>
+            </w:r>
+            <w:proofErr w:type="spellEnd"/>
+            <w:r>
+              <w:rPr>
+                <w:rFonts w:ascii="Arial" w:hAnsi="Arial" w:cs="Arial"/>
+                <w:bCs/>
+                <w:color w:val="000000" w:themeColor="text1"/>
+                <w:sz w:val="18"/>
+                <w:szCs w:val="18"/>
+              </w:rPr>
+              <w:t>}}</w:t>
             </w:r>
           </w:p>
         </w:tc>
@@ -3255,7 +4043,29 @@
                 <w:sz w:val="18"/>
                 <w:szCs w:val="18"/>
               </w:rPr>
-              <w:t>{{ser_vecino}}</w:t>
+              <w:t>{{</w:t>
+            </w:r>
+            <w:proofErr w:type="spellStart"/>
+            <w:r>
+              <w:rPr>
+                <w:rFonts w:ascii="Arial" w:hAnsi="Arial" w:cs="Arial"/>
+                <w:bCs/>
+                <w:color w:val="000000" w:themeColor="text1"/>
+                <w:sz w:val="18"/>
+                <w:szCs w:val="18"/>
+              </w:rPr>
+              <w:t>ser_vecino</w:t>
+            </w:r>
+            <w:proofErr w:type="spellEnd"/>
+            <w:r>
+              <w:rPr>
+                <w:rFonts w:ascii="Arial" w:hAnsi="Arial" w:cs="Arial"/>
+                <w:bCs/>
+                <w:color w:val="000000" w:themeColor="text1"/>
+                <w:sz w:val="18"/>
+                <w:szCs w:val="18"/>
+              </w:rPr>
+              <w:t>}}</w:t>
             </w:r>
           </w:p>
         </w:tc>
@@ -3331,7 +4141,29 @@
                 <w:sz w:val="18"/>
                 <w:szCs w:val="18"/>
               </w:rPr>
-              <w:t>{{alimentador_vecino}}</w:t>
+              <w:t>{{</w:t>
+            </w:r>
+            <w:proofErr w:type="spellStart"/>
+            <w:r>
+              <w:rPr>
+                <w:rFonts w:ascii="Arial" w:hAnsi="Arial" w:cs="Arial"/>
+                <w:bCs/>
+                <w:color w:val="000000" w:themeColor="text1"/>
+                <w:sz w:val="18"/>
+                <w:szCs w:val="18"/>
+              </w:rPr>
+              <w:t>alimentador_vecino</w:t>
+            </w:r>
+            <w:proofErr w:type="spellEnd"/>
+            <w:r>
+              <w:rPr>
+                <w:rFonts w:ascii="Arial" w:hAnsi="Arial" w:cs="Arial"/>
+                <w:bCs/>
+                <w:color w:val="000000" w:themeColor="text1"/>
+                <w:sz w:val="18"/>
+                <w:szCs w:val="18"/>
+              </w:rPr>
+              <w:t>}}</w:t>
             </w:r>
             <w:r>
               <w:rPr>
@@ -3361,7 +4193,30 @@
                 <w:sz w:val="18"/>
                 <w:szCs w:val="18"/>
               </w:rPr>
-              <w:t>. Asimismo, se registró en el relé Sitras PRO</w:t>
+              <w:t xml:space="preserve">. Asimismo, se registró en el relé </w:t>
+            </w:r>
+            <w:proofErr w:type="spellStart"/>
+            <w:r>
+              <w:rPr>
+                <w:rFonts w:ascii="Arial" w:hAnsi="Arial" w:cs="Arial"/>
+                <w:bCs/>
+                <w:color w:val="000000" w:themeColor="text1"/>
+                <w:sz w:val="18"/>
+                <w:szCs w:val="18"/>
+              </w:rPr>
+              <w:lastRenderedPageBreak/>
+              <w:t>Sitras</w:t>
+            </w:r>
+            <w:proofErr w:type="spellEnd"/>
+            <w:r>
+              <w:rPr>
+                <w:rFonts w:ascii="Arial" w:hAnsi="Arial" w:cs="Arial"/>
+                <w:bCs/>
+                <w:color w:val="000000" w:themeColor="text1"/>
+                <w:sz w:val="18"/>
+                <w:szCs w:val="18"/>
+              </w:rPr>
+              <w:t xml:space="preserve"> PRO</w:t>
             </w:r>
             <w:r>
               <w:rPr>
@@ -3431,7 +4286,29 @@
                 <w:sz w:val="18"/>
                 <w:szCs w:val="18"/>
               </w:rPr>
-              <w:t>{{st_vecino}}</w:t>
+              <w:t>{{</w:t>
+            </w:r>
+            <w:proofErr w:type="spellStart"/>
+            <w:r>
+              <w:rPr>
+                <w:rFonts w:ascii="Arial" w:hAnsi="Arial" w:cs="Arial"/>
+                <w:b/>
+                <w:color w:val="000000" w:themeColor="text1"/>
+                <w:sz w:val="18"/>
+                <w:szCs w:val="18"/>
+              </w:rPr>
+              <w:t>st_vecino</w:t>
+            </w:r>
+            <w:proofErr w:type="spellEnd"/>
+            <w:r>
+              <w:rPr>
+                <w:rFonts w:ascii="Arial" w:hAnsi="Arial" w:cs="Arial"/>
+                <w:b/>
+                <w:color w:val="000000" w:themeColor="text1"/>
+                <w:sz w:val="18"/>
+                <w:szCs w:val="18"/>
+              </w:rPr>
+              <w:t>}}</w:t>
             </w:r>
             <w:r>
               <w:rPr>
@@ -3483,7 +4360,29 @@
                 <w:szCs w:val="18"/>
               </w:rPr>
               <w:lastRenderedPageBreak/>
-              <w:t>{{hora_vicos_dcierre}}</w:t>
+              <w:t>{{</w:t>
+            </w:r>
+            <w:proofErr w:type="spellStart"/>
+            <w:r>
+              <w:rPr>
+                <w:rFonts w:ascii="Arial" w:hAnsi="Arial" w:cs="Arial"/>
+                <w:bCs/>
+                <w:color w:val="000000" w:themeColor="text1"/>
+                <w:sz w:val="18"/>
+                <w:szCs w:val="18"/>
+              </w:rPr>
+              <w:t>hora_vicos_dcierre</w:t>
+            </w:r>
+            <w:proofErr w:type="spellEnd"/>
+            <w:r>
+              <w:rPr>
+                <w:rFonts w:ascii="Arial" w:hAnsi="Arial" w:cs="Arial"/>
+                <w:bCs/>
+                <w:color w:val="000000" w:themeColor="text1"/>
+                <w:sz w:val="18"/>
+                <w:szCs w:val="18"/>
+              </w:rPr>
+              <w:t>}}</w:t>
             </w:r>
           </w:p>
         </w:tc>
@@ -3519,7 +4418,29 @@
                 <w:sz w:val="18"/>
                 <w:szCs w:val="18"/>
               </w:rPr>
-              <w:t>{{ser_aperturado}}</w:t>
+              <w:t>{{</w:t>
+            </w:r>
+            <w:proofErr w:type="spellStart"/>
+            <w:r>
+              <w:rPr>
+                <w:rFonts w:ascii="Arial" w:hAnsi="Arial" w:cs="Arial"/>
+                <w:bCs/>
+                <w:color w:val="000000" w:themeColor="text1"/>
+                <w:sz w:val="18"/>
+                <w:szCs w:val="18"/>
+              </w:rPr>
+              <w:t>ser_aperturado</w:t>
+            </w:r>
+            <w:proofErr w:type="spellEnd"/>
+            <w:r>
+              <w:rPr>
+                <w:rFonts w:ascii="Arial" w:hAnsi="Arial" w:cs="Arial"/>
+                <w:bCs/>
+                <w:color w:val="000000" w:themeColor="text1"/>
+                <w:sz w:val="18"/>
+                <w:szCs w:val="18"/>
+              </w:rPr>
+              <w:t>}}</w:t>
             </w:r>
           </w:p>
         </w:tc>
@@ -3547,15 +4468,49 @@
                 <w:szCs w:val="18"/>
               </w:rPr>
             </w:pPr>
-            <w:r>
-              <w:rPr>
-                <w:rFonts w:ascii="Arial" w:hAnsi="Arial" w:cs="Arial"/>
-                <w:bCs/>
-                <w:color w:val="000000" w:themeColor="text1"/>
-                <w:sz w:val="18"/>
-                <w:szCs w:val="18"/>
-              </w:rPr>
-              <w:t>Recierre automático del interruptor {{alimentador_aperturado_num}}</w:t>
+            <w:proofErr w:type="spellStart"/>
+            <w:r>
+              <w:rPr>
+                <w:rFonts w:ascii="Arial" w:hAnsi="Arial" w:cs="Arial"/>
+                <w:bCs/>
+                <w:color w:val="000000" w:themeColor="text1"/>
+                <w:sz w:val="18"/>
+                <w:szCs w:val="18"/>
+              </w:rPr>
+              <w:t>Recierre</w:t>
+            </w:r>
+            <w:proofErr w:type="spellEnd"/>
+            <w:r>
+              <w:rPr>
+                <w:rFonts w:ascii="Arial" w:hAnsi="Arial" w:cs="Arial"/>
+                <w:bCs/>
+                <w:color w:val="000000" w:themeColor="text1"/>
+                <w:sz w:val="18"/>
+                <w:szCs w:val="18"/>
+              </w:rPr>
+              <w:t xml:space="preserve"> automático del interruptor {{</w:t>
+            </w:r>
+            <w:proofErr w:type="spellStart"/>
+            <w:r>
+              <w:rPr>
+                <w:rFonts w:ascii="Arial" w:hAnsi="Arial" w:cs="Arial"/>
+                <w:bCs/>
+                <w:color w:val="000000" w:themeColor="text1"/>
+                <w:sz w:val="18"/>
+                <w:szCs w:val="18"/>
+              </w:rPr>
+              <w:t>alimentador_aperturado_num</w:t>
+            </w:r>
+            <w:proofErr w:type="spellEnd"/>
+            <w:r>
+              <w:rPr>
+                <w:rFonts w:ascii="Arial" w:hAnsi="Arial" w:cs="Arial"/>
+                <w:bCs/>
+                <w:color w:val="000000" w:themeColor="text1"/>
+                <w:sz w:val="18"/>
+                <w:szCs w:val="18"/>
+              </w:rPr>
+              <w:t>}}</w:t>
             </w:r>
             <w:r>
               <w:rPr>
@@ -3575,7 +4530,29 @@
                 <w:sz w:val="18"/>
                 <w:szCs w:val="18"/>
               </w:rPr>
-              <w:t>en el alimentador {{alimentador_aperturado}} con resultado exitoso.</w:t>
+              <w:t>en el alimentador {{</w:t>
+            </w:r>
+            <w:proofErr w:type="spellStart"/>
+            <w:r>
+              <w:rPr>
+                <w:rFonts w:ascii="Arial" w:hAnsi="Arial" w:cs="Arial"/>
+                <w:bCs/>
+                <w:color w:val="000000" w:themeColor="text1"/>
+                <w:sz w:val="18"/>
+                <w:szCs w:val="18"/>
+              </w:rPr>
+              <w:t>alimentador_aperturado</w:t>
+            </w:r>
+            <w:proofErr w:type="spellEnd"/>
+            <w:r>
+              <w:rPr>
+                <w:rFonts w:ascii="Arial" w:hAnsi="Arial" w:cs="Arial"/>
+                <w:bCs/>
+                <w:color w:val="000000" w:themeColor="text1"/>
+                <w:sz w:val="18"/>
+                <w:szCs w:val="18"/>
+              </w:rPr>
+              <w:t>}} con resultado exitoso.</w:t>
             </w:r>
           </w:p>
         </w:tc>
@@ -3616,7 +4593,29 @@
                 <w:sz w:val="18"/>
                 <w:szCs w:val="18"/>
               </w:rPr>
-              <w:t>{{hora_vicos_vcierre}}</w:t>
+              <w:t>{{</w:t>
+            </w:r>
+            <w:proofErr w:type="spellStart"/>
+            <w:r>
+              <w:rPr>
+                <w:rFonts w:ascii="Arial" w:hAnsi="Arial" w:cs="Arial"/>
+                <w:bCs/>
+                <w:color w:val="000000" w:themeColor="text1"/>
+                <w:sz w:val="18"/>
+                <w:szCs w:val="18"/>
+              </w:rPr>
+              <w:t>hora_vicos_vcierre</w:t>
+            </w:r>
+            <w:proofErr w:type="spellEnd"/>
+            <w:r>
+              <w:rPr>
+                <w:rFonts w:ascii="Arial" w:hAnsi="Arial" w:cs="Arial"/>
+                <w:bCs/>
+                <w:color w:val="000000" w:themeColor="text1"/>
+                <w:sz w:val="18"/>
+                <w:szCs w:val="18"/>
+              </w:rPr>
+              <w:t>}}</w:t>
             </w:r>
           </w:p>
         </w:tc>
@@ -3652,7 +4651,29 @@
                 <w:sz w:val="18"/>
                 <w:szCs w:val="18"/>
               </w:rPr>
-              <w:t>{{ser_vecino}}</w:t>
+              <w:t>{{</w:t>
+            </w:r>
+            <w:proofErr w:type="spellStart"/>
+            <w:r>
+              <w:rPr>
+                <w:rFonts w:ascii="Arial" w:hAnsi="Arial" w:cs="Arial"/>
+                <w:bCs/>
+                <w:color w:val="000000" w:themeColor="text1"/>
+                <w:sz w:val="18"/>
+                <w:szCs w:val="18"/>
+              </w:rPr>
+              <w:t>ser_vecino</w:t>
+            </w:r>
+            <w:proofErr w:type="spellEnd"/>
+            <w:r>
+              <w:rPr>
+                <w:rFonts w:ascii="Arial" w:hAnsi="Arial" w:cs="Arial"/>
+                <w:bCs/>
+                <w:color w:val="000000" w:themeColor="text1"/>
+                <w:sz w:val="18"/>
+                <w:szCs w:val="18"/>
+              </w:rPr>
+              <w:t>}}</w:t>
             </w:r>
           </w:p>
         </w:tc>
@@ -3680,15 +4701,49 @@
                 <w:szCs w:val="18"/>
               </w:rPr>
             </w:pPr>
-            <w:r>
-              <w:rPr>
-                <w:rFonts w:ascii="Arial" w:hAnsi="Arial" w:cs="Arial"/>
-                <w:bCs/>
-                <w:color w:val="000000" w:themeColor="text1"/>
-                <w:sz w:val="18"/>
-                <w:szCs w:val="18"/>
-              </w:rPr>
-              <w:t>Recierre automático del interruptor {{alimentador_vecino_num}}</w:t>
+            <w:proofErr w:type="spellStart"/>
+            <w:r>
+              <w:rPr>
+                <w:rFonts w:ascii="Arial" w:hAnsi="Arial" w:cs="Arial"/>
+                <w:bCs/>
+                <w:color w:val="000000" w:themeColor="text1"/>
+                <w:sz w:val="18"/>
+                <w:szCs w:val="18"/>
+              </w:rPr>
+              <w:t>Recierre</w:t>
+            </w:r>
+            <w:proofErr w:type="spellEnd"/>
+            <w:r>
+              <w:rPr>
+                <w:rFonts w:ascii="Arial" w:hAnsi="Arial" w:cs="Arial"/>
+                <w:bCs/>
+                <w:color w:val="000000" w:themeColor="text1"/>
+                <w:sz w:val="18"/>
+                <w:szCs w:val="18"/>
+              </w:rPr>
+              <w:t xml:space="preserve"> automático del interruptor {{</w:t>
+            </w:r>
+            <w:proofErr w:type="spellStart"/>
+            <w:r>
+              <w:rPr>
+                <w:rFonts w:ascii="Arial" w:hAnsi="Arial" w:cs="Arial"/>
+                <w:bCs/>
+                <w:color w:val="000000" w:themeColor="text1"/>
+                <w:sz w:val="18"/>
+                <w:szCs w:val="18"/>
+              </w:rPr>
+              <w:t>alimentador_vecino_num</w:t>
+            </w:r>
+            <w:proofErr w:type="spellEnd"/>
+            <w:r>
+              <w:rPr>
+                <w:rFonts w:ascii="Arial" w:hAnsi="Arial" w:cs="Arial"/>
+                <w:bCs/>
+                <w:color w:val="000000" w:themeColor="text1"/>
+                <w:sz w:val="18"/>
+                <w:szCs w:val="18"/>
+              </w:rPr>
+              <w:t>}}</w:t>
             </w:r>
             <w:r>
               <w:rPr>
@@ -3708,7 +4763,29 @@
                 <w:sz w:val="18"/>
                 <w:szCs w:val="18"/>
               </w:rPr>
-              <w:t>en el alimentador {{alimentador_vecino}} con resultado exitoso.</w:t>
+              <w:t>en el alimentador {{</w:t>
+            </w:r>
+            <w:proofErr w:type="spellStart"/>
+            <w:r>
+              <w:rPr>
+                <w:rFonts w:ascii="Arial" w:hAnsi="Arial" w:cs="Arial"/>
+                <w:bCs/>
+                <w:color w:val="000000" w:themeColor="text1"/>
+                <w:sz w:val="18"/>
+                <w:szCs w:val="18"/>
+              </w:rPr>
+              <w:t>alimentador_vecino</w:t>
+            </w:r>
+            <w:proofErr w:type="spellEnd"/>
+            <w:r>
+              <w:rPr>
+                <w:rFonts w:ascii="Arial" w:hAnsi="Arial" w:cs="Arial"/>
+                <w:bCs/>
+                <w:color w:val="000000" w:themeColor="text1"/>
+                <w:sz w:val="18"/>
+                <w:szCs w:val="18"/>
+              </w:rPr>
+              <w:t>}} con resultado exitoso.</w:t>
             </w:r>
           </w:p>
         </w:tc>
@@ -3749,7 +4826,29 @@
                 <w:sz w:val="18"/>
                 <w:szCs w:val="18"/>
               </w:rPr>
-              <w:t>{{hora_reporte}}</w:t>
+              <w:t>{{</w:t>
+            </w:r>
+            <w:proofErr w:type="spellStart"/>
+            <w:r>
+              <w:rPr>
+                <w:rFonts w:ascii="Arial" w:hAnsi="Arial" w:cs="Arial"/>
+                <w:bCs/>
+                <w:color w:val="000000" w:themeColor="text1"/>
+                <w:sz w:val="18"/>
+                <w:szCs w:val="18"/>
+              </w:rPr>
+              <w:t>hora_reporte</w:t>
+            </w:r>
+            <w:proofErr w:type="spellEnd"/>
+            <w:r>
+              <w:rPr>
+                <w:rFonts w:ascii="Arial" w:hAnsi="Arial" w:cs="Arial"/>
+                <w:bCs/>
+                <w:color w:val="000000" w:themeColor="text1"/>
+                <w:sz w:val="18"/>
+                <w:szCs w:val="18"/>
+              </w:rPr>
+              <w:t>}}</w:t>
             </w:r>
           </w:p>
         </w:tc>
@@ -3899,7 +4998,27 @@
                 <w:sz w:val="18"/>
                 <w:szCs w:val="18"/>
               </w:rPr>
-              <w:t>{{sup_pco}}</w:t>
+              <w:t>{{</w:t>
+            </w:r>
+            <w:proofErr w:type="spellStart"/>
+            <w:r>
+              <w:rPr>
+                <w:rFonts w:ascii="Arial" w:hAnsi="Arial" w:cs="Arial"/>
+                <w:color w:val="000000" w:themeColor="text1"/>
+                <w:sz w:val="18"/>
+                <w:szCs w:val="18"/>
+              </w:rPr>
+              <w:t>sup_pco</w:t>
+            </w:r>
+            <w:proofErr w:type="spellEnd"/>
+            <w:r>
+              <w:rPr>
+                <w:rFonts w:ascii="Arial" w:hAnsi="Arial" w:cs="Arial"/>
+                <w:color w:val="000000" w:themeColor="text1"/>
+                <w:sz w:val="18"/>
+                <w:szCs w:val="18"/>
+              </w:rPr>
+              <w:t>}}</w:t>
             </w:r>
             <w:r>
               <w:rPr>
@@ -3988,7 +5107,29 @@
                 <w:sz w:val="18"/>
                 <w:szCs w:val="18"/>
               </w:rPr>
-              <w:t>{{hora_envio_st}}</w:t>
+              <w:t>{{</w:t>
+            </w:r>
+            <w:proofErr w:type="spellStart"/>
+            <w:r>
+              <w:rPr>
+                <w:rFonts w:ascii="Arial" w:hAnsi="Arial" w:cs="Arial"/>
+                <w:bCs/>
+                <w:color w:val="000000" w:themeColor="text1"/>
+                <w:sz w:val="18"/>
+                <w:szCs w:val="18"/>
+              </w:rPr>
+              <w:t>hora_envio_st</w:t>
+            </w:r>
+            <w:proofErr w:type="spellEnd"/>
+            <w:r>
+              <w:rPr>
+                <w:rFonts w:ascii="Arial" w:hAnsi="Arial" w:cs="Arial"/>
+                <w:bCs/>
+                <w:color w:val="000000" w:themeColor="text1"/>
+                <w:sz w:val="18"/>
+                <w:szCs w:val="18"/>
+              </w:rPr>
+              <w:t>}}</w:t>
             </w:r>
           </w:p>
         </w:tc>
@@ -4080,7 +5221,29 @@
                 <w:sz w:val="18"/>
                 <w:szCs w:val="18"/>
               </w:rPr>
-              <w:t>{{per_sub}}</w:t>
+              <w:t>{{</w:t>
+            </w:r>
+            <w:proofErr w:type="spellStart"/>
+            <w:r>
+              <w:rPr>
+                <w:rFonts w:ascii="Arial" w:hAnsi="Arial" w:cs="Arial"/>
+                <w:bCs/>
+                <w:color w:val="000000" w:themeColor="text1"/>
+                <w:sz w:val="18"/>
+                <w:szCs w:val="18"/>
+              </w:rPr>
+              <w:t>per_sub</w:t>
+            </w:r>
+            <w:proofErr w:type="spellEnd"/>
+            <w:r>
+              <w:rPr>
+                <w:rFonts w:ascii="Arial" w:hAnsi="Arial" w:cs="Arial"/>
+                <w:bCs/>
+                <w:color w:val="000000" w:themeColor="text1"/>
+                <w:sz w:val="18"/>
+                <w:szCs w:val="18"/>
+              </w:rPr>
+              <w:t>}}</w:t>
             </w:r>
             <w:r>
               <w:rPr>
@@ -4100,7 +5263,29 @@
                 <w:sz w:val="18"/>
                 <w:szCs w:val="18"/>
               </w:rPr>
-              <w:t>{{alimentador_ser_aperturado}}</w:t>
+              <w:t>{{</w:t>
+            </w:r>
+            <w:proofErr w:type="spellStart"/>
+            <w:r>
+              <w:rPr>
+                <w:rFonts w:ascii="Arial" w:hAnsi="Arial" w:cs="Arial"/>
+                <w:bCs/>
+                <w:color w:val="000000" w:themeColor="text1"/>
+                <w:sz w:val="18"/>
+                <w:szCs w:val="18"/>
+              </w:rPr>
+              <w:t>alimentador_ser_aperturado</w:t>
+            </w:r>
+            <w:proofErr w:type="spellEnd"/>
+            <w:r>
+              <w:rPr>
+                <w:rFonts w:ascii="Arial" w:hAnsi="Arial" w:cs="Arial"/>
+                <w:bCs/>
+                <w:color w:val="000000" w:themeColor="text1"/>
+                <w:sz w:val="18"/>
+                <w:szCs w:val="18"/>
+              </w:rPr>
+              <w:t>}}</w:t>
             </w:r>
             <w:r>
               <w:rPr>
@@ -4132,8 +5317,9 @@
                 <w:sz w:val="18"/>
                 <w:szCs w:val="18"/>
               </w:rPr>
-              <w:t>{{st_aperturado}}</w:t>
-            </w:r>
+              <w:t>{{</w:t>
+            </w:r>
+            <w:proofErr w:type="spellStart"/>
             <w:r>
               <w:rPr>
                 <w:rFonts w:ascii="Arial" w:hAnsi="Arial" w:cs="Arial"/>
@@ -4143,6 +5329,29 @@
                 <w:sz w:val="18"/>
                 <w:szCs w:val="18"/>
               </w:rPr>
+              <w:t>st_aperturado</w:t>
+            </w:r>
+            <w:proofErr w:type="spellEnd"/>
+            <w:r>
+              <w:rPr>
+                <w:rFonts w:ascii="Arial" w:hAnsi="Arial" w:cs="Arial"/>
+                <w:b/>
+                <w:bCs/>
+                <w:color w:val="000000" w:themeColor="text1"/>
+                <w:sz w:val="18"/>
+                <w:szCs w:val="18"/>
+              </w:rPr>
+              <w:t>}}</w:t>
+            </w:r>
+            <w:r>
+              <w:rPr>
+                <w:rFonts w:ascii="Arial" w:hAnsi="Arial" w:cs="Arial"/>
+                <w:b/>
+                <w:bCs/>
+                <w:color w:val="000000" w:themeColor="text1"/>
+                <w:sz w:val="18"/>
+                <w:szCs w:val="18"/>
+              </w:rPr>
               <w:t>)</w:t>
             </w:r>
             <w:r>
@@ -4174,8 +5383,20 @@
                 <w:sz w:val="18"/>
                 <w:szCs w:val="18"/>
               </w:rPr>
-              <w:t>{{alimentador_ser_vecino</w:t>
-            </w:r>
+              <w:t>{{</w:t>
+            </w:r>
+            <w:proofErr w:type="spellStart"/>
+            <w:r>
+              <w:rPr>
+                <w:rFonts w:ascii="Arial" w:hAnsi="Arial" w:cs="Arial"/>
+                <w:bCs/>
+                <w:color w:val="000000" w:themeColor="text1"/>
+                <w:sz w:val="18"/>
+                <w:szCs w:val="18"/>
+              </w:rPr>
+              <w:t>alimentador_ser_vecino</w:t>
+            </w:r>
+            <w:proofErr w:type="spellEnd"/>
             <w:r>
               <w:rPr>
                 <w:rFonts w:ascii="Arial" w:hAnsi="Arial" w:cs="Arial"/>
@@ -4214,7 +5435,29 @@
                 <w:sz w:val="18"/>
                 <w:szCs w:val="18"/>
               </w:rPr>
-              <w:t>{{st_vecino}}</w:t>
+              <w:t>{{</w:t>
+            </w:r>
+            <w:proofErr w:type="spellStart"/>
+            <w:r>
+              <w:rPr>
+                <w:rFonts w:ascii="Arial" w:hAnsi="Arial" w:cs="Arial"/>
+                <w:b/>
+                <w:color w:val="000000" w:themeColor="text1"/>
+                <w:sz w:val="18"/>
+                <w:szCs w:val="18"/>
+              </w:rPr>
+              <w:t>st_vecino</w:t>
+            </w:r>
+            <w:proofErr w:type="spellEnd"/>
+            <w:r>
+              <w:rPr>
+                <w:rFonts w:ascii="Arial" w:hAnsi="Arial" w:cs="Arial"/>
+                <w:b/>
+                <w:color w:val="000000" w:themeColor="text1"/>
+                <w:sz w:val="18"/>
+                <w:szCs w:val="18"/>
+              </w:rPr>
+              <w:t>}}</w:t>
             </w:r>
             <w:r>
               <w:rPr>
@@ -4294,7 +5537,29 @@
                 <w:sz w:val="18"/>
                 <w:szCs w:val="18"/>
               </w:rPr>
-              <w:t>{{per_cat}}</w:t>
+              <w:t>{{</w:t>
+            </w:r>
+            <w:proofErr w:type="spellStart"/>
+            <w:r>
+              <w:rPr>
+                <w:rFonts w:ascii="Arial" w:hAnsi="Arial" w:cs="Arial"/>
+                <w:bCs/>
+                <w:color w:val="000000" w:themeColor="text1"/>
+                <w:sz w:val="18"/>
+                <w:szCs w:val="18"/>
+              </w:rPr>
+              <w:t>per_cat</w:t>
+            </w:r>
+            <w:proofErr w:type="spellEnd"/>
+            <w:r>
+              <w:rPr>
+                <w:rFonts w:ascii="Arial" w:hAnsi="Arial" w:cs="Arial"/>
+                <w:bCs/>
+                <w:color w:val="000000" w:themeColor="text1"/>
+                <w:sz w:val="18"/>
+                <w:szCs w:val="18"/>
+              </w:rPr>
+              <w:t>}}</w:t>
             </w:r>
             <w:r>
               <w:rPr>
@@ -4354,7 +5619,29 @@
                 <w:sz w:val="18"/>
                 <w:szCs w:val="18"/>
               </w:rPr>
-              <w:t>{{st_zona}}</w:t>
+              <w:t>{{</w:t>
+            </w:r>
+            <w:proofErr w:type="spellStart"/>
+            <w:r>
+              <w:rPr>
+                <w:rFonts w:ascii="Arial" w:hAnsi="Arial" w:cs="Arial"/>
+                <w:b/>
+                <w:color w:val="000000" w:themeColor="text1"/>
+                <w:sz w:val="18"/>
+                <w:szCs w:val="18"/>
+              </w:rPr>
+              <w:t>st_zona</w:t>
+            </w:r>
+            <w:proofErr w:type="spellEnd"/>
+            <w:r>
+              <w:rPr>
+                <w:rFonts w:ascii="Arial" w:hAnsi="Arial" w:cs="Arial"/>
+                <w:b/>
+                <w:color w:val="000000" w:themeColor="text1"/>
+                <w:sz w:val="18"/>
+                <w:szCs w:val="18"/>
+              </w:rPr>
+              <w:t>}}</w:t>
             </w:r>
             <w:r>
               <w:rPr>
@@ -4405,7 +5692,29 @@
                 <w:sz w:val="18"/>
                 <w:szCs w:val="18"/>
               </w:rPr>
-              <w:t>{{hora_foto_disparo}}</w:t>
+              <w:t>{{</w:t>
+            </w:r>
+            <w:proofErr w:type="spellStart"/>
+            <w:r>
+              <w:rPr>
+                <w:rFonts w:ascii="Arial" w:hAnsi="Arial" w:cs="Arial"/>
+                <w:bCs/>
+                <w:color w:val="000000" w:themeColor="text1"/>
+                <w:sz w:val="18"/>
+                <w:szCs w:val="18"/>
+              </w:rPr>
+              <w:t>hora_foto_disparo</w:t>
+            </w:r>
+            <w:proofErr w:type="spellEnd"/>
+            <w:r>
+              <w:rPr>
+                <w:rFonts w:ascii="Arial" w:hAnsi="Arial" w:cs="Arial"/>
+                <w:bCs/>
+                <w:color w:val="000000" w:themeColor="text1"/>
+                <w:sz w:val="18"/>
+                <w:szCs w:val="18"/>
+              </w:rPr>
+              <w:t>}}</w:t>
             </w:r>
           </w:p>
         </w:tc>
@@ -4441,7 +5750,29 @@
                 <w:sz w:val="18"/>
                 <w:szCs w:val="18"/>
               </w:rPr>
-              <w:t>{{ser_aperturado}}</w:t>
+              <w:t>{{</w:t>
+            </w:r>
+            <w:proofErr w:type="spellStart"/>
+            <w:r>
+              <w:rPr>
+                <w:rFonts w:ascii="Arial" w:hAnsi="Arial" w:cs="Arial"/>
+                <w:bCs/>
+                <w:color w:val="000000" w:themeColor="text1"/>
+                <w:sz w:val="18"/>
+                <w:szCs w:val="18"/>
+              </w:rPr>
+              <w:t>ser_aperturado</w:t>
+            </w:r>
+            <w:proofErr w:type="spellEnd"/>
+            <w:r>
+              <w:rPr>
+                <w:rFonts w:ascii="Arial" w:hAnsi="Arial" w:cs="Arial"/>
+                <w:bCs/>
+                <w:color w:val="000000" w:themeColor="text1"/>
+                <w:sz w:val="18"/>
+                <w:szCs w:val="18"/>
+              </w:rPr>
+              <w:t>}}</w:t>
             </w:r>
           </w:p>
         </w:tc>
@@ -4487,27 +5818,93 @@
                 <w:sz w:val="18"/>
                 <w:szCs w:val="18"/>
               </w:rPr>
-              <w:t>{{per_sub}}</w:t>
-            </w:r>
-            <w:r>
-              <w:rPr>
-                <w:rFonts w:ascii="Arial" w:hAnsi="Arial" w:cs="Arial"/>
-                <w:bCs/>
-                <w:color w:val="000000" w:themeColor="text1"/>
-                <w:sz w:val="18"/>
-                <w:szCs w:val="18"/>
-              </w:rPr>
-              <w:t xml:space="preserve">; informa que el relé Sitras PRO del alimentador </w:t>
-            </w:r>
-            <w:r>
-              <w:rPr>
-                <w:rFonts w:ascii="Arial" w:hAnsi="Arial" w:cs="Arial"/>
-                <w:bCs/>
-                <w:color w:val="000000" w:themeColor="text1"/>
-                <w:sz w:val="18"/>
-                <w:szCs w:val="18"/>
-              </w:rPr>
-              <w:t>{{alimentador_aperturado}}</w:t>
+              <w:t>{{</w:t>
+            </w:r>
+            <w:proofErr w:type="spellStart"/>
+            <w:r>
+              <w:rPr>
+                <w:rFonts w:ascii="Arial" w:hAnsi="Arial" w:cs="Arial"/>
+                <w:bCs/>
+                <w:color w:val="000000" w:themeColor="text1"/>
+                <w:sz w:val="18"/>
+                <w:szCs w:val="18"/>
+              </w:rPr>
+              <w:t>per_sub</w:t>
+            </w:r>
+            <w:proofErr w:type="spellEnd"/>
+            <w:r>
+              <w:rPr>
+                <w:rFonts w:ascii="Arial" w:hAnsi="Arial" w:cs="Arial"/>
+                <w:bCs/>
+                <w:color w:val="000000" w:themeColor="text1"/>
+                <w:sz w:val="18"/>
+                <w:szCs w:val="18"/>
+              </w:rPr>
+              <w:t>}}</w:t>
+            </w:r>
+            <w:r>
+              <w:rPr>
+                <w:rFonts w:ascii="Arial" w:hAnsi="Arial" w:cs="Arial"/>
+                <w:bCs/>
+                <w:color w:val="000000" w:themeColor="text1"/>
+                <w:sz w:val="18"/>
+                <w:szCs w:val="18"/>
+              </w:rPr>
+              <w:t xml:space="preserve">; informa que el relé </w:t>
+            </w:r>
+            <w:proofErr w:type="spellStart"/>
+            <w:r>
+              <w:rPr>
+                <w:rFonts w:ascii="Arial" w:hAnsi="Arial" w:cs="Arial"/>
+                <w:bCs/>
+                <w:color w:val="000000" w:themeColor="text1"/>
+                <w:sz w:val="18"/>
+                <w:szCs w:val="18"/>
+              </w:rPr>
+              <w:t>Sitras</w:t>
+            </w:r>
+            <w:proofErr w:type="spellEnd"/>
+            <w:r>
+              <w:rPr>
+                <w:rFonts w:ascii="Arial" w:hAnsi="Arial" w:cs="Arial"/>
+                <w:bCs/>
+                <w:color w:val="000000" w:themeColor="text1"/>
+                <w:sz w:val="18"/>
+                <w:szCs w:val="18"/>
+              </w:rPr>
+              <w:t xml:space="preserve"> PRO del alimentador </w:t>
+            </w:r>
+            <w:r>
+              <w:rPr>
+                <w:rFonts w:ascii="Arial" w:hAnsi="Arial" w:cs="Arial"/>
+                <w:bCs/>
+                <w:color w:val="000000" w:themeColor="text1"/>
+                <w:sz w:val="18"/>
+                <w:szCs w:val="18"/>
+              </w:rPr>
+              <w:t>{{</w:t>
+            </w:r>
+            <w:proofErr w:type="spellStart"/>
+            <w:r>
+              <w:rPr>
+                <w:rFonts w:ascii="Arial" w:hAnsi="Arial" w:cs="Arial"/>
+                <w:bCs/>
+                <w:color w:val="000000" w:themeColor="text1"/>
+                <w:sz w:val="18"/>
+                <w:szCs w:val="18"/>
+              </w:rPr>
+              <w:t>alimentador_aperturado</w:t>
+            </w:r>
+            <w:proofErr w:type="spellEnd"/>
+            <w:r>
+              <w:rPr>
+                <w:rFonts w:ascii="Arial" w:hAnsi="Arial" w:cs="Arial"/>
+                <w:bCs/>
+                <w:color w:val="000000" w:themeColor="text1"/>
+                <w:sz w:val="18"/>
+                <w:szCs w:val="18"/>
+              </w:rPr>
+              <w:t>}}</w:t>
             </w:r>
             <w:r>
               <w:rPr>
@@ -4562,7 +5959,29 @@
                 <w:sz w:val="18"/>
                 <w:szCs w:val="18"/>
               </w:rPr>
-              <w:t>{{funcion_disparo_final}}</w:t>
+              <w:t>{{</w:t>
+            </w:r>
+            <w:proofErr w:type="spellStart"/>
+            <w:r>
+              <w:rPr>
+                <w:rFonts w:ascii="Arial" w:hAnsi="Arial" w:cs="Arial"/>
+                <w:b/>
+                <w:color w:val="000000" w:themeColor="text1"/>
+                <w:sz w:val="18"/>
+                <w:szCs w:val="18"/>
+              </w:rPr>
+              <w:t>funcion_disparo_final</w:t>
+            </w:r>
+            <w:proofErr w:type="spellEnd"/>
+            <w:r>
+              <w:rPr>
+                <w:rFonts w:ascii="Arial" w:hAnsi="Arial" w:cs="Arial"/>
+                <w:b/>
+                <w:color w:val="000000" w:themeColor="text1"/>
+                <w:sz w:val="18"/>
+                <w:szCs w:val="18"/>
+              </w:rPr>
+              <w:t>}}</w:t>
             </w:r>
             <w:r>
               <w:rPr>
@@ -4683,7 +6102,29 @@
                 <w:sz w:val="18"/>
                 <w:szCs w:val="18"/>
               </w:rPr>
-              <w:t>{{hora_foto_vecino}}</w:t>
+              <w:t>{{</w:t>
+            </w:r>
+            <w:proofErr w:type="spellStart"/>
+            <w:r>
+              <w:rPr>
+                <w:rFonts w:ascii="Arial" w:hAnsi="Arial" w:cs="Arial"/>
+                <w:bCs/>
+                <w:color w:val="000000" w:themeColor="text1"/>
+                <w:sz w:val="18"/>
+                <w:szCs w:val="18"/>
+              </w:rPr>
+              <w:t>hora_foto_vecino</w:t>
+            </w:r>
+            <w:proofErr w:type="spellEnd"/>
+            <w:r>
+              <w:rPr>
+                <w:rFonts w:ascii="Arial" w:hAnsi="Arial" w:cs="Arial"/>
+                <w:bCs/>
+                <w:color w:val="000000" w:themeColor="text1"/>
+                <w:sz w:val="18"/>
+                <w:szCs w:val="18"/>
+              </w:rPr>
+              <w:t>}}</w:t>
             </w:r>
           </w:p>
         </w:tc>
@@ -4719,7 +6160,29 @@
                 <w:sz w:val="18"/>
                 <w:szCs w:val="18"/>
               </w:rPr>
-              <w:t>{{ser_vecino}}</w:t>
+              <w:t>{{</w:t>
+            </w:r>
+            <w:proofErr w:type="spellStart"/>
+            <w:r>
+              <w:rPr>
+                <w:rFonts w:ascii="Arial" w:hAnsi="Arial" w:cs="Arial"/>
+                <w:bCs/>
+                <w:color w:val="000000" w:themeColor="text1"/>
+                <w:sz w:val="18"/>
+                <w:szCs w:val="18"/>
+              </w:rPr>
+              <w:t>ser_vecino</w:t>
+            </w:r>
+            <w:proofErr w:type="spellEnd"/>
+            <w:r>
+              <w:rPr>
+                <w:rFonts w:ascii="Arial" w:hAnsi="Arial" w:cs="Arial"/>
+                <w:bCs/>
+                <w:color w:val="000000" w:themeColor="text1"/>
+                <w:sz w:val="18"/>
+                <w:szCs w:val="18"/>
+              </w:rPr>
+              <w:t>}}</w:t>
             </w:r>
           </w:p>
         </w:tc>
@@ -4765,27 +6228,93 @@
                 <w:sz w:val="18"/>
                 <w:szCs w:val="18"/>
               </w:rPr>
-              <w:t>{{per_sub}}</w:t>
-            </w:r>
-            <w:r>
-              <w:rPr>
-                <w:rFonts w:ascii="Arial" w:hAnsi="Arial" w:cs="Arial"/>
-                <w:bCs/>
-                <w:color w:val="000000" w:themeColor="text1"/>
-                <w:sz w:val="18"/>
-                <w:szCs w:val="18"/>
-              </w:rPr>
-              <w:t xml:space="preserve">; informa que el relé Sitras PRO del alimentador </w:t>
-            </w:r>
-            <w:r>
-              <w:rPr>
-                <w:rFonts w:ascii="Arial" w:hAnsi="Arial" w:cs="Arial"/>
-                <w:bCs/>
-                <w:color w:val="000000" w:themeColor="text1"/>
-                <w:sz w:val="18"/>
-                <w:szCs w:val="18"/>
-              </w:rPr>
-              <w:t>{{alimentador_vecino}}</w:t>
+              <w:t>{{</w:t>
+            </w:r>
+            <w:proofErr w:type="spellStart"/>
+            <w:r>
+              <w:rPr>
+                <w:rFonts w:ascii="Arial" w:hAnsi="Arial" w:cs="Arial"/>
+                <w:bCs/>
+                <w:color w:val="000000" w:themeColor="text1"/>
+                <w:sz w:val="18"/>
+                <w:szCs w:val="18"/>
+              </w:rPr>
+              <w:t>per_sub</w:t>
+            </w:r>
+            <w:proofErr w:type="spellEnd"/>
+            <w:r>
+              <w:rPr>
+                <w:rFonts w:ascii="Arial" w:hAnsi="Arial" w:cs="Arial"/>
+                <w:bCs/>
+                <w:color w:val="000000" w:themeColor="text1"/>
+                <w:sz w:val="18"/>
+                <w:szCs w:val="18"/>
+              </w:rPr>
+              <w:t>}}</w:t>
+            </w:r>
+            <w:r>
+              <w:rPr>
+                <w:rFonts w:ascii="Arial" w:hAnsi="Arial" w:cs="Arial"/>
+                <w:bCs/>
+                <w:color w:val="000000" w:themeColor="text1"/>
+                <w:sz w:val="18"/>
+                <w:szCs w:val="18"/>
+              </w:rPr>
+              <w:t xml:space="preserve">; informa que el relé </w:t>
+            </w:r>
+            <w:proofErr w:type="spellStart"/>
+            <w:r>
+              <w:rPr>
+                <w:rFonts w:ascii="Arial" w:hAnsi="Arial" w:cs="Arial"/>
+                <w:bCs/>
+                <w:color w:val="000000" w:themeColor="text1"/>
+                <w:sz w:val="18"/>
+                <w:szCs w:val="18"/>
+              </w:rPr>
+              <w:t>Sitras</w:t>
+            </w:r>
+            <w:proofErr w:type="spellEnd"/>
+            <w:r>
+              <w:rPr>
+                <w:rFonts w:ascii="Arial" w:hAnsi="Arial" w:cs="Arial"/>
+                <w:bCs/>
+                <w:color w:val="000000" w:themeColor="text1"/>
+                <w:sz w:val="18"/>
+                <w:szCs w:val="18"/>
+              </w:rPr>
+              <w:t xml:space="preserve"> PRO del alimentador </w:t>
+            </w:r>
+            <w:r>
+              <w:rPr>
+                <w:rFonts w:ascii="Arial" w:hAnsi="Arial" w:cs="Arial"/>
+                <w:bCs/>
+                <w:color w:val="000000" w:themeColor="text1"/>
+                <w:sz w:val="18"/>
+                <w:szCs w:val="18"/>
+              </w:rPr>
+              <w:t>{{</w:t>
+            </w:r>
+            <w:proofErr w:type="spellStart"/>
+            <w:r>
+              <w:rPr>
+                <w:rFonts w:ascii="Arial" w:hAnsi="Arial" w:cs="Arial"/>
+                <w:bCs/>
+                <w:color w:val="000000" w:themeColor="text1"/>
+                <w:sz w:val="18"/>
+                <w:szCs w:val="18"/>
+              </w:rPr>
+              <w:t>alimentador_vecino</w:t>
+            </w:r>
+            <w:proofErr w:type="spellEnd"/>
+            <w:r>
+              <w:rPr>
+                <w:rFonts w:ascii="Arial" w:hAnsi="Arial" w:cs="Arial"/>
+                <w:bCs/>
+                <w:color w:val="000000" w:themeColor="text1"/>
+                <w:sz w:val="18"/>
+                <w:szCs w:val="18"/>
+              </w:rPr>
+              <w:t>}}</w:t>
             </w:r>
             <w:r>
               <w:rPr>
@@ -4901,7 +6430,29 @@
                 <w:sz w:val="18"/>
                 <w:szCs w:val="18"/>
               </w:rPr>
-              <w:t>{{hora_cat}}</w:t>
+              <w:t>{{</w:t>
+            </w:r>
+            <w:proofErr w:type="spellStart"/>
+            <w:r>
+              <w:rPr>
+                <w:rFonts w:ascii="Arial" w:hAnsi="Arial" w:cs="Arial"/>
+                <w:bCs/>
+                <w:color w:val="000000" w:themeColor="text1"/>
+                <w:sz w:val="18"/>
+                <w:szCs w:val="18"/>
+              </w:rPr>
+              <w:t>hora_cat</w:t>
+            </w:r>
+            <w:proofErr w:type="spellEnd"/>
+            <w:r>
+              <w:rPr>
+                <w:rFonts w:ascii="Arial" w:hAnsi="Arial" w:cs="Arial"/>
+                <w:bCs/>
+                <w:color w:val="000000" w:themeColor="text1"/>
+                <w:sz w:val="18"/>
+                <w:szCs w:val="18"/>
+              </w:rPr>
+              <w:t>}}</w:t>
             </w:r>
           </w:p>
         </w:tc>
@@ -5023,7 +6574,29 @@
                 <w:sz w:val="18"/>
                 <w:szCs w:val="18"/>
               </w:rPr>
-              <w:t>{{per_cat}}</w:t>
+              <w:t>{{</w:t>
+            </w:r>
+            <w:proofErr w:type="spellStart"/>
+            <w:r>
+              <w:rPr>
+                <w:rFonts w:ascii="Arial" w:hAnsi="Arial" w:cs="Arial"/>
+                <w:bCs/>
+                <w:color w:val="000000" w:themeColor="text1"/>
+                <w:sz w:val="18"/>
+                <w:szCs w:val="18"/>
+              </w:rPr>
+              <w:t>per_cat</w:t>
+            </w:r>
+            <w:proofErr w:type="spellEnd"/>
+            <w:r>
+              <w:rPr>
+                <w:rFonts w:ascii="Arial" w:hAnsi="Arial" w:cs="Arial"/>
+                <w:bCs/>
+                <w:color w:val="000000" w:themeColor="text1"/>
+                <w:sz w:val="18"/>
+                <w:szCs w:val="18"/>
+              </w:rPr>
+              <w:t>}}</w:t>
             </w:r>
             <w:r>
               <w:rPr>

--- a/plantilla_base.docx
+++ b/plantilla_base.docx
@@ -208,6 +208,7 @@
         </w:rPr>
         <w:t xml:space="preserve">en el sistema SCADA VICOS RSC por función </w:t>
       </w:r>
+      <w:proofErr w:type="gramStart"/>
       <w:r>
         <w:rPr>
           <w:rFonts w:cs="Arial"/>
@@ -230,7 +231,16 @@
           <w:sz w:val="18"/>
           <w:szCs w:val="18"/>
         </w:rPr>
-        <w:t>{{</w:t>
+        <w:t>{</w:t>
+      </w:r>
+      <w:proofErr w:type="gramEnd"/>
+      <w:r>
+        <w:rPr>
+          <w:rFonts w:cs="Arial"/>
+          <w:sz w:val="18"/>
+          <w:szCs w:val="18"/>
+        </w:rPr>
+        <w:t>{</w:t>
       </w:r>
       <w:proofErr w:type="spellStart"/>
       <w:r>
@@ -264,7 +274,16 @@
           <w:sz w:val="18"/>
           <w:szCs w:val="18"/>
         </w:rPr>
-        <w:t>}}</w:t>
+        <w:t>}</w:t>
+      </w:r>
+      <w:proofErr w:type="gramStart"/>
+      <w:r>
+        <w:rPr>
+          <w:rFonts w:cs="Arial"/>
+          <w:sz w:val="18"/>
+          <w:szCs w:val="18"/>
+        </w:rPr>
+        <w:t>}</w:t>
       </w:r>
       <w:r>
         <w:rPr>
@@ -283,6 +302,7 @@
         </w:rPr>
         <w:t>”</w:t>
       </w:r>
+      <w:proofErr w:type="gramEnd"/>
       <w:r>
         <w:rPr>
           <w:rFonts w:cs="Arial"/>
@@ -325,6 +345,7 @@
         </w:rPr>
         <w:t xml:space="preserve"> PRO por función </w:t>
       </w:r>
+      <w:proofErr w:type="gramStart"/>
       <w:r>
         <w:rPr>
           <w:rFonts w:cs="Arial"/>
@@ -347,7 +368,16 @@
           <w:sz w:val="18"/>
           <w:szCs w:val="18"/>
         </w:rPr>
-        <w:t>{{</w:t>
+        <w:t>{</w:t>
+      </w:r>
+      <w:proofErr w:type="gramEnd"/>
+      <w:r>
+        <w:rPr>
+          <w:rFonts w:cs="Arial"/>
+          <w:sz w:val="18"/>
+          <w:szCs w:val="18"/>
+        </w:rPr>
+        <w:t>{</w:t>
       </w:r>
       <w:proofErr w:type="spellStart"/>
       <w:r>
@@ -381,7 +411,16 @@
           <w:sz w:val="18"/>
           <w:szCs w:val="18"/>
         </w:rPr>
-        <w:t>}}</w:t>
+        <w:t>}</w:t>
+      </w:r>
+      <w:proofErr w:type="gramStart"/>
+      <w:r>
+        <w:rPr>
+          <w:rFonts w:cs="Arial"/>
+          <w:sz w:val="18"/>
+          <w:szCs w:val="18"/>
+        </w:rPr>
+        <w:t>}</w:t>
       </w:r>
       <w:r>
         <w:rPr>
@@ -401,6 +440,7 @@
         </w:rPr>
         <w:t>”</w:t>
       </w:r>
+      <w:proofErr w:type="gramEnd"/>
     </w:p>
     <w:p>
       <w:pPr>
@@ -497,6 +537,7 @@
         </w:rPr>
         <w:t xml:space="preserve"> </w:t>
       </w:r>
+      <w:proofErr w:type="gramStart"/>
       <w:r>
         <w:rPr>
           <w:rFonts w:cs="Arial"/>
@@ -519,7 +560,16 @@
           <w:sz w:val="18"/>
           <w:szCs w:val="18"/>
         </w:rPr>
-        <w:t>{{</w:t>
+        <w:t>{</w:t>
+      </w:r>
+      <w:proofErr w:type="gramEnd"/>
+      <w:r>
+        <w:rPr>
+          <w:rFonts w:cs="Arial"/>
+          <w:sz w:val="18"/>
+          <w:szCs w:val="18"/>
+        </w:rPr>
+        <w:t>{</w:t>
       </w:r>
       <w:proofErr w:type="spellStart"/>
       <w:r>
@@ -537,7 +587,16 @@
           <w:sz w:val="18"/>
           <w:szCs w:val="18"/>
         </w:rPr>
-        <w:t>}}</w:t>
+        <w:t>}</w:t>
+      </w:r>
+      <w:proofErr w:type="gramStart"/>
+      <w:r>
+        <w:rPr>
+          <w:rFonts w:cs="Arial"/>
+          <w:sz w:val="18"/>
+          <w:szCs w:val="18"/>
+        </w:rPr>
+        <w:t>}</w:t>
       </w:r>
       <w:r>
         <w:rPr>
@@ -555,6 +614,7 @@
         </w:rPr>
         <w:t>”</w:t>
       </w:r>
+      <w:proofErr w:type="gramEnd"/>
       <w:r>
         <w:rPr>
           <w:rFonts w:cs="Arial"/>
@@ -605,6 +665,7 @@
         </w:rPr>
         <w:t xml:space="preserve"> </w:t>
       </w:r>
+      <w:proofErr w:type="gramStart"/>
       <w:r>
         <w:rPr>
           <w:rFonts w:cs="Arial"/>
@@ -627,7 +688,16 @@
           <w:sz w:val="18"/>
           <w:szCs w:val="18"/>
         </w:rPr>
-        <w:t>{{</w:t>
+        <w:t>{</w:t>
+      </w:r>
+      <w:proofErr w:type="gramEnd"/>
+      <w:r>
+        <w:rPr>
+          <w:rFonts w:cs="Arial"/>
+          <w:sz w:val="18"/>
+          <w:szCs w:val="18"/>
+        </w:rPr>
+        <w:t>{</w:t>
       </w:r>
       <w:proofErr w:type="spellStart"/>
       <w:r>
@@ -655,6 +725,7 @@
         </w:rPr>
         <w:t>}</w:t>
       </w:r>
+      <w:proofErr w:type="gramStart"/>
       <w:r>
         <w:rPr>
           <w:rFonts w:cs="Arial"/>
@@ -669,7 +740,16 @@
           <w:sz w:val="18"/>
           <w:szCs w:val="18"/>
         </w:rPr>
-        <w:t>”.</w:t>
+        <w:t>”</w:t>
+      </w:r>
+      <w:proofErr w:type="gramEnd"/>
+      <w:r>
+        <w:rPr>
+          <w:rFonts w:cs="Arial"/>
+          <w:sz w:val="18"/>
+          <w:szCs w:val="18"/>
+        </w:rPr>
+        <w:t>.</w:t>
       </w:r>
     </w:p>
     <w:p>
@@ -3092,6 +3172,7 @@
                 <w:szCs w:val="18"/>
               </w:rPr>
             </w:pPr>
+            <w:proofErr w:type="gramStart"/>
             <w:r>
               <w:rPr>
                 <w:rFonts w:ascii="Arial" w:hAnsi="Arial" w:cs="Arial"/>
@@ -3111,7 +3192,18 @@
                 <w:sz w:val="18"/>
                 <w:szCs w:val="18"/>
               </w:rPr>
-              <w:t>item.ubicacion</w:t>
+              <w:t>item</w:t>
+            </w:r>
+            <w:proofErr w:type="gramEnd"/>
+            <w:r>
+              <w:rPr>
+                <w:rFonts w:ascii="Arial" w:hAnsi="Arial" w:cs="Arial"/>
+                <w:bCs/>
+                <w:color w:val="000000" w:themeColor="text1"/>
+                <w:sz w:val="18"/>
+                <w:szCs w:val="18"/>
+              </w:rPr>
+              <w:t>.ubicacion</w:t>
             </w:r>
             <w:proofErr w:type="spellEnd"/>
             <w:r>
@@ -3150,6 +3242,7 @@
                 <w:szCs w:val="18"/>
               </w:rPr>
             </w:pPr>
+            <w:proofErr w:type="gramStart"/>
             <w:r>
               <w:rPr>
                 <w:rFonts w:ascii="Arial" w:hAnsi="Arial" w:cs="Arial"/>
@@ -3169,7 +3262,18 @@
                 <w:sz w:val="18"/>
                 <w:szCs w:val="18"/>
               </w:rPr>
-              <w:t>item.descripcion</w:t>
+              <w:t>item</w:t>
+            </w:r>
+            <w:proofErr w:type="gramEnd"/>
+            <w:r>
+              <w:rPr>
+                <w:rFonts w:ascii="Arial" w:hAnsi="Arial" w:cs="Arial"/>
+                <w:bCs/>
+                <w:color w:val="000000" w:themeColor="text1"/>
+                <w:sz w:val="18"/>
+                <w:szCs w:val="18"/>
+              </w:rPr>
+              <w:t>.descripcion</w:t>
             </w:r>
             <w:proofErr w:type="spellEnd"/>
             <w:r>
@@ -3213,6 +3317,7 @@
                 <w:szCs w:val="18"/>
               </w:rPr>
             </w:pPr>
+            <w:proofErr w:type="gramStart"/>
             <w:r>
               <w:rPr>
                 <w:rFonts w:ascii="Arial" w:hAnsi="Arial" w:cs="Arial"/>
@@ -3232,7 +3337,18 @@
                 <w:sz w:val="18"/>
                 <w:szCs w:val="18"/>
               </w:rPr>
-              <w:t>item.hora</w:t>
+              <w:t>item</w:t>
+            </w:r>
+            <w:proofErr w:type="gramEnd"/>
+            <w:r>
+              <w:rPr>
+                <w:rFonts w:ascii="Arial" w:hAnsi="Arial" w:cs="Arial"/>
+                <w:bCs/>
+                <w:color w:val="000000" w:themeColor="text1"/>
+                <w:sz w:val="18"/>
+                <w:szCs w:val="18"/>
+              </w:rPr>
+              <w:t>.hora</w:t>
             </w:r>
             <w:proofErr w:type="spellEnd"/>
             <w:r>
@@ -3379,3269 +3495,6 @@
         </w:rPr>
       </w:pPr>
     </w:p>
-    <w:tbl>
-      <w:tblPr>
-        <w:tblpPr w:leftFromText="141" w:rightFromText="141" w:vertAnchor="text" w:tblpX="416" w:tblpY="1"/>
-        <w:tblOverlap w:val="never"/>
-        <w:tblW w:w="8651" w:type="dxa"/>
-        <w:tblBorders>
-          <w:top w:val="single" w:sz="4" w:space="0" w:color="auto"/>
-          <w:left w:val="single" w:sz="4" w:space="0" w:color="auto"/>
-          <w:bottom w:val="single" w:sz="4" w:space="0" w:color="auto"/>
-          <w:right w:val="single" w:sz="4" w:space="0" w:color="auto"/>
-          <w:insideH w:val="single" w:sz="4" w:space="0" w:color="auto"/>
-          <w:insideV w:val="single" w:sz="4" w:space="0" w:color="auto"/>
-        </w:tblBorders>
-        <w:tblLook w:val="04A0" w:firstRow="1" w:lastRow="0" w:firstColumn="1" w:lastColumn="0" w:noHBand="0" w:noVBand="1"/>
-      </w:tblPr>
-      <w:tblGrid>
-        <w:gridCol w:w="2018"/>
-        <w:gridCol w:w="1678"/>
-        <w:gridCol w:w="4955"/>
-      </w:tblGrid>
-      <w:tr>
-        <w:trPr>
-          <w:tblHeader/>
-        </w:trPr>
-        <w:tc>
-          <w:tcPr>
-            <w:tcW w:w="2018" w:type="dxa"/>
-            <w:shd w:val="clear" w:color="auto" w:fill="D9D9D9" w:themeFill="background1" w:themeFillShade="D9"/>
-            <w:vAlign w:val="center"/>
-          </w:tcPr>
-          <w:p>
-            <w:pPr>
-              <w:pStyle w:val="Predeterminado"/>
-              <w:tabs>
-                <w:tab w:val="clear" w:pos="709"/>
-                <w:tab w:val="left" w:pos="426"/>
-                <w:tab w:val="left" w:pos="2835"/>
-                <w:tab w:val="left" w:pos="6659"/>
-                <w:tab w:val="left" w:pos="6839"/>
-              </w:tabs>
-              <w:jc w:val="center"/>
-              <w:rPr>
-                <w:rFonts w:ascii="Arial" w:hAnsi="Arial" w:cs="Arial"/>
-                <w:b/>
-                <w:color w:val="000000" w:themeColor="text1"/>
-                <w:sz w:val="18"/>
-                <w:szCs w:val="18"/>
-              </w:rPr>
-            </w:pPr>
-            <w:r>
-              <w:rPr>
-                <w:rFonts w:ascii="Arial" w:hAnsi="Arial" w:cs="Arial"/>
-                <w:b/>
-                <w:color w:val="000000" w:themeColor="text1"/>
-                <w:sz w:val="18"/>
-                <w:szCs w:val="18"/>
-              </w:rPr>
-              <w:t>HORA</w:t>
-            </w:r>
-          </w:p>
-        </w:tc>
-        <w:tc>
-          <w:tcPr>
-            <w:tcW w:w="1678" w:type="dxa"/>
-            <w:shd w:val="clear" w:color="auto" w:fill="D9D9D9" w:themeFill="background1" w:themeFillShade="D9"/>
-            <w:vAlign w:val="center"/>
-          </w:tcPr>
-          <w:p>
-            <w:pPr>
-              <w:pStyle w:val="Predeterminado"/>
-              <w:tabs>
-                <w:tab w:val="clear" w:pos="709"/>
-                <w:tab w:val="left" w:pos="426"/>
-                <w:tab w:val="left" w:pos="2835"/>
-                <w:tab w:val="left" w:pos="6659"/>
-                <w:tab w:val="left" w:pos="6839"/>
-              </w:tabs>
-              <w:jc w:val="center"/>
-              <w:rPr>
-                <w:rFonts w:ascii="Arial" w:hAnsi="Arial" w:cs="Arial"/>
-                <w:b/>
-                <w:color w:val="000000" w:themeColor="text1"/>
-                <w:sz w:val="18"/>
-                <w:szCs w:val="18"/>
-              </w:rPr>
-            </w:pPr>
-            <w:r>
-              <w:rPr>
-                <w:rFonts w:ascii="Arial" w:hAnsi="Arial" w:cs="Arial"/>
-                <w:b/>
-                <w:color w:val="000000" w:themeColor="text1"/>
-                <w:sz w:val="18"/>
-                <w:szCs w:val="18"/>
-              </w:rPr>
-              <w:t>UBICACIÓN</w:t>
-            </w:r>
-          </w:p>
-        </w:tc>
-        <w:tc>
-          <w:tcPr>
-            <w:tcW w:w="4955" w:type="dxa"/>
-            <w:shd w:val="clear" w:color="auto" w:fill="D9D9D9" w:themeFill="background1" w:themeFillShade="D9"/>
-            <w:vAlign w:val="center"/>
-          </w:tcPr>
-          <w:p>
-            <w:pPr>
-              <w:pStyle w:val="Predeterminado"/>
-              <w:tabs>
-                <w:tab w:val="clear" w:pos="709"/>
-                <w:tab w:val="left" w:pos="426"/>
-                <w:tab w:val="left" w:pos="2835"/>
-                <w:tab w:val="left" w:pos="6659"/>
-                <w:tab w:val="left" w:pos="6839"/>
-              </w:tabs>
-              <w:jc w:val="center"/>
-              <w:rPr>
-                <w:rFonts w:ascii="Arial" w:hAnsi="Arial" w:cs="Arial"/>
-                <w:b/>
-                <w:color w:val="000000" w:themeColor="text1"/>
-                <w:sz w:val="18"/>
-                <w:szCs w:val="18"/>
-              </w:rPr>
-            </w:pPr>
-            <w:r>
-              <w:rPr>
-                <w:rFonts w:ascii="Arial" w:hAnsi="Arial" w:cs="Arial"/>
-                <w:b/>
-                <w:color w:val="000000" w:themeColor="text1"/>
-                <w:sz w:val="18"/>
-                <w:szCs w:val="18"/>
-              </w:rPr>
-              <w:t>DESCRIPCIÓN DEL EVENTO</w:t>
-            </w:r>
-          </w:p>
-        </w:tc>
-      </w:tr>
-      <w:tr>
-        <w:trPr>
-          <w:trHeight w:val="646"/>
-        </w:trPr>
-        <w:tc>
-          <w:tcPr>
-            <w:tcW w:w="2018" w:type="dxa"/>
-            <w:vAlign w:val="center"/>
-          </w:tcPr>
-          <w:p>
-            <w:pPr>
-              <w:pStyle w:val="Predeterminado"/>
-              <w:tabs>
-                <w:tab w:val="clear" w:pos="709"/>
-                <w:tab w:val="left" w:pos="426"/>
-                <w:tab w:val="left" w:pos="2835"/>
-                <w:tab w:val="left" w:pos="6659"/>
-                <w:tab w:val="left" w:pos="6839"/>
-              </w:tabs>
-              <w:jc w:val="center"/>
-              <w:rPr>
-                <w:rFonts w:ascii="Arial" w:hAnsi="Arial" w:cs="Arial"/>
-                <w:bCs/>
-                <w:color w:val="000000" w:themeColor="text1"/>
-                <w:sz w:val="18"/>
-                <w:szCs w:val="18"/>
-              </w:rPr>
-            </w:pPr>
-            <w:r>
-              <w:rPr>
-                <w:rFonts w:ascii="Arial" w:hAnsi="Arial" w:cs="Arial"/>
-                <w:bCs/>
-                <w:color w:val="000000" w:themeColor="text1"/>
-                <w:sz w:val="18"/>
-                <w:szCs w:val="18"/>
-              </w:rPr>
-              <w:t>{{</w:t>
-            </w:r>
-            <w:proofErr w:type="spellStart"/>
-            <w:r>
-              <w:rPr>
-                <w:rFonts w:ascii="Arial" w:hAnsi="Arial" w:cs="Arial"/>
-                <w:bCs/>
-                <w:color w:val="000000" w:themeColor="text1"/>
-                <w:sz w:val="18"/>
-                <w:szCs w:val="18"/>
-              </w:rPr>
-              <w:t>hora_vicos_disparo</w:t>
-            </w:r>
-            <w:proofErr w:type="spellEnd"/>
-            <w:r>
-              <w:rPr>
-                <w:rFonts w:ascii="Arial" w:hAnsi="Arial" w:cs="Arial"/>
-                <w:bCs/>
-                <w:color w:val="000000" w:themeColor="text1"/>
-                <w:sz w:val="18"/>
-                <w:szCs w:val="18"/>
-              </w:rPr>
-              <w:t>}}</w:t>
-            </w:r>
-          </w:p>
-        </w:tc>
-        <w:tc>
-          <w:tcPr>
-            <w:tcW w:w="1678" w:type="dxa"/>
-            <w:vAlign w:val="center"/>
-          </w:tcPr>
-          <w:p>
-            <w:pPr>
-              <w:pStyle w:val="Predeterminado"/>
-              <w:tabs>
-                <w:tab w:val="clear" w:pos="709"/>
-                <w:tab w:val="left" w:pos="426"/>
-                <w:tab w:val="left" w:pos="2835"/>
-                <w:tab w:val="left" w:pos="6659"/>
-                <w:tab w:val="left" w:pos="6839"/>
-              </w:tabs>
-              <w:jc w:val="center"/>
-              <w:rPr>
-                <w:rFonts w:ascii="Arial" w:hAnsi="Arial" w:cs="Arial"/>
-                <w:bCs/>
-                <w:color w:val="000000" w:themeColor="text1"/>
-                <w:sz w:val="18"/>
-                <w:szCs w:val="18"/>
-              </w:rPr>
-            </w:pPr>
-            <w:r>
-              <w:rPr>
-                <w:rFonts w:ascii="Arial" w:hAnsi="Arial" w:cs="Arial"/>
-                <w:bCs/>
-                <w:color w:val="000000" w:themeColor="text1"/>
-                <w:sz w:val="18"/>
-                <w:szCs w:val="18"/>
-              </w:rPr>
-              <w:t>{{</w:t>
-            </w:r>
-            <w:proofErr w:type="spellStart"/>
-            <w:r>
-              <w:rPr>
-                <w:rFonts w:ascii="Arial" w:hAnsi="Arial" w:cs="Arial"/>
-                <w:bCs/>
-                <w:color w:val="000000" w:themeColor="text1"/>
-                <w:sz w:val="18"/>
-                <w:szCs w:val="18"/>
-              </w:rPr>
-              <w:t>ser_aperturado</w:t>
-            </w:r>
-            <w:proofErr w:type="spellEnd"/>
-            <w:r>
-              <w:rPr>
-                <w:rFonts w:ascii="Arial" w:hAnsi="Arial" w:cs="Arial"/>
-                <w:bCs/>
-                <w:color w:val="000000" w:themeColor="text1"/>
-                <w:sz w:val="18"/>
-                <w:szCs w:val="18"/>
-              </w:rPr>
-              <w:t>}}</w:t>
-            </w:r>
-          </w:p>
-        </w:tc>
-        <w:tc>
-          <w:tcPr>
-            <w:tcW w:w="4955" w:type="dxa"/>
-            <w:vAlign w:val="center"/>
-          </w:tcPr>
-          <w:p>
-            <w:pPr>
-              <w:pStyle w:val="Predeterminado"/>
-              <w:tabs>
-                <w:tab w:val="clear" w:pos="709"/>
-                <w:tab w:val="left" w:pos="426"/>
-                <w:tab w:val="left" w:pos="2835"/>
-                <w:tab w:val="left" w:pos="6659"/>
-                <w:tab w:val="left" w:pos="6839"/>
-              </w:tabs>
-              <w:jc w:val="both"/>
-              <w:rPr>
-                <w:rFonts w:ascii="Arial" w:hAnsi="Arial" w:cs="Arial"/>
-                <w:bCs/>
-                <w:color w:val="000000" w:themeColor="text1"/>
-                <w:sz w:val="18"/>
-                <w:szCs w:val="18"/>
-              </w:rPr>
-            </w:pPr>
-            <w:r>
-              <w:rPr>
-                <w:rFonts w:ascii="Arial" w:hAnsi="Arial" w:cs="Arial"/>
-                <w:bCs/>
-                <w:color w:val="000000" w:themeColor="text1"/>
-                <w:sz w:val="18"/>
-                <w:szCs w:val="18"/>
-              </w:rPr>
-              <w:t>Se registró en el sistema SCADA</w:t>
-            </w:r>
-            <w:r>
-              <w:rPr>
-                <w:rFonts w:ascii="Arial" w:hAnsi="Arial" w:cs="Arial"/>
-                <w:bCs/>
-                <w:color w:val="000000" w:themeColor="text1"/>
-                <w:sz w:val="18"/>
-                <w:szCs w:val="18"/>
-              </w:rPr>
-              <w:t>_</w:t>
-            </w:r>
-            <w:r>
-              <w:rPr>
-                <w:rFonts w:ascii="Arial" w:hAnsi="Arial" w:cs="Arial"/>
-                <w:bCs/>
-                <w:color w:val="000000" w:themeColor="text1"/>
-                <w:sz w:val="18"/>
-                <w:szCs w:val="18"/>
-              </w:rPr>
-              <w:t xml:space="preserve">VICOS RSC, función </w:t>
-            </w:r>
-            <w:r>
-              <w:rPr>
-                <w:rFonts w:ascii="Arial" w:hAnsi="Arial" w:cs="Arial"/>
-                <w:bCs/>
-                <w:color w:val="000000" w:themeColor="text1"/>
-                <w:sz w:val="18"/>
-                <w:szCs w:val="18"/>
-              </w:rPr>
-              <w:t>“</w:t>
-            </w:r>
-            <w:r>
-              <w:rPr>
-                <w:rFonts w:cs="Arial"/>
-                <w:sz w:val="18"/>
-                <w:szCs w:val="18"/>
-              </w:rPr>
-              <w:t>{{</w:t>
-            </w:r>
-            <w:proofErr w:type="spellStart"/>
-            <w:r>
-              <w:rPr>
-                <w:rFonts w:cs="Arial"/>
-                <w:sz w:val="18"/>
-                <w:szCs w:val="18"/>
-              </w:rPr>
-              <w:t>función_disparo_inicial</w:t>
-            </w:r>
-            <w:proofErr w:type="spellEnd"/>
-            <w:r>
-              <w:rPr>
-                <w:rFonts w:cs="Arial"/>
-                <w:sz w:val="18"/>
-                <w:szCs w:val="18"/>
-              </w:rPr>
-              <w:t>}}</w:t>
-            </w:r>
-            <w:r>
-              <w:rPr>
-                <w:rFonts w:ascii="Arial" w:hAnsi="Arial" w:cs="Arial"/>
-                <w:b/>
-                <w:bCs/>
-                <w:color w:val="000000" w:themeColor="text1"/>
-                <w:sz w:val="18"/>
-                <w:szCs w:val="18"/>
-              </w:rPr>
-              <w:t>”</w:t>
-            </w:r>
-            <w:r>
-              <w:rPr>
-                <w:rFonts w:ascii="Arial" w:hAnsi="Arial" w:cs="Arial"/>
-                <w:b/>
-                <w:bCs/>
-                <w:color w:val="000000" w:themeColor="text1"/>
-                <w:sz w:val="18"/>
-                <w:szCs w:val="18"/>
-              </w:rPr>
-              <w:t xml:space="preserve"> </w:t>
-            </w:r>
-            <w:r>
-              <w:rPr>
-                <w:rFonts w:ascii="Arial" w:hAnsi="Arial" w:cs="Arial"/>
-                <w:bCs/>
-                <w:color w:val="000000" w:themeColor="text1"/>
-                <w:sz w:val="18"/>
-                <w:szCs w:val="18"/>
-              </w:rPr>
-              <w:t xml:space="preserve">del alimentador </w:t>
-            </w:r>
-            <w:r>
-              <w:rPr>
-                <w:rFonts w:ascii="Arial" w:hAnsi="Arial" w:cs="Arial"/>
-                <w:bCs/>
-                <w:color w:val="000000" w:themeColor="text1"/>
-                <w:sz w:val="18"/>
-                <w:szCs w:val="18"/>
-              </w:rPr>
-              <w:t>{{</w:t>
-            </w:r>
-            <w:proofErr w:type="spellStart"/>
-            <w:r>
-              <w:rPr>
-                <w:rFonts w:ascii="Arial" w:hAnsi="Arial" w:cs="Arial"/>
-                <w:bCs/>
-                <w:color w:val="000000" w:themeColor="text1"/>
-                <w:sz w:val="18"/>
-                <w:szCs w:val="18"/>
-              </w:rPr>
-              <w:t>alimentador_aperturado</w:t>
-            </w:r>
-            <w:proofErr w:type="spellEnd"/>
-            <w:r>
-              <w:rPr>
-                <w:rFonts w:ascii="Arial" w:hAnsi="Arial" w:cs="Arial"/>
-                <w:bCs/>
-                <w:color w:val="000000" w:themeColor="text1"/>
-                <w:sz w:val="18"/>
-                <w:szCs w:val="18"/>
-              </w:rPr>
-              <w:t>}}</w:t>
-            </w:r>
-            <w:r>
-              <w:rPr>
-                <w:rFonts w:ascii="Arial" w:hAnsi="Arial" w:cs="Arial"/>
-                <w:bCs/>
-                <w:color w:val="000000" w:themeColor="text1"/>
-                <w:sz w:val="18"/>
-                <w:szCs w:val="18"/>
-              </w:rPr>
-              <w:t xml:space="preserve">. Asimismo, se registró en el relé </w:t>
-            </w:r>
-            <w:proofErr w:type="spellStart"/>
-            <w:r>
-              <w:rPr>
-                <w:rFonts w:ascii="Arial" w:hAnsi="Arial" w:cs="Arial"/>
-                <w:bCs/>
-                <w:color w:val="000000" w:themeColor="text1"/>
-                <w:sz w:val="18"/>
-                <w:szCs w:val="18"/>
-              </w:rPr>
-              <w:t>Sitras</w:t>
-            </w:r>
-            <w:proofErr w:type="spellEnd"/>
-            <w:r>
-              <w:rPr>
-                <w:rFonts w:ascii="Arial" w:hAnsi="Arial" w:cs="Arial"/>
-                <w:bCs/>
-                <w:color w:val="000000" w:themeColor="text1"/>
-                <w:sz w:val="18"/>
-                <w:szCs w:val="18"/>
-              </w:rPr>
-              <w:t xml:space="preserve"> PRO </w:t>
-            </w:r>
-            <w:r>
-              <w:rPr>
-                <w:rFonts w:ascii="Arial" w:hAnsi="Arial" w:cs="Arial"/>
-                <w:bCs/>
-                <w:color w:val="000000" w:themeColor="text1"/>
-                <w:sz w:val="18"/>
-                <w:szCs w:val="18"/>
-              </w:rPr>
-              <w:t xml:space="preserve">por función </w:t>
-            </w:r>
-            <w:r>
-              <w:rPr>
-                <w:rFonts w:ascii="Arial" w:hAnsi="Arial" w:cs="Arial"/>
-                <w:bCs/>
-                <w:color w:val="000000" w:themeColor="text1"/>
-                <w:sz w:val="18"/>
-                <w:szCs w:val="18"/>
-              </w:rPr>
-              <w:t>“</w:t>
-            </w:r>
-            <w:r>
-              <w:rPr>
-                <w:rFonts w:cs="Arial"/>
-                <w:sz w:val="18"/>
-                <w:szCs w:val="18"/>
-              </w:rPr>
-              <w:t>{{</w:t>
-            </w:r>
-            <w:proofErr w:type="spellStart"/>
-            <w:r>
-              <w:rPr>
-                <w:rFonts w:cs="Arial"/>
-                <w:sz w:val="18"/>
-                <w:szCs w:val="18"/>
-              </w:rPr>
-              <w:t>función_disparo_final</w:t>
-            </w:r>
-            <w:proofErr w:type="spellEnd"/>
-            <w:r>
-              <w:rPr>
-                <w:rFonts w:cs="Arial"/>
-                <w:sz w:val="18"/>
-                <w:szCs w:val="18"/>
-              </w:rPr>
-              <w:t>}}</w:t>
-            </w:r>
-            <w:r>
-              <w:rPr>
-                <w:rFonts w:ascii="Arial" w:hAnsi="Arial" w:cs="Arial"/>
-                <w:b/>
-                <w:bCs/>
-                <w:color w:val="000000" w:themeColor="text1"/>
-                <w:sz w:val="18"/>
-                <w:szCs w:val="18"/>
-              </w:rPr>
-              <w:t>”</w:t>
-            </w:r>
-            <w:r>
-              <w:rPr>
-                <w:rFonts w:ascii="Arial" w:hAnsi="Arial" w:cs="Arial"/>
-                <w:b/>
-                <w:bCs/>
-                <w:color w:val="000000" w:themeColor="text1"/>
-                <w:sz w:val="18"/>
-                <w:szCs w:val="18"/>
-              </w:rPr>
-              <w:t xml:space="preserve"> </w:t>
-            </w:r>
-            <w:r>
-              <w:rPr>
-                <w:rFonts w:ascii="Arial" w:hAnsi="Arial" w:cs="Arial"/>
-                <w:b/>
-                <w:bCs/>
-                <w:color w:val="000000" w:themeColor="text1"/>
-                <w:sz w:val="18"/>
-                <w:szCs w:val="18"/>
-              </w:rPr>
-              <w:t xml:space="preserve">(ST </w:t>
-            </w:r>
-            <w:r>
-              <w:rPr>
-                <w:rFonts w:ascii="Arial" w:hAnsi="Arial" w:cs="Arial"/>
-                <w:b/>
-                <w:bCs/>
-                <w:color w:val="000000" w:themeColor="text1"/>
-                <w:sz w:val="18"/>
-                <w:szCs w:val="18"/>
-              </w:rPr>
-              <w:t>{{</w:t>
-            </w:r>
-            <w:proofErr w:type="spellStart"/>
-            <w:r>
-              <w:rPr>
-                <w:rFonts w:ascii="Arial" w:hAnsi="Arial" w:cs="Arial"/>
-                <w:b/>
-                <w:bCs/>
-                <w:color w:val="000000" w:themeColor="text1"/>
-                <w:sz w:val="18"/>
-                <w:szCs w:val="18"/>
-              </w:rPr>
-              <w:t>st_aperturado</w:t>
-            </w:r>
-            <w:proofErr w:type="spellEnd"/>
-            <w:r>
-              <w:rPr>
-                <w:rFonts w:ascii="Arial" w:hAnsi="Arial" w:cs="Arial"/>
-                <w:b/>
-                <w:bCs/>
-                <w:color w:val="000000" w:themeColor="text1"/>
-                <w:sz w:val="18"/>
-                <w:szCs w:val="18"/>
-              </w:rPr>
-              <w:t>}}</w:t>
-            </w:r>
-            <w:r>
-              <w:rPr>
-                <w:rFonts w:ascii="Arial" w:hAnsi="Arial" w:cs="Arial"/>
-                <w:b/>
-                <w:bCs/>
-                <w:color w:val="000000" w:themeColor="text1"/>
-                <w:sz w:val="18"/>
-                <w:szCs w:val="18"/>
-              </w:rPr>
-              <w:t>).</w:t>
-            </w:r>
-          </w:p>
-        </w:tc>
-      </w:tr>
-      <w:tr>
-        <w:trPr>
-          <w:trHeight w:val="130"/>
-        </w:trPr>
-        <w:tc>
-          <w:tcPr>
-            <w:tcW w:w="2018" w:type="dxa"/>
-            <w:vAlign w:val="center"/>
-          </w:tcPr>
-          <w:p>
-            <w:pPr>
-              <w:pStyle w:val="Predeterminado"/>
-              <w:tabs>
-                <w:tab w:val="clear" w:pos="709"/>
-                <w:tab w:val="left" w:pos="426"/>
-                <w:tab w:val="left" w:pos="2835"/>
-                <w:tab w:val="left" w:pos="6659"/>
-                <w:tab w:val="left" w:pos="6839"/>
-              </w:tabs>
-              <w:jc w:val="center"/>
-              <w:rPr>
-                <w:rFonts w:ascii="Arial" w:hAnsi="Arial" w:cs="Arial"/>
-                <w:bCs/>
-                <w:color w:val="000000" w:themeColor="text1"/>
-                <w:sz w:val="18"/>
-                <w:szCs w:val="18"/>
-              </w:rPr>
-            </w:pPr>
-            <w:r>
-              <w:rPr>
-                <w:rFonts w:ascii="Arial" w:hAnsi="Arial" w:cs="Arial"/>
-                <w:bCs/>
-                <w:color w:val="000000" w:themeColor="text1"/>
-                <w:sz w:val="18"/>
-                <w:szCs w:val="18"/>
-              </w:rPr>
-              <w:t>{{</w:t>
-            </w:r>
-            <w:proofErr w:type="spellStart"/>
-            <w:r>
-              <w:rPr>
-                <w:rFonts w:ascii="Arial" w:hAnsi="Arial" w:cs="Arial"/>
-                <w:bCs/>
-                <w:color w:val="000000" w:themeColor="text1"/>
-                <w:sz w:val="18"/>
-                <w:szCs w:val="18"/>
-              </w:rPr>
-              <w:t>hora_vicos_vecino</w:t>
-            </w:r>
-            <w:proofErr w:type="spellEnd"/>
-            <w:r>
-              <w:rPr>
-                <w:rFonts w:ascii="Arial" w:hAnsi="Arial" w:cs="Arial"/>
-                <w:bCs/>
-                <w:color w:val="000000" w:themeColor="text1"/>
-                <w:sz w:val="18"/>
-                <w:szCs w:val="18"/>
-              </w:rPr>
-              <w:t>}}</w:t>
-            </w:r>
-          </w:p>
-        </w:tc>
-        <w:tc>
-          <w:tcPr>
-            <w:tcW w:w="1678" w:type="dxa"/>
-            <w:vAlign w:val="center"/>
-          </w:tcPr>
-          <w:p>
-            <w:pPr>
-              <w:pStyle w:val="Predeterminado"/>
-              <w:tabs>
-                <w:tab w:val="clear" w:pos="709"/>
-                <w:tab w:val="left" w:pos="426"/>
-                <w:tab w:val="left" w:pos="2835"/>
-                <w:tab w:val="left" w:pos="6659"/>
-                <w:tab w:val="left" w:pos="6839"/>
-              </w:tabs>
-              <w:jc w:val="center"/>
-              <w:rPr>
-                <w:rFonts w:ascii="Arial" w:hAnsi="Arial" w:cs="Arial"/>
-                <w:bCs/>
-                <w:color w:val="000000" w:themeColor="text1"/>
-                <w:sz w:val="18"/>
-                <w:szCs w:val="18"/>
-              </w:rPr>
-            </w:pPr>
-            <w:r>
-              <w:rPr>
-                <w:rFonts w:ascii="Arial" w:hAnsi="Arial" w:cs="Arial"/>
-                <w:bCs/>
-                <w:color w:val="000000" w:themeColor="text1"/>
-                <w:sz w:val="18"/>
-                <w:szCs w:val="18"/>
-              </w:rPr>
-              <w:t>{{</w:t>
-            </w:r>
-            <w:proofErr w:type="spellStart"/>
-            <w:r>
-              <w:rPr>
-                <w:rFonts w:ascii="Arial" w:hAnsi="Arial" w:cs="Arial"/>
-                <w:bCs/>
-                <w:color w:val="000000" w:themeColor="text1"/>
-                <w:sz w:val="18"/>
-                <w:szCs w:val="18"/>
-              </w:rPr>
-              <w:t>ser_vecino</w:t>
-            </w:r>
-            <w:proofErr w:type="spellEnd"/>
-            <w:r>
-              <w:rPr>
-                <w:rFonts w:ascii="Arial" w:hAnsi="Arial" w:cs="Arial"/>
-                <w:bCs/>
-                <w:color w:val="000000" w:themeColor="text1"/>
-                <w:sz w:val="18"/>
-                <w:szCs w:val="18"/>
-              </w:rPr>
-              <w:t>}}</w:t>
-            </w:r>
-          </w:p>
-        </w:tc>
-        <w:tc>
-          <w:tcPr>
-            <w:tcW w:w="4955" w:type="dxa"/>
-            <w:vAlign w:val="center"/>
-          </w:tcPr>
-          <w:p>
-            <w:pPr>
-              <w:pStyle w:val="Predeterminado"/>
-              <w:tabs>
-                <w:tab w:val="clear" w:pos="709"/>
-                <w:tab w:val="left" w:pos="426"/>
-                <w:tab w:val="left" w:pos="2835"/>
-                <w:tab w:val="left" w:pos="6659"/>
-                <w:tab w:val="left" w:pos="6839"/>
-              </w:tabs>
-              <w:jc w:val="both"/>
-              <w:rPr>
-                <w:rFonts w:ascii="Arial" w:hAnsi="Arial" w:cs="Arial"/>
-                <w:bCs/>
-                <w:color w:val="000000" w:themeColor="text1"/>
-                <w:sz w:val="18"/>
-                <w:szCs w:val="18"/>
-              </w:rPr>
-            </w:pPr>
-            <w:r>
-              <w:rPr>
-                <w:rFonts w:ascii="Arial" w:hAnsi="Arial" w:cs="Arial"/>
-                <w:bCs/>
-                <w:color w:val="000000" w:themeColor="text1"/>
-                <w:sz w:val="18"/>
-                <w:szCs w:val="18"/>
-              </w:rPr>
-              <w:t xml:space="preserve">Se registró en el sistema SCADA_VICOS RSC, función </w:t>
-            </w:r>
-            <w:r>
-              <w:rPr>
-                <w:rFonts w:cs="Arial"/>
-                <w:bCs/>
-                <w:color w:val="000000" w:themeColor="text1"/>
-                <w:sz w:val="18"/>
-                <w:szCs w:val="18"/>
-              </w:rPr>
-              <w:t>“</w:t>
-            </w:r>
-            <w:r>
-              <w:rPr>
-                <w:rFonts w:ascii="Arial" w:hAnsi="Arial" w:cs="Arial"/>
-                <w:b/>
-                <w:color w:val="000000" w:themeColor="text1"/>
-                <w:sz w:val="18"/>
-                <w:szCs w:val="18"/>
-              </w:rPr>
-              <w:t>Disparo por S/E vecina”</w:t>
-            </w:r>
-            <w:r>
-              <w:rPr>
-                <w:rFonts w:ascii="Arial" w:hAnsi="Arial" w:cs="Arial"/>
-                <w:bCs/>
-                <w:color w:val="000000" w:themeColor="text1"/>
-                <w:sz w:val="18"/>
-                <w:szCs w:val="18"/>
-              </w:rPr>
-              <w:t xml:space="preserve"> del alimentador </w:t>
-            </w:r>
-            <w:r>
-              <w:rPr>
-                <w:rFonts w:ascii="Arial" w:hAnsi="Arial" w:cs="Arial"/>
-                <w:bCs/>
-                <w:color w:val="000000" w:themeColor="text1"/>
-                <w:sz w:val="18"/>
-                <w:szCs w:val="18"/>
-              </w:rPr>
-              <w:t>{{</w:t>
-            </w:r>
-            <w:proofErr w:type="spellStart"/>
-            <w:r>
-              <w:rPr>
-                <w:rFonts w:ascii="Arial" w:hAnsi="Arial" w:cs="Arial"/>
-                <w:bCs/>
-                <w:color w:val="000000" w:themeColor="text1"/>
-                <w:sz w:val="18"/>
-                <w:szCs w:val="18"/>
-              </w:rPr>
-              <w:t>alimentador_vecino</w:t>
-            </w:r>
-            <w:proofErr w:type="spellEnd"/>
-            <w:r>
-              <w:rPr>
-                <w:rFonts w:ascii="Arial" w:hAnsi="Arial" w:cs="Arial"/>
-                <w:bCs/>
-                <w:color w:val="000000" w:themeColor="text1"/>
-                <w:sz w:val="18"/>
-                <w:szCs w:val="18"/>
-              </w:rPr>
-              <w:t>}}</w:t>
-            </w:r>
-            <w:r>
-              <w:rPr>
-                <w:rFonts w:ascii="Arial" w:hAnsi="Arial" w:cs="Arial"/>
-                <w:bCs/>
-                <w:color w:val="000000" w:themeColor="text1"/>
-                <w:sz w:val="18"/>
-                <w:szCs w:val="18"/>
-              </w:rPr>
-              <w:t>AL</w:t>
-            </w:r>
-            <w:r>
-              <w:rPr>
-                <w:rFonts w:ascii="Arial" w:hAnsi="Arial" w:cs="Arial"/>
-                <w:bCs/>
-                <w:color w:val="000000" w:themeColor="text1"/>
-                <w:sz w:val="18"/>
-                <w:szCs w:val="18"/>
-              </w:rPr>
-              <w:t>2</w:t>
-            </w:r>
-            <w:r>
-              <w:rPr>
-                <w:rFonts w:ascii="Arial" w:hAnsi="Arial" w:cs="Arial"/>
-                <w:bCs/>
-                <w:color w:val="000000" w:themeColor="text1"/>
-                <w:sz w:val="18"/>
-                <w:szCs w:val="18"/>
-              </w:rPr>
-              <w:t xml:space="preserve">. Asimismo, se registró en el relé </w:t>
-            </w:r>
-            <w:proofErr w:type="spellStart"/>
-            <w:r>
-              <w:rPr>
-                <w:rFonts w:ascii="Arial" w:hAnsi="Arial" w:cs="Arial"/>
-                <w:bCs/>
-                <w:color w:val="000000" w:themeColor="text1"/>
-                <w:sz w:val="18"/>
-                <w:szCs w:val="18"/>
-              </w:rPr>
-              <w:lastRenderedPageBreak/>
-              <w:t>Sitras</w:t>
-            </w:r>
-            <w:proofErr w:type="spellEnd"/>
-            <w:r>
-              <w:rPr>
-                <w:rFonts w:ascii="Arial" w:hAnsi="Arial" w:cs="Arial"/>
-                <w:bCs/>
-                <w:color w:val="000000" w:themeColor="text1"/>
-                <w:sz w:val="18"/>
-                <w:szCs w:val="18"/>
-              </w:rPr>
-              <w:t xml:space="preserve"> PRO</w:t>
-            </w:r>
-            <w:r>
-              <w:rPr>
-                <w:rFonts w:ascii="Arial" w:hAnsi="Arial" w:cs="Arial"/>
-                <w:bCs/>
-                <w:color w:val="000000" w:themeColor="text1"/>
-                <w:sz w:val="18"/>
-                <w:szCs w:val="18"/>
-              </w:rPr>
-              <w:t xml:space="preserve"> por función</w:t>
-            </w:r>
-            <w:r>
-              <w:rPr>
-                <w:rFonts w:ascii="Arial" w:hAnsi="Arial" w:cs="Arial"/>
-                <w:bCs/>
-                <w:color w:val="000000" w:themeColor="text1"/>
-                <w:sz w:val="18"/>
-                <w:szCs w:val="18"/>
-              </w:rPr>
-              <w:t xml:space="preserve"> </w:t>
-            </w:r>
-            <w:r>
-              <w:rPr>
-                <w:rFonts w:ascii="Arial" w:hAnsi="Arial" w:cs="Arial"/>
-                <w:bCs/>
-                <w:color w:val="000000" w:themeColor="text1"/>
-                <w:sz w:val="18"/>
-                <w:szCs w:val="18"/>
-              </w:rPr>
-              <w:t>“</w:t>
-            </w:r>
-            <w:r>
-              <w:rPr>
-                <w:rFonts w:ascii="Arial" w:hAnsi="Arial" w:cs="Arial"/>
-                <w:b/>
-                <w:color w:val="000000" w:themeColor="text1"/>
-                <w:sz w:val="18"/>
-                <w:szCs w:val="18"/>
-              </w:rPr>
-              <w:t>Arrastre desde SSEE colateral activo”</w:t>
-            </w:r>
-            <w:r>
-              <w:rPr>
-                <w:rFonts w:ascii="Arial" w:hAnsi="Arial" w:cs="Arial"/>
-                <w:bCs/>
-                <w:color w:val="000000" w:themeColor="text1"/>
-                <w:sz w:val="18"/>
-                <w:szCs w:val="18"/>
-              </w:rPr>
-              <w:t xml:space="preserve"> </w:t>
-            </w:r>
-            <w:r>
-              <w:rPr>
-                <w:rFonts w:ascii="Arial" w:hAnsi="Arial" w:cs="Arial"/>
-                <w:b/>
-                <w:color w:val="000000" w:themeColor="text1"/>
-                <w:sz w:val="18"/>
-                <w:szCs w:val="18"/>
-              </w:rPr>
-              <w:t xml:space="preserve">(ST </w:t>
-            </w:r>
-            <w:r>
-              <w:rPr>
-                <w:rFonts w:ascii="Arial" w:hAnsi="Arial" w:cs="Arial"/>
-                <w:b/>
-                <w:color w:val="000000" w:themeColor="text1"/>
-                <w:sz w:val="18"/>
-                <w:szCs w:val="18"/>
-              </w:rPr>
-              <w:t>{{</w:t>
-            </w:r>
-            <w:proofErr w:type="spellStart"/>
-            <w:r>
-              <w:rPr>
-                <w:rFonts w:ascii="Arial" w:hAnsi="Arial" w:cs="Arial"/>
-                <w:b/>
-                <w:color w:val="000000" w:themeColor="text1"/>
-                <w:sz w:val="18"/>
-                <w:szCs w:val="18"/>
-              </w:rPr>
-              <w:t>st_vecino</w:t>
-            </w:r>
-            <w:proofErr w:type="spellEnd"/>
-            <w:r>
-              <w:rPr>
-                <w:rFonts w:ascii="Arial" w:hAnsi="Arial" w:cs="Arial"/>
-                <w:b/>
-                <w:color w:val="000000" w:themeColor="text1"/>
-                <w:sz w:val="18"/>
-                <w:szCs w:val="18"/>
-              </w:rPr>
-              <w:t>}}</w:t>
-            </w:r>
-            <w:r>
-              <w:rPr>
-                <w:rFonts w:ascii="Arial" w:hAnsi="Arial" w:cs="Arial"/>
-                <w:b/>
-                <w:color w:val="000000" w:themeColor="text1"/>
-                <w:sz w:val="18"/>
-                <w:szCs w:val="18"/>
-              </w:rPr>
-              <w:t>).</w:t>
-            </w:r>
-          </w:p>
-        </w:tc>
-      </w:tr>
-      <w:tr>
-        <w:trPr>
-          <w:trHeight w:val="622"/>
-        </w:trPr>
-        <w:tc>
-          <w:tcPr>
-            <w:tcW w:w="2018" w:type="dxa"/>
-            <w:vAlign w:val="center"/>
-          </w:tcPr>
-          <w:p>
-            <w:pPr>
-              <w:pStyle w:val="Predeterminado"/>
-              <w:tabs>
-                <w:tab w:val="clear" w:pos="709"/>
-                <w:tab w:val="left" w:pos="426"/>
-                <w:tab w:val="left" w:pos="2835"/>
-                <w:tab w:val="left" w:pos="6659"/>
-                <w:tab w:val="left" w:pos="6839"/>
-              </w:tabs>
-              <w:jc w:val="center"/>
-              <w:rPr>
-                <w:rFonts w:ascii="Arial" w:hAnsi="Arial" w:cs="Arial"/>
-                <w:bCs/>
-                <w:color w:val="000000" w:themeColor="text1"/>
-                <w:sz w:val="18"/>
-                <w:szCs w:val="18"/>
-              </w:rPr>
-            </w:pPr>
-            <w:r>
-              <w:rPr>
-                <w:rFonts w:ascii="Arial" w:hAnsi="Arial" w:cs="Arial"/>
-                <w:bCs/>
-                <w:color w:val="000000" w:themeColor="text1"/>
-                <w:sz w:val="18"/>
-                <w:szCs w:val="18"/>
-              </w:rPr>
-              <w:lastRenderedPageBreak/>
-              <w:t>{{</w:t>
-            </w:r>
-            <w:proofErr w:type="spellStart"/>
-            <w:r>
-              <w:rPr>
-                <w:rFonts w:ascii="Arial" w:hAnsi="Arial" w:cs="Arial"/>
-                <w:bCs/>
-                <w:color w:val="000000" w:themeColor="text1"/>
-                <w:sz w:val="18"/>
-                <w:szCs w:val="18"/>
-              </w:rPr>
-              <w:t>hora_vicos_dcierre</w:t>
-            </w:r>
-            <w:proofErr w:type="spellEnd"/>
-            <w:r>
-              <w:rPr>
-                <w:rFonts w:ascii="Arial" w:hAnsi="Arial" w:cs="Arial"/>
-                <w:bCs/>
-                <w:color w:val="000000" w:themeColor="text1"/>
-                <w:sz w:val="18"/>
-                <w:szCs w:val="18"/>
-              </w:rPr>
-              <w:t>}}</w:t>
-            </w:r>
-          </w:p>
-        </w:tc>
-        <w:tc>
-          <w:tcPr>
-            <w:tcW w:w="1678" w:type="dxa"/>
-            <w:vAlign w:val="center"/>
-          </w:tcPr>
-          <w:p>
-            <w:pPr>
-              <w:pStyle w:val="Predeterminado"/>
-              <w:tabs>
-                <w:tab w:val="clear" w:pos="709"/>
-                <w:tab w:val="left" w:pos="426"/>
-                <w:tab w:val="left" w:pos="2835"/>
-                <w:tab w:val="left" w:pos="6659"/>
-                <w:tab w:val="left" w:pos="6839"/>
-              </w:tabs>
-              <w:jc w:val="center"/>
-              <w:rPr>
-                <w:rFonts w:ascii="Arial" w:hAnsi="Arial" w:cs="Arial"/>
-                <w:bCs/>
-                <w:color w:val="000000" w:themeColor="text1"/>
-                <w:sz w:val="18"/>
-                <w:szCs w:val="18"/>
-              </w:rPr>
-            </w:pPr>
-            <w:r>
-              <w:rPr>
-                <w:rFonts w:ascii="Arial" w:hAnsi="Arial" w:cs="Arial"/>
-                <w:bCs/>
-                <w:color w:val="000000" w:themeColor="text1"/>
-                <w:sz w:val="18"/>
-                <w:szCs w:val="18"/>
-              </w:rPr>
-              <w:t>{{</w:t>
-            </w:r>
-            <w:proofErr w:type="spellStart"/>
-            <w:r>
-              <w:rPr>
-                <w:rFonts w:ascii="Arial" w:hAnsi="Arial" w:cs="Arial"/>
-                <w:bCs/>
-                <w:color w:val="000000" w:themeColor="text1"/>
-                <w:sz w:val="18"/>
-                <w:szCs w:val="18"/>
-              </w:rPr>
-              <w:t>ser_aperturado</w:t>
-            </w:r>
-            <w:proofErr w:type="spellEnd"/>
-            <w:r>
-              <w:rPr>
-                <w:rFonts w:ascii="Arial" w:hAnsi="Arial" w:cs="Arial"/>
-                <w:bCs/>
-                <w:color w:val="000000" w:themeColor="text1"/>
-                <w:sz w:val="18"/>
-                <w:szCs w:val="18"/>
-              </w:rPr>
-              <w:t>}}</w:t>
-            </w:r>
-          </w:p>
-        </w:tc>
-        <w:tc>
-          <w:tcPr>
-            <w:tcW w:w="4955" w:type="dxa"/>
-            <w:vAlign w:val="center"/>
-          </w:tcPr>
-          <w:p>
-            <w:pPr>
-              <w:pStyle w:val="Predeterminado"/>
-              <w:tabs>
-                <w:tab w:val="clear" w:pos="709"/>
-                <w:tab w:val="left" w:pos="426"/>
-                <w:tab w:val="left" w:pos="2835"/>
-                <w:tab w:val="left" w:pos="6659"/>
-                <w:tab w:val="left" w:pos="6839"/>
-              </w:tabs>
-              <w:jc w:val="both"/>
-              <w:rPr>
-                <w:rFonts w:ascii="Arial" w:hAnsi="Arial" w:cs="Arial"/>
-                <w:bCs/>
-                <w:color w:val="000000" w:themeColor="text1"/>
-                <w:sz w:val="18"/>
-                <w:szCs w:val="18"/>
-              </w:rPr>
-            </w:pPr>
-            <w:proofErr w:type="spellStart"/>
-            <w:r>
-              <w:rPr>
-                <w:rFonts w:ascii="Arial" w:hAnsi="Arial" w:cs="Arial"/>
-                <w:bCs/>
-                <w:color w:val="000000" w:themeColor="text1"/>
-                <w:sz w:val="18"/>
-                <w:szCs w:val="18"/>
-              </w:rPr>
-              <w:t>Recierre</w:t>
-            </w:r>
-            <w:proofErr w:type="spellEnd"/>
-            <w:r>
-              <w:rPr>
-                <w:rFonts w:ascii="Arial" w:hAnsi="Arial" w:cs="Arial"/>
-                <w:bCs/>
-                <w:color w:val="000000" w:themeColor="text1"/>
-                <w:sz w:val="18"/>
-                <w:szCs w:val="18"/>
-              </w:rPr>
-              <w:t xml:space="preserve"> automático del interruptor {{</w:t>
-            </w:r>
-            <w:proofErr w:type="spellStart"/>
-            <w:r>
-              <w:rPr>
-                <w:rFonts w:ascii="Arial" w:hAnsi="Arial" w:cs="Arial"/>
-                <w:bCs/>
-                <w:color w:val="000000" w:themeColor="text1"/>
-                <w:sz w:val="18"/>
-                <w:szCs w:val="18"/>
-              </w:rPr>
-              <w:t>alimentador_aperturado_num</w:t>
-            </w:r>
-            <w:proofErr w:type="spellEnd"/>
-            <w:r>
-              <w:rPr>
-                <w:rFonts w:ascii="Arial" w:hAnsi="Arial" w:cs="Arial"/>
-                <w:bCs/>
-                <w:color w:val="000000" w:themeColor="text1"/>
-                <w:sz w:val="18"/>
-                <w:szCs w:val="18"/>
-              </w:rPr>
-              <w:t>}}</w:t>
-            </w:r>
-            <w:r>
-              <w:rPr>
-                <w:rFonts w:ascii="Arial" w:hAnsi="Arial" w:cs="Arial"/>
-                <w:bCs/>
-                <w:color w:val="000000" w:themeColor="text1"/>
-                <w:sz w:val="18"/>
-                <w:szCs w:val="18"/>
-              </w:rPr>
-              <w:t xml:space="preserve"> </w:t>
-            </w:r>
-            <w:r>
-              <w:rPr>
-                <w:rFonts w:ascii="Arial" w:hAnsi="Arial" w:cs="Arial"/>
-                <w:bCs/>
-                <w:color w:val="000000" w:themeColor="text1"/>
-                <w:sz w:val="18"/>
-                <w:szCs w:val="18"/>
-              </w:rPr>
-              <w:t>en el alimentador {{</w:t>
-            </w:r>
-            <w:proofErr w:type="spellStart"/>
-            <w:r>
-              <w:rPr>
-                <w:rFonts w:ascii="Arial" w:hAnsi="Arial" w:cs="Arial"/>
-                <w:bCs/>
-                <w:color w:val="000000" w:themeColor="text1"/>
-                <w:sz w:val="18"/>
-                <w:szCs w:val="18"/>
-              </w:rPr>
-              <w:t>alimentador_aperturado</w:t>
-            </w:r>
-            <w:proofErr w:type="spellEnd"/>
-            <w:r>
-              <w:rPr>
-                <w:rFonts w:ascii="Arial" w:hAnsi="Arial" w:cs="Arial"/>
-                <w:bCs/>
-                <w:color w:val="000000" w:themeColor="text1"/>
-                <w:sz w:val="18"/>
-                <w:szCs w:val="18"/>
-              </w:rPr>
-              <w:t>}} con resultado exitoso.</w:t>
-            </w:r>
-          </w:p>
-        </w:tc>
-      </w:tr>
-      <w:tr>
-        <w:trPr>
-          <w:trHeight w:val="130"/>
-        </w:trPr>
-        <w:tc>
-          <w:tcPr>
-            <w:tcW w:w="2018" w:type="dxa"/>
-            <w:vAlign w:val="center"/>
-          </w:tcPr>
-          <w:p>
-            <w:pPr>
-              <w:pStyle w:val="Predeterminado"/>
-              <w:tabs>
-                <w:tab w:val="clear" w:pos="709"/>
-                <w:tab w:val="left" w:pos="426"/>
-                <w:tab w:val="left" w:pos="2835"/>
-                <w:tab w:val="left" w:pos="6659"/>
-                <w:tab w:val="left" w:pos="6839"/>
-              </w:tabs>
-              <w:jc w:val="center"/>
-              <w:rPr>
-                <w:rFonts w:ascii="Arial" w:hAnsi="Arial" w:cs="Arial"/>
-                <w:bCs/>
-                <w:color w:val="000000" w:themeColor="text1"/>
-                <w:sz w:val="18"/>
-                <w:szCs w:val="18"/>
-              </w:rPr>
-            </w:pPr>
-            <w:r>
-              <w:rPr>
-                <w:rFonts w:ascii="Arial" w:hAnsi="Arial" w:cs="Arial"/>
-                <w:bCs/>
-                <w:color w:val="000000" w:themeColor="text1"/>
-                <w:sz w:val="18"/>
-                <w:szCs w:val="18"/>
-              </w:rPr>
-              <w:t>{{</w:t>
-            </w:r>
-            <w:proofErr w:type="spellStart"/>
-            <w:r>
-              <w:rPr>
-                <w:rFonts w:ascii="Arial" w:hAnsi="Arial" w:cs="Arial"/>
-                <w:bCs/>
-                <w:color w:val="000000" w:themeColor="text1"/>
-                <w:sz w:val="18"/>
-                <w:szCs w:val="18"/>
-              </w:rPr>
-              <w:t>hora_vicos_vcierre</w:t>
-            </w:r>
-            <w:proofErr w:type="spellEnd"/>
-            <w:r>
-              <w:rPr>
-                <w:rFonts w:ascii="Arial" w:hAnsi="Arial" w:cs="Arial"/>
-                <w:bCs/>
-                <w:color w:val="000000" w:themeColor="text1"/>
-                <w:sz w:val="18"/>
-                <w:szCs w:val="18"/>
-              </w:rPr>
-              <w:t>}}</w:t>
-            </w:r>
-          </w:p>
-        </w:tc>
-        <w:tc>
-          <w:tcPr>
-            <w:tcW w:w="1678" w:type="dxa"/>
-            <w:vAlign w:val="center"/>
-          </w:tcPr>
-          <w:p>
-            <w:pPr>
-              <w:pStyle w:val="Predeterminado"/>
-              <w:tabs>
-                <w:tab w:val="clear" w:pos="709"/>
-                <w:tab w:val="left" w:pos="426"/>
-                <w:tab w:val="left" w:pos="2835"/>
-                <w:tab w:val="left" w:pos="6659"/>
-                <w:tab w:val="left" w:pos="6839"/>
-              </w:tabs>
-              <w:jc w:val="center"/>
-              <w:rPr>
-                <w:rFonts w:ascii="Arial" w:hAnsi="Arial" w:cs="Arial"/>
-                <w:bCs/>
-                <w:color w:val="000000" w:themeColor="text1"/>
-                <w:sz w:val="18"/>
-                <w:szCs w:val="18"/>
-              </w:rPr>
-            </w:pPr>
-            <w:r>
-              <w:rPr>
-                <w:rFonts w:ascii="Arial" w:hAnsi="Arial" w:cs="Arial"/>
-                <w:bCs/>
-                <w:color w:val="000000" w:themeColor="text1"/>
-                <w:sz w:val="18"/>
-                <w:szCs w:val="18"/>
-              </w:rPr>
-              <w:t>{{</w:t>
-            </w:r>
-            <w:proofErr w:type="spellStart"/>
-            <w:r>
-              <w:rPr>
-                <w:rFonts w:ascii="Arial" w:hAnsi="Arial" w:cs="Arial"/>
-                <w:bCs/>
-                <w:color w:val="000000" w:themeColor="text1"/>
-                <w:sz w:val="18"/>
-                <w:szCs w:val="18"/>
-              </w:rPr>
-              <w:t>ser_vecino</w:t>
-            </w:r>
-            <w:proofErr w:type="spellEnd"/>
-            <w:r>
-              <w:rPr>
-                <w:rFonts w:ascii="Arial" w:hAnsi="Arial" w:cs="Arial"/>
-                <w:bCs/>
-                <w:color w:val="000000" w:themeColor="text1"/>
-                <w:sz w:val="18"/>
-                <w:szCs w:val="18"/>
-              </w:rPr>
-              <w:t>}}</w:t>
-            </w:r>
-          </w:p>
-        </w:tc>
-        <w:tc>
-          <w:tcPr>
-            <w:tcW w:w="4955" w:type="dxa"/>
-            <w:vAlign w:val="center"/>
-          </w:tcPr>
-          <w:p>
-            <w:pPr>
-              <w:pStyle w:val="Predeterminado"/>
-              <w:tabs>
-                <w:tab w:val="clear" w:pos="709"/>
-                <w:tab w:val="left" w:pos="426"/>
-                <w:tab w:val="left" w:pos="2835"/>
-                <w:tab w:val="left" w:pos="6659"/>
-                <w:tab w:val="left" w:pos="6839"/>
-              </w:tabs>
-              <w:jc w:val="both"/>
-              <w:rPr>
-                <w:rFonts w:ascii="Arial" w:hAnsi="Arial" w:cs="Arial"/>
-                <w:bCs/>
-                <w:color w:val="000000" w:themeColor="text1"/>
-                <w:sz w:val="18"/>
-                <w:szCs w:val="18"/>
-              </w:rPr>
-            </w:pPr>
-            <w:proofErr w:type="spellStart"/>
-            <w:r>
-              <w:rPr>
-                <w:rFonts w:ascii="Arial" w:hAnsi="Arial" w:cs="Arial"/>
-                <w:bCs/>
-                <w:color w:val="000000" w:themeColor="text1"/>
-                <w:sz w:val="18"/>
-                <w:szCs w:val="18"/>
-              </w:rPr>
-              <w:t>Recierre</w:t>
-            </w:r>
-            <w:proofErr w:type="spellEnd"/>
-            <w:r>
-              <w:rPr>
-                <w:rFonts w:ascii="Arial" w:hAnsi="Arial" w:cs="Arial"/>
-                <w:bCs/>
-                <w:color w:val="000000" w:themeColor="text1"/>
-                <w:sz w:val="18"/>
-                <w:szCs w:val="18"/>
-              </w:rPr>
-              <w:t xml:space="preserve"> automático del interruptor {{</w:t>
-            </w:r>
-            <w:proofErr w:type="spellStart"/>
-            <w:r>
-              <w:rPr>
-                <w:rFonts w:ascii="Arial" w:hAnsi="Arial" w:cs="Arial"/>
-                <w:bCs/>
-                <w:color w:val="000000" w:themeColor="text1"/>
-                <w:sz w:val="18"/>
-                <w:szCs w:val="18"/>
-              </w:rPr>
-              <w:t>alimentador_vecino_num</w:t>
-            </w:r>
-            <w:proofErr w:type="spellEnd"/>
-            <w:r>
-              <w:rPr>
-                <w:rFonts w:ascii="Arial" w:hAnsi="Arial" w:cs="Arial"/>
-                <w:bCs/>
-                <w:color w:val="000000" w:themeColor="text1"/>
-                <w:sz w:val="18"/>
-                <w:szCs w:val="18"/>
-              </w:rPr>
-              <w:t>}}</w:t>
-            </w:r>
-            <w:r>
-              <w:rPr>
-                <w:rFonts w:ascii="Arial" w:hAnsi="Arial" w:cs="Arial"/>
-                <w:bCs/>
-                <w:color w:val="000000" w:themeColor="text1"/>
-                <w:sz w:val="18"/>
-                <w:szCs w:val="18"/>
-              </w:rPr>
-              <w:t xml:space="preserve"> </w:t>
-            </w:r>
-            <w:r>
-              <w:rPr>
-                <w:rFonts w:ascii="Arial" w:hAnsi="Arial" w:cs="Arial"/>
-                <w:bCs/>
-                <w:color w:val="000000" w:themeColor="text1"/>
-                <w:sz w:val="18"/>
-                <w:szCs w:val="18"/>
-              </w:rPr>
-              <w:t>en el alimentador {{</w:t>
-            </w:r>
-            <w:proofErr w:type="spellStart"/>
-            <w:r>
-              <w:rPr>
-                <w:rFonts w:ascii="Arial" w:hAnsi="Arial" w:cs="Arial"/>
-                <w:bCs/>
-                <w:color w:val="000000" w:themeColor="text1"/>
-                <w:sz w:val="18"/>
-                <w:szCs w:val="18"/>
-              </w:rPr>
-              <w:t>alimentador_vecino</w:t>
-            </w:r>
-            <w:proofErr w:type="spellEnd"/>
-            <w:r>
-              <w:rPr>
-                <w:rFonts w:ascii="Arial" w:hAnsi="Arial" w:cs="Arial"/>
-                <w:bCs/>
-                <w:color w:val="000000" w:themeColor="text1"/>
-                <w:sz w:val="18"/>
-                <w:szCs w:val="18"/>
-              </w:rPr>
-              <w:t>}} con resultado exitoso.</w:t>
-            </w:r>
-          </w:p>
-        </w:tc>
-      </w:tr>
-      <w:tr>
-        <w:trPr>
-          <w:trHeight w:val="130"/>
-        </w:trPr>
-        <w:tc>
-          <w:tcPr>
-            <w:tcW w:w="2018" w:type="dxa"/>
-            <w:vAlign w:val="center"/>
-          </w:tcPr>
-          <w:p>
-            <w:pPr>
-              <w:pStyle w:val="Predeterminado"/>
-              <w:tabs>
-                <w:tab w:val="clear" w:pos="709"/>
-                <w:tab w:val="left" w:pos="426"/>
-                <w:tab w:val="left" w:pos="2835"/>
-                <w:tab w:val="left" w:pos="6659"/>
-                <w:tab w:val="left" w:pos="6839"/>
-              </w:tabs>
-              <w:jc w:val="center"/>
-              <w:rPr>
-                <w:rFonts w:ascii="Arial" w:hAnsi="Arial" w:cs="Arial"/>
-                <w:bCs/>
-                <w:color w:val="000000" w:themeColor="text1"/>
-                <w:sz w:val="18"/>
-                <w:szCs w:val="18"/>
-              </w:rPr>
-            </w:pPr>
-            <w:r>
-              <w:rPr>
-                <w:rFonts w:ascii="Arial" w:hAnsi="Arial" w:cs="Arial"/>
-                <w:bCs/>
-                <w:color w:val="000000" w:themeColor="text1"/>
-                <w:sz w:val="18"/>
-                <w:szCs w:val="18"/>
-              </w:rPr>
-              <w:t>{{</w:t>
-            </w:r>
-            <w:proofErr w:type="spellStart"/>
-            <w:r>
-              <w:rPr>
-                <w:rFonts w:ascii="Arial" w:hAnsi="Arial" w:cs="Arial"/>
-                <w:bCs/>
-                <w:color w:val="000000" w:themeColor="text1"/>
-                <w:sz w:val="18"/>
-                <w:szCs w:val="18"/>
-              </w:rPr>
-              <w:t>hora_reporte</w:t>
-            </w:r>
-            <w:proofErr w:type="spellEnd"/>
-            <w:r>
-              <w:rPr>
-                <w:rFonts w:ascii="Arial" w:hAnsi="Arial" w:cs="Arial"/>
-                <w:bCs/>
-                <w:color w:val="000000" w:themeColor="text1"/>
-                <w:sz w:val="18"/>
-                <w:szCs w:val="18"/>
-              </w:rPr>
-              <w:t>}}</w:t>
-            </w:r>
-          </w:p>
-        </w:tc>
-        <w:tc>
-          <w:tcPr>
-            <w:tcW w:w="1678" w:type="dxa"/>
-            <w:vAlign w:val="center"/>
-          </w:tcPr>
-          <w:p>
-            <w:pPr>
-              <w:pStyle w:val="Predeterminado"/>
-              <w:tabs>
-                <w:tab w:val="clear" w:pos="709"/>
-                <w:tab w:val="left" w:pos="426"/>
-                <w:tab w:val="left" w:pos="2835"/>
-                <w:tab w:val="left" w:pos="6659"/>
-                <w:tab w:val="left" w:pos="6839"/>
-              </w:tabs>
-              <w:jc w:val="center"/>
-              <w:rPr>
-                <w:rFonts w:ascii="Arial" w:hAnsi="Arial" w:cs="Arial"/>
-                <w:bCs/>
-                <w:color w:val="000000" w:themeColor="text1"/>
-                <w:sz w:val="18"/>
-                <w:szCs w:val="18"/>
-              </w:rPr>
-            </w:pPr>
-            <w:r>
-              <w:rPr>
-                <w:rFonts w:ascii="Arial" w:hAnsi="Arial" w:cs="Arial"/>
-                <w:bCs/>
-                <w:color w:val="000000" w:themeColor="text1"/>
-                <w:sz w:val="18"/>
-                <w:szCs w:val="18"/>
-              </w:rPr>
-              <w:t>CCM</w:t>
-            </w:r>
-          </w:p>
-        </w:tc>
-        <w:tc>
-          <w:tcPr>
-            <w:tcW w:w="4955" w:type="dxa"/>
-            <w:vAlign w:val="center"/>
-          </w:tcPr>
-          <w:p>
-            <w:pPr>
-              <w:pStyle w:val="Predeterminado"/>
-              <w:tabs>
-                <w:tab w:val="clear" w:pos="709"/>
-                <w:tab w:val="left" w:pos="508"/>
-                <w:tab w:val="left" w:pos="2835"/>
-                <w:tab w:val="left" w:pos="6659"/>
-                <w:tab w:val="left" w:pos="6839"/>
-              </w:tabs>
-              <w:jc w:val="both"/>
-              <w:rPr>
-                <w:rFonts w:ascii="Arial" w:hAnsi="Arial" w:cs="Arial"/>
-                <w:bCs/>
-                <w:color w:val="000000" w:themeColor="text1"/>
-                <w:sz w:val="18"/>
-                <w:szCs w:val="18"/>
-              </w:rPr>
-            </w:pPr>
-            <w:r>
-              <w:rPr>
-                <w:rFonts w:ascii="Arial" w:hAnsi="Arial" w:cs="Arial"/>
-                <w:bCs/>
-                <w:color w:val="000000" w:themeColor="text1"/>
-                <w:sz w:val="18"/>
-                <w:szCs w:val="18"/>
-              </w:rPr>
-              <w:t>Se comunica a</w:t>
-            </w:r>
-            <w:r>
-              <w:rPr>
-                <w:rFonts w:ascii="Arial" w:hAnsi="Arial" w:cs="Arial"/>
-                <w:bCs/>
-                <w:color w:val="000000" w:themeColor="text1"/>
-                <w:sz w:val="18"/>
-                <w:szCs w:val="18"/>
-              </w:rPr>
-              <w:t>l</w:t>
-            </w:r>
-            <w:r>
-              <w:rPr>
-                <w:rFonts w:ascii="Arial" w:hAnsi="Arial" w:cs="Arial"/>
-                <w:bCs/>
-                <w:color w:val="000000" w:themeColor="text1"/>
-                <w:sz w:val="18"/>
-                <w:szCs w:val="18"/>
-              </w:rPr>
-              <w:t xml:space="preserve"> </w:t>
-            </w:r>
-            <w:r>
-              <w:rPr>
-                <w:rFonts w:ascii="Arial" w:hAnsi="Arial" w:cs="Arial"/>
-                <w:bCs/>
-                <w:color w:val="000000" w:themeColor="text1"/>
-                <w:sz w:val="18"/>
-                <w:szCs w:val="18"/>
-              </w:rPr>
-              <w:t>s</w:t>
-            </w:r>
-            <w:r>
-              <w:rPr>
-                <w:rFonts w:ascii="Arial" w:hAnsi="Arial" w:cs="Arial"/>
-                <w:bCs/>
-                <w:color w:val="000000" w:themeColor="text1"/>
-                <w:sz w:val="18"/>
-                <w:szCs w:val="18"/>
-              </w:rPr>
-              <w:t>up</w:t>
-            </w:r>
-            <w:r>
-              <w:rPr>
-                <w:rFonts w:ascii="Arial" w:hAnsi="Arial" w:cs="Arial"/>
-                <w:bCs/>
-                <w:color w:val="000000" w:themeColor="text1"/>
-                <w:sz w:val="18"/>
-                <w:szCs w:val="18"/>
-              </w:rPr>
-              <w:t xml:space="preserve">ervisor de </w:t>
-            </w:r>
-            <w:r>
-              <w:rPr>
-                <w:rFonts w:ascii="Arial" w:hAnsi="Arial" w:cs="Arial"/>
-                <w:bCs/>
-                <w:color w:val="000000" w:themeColor="text1"/>
-                <w:sz w:val="18"/>
-                <w:szCs w:val="18"/>
-              </w:rPr>
-              <w:t>PCO</w:t>
-            </w:r>
-            <w:r>
-              <w:rPr>
-                <w:rFonts w:ascii="Arial" w:hAnsi="Arial" w:cs="Arial"/>
-                <w:color w:val="000000" w:themeColor="text1"/>
-                <w:sz w:val="18"/>
-                <w:szCs w:val="18"/>
-              </w:rPr>
-              <w:t xml:space="preserve"> </w:t>
-            </w:r>
-            <w:r>
-              <w:rPr>
-                <w:rFonts w:ascii="Arial" w:hAnsi="Arial" w:cs="Arial"/>
-                <w:color w:val="000000" w:themeColor="text1"/>
-                <w:sz w:val="18"/>
-                <w:szCs w:val="18"/>
-              </w:rPr>
-              <w:t>{{</w:t>
-            </w:r>
-            <w:proofErr w:type="spellStart"/>
-            <w:r>
-              <w:rPr>
-                <w:rFonts w:ascii="Arial" w:hAnsi="Arial" w:cs="Arial"/>
-                <w:color w:val="000000" w:themeColor="text1"/>
-                <w:sz w:val="18"/>
-                <w:szCs w:val="18"/>
-              </w:rPr>
-              <w:t>sup_pco</w:t>
-            </w:r>
-            <w:proofErr w:type="spellEnd"/>
-            <w:r>
-              <w:rPr>
-                <w:rFonts w:ascii="Arial" w:hAnsi="Arial" w:cs="Arial"/>
-                <w:color w:val="000000" w:themeColor="text1"/>
-                <w:sz w:val="18"/>
-                <w:szCs w:val="18"/>
-              </w:rPr>
-              <w:t>}}</w:t>
-            </w:r>
-            <w:r>
-              <w:rPr>
-                <w:rFonts w:ascii="Arial" w:hAnsi="Arial" w:cs="Arial"/>
-                <w:color w:val="000000" w:themeColor="text1"/>
-                <w:sz w:val="18"/>
-                <w:szCs w:val="18"/>
-              </w:rPr>
-              <w:t>Jesús Salguedo</w:t>
-            </w:r>
-            <w:r>
-              <w:rPr>
-                <w:rFonts w:ascii="Arial" w:hAnsi="Arial" w:cs="Arial"/>
-                <w:color w:val="000000" w:themeColor="text1"/>
-                <w:sz w:val="18"/>
-                <w:szCs w:val="18"/>
-              </w:rPr>
-              <w:t>.</w:t>
-            </w:r>
-          </w:p>
-          <w:p>
-            <w:pPr>
-              <w:pStyle w:val="Predeterminado"/>
-              <w:tabs>
-                <w:tab w:val="clear" w:pos="709"/>
-                <w:tab w:val="left" w:pos="426"/>
-                <w:tab w:val="left" w:pos="2835"/>
-                <w:tab w:val="left" w:pos="6659"/>
-                <w:tab w:val="left" w:pos="6839"/>
-              </w:tabs>
-              <w:jc w:val="both"/>
-              <w:rPr>
-                <w:rFonts w:ascii="Arial" w:hAnsi="Arial" w:cs="Arial"/>
-                <w:bCs/>
-                <w:color w:val="000000" w:themeColor="text1"/>
-                <w:sz w:val="18"/>
-                <w:szCs w:val="18"/>
-              </w:rPr>
-            </w:pPr>
-            <w:r>
-              <w:rPr>
-                <w:rFonts w:ascii="Arial" w:hAnsi="Arial" w:cs="Arial"/>
-                <w:bCs/>
-                <w:color w:val="000000" w:themeColor="text1"/>
-                <w:sz w:val="18"/>
-                <w:szCs w:val="18"/>
-              </w:rPr>
-              <w:t>Se reporta en el grupo de WhatsApp de CCM_SUB_CAT de SYC.</w:t>
-            </w:r>
-          </w:p>
-        </w:tc>
-      </w:tr>
-      <w:tr>
-        <w:trPr>
-          <w:trHeight w:val="130"/>
-        </w:trPr>
-        <w:tc>
-          <w:tcPr>
-            <w:tcW w:w="2018" w:type="dxa"/>
-            <w:vAlign w:val="center"/>
-          </w:tcPr>
-          <w:p>
-            <w:pPr>
-              <w:pStyle w:val="Predeterminado"/>
-              <w:tabs>
-                <w:tab w:val="clear" w:pos="709"/>
-                <w:tab w:val="left" w:pos="426"/>
-                <w:tab w:val="left" w:pos="2835"/>
-                <w:tab w:val="left" w:pos="6659"/>
-                <w:tab w:val="left" w:pos="6839"/>
-              </w:tabs>
-              <w:jc w:val="center"/>
-              <w:rPr>
-                <w:rFonts w:ascii="Arial" w:hAnsi="Arial" w:cs="Arial"/>
-                <w:bCs/>
-                <w:color w:val="000000" w:themeColor="text1"/>
-                <w:sz w:val="18"/>
-                <w:szCs w:val="18"/>
-              </w:rPr>
-            </w:pPr>
-            <w:r>
-              <w:rPr>
-                <w:rFonts w:ascii="Arial" w:hAnsi="Arial" w:cs="Arial"/>
-                <w:bCs/>
-                <w:color w:val="000000" w:themeColor="text1"/>
-                <w:sz w:val="18"/>
-                <w:szCs w:val="18"/>
-              </w:rPr>
-              <w:t>{{</w:t>
-            </w:r>
-            <w:proofErr w:type="spellStart"/>
-            <w:r>
-              <w:rPr>
-                <w:rFonts w:ascii="Arial" w:hAnsi="Arial" w:cs="Arial"/>
-                <w:bCs/>
-                <w:color w:val="000000" w:themeColor="text1"/>
-                <w:sz w:val="18"/>
-                <w:szCs w:val="18"/>
-              </w:rPr>
-              <w:t>hora_envio_st</w:t>
-            </w:r>
-            <w:proofErr w:type="spellEnd"/>
-            <w:r>
-              <w:rPr>
-                <w:rFonts w:ascii="Arial" w:hAnsi="Arial" w:cs="Arial"/>
-                <w:bCs/>
-                <w:color w:val="000000" w:themeColor="text1"/>
-                <w:sz w:val="18"/>
-                <w:szCs w:val="18"/>
-              </w:rPr>
-              <w:t>}}</w:t>
-            </w:r>
-          </w:p>
-        </w:tc>
-        <w:tc>
-          <w:tcPr>
-            <w:tcW w:w="1678" w:type="dxa"/>
-            <w:vAlign w:val="center"/>
-          </w:tcPr>
-          <w:p>
-            <w:pPr>
-              <w:pStyle w:val="Predeterminado"/>
-              <w:tabs>
-                <w:tab w:val="clear" w:pos="709"/>
-                <w:tab w:val="left" w:pos="426"/>
-                <w:tab w:val="left" w:pos="2835"/>
-                <w:tab w:val="left" w:pos="6659"/>
-                <w:tab w:val="left" w:pos="6839"/>
-              </w:tabs>
-              <w:jc w:val="center"/>
-              <w:rPr>
-                <w:rFonts w:ascii="Arial" w:hAnsi="Arial" w:cs="Arial"/>
-                <w:bCs/>
-                <w:color w:val="000000" w:themeColor="text1"/>
-                <w:sz w:val="18"/>
-                <w:szCs w:val="18"/>
-              </w:rPr>
-            </w:pPr>
-            <w:r>
-              <w:rPr>
-                <w:rFonts w:ascii="Arial" w:hAnsi="Arial" w:cs="Arial"/>
-                <w:bCs/>
-                <w:color w:val="000000" w:themeColor="text1"/>
-                <w:sz w:val="18"/>
-                <w:szCs w:val="18"/>
-              </w:rPr>
-              <w:t>CCM</w:t>
-            </w:r>
-          </w:p>
-        </w:tc>
-        <w:tc>
-          <w:tcPr>
-            <w:tcW w:w="4955" w:type="dxa"/>
-            <w:vAlign w:val="center"/>
-          </w:tcPr>
-          <w:p>
-            <w:pPr>
-              <w:pStyle w:val="Predeterminado"/>
-              <w:tabs>
-                <w:tab w:val="clear" w:pos="709"/>
-                <w:tab w:val="left" w:pos="426"/>
-                <w:tab w:val="left" w:pos="2835"/>
-                <w:tab w:val="left" w:pos="6659"/>
-                <w:tab w:val="left" w:pos="6839"/>
-              </w:tabs>
-              <w:jc w:val="both"/>
-              <w:rPr>
-                <w:rFonts w:ascii="Arial" w:hAnsi="Arial" w:cs="Arial"/>
-                <w:bCs/>
-                <w:color w:val="000000" w:themeColor="text1"/>
-                <w:sz w:val="18"/>
-                <w:szCs w:val="18"/>
-              </w:rPr>
-            </w:pPr>
-            <w:r>
-              <w:rPr>
-                <w:rFonts w:ascii="Arial" w:hAnsi="Arial" w:cs="Arial"/>
-                <w:bCs/>
-                <w:color w:val="000000" w:themeColor="text1"/>
-                <w:sz w:val="18"/>
-                <w:szCs w:val="18"/>
-              </w:rPr>
-              <w:t>Personal de</w:t>
-            </w:r>
-            <w:r>
-              <w:rPr>
-                <w:rFonts w:ascii="Arial" w:hAnsi="Arial" w:cs="Arial"/>
-                <w:bCs/>
-                <w:color w:val="000000" w:themeColor="text1"/>
-                <w:sz w:val="18"/>
-                <w:szCs w:val="18"/>
-              </w:rPr>
-              <w:t xml:space="preserve"> Subestaciones, </w:t>
-            </w:r>
-            <w:r>
-              <w:rPr>
-                <w:rFonts w:ascii="Arial" w:hAnsi="Arial" w:cs="Arial"/>
-                <w:bCs/>
-                <w:color w:val="000000" w:themeColor="text1"/>
-                <w:sz w:val="18"/>
-                <w:szCs w:val="18"/>
-              </w:rPr>
-              <w:t>{{</w:t>
-            </w:r>
-            <w:proofErr w:type="spellStart"/>
-            <w:r>
-              <w:rPr>
-                <w:rFonts w:ascii="Arial" w:hAnsi="Arial" w:cs="Arial"/>
-                <w:bCs/>
-                <w:color w:val="000000" w:themeColor="text1"/>
-                <w:sz w:val="18"/>
-                <w:szCs w:val="18"/>
-              </w:rPr>
-              <w:t>per_sub</w:t>
-            </w:r>
-            <w:proofErr w:type="spellEnd"/>
-            <w:r>
-              <w:rPr>
-                <w:rFonts w:ascii="Arial" w:hAnsi="Arial" w:cs="Arial"/>
-                <w:bCs/>
-                <w:color w:val="000000" w:themeColor="text1"/>
-                <w:sz w:val="18"/>
-                <w:szCs w:val="18"/>
-              </w:rPr>
-              <w:t>}}</w:t>
-            </w:r>
-            <w:r>
-              <w:rPr>
-                <w:rFonts w:ascii="Arial" w:hAnsi="Arial" w:cs="Arial"/>
-                <w:bCs/>
-                <w:color w:val="000000" w:themeColor="text1"/>
-                <w:sz w:val="18"/>
-                <w:szCs w:val="18"/>
-              </w:rPr>
-              <w:t xml:space="preserve">; realizar inspección de las celdas DC: </w:t>
-            </w:r>
-            <w:r>
-              <w:rPr>
-                <w:rFonts w:ascii="Arial" w:hAnsi="Arial" w:cs="Arial"/>
-                <w:bCs/>
-                <w:color w:val="000000" w:themeColor="text1"/>
-                <w:sz w:val="18"/>
-                <w:szCs w:val="18"/>
-              </w:rPr>
-              <w:t>{{</w:t>
-            </w:r>
-            <w:proofErr w:type="spellStart"/>
-            <w:r>
-              <w:rPr>
-                <w:rFonts w:ascii="Arial" w:hAnsi="Arial" w:cs="Arial"/>
-                <w:bCs/>
-                <w:color w:val="000000" w:themeColor="text1"/>
-                <w:sz w:val="18"/>
-                <w:szCs w:val="18"/>
-              </w:rPr>
-              <w:t>alimentador_ser_aperturado</w:t>
-            </w:r>
-            <w:proofErr w:type="spellEnd"/>
-            <w:r>
-              <w:rPr>
-                <w:rFonts w:ascii="Arial" w:hAnsi="Arial" w:cs="Arial"/>
-                <w:bCs/>
-                <w:color w:val="000000" w:themeColor="text1"/>
-                <w:sz w:val="18"/>
-                <w:szCs w:val="18"/>
-              </w:rPr>
-              <w:t>}}</w:t>
-            </w:r>
-            <w:r>
-              <w:rPr>
-                <w:rFonts w:ascii="Arial" w:hAnsi="Arial" w:cs="Arial"/>
-                <w:bCs/>
-                <w:color w:val="000000" w:themeColor="text1"/>
-                <w:sz w:val="18"/>
-                <w:szCs w:val="18"/>
-              </w:rPr>
-              <w:t xml:space="preserve"> </w:t>
-            </w:r>
-            <w:r>
-              <w:rPr>
-                <w:rFonts w:ascii="Arial" w:hAnsi="Arial" w:cs="Arial"/>
-                <w:b/>
-                <w:bCs/>
-                <w:color w:val="000000" w:themeColor="text1"/>
-                <w:sz w:val="18"/>
-                <w:szCs w:val="18"/>
-              </w:rPr>
-              <w:t xml:space="preserve">(ST </w:t>
-            </w:r>
-            <w:r>
-              <w:rPr>
-                <w:rFonts w:ascii="Arial" w:hAnsi="Arial" w:cs="Arial"/>
-                <w:b/>
-                <w:bCs/>
-                <w:color w:val="000000" w:themeColor="text1"/>
-                <w:sz w:val="18"/>
-                <w:szCs w:val="18"/>
-              </w:rPr>
-              <w:t>{{</w:t>
-            </w:r>
-            <w:proofErr w:type="spellStart"/>
-            <w:r>
-              <w:rPr>
-                <w:rFonts w:ascii="Arial" w:hAnsi="Arial" w:cs="Arial"/>
-                <w:b/>
-                <w:bCs/>
-                <w:color w:val="000000" w:themeColor="text1"/>
-                <w:sz w:val="18"/>
-                <w:szCs w:val="18"/>
-              </w:rPr>
-              <w:t>st_aperturado</w:t>
-            </w:r>
-            <w:proofErr w:type="spellEnd"/>
-            <w:r>
-              <w:rPr>
-                <w:rFonts w:ascii="Arial" w:hAnsi="Arial" w:cs="Arial"/>
-                <w:b/>
-                <w:bCs/>
-                <w:color w:val="000000" w:themeColor="text1"/>
-                <w:sz w:val="18"/>
-                <w:szCs w:val="18"/>
-              </w:rPr>
-              <w:t>}}</w:t>
-            </w:r>
-            <w:r>
-              <w:rPr>
-                <w:rFonts w:ascii="Arial" w:hAnsi="Arial" w:cs="Arial"/>
-                <w:b/>
-                <w:bCs/>
-                <w:color w:val="000000" w:themeColor="text1"/>
-                <w:sz w:val="18"/>
-                <w:szCs w:val="18"/>
-              </w:rPr>
-              <w:t>)</w:t>
-            </w:r>
-            <w:r>
-              <w:rPr>
-                <w:rFonts w:ascii="Arial" w:hAnsi="Arial" w:cs="Arial"/>
-                <w:b/>
-                <w:bCs/>
-                <w:color w:val="000000" w:themeColor="text1"/>
-                <w:sz w:val="18"/>
-                <w:szCs w:val="18"/>
-              </w:rPr>
-              <w:t xml:space="preserve"> </w:t>
-            </w:r>
-            <w:r>
-              <w:rPr>
-                <w:rFonts w:ascii="Arial" w:hAnsi="Arial" w:cs="Arial"/>
-                <w:bCs/>
-                <w:color w:val="000000" w:themeColor="text1"/>
-                <w:sz w:val="18"/>
-                <w:szCs w:val="18"/>
-              </w:rPr>
-              <w:t xml:space="preserve">y </w:t>
-            </w:r>
-            <w:r>
-              <w:rPr>
-                <w:rFonts w:ascii="Arial" w:hAnsi="Arial" w:cs="Arial"/>
-                <w:bCs/>
-                <w:color w:val="000000" w:themeColor="text1"/>
-                <w:sz w:val="18"/>
-                <w:szCs w:val="18"/>
-              </w:rPr>
-              <w:t>{{</w:t>
-            </w:r>
-            <w:proofErr w:type="spellStart"/>
-            <w:r>
-              <w:rPr>
-                <w:rFonts w:ascii="Arial" w:hAnsi="Arial" w:cs="Arial"/>
-                <w:bCs/>
-                <w:color w:val="000000" w:themeColor="text1"/>
-                <w:sz w:val="18"/>
-                <w:szCs w:val="18"/>
-              </w:rPr>
-              <w:t>alimentador_ser_vecino</w:t>
-            </w:r>
-            <w:proofErr w:type="spellEnd"/>
-            <w:r>
-              <w:rPr>
-                <w:rFonts w:ascii="Arial" w:hAnsi="Arial" w:cs="Arial"/>
-                <w:bCs/>
-                <w:color w:val="000000" w:themeColor="text1"/>
-                <w:sz w:val="18"/>
-                <w:szCs w:val="18"/>
-              </w:rPr>
-              <w:t>}}</w:t>
-            </w:r>
-            <w:r>
-              <w:rPr>
-                <w:rFonts w:ascii="Arial" w:hAnsi="Arial" w:cs="Arial"/>
-                <w:bCs/>
-                <w:color w:val="000000" w:themeColor="text1"/>
-                <w:sz w:val="18"/>
-                <w:szCs w:val="18"/>
-              </w:rPr>
-              <w:t xml:space="preserve"> </w:t>
-            </w:r>
-            <w:r>
-              <w:rPr>
-                <w:rFonts w:ascii="Arial" w:hAnsi="Arial" w:cs="Arial"/>
-                <w:b/>
-                <w:color w:val="000000" w:themeColor="text1"/>
-                <w:sz w:val="18"/>
-                <w:szCs w:val="18"/>
-              </w:rPr>
-              <w:t xml:space="preserve">(ST </w:t>
-            </w:r>
-            <w:r>
-              <w:rPr>
-                <w:rFonts w:ascii="Arial" w:hAnsi="Arial" w:cs="Arial"/>
-                <w:b/>
-                <w:color w:val="000000" w:themeColor="text1"/>
-                <w:sz w:val="18"/>
-                <w:szCs w:val="18"/>
-              </w:rPr>
-              <w:t>{{</w:t>
-            </w:r>
-            <w:proofErr w:type="spellStart"/>
-            <w:r>
-              <w:rPr>
-                <w:rFonts w:ascii="Arial" w:hAnsi="Arial" w:cs="Arial"/>
-                <w:b/>
-                <w:color w:val="000000" w:themeColor="text1"/>
-                <w:sz w:val="18"/>
-                <w:szCs w:val="18"/>
-              </w:rPr>
-              <w:t>st_vecino</w:t>
-            </w:r>
-            <w:proofErr w:type="spellEnd"/>
-            <w:r>
-              <w:rPr>
-                <w:rFonts w:ascii="Arial" w:hAnsi="Arial" w:cs="Arial"/>
-                <w:b/>
-                <w:color w:val="000000" w:themeColor="text1"/>
-                <w:sz w:val="18"/>
-                <w:szCs w:val="18"/>
-              </w:rPr>
-              <w:t>}}</w:t>
-            </w:r>
-            <w:r>
-              <w:rPr>
-                <w:rFonts w:ascii="Arial" w:hAnsi="Arial" w:cs="Arial"/>
-                <w:b/>
-                <w:color w:val="000000" w:themeColor="text1"/>
-                <w:sz w:val="18"/>
-                <w:szCs w:val="18"/>
-              </w:rPr>
-              <w:t>).</w:t>
-            </w:r>
-          </w:p>
-          <w:p>
-            <w:pPr>
-              <w:pStyle w:val="Predeterminado"/>
-              <w:tabs>
-                <w:tab w:val="clear" w:pos="709"/>
-                <w:tab w:val="left" w:pos="426"/>
-                <w:tab w:val="left" w:pos="2835"/>
-                <w:tab w:val="left" w:pos="6659"/>
-                <w:tab w:val="left" w:pos="6839"/>
-              </w:tabs>
-              <w:jc w:val="both"/>
-              <w:rPr>
-                <w:rFonts w:ascii="Arial" w:hAnsi="Arial" w:cs="Arial"/>
-                <w:bCs/>
-                <w:color w:val="000000" w:themeColor="text1"/>
-                <w:sz w:val="18"/>
-                <w:szCs w:val="18"/>
-              </w:rPr>
-            </w:pPr>
-          </w:p>
-          <w:p>
-            <w:pPr>
-              <w:pStyle w:val="Predeterminado"/>
-              <w:tabs>
-                <w:tab w:val="clear" w:pos="709"/>
-                <w:tab w:val="left" w:pos="426"/>
-                <w:tab w:val="left" w:pos="2835"/>
-                <w:tab w:val="left" w:pos="6659"/>
-                <w:tab w:val="left" w:pos="6839"/>
-              </w:tabs>
-              <w:jc w:val="both"/>
-              <w:rPr>
-                <w:rFonts w:ascii="Arial" w:hAnsi="Arial" w:cs="Arial"/>
-                <w:bCs/>
-                <w:color w:val="000000" w:themeColor="text1"/>
-                <w:sz w:val="18"/>
-                <w:szCs w:val="18"/>
-              </w:rPr>
-            </w:pPr>
-            <w:r>
-              <w:rPr>
-                <w:rFonts w:ascii="Arial" w:hAnsi="Arial" w:cs="Arial"/>
-                <w:bCs/>
-                <w:color w:val="000000" w:themeColor="text1"/>
-                <w:sz w:val="18"/>
-                <w:szCs w:val="18"/>
-              </w:rPr>
-              <w:t>Personal</w:t>
-            </w:r>
-            <w:r>
-              <w:rPr>
-                <w:rFonts w:ascii="Arial" w:hAnsi="Arial" w:cs="Arial"/>
-                <w:bCs/>
-                <w:color w:val="000000" w:themeColor="text1"/>
-                <w:sz w:val="18"/>
-                <w:szCs w:val="18"/>
-              </w:rPr>
-              <w:t xml:space="preserve"> de Catenarias, </w:t>
-            </w:r>
-            <w:r>
-              <w:rPr>
-                <w:rFonts w:ascii="Arial" w:hAnsi="Arial" w:cs="Arial"/>
-                <w:bCs/>
-                <w:color w:val="000000" w:themeColor="text1"/>
-                <w:sz w:val="18"/>
-                <w:szCs w:val="18"/>
-              </w:rPr>
-              <w:t>{{</w:t>
-            </w:r>
-            <w:proofErr w:type="spellStart"/>
-            <w:r>
-              <w:rPr>
-                <w:rFonts w:ascii="Arial" w:hAnsi="Arial" w:cs="Arial"/>
-                <w:bCs/>
-                <w:color w:val="000000" w:themeColor="text1"/>
-                <w:sz w:val="18"/>
-                <w:szCs w:val="18"/>
-              </w:rPr>
-              <w:t>per_cat</w:t>
-            </w:r>
-            <w:proofErr w:type="spellEnd"/>
-            <w:r>
-              <w:rPr>
-                <w:rFonts w:ascii="Arial" w:hAnsi="Arial" w:cs="Arial"/>
-                <w:bCs/>
-                <w:color w:val="000000" w:themeColor="text1"/>
-                <w:sz w:val="18"/>
-                <w:szCs w:val="18"/>
-              </w:rPr>
-              <w:t>}}</w:t>
-            </w:r>
-            <w:r>
-              <w:rPr>
-                <w:rFonts w:ascii="Arial" w:hAnsi="Arial" w:cs="Arial"/>
-                <w:bCs/>
-                <w:color w:val="000000" w:themeColor="text1"/>
-                <w:sz w:val="18"/>
-                <w:szCs w:val="18"/>
-              </w:rPr>
-              <w:t xml:space="preserve">; realizar inspección de la zona </w:t>
-            </w:r>
-            <w:r>
-              <w:rPr>
-                <w:rFonts w:ascii="Arial" w:hAnsi="Arial" w:cs="Arial"/>
-                <w:bCs/>
-                <w:color w:val="000000" w:themeColor="text1"/>
-                <w:sz w:val="18"/>
-                <w:szCs w:val="18"/>
-              </w:rPr>
-              <w:t>{{zona}}</w:t>
-            </w:r>
-            <w:r>
-              <w:rPr>
-                <w:rFonts w:ascii="Arial" w:hAnsi="Arial" w:cs="Arial"/>
-                <w:bCs/>
-                <w:color w:val="000000" w:themeColor="text1"/>
-                <w:sz w:val="18"/>
-                <w:szCs w:val="18"/>
-              </w:rPr>
-              <w:t xml:space="preserve"> </w:t>
-            </w:r>
-            <w:r>
-              <w:rPr>
-                <w:rFonts w:ascii="Arial" w:hAnsi="Arial" w:cs="Arial"/>
-                <w:bCs/>
-                <w:color w:val="000000" w:themeColor="text1"/>
-                <w:sz w:val="18"/>
-                <w:szCs w:val="18"/>
-              </w:rPr>
-              <w:t xml:space="preserve">de vía principal </w:t>
-            </w:r>
-            <w:r>
-              <w:rPr>
-                <w:rFonts w:ascii="Arial" w:hAnsi="Arial" w:cs="Arial"/>
-                <w:b/>
-                <w:color w:val="000000" w:themeColor="text1"/>
-                <w:sz w:val="18"/>
-                <w:szCs w:val="18"/>
-              </w:rPr>
-              <w:t xml:space="preserve">(ST </w:t>
-            </w:r>
-            <w:r>
-              <w:rPr>
-                <w:rFonts w:ascii="Arial" w:hAnsi="Arial" w:cs="Arial"/>
-                <w:b/>
-                <w:color w:val="000000" w:themeColor="text1"/>
-                <w:sz w:val="18"/>
-                <w:szCs w:val="18"/>
-              </w:rPr>
-              <w:t>{{</w:t>
-            </w:r>
-            <w:proofErr w:type="spellStart"/>
-            <w:r>
-              <w:rPr>
-                <w:rFonts w:ascii="Arial" w:hAnsi="Arial" w:cs="Arial"/>
-                <w:b/>
-                <w:color w:val="000000" w:themeColor="text1"/>
-                <w:sz w:val="18"/>
-                <w:szCs w:val="18"/>
-              </w:rPr>
-              <w:t>st_zona</w:t>
-            </w:r>
-            <w:proofErr w:type="spellEnd"/>
-            <w:r>
-              <w:rPr>
-                <w:rFonts w:ascii="Arial" w:hAnsi="Arial" w:cs="Arial"/>
-                <w:b/>
-                <w:color w:val="000000" w:themeColor="text1"/>
-                <w:sz w:val="18"/>
-                <w:szCs w:val="18"/>
-              </w:rPr>
-              <w:t>}}</w:t>
-            </w:r>
-            <w:r>
-              <w:rPr>
-                <w:rFonts w:ascii="Arial" w:hAnsi="Arial" w:cs="Arial"/>
-                <w:b/>
-                <w:color w:val="000000" w:themeColor="text1"/>
-                <w:sz w:val="18"/>
-                <w:szCs w:val="18"/>
-              </w:rPr>
-              <w:t>).</w:t>
-            </w:r>
-          </w:p>
-        </w:tc>
-      </w:tr>
-      <w:tr>
-        <w:trPr>
-          <w:trHeight w:val="130"/>
-        </w:trPr>
-        <w:tc>
-          <w:tcPr>
-            <w:tcW w:w="2018" w:type="dxa"/>
-            <w:vAlign w:val="center"/>
-          </w:tcPr>
-          <w:p>
-            <w:pPr>
-              <w:pStyle w:val="Predeterminado"/>
-              <w:tabs>
-                <w:tab w:val="clear" w:pos="709"/>
-                <w:tab w:val="left" w:pos="426"/>
-                <w:tab w:val="left" w:pos="2835"/>
-                <w:tab w:val="left" w:pos="6659"/>
-                <w:tab w:val="left" w:pos="6839"/>
-              </w:tabs>
-              <w:jc w:val="center"/>
-              <w:rPr>
-                <w:rFonts w:ascii="Arial" w:hAnsi="Arial" w:cs="Arial"/>
-                <w:bCs/>
-                <w:color w:val="000000" w:themeColor="text1"/>
-                <w:sz w:val="18"/>
-                <w:szCs w:val="18"/>
-              </w:rPr>
-            </w:pPr>
-            <w:r>
-              <w:rPr>
-                <w:rFonts w:ascii="Arial" w:hAnsi="Arial" w:cs="Arial"/>
-                <w:bCs/>
-                <w:color w:val="000000" w:themeColor="text1"/>
-                <w:sz w:val="18"/>
-                <w:szCs w:val="18"/>
-              </w:rPr>
-              <w:t>{{</w:t>
-            </w:r>
-            <w:proofErr w:type="spellStart"/>
-            <w:r>
-              <w:rPr>
-                <w:rFonts w:ascii="Arial" w:hAnsi="Arial" w:cs="Arial"/>
-                <w:bCs/>
-                <w:color w:val="000000" w:themeColor="text1"/>
-                <w:sz w:val="18"/>
-                <w:szCs w:val="18"/>
-              </w:rPr>
-              <w:t>hora_foto_disparo</w:t>
-            </w:r>
-            <w:proofErr w:type="spellEnd"/>
-            <w:r>
-              <w:rPr>
-                <w:rFonts w:ascii="Arial" w:hAnsi="Arial" w:cs="Arial"/>
-                <w:bCs/>
-                <w:color w:val="000000" w:themeColor="text1"/>
-                <w:sz w:val="18"/>
-                <w:szCs w:val="18"/>
-              </w:rPr>
-              <w:t>}}</w:t>
-            </w:r>
-          </w:p>
-        </w:tc>
-        <w:tc>
-          <w:tcPr>
-            <w:tcW w:w="1678" w:type="dxa"/>
-            <w:vAlign w:val="center"/>
-          </w:tcPr>
-          <w:p>
-            <w:pPr>
-              <w:pStyle w:val="Predeterminado"/>
-              <w:tabs>
-                <w:tab w:val="clear" w:pos="709"/>
-                <w:tab w:val="left" w:pos="426"/>
-                <w:tab w:val="left" w:pos="2835"/>
-                <w:tab w:val="left" w:pos="6659"/>
-                <w:tab w:val="left" w:pos="6839"/>
-              </w:tabs>
-              <w:jc w:val="center"/>
-              <w:rPr>
-                <w:rFonts w:ascii="Arial" w:hAnsi="Arial" w:cs="Arial"/>
-                <w:bCs/>
-                <w:color w:val="000000" w:themeColor="text1"/>
-                <w:sz w:val="18"/>
-                <w:szCs w:val="18"/>
-              </w:rPr>
-            </w:pPr>
-            <w:r>
-              <w:rPr>
-                <w:rFonts w:ascii="Arial" w:hAnsi="Arial" w:cs="Arial"/>
-                <w:bCs/>
-                <w:color w:val="000000" w:themeColor="text1"/>
-                <w:sz w:val="18"/>
-                <w:szCs w:val="18"/>
-              </w:rPr>
-              <w:t>{{</w:t>
-            </w:r>
-            <w:proofErr w:type="spellStart"/>
-            <w:r>
-              <w:rPr>
-                <w:rFonts w:ascii="Arial" w:hAnsi="Arial" w:cs="Arial"/>
-                <w:bCs/>
-                <w:color w:val="000000" w:themeColor="text1"/>
-                <w:sz w:val="18"/>
-                <w:szCs w:val="18"/>
-              </w:rPr>
-              <w:t>ser_aperturado</w:t>
-            </w:r>
-            <w:proofErr w:type="spellEnd"/>
-            <w:r>
-              <w:rPr>
-                <w:rFonts w:ascii="Arial" w:hAnsi="Arial" w:cs="Arial"/>
-                <w:bCs/>
-                <w:color w:val="000000" w:themeColor="text1"/>
-                <w:sz w:val="18"/>
-                <w:szCs w:val="18"/>
-              </w:rPr>
-              <w:t>}}</w:t>
-            </w:r>
-          </w:p>
-        </w:tc>
-        <w:tc>
-          <w:tcPr>
-            <w:tcW w:w="4955" w:type="dxa"/>
-            <w:vAlign w:val="center"/>
-          </w:tcPr>
-          <w:p>
-            <w:pPr>
-              <w:pStyle w:val="Predeterminado"/>
-              <w:tabs>
-                <w:tab w:val="clear" w:pos="709"/>
-                <w:tab w:val="left" w:pos="426"/>
-                <w:tab w:val="left" w:pos="2835"/>
-                <w:tab w:val="left" w:pos="6659"/>
-                <w:tab w:val="left" w:pos="6839"/>
-              </w:tabs>
-              <w:jc w:val="both"/>
-              <w:rPr>
-                <w:rFonts w:ascii="Arial" w:hAnsi="Arial" w:cs="Arial"/>
-                <w:bCs/>
-                <w:color w:val="000000" w:themeColor="text1"/>
-                <w:sz w:val="18"/>
-                <w:szCs w:val="18"/>
-              </w:rPr>
-            </w:pPr>
-            <w:r>
-              <w:rPr>
-                <w:rFonts w:ascii="Arial" w:hAnsi="Arial" w:cs="Arial"/>
-                <w:bCs/>
-                <w:color w:val="000000" w:themeColor="text1"/>
-                <w:sz w:val="18"/>
-                <w:szCs w:val="18"/>
-              </w:rPr>
-              <w:t xml:space="preserve">El técnico de Subestaciones, </w:t>
-            </w:r>
-            <w:r>
-              <w:rPr>
-                <w:rFonts w:ascii="Arial" w:hAnsi="Arial" w:cs="Arial"/>
-                <w:bCs/>
-                <w:color w:val="000000" w:themeColor="text1"/>
-                <w:sz w:val="18"/>
-                <w:szCs w:val="18"/>
-              </w:rPr>
-              <w:t>{{</w:t>
-            </w:r>
-            <w:proofErr w:type="spellStart"/>
-            <w:r>
-              <w:rPr>
-                <w:rFonts w:ascii="Arial" w:hAnsi="Arial" w:cs="Arial"/>
-                <w:bCs/>
-                <w:color w:val="000000" w:themeColor="text1"/>
-                <w:sz w:val="18"/>
-                <w:szCs w:val="18"/>
-              </w:rPr>
-              <w:t>per_sub</w:t>
-            </w:r>
-            <w:proofErr w:type="spellEnd"/>
-            <w:r>
-              <w:rPr>
-                <w:rFonts w:ascii="Arial" w:hAnsi="Arial" w:cs="Arial"/>
-                <w:bCs/>
-                <w:color w:val="000000" w:themeColor="text1"/>
-                <w:sz w:val="18"/>
-                <w:szCs w:val="18"/>
-              </w:rPr>
-              <w:t>}}</w:t>
-            </w:r>
-            <w:r>
-              <w:rPr>
-                <w:rFonts w:ascii="Arial" w:hAnsi="Arial" w:cs="Arial"/>
-                <w:bCs/>
-                <w:color w:val="000000" w:themeColor="text1"/>
-                <w:sz w:val="18"/>
-                <w:szCs w:val="18"/>
-              </w:rPr>
-              <w:t xml:space="preserve">; informa que el relé </w:t>
-            </w:r>
-            <w:proofErr w:type="spellStart"/>
-            <w:r>
-              <w:rPr>
-                <w:rFonts w:ascii="Arial" w:hAnsi="Arial" w:cs="Arial"/>
-                <w:bCs/>
-                <w:color w:val="000000" w:themeColor="text1"/>
-                <w:sz w:val="18"/>
-                <w:szCs w:val="18"/>
-              </w:rPr>
-              <w:t>Sitras</w:t>
-            </w:r>
-            <w:proofErr w:type="spellEnd"/>
-            <w:r>
-              <w:rPr>
-                <w:rFonts w:ascii="Arial" w:hAnsi="Arial" w:cs="Arial"/>
-                <w:bCs/>
-                <w:color w:val="000000" w:themeColor="text1"/>
-                <w:sz w:val="18"/>
-                <w:szCs w:val="18"/>
-              </w:rPr>
-              <w:t xml:space="preserve"> PRO del alimentador </w:t>
-            </w:r>
-            <w:r>
-              <w:rPr>
-                <w:rFonts w:ascii="Arial" w:hAnsi="Arial" w:cs="Arial"/>
-                <w:bCs/>
-                <w:color w:val="000000" w:themeColor="text1"/>
-                <w:sz w:val="18"/>
-                <w:szCs w:val="18"/>
-              </w:rPr>
-              <w:t>{{</w:t>
-            </w:r>
-            <w:proofErr w:type="spellStart"/>
-            <w:r>
-              <w:rPr>
-                <w:rFonts w:ascii="Arial" w:hAnsi="Arial" w:cs="Arial"/>
-                <w:bCs/>
-                <w:color w:val="000000" w:themeColor="text1"/>
-                <w:sz w:val="18"/>
-                <w:szCs w:val="18"/>
-              </w:rPr>
-              <w:t>alimentador_aperturado</w:t>
-            </w:r>
-            <w:proofErr w:type="spellEnd"/>
-            <w:r>
-              <w:rPr>
-                <w:rFonts w:ascii="Arial" w:hAnsi="Arial" w:cs="Arial"/>
-                <w:bCs/>
-                <w:color w:val="000000" w:themeColor="text1"/>
-                <w:sz w:val="18"/>
-                <w:szCs w:val="18"/>
-              </w:rPr>
-              <w:t>}}</w:t>
-            </w:r>
-            <w:r>
-              <w:rPr>
-                <w:rFonts w:ascii="Arial" w:hAnsi="Arial" w:cs="Arial"/>
-                <w:bCs/>
-                <w:color w:val="000000" w:themeColor="text1"/>
-                <w:sz w:val="18"/>
-                <w:szCs w:val="18"/>
-              </w:rPr>
-              <w:t xml:space="preserve">, registró: </w:t>
-            </w:r>
-          </w:p>
-          <w:p>
-            <w:pPr>
-              <w:pStyle w:val="Predeterminado"/>
-              <w:numPr>
-                <w:ilvl w:val="0"/>
-                <w:numId w:val="3"/>
-              </w:numPr>
-              <w:tabs>
-                <w:tab w:val="clear" w:pos="709"/>
-                <w:tab w:val="left" w:pos="426"/>
-                <w:tab w:val="left" w:pos="2835"/>
-                <w:tab w:val="left" w:pos="6659"/>
-                <w:tab w:val="left" w:pos="6839"/>
-              </w:tabs>
-              <w:ind w:left="211" w:hanging="211"/>
-              <w:jc w:val="both"/>
-              <w:rPr>
-                <w:rFonts w:ascii="Arial" w:hAnsi="Arial" w:cs="Arial"/>
-                <w:bCs/>
-                <w:color w:val="000000" w:themeColor="text1"/>
-                <w:sz w:val="18"/>
-                <w:szCs w:val="18"/>
-              </w:rPr>
-            </w:pPr>
-            <w:r>
-              <w:rPr>
-                <w:rFonts w:ascii="Arial" w:hAnsi="Arial" w:cs="Arial"/>
-                <w:b/>
-                <w:color w:val="000000" w:themeColor="text1"/>
-                <w:sz w:val="18"/>
-                <w:szCs w:val="18"/>
-              </w:rPr>
-              <w:t>“</w:t>
-            </w:r>
-            <w:r>
-              <w:rPr>
-                <w:rFonts w:ascii="Arial" w:hAnsi="Arial" w:cs="Arial"/>
-                <w:b/>
-                <w:color w:val="000000" w:themeColor="text1"/>
-                <w:sz w:val="18"/>
-                <w:szCs w:val="18"/>
-              </w:rPr>
-              <w:t>{{</w:t>
-            </w:r>
-            <w:proofErr w:type="spellStart"/>
-            <w:r>
-              <w:rPr>
-                <w:rFonts w:ascii="Arial" w:hAnsi="Arial" w:cs="Arial"/>
-                <w:b/>
-                <w:color w:val="000000" w:themeColor="text1"/>
-                <w:sz w:val="18"/>
-                <w:szCs w:val="18"/>
-              </w:rPr>
-              <w:t>funcion_disparo_final</w:t>
-            </w:r>
-            <w:proofErr w:type="spellEnd"/>
-            <w:r>
-              <w:rPr>
-                <w:rFonts w:ascii="Arial" w:hAnsi="Arial" w:cs="Arial"/>
-                <w:b/>
-                <w:color w:val="000000" w:themeColor="text1"/>
-                <w:sz w:val="18"/>
-                <w:szCs w:val="18"/>
-              </w:rPr>
-              <w:t>}}</w:t>
-            </w:r>
-            <w:r>
-              <w:rPr>
-                <w:rFonts w:ascii="Arial" w:hAnsi="Arial" w:cs="Arial"/>
-                <w:b/>
-                <w:color w:val="000000" w:themeColor="text1"/>
-                <w:sz w:val="18"/>
-                <w:szCs w:val="18"/>
-              </w:rPr>
-              <w:t xml:space="preserve">” </w:t>
-            </w:r>
-            <w:r>
-              <w:rPr>
-                <w:rFonts w:ascii="Arial" w:hAnsi="Arial" w:cs="Arial"/>
-                <w:bCs/>
-                <w:color w:val="000000" w:themeColor="text1"/>
-                <w:sz w:val="18"/>
-                <w:szCs w:val="18"/>
-              </w:rPr>
-              <w:t xml:space="preserve">con el valor de </w:t>
-            </w:r>
-            <w:r>
-              <w:rPr>
-                <w:rFonts w:ascii="Arial" w:hAnsi="Arial" w:cs="Arial"/>
-                <w:bCs/>
-                <w:color w:val="000000" w:themeColor="text1"/>
-                <w:sz w:val="18"/>
-                <w:szCs w:val="18"/>
-              </w:rPr>
-              <w:t>{{corriente}}</w:t>
-            </w:r>
-            <w:r>
-              <w:rPr>
-                <w:rFonts w:ascii="Arial" w:hAnsi="Arial" w:cs="Arial"/>
-                <w:b/>
-                <w:color w:val="000000" w:themeColor="text1"/>
-                <w:sz w:val="18"/>
-                <w:szCs w:val="18"/>
-              </w:rPr>
-              <w:t xml:space="preserve"> </w:t>
-            </w:r>
-            <w:r>
-              <w:rPr>
-                <w:rFonts w:ascii="Arial" w:hAnsi="Arial" w:cs="Arial"/>
-                <w:b/>
-                <w:color w:val="000000" w:themeColor="text1"/>
-                <w:sz w:val="18"/>
-                <w:szCs w:val="18"/>
-              </w:rPr>
-              <w:t>A</w:t>
-            </w:r>
-          </w:p>
-          <w:p>
-            <w:pPr>
-              <w:pStyle w:val="Predeterminado"/>
-              <w:tabs>
-                <w:tab w:val="clear" w:pos="709"/>
-                <w:tab w:val="left" w:pos="426"/>
-                <w:tab w:val="left" w:pos="2835"/>
-                <w:tab w:val="left" w:pos="6659"/>
-                <w:tab w:val="left" w:pos="6839"/>
-              </w:tabs>
-              <w:jc w:val="both"/>
-              <w:rPr>
-                <w:rFonts w:ascii="Arial" w:hAnsi="Arial" w:cs="Arial"/>
-                <w:bCs/>
-                <w:color w:val="000000" w:themeColor="text1"/>
-                <w:sz w:val="18"/>
-                <w:szCs w:val="18"/>
-              </w:rPr>
-            </w:pPr>
-            <w:r>
-              <w:rPr>
-                <w:rFonts w:ascii="Arial" w:hAnsi="Arial" w:cs="Arial"/>
-                <w:bCs/>
-                <w:color w:val="000000" w:themeColor="text1"/>
-                <w:sz w:val="18"/>
-                <w:szCs w:val="18"/>
-              </w:rPr>
-              <w:t>Reporta que se encuentra operativo sin alarmas presentes y en servicio.</w:t>
-            </w:r>
-          </w:p>
-        </w:tc>
-      </w:tr>
-      <w:tr>
-        <w:trPr>
-          <w:trHeight w:val="627"/>
-        </w:trPr>
-        <w:tc>
-          <w:tcPr>
-            <w:tcW w:w="2018" w:type="dxa"/>
-            <w:vAlign w:val="center"/>
-          </w:tcPr>
-          <w:p>
-            <w:pPr>
-              <w:pStyle w:val="Predeterminado"/>
-              <w:tabs>
-                <w:tab w:val="clear" w:pos="709"/>
-                <w:tab w:val="left" w:pos="426"/>
-                <w:tab w:val="left" w:pos="2835"/>
-                <w:tab w:val="left" w:pos="6659"/>
-                <w:tab w:val="left" w:pos="6839"/>
-              </w:tabs>
-              <w:jc w:val="center"/>
-              <w:rPr>
-                <w:rFonts w:ascii="Arial" w:hAnsi="Arial" w:cs="Arial"/>
-                <w:bCs/>
-                <w:color w:val="000000" w:themeColor="text1"/>
-                <w:sz w:val="18"/>
-                <w:szCs w:val="18"/>
-              </w:rPr>
-            </w:pPr>
-            <w:r>
-              <w:rPr>
-                <w:rFonts w:ascii="Arial" w:hAnsi="Arial" w:cs="Arial"/>
-                <w:bCs/>
-                <w:color w:val="000000" w:themeColor="text1"/>
-                <w:sz w:val="18"/>
-                <w:szCs w:val="18"/>
-              </w:rPr>
-              <w:t>{{</w:t>
-            </w:r>
-            <w:proofErr w:type="spellStart"/>
-            <w:r>
-              <w:rPr>
-                <w:rFonts w:ascii="Arial" w:hAnsi="Arial" w:cs="Arial"/>
-                <w:bCs/>
-                <w:color w:val="000000" w:themeColor="text1"/>
-                <w:sz w:val="18"/>
-                <w:szCs w:val="18"/>
-              </w:rPr>
-              <w:t>hora_foto_vecino</w:t>
-            </w:r>
-            <w:proofErr w:type="spellEnd"/>
-            <w:r>
-              <w:rPr>
-                <w:rFonts w:ascii="Arial" w:hAnsi="Arial" w:cs="Arial"/>
-                <w:bCs/>
-                <w:color w:val="000000" w:themeColor="text1"/>
-                <w:sz w:val="18"/>
-                <w:szCs w:val="18"/>
-              </w:rPr>
-              <w:t>}}</w:t>
-            </w:r>
-          </w:p>
-        </w:tc>
-        <w:tc>
-          <w:tcPr>
-            <w:tcW w:w="1678" w:type="dxa"/>
-            <w:vAlign w:val="center"/>
-          </w:tcPr>
-          <w:p>
-            <w:pPr>
-              <w:pStyle w:val="Predeterminado"/>
-              <w:tabs>
-                <w:tab w:val="clear" w:pos="709"/>
-                <w:tab w:val="left" w:pos="426"/>
-                <w:tab w:val="left" w:pos="2835"/>
-                <w:tab w:val="left" w:pos="6659"/>
-                <w:tab w:val="left" w:pos="6839"/>
-              </w:tabs>
-              <w:jc w:val="center"/>
-              <w:rPr>
-                <w:rFonts w:ascii="Arial" w:hAnsi="Arial" w:cs="Arial"/>
-                <w:bCs/>
-                <w:color w:val="000000" w:themeColor="text1"/>
-                <w:sz w:val="18"/>
-                <w:szCs w:val="18"/>
-              </w:rPr>
-            </w:pPr>
-            <w:r>
-              <w:rPr>
-                <w:rFonts w:ascii="Arial" w:hAnsi="Arial" w:cs="Arial"/>
-                <w:bCs/>
-                <w:color w:val="000000" w:themeColor="text1"/>
-                <w:sz w:val="18"/>
-                <w:szCs w:val="18"/>
-              </w:rPr>
-              <w:t>{{</w:t>
-            </w:r>
-            <w:proofErr w:type="spellStart"/>
-            <w:r>
-              <w:rPr>
-                <w:rFonts w:ascii="Arial" w:hAnsi="Arial" w:cs="Arial"/>
-                <w:bCs/>
-                <w:color w:val="000000" w:themeColor="text1"/>
-                <w:sz w:val="18"/>
-                <w:szCs w:val="18"/>
-              </w:rPr>
-              <w:t>ser_vecino</w:t>
-            </w:r>
-            <w:proofErr w:type="spellEnd"/>
-            <w:r>
-              <w:rPr>
-                <w:rFonts w:ascii="Arial" w:hAnsi="Arial" w:cs="Arial"/>
-                <w:bCs/>
-                <w:color w:val="000000" w:themeColor="text1"/>
-                <w:sz w:val="18"/>
-                <w:szCs w:val="18"/>
-              </w:rPr>
-              <w:t>}}</w:t>
-            </w:r>
-          </w:p>
-        </w:tc>
-        <w:tc>
-          <w:tcPr>
-            <w:tcW w:w="4955" w:type="dxa"/>
-            <w:vAlign w:val="center"/>
-          </w:tcPr>
-          <w:p>
-            <w:pPr>
-              <w:pStyle w:val="Predeterminado"/>
-              <w:tabs>
-                <w:tab w:val="clear" w:pos="709"/>
-                <w:tab w:val="left" w:pos="426"/>
-                <w:tab w:val="left" w:pos="2835"/>
-                <w:tab w:val="left" w:pos="6659"/>
-                <w:tab w:val="left" w:pos="6839"/>
-              </w:tabs>
-              <w:jc w:val="both"/>
-              <w:rPr>
-                <w:rFonts w:ascii="Arial" w:hAnsi="Arial" w:cs="Arial"/>
-                <w:bCs/>
-                <w:color w:val="000000" w:themeColor="text1"/>
-                <w:sz w:val="18"/>
-                <w:szCs w:val="18"/>
-              </w:rPr>
-            </w:pPr>
-            <w:r>
-              <w:rPr>
-                <w:rFonts w:ascii="Arial" w:hAnsi="Arial" w:cs="Arial"/>
-                <w:bCs/>
-                <w:color w:val="000000" w:themeColor="text1"/>
-                <w:sz w:val="18"/>
-                <w:szCs w:val="18"/>
-              </w:rPr>
-              <w:t xml:space="preserve">El técnico de Subestaciones, </w:t>
-            </w:r>
-            <w:r>
-              <w:rPr>
-                <w:rFonts w:ascii="Arial" w:hAnsi="Arial" w:cs="Arial"/>
-                <w:bCs/>
-                <w:color w:val="000000" w:themeColor="text1"/>
-                <w:sz w:val="18"/>
-                <w:szCs w:val="18"/>
-              </w:rPr>
-              <w:t>{{</w:t>
-            </w:r>
-            <w:proofErr w:type="spellStart"/>
-            <w:r>
-              <w:rPr>
-                <w:rFonts w:ascii="Arial" w:hAnsi="Arial" w:cs="Arial"/>
-                <w:bCs/>
-                <w:color w:val="000000" w:themeColor="text1"/>
-                <w:sz w:val="18"/>
-                <w:szCs w:val="18"/>
-              </w:rPr>
-              <w:t>per_sub</w:t>
-            </w:r>
-            <w:proofErr w:type="spellEnd"/>
-            <w:r>
-              <w:rPr>
-                <w:rFonts w:ascii="Arial" w:hAnsi="Arial" w:cs="Arial"/>
-                <w:bCs/>
-                <w:color w:val="000000" w:themeColor="text1"/>
-                <w:sz w:val="18"/>
-                <w:szCs w:val="18"/>
-              </w:rPr>
-              <w:t>}}</w:t>
-            </w:r>
-            <w:r>
-              <w:rPr>
-                <w:rFonts w:ascii="Arial" w:hAnsi="Arial" w:cs="Arial"/>
-                <w:bCs/>
-                <w:color w:val="000000" w:themeColor="text1"/>
-                <w:sz w:val="18"/>
-                <w:szCs w:val="18"/>
-              </w:rPr>
-              <w:t xml:space="preserve">; informa que el relé </w:t>
-            </w:r>
-            <w:proofErr w:type="spellStart"/>
-            <w:r>
-              <w:rPr>
-                <w:rFonts w:ascii="Arial" w:hAnsi="Arial" w:cs="Arial"/>
-                <w:bCs/>
-                <w:color w:val="000000" w:themeColor="text1"/>
-                <w:sz w:val="18"/>
-                <w:szCs w:val="18"/>
-              </w:rPr>
-              <w:t>Sitras</w:t>
-            </w:r>
-            <w:proofErr w:type="spellEnd"/>
-            <w:r>
-              <w:rPr>
-                <w:rFonts w:ascii="Arial" w:hAnsi="Arial" w:cs="Arial"/>
-                <w:bCs/>
-                <w:color w:val="000000" w:themeColor="text1"/>
-                <w:sz w:val="18"/>
-                <w:szCs w:val="18"/>
-              </w:rPr>
-              <w:t xml:space="preserve"> PRO del alimentador </w:t>
-            </w:r>
-            <w:r>
-              <w:rPr>
-                <w:rFonts w:ascii="Arial" w:hAnsi="Arial" w:cs="Arial"/>
-                <w:bCs/>
-                <w:color w:val="000000" w:themeColor="text1"/>
-                <w:sz w:val="18"/>
-                <w:szCs w:val="18"/>
-              </w:rPr>
-              <w:t>{{</w:t>
-            </w:r>
-            <w:proofErr w:type="spellStart"/>
-            <w:r>
-              <w:rPr>
-                <w:rFonts w:ascii="Arial" w:hAnsi="Arial" w:cs="Arial"/>
-                <w:bCs/>
-                <w:color w:val="000000" w:themeColor="text1"/>
-                <w:sz w:val="18"/>
-                <w:szCs w:val="18"/>
-              </w:rPr>
-              <w:t>alimentador_vecino</w:t>
-            </w:r>
-            <w:proofErr w:type="spellEnd"/>
-            <w:r>
-              <w:rPr>
-                <w:rFonts w:ascii="Arial" w:hAnsi="Arial" w:cs="Arial"/>
-                <w:bCs/>
-                <w:color w:val="000000" w:themeColor="text1"/>
-                <w:sz w:val="18"/>
-                <w:szCs w:val="18"/>
-              </w:rPr>
-              <w:t>}}</w:t>
-            </w:r>
-            <w:r>
-              <w:rPr>
-                <w:rFonts w:ascii="Arial" w:hAnsi="Arial" w:cs="Arial"/>
-                <w:bCs/>
-                <w:color w:val="000000" w:themeColor="text1"/>
-                <w:sz w:val="18"/>
-                <w:szCs w:val="18"/>
-              </w:rPr>
-              <w:t xml:space="preserve"> registró:</w:t>
-            </w:r>
-          </w:p>
-          <w:p>
-            <w:pPr>
-              <w:pStyle w:val="Predeterminado"/>
-              <w:numPr>
-                <w:ilvl w:val="0"/>
-                <w:numId w:val="3"/>
-              </w:numPr>
-              <w:tabs>
-                <w:tab w:val="clear" w:pos="709"/>
-                <w:tab w:val="left" w:pos="426"/>
-                <w:tab w:val="left" w:pos="2835"/>
-                <w:tab w:val="left" w:pos="6659"/>
-                <w:tab w:val="left" w:pos="6839"/>
-              </w:tabs>
-              <w:ind w:left="211" w:hanging="211"/>
-              <w:jc w:val="both"/>
-              <w:rPr>
-                <w:rFonts w:ascii="Arial" w:hAnsi="Arial" w:cs="Arial"/>
-                <w:b/>
-                <w:color w:val="000000" w:themeColor="text1"/>
-                <w:sz w:val="18"/>
-                <w:szCs w:val="18"/>
-              </w:rPr>
-            </w:pPr>
-            <w:r>
-              <w:rPr>
-                <w:rFonts w:ascii="Arial" w:hAnsi="Arial" w:cs="Arial"/>
-                <w:b/>
-                <w:color w:val="000000" w:themeColor="text1"/>
-                <w:sz w:val="18"/>
-                <w:szCs w:val="18"/>
-              </w:rPr>
-              <w:t>“Arrastre desde SSEE colateral activo”</w:t>
-            </w:r>
-          </w:p>
-          <w:p>
-            <w:pPr>
-              <w:pStyle w:val="Predeterminado"/>
-              <w:tabs>
-                <w:tab w:val="clear" w:pos="709"/>
-                <w:tab w:val="left" w:pos="426"/>
-                <w:tab w:val="left" w:pos="2835"/>
-                <w:tab w:val="left" w:pos="6659"/>
-                <w:tab w:val="left" w:pos="6839"/>
-              </w:tabs>
-              <w:jc w:val="both"/>
-              <w:rPr>
-                <w:rFonts w:ascii="Arial" w:hAnsi="Arial" w:cs="Arial"/>
-                <w:bCs/>
-                <w:color w:val="000000" w:themeColor="text1"/>
-                <w:sz w:val="18"/>
-                <w:szCs w:val="18"/>
-              </w:rPr>
-            </w:pPr>
-            <w:r>
-              <w:rPr>
-                <w:rFonts w:ascii="Arial" w:hAnsi="Arial" w:cs="Arial"/>
-                <w:bCs/>
-                <w:color w:val="000000" w:themeColor="text1"/>
-                <w:sz w:val="18"/>
-                <w:szCs w:val="18"/>
-              </w:rPr>
-              <w:t>Reporta que se encuentra operativo sin alarmas presentes y en servicio.</w:t>
-            </w:r>
-          </w:p>
-        </w:tc>
-      </w:tr>
-      <w:tr>
-        <w:trPr>
-          <w:trHeight w:val="627"/>
-        </w:trPr>
-        <w:tc>
-          <w:tcPr>
-            <w:tcW w:w="2018" w:type="dxa"/>
-            <w:vAlign w:val="center"/>
-          </w:tcPr>
-          <w:p>
-            <w:pPr>
-              <w:pStyle w:val="Predeterminado"/>
-              <w:tabs>
-                <w:tab w:val="clear" w:pos="709"/>
-                <w:tab w:val="left" w:pos="426"/>
-                <w:tab w:val="left" w:pos="2835"/>
-                <w:tab w:val="left" w:pos="6659"/>
-                <w:tab w:val="left" w:pos="6839"/>
-              </w:tabs>
-              <w:jc w:val="center"/>
-              <w:rPr>
-                <w:rFonts w:ascii="Arial" w:hAnsi="Arial" w:cs="Arial"/>
-                <w:bCs/>
-                <w:color w:val="000000" w:themeColor="text1"/>
-                <w:sz w:val="18"/>
-                <w:szCs w:val="18"/>
-              </w:rPr>
-            </w:pPr>
-            <w:r>
-              <w:rPr>
-                <w:rFonts w:ascii="Arial" w:hAnsi="Arial" w:cs="Arial"/>
-                <w:bCs/>
-                <w:color w:val="000000" w:themeColor="text1"/>
-                <w:sz w:val="18"/>
-                <w:szCs w:val="18"/>
-              </w:rPr>
-              <w:t>{{</w:t>
-            </w:r>
-            <w:proofErr w:type="spellStart"/>
-            <w:r>
-              <w:rPr>
-                <w:rFonts w:ascii="Arial" w:hAnsi="Arial" w:cs="Arial"/>
-                <w:bCs/>
-                <w:color w:val="000000" w:themeColor="text1"/>
-                <w:sz w:val="18"/>
-                <w:szCs w:val="18"/>
-              </w:rPr>
-              <w:t>hora_cat</w:t>
-            </w:r>
-            <w:proofErr w:type="spellEnd"/>
-            <w:r>
-              <w:rPr>
-                <w:rFonts w:ascii="Arial" w:hAnsi="Arial" w:cs="Arial"/>
-                <w:bCs/>
-                <w:color w:val="000000" w:themeColor="text1"/>
-                <w:sz w:val="18"/>
-                <w:szCs w:val="18"/>
-              </w:rPr>
-              <w:t>}}</w:t>
-            </w:r>
-          </w:p>
-        </w:tc>
-        <w:tc>
-          <w:tcPr>
-            <w:tcW w:w="1678" w:type="dxa"/>
-            <w:vAlign w:val="center"/>
-          </w:tcPr>
-          <w:p>
-            <w:pPr>
-              <w:pStyle w:val="Predeterminado"/>
-              <w:tabs>
-                <w:tab w:val="clear" w:pos="709"/>
-                <w:tab w:val="left" w:pos="426"/>
-                <w:tab w:val="left" w:pos="2835"/>
-                <w:tab w:val="left" w:pos="6659"/>
-                <w:tab w:val="left" w:pos="6839"/>
-              </w:tabs>
-              <w:jc w:val="center"/>
-              <w:rPr>
-                <w:rFonts w:ascii="Arial" w:hAnsi="Arial" w:cs="Arial"/>
-                <w:bCs/>
-                <w:color w:val="000000" w:themeColor="text1"/>
-                <w:sz w:val="18"/>
-                <w:szCs w:val="18"/>
-              </w:rPr>
-            </w:pPr>
-            <w:r>
-              <w:rPr>
-                <w:rFonts w:ascii="Arial" w:hAnsi="Arial" w:cs="Arial"/>
-                <w:bCs/>
-                <w:color w:val="000000" w:themeColor="text1"/>
-                <w:sz w:val="18"/>
-                <w:szCs w:val="18"/>
-              </w:rPr>
-              <w:t xml:space="preserve">Zona </w:t>
-            </w:r>
-            <w:r>
-              <w:rPr>
-                <w:rFonts w:ascii="Arial" w:hAnsi="Arial" w:cs="Arial"/>
-                <w:bCs/>
-                <w:color w:val="000000" w:themeColor="text1"/>
-                <w:sz w:val="18"/>
-                <w:szCs w:val="18"/>
-              </w:rPr>
-              <w:t>{{zona}}</w:t>
-            </w:r>
-          </w:p>
-          <w:p>
-            <w:pPr>
-              <w:pStyle w:val="Predeterminado"/>
-              <w:tabs>
-                <w:tab w:val="clear" w:pos="709"/>
-                <w:tab w:val="left" w:pos="426"/>
-                <w:tab w:val="left" w:pos="2835"/>
-                <w:tab w:val="left" w:pos="6659"/>
-                <w:tab w:val="left" w:pos="6839"/>
-              </w:tabs>
-              <w:jc w:val="center"/>
-              <w:rPr>
-                <w:rFonts w:ascii="Arial" w:hAnsi="Arial" w:cs="Arial"/>
-                <w:bCs/>
-                <w:color w:val="000000" w:themeColor="text1"/>
-                <w:sz w:val="18"/>
-                <w:szCs w:val="18"/>
-              </w:rPr>
-            </w:pPr>
-            <w:r>
-              <w:rPr>
-                <w:rFonts w:ascii="Arial" w:hAnsi="Arial" w:cs="Arial"/>
-                <w:bCs/>
-                <w:color w:val="000000" w:themeColor="text1"/>
-                <w:sz w:val="18"/>
-                <w:szCs w:val="18"/>
-              </w:rPr>
-              <w:t>Vía principal</w:t>
-            </w:r>
-          </w:p>
-        </w:tc>
-        <w:tc>
-          <w:tcPr>
-            <w:tcW w:w="4955" w:type="dxa"/>
-            <w:vAlign w:val="center"/>
-          </w:tcPr>
-          <w:p>
-            <w:pPr>
-              <w:pStyle w:val="Predeterminado"/>
-              <w:tabs>
-                <w:tab w:val="clear" w:pos="709"/>
-                <w:tab w:val="left" w:pos="426"/>
-                <w:tab w:val="left" w:pos="2835"/>
-                <w:tab w:val="left" w:pos="6659"/>
-                <w:tab w:val="left" w:pos="6839"/>
-              </w:tabs>
-              <w:jc w:val="both"/>
-              <w:rPr>
-                <w:rFonts w:ascii="Arial" w:hAnsi="Arial" w:cs="Arial"/>
-                <w:bCs/>
-                <w:color w:val="000000" w:themeColor="text1"/>
-                <w:sz w:val="18"/>
-                <w:szCs w:val="18"/>
-              </w:rPr>
-            </w:pPr>
-            <w:r>
-              <w:rPr>
-                <w:rFonts w:ascii="Arial" w:hAnsi="Arial" w:cs="Arial"/>
-                <w:bCs/>
-                <w:color w:val="000000" w:themeColor="text1"/>
-                <w:sz w:val="18"/>
-                <w:szCs w:val="18"/>
-              </w:rPr>
-              <w:t xml:space="preserve">El técnico de Catenarias, </w:t>
-            </w:r>
-            <w:r>
-              <w:rPr>
-                <w:rFonts w:ascii="Arial" w:hAnsi="Arial" w:cs="Arial"/>
-                <w:bCs/>
-                <w:color w:val="000000" w:themeColor="text1"/>
-                <w:sz w:val="18"/>
-                <w:szCs w:val="18"/>
-              </w:rPr>
-              <w:t>{{</w:t>
-            </w:r>
-            <w:proofErr w:type="spellStart"/>
-            <w:r>
-              <w:rPr>
-                <w:rFonts w:ascii="Arial" w:hAnsi="Arial" w:cs="Arial"/>
-                <w:bCs/>
-                <w:color w:val="000000" w:themeColor="text1"/>
-                <w:sz w:val="18"/>
-                <w:szCs w:val="18"/>
-              </w:rPr>
-              <w:t>per_cat</w:t>
-            </w:r>
-            <w:proofErr w:type="spellEnd"/>
-            <w:r>
-              <w:rPr>
-                <w:rFonts w:ascii="Arial" w:hAnsi="Arial" w:cs="Arial"/>
-                <w:bCs/>
-                <w:color w:val="000000" w:themeColor="text1"/>
-                <w:sz w:val="18"/>
-                <w:szCs w:val="18"/>
-              </w:rPr>
-              <w:t>}}</w:t>
-            </w:r>
-            <w:r>
-              <w:rPr>
-                <w:rFonts w:ascii="Arial" w:hAnsi="Arial" w:cs="Arial"/>
-                <w:bCs/>
-                <w:color w:val="000000" w:themeColor="text1"/>
-                <w:sz w:val="18"/>
-                <w:szCs w:val="18"/>
-              </w:rPr>
-              <w:t xml:space="preserve">; informa que realizo inspección visual de la línea aérea de contacto en la zona </w:t>
-            </w:r>
-            <w:r>
-              <w:rPr>
-                <w:rFonts w:ascii="Arial" w:hAnsi="Arial" w:cs="Arial"/>
-                <w:bCs/>
-                <w:color w:val="000000" w:themeColor="text1"/>
-                <w:sz w:val="18"/>
-                <w:szCs w:val="18"/>
-              </w:rPr>
-              <w:t>{{zona}}</w:t>
-            </w:r>
-            <w:r>
-              <w:rPr>
-                <w:rFonts w:ascii="Arial" w:hAnsi="Arial" w:cs="Arial"/>
-                <w:bCs/>
-                <w:color w:val="000000" w:themeColor="text1"/>
-                <w:sz w:val="18"/>
-                <w:szCs w:val="18"/>
-              </w:rPr>
-              <w:t xml:space="preserve"> </w:t>
-            </w:r>
-            <w:r>
-              <w:rPr>
-                <w:rFonts w:ascii="Arial" w:hAnsi="Arial" w:cs="Arial"/>
-                <w:bCs/>
-                <w:color w:val="000000" w:themeColor="text1"/>
-                <w:sz w:val="18"/>
-                <w:szCs w:val="18"/>
-              </w:rPr>
-              <w:t>y reporta que no se encontró observaciones.</w:t>
-            </w:r>
-          </w:p>
-        </w:tc>
-      </w:tr>
-    </w:tbl>
     <w:p>
       <w:pPr>
         <w:pStyle w:val="Descripcin"/>
@@ -8581,6 +5434,7 @@
   <w:style w:type="character" w:default="1" w:styleId="Fuentedeprrafopredeter">
     <w:name w:val="Default Paragraph Font"/>
     <w:uiPriority w:val="1"/>
+    <w:semiHidden/>
     <w:unhideWhenUsed/>
   </w:style>
   <w:style w:type="table" w:default="1" w:styleId="Tablanormal">

--- a/plantilla_base.docx
+++ b/plantilla_base.docx
@@ -208,7 +208,6 @@
         </w:rPr>
         <w:t xml:space="preserve">en el sistema SCADA VICOS RSC por función </w:t>
       </w:r>
-      <w:proofErr w:type="gramStart"/>
       <w:r>
         <w:rPr>
           <w:rFonts w:cs="Arial"/>
@@ -231,16 +230,7 @@
           <w:sz w:val="18"/>
           <w:szCs w:val="18"/>
         </w:rPr>
-        <w:t>{</w:t>
-      </w:r>
-      <w:proofErr w:type="gramEnd"/>
-      <w:r>
-        <w:rPr>
-          <w:rFonts w:cs="Arial"/>
-          <w:sz w:val="18"/>
-          <w:szCs w:val="18"/>
-        </w:rPr>
-        <w:t>{</w:t>
+        <w:t>{{</w:t>
       </w:r>
       <w:proofErr w:type="spellStart"/>
       <w:r>
@@ -274,16 +264,7 @@
           <w:sz w:val="18"/>
           <w:szCs w:val="18"/>
         </w:rPr>
-        <w:t>}</w:t>
-      </w:r>
-      <w:proofErr w:type="gramStart"/>
-      <w:r>
-        <w:rPr>
-          <w:rFonts w:cs="Arial"/>
-          <w:sz w:val="18"/>
-          <w:szCs w:val="18"/>
-        </w:rPr>
-        <w:t>}</w:t>
+        <w:t>}}</w:t>
       </w:r>
       <w:r>
         <w:rPr>
@@ -302,7 +283,6 @@
         </w:rPr>
         <w:t>”</w:t>
       </w:r>
-      <w:proofErr w:type="gramEnd"/>
       <w:r>
         <w:rPr>
           <w:rFonts w:cs="Arial"/>
@@ -345,7 +325,6 @@
         </w:rPr>
         <w:t xml:space="preserve"> PRO por función </w:t>
       </w:r>
-      <w:proofErr w:type="gramStart"/>
       <w:r>
         <w:rPr>
           <w:rFonts w:cs="Arial"/>
@@ -368,16 +347,7 @@
           <w:sz w:val="18"/>
           <w:szCs w:val="18"/>
         </w:rPr>
-        <w:t>{</w:t>
-      </w:r>
-      <w:proofErr w:type="gramEnd"/>
-      <w:r>
-        <w:rPr>
-          <w:rFonts w:cs="Arial"/>
-          <w:sz w:val="18"/>
-          <w:szCs w:val="18"/>
-        </w:rPr>
-        <w:t>{</w:t>
+        <w:t>{{</w:t>
       </w:r>
       <w:proofErr w:type="spellStart"/>
       <w:r>
@@ -411,16 +381,7 @@
           <w:sz w:val="18"/>
           <w:szCs w:val="18"/>
         </w:rPr>
-        <w:t>}</w:t>
-      </w:r>
-      <w:proofErr w:type="gramStart"/>
-      <w:r>
-        <w:rPr>
-          <w:rFonts w:cs="Arial"/>
-          <w:sz w:val="18"/>
-          <w:szCs w:val="18"/>
-        </w:rPr>
-        <w:t>}</w:t>
+        <w:t>}}</w:t>
       </w:r>
       <w:r>
         <w:rPr>
@@ -440,7 +401,6 @@
         </w:rPr>
         <w:t>”</w:t>
       </w:r>
-      <w:proofErr w:type="gramEnd"/>
     </w:p>
     <w:p>
       <w:pPr>
@@ -537,7 +497,6 @@
         </w:rPr>
         <w:t xml:space="preserve"> </w:t>
       </w:r>
-      <w:proofErr w:type="gramStart"/>
       <w:r>
         <w:rPr>
           <w:rFonts w:cs="Arial"/>
@@ -560,16 +519,7 @@
           <w:sz w:val="18"/>
           <w:szCs w:val="18"/>
         </w:rPr>
-        <w:t>{</w:t>
-      </w:r>
-      <w:proofErr w:type="gramEnd"/>
-      <w:r>
-        <w:rPr>
-          <w:rFonts w:cs="Arial"/>
-          <w:sz w:val="18"/>
-          <w:szCs w:val="18"/>
-        </w:rPr>
-        <w:t>{</w:t>
+        <w:t>{{</w:t>
       </w:r>
       <w:proofErr w:type="spellStart"/>
       <w:r>
@@ -587,145 +537,124 @@
           <w:sz w:val="18"/>
           <w:szCs w:val="18"/>
         </w:rPr>
+        <w:t>}}</w:t>
+      </w:r>
+      <w:r>
+        <w:rPr>
+          <w:rFonts w:cs="Arial"/>
+          <w:sz w:val="18"/>
+          <w:szCs w:val="18"/>
+        </w:rPr>
+        <w:t xml:space="preserve"> </w:t>
+      </w:r>
+      <w:r>
+        <w:rPr>
+          <w:rFonts w:cs="Arial"/>
+          <w:sz w:val="18"/>
+          <w:szCs w:val="18"/>
+        </w:rPr>
+        <w:t>”</w:t>
+      </w:r>
+      <w:r>
+        <w:rPr>
+          <w:rFonts w:cs="Arial"/>
+          <w:sz w:val="18"/>
+          <w:szCs w:val="18"/>
+        </w:rPr>
+        <w:t xml:space="preserve"> y </w:t>
+      </w:r>
+      <w:r>
+        <w:rPr>
+          <w:rFonts w:cs="Arial"/>
+          <w:sz w:val="18"/>
+          <w:szCs w:val="18"/>
+        </w:rPr>
+        <w:t xml:space="preserve">por actuación del relé </w:t>
+      </w:r>
+      <w:proofErr w:type="spellStart"/>
+      <w:r>
+        <w:rPr>
+          <w:rFonts w:cs="Arial"/>
+          <w:sz w:val="18"/>
+          <w:szCs w:val="18"/>
+        </w:rPr>
+        <w:t>S</w:t>
+      </w:r>
+      <w:r>
+        <w:rPr>
+          <w:rFonts w:cs="Arial"/>
+          <w:sz w:val="18"/>
+          <w:szCs w:val="18"/>
+        </w:rPr>
+        <w:t>itras</w:t>
+      </w:r>
+      <w:proofErr w:type="spellEnd"/>
+      <w:r>
+        <w:rPr>
+          <w:rFonts w:cs="Arial"/>
+          <w:sz w:val="18"/>
+          <w:szCs w:val="18"/>
+        </w:rPr>
+        <w:t xml:space="preserve"> PRO por función</w:t>
+      </w:r>
+      <w:r>
+        <w:rPr>
+          <w:rFonts w:cs="Arial"/>
+          <w:sz w:val="18"/>
+          <w:szCs w:val="18"/>
+        </w:rPr>
+        <w:t xml:space="preserve"> </w:t>
+      </w:r>
+      <w:r>
+        <w:rPr>
+          <w:rFonts w:cs="Arial"/>
+          <w:sz w:val="18"/>
+          <w:szCs w:val="18"/>
+        </w:rPr>
+        <w:t>“</w:t>
+      </w:r>
+      <w:r>
+        <w:rPr>
+          <w:rFonts w:cs="Arial"/>
+          <w:sz w:val="18"/>
+          <w:szCs w:val="18"/>
+        </w:rPr>
+        <w:t xml:space="preserve"> </w:t>
+      </w:r>
+      <w:r>
+        <w:rPr>
+          <w:rFonts w:cs="Arial"/>
+          <w:sz w:val="18"/>
+          <w:szCs w:val="18"/>
+        </w:rPr>
+        <w:t>{{</w:t>
+      </w:r>
+      <w:proofErr w:type="spellStart"/>
+      <w:r>
+        <w:rPr>
+          <w:rFonts w:cs="Arial"/>
+          <w:sz w:val="18"/>
+          <w:szCs w:val="18"/>
+        </w:rPr>
+        <w:t>función_</w:t>
+      </w:r>
+      <w:r>
+        <w:rPr>
+          <w:rFonts w:cs="Arial"/>
+          <w:sz w:val="18"/>
+          <w:szCs w:val="18"/>
+        </w:rPr>
+        <w:t>disparo_vecina_final</w:t>
+      </w:r>
+      <w:proofErr w:type="spellEnd"/>
+      <w:r>
+        <w:rPr>
+          <w:rFonts w:cs="Arial"/>
+          <w:sz w:val="18"/>
+          <w:szCs w:val="18"/>
+        </w:rPr>
         <w:t>}</w:t>
       </w:r>
-      <w:proofErr w:type="gramStart"/>
-      <w:r>
-        <w:rPr>
-          <w:rFonts w:cs="Arial"/>
-          <w:sz w:val="18"/>
-          <w:szCs w:val="18"/>
-        </w:rPr>
-        <w:t>}</w:t>
-      </w:r>
-      <w:r>
-        <w:rPr>
-          <w:rFonts w:cs="Arial"/>
-          <w:sz w:val="18"/>
-          <w:szCs w:val="18"/>
-        </w:rPr>
-        <w:t xml:space="preserve"> </w:t>
-      </w:r>
-      <w:r>
-        <w:rPr>
-          <w:rFonts w:cs="Arial"/>
-          <w:sz w:val="18"/>
-          <w:szCs w:val="18"/>
-        </w:rPr>
-        <w:t>”</w:t>
-      </w:r>
-      <w:proofErr w:type="gramEnd"/>
-      <w:r>
-        <w:rPr>
-          <w:rFonts w:cs="Arial"/>
-          <w:sz w:val="18"/>
-          <w:szCs w:val="18"/>
-        </w:rPr>
-        <w:t xml:space="preserve"> y </w:t>
-      </w:r>
-      <w:r>
-        <w:rPr>
-          <w:rFonts w:cs="Arial"/>
-          <w:sz w:val="18"/>
-          <w:szCs w:val="18"/>
-        </w:rPr>
-        <w:t xml:space="preserve">por actuación del relé </w:t>
-      </w:r>
-      <w:proofErr w:type="spellStart"/>
-      <w:r>
-        <w:rPr>
-          <w:rFonts w:cs="Arial"/>
-          <w:sz w:val="18"/>
-          <w:szCs w:val="18"/>
-        </w:rPr>
-        <w:t>S</w:t>
-      </w:r>
-      <w:r>
-        <w:rPr>
-          <w:rFonts w:cs="Arial"/>
-          <w:sz w:val="18"/>
-          <w:szCs w:val="18"/>
-        </w:rPr>
-        <w:t>itras</w:t>
-      </w:r>
-      <w:proofErr w:type="spellEnd"/>
-      <w:r>
-        <w:rPr>
-          <w:rFonts w:cs="Arial"/>
-          <w:sz w:val="18"/>
-          <w:szCs w:val="18"/>
-        </w:rPr>
-        <w:t xml:space="preserve"> PRO por función</w:t>
-      </w:r>
-      <w:r>
-        <w:rPr>
-          <w:rFonts w:cs="Arial"/>
-          <w:sz w:val="18"/>
-          <w:szCs w:val="18"/>
-        </w:rPr>
-        <w:t xml:space="preserve"> </w:t>
-      </w:r>
-      <w:proofErr w:type="gramStart"/>
-      <w:r>
-        <w:rPr>
-          <w:rFonts w:cs="Arial"/>
-          <w:sz w:val="18"/>
-          <w:szCs w:val="18"/>
-        </w:rPr>
-        <w:t>“</w:t>
-      </w:r>
-      <w:r>
-        <w:rPr>
-          <w:rFonts w:cs="Arial"/>
-          <w:sz w:val="18"/>
-          <w:szCs w:val="18"/>
-        </w:rPr>
-        <w:t xml:space="preserve"> </w:t>
-      </w:r>
-      <w:r>
-        <w:rPr>
-          <w:rFonts w:cs="Arial"/>
-          <w:sz w:val="18"/>
-          <w:szCs w:val="18"/>
-        </w:rPr>
-        <w:t>{</w:t>
-      </w:r>
-      <w:proofErr w:type="gramEnd"/>
-      <w:r>
-        <w:rPr>
-          <w:rFonts w:cs="Arial"/>
-          <w:sz w:val="18"/>
-          <w:szCs w:val="18"/>
-        </w:rPr>
-        <w:t>{</w:t>
-      </w:r>
-      <w:proofErr w:type="spellStart"/>
-      <w:r>
-        <w:rPr>
-          <w:rFonts w:cs="Arial"/>
-          <w:sz w:val="18"/>
-          <w:szCs w:val="18"/>
-        </w:rPr>
-        <w:t>función_</w:t>
-      </w:r>
-      <w:r>
-        <w:rPr>
-          <w:rFonts w:cs="Arial"/>
-          <w:sz w:val="18"/>
-          <w:szCs w:val="18"/>
-        </w:rPr>
-        <w:t>disparo_vecina_final</w:t>
-      </w:r>
-      <w:proofErr w:type="spellEnd"/>
-      <w:r>
-        <w:rPr>
-          <w:rFonts w:cs="Arial"/>
-          <w:sz w:val="18"/>
-          <w:szCs w:val="18"/>
-        </w:rPr>
-        <w:t>}</w:t>
-      </w:r>
-      <w:proofErr w:type="gramStart"/>
       <w:r>
         <w:rPr>
           <w:rFonts w:cs="Arial"/>
@@ -740,16 +669,7 @@
           <w:sz w:val="18"/>
           <w:szCs w:val="18"/>
         </w:rPr>
-        <w:t>”</w:t>
-      </w:r>
-      <w:proofErr w:type="gramEnd"/>
-      <w:r>
-        <w:rPr>
-          <w:rFonts w:cs="Arial"/>
-          <w:sz w:val="18"/>
-          <w:szCs w:val="18"/>
-        </w:rPr>
-        <w:t>.</w:t>
+        <w:t>”.</w:t>
       </w:r>
     </w:p>
     <w:p>
@@ -3147,6 +3067,58 @@
               <w:t xml:space="preserve"> %}</w:t>
             </w:r>
           </w:p>
+          <w:p>
+            <w:pPr>
+              <w:pStyle w:val="Predeterminado"/>
+              <w:tabs>
+                <w:tab w:val="clear" w:pos="709"/>
+                <w:tab w:val="left" w:pos="426"/>
+                <w:tab w:val="left" w:pos="2835"/>
+                <w:tab w:val="left" w:pos="6659"/>
+                <w:tab w:val="left" w:pos="6839"/>
+              </w:tabs>
+              <w:jc w:val="center"/>
+              <w:rPr>
+                <w:rFonts w:ascii="Arial" w:hAnsi="Arial" w:cs="Arial"/>
+                <w:bCs/>
+                <w:color w:val="000000" w:themeColor="text1"/>
+                <w:sz w:val="18"/>
+                <w:szCs w:val="18"/>
+              </w:rPr>
+            </w:pPr>
+            <w:r>
+              <w:rPr>
+                <w:rFonts w:ascii="Arial" w:hAnsi="Arial" w:cs="Arial"/>
+                <w:bCs/>
+                <w:color w:val="000000" w:themeColor="text1"/>
+                <w:sz w:val="18"/>
+                <w:szCs w:val="18"/>
+              </w:rPr>
+              <w:t xml:space="preserve">{{ </w:t>
+            </w:r>
+            <w:proofErr w:type="spellStart"/>
+            <w:r>
+              <w:rPr>
+                <w:rFonts w:ascii="Arial" w:hAnsi="Arial" w:cs="Arial"/>
+                <w:bCs/>
+                <w:color w:val="000000" w:themeColor="text1"/>
+                <w:sz w:val="18"/>
+                <w:szCs w:val="18"/>
+              </w:rPr>
+              <w:t>item.hora</w:t>
+            </w:r>
+            <w:proofErr w:type="spellEnd"/>
+            <w:r>
+              <w:rPr>
+                <w:rFonts w:ascii="Arial" w:hAnsi="Arial" w:cs="Arial"/>
+                <w:bCs/>
+                <w:color w:val="000000" w:themeColor="text1"/>
+                <w:sz w:val="18"/>
+                <w:szCs w:val="18"/>
+              </w:rPr>
+              <w:t xml:space="preserve"> }}</w:t>
+            </w:r>
+          </w:p>
         </w:tc>
         <w:tc>
           <w:tcPr>
@@ -3172,7 +3144,6 @@
                 <w:szCs w:val="18"/>
               </w:rPr>
             </w:pPr>
-            <w:proofErr w:type="gramStart"/>
             <w:r>
               <w:rPr>
                 <w:rFonts w:ascii="Arial" w:hAnsi="Arial" w:cs="Arial"/>
@@ -3192,18 +3163,7 @@
                 <w:sz w:val="18"/>
                 <w:szCs w:val="18"/>
               </w:rPr>
-              <w:t>item</w:t>
-            </w:r>
-            <w:proofErr w:type="gramEnd"/>
-            <w:r>
-              <w:rPr>
-                <w:rFonts w:ascii="Arial" w:hAnsi="Arial" w:cs="Arial"/>
-                <w:bCs/>
-                <w:color w:val="000000" w:themeColor="text1"/>
-                <w:sz w:val="18"/>
-                <w:szCs w:val="18"/>
-              </w:rPr>
-              <w:t>.ubicacion</w:t>
+              <w:t>item.ubicacion</w:t>
             </w:r>
             <w:proofErr w:type="spellEnd"/>
             <w:r>
@@ -3242,7 +3202,6 @@
                 <w:szCs w:val="18"/>
               </w:rPr>
             </w:pPr>
-            <w:proofErr w:type="gramStart"/>
             <w:r>
               <w:rPr>
                 <w:rFonts w:ascii="Arial" w:hAnsi="Arial" w:cs="Arial"/>
@@ -3262,9 +3221,9 @@
                 <w:sz w:val="18"/>
                 <w:szCs w:val="18"/>
               </w:rPr>
-              <w:t>item</w:t>
-            </w:r>
-            <w:proofErr w:type="gramEnd"/>
+              <w:t>item.descripcion</w:t>
+            </w:r>
+            <w:proofErr w:type="spellEnd"/>
             <w:r>
               <w:rPr>
                 <w:rFonts w:ascii="Arial" w:hAnsi="Arial" w:cs="Arial"/>
@@ -3273,127 +3232,9 @@
                 <w:sz w:val="18"/>
                 <w:szCs w:val="18"/>
               </w:rPr>
-              <w:t>.descripcion</w:t>
-            </w:r>
-            <w:proofErr w:type="spellEnd"/>
-            <w:r>
-              <w:rPr>
-                <w:rFonts w:ascii="Arial" w:hAnsi="Arial" w:cs="Arial"/>
-                <w:bCs/>
-                <w:color w:val="000000" w:themeColor="text1"/>
-                <w:sz w:val="18"/>
-                <w:szCs w:val="18"/>
-              </w:rPr>
               <w:t xml:space="preserve"> }}</w:t>
             </w:r>
           </w:p>
-        </w:tc>
-      </w:tr>
-      <w:tr>
-        <w:trPr>
-          <w:trHeight w:val="646"/>
-        </w:trPr>
-        <w:tc>
-          <w:tcPr>
-            <w:tcW w:w="2018" w:type="dxa"/>
-            <w:vAlign w:val="center"/>
-          </w:tcPr>
-          <w:p>
-            <w:pPr>
-              <w:pStyle w:val="Predeterminado"/>
-              <w:tabs>
-                <w:tab w:val="clear" w:pos="709"/>
-                <w:tab w:val="left" w:pos="426"/>
-                <w:tab w:val="left" w:pos="2835"/>
-                <w:tab w:val="left" w:pos="6659"/>
-                <w:tab w:val="left" w:pos="6839"/>
-              </w:tabs>
-              <w:jc w:val="center"/>
-              <w:rPr>
-                <w:rFonts w:ascii="Arial" w:hAnsi="Arial" w:cs="Arial"/>
-                <w:bCs/>
-                <w:color w:val="000000" w:themeColor="text1"/>
-                <w:sz w:val="18"/>
-                <w:szCs w:val="18"/>
-              </w:rPr>
-            </w:pPr>
-            <w:proofErr w:type="gramStart"/>
-            <w:r>
-              <w:rPr>
-                <w:rFonts w:ascii="Arial" w:hAnsi="Arial" w:cs="Arial"/>
-                <w:bCs/>
-                <w:color w:val="000000" w:themeColor="text1"/>
-                <w:sz w:val="18"/>
-                <w:szCs w:val="18"/>
-              </w:rPr>
-              <w:t xml:space="preserve">{{ </w:t>
-            </w:r>
-            <w:proofErr w:type="spellStart"/>
-            <w:r>
-              <w:rPr>
-                <w:rFonts w:ascii="Arial" w:hAnsi="Arial" w:cs="Arial"/>
-                <w:bCs/>
-                <w:color w:val="000000" w:themeColor="text1"/>
-                <w:sz w:val="18"/>
-                <w:szCs w:val="18"/>
-              </w:rPr>
-              <w:t>item</w:t>
-            </w:r>
-            <w:proofErr w:type="gramEnd"/>
-            <w:r>
-              <w:rPr>
-                <w:rFonts w:ascii="Arial" w:hAnsi="Arial" w:cs="Arial"/>
-                <w:bCs/>
-                <w:color w:val="000000" w:themeColor="text1"/>
-                <w:sz w:val="18"/>
-                <w:szCs w:val="18"/>
-              </w:rPr>
-              <w:t>.hora</w:t>
-            </w:r>
-            <w:proofErr w:type="spellEnd"/>
-            <w:r>
-              <w:rPr>
-                <w:rFonts w:ascii="Arial" w:hAnsi="Arial" w:cs="Arial"/>
-                <w:bCs/>
-                <w:color w:val="000000" w:themeColor="text1"/>
-                <w:sz w:val="18"/>
-                <w:szCs w:val="18"/>
-              </w:rPr>
-              <w:t xml:space="preserve"> }}</w:t>
-            </w:r>
-          </w:p>
-        </w:tc>
-        <w:tc>
-          <w:tcPr>
-            <w:tcW w:w="1678" w:type="dxa"/>
-            <w:vAlign w:val="center"/>
-          </w:tcPr>
-          <w:p>
-            <w:pPr>
-              <w:pStyle w:val="Predeterminado"/>
-              <w:tabs>
-                <w:tab w:val="clear" w:pos="709"/>
-                <w:tab w:val="left" w:pos="426"/>
-                <w:tab w:val="left" w:pos="2835"/>
-                <w:tab w:val="left" w:pos="6659"/>
-                <w:tab w:val="left" w:pos="6839"/>
-              </w:tabs>
-              <w:jc w:val="center"/>
-              <w:rPr>
-                <w:rFonts w:ascii="Arial" w:hAnsi="Arial" w:cs="Arial"/>
-                <w:bCs/>
-                <w:color w:val="000000" w:themeColor="text1"/>
-                <w:sz w:val="18"/>
-                <w:szCs w:val="18"/>
-              </w:rPr>
-            </w:pPr>
-          </w:p>
-        </w:tc>
-        <w:tc>
-          <w:tcPr>
-            <w:tcW w:w="4955" w:type="dxa"/>
-            <w:vAlign w:val="center"/>
-          </w:tcPr>
           <w:p>
             <w:pPr>
               <w:pStyle w:val="Predeterminado"/>
@@ -5840,6 +5681,19 @@
       <w14:ligatures w14:val="none"/>
     </w:rPr>
   </w:style>
+  <w:style w:type="character" w:styleId="CdigoHTML">
+    <w:name w:val="HTML Code"/>
+    <w:basedOn w:val="Fuentedeprrafopredeter"/>
+    <w:uiPriority w:val="99"/>
+    <w:semiHidden/>
+    <w:unhideWhenUsed/>
+    <w:rsid w:val="006E1C9A"/>
+    <w:rPr>
+      <w:rFonts w:ascii="Courier New" w:eastAsia="Times New Roman" w:hAnsi="Courier New" w:cs="Courier New"/>
+      <w:sz w:val="20"/>
+      <w:szCs w:val="20"/>
+    </w:rPr>
+  </w:style>
 </w:styles>
 </file>
 

--- a/plantilla_base.docx
+++ b/plantilla_base.docx
@@ -3306,7 +3306,7 @@
                 <w:sz w:val="18"/>
                 <w:szCs w:val="18"/>
               </w:rPr>
-              <w:t xml:space="preserve"> %}</w:t>
+              <w:t>%}</w:t>
             </w:r>
           </w:p>
         </w:tc>
@@ -3323,6 +3323,15 @@
           <w:szCs w:val="18"/>
         </w:rPr>
       </w:pPr>
+      <w:r>
+        <w:rPr>
+          <w:rFonts w:cs="Arial"/>
+          <w:i/>
+          <w:sz w:val="18"/>
+          <w:szCs w:val="18"/>
+        </w:rPr>
+        <w:tab/>
+      </w:r>
     </w:p>
     <w:p>
       <w:pPr>

--- a/plantilla_base.docx
+++ b/plantilla_base.docx
@@ -45,43 +45,7 @@
           <w:sz w:val="18"/>
           <w:szCs w:val="18"/>
         </w:rPr>
-        <w:t xml:space="preserve"> {{</w:t>
-      </w:r>
-      <w:proofErr w:type="spellStart"/>
-      <w:r>
-        <w:rPr>
-          <w:rFonts w:cs="Arial"/>
-          <w:sz w:val="18"/>
-          <w:szCs w:val="18"/>
-        </w:rPr>
-        <w:t>interruptor_aperturado</w:t>
-      </w:r>
-      <w:proofErr w:type="spellEnd"/>
-      <w:r>
-        <w:rPr>
-          <w:rFonts w:cs="Arial"/>
-          <w:sz w:val="18"/>
-          <w:szCs w:val="18"/>
-        </w:rPr>
-        <w:t>}} Y {{</w:t>
-      </w:r>
-      <w:proofErr w:type="spellStart"/>
-      <w:r>
-        <w:rPr>
-          <w:rFonts w:cs="Arial"/>
-          <w:sz w:val="18"/>
-          <w:szCs w:val="18"/>
-        </w:rPr>
-        <w:t>interruptor_vecino</w:t>
-      </w:r>
-      <w:proofErr w:type="spellEnd"/>
-      <w:r>
-        <w:rPr>
-          <w:rFonts w:cs="Arial"/>
-          <w:sz w:val="18"/>
-          <w:szCs w:val="18"/>
-        </w:rPr>
-        <w:t>}}</w:t>
+        <w:t xml:space="preserve"> {{interruptor_aperturado}} Y {{interruptor_vecino}}</w:t>
       </w:r>
     </w:p>
     <w:p>
@@ -101,25 +65,7 @@
           <w:sz w:val="18"/>
           <w:szCs w:val="18"/>
         </w:rPr>
-        <w:t xml:space="preserve">El presente informe tiene como objetivo dar a conocer los detalles del evento de apertura de los interruptores con </w:t>
-      </w:r>
-      <w:proofErr w:type="spellStart"/>
-      <w:r>
-        <w:rPr>
-          <w:rFonts w:cs="Arial"/>
-          <w:sz w:val="18"/>
-          <w:szCs w:val="18"/>
-        </w:rPr>
-        <w:t>recierre</w:t>
-      </w:r>
-      <w:proofErr w:type="spellEnd"/>
-      <w:r>
-        <w:rPr>
-          <w:rFonts w:cs="Arial"/>
-          <w:sz w:val="18"/>
-          <w:szCs w:val="18"/>
-        </w:rPr>
-        <w:t xml:space="preserve"> en las celdas DC:</w:t>
+        <w:t>El presente informe tiene como objetivo dar a conocer los detalles del evento de apertura de los interruptores con recierre en las celdas DC:</w:t>
       </w:r>
     </w:p>
     <w:p>
@@ -156,9 +102,8 @@
           <w:sz w:val="18"/>
           <w:szCs w:val="18"/>
         </w:rPr>
-        <w:t>{{</w:t>
-      </w:r>
-      <w:proofErr w:type="spellStart"/>
+        <w:t>{{alimentador_</w:t>
+      </w:r>
       <w:r>
         <w:rPr>
           <w:rFonts w:cs="Arial"/>
@@ -167,7 +112,7 @@
           <w:sz w:val="18"/>
           <w:szCs w:val="18"/>
         </w:rPr>
-        <w:t>alimentador_</w:t>
+        <w:t>ser_</w:t>
       </w:r>
       <w:r>
         <w:rPr>
@@ -177,36 +122,104 @@
           <w:sz w:val="18"/>
           <w:szCs w:val="18"/>
         </w:rPr>
-        <w:t>ser_</w:t>
+        <w:t xml:space="preserve">aperturado}} </w:t>
+      </w:r>
+      <w:r>
+        <w:rPr>
+          <w:rFonts w:cs="Arial"/>
+          <w:sz w:val="18"/>
+          <w:szCs w:val="18"/>
+        </w:rPr>
+        <w:t xml:space="preserve">en el sistema SCADA VICOS RSC por función </w:t>
+      </w:r>
+      <w:r>
+        <w:rPr>
+          <w:rFonts w:cs="Arial"/>
+          <w:sz w:val="18"/>
+          <w:szCs w:val="18"/>
+        </w:rPr>
+        <w:t>“</w:t>
+      </w:r>
+      <w:r>
+        <w:rPr>
+          <w:rFonts w:cs="Arial"/>
+          <w:sz w:val="18"/>
+          <w:szCs w:val="18"/>
+        </w:rPr>
+        <w:t xml:space="preserve"> </w:t>
+      </w:r>
+      <w:r>
+        <w:rPr>
+          <w:rFonts w:cs="Arial"/>
+          <w:sz w:val="18"/>
+          <w:szCs w:val="18"/>
+        </w:rPr>
+        <w:t>{{funci</w:t>
+      </w:r>
+      <w:r>
+        <w:rPr>
+          <w:rFonts w:cs="Arial"/>
+          <w:sz w:val="18"/>
+          <w:szCs w:val="18"/>
+        </w:rPr>
+        <w:t>o</w:t>
+      </w:r>
+      <w:r>
+        <w:rPr>
+          <w:rFonts w:cs="Arial"/>
+          <w:sz w:val="18"/>
+          <w:szCs w:val="18"/>
+        </w:rPr>
+        <w:t>n_disparo_inicial}}</w:t>
+      </w:r>
+      <w:r>
+        <w:rPr>
+          <w:rFonts w:cs="Arial"/>
+          <w:sz w:val="18"/>
+          <w:szCs w:val="18"/>
+        </w:rPr>
+        <w:t xml:space="preserve"> </w:t>
       </w:r>
       <w:r>
         <w:rPr>
           <w:rFonts w:cs="Arial"/>
           <w:b/>
-          <w:bCs/>
-          <w:sz w:val="18"/>
-          <w:szCs w:val="18"/>
-        </w:rPr>
-        <w:t>aperturado</w:t>
-      </w:r>
-      <w:proofErr w:type="spellEnd"/>
-      <w:r>
-        <w:rPr>
-          <w:rFonts w:cs="Arial"/>
-          <w:b/>
-          <w:bCs/>
-          <w:sz w:val="18"/>
-          <w:szCs w:val="18"/>
-        </w:rPr>
-        <w:t xml:space="preserve">}} </w:t>
-      </w:r>
-      <w:r>
-        <w:rPr>
-          <w:rFonts w:cs="Arial"/>
-          <w:sz w:val="18"/>
-          <w:szCs w:val="18"/>
-        </w:rPr>
-        <w:t xml:space="preserve">en el sistema SCADA VICOS RSC por función </w:t>
+          <w:sz w:val="18"/>
+          <w:szCs w:val="18"/>
+        </w:rPr>
+        <w:t>”</w:t>
+      </w:r>
+      <w:r>
+        <w:rPr>
+          <w:rFonts w:cs="Arial"/>
+          <w:sz w:val="18"/>
+          <w:szCs w:val="18"/>
+        </w:rPr>
+        <w:t xml:space="preserve"> y </w:t>
+      </w:r>
+      <w:r>
+        <w:rPr>
+          <w:rFonts w:cs="Arial"/>
+          <w:sz w:val="18"/>
+          <w:szCs w:val="18"/>
+        </w:rPr>
+        <w:t>por actuación del relé S</w:t>
+      </w:r>
+      <w:r>
+        <w:rPr>
+          <w:rFonts w:cs="Arial"/>
+          <w:sz w:val="18"/>
+          <w:szCs w:val="18"/>
+        </w:rPr>
+        <w:t>itras</w:t>
+      </w:r>
+      <w:r>
+        <w:rPr>
+          <w:rFonts w:cs="Arial"/>
+          <w:sz w:val="18"/>
+          <w:szCs w:val="18"/>
+        </w:rPr>
+        <w:t xml:space="preserve"> PRO por función </w:t>
       </w:r>
       <w:r>
         <w:rPr>
@@ -230,16 +243,7 @@
           <w:sz w:val="18"/>
           <w:szCs w:val="18"/>
         </w:rPr>
-        <w:t>{{</w:t>
-      </w:r>
-      <w:proofErr w:type="spellStart"/>
-      <w:r>
-        <w:rPr>
-          <w:rFonts w:cs="Arial"/>
-          <w:sz w:val="18"/>
-          <w:szCs w:val="18"/>
-        </w:rPr>
-        <w:t>funci</w:t>
+        <w:t>{{funci</w:t>
       </w:r>
       <w:r>
         <w:rPr>
@@ -255,133 +259,7 @@
           <w:sz w:val="18"/>
           <w:szCs w:val="18"/>
         </w:rPr>
-        <w:t>n_disparo_inicial</w:t>
-      </w:r>
-      <w:proofErr w:type="spellEnd"/>
-      <w:r>
-        <w:rPr>
-          <w:rFonts w:cs="Arial"/>
-          <w:sz w:val="18"/>
-          <w:szCs w:val="18"/>
-        </w:rPr>
-        <w:t>}}</w:t>
-      </w:r>
-      <w:r>
-        <w:rPr>
-          <w:rFonts w:cs="Arial"/>
-          <w:sz w:val="18"/>
-          <w:szCs w:val="18"/>
-        </w:rPr>
-        <w:t xml:space="preserve"> </w:t>
-      </w:r>
-      <w:r>
-        <w:rPr>
-          <w:rFonts w:cs="Arial"/>
-          <w:b/>
-          <w:sz w:val="18"/>
-          <w:szCs w:val="18"/>
-        </w:rPr>
-        <w:t>”</w:t>
-      </w:r>
-      <w:r>
-        <w:rPr>
-          <w:rFonts w:cs="Arial"/>
-          <w:sz w:val="18"/>
-          <w:szCs w:val="18"/>
-        </w:rPr>
-        <w:t xml:space="preserve"> y </w:t>
-      </w:r>
-      <w:r>
-        <w:rPr>
-          <w:rFonts w:cs="Arial"/>
-          <w:sz w:val="18"/>
-          <w:szCs w:val="18"/>
-        </w:rPr>
-        <w:t xml:space="preserve">por actuación del relé </w:t>
-      </w:r>
-      <w:proofErr w:type="spellStart"/>
-      <w:r>
-        <w:rPr>
-          <w:rFonts w:cs="Arial"/>
-          <w:sz w:val="18"/>
-          <w:szCs w:val="18"/>
-        </w:rPr>
-        <w:t>S</w:t>
-      </w:r>
-      <w:r>
-        <w:rPr>
-          <w:rFonts w:cs="Arial"/>
-          <w:sz w:val="18"/>
-          <w:szCs w:val="18"/>
-        </w:rPr>
-        <w:t>itras</w:t>
-      </w:r>
-      <w:proofErr w:type="spellEnd"/>
-      <w:r>
-        <w:rPr>
-          <w:rFonts w:cs="Arial"/>
-          <w:sz w:val="18"/>
-          <w:szCs w:val="18"/>
-        </w:rPr>
-        <w:t xml:space="preserve"> PRO por función </w:t>
-      </w:r>
-      <w:r>
-        <w:rPr>
-          <w:rFonts w:cs="Arial"/>
-          <w:sz w:val="18"/>
-          <w:szCs w:val="18"/>
-        </w:rPr>
-        <w:t>“</w:t>
-      </w:r>
-      <w:r>
-        <w:rPr>
-          <w:rFonts w:cs="Arial"/>
-          <w:sz w:val="18"/>
-          <w:szCs w:val="18"/>
-        </w:rPr>
-        <w:t xml:space="preserve"> </w:t>
-      </w:r>
-      <w:r>
-        <w:rPr>
-          <w:rFonts w:cs="Arial"/>
-          <w:sz w:val="18"/>
-          <w:szCs w:val="18"/>
-        </w:rPr>
-        <w:t>{{</w:t>
-      </w:r>
-      <w:proofErr w:type="spellStart"/>
-      <w:r>
-        <w:rPr>
-          <w:rFonts w:cs="Arial"/>
-          <w:sz w:val="18"/>
-          <w:szCs w:val="18"/>
-        </w:rPr>
-        <w:t>funci</w:t>
-      </w:r>
-      <w:r>
-        <w:rPr>
-          <w:rFonts w:cs="Arial"/>
-          <w:sz w:val="18"/>
-          <w:szCs w:val="18"/>
-        </w:rPr>
-        <w:t>o</w:t>
-      </w:r>
-      <w:r>
-        <w:rPr>
-          <w:rFonts w:cs="Arial"/>
-          <w:sz w:val="18"/>
-          <w:szCs w:val="18"/>
-        </w:rPr>
-        <w:t>n_disparo_final</w:t>
-      </w:r>
-      <w:proofErr w:type="spellEnd"/>
-      <w:r>
-        <w:rPr>
-          <w:rFonts w:cs="Arial"/>
-          <w:sz w:val="18"/>
-          <w:szCs w:val="18"/>
-        </w:rPr>
-        <w:t>}}</w:t>
+        <w:t>n_disparo_final}}</w:t>
       </w:r>
       <w:r>
         <w:rPr>
@@ -427,9 +305,8 @@
           <w:sz w:val="18"/>
           <w:szCs w:val="18"/>
         </w:rPr>
-        <w:t>{{</w:t>
-      </w:r>
-      <w:proofErr w:type="spellStart"/>
+        <w:t>{{alimentador_</w:t>
+      </w:r>
       <w:r>
         <w:rPr>
           <w:rFonts w:cs="Arial"/>
@@ -438,7 +315,7 @@
           <w:sz w:val="18"/>
           <w:szCs w:val="18"/>
         </w:rPr>
-        <w:t>alimentador_</w:t>
+        <w:t>ser_</w:t>
       </w:r>
       <w:r>
         <w:rPr>
@@ -448,7 +325,7 @@
           <w:sz w:val="18"/>
           <w:szCs w:val="18"/>
         </w:rPr>
-        <w:t>ser_</w:t>
+        <w:t>vecino}}</w:t>
       </w:r>
       <w:r>
         <w:rPr>
@@ -458,27 +335,6 @@
           <w:sz w:val="18"/>
           <w:szCs w:val="18"/>
         </w:rPr>
-        <w:t>vecino</w:t>
-      </w:r>
-      <w:proofErr w:type="spellEnd"/>
-      <w:r>
-        <w:rPr>
-          <w:rFonts w:cs="Arial"/>
-          <w:b/>
-          <w:bCs/>
-          <w:sz w:val="18"/>
-          <w:szCs w:val="18"/>
-        </w:rPr>
-        <w:t>}}</w:t>
-      </w:r>
-      <w:r>
-        <w:rPr>
-          <w:rFonts w:cs="Arial"/>
-          <w:b/>
-          <w:bCs/>
-          <w:sz w:val="18"/>
-          <w:szCs w:val="18"/>
-        </w:rPr>
         <w:t xml:space="preserve"> </w:t>
       </w:r>
       <w:r>
@@ -519,25 +375,7 @@
           <w:sz w:val="18"/>
           <w:szCs w:val="18"/>
         </w:rPr>
-        <w:t>{{</w:t>
-      </w:r>
-      <w:proofErr w:type="spellStart"/>
-      <w:r>
-        <w:rPr>
-          <w:rFonts w:cs="Arial"/>
-          <w:sz w:val="18"/>
-          <w:szCs w:val="18"/>
-        </w:rPr>
-        <w:t>función_disparo_vecina_inicial</w:t>
-      </w:r>
-      <w:proofErr w:type="spellEnd"/>
-      <w:r>
-        <w:rPr>
-          <w:rFonts w:cs="Arial"/>
-          <w:sz w:val="18"/>
-          <w:szCs w:val="18"/>
-        </w:rPr>
-        <w:t>}}</w:t>
+        <w:t>{{función_disparo_vecina_inicial}}</w:t>
       </w:r>
       <w:r>
         <w:rPr>
@@ -569,16 +407,7 @@
           <w:sz w:val="18"/>
           <w:szCs w:val="18"/>
         </w:rPr>
-        <w:t xml:space="preserve">por actuación del relé </w:t>
-      </w:r>
-      <w:proofErr w:type="spellStart"/>
-      <w:r>
-        <w:rPr>
-          <w:rFonts w:cs="Arial"/>
-          <w:sz w:val="18"/>
-          <w:szCs w:val="18"/>
-        </w:rPr>
-        <w:t>S</w:t>
+        <w:t>por actuación del relé S</w:t>
       </w:r>
       <w:r>
         <w:rPr>
@@ -588,7 +417,6 @@
         </w:rPr>
         <w:t>itras</w:t>
       </w:r>
-      <w:proofErr w:type="spellEnd"/>
       <w:r>
         <w:rPr>
           <w:rFonts w:cs="Arial"/>
@@ -627,16 +455,7 @@
           <w:sz w:val="18"/>
           <w:szCs w:val="18"/>
         </w:rPr>
-        <w:t>{{</w:t>
-      </w:r>
-      <w:proofErr w:type="spellStart"/>
-      <w:r>
-        <w:rPr>
-          <w:rFonts w:cs="Arial"/>
-          <w:sz w:val="18"/>
-          <w:szCs w:val="18"/>
-        </w:rPr>
-        <w:t>función_</w:t>
+        <w:t>{{función_</w:t>
       </w:r>
       <w:r>
         <w:rPr>
@@ -646,7 +465,6 @@
         </w:rPr>
         <w:t>disparo_vecina_final</w:t>
       </w:r>
-      <w:proofErr w:type="spellEnd"/>
       <w:r>
         <w:rPr>
           <w:rFonts w:cs="Arial"/>
@@ -727,43 +545,7 @@
           <w:sz w:val="18"/>
           <w:szCs w:val="18"/>
         </w:rPr>
-        <w:t>{{</w:t>
-      </w:r>
-      <w:proofErr w:type="spellStart"/>
-      <w:r>
-        <w:rPr>
-          <w:rFonts w:cs="Arial"/>
-          <w:sz w:val="18"/>
-          <w:szCs w:val="18"/>
-        </w:rPr>
-        <w:t>ser_aperturado</w:t>
-      </w:r>
-      <w:proofErr w:type="spellEnd"/>
-      <w:r>
-        <w:rPr>
-          <w:rFonts w:cs="Arial"/>
-          <w:sz w:val="18"/>
-          <w:szCs w:val="18"/>
-        </w:rPr>
-        <w:t>}} y {{</w:t>
-      </w:r>
-      <w:proofErr w:type="spellStart"/>
-      <w:r>
-        <w:rPr>
-          <w:rFonts w:cs="Arial"/>
-          <w:sz w:val="18"/>
-          <w:szCs w:val="18"/>
-        </w:rPr>
-        <w:t>ser_vecino</w:t>
-      </w:r>
-      <w:proofErr w:type="spellEnd"/>
-      <w:r>
-        <w:rPr>
-          <w:rFonts w:cs="Arial"/>
-          <w:sz w:val="18"/>
-          <w:szCs w:val="18"/>
-        </w:rPr>
-        <w:t>}}</w:t>
+        <w:t>{{ser_aperturado}} y {{ser_vecino}}</w:t>
       </w:r>
     </w:p>
     <w:p>
@@ -782,25 +564,7 @@
           <w:sz w:val="18"/>
           <w:szCs w:val="18"/>
         </w:rPr>
-        <w:t>{{</w:t>
-      </w:r>
-      <w:proofErr w:type="spellStart"/>
-      <w:r>
-        <w:rPr>
-          <w:rFonts w:cs="Arial"/>
-          <w:sz w:val="18"/>
-          <w:szCs w:val="18"/>
-        </w:rPr>
-        <w:t>dia</w:t>
-      </w:r>
-      <w:proofErr w:type="spellEnd"/>
-      <w:r>
-        <w:rPr>
-          <w:rFonts w:cs="Arial"/>
-          <w:sz w:val="18"/>
-          <w:szCs w:val="18"/>
-        </w:rPr>
-        <w:t>}} {{fecha}}</w:t>
+        <w:t>{{dia}} {{fecha}}</w:t>
       </w:r>
     </w:p>
     <w:p>
@@ -823,9 +587,8 @@
           <w:sz w:val="18"/>
           <w:szCs w:val="18"/>
         </w:rPr>
-        <w:t>{{</w:t>
-      </w:r>
-      <w:proofErr w:type="spellStart"/>
+        <w:t>{{hora</w:t>
+      </w:r>
       <w:r>
         <w:rPr>
           <w:rFonts w:cs="Arial"/>
@@ -834,19 +597,8 @@
           <w:sz w:val="18"/>
           <w:szCs w:val="18"/>
         </w:rPr>
-        <w:t>hora</w:t>
-      </w:r>
-      <w:r>
-        <w:rPr>
-          <w:rFonts w:cs="Arial"/>
-          <w:bCs/>
-          <w:color w:val="000000" w:themeColor="text1"/>
-          <w:sz w:val="18"/>
-          <w:szCs w:val="18"/>
-        </w:rPr>
         <w:t>_vicos_disparo</w:t>
       </w:r>
-      <w:proofErr w:type="spellEnd"/>
       <w:r>
         <w:rPr>
           <w:rFonts w:cs="Arial"/>
@@ -907,7 +659,6 @@
           <w:szCs w:val="18"/>
         </w:rPr>
       </w:pPr>
-      <w:proofErr w:type="spellStart"/>
       <w:r>
         <w:rPr>
           <w:rFonts w:cs="Arial"/>
@@ -915,9 +666,8 @@
           <w:sz w:val="18"/>
           <w:szCs w:val="18"/>
         </w:rPr>
-        <w:t>Headway</w:t>
-      </w:r>
-      <w:proofErr w:type="spellEnd"/>
+        <w:t>Headway de trenes:</w:t>
+      </w:r>
       <w:r>
         <w:rPr>
           <w:rFonts w:cs="Arial"/>
@@ -925,7 +675,7 @@
           <w:sz w:val="18"/>
           <w:szCs w:val="18"/>
         </w:rPr>
-        <w:t xml:space="preserve"> de trenes:</w:t>
+        <w:tab/>
       </w:r>
       <w:r>
         <w:rPr>
@@ -948,40 +698,11 @@
       <w:r>
         <w:rPr>
           <w:rFonts w:cs="Arial"/>
-          <w:b/>
-          <w:sz w:val="18"/>
-          <w:szCs w:val="18"/>
-        </w:rPr>
-        <w:tab/>
-      </w:r>
-      <w:r>
-        <w:rPr>
-          <w:rFonts w:cs="Arial"/>
           <w:bCs/>
           <w:sz w:val="18"/>
           <w:szCs w:val="18"/>
         </w:rPr>
-        <w:t>{{</w:t>
-      </w:r>
-      <w:proofErr w:type="spellStart"/>
-      <w:r>
-        <w:rPr>
-          <w:rFonts w:cs="Arial"/>
-          <w:bCs/>
-          <w:sz w:val="18"/>
-          <w:szCs w:val="18"/>
-        </w:rPr>
-        <w:t>tiempo_entre_trenes</w:t>
-      </w:r>
-      <w:proofErr w:type="spellEnd"/>
-      <w:r>
-        <w:rPr>
-          <w:rFonts w:cs="Arial"/>
-          <w:bCs/>
-          <w:sz w:val="18"/>
-          <w:szCs w:val="18"/>
-        </w:rPr>
-        <w:t>}}</w:t>
+        <w:t>{{tiempo_entre_trenes}}</w:t>
       </w:r>
       <w:r>
         <w:rPr>
@@ -1056,27 +777,7 @@
           <w:sz w:val="18"/>
           <w:szCs w:val="18"/>
         </w:rPr>
-        <w:t>{{</w:t>
-      </w:r>
-      <w:proofErr w:type="spellStart"/>
-      <w:r>
-        <w:rPr>
-          <w:rFonts w:cs="Arial"/>
-          <w:bCs/>
-          <w:sz w:val="18"/>
-          <w:szCs w:val="18"/>
-        </w:rPr>
-        <w:t>condicion_señales</w:t>
-      </w:r>
-      <w:proofErr w:type="spellEnd"/>
-      <w:r>
-        <w:rPr>
-          <w:rFonts w:cs="Arial"/>
-          <w:bCs/>
-          <w:sz w:val="18"/>
-          <w:szCs w:val="18"/>
-        </w:rPr>
-        <w:t>}}</w:t>
+        <w:t>{{condicion_señales}}</w:t>
       </w:r>
     </w:p>
     <w:p>
@@ -1120,25 +821,7 @@
           <w:sz w:val="18"/>
           <w:szCs w:val="18"/>
         </w:rPr>
-        <w:t>{{</w:t>
-      </w:r>
-      <w:proofErr w:type="spellStart"/>
-      <w:r>
-        <w:rPr>
-          <w:rFonts w:cs="Arial"/>
-          <w:sz w:val="18"/>
-          <w:szCs w:val="18"/>
-        </w:rPr>
-        <w:t>operacion</w:t>
-      </w:r>
-      <w:proofErr w:type="spellEnd"/>
-      <w:r>
-        <w:rPr>
-          <w:rFonts w:cs="Arial"/>
-          <w:sz w:val="18"/>
-          <w:szCs w:val="18"/>
-        </w:rPr>
-        <w:t>}}</w:t>
+        <w:t>{{operacion}}</w:t>
       </w:r>
     </w:p>
     <w:p>
@@ -2942,7 +2625,7 @@
       </w:tr>
       <w:tr>
         <w:trPr>
-          <w:trHeight w:val="646"/>
+          <w:tblHeader/>
         </w:trPr>
         <w:tc>
           <w:tcPr>
@@ -2962,7 +2645,7 @@
               <w:jc w:val="center"/>
               <w:rPr>
                 <w:rFonts w:ascii="Arial" w:hAnsi="Arial" w:cs="Arial"/>
-                <w:bCs/>
+                <w:b/>
                 <w:color w:val="000000" w:themeColor="text1"/>
                 <w:sz w:val="18"/>
                 <w:szCs w:val="18"/>
@@ -2971,152 +2654,12 @@
             <w:r>
               <w:rPr>
                 <w:rFonts w:ascii="Arial" w:hAnsi="Arial" w:cs="Arial"/>
-                <w:bCs/>
+                <w:b/>
                 <w:color w:val="000000" w:themeColor="text1"/>
                 <w:sz w:val="18"/>
                 <w:szCs w:val="18"/>
               </w:rPr>
-              <w:t>{%</w:t>
-            </w:r>
-            <w:proofErr w:type="spellStart"/>
-            <w:r>
-              <w:rPr>
-                <w:rFonts w:ascii="Arial" w:hAnsi="Arial" w:cs="Arial"/>
-                <w:bCs/>
-                <w:color w:val="000000" w:themeColor="text1"/>
-                <w:sz w:val="18"/>
-                <w:szCs w:val="18"/>
-              </w:rPr>
-              <w:t>tr</w:t>
-            </w:r>
-            <w:proofErr w:type="spellEnd"/>
-            <w:r>
-              <w:rPr>
-                <w:rFonts w:ascii="Arial" w:hAnsi="Arial" w:cs="Arial"/>
-                <w:bCs/>
-                <w:color w:val="000000" w:themeColor="text1"/>
-                <w:sz w:val="18"/>
-                <w:szCs w:val="18"/>
-              </w:rPr>
-              <w:t xml:space="preserve"> </w:t>
-            </w:r>
-            <w:proofErr w:type="spellStart"/>
-            <w:r>
-              <w:rPr>
-                <w:rFonts w:ascii="Arial" w:hAnsi="Arial" w:cs="Arial"/>
-                <w:bCs/>
-                <w:color w:val="000000" w:themeColor="text1"/>
-                <w:sz w:val="18"/>
-                <w:szCs w:val="18"/>
-              </w:rPr>
-              <w:t>for</w:t>
-            </w:r>
-            <w:proofErr w:type="spellEnd"/>
-            <w:r>
-              <w:rPr>
-                <w:rFonts w:ascii="Arial" w:hAnsi="Arial" w:cs="Arial"/>
-                <w:bCs/>
-                <w:color w:val="000000" w:themeColor="text1"/>
-                <w:sz w:val="18"/>
-                <w:szCs w:val="18"/>
-              </w:rPr>
-              <w:t xml:space="preserve"> </w:t>
-            </w:r>
-            <w:proofErr w:type="spellStart"/>
-            <w:r>
-              <w:rPr>
-                <w:rFonts w:ascii="Arial" w:hAnsi="Arial" w:cs="Arial"/>
-                <w:bCs/>
-                <w:color w:val="000000" w:themeColor="text1"/>
-                <w:sz w:val="18"/>
-                <w:szCs w:val="18"/>
-              </w:rPr>
-              <w:t>item</w:t>
-            </w:r>
-            <w:proofErr w:type="spellEnd"/>
-            <w:r>
-              <w:rPr>
-                <w:rFonts w:ascii="Arial" w:hAnsi="Arial" w:cs="Arial"/>
-                <w:bCs/>
-                <w:color w:val="000000" w:themeColor="text1"/>
-                <w:sz w:val="18"/>
-                <w:szCs w:val="18"/>
-              </w:rPr>
-              <w:t xml:space="preserve"> in </w:t>
-            </w:r>
-            <w:proofErr w:type="spellStart"/>
-            <w:r>
-              <w:rPr>
-                <w:rFonts w:ascii="Arial" w:hAnsi="Arial" w:cs="Arial"/>
-                <w:bCs/>
-                <w:color w:val="000000" w:themeColor="text1"/>
-                <w:sz w:val="18"/>
-                <w:szCs w:val="18"/>
-              </w:rPr>
-              <w:t>cronologia</w:t>
-            </w:r>
-            <w:proofErr w:type="spellEnd"/>
-            <w:r>
-              <w:rPr>
-                <w:rFonts w:ascii="Arial" w:hAnsi="Arial" w:cs="Arial"/>
-                <w:bCs/>
-                <w:color w:val="000000" w:themeColor="text1"/>
-                <w:sz w:val="18"/>
-                <w:szCs w:val="18"/>
-              </w:rPr>
-              <w:t xml:space="preserve"> %}</w:t>
-            </w:r>
-          </w:p>
-          <w:p>
-            <w:pPr>
-              <w:pStyle w:val="Predeterminado"/>
-              <w:tabs>
-                <w:tab w:val="clear" w:pos="709"/>
-                <w:tab w:val="left" w:pos="426"/>
-                <w:tab w:val="left" w:pos="2835"/>
-                <w:tab w:val="left" w:pos="6659"/>
-                <w:tab w:val="left" w:pos="6839"/>
-              </w:tabs>
-              <w:jc w:val="center"/>
-              <w:rPr>
-                <w:rFonts w:ascii="Arial" w:hAnsi="Arial" w:cs="Arial"/>
-                <w:bCs/>
-                <w:color w:val="000000" w:themeColor="text1"/>
-                <w:sz w:val="18"/>
-                <w:szCs w:val="18"/>
-              </w:rPr>
-            </w:pPr>
-            <w:r>
-              <w:rPr>
-                <w:rFonts w:ascii="Arial" w:hAnsi="Arial" w:cs="Arial"/>
-                <w:bCs/>
-                <w:color w:val="000000" w:themeColor="text1"/>
-                <w:sz w:val="18"/>
-                <w:szCs w:val="18"/>
-              </w:rPr>
-              <w:t xml:space="preserve">{{ </w:t>
-            </w:r>
-            <w:proofErr w:type="spellStart"/>
-            <w:r>
-              <w:rPr>
-                <w:rFonts w:ascii="Arial" w:hAnsi="Arial" w:cs="Arial"/>
-                <w:bCs/>
-                <w:color w:val="000000" w:themeColor="text1"/>
-                <w:sz w:val="18"/>
-                <w:szCs w:val="18"/>
-              </w:rPr>
-              <w:t>item.hora</w:t>
-            </w:r>
-            <w:proofErr w:type="spellEnd"/>
-            <w:r>
-              <w:rPr>
-                <w:rFonts w:ascii="Arial" w:hAnsi="Arial" w:cs="Arial"/>
-                <w:bCs/>
-                <w:color w:val="000000" w:themeColor="text1"/>
-                <w:sz w:val="18"/>
-                <w:szCs w:val="18"/>
-              </w:rPr>
-              <w:t xml:space="preserve"> }}</w:t>
+              <w:t>{%tr for item in cronologia %}{{ item.hora }}</w:t>
             </w:r>
           </w:p>
         </w:tc>
@@ -3138,7 +2681,7 @@
               <w:jc w:val="center"/>
               <w:rPr>
                 <w:rFonts w:ascii="Arial" w:hAnsi="Arial" w:cs="Arial"/>
-                <w:bCs/>
+                <w:b/>
                 <w:color w:val="000000" w:themeColor="text1"/>
                 <w:sz w:val="18"/>
                 <w:szCs w:val="18"/>
@@ -3147,34 +2690,12 @@
             <w:r>
               <w:rPr>
                 <w:rFonts w:ascii="Arial" w:hAnsi="Arial" w:cs="Arial"/>
-                <w:bCs/>
+                <w:b/>
                 <w:color w:val="000000" w:themeColor="text1"/>
                 <w:sz w:val="18"/>
                 <w:szCs w:val="18"/>
               </w:rPr>
-              <w:t xml:space="preserve">{{ </w:t>
-            </w:r>
-            <w:proofErr w:type="spellStart"/>
-            <w:r>
-              <w:rPr>
-                <w:rFonts w:ascii="Arial" w:hAnsi="Arial" w:cs="Arial"/>
-                <w:bCs/>
-                <w:color w:val="000000" w:themeColor="text1"/>
-                <w:sz w:val="18"/>
-                <w:szCs w:val="18"/>
-              </w:rPr>
-              <w:t>item.ubicacion</w:t>
-            </w:r>
-            <w:proofErr w:type="spellEnd"/>
-            <w:r>
-              <w:rPr>
-                <w:rFonts w:ascii="Arial" w:hAnsi="Arial" w:cs="Arial"/>
-                <w:bCs/>
-                <w:color w:val="000000" w:themeColor="text1"/>
-                <w:sz w:val="18"/>
-                <w:szCs w:val="18"/>
-              </w:rPr>
-              <w:t xml:space="preserve"> }}</w:t>
+              <w:t>{{ item.ubicacion }}</w:t>
             </w:r>
           </w:p>
         </w:tc>
@@ -3193,10 +2714,10 @@
                 <w:tab w:val="left" w:pos="6659"/>
                 <w:tab w:val="left" w:pos="6839"/>
               </w:tabs>
-              <w:jc w:val="both"/>
+              <w:jc w:val="center"/>
               <w:rPr>
                 <w:rFonts w:ascii="Arial" w:hAnsi="Arial" w:cs="Arial"/>
-                <w:bCs/>
+                <w:b/>
                 <w:color w:val="000000" w:themeColor="text1"/>
                 <w:sz w:val="18"/>
                 <w:szCs w:val="18"/>
@@ -3205,108 +2726,12 @@
             <w:r>
               <w:rPr>
                 <w:rFonts w:ascii="Arial" w:hAnsi="Arial" w:cs="Arial"/>
-                <w:bCs/>
+                <w:b/>
                 <w:color w:val="000000" w:themeColor="text1"/>
                 <w:sz w:val="18"/>
                 <w:szCs w:val="18"/>
               </w:rPr>
-              <w:t xml:space="preserve">{{ </w:t>
-            </w:r>
-            <w:proofErr w:type="spellStart"/>
-            <w:r>
-              <w:rPr>
-                <w:rFonts w:ascii="Arial" w:hAnsi="Arial" w:cs="Arial"/>
-                <w:bCs/>
-                <w:color w:val="000000" w:themeColor="text1"/>
-                <w:sz w:val="18"/>
-                <w:szCs w:val="18"/>
-              </w:rPr>
-              <w:t>item.descripcion</w:t>
-            </w:r>
-            <w:proofErr w:type="spellEnd"/>
-            <w:r>
-              <w:rPr>
-                <w:rFonts w:ascii="Arial" w:hAnsi="Arial" w:cs="Arial"/>
-                <w:bCs/>
-                <w:color w:val="000000" w:themeColor="text1"/>
-                <w:sz w:val="18"/>
-                <w:szCs w:val="18"/>
-              </w:rPr>
-              <w:t xml:space="preserve"> }}</w:t>
-            </w:r>
-          </w:p>
-          <w:p>
-            <w:pPr>
-              <w:pStyle w:val="Predeterminado"/>
-              <w:tabs>
-                <w:tab w:val="clear" w:pos="709"/>
-                <w:tab w:val="left" w:pos="426"/>
-                <w:tab w:val="left" w:pos="2835"/>
-                <w:tab w:val="left" w:pos="6659"/>
-                <w:tab w:val="left" w:pos="6839"/>
-              </w:tabs>
-              <w:jc w:val="both"/>
-              <w:rPr>
-                <w:rFonts w:ascii="Arial" w:hAnsi="Arial" w:cs="Arial"/>
-                <w:bCs/>
-                <w:color w:val="000000" w:themeColor="text1"/>
-                <w:sz w:val="18"/>
-                <w:szCs w:val="18"/>
-              </w:rPr>
-            </w:pPr>
-            <w:r>
-              <w:rPr>
-                <w:rFonts w:ascii="Arial" w:hAnsi="Arial" w:cs="Arial"/>
-                <w:bCs/>
-                <w:color w:val="000000" w:themeColor="text1"/>
-                <w:sz w:val="18"/>
-                <w:szCs w:val="18"/>
-              </w:rPr>
-              <w:t>{%</w:t>
-            </w:r>
-            <w:proofErr w:type="spellStart"/>
-            <w:r>
-              <w:rPr>
-                <w:rFonts w:ascii="Arial" w:hAnsi="Arial" w:cs="Arial"/>
-                <w:bCs/>
-                <w:color w:val="000000" w:themeColor="text1"/>
-                <w:sz w:val="18"/>
-                <w:szCs w:val="18"/>
-              </w:rPr>
-              <w:t>tr</w:t>
-            </w:r>
-            <w:proofErr w:type="spellEnd"/>
-            <w:r>
-              <w:rPr>
-                <w:rFonts w:ascii="Arial" w:hAnsi="Arial" w:cs="Arial"/>
-                <w:bCs/>
-                <w:color w:val="000000" w:themeColor="text1"/>
-                <w:sz w:val="18"/>
-                <w:szCs w:val="18"/>
-              </w:rPr>
-              <w:t xml:space="preserve"> </w:t>
-            </w:r>
-            <w:proofErr w:type="spellStart"/>
-            <w:r>
-              <w:rPr>
-                <w:rFonts w:ascii="Arial" w:hAnsi="Arial" w:cs="Arial"/>
-                <w:bCs/>
-                <w:color w:val="000000" w:themeColor="text1"/>
-                <w:sz w:val="18"/>
-                <w:szCs w:val="18"/>
-              </w:rPr>
-              <w:t>endfor</w:t>
-            </w:r>
-            <w:proofErr w:type="spellEnd"/>
-            <w:r>
-              <w:rPr>
-                <w:rFonts w:ascii="Arial" w:hAnsi="Arial" w:cs="Arial"/>
-                <w:bCs/>
-                <w:color w:val="000000" w:themeColor="text1"/>
-                <w:sz w:val="18"/>
-                <w:szCs w:val="18"/>
-              </w:rPr>
-              <w:t>%}</w:t>
+              <w:t>{{ item.descripcion }}{%tr endfor %}</w:t>
             </w:r>
           </w:p>
         </w:tc>
@@ -5284,7 +4709,6 @@
   <w:style w:type="character" w:default="1" w:styleId="Fuentedeprrafopredeter">
     <w:name w:val="Default Paragraph Font"/>
     <w:uiPriority w:val="1"/>
-    <w:semiHidden/>
     <w:unhideWhenUsed/>
   </w:style>
   <w:style w:type="table" w:default="1" w:styleId="Tablanormal">

--- a/plantilla_base.docx
+++ b/plantilla_base.docx
@@ -45,7 +45,43 @@
           <w:sz w:val="18"/>
           <w:szCs w:val="18"/>
         </w:rPr>
-        <w:t xml:space="preserve"> {{interruptor_aperturado}} Y {{interruptor_vecino}}</w:t>
+        <w:t xml:space="preserve"> {{</w:t>
+      </w:r>
+      <w:proofErr w:type="spellStart"/>
+      <w:r>
+        <w:rPr>
+          <w:rFonts w:cs="Arial"/>
+          <w:sz w:val="18"/>
+          <w:szCs w:val="18"/>
+        </w:rPr>
+        <w:t>interruptor_aperturado</w:t>
+      </w:r>
+      <w:proofErr w:type="spellEnd"/>
+      <w:r>
+        <w:rPr>
+          <w:rFonts w:cs="Arial"/>
+          <w:sz w:val="18"/>
+          <w:szCs w:val="18"/>
+        </w:rPr>
+        <w:t>}} Y {{</w:t>
+      </w:r>
+      <w:proofErr w:type="spellStart"/>
+      <w:r>
+        <w:rPr>
+          <w:rFonts w:cs="Arial"/>
+          <w:sz w:val="18"/>
+          <w:szCs w:val="18"/>
+        </w:rPr>
+        <w:t>interruptor_vecino</w:t>
+      </w:r>
+      <w:proofErr w:type="spellEnd"/>
+      <w:r>
+        <w:rPr>
+          <w:rFonts w:cs="Arial"/>
+          <w:sz w:val="18"/>
+          <w:szCs w:val="18"/>
+        </w:rPr>
+        <w:t>}}</w:t>
       </w:r>
     </w:p>
     <w:p>
@@ -65,7 +101,25 @@
           <w:sz w:val="18"/>
           <w:szCs w:val="18"/>
         </w:rPr>
-        <w:t>El presente informe tiene como objetivo dar a conocer los detalles del evento de apertura de los interruptores con recierre en las celdas DC:</w:t>
+        <w:t xml:space="preserve">El presente informe tiene como objetivo dar a conocer los detalles del evento de apertura de los interruptores con </w:t>
+      </w:r>
+      <w:proofErr w:type="spellStart"/>
+      <w:r>
+        <w:rPr>
+          <w:rFonts w:cs="Arial"/>
+          <w:sz w:val="18"/>
+          <w:szCs w:val="18"/>
+        </w:rPr>
+        <w:t>recierre</w:t>
+      </w:r>
+      <w:proofErr w:type="spellEnd"/>
+      <w:r>
+        <w:rPr>
+          <w:rFonts w:cs="Arial"/>
+          <w:sz w:val="18"/>
+          <w:szCs w:val="18"/>
+        </w:rPr>
+        <w:t xml:space="preserve"> en las celdas DC:</w:t>
       </w:r>
     </w:p>
     <w:p>
@@ -102,8 +156,9 @@
           <w:sz w:val="18"/>
           <w:szCs w:val="18"/>
         </w:rPr>
-        <w:t>{{alimentador_</w:t>
-      </w:r>
+        <w:t>{{</w:t>
+      </w:r>
+      <w:proofErr w:type="spellStart"/>
       <w:r>
         <w:rPr>
           <w:rFonts w:cs="Arial"/>
@@ -112,7 +167,7 @@
           <w:sz w:val="18"/>
           <w:szCs w:val="18"/>
         </w:rPr>
-        <w:t>ser_</w:t>
+        <w:t>alimentador_</w:t>
       </w:r>
       <w:r>
         <w:rPr>
@@ -122,152 +177,7 @@
           <w:sz w:val="18"/>
           <w:szCs w:val="18"/>
         </w:rPr>
-        <w:t xml:space="preserve">aperturado}} </w:t>
-      </w:r>
-      <w:r>
-        <w:rPr>
-          <w:rFonts w:cs="Arial"/>
-          <w:sz w:val="18"/>
-          <w:szCs w:val="18"/>
-        </w:rPr>
-        <w:t xml:space="preserve">en el sistema SCADA VICOS RSC por función </w:t>
-      </w:r>
-      <w:r>
-        <w:rPr>
-          <w:rFonts w:cs="Arial"/>
-          <w:sz w:val="18"/>
-          <w:szCs w:val="18"/>
-        </w:rPr>
-        <w:t>“</w:t>
-      </w:r>
-      <w:r>
-        <w:rPr>
-          <w:rFonts w:cs="Arial"/>
-          <w:sz w:val="18"/>
-          <w:szCs w:val="18"/>
-        </w:rPr>
-        <w:t xml:space="preserve"> </w:t>
-      </w:r>
-      <w:r>
-        <w:rPr>
-          <w:rFonts w:cs="Arial"/>
-          <w:sz w:val="18"/>
-          <w:szCs w:val="18"/>
-        </w:rPr>
-        <w:t>{{funci</w:t>
-      </w:r>
-      <w:r>
-        <w:rPr>
-          <w:rFonts w:cs="Arial"/>
-          <w:sz w:val="18"/>
-          <w:szCs w:val="18"/>
-        </w:rPr>
-        <w:t>o</w:t>
-      </w:r>
-      <w:r>
-        <w:rPr>
-          <w:rFonts w:cs="Arial"/>
-          <w:sz w:val="18"/>
-          <w:szCs w:val="18"/>
-        </w:rPr>
-        <w:t>n_disparo_inicial}}</w:t>
-      </w:r>
-      <w:r>
-        <w:rPr>
-          <w:rFonts w:cs="Arial"/>
-          <w:sz w:val="18"/>
-          <w:szCs w:val="18"/>
-        </w:rPr>
-        <w:t xml:space="preserve"> </w:t>
-      </w:r>
-      <w:r>
-        <w:rPr>
-          <w:rFonts w:cs="Arial"/>
-          <w:b/>
-          <w:sz w:val="18"/>
-          <w:szCs w:val="18"/>
-        </w:rPr>
-        <w:t>”</w:t>
-      </w:r>
-      <w:r>
-        <w:rPr>
-          <w:rFonts w:cs="Arial"/>
-          <w:sz w:val="18"/>
-          <w:szCs w:val="18"/>
-        </w:rPr>
-        <w:t xml:space="preserve"> y </w:t>
-      </w:r>
-      <w:r>
-        <w:rPr>
-          <w:rFonts w:cs="Arial"/>
-          <w:sz w:val="18"/>
-          <w:szCs w:val="18"/>
-        </w:rPr>
-        <w:t>por actuación del relé S</w:t>
-      </w:r>
-      <w:r>
-        <w:rPr>
-          <w:rFonts w:cs="Arial"/>
-          <w:sz w:val="18"/>
-          <w:szCs w:val="18"/>
-        </w:rPr>
-        <w:t>itras</w:t>
-      </w:r>
-      <w:r>
-        <w:rPr>
-          <w:rFonts w:cs="Arial"/>
-          <w:sz w:val="18"/>
-          <w:szCs w:val="18"/>
-        </w:rPr>
-        <w:t xml:space="preserve"> PRO por función </w:t>
-      </w:r>
-      <w:r>
-        <w:rPr>
-          <w:rFonts w:cs="Arial"/>
-          <w:sz w:val="18"/>
-          <w:szCs w:val="18"/>
-        </w:rPr>
-        <w:t>“</w:t>
-      </w:r>
-      <w:r>
-        <w:rPr>
-          <w:rFonts w:cs="Arial"/>
-          <w:sz w:val="18"/>
-          <w:szCs w:val="18"/>
-        </w:rPr>
-        <w:t xml:space="preserve"> </w:t>
-      </w:r>
-      <w:r>
-        <w:rPr>
-          <w:rFonts w:cs="Arial"/>
-          <w:sz w:val="18"/>
-          <w:szCs w:val="18"/>
-        </w:rPr>
-        <w:t>{{funci</w:t>
-      </w:r>
-      <w:r>
-        <w:rPr>
-          <w:rFonts w:cs="Arial"/>
-          <w:sz w:val="18"/>
-          <w:szCs w:val="18"/>
-        </w:rPr>
-        <w:t>o</w:t>
-      </w:r>
-      <w:r>
-        <w:rPr>
-          <w:rFonts w:cs="Arial"/>
-          <w:sz w:val="18"/>
-          <w:szCs w:val="18"/>
-        </w:rPr>
-        <w:t>n_disparo_final}}</w:t>
-      </w:r>
-      <w:r>
-        <w:rPr>
-          <w:rFonts w:cs="Arial"/>
-          <w:sz w:val="18"/>
-          <w:szCs w:val="18"/>
-        </w:rPr>
-        <w:t xml:space="preserve"> </w:t>
+        <w:t>ser_</w:t>
       </w:r>
       <w:r>
         <w:rPr>
@@ -277,8 +187,260 @@
           <w:sz w:val="18"/>
           <w:szCs w:val="18"/>
         </w:rPr>
+        <w:t>aperturado</w:t>
+      </w:r>
+      <w:proofErr w:type="spellEnd"/>
+      <w:r>
+        <w:rPr>
+          <w:rFonts w:cs="Arial"/>
+          <w:b/>
+          <w:bCs/>
+          <w:sz w:val="18"/>
+          <w:szCs w:val="18"/>
+        </w:rPr>
+        <w:t xml:space="preserve">}} </w:t>
+      </w:r>
+      <w:r>
+        <w:rPr>
+          <w:rFonts w:cs="Arial"/>
+          <w:sz w:val="18"/>
+          <w:szCs w:val="18"/>
+        </w:rPr>
+        <w:t xml:space="preserve">en el sistema SCADA VICOS RSC por función </w:t>
+      </w:r>
+      <w:proofErr w:type="gramStart"/>
+      <w:r>
+        <w:rPr>
+          <w:rFonts w:cs="Arial"/>
+          <w:sz w:val="18"/>
+          <w:szCs w:val="18"/>
+        </w:rPr>
+        <w:t>“</w:t>
+      </w:r>
+      <w:r>
+        <w:rPr>
+          <w:rFonts w:cs="Arial"/>
+          <w:sz w:val="18"/>
+          <w:szCs w:val="18"/>
+        </w:rPr>
+        <w:t xml:space="preserve"> </w:t>
+      </w:r>
+      <w:r>
+        <w:rPr>
+          <w:rFonts w:cs="Arial"/>
+          <w:sz w:val="18"/>
+          <w:szCs w:val="18"/>
+        </w:rPr>
+        <w:t>{</w:t>
+      </w:r>
+      <w:proofErr w:type="gramEnd"/>
+      <w:r>
+        <w:rPr>
+          <w:rFonts w:cs="Arial"/>
+          <w:sz w:val="18"/>
+          <w:szCs w:val="18"/>
+        </w:rPr>
+        <w:t>{</w:t>
+      </w:r>
+      <w:proofErr w:type="spellStart"/>
+      <w:r>
+        <w:rPr>
+          <w:rFonts w:cs="Arial"/>
+          <w:sz w:val="18"/>
+          <w:szCs w:val="18"/>
+        </w:rPr>
+        <w:t>funci</w:t>
+      </w:r>
+      <w:r>
+        <w:rPr>
+          <w:rFonts w:cs="Arial"/>
+          <w:sz w:val="18"/>
+          <w:szCs w:val="18"/>
+        </w:rPr>
+        <w:t>o</w:t>
+      </w:r>
+      <w:r>
+        <w:rPr>
+          <w:rFonts w:cs="Arial"/>
+          <w:sz w:val="18"/>
+          <w:szCs w:val="18"/>
+        </w:rPr>
+        <w:t>n_disparo_inicial</w:t>
+      </w:r>
+      <w:proofErr w:type="spellEnd"/>
+      <w:r>
+        <w:rPr>
+          <w:rFonts w:cs="Arial"/>
+          <w:sz w:val="18"/>
+          <w:szCs w:val="18"/>
+        </w:rPr>
+        <w:t>}</w:t>
+      </w:r>
+      <w:proofErr w:type="gramStart"/>
+      <w:r>
+        <w:rPr>
+          <w:rFonts w:cs="Arial"/>
+          <w:sz w:val="18"/>
+          <w:szCs w:val="18"/>
+        </w:rPr>
+        <w:t>}</w:t>
+      </w:r>
+      <w:r>
+        <w:rPr>
+          <w:rFonts w:cs="Arial"/>
+          <w:sz w:val="18"/>
+          <w:szCs w:val="18"/>
+        </w:rPr>
+        <w:t xml:space="preserve"> </w:t>
+      </w:r>
+      <w:r>
+        <w:rPr>
+          <w:rFonts w:cs="Arial"/>
+          <w:b/>
+          <w:sz w:val="18"/>
+          <w:szCs w:val="18"/>
+        </w:rPr>
         <w:t>”</w:t>
       </w:r>
+      <w:proofErr w:type="gramEnd"/>
+      <w:r>
+        <w:rPr>
+          <w:rFonts w:cs="Arial"/>
+          <w:sz w:val="18"/>
+          <w:szCs w:val="18"/>
+        </w:rPr>
+        <w:t xml:space="preserve"> y </w:t>
+      </w:r>
+      <w:r>
+        <w:rPr>
+          <w:rFonts w:cs="Arial"/>
+          <w:sz w:val="18"/>
+          <w:szCs w:val="18"/>
+        </w:rPr>
+        <w:t xml:space="preserve">por actuación del relé </w:t>
+      </w:r>
+      <w:proofErr w:type="spellStart"/>
+      <w:r>
+        <w:rPr>
+          <w:rFonts w:cs="Arial"/>
+          <w:sz w:val="18"/>
+          <w:szCs w:val="18"/>
+        </w:rPr>
+        <w:t>S</w:t>
+      </w:r>
+      <w:r>
+        <w:rPr>
+          <w:rFonts w:cs="Arial"/>
+          <w:sz w:val="18"/>
+          <w:szCs w:val="18"/>
+        </w:rPr>
+        <w:t>itras</w:t>
+      </w:r>
+      <w:proofErr w:type="spellEnd"/>
+      <w:r>
+        <w:rPr>
+          <w:rFonts w:cs="Arial"/>
+          <w:sz w:val="18"/>
+          <w:szCs w:val="18"/>
+        </w:rPr>
+        <w:t xml:space="preserve"> PRO por función </w:t>
+      </w:r>
+      <w:proofErr w:type="gramStart"/>
+      <w:r>
+        <w:rPr>
+          <w:rFonts w:cs="Arial"/>
+          <w:sz w:val="18"/>
+          <w:szCs w:val="18"/>
+        </w:rPr>
+        <w:t>“</w:t>
+      </w:r>
+      <w:r>
+        <w:rPr>
+          <w:rFonts w:cs="Arial"/>
+          <w:sz w:val="18"/>
+          <w:szCs w:val="18"/>
+        </w:rPr>
+        <w:t xml:space="preserve"> </w:t>
+      </w:r>
+      <w:r>
+        <w:rPr>
+          <w:rFonts w:cs="Arial"/>
+          <w:sz w:val="18"/>
+          <w:szCs w:val="18"/>
+        </w:rPr>
+        <w:t>{</w:t>
+      </w:r>
+      <w:proofErr w:type="gramEnd"/>
+      <w:r>
+        <w:rPr>
+          <w:rFonts w:cs="Arial"/>
+          <w:sz w:val="18"/>
+          <w:szCs w:val="18"/>
+        </w:rPr>
+        <w:t>{</w:t>
+      </w:r>
+      <w:proofErr w:type="spellStart"/>
+      <w:r>
+        <w:rPr>
+          <w:rFonts w:cs="Arial"/>
+          <w:sz w:val="18"/>
+          <w:szCs w:val="18"/>
+        </w:rPr>
+        <w:t>funci</w:t>
+      </w:r>
+      <w:r>
+        <w:rPr>
+          <w:rFonts w:cs="Arial"/>
+          <w:sz w:val="18"/>
+          <w:szCs w:val="18"/>
+        </w:rPr>
+        <w:t>o</w:t>
+      </w:r>
+      <w:r>
+        <w:rPr>
+          <w:rFonts w:cs="Arial"/>
+          <w:sz w:val="18"/>
+          <w:szCs w:val="18"/>
+        </w:rPr>
+        <w:t>n_disparo_final</w:t>
+      </w:r>
+      <w:proofErr w:type="spellEnd"/>
+      <w:r>
+        <w:rPr>
+          <w:rFonts w:cs="Arial"/>
+          <w:sz w:val="18"/>
+          <w:szCs w:val="18"/>
+        </w:rPr>
+        <w:t>}</w:t>
+      </w:r>
+      <w:proofErr w:type="gramStart"/>
+      <w:r>
+        <w:rPr>
+          <w:rFonts w:cs="Arial"/>
+          <w:sz w:val="18"/>
+          <w:szCs w:val="18"/>
+        </w:rPr>
+        <w:t>}</w:t>
+      </w:r>
+      <w:r>
+        <w:rPr>
+          <w:rFonts w:cs="Arial"/>
+          <w:sz w:val="18"/>
+          <w:szCs w:val="18"/>
+        </w:rPr>
+        <w:t xml:space="preserve"> </w:t>
+      </w:r>
+      <w:r>
+        <w:rPr>
+          <w:rFonts w:cs="Arial"/>
+          <w:b/>
+          <w:bCs/>
+          <w:sz w:val="18"/>
+          <w:szCs w:val="18"/>
+        </w:rPr>
+        <w:t>”</w:t>
+      </w:r>
+      <w:proofErr w:type="gramEnd"/>
     </w:p>
     <w:p>
       <w:pPr>
@@ -305,8 +467,9 @@
           <w:sz w:val="18"/>
           <w:szCs w:val="18"/>
         </w:rPr>
-        <w:t>{{alimentador_</w:t>
-      </w:r>
+        <w:t>{{</w:t>
+      </w:r>
+      <w:proofErr w:type="spellStart"/>
       <w:r>
         <w:rPr>
           <w:rFonts w:cs="Arial"/>
@@ -315,7 +478,7 @@
           <w:sz w:val="18"/>
           <w:szCs w:val="18"/>
         </w:rPr>
-        <w:t>ser_</w:t>
+        <w:t>alimentador_</w:t>
       </w:r>
       <w:r>
         <w:rPr>
@@ -325,7 +488,7 @@
           <w:sz w:val="18"/>
           <w:szCs w:val="18"/>
         </w:rPr>
-        <w:t>vecino}}</w:t>
+        <w:t>ser_</w:t>
       </w:r>
       <w:r>
         <w:rPr>
@@ -335,6 +498,27 @@
           <w:sz w:val="18"/>
           <w:szCs w:val="18"/>
         </w:rPr>
+        <w:t>vecino</w:t>
+      </w:r>
+      <w:proofErr w:type="spellEnd"/>
+      <w:r>
+        <w:rPr>
+          <w:rFonts w:cs="Arial"/>
+          <w:b/>
+          <w:bCs/>
+          <w:sz w:val="18"/>
+          <w:szCs w:val="18"/>
+        </w:rPr>
+        <w:t>}}</w:t>
+      </w:r>
+      <w:r>
+        <w:rPr>
+          <w:rFonts w:cs="Arial"/>
+          <w:b/>
+          <w:bCs/>
+          <w:sz w:val="18"/>
+          <w:szCs w:val="18"/>
+        </w:rPr>
         <w:t xml:space="preserve"> </w:t>
       </w:r>
       <w:r>
@@ -353,6 +537,7 @@
         </w:rPr>
         <w:t xml:space="preserve"> </w:t>
       </w:r>
+      <w:proofErr w:type="gramStart"/>
       <w:r>
         <w:rPr>
           <w:rFonts w:cs="Arial"/>
@@ -375,7 +560,43 @@
           <w:sz w:val="18"/>
           <w:szCs w:val="18"/>
         </w:rPr>
-        <w:t>{{función_disparo_vecina_inicial}}</w:t>
+        <w:t>{</w:t>
+      </w:r>
+      <w:proofErr w:type="gramEnd"/>
+      <w:r>
+        <w:rPr>
+          <w:rFonts w:cs="Arial"/>
+          <w:sz w:val="18"/>
+          <w:szCs w:val="18"/>
+        </w:rPr>
+        <w:t>{</w:t>
+      </w:r>
+      <w:proofErr w:type="spellStart"/>
+      <w:r>
+        <w:rPr>
+          <w:rFonts w:cs="Arial"/>
+          <w:sz w:val="18"/>
+          <w:szCs w:val="18"/>
+        </w:rPr>
+        <w:t>función_disparo_vecina_inicial</w:t>
+      </w:r>
+      <w:proofErr w:type="spellEnd"/>
+      <w:r>
+        <w:rPr>
+          <w:rFonts w:cs="Arial"/>
+          <w:sz w:val="18"/>
+          <w:szCs w:val="18"/>
+        </w:rPr>
+        <w:t>}</w:t>
+      </w:r>
+      <w:proofErr w:type="gramStart"/>
+      <w:r>
+        <w:rPr>
+          <w:rFonts w:cs="Arial"/>
+          <w:sz w:val="18"/>
+          <w:szCs w:val="18"/>
+        </w:rPr>
+        <w:t>}</w:t>
       </w:r>
       <w:r>
         <w:rPr>
@@ -393,6 +614,7 @@
         </w:rPr>
         <w:t>”</w:t>
       </w:r>
+      <w:proofErr w:type="gramEnd"/>
       <w:r>
         <w:rPr>
           <w:rFonts w:cs="Arial"/>
@@ -407,7 +629,16 @@
           <w:sz w:val="18"/>
           <w:szCs w:val="18"/>
         </w:rPr>
-        <w:t>por actuación del relé S</w:t>
+        <w:t xml:space="preserve">por actuación del relé </w:t>
+      </w:r>
+      <w:proofErr w:type="spellStart"/>
+      <w:r>
+        <w:rPr>
+          <w:rFonts w:cs="Arial"/>
+          <w:sz w:val="18"/>
+          <w:szCs w:val="18"/>
+        </w:rPr>
+        <w:t>S</w:t>
       </w:r>
       <w:r>
         <w:rPr>
@@ -417,6 +648,7 @@
         </w:rPr>
         <w:t>itras</w:t>
       </w:r>
+      <w:proofErr w:type="spellEnd"/>
       <w:r>
         <w:rPr>
           <w:rFonts w:cs="Arial"/>
@@ -433,6 +665,7 @@
         </w:rPr>
         <w:t xml:space="preserve"> </w:t>
       </w:r>
+      <w:proofErr w:type="gramStart"/>
       <w:r>
         <w:rPr>
           <w:rFonts w:cs="Arial"/>
@@ -455,7 +688,25 @@
           <w:sz w:val="18"/>
           <w:szCs w:val="18"/>
         </w:rPr>
-        <w:t>{{función_</w:t>
+        <w:t>{</w:t>
+      </w:r>
+      <w:proofErr w:type="gramEnd"/>
+      <w:r>
+        <w:rPr>
+          <w:rFonts w:cs="Arial"/>
+          <w:sz w:val="18"/>
+          <w:szCs w:val="18"/>
+        </w:rPr>
+        <w:t>{</w:t>
+      </w:r>
+      <w:proofErr w:type="spellStart"/>
+      <w:r>
+        <w:rPr>
+          <w:rFonts w:cs="Arial"/>
+          <w:sz w:val="18"/>
+          <w:szCs w:val="18"/>
+        </w:rPr>
+        <w:t>función_</w:t>
       </w:r>
       <w:r>
         <w:rPr>
@@ -465,6 +716,7 @@
         </w:rPr>
         <w:t>disparo_vecina_final</w:t>
       </w:r>
+      <w:proofErr w:type="spellEnd"/>
       <w:r>
         <w:rPr>
           <w:rFonts w:cs="Arial"/>
@@ -473,6 +725,7 @@
         </w:rPr>
         <w:t>}</w:t>
       </w:r>
+      <w:proofErr w:type="gramStart"/>
       <w:r>
         <w:rPr>
           <w:rFonts w:cs="Arial"/>
@@ -487,7 +740,16 @@
           <w:sz w:val="18"/>
           <w:szCs w:val="18"/>
         </w:rPr>
-        <w:t>”.</w:t>
+        <w:t>”</w:t>
+      </w:r>
+      <w:proofErr w:type="gramEnd"/>
+      <w:r>
+        <w:rPr>
+          <w:rFonts w:cs="Arial"/>
+          <w:sz w:val="18"/>
+          <w:szCs w:val="18"/>
+        </w:rPr>
+        <w:t>.</w:t>
       </w:r>
     </w:p>
     <w:p>
@@ -545,7 +807,43 @@
           <w:sz w:val="18"/>
           <w:szCs w:val="18"/>
         </w:rPr>
-        <w:t>{{ser_aperturado}} y {{ser_vecino}}</w:t>
+        <w:t>{{</w:t>
+      </w:r>
+      <w:proofErr w:type="spellStart"/>
+      <w:r>
+        <w:rPr>
+          <w:rFonts w:cs="Arial"/>
+          <w:sz w:val="18"/>
+          <w:szCs w:val="18"/>
+        </w:rPr>
+        <w:t>ser_aperturado</w:t>
+      </w:r>
+      <w:proofErr w:type="spellEnd"/>
+      <w:r>
+        <w:rPr>
+          <w:rFonts w:cs="Arial"/>
+          <w:sz w:val="18"/>
+          <w:szCs w:val="18"/>
+        </w:rPr>
+        <w:t>}} y {{</w:t>
+      </w:r>
+      <w:proofErr w:type="spellStart"/>
+      <w:r>
+        <w:rPr>
+          <w:rFonts w:cs="Arial"/>
+          <w:sz w:val="18"/>
+          <w:szCs w:val="18"/>
+        </w:rPr>
+        <w:t>ser_vecino</w:t>
+      </w:r>
+      <w:proofErr w:type="spellEnd"/>
+      <w:r>
+        <w:rPr>
+          <w:rFonts w:cs="Arial"/>
+          <w:sz w:val="18"/>
+          <w:szCs w:val="18"/>
+        </w:rPr>
+        <w:t>}}</w:t>
       </w:r>
     </w:p>
     <w:p>
@@ -564,7 +862,25 @@
           <w:sz w:val="18"/>
           <w:szCs w:val="18"/>
         </w:rPr>
-        <w:t>{{dia}} {{fecha}}</w:t>
+        <w:t>{{</w:t>
+      </w:r>
+      <w:proofErr w:type="spellStart"/>
+      <w:r>
+        <w:rPr>
+          <w:rFonts w:cs="Arial"/>
+          <w:sz w:val="18"/>
+          <w:szCs w:val="18"/>
+        </w:rPr>
+        <w:t>dia</w:t>
+      </w:r>
+      <w:proofErr w:type="spellEnd"/>
+      <w:r>
+        <w:rPr>
+          <w:rFonts w:cs="Arial"/>
+          <w:sz w:val="18"/>
+          <w:szCs w:val="18"/>
+        </w:rPr>
+        <w:t>}} {{fecha}}</w:t>
       </w:r>
     </w:p>
     <w:p>
@@ -587,8 +903,9 @@
           <w:sz w:val="18"/>
           <w:szCs w:val="18"/>
         </w:rPr>
-        <w:t>{{hora</w:t>
-      </w:r>
+        <w:t>{{</w:t>
+      </w:r>
+      <w:proofErr w:type="spellStart"/>
       <w:r>
         <w:rPr>
           <w:rFonts w:cs="Arial"/>
@@ -597,8 +914,19 @@
           <w:sz w:val="18"/>
           <w:szCs w:val="18"/>
         </w:rPr>
+        <w:t>hora</w:t>
+      </w:r>
+      <w:r>
+        <w:rPr>
+          <w:rFonts w:cs="Arial"/>
+          <w:bCs/>
+          <w:color w:val="000000" w:themeColor="text1"/>
+          <w:sz w:val="18"/>
+          <w:szCs w:val="18"/>
+        </w:rPr>
         <w:t>_vicos_disparo</w:t>
       </w:r>
+      <w:proofErr w:type="spellEnd"/>
       <w:r>
         <w:rPr>
           <w:rFonts w:cs="Arial"/>
@@ -659,6 +987,7 @@
           <w:szCs w:val="18"/>
         </w:rPr>
       </w:pPr>
+      <w:proofErr w:type="spellStart"/>
       <w:r>
         <w:rPr>
           <w:rFonts w:cs="Arial"/>
@@ -666,8 +995,9 @@
           <w:sz w:val="18"/>
           <w:szCs w:val="18"/>
         </w:rPr>
-        <w:t>Headway de trenes:</w:t>
-      </w:r>
+        <w:t>Headway</w:t>
+      </w:r>
+      <w:proofErr w:type="spellEnd"/>
       <w:r>
         <w:rPr>
           <w:rFonts w:cs="Arial"/>
@@ -675,6 +1005,15 @@
           <w:sz w:val="18"/>
           <w:szCs w:val="18"/>
         </w:rPr>
+        <w:t xml:space="preserve"> de trenes:</w:t>
+      </w:r>
+      <w:r>
+        <w:rPr>
+          <w:rFonts w:cs="Arial"/>
+          <w:b/>
+          <w:sz w:val="18"/>
+          <w:szCs w:val="18"/>
+        </w:rPr>
         <w:tab/>
       </w:r>
       <w:r>
@@ -702,7 +1041,27 @@
           <w:sz w:val="18"/>
           <w:szCs w:val="18"/>
         </w:rPr>
-        <w:t>{{tiempo_entre_trenes}}</w:t>
+        <w:t>{{</w:t>
+      </w:r>
+      <w:proofErr w:type="spellStart"/>
+      <w:r>
+        <w:rPr>
+          <w:rFonts w:cs="Arial"/>
+          <w:bCs/>
+          <w:sz w:val="18"/>
+          <w:szCs w:val="18"/>
+        </w:rPr>
+        <w:t>tiempo_entre_trenes</w:t>
+      </w:r>
+      <w:proofErr w:type="spellEnd"/>
+      <w:r>
+        <w:rPr>
+          <w:rFonts w:cs="Arial"/>
+          <w:bCs/>
+          <w:sz w:val="18"/>
+          <w:szCs w:val="18"/>
+        </w:rPr>
+        <w:t>}}</w:t>
       </w:r>
       <w:r>
         <w:rPr>
@@ -777,7 +1136,27 @@
           <w:sz w:val="18"/>
           <w:szCs w:val="18"/>
         </w:rPr>
-        <w:t>{{condicion_señales}}</w:t>
+        <w:t>{{</w:t>
+      </w:r>
+      <w:proofErr w:type="spellStart"/>
+      <w:r>
+        <w:rPr>
+          <w:rFonts w:cs="Arial"/>
+          <w:bCs/>
+          <w:sz w:val="18"/>
+          <w:szCs w:val="18"/>
+        </w:rPr>
+        <w:t>condicion_señales</w:t>
+      </w:r>
+      <w:proofErr w:type="spellEnd"/>
+      <w:r>
+        <w:rPr>
+          <w:rFonts w:cs="Arial"/>
+          <w:bCs/>
+          <w:sz w:val="18"/>
+          <w:szCs w:val="18"/>
+        </w:rPr>
+        <w:t>}}</w:t>
       </w:r>
     </w:p>
     <w:p>
@@ -821,7 +1200,25 @@
           <w:sz w:val="18"/>
           <w:szCs w:val="18"/>
         </w:rPr>
-        <w:t>{{operacion}}</w:t>
+        <w:t>{{</w:t>
+      </w:r>
+      <w:proofErr w:type="spellStart"/>
+      <w:r>
+        <w:rPr>
+          <w:rFonts w:cs="Arial"/>
+          <w:sz w:val="18"/>
+          <w:szCs w:val="18"/>
+        </w:rPr>
+        <w:t>operacion</w:t>
+      </w:r>
+      <w:proofErr w:type="spellEnd"/>
+      <w:r>
+        <w:rPr>
+          <w:rFonts w:cs="Arial"/>
+          <w:sz w:val="18"/>
+          <w:szCs w:val="18"/>
+        </w:rPr>
+        <w:t>}}</w:t>
       </w:r>
     </w:p>
     <w:p>
@@ -2619,119 +3016,6 @@
                 <w:szCs w:val="18"/>
               </w:rPr>
               <w:t>DESCRIPCIÓN DEL EVENTO</w:t>
-            </w:r>
-          </w:p>
-        </w:tc>
-      </w:tr>
-      <w:tr>
-        <w:trPr>
-          <w:tblHeader/>
-        </w:trPr>
-        <w:tc>
-          <w:tcPr>
-            <w:tcW w:w="2018" w:type="dxa"/>
-            <w:vAlign w:val="center"/>
-          </w:tcPr>
-          <w:p>
-            <w:pPr>
-              <w:pStyle w:val="Predeterminado"/>
-              <w:tabs>
-                <w:tab w:val="clear" w:pos="709"/>
-                <w:tab w:val="left" w:pos="426"/>
-                <w:tab w:val="left" w:pos="2835"/>
-                <w:tab w:val="left" w:pos="6659"/>
-                <w:tab w:val="left" w:pos="6839"/>
-              </w:tabs>
-              <w:jc w:val="center"/>
-              <w:rPr>
-                <w:rFonts w:ascii="Arial" w:hAnsi="Arial" w:cs="Arial"/>
-                <w:b/>
-                <w:color w:val="000000" w:themeColor="text1"/>
-                <w:sz w:val="18"/>
-                <w:szCs w:val="18"/>
-              </w:rPr>
-            </w:pPr>
-            <w:r>
-              <w:rPr>
-                <w:rFonts w:ascii="Arial" w:hAnsi="Arial" w:cs="Arial"/>
-                <w:b/>
-                <w:color w:val="000000" w:themeColor="text1"/>
-                <w:sz w:val="18"/>
-                <w:szCs w:val="18"/>
-              </w:rPr>
-              <w:t>{%tr for item in cronologia %}{{ item.hora }}</w:t>
-            </w:r>
-          </w:p>
-        </w:tc>
-        <w:tc>
-          <w:tcPr>
-            <w:tcW w:w="1678" w:type="dxa"/>
-            <w:vAlign w:val="center"/>
-          </w:tcPr>
-          <w:p>
-            <w:pPr>
-              <w:pStyle w:val="Predeterminado"/>
-              <w:tabs>
-                <w:tab w:val="clear" w:pos="709"/>
-                <w:tab w:val="left" w:pos="426"/>
-                <w:tab w:val="left" w:pos="2835"/>
-                <w:tab w:val="left" w:pos="6659"/>
-                <w:tab w:val="left" w:pos="6839"/>
-              </w:tabs>
-              <w:jc w:val="center"/>
-              <w:rPr>
-                <w:rFonts w:ascii="Arial" w:hAnsi="Arial" w:cs="Arial"/>
-                <w:b/>
-                <w:color w:val="000000" w:themeColor="text1"/>
-                <w:sz w:val="18"/>
-                <w:szCs w:val="18"/>
-              </w:rPr>
-            </w:pPr>
-            <w:r>
-              <w:rPr>
-                <w:rFonts w:ascii="Arial" w:hAnsi="Arial" w:cs="Arial"/>
-                <w:b/>
-                <w:color w:val="000000" w:themeColor="text1"/>
-                <w:sz w:val="18"/>
-                <w:szCs w:val="18"/>
-              </w:rPr>
-              <w:t>{{ item.ubicacion }}</w:t>
-            </w:r>
-          </w:p>
-        </w:tc>
-        <w:tc>
-          <w:tcPr>
-            <w:tcW w:w="4955" w:type="dxa"/>
-            <w:vAlign w:val="center"/>
-          </w:tcPr>
-          <w:p>
-            <w:pPr>
-              <w:pStyle w:val="Predeterminado"/>
-              <w:tabs>
-                <w:tab w:val="clear" w:pos="709"/>
-                <w:tab w:val="left" w:pos="426"/>
-                <w:tab w:val="left" w:pos="2835"/>
-                <w:tab w:val="left" w:pos="6659"/>
-                <w:tab w:val="left" w:pos="6839"/>
-              </w:tabs>
-              <w:jc w:val="center"/>
-              <w:rPr>
-                <w:rFonts w:ascii="Arial" w:hAnsi="Arial" w:cs="Arial"/>
-                <w:b/>
-                <w:color w:val="000000" w:themeColor="text1"/>
-                <w:sz w:val="18"/>
-                <w:szCs w:val="18"/>
-              </w:rPr>
-            </w:pPr>
-            <w:r>
-              <w:rPr>
-                <w:rFonts w:ascii="Arial" w:hAnsi="Arial" w:cs="Arial"/>
-                <w:b/>
-                <w:color w:val="000000" w:themeColor="text1"/>
-                <w:sz w:val="18"/>
-                <w:szCs w:val="18"/>
-              </w:rPr>
-              <w:t>{{ item.descripcion }}{%tr endfor %}</w:t>
             </w:r>
           </w:p>
         </w:tc>

--- a/plantilla_base.docx
+++ b/plantilla_base.docx
@@ -45,43 +45,7 @@
           <w:sz w:val="18"/>
           <w:szCs w:val="18"/>
         </w:rPr>
-        <w:t xml:space="preserve"> {{</w:t>
-      </w:r>
-      <w:proofErr w:type="spellStart"/>
-      <w:r>
-        <w:rPr>
-          <w:rFonts w:cs="Arial"/>
-          <w:sz w:val="18"/>
-          <w:szCs w:val="18"/>
-        </w:rPr>
-        <w:t>interruptor_aperturado</w:t>
-      </w:r>
-      <w:proofErr w:type="spellEnd"/>
-      <w:r>
-        <w:rPr>
-          <w:rFonts w:cs="Arial"/>
-          <w:sz w:val="18"/>
-          <w:szCs w:val="18"/>
-        </w:rPr>
-        <w:t>}} Y {{</w:t>
-      </w:r>
-      <w:proofErr w:type="spellStart"/>
-      <w:r>
-        <w:rPr>
-          <w:rFonts w:cs="Arial"/>
-          <w:sz w:val="18"/>
-          <w:szCs w:val="18"/>
-        </w:rPr>
-        <w:t>interruptor_vecino</w:t>
-      </w:r>
-      <w:proofErr w:type="spellEnd"/>
-      <w:r>
-        <w:rPr>
-          <w:rFonts w:cs="Arial"/>
-          <w:sz w:val="18"/>
-          <w:szCs w:val="18"/>
-        </w:rPr>
-        <w:t>}}</w:t>
+        <w:t xml:space="preserve"> {{interruptor_aperturado}} Y {{interruptor_vecino}}</w:t>
       </w:r>
     </w:p>
     <w:p>
@@ -101,25 +65,7 @@
           <w:sz w:val="18"/>
           <w:szCs w:val="18"/>
         </w:rPr>
-        <w:t xml:space="preserve">El presente informe tiene como objetivo dar a conocer los detalles del evento de apertura de los interruptores con </w:t>
-      </w:r>
-      <w:proofErr w:type="spellStart"/>
-      <w:r>
-        <w:rPr>
-          <w:rFonts w:cs="Arial"/>
-          <w:sz w:val="18"/>
-          <w:szCs w:val="18"/>
-        </w:rPr>
-        <w:t>recierre</w:t>
-      </w:r>
-      <w:proofErr w:type="spellEnd"/>
-      <w:r>
-        <w:rPr>
-          <w:rFonts w:cs="Arial"/>
-          <w:sz w:val="18"/>
-          <w:szCs w:val="18"/>
-        </w:rPr>
-        <w:t xml:space="preserve"> en las celdas DC:</w:t>
+        <w:t>El presente informe tiene como objetivo dar a conocer los detalles del evento de apertura de los interruptores con recierre en las celdas DC:</w:t>
       </w:r>
     </w:p>
     <w:p>
@@ -156,9 +102,8 @@
           <w:sz w:val="18"/>
           <w:szCs w:val="18"/>
         </w:rPr>
-        <w:t>{{</w:t>
-      </w:r>
-      <w:proofErr w:type="spellStart"/>
+        <w:t>{{alimentador_</w:t>
+      </w:r>
       <w:r>
         <w:rPr>
           <w:rFonts w:cs="Arial"/>
@@ -167,7 +112,7 @@
           <w:sz w:val="18"/>
           <w:szCs w:val="18"/>
         </w:rPr>
-        <w:t>alimentador_</w:t>
+        <w:t>ser_</w:t>
       </w:r>
       <w:r>
         <w:rPr>
@@ -177,7 +122,152 @@
           <w:sz w:val="18"/>
           <w:szCs w:val="18"/>
         </w:rPr>
-        <w:t>ser_</w:t>
+        <w:t xml:space="preserve">aperturado}} </w:t>
+      </w:r>
+      <w:r>
+        <w:rPr>
+          <w:rFonts w:cs="Arial"/>
+          <w:sz w:val="18"/>
+          <w:szCs w:val="18"/>
+        </w:rPr>
+        <w:t xml:space="preserve">en el sistema SCADA VICOS RSC por función </w:t>
+      </w:r>
+      <w:r>
+        <w:rPr>
+          <w:rFonts w:cs="Arial"/>
+          <w:sz w:val="18"/>
+          <w:szCs w:val="18"/>
+        </w:rPr>
+        <w:t>“</w:t>
+      </w:r>
+      <w:r>
+        <w:rPr>
+          <w:rFonts w:cs="Arial"/>
+          <w:sz w:val="18"/>
+          <w:szCs w:val="18"/>
+        </w:rPr>
+        <w:t xml:space="preserve"> </w:t>
+      </w:r>
+      <w:r>
+        <w:rPr>
+          <w:rFonts w:cs="Arial"/>
+          <w:sz w:val="18"/>
+          <w:szCs w:val="18"/>
+        </w:rPr>
+        <w:t>{{funci</w:t>
+      </w:r>
+      <w:r>
+        <w:rPr>
+          <w:rFonts w:cs="Arial"/>
+          <w:sz w:val="18"/>
+          <w:szCs w:val="18"/>
+        </w:rPr>
+        <w:t>o</w:t>
+      </w:r>
+      <w:r>
+        <w:rPr>
+          <w:rFonts w:cs="Arial"/>
+          <w:sz w:val="18"/>
+          <w:szCs w:val="18"/>
+        </w:rPr>
+        <w:t>n_disparo_inicial}}</w:t>
+      </w:r>
+      <w:r>
+        <w:rPr>
+          <w:rFonts w:cs="Arial"/>
+          <w:sz w:val="18"/>
+          <w:szCs w:val="18"/>
+        </w:rPr>
+        <w:t xml:space="preserve"> </w:t>
+      </w:r>
+      <w:r>
+        <w:rPr>
+          <w:rFonts w:cs="Arial"/>
+          <w:b/>
+          <w:sz w:val="18"/>
+          <w:szCs w:val="18"/>
+        </w:rPr>
+        <w:t>”</w:t>
+      </w:r>
+      <w:r>
+        <w:rPr>
+          <w:rFonts w:cs="Arial"/>
+          <w:sz w:val="18"/>
+          <w:szCs w:val="18"/>
+        </w:rPr>
+        <w:t xml:space="preserve"> y </w:t>
+      </w:r>
+      <w:r>
+        <w:rPr>
+          <w:rFonts w:cs="Arial"/>
+          <w:sz w:val="18"/>
+          <w:szCs w:val="18"/>
+        </w:rPr>
+        <w:t>por actuación del relé S</w:t>
+      </w:r>
+      <w:r>
+        <w:rPr>
+          <w:rFonts w:cs="Arial"/>
+          <w:sz w:val="18"/>
+          <w:szCs w:val="18"/>
+        </w:rPr>
+        <w:t>itras</w:t>
+      </w:r>
+      <w:r>
+        <w:rPr>
+          <w:rFonts w:cs="Arial"/>
+          <w:sz w:val="18"/>
+          <w:szCs w:val="18"/>
+        </w:rPr>
+        <w:t xml:space="preserve"> PRO por función </w:t>
+      </w:r>
+      <w:r>
+        <w:rPr>
+          <w:rFonts w:cs="Arial"/>
+          <w:sz w:val="18"/>
+          <w:szCs w:val="18"/>
+        </w:rPr>
+        <w:t>“</w:t>
+      </w:r>
+      <w:r>
+        <w:rPr>
+          <w:rFonts w:cs="Arial"/>
+          <w:sz w:val="18"/>
+          <w:szCs w:val="18"/>
+        </w:rPr>
+        <w:t xml:space="preserve"> </w:t>
+      </w:r>
+      <w:r>
+        <w:rPr>
+          <w:rFonts w:cs="Arial"/>
+          <w:sz w:val="18"/>
+          <w:szCs w:val="18"/>
+        </w:rPr>
+        <w:t>{{funci</w:t>
+      </w:r>
+      <w:r>
+        <w:rPr>
+          <w:rFonts w:cs="Arial"/>
+          <w:sz w:val="18"/>
+          <w:szCs w:val="18"/>
+        </w:rPr>
+        <w:t>o</w:t>
+      </w:r>
+      <w:r>
+        <w:rPr>
+          <w:rFonts w:cs="Arial"/>
+          <w:sz w:val="18"/>
+          <w:szCs w:val="18"/>
+        </w:rPr>
+        <w:t>n_disparo_final}}</w:t>
+      </w:r>
+      <w:r>
+        <w:rPr>
+          <w:rFonts w:cs="Arial"/>
+          <w:sz w:val="18"/>
+          <w:szCs w:val="18"/>
+        </w:rPr>
+        <w:t xml:space="preserve"> </w:t>
       </w:r>
       <w:r>
         <w:rPr>
@@ -187,260 +277,8 @@
           <w:sz w:val="18"/>
           <w:szCs w:val="18"/>
         </w:rPr>
-        <w:t>aperturado</w:t>
-      </w:r>
-      <w:proofErr w:type="spellEnd"/>
-      <w:r>
-        <w:rPr>
-          <w:rFonts w:cs="Arial"/>
-          <w:b/>
-          <w:bCs/>
-          <w:sz w:val="18"/>
-          <w:szCs w:val="18"/>
-        </w:rPr>
-        <w:t xml:space="preserve">}} </w:t>
-      </w:r>
-      <w:r>
-        <w:rPr>
-          <w:rFonts w:cs="Arial"/>
-          <w:sz w:val="18"/>
-          <w:szCs w:val="18"/>
-        </w:rPr>
-        <w:t xml:space="preserve">en el sistema SCADA VICOS RSC por función </w:t>
-      </w:r>
-      <w:proofErr w:type="gramStart"/>
-      <w:r>
-        <w:rPr>
-          <w:rFonts w:cs="Arial"/>
-          <w:sz w:val="18"/>
-          <w:szCs w:val="18"/>
-        </w:rPr>
-        <w:t>“</w:t>
-      </w:r>
-      <w:r>
-        <w:rPr>
-          <w:rFonts w:cs="Arial"/>
-          <w:sz w:val="18"/>
-          <w:szCs w:val="18"/>
-        </w:rPr>
-        <w:t xml:space="preserve"> </w:t>
-      </w:r>
-      <w:r>
-        <w:rPr>
-          <w:rFonts w:cs="Arial"/>
-          <w:sz w:val="18"/>
-          <w:szCs w:val="18"/>
-        </w:rPr>
-        <w:t>{</w:t>
-      </w:r>
-      <w:proofErr w:type="gramEnd"/>
-      <w:r>
-        <w:rPr>
-          <w:rFonts w:cs="Arial"/>
-          <w:sz w:val="18"/>
-          <w:szCs w:val="18"/>
-        </w:rPr>
-        <w:t>{</w:t>
-      </w:r>
-      <w:proofErr w:type="spellStart"/>
-      <w:r>
-        <w:rPr>
-          <w:rFonts w:cs="Arial"/>
-          <w:sz w:val="18"/>
-          <w:szCs w:val="18"/>
-        </w:rPr>
-        <w:t>funci</w:t>
-      </w:r>
-      <w:r>
-        <w:rPr>
-          <w:rFonts w:cs="Arial"/>
-          <w:sz w:val="18"/>
-          <w:szCs w:val="18"/>
-        </w:rPr>
-        <w:t>o</w:t>
-      </w:r>
-      <w:r>
-        <w:rPr>
-          <w:rFonts w:cs="Arial"/>
-          <w:sz w:val="18"/>
-          <w:szCs w:val="18"/>
-        </w:rPr>
-        <w:t>n_disparo_inicial</w:t>
-      </w:r>
-      <w:proofErr w:type="spellEnd"/>
-      <w:r>
-        <w:rPr>
-          <w:rFonts w:cs="Arial"/>
-          <w:sz w:val="18"/>
-          <w:szCs w:val="18"/>
-        </w:rPr>
-        <w:t>}</w:t>
-      </w:r>
-      <w:proofErr w:type="gramStart"/>
-      <w:r>
-        <w:rPr>
-          <w:rFonts w:cs="Arial"/>
-          <w:sz w:val="18"/>
-          <w:szCs w:val="18"/>
-        </w:rPr>
-        <w:t>}</w:t>
-      </w:r>
-      <w:r>
-        <w:rPr>
-          <w:rFonts w:cs="Arial"/>
-          <w:sz w:val="18"/>
-          <w:szCs w:val="18"/>
-        </w:rPr>
-        <w:t xml:space="preserve"> </w:t>
-      </w:r>
-      <w:r>
-        <w:rPr>
-          <w:rFonts w:cs="Arial"/>
-          <w:b/>
-          <w:sz w:val="18"/>
-          <w:szCs w:val="18"/>
-        </w:rPr>
         <w:t>”</w:t>
       </w:r>
-      <w:proofErr w:type="gramEnd"/>
-      <w:r>
-        <w:rPr>
-          <w:rFonts w:cs="Arial"/>
-          <w:sz w:val="18"/>
-          <w:szCs w:val="18"/>
-        </w:rPr>
-        <w:t xml:space="preserve"> y </w:t>
-      </w:r>
-      <w:r>
-        <w:rPr>
-          <w:rFonts w:cs="Arial"/>
-          <w:sz w:val="18"/>
-          <w:szCs w:val="18"/>
-        </w:rPr>
-        <w:t xml:space="preserve">por actuación del relé </w:t>
-      </w:r>
-      <w:proofErr w:type="spellStart"/>
-      <w:r>
-        <w:rPr>
-          <w:rFonts w:cs="Arial"/>
-          <w:sz w:val="18"/>
-          <w:szCs w:val="18"/>
-        </w:rPr>
-        <w:t>S</w:t>
-      </w:r>
-      <w:r>
-        <w:rPr>
-          <w:rFonts w:cs="Arial"/>
-          <w:sz w:val="18"/>
-          <w:szCs w:val="18"/>
-        </w:rPr>
-        <w:t>itras</w:t>
-      </w:r>
-      <w:proofErr w:type="spellEnd"/>
-      <w:r>
-        <w:rPr>
-          <w:rFonts w:cs="Arial"/>
-          <w:sz w:val="18"/>
-          <w:szCs w:val="18"/>
-        </w:rPr>
-        <w:t xml:space="preserve"> PRO por función </w:t>
-      </w:r>
-      <w:proofErr w:type="gramStart"/>
-      <w:r>
-        <w:rPr>
-          <w:rFonts w:cs="Arial"/>
-          <w:sz w:val="18"/>
-          <w:szCs w:val="18"/>
-        </w:rPr>
-        <w:t>“</w:t>
-      </w:r>
-      <w:r>
-        <w:rPr>
-          <w:rFonts w:cs="Arial"/>
-          <w:sz w:val="18"/>
-          <w:szCs w:val="18"/>
-        </w:rPr>
-        <w:t xml:space="preserve"> </w:t>
-      </w:r>
-      <w:r>
-        <w:rPr>
-          <w:rFonts w:cs="Arial"/>
-          <w:sz w:val="18"/>
-          <w:szCs w:val="18"/>
-        </w:rPr>
-        <w:t>{</w:t>
-      </w:r>
-      <w:proofErr w:type="gramEnd"/>
-      <w:r>
-        <w:rPr>
-          <w:rFonts w:cs="Arial"/>
-          <w:sz w:val="18"/>
-          <w:szCs w:val="18"/>
-        </w:rPr>
-        <w:t>{</w:t>
-      </w:r>
-      <w:proofErr w:type="spellStart"/>
-      <w:r>
-        <w:rPr>
-          <w:rFonts w:cs="Arial"/>
-          <w:sz w:val="18"/>
-          <w:szCs w:val="18"/>
-        </w:rPr>
-        <w:t>funci</w:t>
-      </w:r>
-      <w:r>
-        <w:rPr>
-          <w:rFonts w:cs="Arial"/>
-          <w:sz w:val="18"/>
-          <w:szCs w:val="18"/>
-        </w:rPr>
-        <w:t>o</w:t>
-      </w:r>
-      <w:r>
-        <w:rPr>
-          <w:rFonts w:cs="Arial"/>
-          <w:sz w:val="18"/>
-          <w:szCs w:val="18"/>
-        </w:rPr>
-        <w:t>n_disparo_final</w:t>
-      </w:r>
-      <w:proofErr w:type="spellEnd"/>
-      <w:r>
-        <w:rPr>
-          <w:rFonts w:cs="Arial"/>
-          <w:sz w:val="18"/>
-          <w:szCs w:val="18"/>
-        </w:rPr>
-        <w:t>}</w:t>
-      </w:r>
-      <w:proofErr w:type="gramStart"/>
-      <w:r>
-        <w:rPr>
-          <w:rFonts w:cs="Arial"/>
-          <w:sz w:val="18"/>
-          <w:szCs w:val="18"/>
-        </w:rPr>
-        <w:t>}</w:t>
-      </w:r>
-      <w:r>
-        <w:rPr>
-          <w:rFonts w:cs="Arial"/>
-          <w:sz w:val="18"/>
-          <w:szCs w:val="18"/>
-        </w:rPr>
-        <w:t xml:space="preserve"> </w:t>
-      </w:r>
-      <w:r>
-        <w:rPr>
-          <w:rFonts w:cs="Arial"/>
-          <w:b/>
-          <w:bCs/>
-          <w:sz w:val="18"/>
-          <w:szCs w:val="18"/>
-        </w:rPr>
-        <w:t>”</w:t>
-      </w:r>
-      <w:proofErr w:type="gramEnd"/>
     </w:p>
     <w:p>
       <w:pPr>
@@ -467,9 +305,8 @@
           <w:sz w:val="18"/>
           <w:szCs w:val="18"/>
         </w:rPr>
-        <w:t>{{</w:t>
-      </w:r>
-      <w:proofErr w:type="spellStart"/>
+        <w:t>{{alimentador_</w:t>
+      </w:r>
       <w:r>
         <w:rPr>
           <w:rFonts w:cs="Arial"/>
@@ -478,7 +315,7 @@
           <w:sz w:val="18"/>
           <w:szCs w:val="18"/>
         </w:rPr>
-        <w:t>alimentador_</w:t>
+        <w:t>ser_</w:t>
       </w:r>
       <w:r>
         <w:rPr>
@@ -488,7 +325,7 @@
           <w:sz w:val="18"/>
           <w:szCs w:val="18"/>
         </w:rPr>
-        <w:t>ser_</w:t>
+        <w:t>vecino}}</w:t>
       </w:r>
       <w:r>
         <w:rPr>
@@ -498,9 +335,32 @@
           <w:sz w:val="18"/>
           <w:szCs w:val="18"/>
         </w:rPr>
-        <w:t>vecino</w:t>
-      </w:r>
-      <w:proofErr w:type="spellEnd"/>
+        <w:t xml:space="preserve"> </w:t>
+      </w:r>
+      <w:r>
+        <w:rPr>
+          <w:rFonts w:cs="Arial"/>
+          <w:sz w:val="18"/>
+          <w:szCs w:val="18"/>
+        </w:rPr>
+        <w:t>en el sistema SCADA_VICOS RSC por función</w:t>
+      </w:r>
+      <w:r>
+        <w:rPr>
+          <w:rFonts w:cs="Arial"/>
+          <w:sz w:val="18"/>
+          <w:szCs w:val="18"/>
+        </w:rPr>
+        <w:t xml:space="preserve"> </w:t>
+      </w:r>
+      <w:r>
+        <w:rPr>
+          <w:rFonts w:cs="Arial"/>
+          <w:sz w:val="18"/>
+          <w:szCs w:val="18"/>
+        </w:rPr>
+        <w:t>“</w:t>
+      </w:r>
       <w:r>
         <w:rPr>
           <w:rFonts w:cs="Arial"/>
@@ -509,102 +369,7 @@
           <w:sz w:val="18"/>
           <w:szCs w:val="18"/>
         </w:rPr>
-        <w:t>}}</w:t>
-      </w:r>
-      <w:r>
-        <w:rPr>
-          <w:rFonts w:cs="Arial"/>
-          <w:b/>
-          <w:bCs/>
-          <w:sz w:val="18"/>
-          <w:szCs w:val="18"/>
-        </w:rPr>
-        <w:t xml:space="preserve"> </w:t>
-      </w:r>
-      <w:r>
-        <w:rPr>
-          <w:rFonts w:cs="Arial"/>
-          <w:sz w:val="18"/>
-          <w:szCs w:val="18"/>
-        </w:rPr>
-        <w:t>en el sistema SCADA_VICOS RSC por función</w:t>
-      </w:r>
-      <w:r>
-        <w:rPr>
-          <w:rFonts w:cs="Arial"/>
-          <w:sz w:val="18"/>
-          <w:szCs w:val="18"/>
-        </w:rPr>
-        <w:t xml:space="preserve"> </w:t>
-      </w:r>
-      <w:proofErr w:type="gramStart"/>
-      <w:r>
-        <w:rPr>
-          <w:rFonts w:cs="Arial"/>
-          <w:sz w:val="18"/>
-          <w:szCs w:val="18"/>
-        </w:rPr>
-        <w:t>“</w:t>
-      </w:r>
-      <w:r>
-        <w:rPr>
-          <w:rFonts w:cs="Arial"/>
-          <w:sz w:val="18"/>
-          <w:szCs w:val="18"/>
-        </w:rPr>
-        <w:t xml:space="preserve"> </w:t>
-      </w:r>
-      <w:r>
-        <w:rPr>
-          <w:rFonts w:cs="Arial"/>
-          <w:sz w:val="18"/>
-          <w:szCs w:val="18"/>
-        </w:rPr>
-        <w:t>{</w:t>
-      </w:r>
-      <w:proofErr w:type="gramEnd"/>
-      <w:r>
-        <w:rPr>
-          <w:rFonts w:cs="Arial"/>
-          <w:sz w:val="18"/>
-          <w:szCs w:val="18"/>
-        </w:rPr>
-        <w:t>{</w:t>
-      </w:r>
-      <w:proofErr w:type="spellStart"/>
-      <w:r>
-        <w:rPr>
-          <w:rFonts w:cs="Arial"/>
-          <w:sz w:val="18"/>
-          <w:szCs w:val="18"/>
-        </w:rPr>
-        <w:t>función_disparo_vecina_inicial</w:t>
-      </w:r>
-      <w:proofErr w:type="spellEnd"/>
-      <w:r>
-        <w:rPr>
-          <w:rFonts w:cs="Arial"/>
-          <w:sz w:val="18"/>
-          <w:szCs w:val="18"/>
-        </w:rPr>
-        <w:t>}</w:t>
-      </w:r>
-      <w:proofErr w:type="gramStart"/>
-      <w:r>
-        <w:rPr>
-          <w:rFonts w:cs="Arial"/>
-          <w:sz w:val="18"/>
-          <w:szCs w:val="18"/>
-        </w:rPr>
-        <w:t>}</w:t>
-      </w:r>
-      <w:r>
-        <w:rPr>
-          <w:rFonts w:cs="Arial"/>
-          <w:sz w:val="18"/>
-          <w:szCs w:val="18"/>
-        </w:rPr>
-        <w:t xml:space="preserve"> </w:t>
+        <w:t>Disparo por S/E vecina</w:t>
       </w:r>
       <w:r>
         <w:rPr>
@@ -614,7 +379,6 @@
         </w:rPr>
         <w:t>”</w:t>
       </w:r>
-      <w:proofErr w:type="gramEnd"/>
       <w:r>
         <w:rPr>
           <w:rFonts w:cs="Arial"/>
@@ -629,16 +393,7 @@
           <w:sz w:val="18"/>
           <w:szCs w:val="18"/>
         </w:rPr>
-        <w:t xml:space="preserve">por actuación del relé </w:t>
-      </w:r>
-      <w:proofErr w:type="spellStart"/>
-      <w:r>
-        <w:rPr>
-          <w:rFonts w:cs="Arial"/>
-          <w:sz w:val="18"/>
-          <w:szCs w:val="18"/>
-        </w:rPr>
-        <w:t>S</w:t>
+        <w:t>por actuación del relé S</w:t>
       </w:r>
       <w:r>
         <w:rPr>
@@ -648,7 +403,6 @@
         </w:rPr>
         <w:t>itras</w:t>
       </w:r>
-      <w:proofErr w:type="spellEnd"/>
       <w:r>
         <w:rPr>
           <w:rFonts w:cs="Arial"/>
@@ -663,93 +417,23 @@
           <w:sz w:val="18"/>
           <w:szCs w:val="18"/>
         </w:rPr>
-        <w:t xml:space="preserve"> </w:t>
-      </w:r>
-      <w:proofErr w:type="gramStart"/>
-      <w:r>
-        <w:rPr>
-          <w:rFonts w:cs="Arial"/>
-          <w:sz w:val="18"/>
-          <w:szCs w:val="18"/>
-        </w:rPr>
-        <w:t>“</w:t>
-      </w:r>
-      <w:r>
-        <w:rPr>
-          <w:rFonts w:cs="Arial"/>
-          <w:sz w:val="18"/>
-          <w:szCs w:val="18"/>
-        </w:rPr>
-        <w:t xml:space="preserve"> </w:t>
-      </w:r>
-      <w:r>
-        <w:rPr>
-          <w:rFonts w:cs="Arial"/>
-          <w:sz w:val="18"/>
-          <w:szCs w:val="18"/>
-        </w:rPr>
-        <w:t>{</w:t>
-      </w:r>
-      <w:proofErr w:type="gramEnd"/>
-      <w:r>
-        <w:rPr>
-          <w:rFonts w:cs="Arial"/>
-          <w:sz w:val="18"/>
-          <w:szCs w:val="18"/>
-        </w:rPr>
-        <w:t>{</w:t>
-      </w:r>
-      <w:proofErr w:type="spellStart"/>
-      <w:r>
-        <w:rPr>
-          <w:rFonts w:cs="Arial"/>
-          <w:sz w:val="18"/>
-          <w:szCs w:val="18"/>
-        </w:rPr>
-        <w:t>función_</w:t>
-      </w:r>
-      <w:r>
-        <w:rPr>
-          <w:rFonts w:cs="Arial"/>
-          <w:sz w:val="18"/>
-          <w:szCs w:val="18"/>
-        </w:rPr>
-        <w:t>disparo_vecina_final</w:t>
-      </w:r>
-      <w:proofErr w:type="spellEnd"/>
-      <w:r>
-        <w:rPr>
-          <w:rFonts w:cs="Arial"/>
-          <w:sz w:val="18"/>
-          <w:szCs w:val="18"/>
-        </w:rPr>
-        <w:t>}</w:t>
-      </w:r>
-      <w:proofErr w:type="gramStart"/>
-      <w:r>
-        <w:rPr>
-          <w:rFonts w:cs="Arial"/>
-          <w:sz w:val="18"/>
-          <w:szCs w:val="18"/>
-        </w:rPr>
-        <w:t xml:space="preserve">} </w:t>
-      </w:r>
-      <w:r>
-        <w:rPr>
-          <w:rFonts w:cs="Arial"/>
-          <w:sz w:val="18"/>
-          <w:szCs w:val="18"/>
-        </w:rPr>
-        <w:t>”</w:t>
-      </w:r>
-      <w:proofErr w:type="gramEnd"/>
-      <w:r>
-        <w:rPr>
-          <w:rFonts w:cs="Arial"/>
-          <w:sz w:val="18"/>
-          <w:szCs w:val="18"/>
-        </w:rPr>
-        <w:t>.</w:t>
+        <w:t xml:space="preserve"> “</w:t>
+      </w:r>
+      <w:r>
+        <w:rPr>
+          <w:rFonts w:cs="Arial"/>
+          <w:sz w:val="18"/>
+          <w:szCs w:val="18"/>
+        </w:rPr>
+        <w:t>Arrastre desde SSEE colateral activo</w:t>
+      </w:r>
+      <w:r>
+        <w:rPr>
+          <w:rFonts w:cs="Arial"/>
+          <w:sz w:val="18"/>
+          <w:szCs w:val="18"/>
+        </w:rPr>
+        <w:t>”.</w:t>
       </w:r>
     </w:p>
     <w:p>
@@ -807,43 +491,7 @@
           <w:sz w:val="18"/>
           <w:szCs w:val="18"/>
         </w:rPr>
-        <w:t>{{</w:t>
-      </w:r>
-      <w:proofErr w:type="spellStart"/>
-      <w:r>
-        <w:rPr>
-          <w:rFonts w:cs="Arial"/>
-          <w:sz w:val="18"/>
-          <w:szCs w:val="18"/>
-        </w:rPr>
-        <w:t>ser_aperturado</w:t>
-      </w:r>
-      <w:proofErr w:type="spellEnd"/>
-      <w:r>
-        <w:rPr>
-          <w:rFonts w:cs="Arial"/>
-          <w:sz w:val="18"/>
-          <w:szCs w:val="18"/>
-        </w:rPr>
-        <w:t>}} y {{</w:t>
-      </w:r>
-      <w:proofErr w:type="spellStart"/>
-      <w:r>
-        <w:rPr>
-          <w:rFonts w:cs="Arial"/>
-          <w:sz w:val="18"/>
-          <w:szCs w:val="18"/>
-        </w:rPr>
-        <w:t>ser_vecino</w:t>
-      </w:r>
-      <w:proofErr w:type="spellEnd"/>
-      <w:r>
-        <w:rPr>
-          <w:rFonts w:cs="Arial"/>
-          <w:sz w:val="18"/>
-          <w:szCs w:val="18"/>
-        </w:rPr>
-        <w:t>}}</w:t>
+        <w:t>{{ser_aperturado}} y {{ser_vecino}}</w:t>
       </w:r>
     </w:p>
     <w:p>
@@ -862,25 +510,7 @@
           <w:sz w:val="18"/>
           <w:szCs w:val="18"/>
         </w:rPr>
-        <w:t>{{</w:t>
-      </w:r>
-      <w:proofErr w:type="spellStart"/>
-      <w:r>
-        <w:rPr>
-          <w:rFonts w:cs="Arial"/>
-          <w:sz w:val="18"/>
-          <w:szCs w:val="18"/>
-        </w:rPr>
-        <w:t>dia</w:t>
-      </w:r>
-      <w:proofErr w:type="spellEnd"/>
-      <w:r>
-        <w:rPr>
-          <w:rFonts w:cs="Arial"/>
-          <w:sz w:val="18"/>
-          <w:szCs w:val="18"/>
-        </w:rPr>
-        <w:t>}} {{fecha}}</w:t>
+        <w:t>{{dia}} {{fecha}}</w:t>
       </w:r>
     </w:p>
     <w:p>
@@ -903,9 +533,8 @@
           <w:sz w:val="18"/>
           <w:szCs w:val="18"/>
         </w:rPr>
-        <w:t>{{</w:t>
-      </w:r>
-      <w:proofErr w:type="spellStart"/>
+        <w:t>{{hora</w:t>
+      </w:r>
       <w:r>
         <w:rPr>
           <w:rFonts w:cs="Arial"/>
@@ -914,19 +543,8 @@
           <w:sz w:val="18"/>
           <w:szCs w:val="18"/>
         </w:rPr>
-        <w:t>hora</w:t>
-      </w:r>
-      <w:r>
-        <w:rPr>
-          <w:rFonts w:cs="Arial"/>
-          <w:bCs/>
-          <w:color w:val="000000" w:themeColor="text1"/>
-          <w:sz w:val="18"/>
-          <w:szCs w:val="18"/>
-        </w:rPr>
         <w:t>_vicos_disparo</w:t>
       </w:r>
-      <w:proofErr w:type="spellEnd"/>
       <w:r>
         <w:rPr>
           <w:rFonts w:cs="Arial"/>
@@ -987,7 +605,6 @@
           <w:szCs w:val="18"/>
         </w:rPr>
       </w:pPr>
-      <w:proofErr w:type="spellStart"/>
       <w:r>
         <w:rPr>
           <w:rFonts w:cs="Arial"/>
@@ -995,9 +612,8 @@
           <w:sz w:val="18"/>
           <w:szCs w:val="18"/>
         </w:rPr>
-        <w:t>Headway</w:t>
-      </w:r>
-      <w:proofErr w:type="spellEnd"/>
+        <w:t>Headway de trenes:</w:t>
+      </w:r>
       <w:r>
         <w:rPr>
           <w:rFonts w:cs="Arial"/>
@@ -1005,7 +621,7 @@
           <w:sz w:val="18"/>
           <w:szCs w:val="18"/>
         </w:rPr>
-        <w:t xml:space="preserve"> de trenes:</w:t>
+        <w:tab/>
       </w:r>
       <w:r>
         <w:rPr>
@@ -1028,40 +644,11 @@
       <w:r>
         <w:rPr>
           <w:rFonts w:cs="Arial"/>
-          <w:b/>
-          <w:sz w:val="18"/>
-          <w:szCs w:val="18"/>
-        </w:rPr>
-        <w:tab/>
-      </w:r>
-      <w:r>
-        <w:rPr>
-          <w:rFonts w:cs="Arial"/>
           <w:bCs/>
           <w:sz w:val="18"/>
           <w:szCs w:val="18"/>
         </w:rPr>
-        <w:t>{{</w:t>
-      </w:r>
-      <w:proofErr w:type="spellStart"/>
-      <w:r>
-        <w:rPr>
-          <w:rFonts w:cs="Arial"/>
-          <w:bCs/>
-          <w:sz w:val="18"/>
-          <w:szCs w:val="18"/>
-        </w:rPr>
-        <w:t>tiempo_entre_trenes</w:t>
-      </w:r>
-      <w:proofErr w:type="spellEnd"/>
-      <w:r>
-        <w:rPr>
-          <w:rFonts w:cs="Arial"/>
-          <w:bCs/>
-          <w:sz w:val="18"/>
-          <w:szCs w:val="18"/>
-        </w:rPr>
-        <w:t>}}</w:t>
+        <w:t>{{tiempo_entre_trenes}}</w:t>
       </w:r>
       <w:r>
         <w:rPr>
@@ -1136,27 +723,7 @@
           <w:sz w:val="18"/>
           <w:szCs w:val="18"/>
         </w:rPr>
-        <w:t>{{</w:t>
-      </w:r>
-      <w:proofErr w:type="spellStart"/>
-      <w:r>
-        <w:rPr>
-          <w:rFonts w:cs="Arial"/>
-          <w:bCs/>
-          <w:sz w:val="18"/>
-          <w:szCs w:val="18"/>
-        </w:rPr>
-        <w:t>condicion_señales</w:t>
-      </w:r>
-      <w:proofErr w:type="spellEnd"/>
-      <w:r>
-        <w:rPr>
-          <w:rFonts w:cs="Arial"/>
-          <w:bCs/>
-          <w:sz w:val="18"/>
-          <w:szCs w:val="18"/>
-        </w:rPr>
-        <w:t>}}</w:t>
+        <w:t>{{condicion_señales}}</w:t>
       </w:r>
     </w:p>
     <w:p>
@@ -1200,25 +767,7 @@
           <w:sz w:val="18"/>
           <w:szCs w:val="18"/>
         </w:rPr>
-        <w:t>{{</w:t>
-      </w:r>
-      <w:proofErr w:type="spellStart"/>
-      <w:r>
-        <w:rPr>
-          <w:rFonts w:cs="Arial"/>
-          <w:sz w:val="18"/>
-          <w:szCs w:val="18"/>
-        </w:rPr>
-        <w:t>operacion</w:t>
-      </w:r>
-      <w:proofErr w:type="spellEnd"/>
-      <w:r>
-        <w:rPr>
-          <w:rFonts w:cs="Arial"/>
-          <w:sz w:val="18"/>
-          <w:szCs w:val="18"/>
-        </w:rPr>
-        <w:t>}}</w:t>
+        <w:t>{{operacion}}</w:t>
       </w:r>
     </w:p>
     <w:p>
@@ -4993,6 +4542,7 @@
   <w:style w:type="character" w:default="1" w:styleId="Fuentedeprrafopredeter">
     <w:name w:val="Default Paragraph Font"/>
     <w:uiPriority w:val="1"/>
+    <w:semiHidden/>
     <w:unhideWhenUsed/>
   </w:style>
   <w:style w:type="table" w:default="1" w:styleId="Tablanormal">

--- a/plantilla_base.docx
+++ b/plantilla_base.docx
@@ -45,7 +45,43 @@
           <w:sz w:val="18"/>
           <w:szCs w:val="18"/>
         </w:rPr>
-        <w:t xml:space="preserve"> {{interruptor_aperturado}} Y {{interruptor_vecino}}</w:t>
+        <w:t xml:space="preserve"> {{</w:t>
+      </w:r>
+      <w:proofErr w:type="spellStart"/>
+      <w:r>
+        <w:rPr>
+          <w:rFonts w:cs="Arial"/>
+          <w:sz w:val="18"/>
+          <w:szCs w:val="18"/>
+        </w:rPr>
+        <w:t>interruptor_aperturado</w:t>
+      </w:r>
+      <w:proofErr w:type="spellEnd"/>
+      <w:r>
+        <w:rPr>
+          <w:rFonts w:cs="Arial"/>
+          <w:sz w:val="18"/>
+          <w:szCs w:val="18"/>
+        </w:rPr>
+        <w:t>}} Y {{</w:t>
+      </w:r>
+      <w:proofErr w:type="spellStart"/>
+      <w:r>
+        <w:rPr>
+          <w:rFonts w:cs="Arial"/>
+          <w:sz w:val="18"/>
+          <w:szCs w:val="18"/>
+        </w:rPr>
+        <w:t>interruptor_vecino</w:t>
+      </w:r>
+      <w:proofErr w:type="spellEnd"/>
+      <w:r>
+        <w:rPr>
+          <w:rFonts w:cs="Arial"/>
+          <w:sz w:val="18"/>
+          <w:szCs w:val="18"/>
+        </w:rPr>
+        <w:t>}}</w:t>
       </w:r>
     </w:p>
     <w:p>
@@ -65,7 +101,25 @@
           <w:sz w:val="18"/>
           <w:szCs w:val="18"/>
         </w:rPr>
-        <w:t>El presente informe tiene como objetivo dar a conocer los detalles del evento de apertura de los interruptores con recierre en las celdas DC:</w:t>
+        <w:t xml:space="preserve">El presente informe tiene como objetivo dar a conocer los detalles del evento de apertura de los interruptores con </w:t>
+      </w:r>
+      <w:proofErr w:type="spellStart"/>
+      <w:r>
+        <w:rPr>
+          <w:rFonts w:cs="Arial"/>
+          <w:sz w:val="18"/>
+          <w:szCs w:val="18"/>
+        </w:rPr>
+        <w:t>recierre</w:t>
+      </w:r>
+      <w:proofErr w:type="spellEnd"/>
+      <w:r>
+        <w:rPr>
+          <w:rFonts w:cs="Arial"/>
+          <w:sz w:val="18"/>
+          <w:szCs w:val="18"/>
+        </w:rPr>
+        <w:t xml:space="preserve"> en las celdas DC:</w:t>
       </w:r>
     </w:p>
     <w:p>
@@ -102,8 +156,9 @@
           <w:sz w:val="18"/>
           <w:szCs w:val="18"/>
         </w:rPr>
-        <w:t>{{alimentador_</w:t>
-      </w:r>
+        <w:t>{{</w:t>
+      </w:r>
+      <w:proofErr w:type="spellStart"/>
       <w:r>
         <w:rPr>
           <w:rFonts w:cs="Arial"/>
@@ -112,7 +167,7 @@
           <w:sz w:val="18"/>
           <w:szCs w:val="18"/>
         </w:rPr>
-        <w:t>ser_</w:t>
+        <w:t>alimentador_</w:t>
       </w:r>
       <w:r>
         <w:rPr>
@@ -122,7 +177,28 @@
           <w:sz w:val="18"/>
           <w:szCs w:val="18"/>
         </w:rPr>
-        <w:t xml:space="preserve">aperturado}} </w:t>
+        <w:t>ser_</w:t>
+      </w:r>
+      <w:r>
+        <w:rPr>
+          <w:rFonts w:cs="Arial"/>
+          <w:b/>
+          <w:bCs/>
+          <w:sz w:val="18"/>
+          <w:szCs w:val="18"/>
+        </w:rPr>
+        <w:t>aperturado</w:t>
+      </w:r>
+      <w:proofErr w:type="spellEnd"/>
+      <w:r>
+        <w:rPr>
+          <w:rFonts w:cs="Arial"/>
+          <w:b/>
+          <w:bCs/>
+          <w:sz w:val="18"/>
+          <w:szCs w:val="18"/>
+        </w:rPr>
+        <w:t xml:space="preserve">}} </w:t>
       </w:r>
       <w:r>
         <w:rPr>
@@ -154,7 +230,16 @@
           <w:sz w:val="18"/>
           <w:szCs w:val="18"/>
         </w:rPr>
-        <w:t>{{funci</w:t>
+        <w:t>{{</w:t>
+      </w:r>
+      <w:proofErr w:type="spellStart"/>
+      <w:r>
+        <w:rPr>
+          <w:rFonts w:cs="Arial"/>
+          <w:sz w:val="18"/>
+          <w:szCs w:val="18"/>
+        </w:rPr>
+        <w:t>funci</w:t>
       </w:r>
       <w:r>
         <w:rPr>
@@ -170,7 +255,16 @@
           <w:sz w:val="18"/>
           <w:szCs w:val="18"/>
         </w:rPr>
-        <w:t>n_disparo_inicial}}</w:t>
+        <w:t>n_disparo_inicial</w:t>
+      </w:r>
+      <w:proofErr w:type="spellEnd"/>
+      <w:r>
+        <w:rPr>
+          <w:rFonts w:cs="Arial"/>
+          <w:sz w:val="18"/>
+          <w:szCs w:val="18"/>
+        </w:rPr>
+        <w:t>}}</w:t>
       </w:r>
       <w:r>
         <w:rPr>
@@ -203,7 +297,16 @@
           <w:sz w:val="18"/>
           <w:szCs w:val="18"/>
         </w:rPr>
-        <w:t>por actuación del relé S</w:t>
+        <w:t xml:space="preserve">por actuación del relé </w:t>
+      </w:r>
+      <w:proofErr w:type="spellStart"/>
+      <w:r>
+        <w:rPr>
+          <w:rFonts w:cs="Arial"/>
+          <w:sz w:val="18"/>
+          <w:szCs w:val="18"/>
+        </w:rPr>
+        <w:t>S</w:t>
       </w:r>
       <w:r>
         <w:rPr>
@@ -213,6 +316,7 @@
         </w:rPr>
         <w:t>itras</w:t>
       </w:r>
+      <w:proofErr w:type="spellEnd"/>
       <w:r>
         <w:rPr>
           <w:rFonts w:cs="Arial"/>
@@ -243,7 +347,16 @@
           <w:sz w:val="18"/>
           <w:szCs w:val="18"/>
         </w:rPr>
-        <w:t>{{funci</w:t>
+        <w:t>{{</w:t>
+      </w:r>
+      <w:proofErr w:type="spellStart"/>
+      <w:r>
+        <w:rPr>
+          <w:rFonts w:cs="Arial"/>
+          <w:sz w:val="18"/>
+          <w:szCs w:val="18"/>
+        </w:rPr>
+        <w:t>funci</w:t>
       </w:r>
       <w:r>
         <w:rPr>
@@ -259,7 +372,16 @@
           <w:sz w:val="18"/>
           <w:szCs w:val="18"/>
         </w:rPr>
-        <w:t>n_disparo_final}}</w:t>
+        <w:t>n_disparo_final</w:t>
+      </w:r>
+      <w:proofErr w:type="spellEnd"/>
+      <w:r>
+        <w:rPr>
+          <w:rFonts w:cs="Arial"/>
+          <w:sz w:val="18"/>
+          <w:szCs w:val="18"/>
+        </w:rPr>
+        <w:t>}}</w:t>
       </w:r>
       <w:r>
         <w:rPr>
@@ -305,8 +427,9 @@
           <w:sz w:val="18"/>
           <w:szCs w:val="18"/>
         </w:rPr>
-        <w:t>{{alimentador_</w:t>
-      </w:r>
+        <w:t>{{</w:t>
+      </w:r>
+      <w:proofErr w:type="spellStart"/>
       <w:r>
         <w:rPr>
           <w:rFonts w:cs="Arial"/>
@@ -315,7 +438,7 @@
           <w:sz w:val="18"/>
           <w:szCs w:val="18"/>
         </w:rPr>
-        <w:t>ser_</w:t>
+        <w:t>alimentador_</w:t>
       </w:r>
       <w:r>
         <w:rPr>
@@ -325,7 +448,7 @@
           <w:sz w:val="18"/>
           <w:szCs w:val="18"/>
         </w:rPr>
-        <w:t>vecino}}</w:t>
+        <w:t>ser_</w:t>
       </w:r>
       <w:r>
         <w:rPr>
@@ -335,32 +458,9 @@
           <w:sz w:val="18"/>
           <w:szCs w:val="18"/>
         </w:rPr>
-        <w:t xml:space="preserve"> </w:t>
-      </w:r>
-      <w:r>
-        <w:rPr>
-          <w:rFonts w:cs="Arial"/>
-          <w:sz w:val="18"/>
-          <w:szCs w:val="18"/>
-        </w:rPr>
-        <w:t>en el sistema SCADA_VICOS RSC por función</w:t>
-      </w:r>
-      <w:r>
-        <w:rPr>
-          <w:rFonts w:cs="Arial"/>
-          <w:sz w:val="18"/>
-          <w:szCs w:val="18"/>
-        </w:rPr>
-        <w:t xml:space="preserve"> </w:t>
-      </w:r>
-      <w:r>
-        <w:rPr>
-          <w:rFonts w:cs="Arial"/>
-          <w:sz w:val="18"/>
-          <w:szCs w:val="18"/>
-        </w:rPr>
-        <w:t>“</w:t>
-      </w:r>
+        <w:t>vecino</w:t>
+      </w:r>
+      <w:proofErr w:type="spellEnd"/>
       <w:r>
         <w:rPr>
           <w:rFonts w:cs="Arial"/>
@@ -369,6 +469,50 @@
           <w:sz w:val="18"/>
           <w:szCs w:val="18"/>
         </w:rPr>
+        <w:t>}}</w:t>
+      </w:r>
+      <w:r>
+        <w:rPr>
+          <w:rFonts w:cs="Arial"/>
+          <w:b/>
+          <w:bCs/>
+          <w:sz w:val="18"/>
+          <w:szCs w:val="18"/>
+        </w:rPr>
+        <w:t xml:space="preserve"> </w:t>
+      </w:r>
+      <w:r>
+        <w:rPr>
+          <w:rFonts w:cs="Arial"/>
+          <w:sz w:val="18"/>
+          <w:szCs w:val="18"/>
+        </w:rPr>
+        <w:t>en el sistema SCADA_VICOS RSC por función</w:t>
+      </w:r>
+      <w:r>
+        <w:rPr>
+          <w:rFonts w:cs="Arial"/>
+          <w:sz w:val="18"/>
+          <w:szCs w:val="18"/>
+        </w:rPr>
+        <w:t xml:space="preserve"> </w:t>
+      </w:r>
+      <w:r>
+        <w:rPr>
+          <w:rFonts w:cs="Arial"/>
+          <w:sz w:val="18"/>
+          <w:szCs w:val="18"/>
+        </w:rPr>
+        <w:t>“</w:t>
+      </w:r>
+      <w:r>
+        <w:rPr>
+          <w:rFonts w:cs="Arial"/>
+          <w:b/>
+          <w:bCs/>
+          <w:sz w:val="18"/>
+          <w:szCs w:val="18"/>
+        </w:rPr>
         <w:t>Disparo por S/E vecina</w:t>
       </w:r>
       <w:r>
@@ -393,7 +537,16 @@
           <w:sz w:val="18"/>
           <w:szCs w:val="18"/>
         </w:rPr>
-        <w:t>por actuación del relé S</w:t>
+        <w:t xml:space="preserve">por actuación del relé </w:t>
+      </w:r>
+      <w:proofErr w:type="spellStart"/>
+      <w:r>
+        <w:rPr>
+          <w:rFonts w:cs="Arial"/>
+          <w:sz w:val="18"/>
+          <w:szCs w:val="18"/>
+        </w:rPr>
+        <w:t>S</w:t>
       </w:r>
       <w:r>
         <w:rPr>
@@ -403,6 +556,7 @@
         </w:rPr>
         <w:t>itras</w:t>
       </w:r>
+      <w:proofErr w:type="spellEnd"/>
       <w:r>
         <w:rPr>
           <w:rFonts w:cs="Arial"/>
@@ -422,6 +576,8 @@
       <w:r>
         <w:rPr>
           <w:rFonts w:cs="Arial"/>
+          <w:b/>
+          <w:bCs/>
           <w:sz w:val="18"/>
           <w:szCs w:val="18"/>
         </w:rPr>
@@ -491,7 +647,43 @@
           <w:sz w:val="18"/>
           <w:szCs w:val="18"/>
         </w:rPr>
-        <w:t>{{ser_aperturado}} y {{ser_vecino}}</w:t>
+        <w:t>{{</w:t>
+      </w:r>
+      <w:proofErr w:type="spellStart"/>
+      <w:r>
+        <w:rPr>
+          <w:rFonts w:cs="Arial"/>
+          <w:sz w:val="18"/>
+          <w:szCs w:val="18"/>
+        </w:rPr>
+        <w:t>ser_aperturado</w:t>
+      </w:r>
+      <w:proofErr w:type="spellEnd"/>
+      <w:r>
+        <w:rPr>
+          <w:rFonts w:cs="Arial"/>
+          <w:sz w:val="18"/>
+          <w:szCs w:val="18"/>
+        </w:rPr>
+        <w:t>}} y {{</w:t>
+      </w:r>
+      <w:proofErr w:type="spellStart"/>
+      <w:r>
+        <w:rPr>
+          <w:rFonts w:cs="Arial"/>
+          <w:sz w:val="18"/>
+          <w:szCs w:val="18"/>
+        </w:rPr>
+        <w:t>ser_vecino</w:t>
+      </w:r>
+      <w:proofErr w:type="spellEnd"/>
+      <w:r>
+        <w:rPr>
+          <w:rFonts w:cs="Arial"/>
+          <w:sz w:val="18"/>
+          <w:szCs w:val="18"/>
+        </w:rPr>
+        <w:t>}}</w:t>
       </w:r>
     </w:p>
     <w:p>
@@ -510,7 +702,25 @@
           <w:sz w:val="18"/>
           <w:szCs w:val="18"/>
         </w:rPr>
-        <w:t>{{dia}} {{fecha}}</w:t>
+        <w:t>{{</w:t>
+      </w:r>
+      <w:proofErr w:type="spellStart"/>
+      <w:r>
+        <w:rPr>
+          <w:rFonts w:cs="Arial"/>
+          <w:sz w:val="18"/>
+          <w:szCs w:val="18"/>
+        </w:rPr>
+        <w:t>dia</w:t>
+      </w:r>
+      <w:proofErr w:type="spellEnd"/>
+      <w:r>
+        <w:rPr>
+          <w:rFonts w:cs="Arial"/>
+          <w:sz w:val="18"/>
+          <w:szCs w:val="18"/>
+        </w:rPr>
+        <w:t>}} {{fecha}}</w:t>
       </w:r>
     </w:p>
     <w:p>
@@ -533,8 +743,9 @@
           <w:sz w:val="18"/>
           <w:szCs w:val="18"/>
         </w:rPr>
-        <w:t>{{hora</w:t>
-      </w:r>
+        <w:t>{{</w:t>
+      </w:r>
+      <w:proofErr w:type="spellStart"/>
       <w:r>
         <w:rPr>
           <w:rFonts w:cs="Arial"/>
@@ -543,8 +754,19 @@
           <w:sz w:val="18"/>
           <w:szCs w:val="18"/>
         </w:rPr>
+        <w:t>hora</w:t>
+      </w:r>
+      <w:r>
+        <w:rPr>
+          <w:rFonts w:cs="Arial"/>
+          <w:bCs/>
+          <w:color w:val="000000" w:themeColor="text1"/>
+          <w:sz w:val="18"/>
+          <w:szCs w:val="18"/>
+        </w:rPr>
         <w:t>_vicos_disparo</w:t>
       </w:r>
+      <w:proofErr w:type="spellEnd"/>
       <w:r>
         <w:rPr>
           <w:rFonts w:cs="Arial"/>
@@ -605,6 +827,7 @@
           <w:szCs w:val="18"/>
         </w:rPr>
       </w:pPr>
+      <w:proofErr w:type="spellStart"/>
       <w:r>
         <w:rPr>
           <w:rFonts w:cs="Arial"/>
@@ -612,8 +835,9 @@
           <w:sz w:val="18"/>
           <w:szCs w:val="18"/>
         </w:rPr>
-        <w:t>Headway de trenes:</w:t>
-      </w:r>
+        <w:t>Headway</w:t>
+      </w:r>
+      <w:proofErr w:type="spellEnd"/>
       <w:r>
         <w:rPr>
           <w:rFonts w:cs="Arial"/>
@@ -621,6 +845,15 @@
           <w:sz w:val="18"/>
           <w:szCs w:val="18"/>
         </w:rPr>
+        <w:t xml:space="preserve"> de trenes:</w:t>
+      </w:r>
+      <w:r>
+        <w:rPr>
+          <w:rFonts w:cs="Arial"/>
+          <w:b/>
+          <w:sz w:val="18"/>
+          <w:szCs w:val="18"/>
+        </w:rPr>
         <w:tab/>
       </w:r>
       <w:r>
@@ -648,7 +881,27 @@
           <w:sz w:val="18"/>
           <w:szCs w:val="18"/>
         </w:rPr>
-        <w:t>{{tiempo_entre_trenes}}</w:t>
+        <w:t>{{</w:t>
+      </w:r>
+      <w:proofErr w:type="spellStart"/>
+      <w:r>
+        <w:rPr>
+          <w:rFonts w:cs="Arial"/>
+          <w:bCs/>
+          <w:sz w:val="18"/>
+          <w:szCs w:val="18"/>
+        </w:rPr>
+        <w:t>tiempo_entre_trenes</w:t>
+      </w:r>
+      <w:proofErr w:type="spellEnd"/>
+      <w:r>
+        <w:rPr>
+          <w:rFonts w:cs="Arial"/>
+          <w:bCs/>
+          <w:sz w:val="18"/>
+          <w:szCs w:val="18"/>
+        </w:rPr>
+        <w:t>}}</w:t>
       </w:r>
       <w:r>
         <w:rPr>
@@ -723,7 +976,36 @@
           <w:sz w:val="18"/>
           <w:szCs w:val="18"/>
         </w:rPr>
-        <w:t>{{condicion_señales}}</w:t>
+        <w:t>{{</w:t>
+      </w:r>
+      <w:proofErr w:type="spellStart"/>
+      <w:r>
+        <w:rPr>
+          <w:rFonts w:cs="Arial"/>
+          <w:bCs/>
+          <w:sz w:val="18"/>
+          <w:szCs w:val="18"/>
+        </w:rPr>
+        <w:t>condicion_</w:t>
+      </w:r>
+      <w:r>
+        <w:rPr>
+          <w:rFonts w:cs="Arial"/>
+          <w:bCs/>
+          <w:sz w:val="18"/>
+          <w:szCs w:val="18"/>
+        </w:rPr>
+        <w:t>sen</w:t>
+      </w:r>
+      <w:proofErr w:type="spellEnd"/>
+      <w:r>
+        <w:rPr>
+          <w:rFonts w:cs="Arial"/>
+          <w:bCs/>
+          <w:sz w:val="18"/>
+          <w:szCs w:val="18"/>
+        </w:rPr>
+        <w:t>}}</w:t>
       </w:r>
     </w:p>
     <w:p>
@@ -767,7 +1049,25 @@
           <w:sz w:val="18"/>
           <w:szCs w:val="18"/>
         </w:rPr>
-        <w:t>{{operacion}}</w:t>
+        <w:t>{{</w:t>
+      </w:r>
+      <w:proofErr w:type="spellStart"/>
+      <w:r>
+        <w:rPr>
+          <w:rFonts w:cs="Arial"/>
+          <w:sz w:val="18"/>
+          <w:szCs w:val="18"/>
+        </w:rPr>
+        <w:t>operacion</w:t>
+      </w:r>
+      <w:proofErr w:type="spellEnd"/>
+      <w:r>
+        <w:rPr>
+          <w:rFonts w:cs="Arial"/>
+          <w:sz w:val="18"/>
+          <w:szCs w:val="18"/>
+        </w:rPr>
+        <w:t>}}</w:t>
       </w:r>
     </w:p>
     <w:p>

--- a/plantilla_base.docx
+++ b/plantilla_base.docx
@@ -208,6 +208,7 @@
         </w:rPr>
         <w:t xml:space="preserve">en el sistema SCADA VICOS RSC por función </w:t>
       </w:r>
+      <w:proofErr w:type="gramStart"/>
       <w:r>
         <w:rPr>
           <w:rFonts w:cs="Arial"/>
@@ -230,7 +231,16 @@
           <w:sz w:val="18"/>
           <w:szCs w:val="18"/>
         </w:rPr>
-        <w:t>{{</w:t>
+        <w:t>{</w:t>
+      </w:r>
+      <w:proofErr w:type="gramEnd"/>
+      <w:r>
+        <w:rPr>
+          <w:rFonts w:cs="Arial"/>
+          <w:sz w:val="18"/>
+          <w:szCs w:val="18"/>
+        </w:rPr>
+        <w:t>{</w:t>
       </w:r>
       <w:proofErr w:type="spellStart"/>
       <w:r>
@@ -264,7 +274,16 @@
           <w:sz w:val="18"/>
           <w:szCs w:val="18"/>
         </w:rPr>
-        <w:t>}}</w:t>
+        <w:t>}</w:t>
+      </w:r>
+      <w:proofErr w:type="gramStart"/>
+      <w:r>
+        <w:rPr>
+          <w:rFonts w:cs="Arial"/>
+          <w:sz w:val="18"/>
+          <w:szCs w:val="18"/>
+        </w:rPr>
+        <w:t>}</w:t>
       </w:r>
       <w:r>
         <w:rPr>
@@ -283,6 +302,7 @@
         </w:rPr>
         <w:t>”</w:t>
       </w:r>
+      <w:proofErr w:type="gramEnd"/>
       <w:r>
         <w:rPr>
           <w:rFonts w:cs="Arial"/>
@@ -325,6 +345,7 @@
         </w:rPr>
         <w:t xml:space="preserve"> PRO por función </w:t>
       </w:r>
+      <w:proofErr w:type="gramStart"/>
       <w:r>
         <w:rPr>
           <w:rFonts w:cs="Arial"/>
@@ -347,7 +368,16 @@
           <w:sz w:val="18"/>
           <w:szCs w:val="18"/>
         </w:rPr>
-        <w:t>{{</w:t>
+        <w:t>{</w:t>
+      </w:r>
+      <w:proofErr w:type="gramEnd"/>
+      <w:r>
+        <w:rPr>
+          <w:rFonts w:cs="Arial"/>
+          <w:sz w:val="18"/>
+          <w:szCs w:val="18"/>
+        </w:rPr>
+        <w:t>{</w:t>
       </w:r>
       <w:proofErr w:type="spellStart"/>
       <w:r>
@@ -381,7 +411,16 @@
           <w:sz w:val="18"/>
           <w:szCs w:val="18"/>
         </w:rPr>
-        <w:t>}}</w:t>
+        <w:t>}</w:t>
+      </w:r>
+      <w:proofErr w:type="gramStart"/>
+      <w:r>
+        <w:rPr>
+          <w:rFonts w:cs="Arial"/>
+          <w:sz w:val="18"/>
+          <w:szCs w:val="18"/>
+        </w:rPr>
+        <w:t>}</w:t>
       </w:r>
       <w:r>
         <w:rPr>
@@ -401,6 +440,7 @@
         </w:rPr>
         <w:t>”</w:t>
       </w:r>
+      <w:proofErr w:type="gramEnd"/>
     </w:p>
     <w:p>
       <w:pPr>
@@ -996,6 +1036,15 @@
           <w:szCs w:val="18"/>
         </w:rPr>
         <w:t>sen</w:t>
+      </w:r>
+      <w:r>
+        <w:rPr>
+          <w:rFonts w:cs="Arial"/>
+          <w:bCs/>
+          <w:sz w:val="18"/>
+          <w:szCs w:val="18"/>
+        </w:rPr>
+        <w:t>ales</w:t>
       </w:r>
       <w:proofErr w:type="spellEnd"/>
       <w:r>

--- a/plantilla_base.docx
+++ b/plantilla_base.docx
@@ -3048,6 +3048,84 @@
     <w:p>
       <w:pPr>
         <w:ind w:left="708" w:hanging="708"/>
+      </w:pPr>
+    </w:p>
+    <w:p>
+      <w:pPr>
+        <w:ind w:left="708" w:hanging="708"/>
+      </w:pPr>
+    </w:p>
+    <w:p>
+      <w:pPr>
+        <w:ind w:left="708" w:hanging="708"/>
+        <w:jc w:val="center"/>
+      </w:pPr>
+      <w:proofErr w:type="gramStart"/>
+      <w:r>
+        <w:t xml:space="preserve">{{ </w:t>
+      </w:r>
+      <w:proofErr w:type="spellStart"/>
+      <w:r>
+        <w:t>anexo</w:t>
+      </w:r>
+      <w:proofErr w:type="gramEnd"/>
+      <w:r>
+        <w:t>_</w:t>
+      </w:r>
+      <w:proofErr w:type="gramStart"/>
+      <w:r>
+        <w:t>sitras</w:t>
+      </w:r>
+      <w:proofErr w:type="spellEnd"/>
+      <w:r>
+        <w:t xml:space="preserve"> }</w:t>
+      </w:r>
+      <w:proofErr w:type="gramEnd"/>
+      <w:r>
+        <w:t>}</w:t>
+      </w:r>
+    </w:p>
+    <w:p>
+      <w:pPr>
+        <w:spacing w:before="0" w:after="0" w:line="240" w:lineRule="auto"/>
+        <w:jc w:val="center"/>
+        <w:rPr>
+          <w:noProof/>
+          <w:sz w:val="18"/>
+          <w:szCs w:val="18"/>
+        </w:rPr>
+      </w:pPr>
+      <w:r>
+        <w:rPr>
+          <w:b/>
+          <w:bCs/>
+          <w:noProof/>
+          <w:sz w:val="18"/>
+          <w:szCs w:val="18"/>
+        </w:rPr>
+        <w:t>Figura 3.</w:t>
+      </w:r>
+      <w:r>
+        <w:rPr>
+          <w:noProof/>
+          <w:sz w:val="18"/>
+          <w:szCs w:val="18"/>
+        </w:rPr>
+        <w:t xml:space="preserve"> Registro de eventos del relé Sitras PRO del </w:t>
+      </w:r>
+      <w:r>
+        <w:rPr>
+          <w:noProof/>
+          <w:sz w:val="18"/>
+          <w:szCs w:val="18"/>
+        </w:rPr>
+        <w:t>{{alimentador}} {{ser}}</w:t>
+      </w:r>
+    </w:p>
+    <w:p>
+      <w:pPr>
+        <w:ind w:left="708" w:hanging="708"/>
+        <w:jc w:val="center"/>
       </w:pPr>
     </w:p>
     <w:sectPr>

--- a/plantilla_base.docx
+++ b/plantilla_base.docx
@@ -3060,29 +3060,16 @@
         <w:ind w:left="708" w:hanging="708"/>
         <w:jc w:val="center"/>
       </w:pPr>
-      <w:proofErr w:type="gramStart"/>
-      <w:r>
-        <w:t xml:space="preserve">{{ </w:t>
+      <w:r>
+        <w:t>{{</w:t>
       </w:r>
       <w:proofErr w:type="spellStart"/>
       <w:r>
-        <w:t>anexo</w:t>
-      </w:r>
-      <w:proofErr w:type="gramEnd"/>
-      <w:r>
-        <w:t>_</w:t>
-      </w:r>
-      <w:proofErr w:type="gramStart"/>
-      <w:r>
-        <w:t>sitras</w:t>
+        <w:t>anexo_sitras</w:t>
       </w:r>
       <w:proofErr w:type="spellEnd"/>
       <w:r>
-        <w:t xml:space="preserve"> }</w:t>
-      </w:r>
-      <w:proofErr w:type="gramEnd"/>
-      <w:r>
-        <w:t>}</w:t>
+        <w:t>}}</w:t>
       </w:r>
     </w:p>
     <w:p>
